--- a/submission/jbao14A3-report.docx
+++ b/submission/jbao14A3-report.docx
@@ -3845,7 +3845,708 @@
           <w:b/>
           <w:sz w:val="24"/>
         </w:rPr>
-        <w:t>9. Deployment</w:t>
+        <w:t>9. Interface Storyboard</w:t>
+      </w:r>
+    </w:p>
+    <w:p>
+      <w:pPr>
+        <w:spacing w:after="160"/>
+      </w:pPr>
+      <w:r>
+        <w:rPr>
+          <w:rFonts w:ascii="Arial" w:hAnsi="Arial" w:cs="Arial" w:eastAsia="Microsoft YaHei"/>
+          <w:i w:val="0"/>
+          <w:sz w:val="24"/>
+        </w:rPr>
+        <w:t>Before the two websites were built, the seven screens were storyboarded on the template supplied with the unit: one page per screen, with the layout sketched, the interface text listed, and the media noted. The storyboard is submitted alongside this report (storyboard-giving-coast.docx) and is reproduced in summary below.</w:t>
+      </w:r>
+    </w:p>
+    <w:p>
+      <w:pPr>
+        <w:spacing w:after="160"/>
+      </w:pPr>
+      <w:r>
+        <w:rPr>
+          <w:rFonts w:ascii="Arial" w:hAnsi="Arial" w:cs="Arial" w:eastAsia="Microsoft YaHei"/>
+          <w:i w:val="0"/>
+          <w:sz w:val="24"/>
+        </w:rPr>
+        <w:t>Each page of the storyboard carries the same four frames - GRAPHICS, TEXT, AUDIO/VIDEO and NOTES - over the five-row table required by the template (Description, Content, Interactions, Media Creation, Navigation). The seven screens are the four public pages and the three staff pages:</w:t>
+      </w:r>
+    </w:p>
+    <w:p>
+      <w:pPr>
+        <w:keepNext/>
+        <w:spacing w:before="120" w:after="60"/>
+      </w:pPr>
+      <w:r>
+        <w:rPr>
+          <w:rFonts w:ascii="Arial" w:hAnsi="Arial" w:cs="Arial" w:eastAsia="Microsoft YaHei"/>
+          <w:i/>
+          <w:sz w:val="20"/>
+        </w:rPr>
+        <w:t>Table 5 - The seven screens, and the endpoint each one depends on.</w:t>
+      </w:r>
+    </w:p>
+    <w:tbl>
+      <w:tblPr>
+        <w:tblStyle w:val="TableGrid"/>
+        <w:tblW w:type="auto" w:w="0"/>
+        <w:jc w:val="center"/>
+        <w:tblLayout w:type="fixed"/>
+        <w:tblLook w:firstColumn="1" w:firstRow="1" w:lastColumn="0" w:lastRow="0" w:noHBand="0" w:noVBand="1" w:val="04A0"/>
+        <w:tblLayout w:type="fixed"/>
+      </w:tblPr>
+      <w:tblGrid>
+        <w:gridCol w:w="779"/>
+        <w:gridCol w:w="1891"/>
+        <w:gridCol w:w="4005"/>
+        <w:gridCol w:w="2225"/>
+      </w:tblGrid>
+      <w:tr>
+        <w:tc>
+          <w:tcPr>
+            <w:tcW w:type="dxa" w:w="779"/>
+            <w:shd w:val="clear" w:color="auto" w:fill="E8EEF4"/>
+          </w:tcPr>
+          <w:p>
+            <w:pPr>
+              <w:spacing w:line="240" w:lineRule="auto" w:after="40"/>
+            </w:pPr>
+            <w:r/>
+            <w:r>
+              <w:rPr>
+                <w:rFonts w:ascii="Arial" w:hAnsi="Arial" w:cs="Arial" w:eastAsia="Microsoft YaHei"/>
+                <w:b/>
+                <w:sz w:val="19"/>
+              </w:rPr>
+              <w:t>Screen</w:t>
+            </w:r>
+          </w:p>
+        </w:tc>
+        <w:tc>
+          <w:tcPr>
+            <w:tcW w:type="dxa" w:w="1891"/>
+            <w:shd w:val="clear" w:color="auto" w:fill="E8EEF4"/>
+          </w:tcPr>
+          <w:p>
+            <w:pPr>
+              <w:spacing w:line="240" w:lineRule="auto" w:after="40"/>
+            </w:pPr>
+            <w:r/>
+            <w:r>
+              <w:rPr>
+                <w:rFonts w:ascii="Arial" w:hAnsi="Arial" w:cs="Arial" w:eastAsia="Microsoft YaHei"/>
+                <w:b/>
+                <w:sz w:val="19"/>
+              </w:rPr>
+              <w:t>Page</w:t>
+            </w:r>
+          </w:p>
+        </w:tc>
+        <w:tc>
+          <w:tcPr>
+            <w:tcW w:type="dxa" w:w="4005"/>
+            <w:shd w:val="clear" w:color="auto" w:fill="E8EEF4"/>
+          </w:tcPr>
+          <w:p>
+            <w:pPr>
+              <w:spacing w:line="240" w:lineRule="auto" w:after="40"/>
+            </w:pPr>
+            <w:r/>
+            <w:r>
+              <w:rPr>
+                <w:rFonts w:ascii="Arial" w:hAnsi="Arial" w:cs="Arial" w:eastAsia="Microsoft YaHei"/>
+                <w:b/>
+                <w:sz w:val="19"/>
+              </w:rPr>
+              <w:t>What it has to do</w:t>
+            </w:r>
+          </w:p>
+        </w:tc>
+        <w:tc>
+          <w:tcPr>
+            <w:tcW w:type="dxa" w:w="2225"/>
+            <w:shd w:val="clear" w:color="auto" w:fill="E8EEF4"/>
+          </w:tcPr>
+          <w:p>
+            <w:pPr>
+              <w:spacing w:line="240" w:lineRule="auto" w:after="40"/>
+            </w:pPr>
+            <w:r/>
+            <w:r>
+              <w:rPr>
+                <w:rFonts w:ascii="Arial" w:hAnsi="Arial" w:cs="Arial" w:eastAsia="Microsoft YaHei"/>
+                <w:b/>
+                <w:sz w:val="19"/>
+              </w:rPr>
+              <w:t>Calls</w:t>
+            </w:r>
+          </w:p>
+        </w:tc>
+      </w:tr>
+      <w:tr>
+        <w:tc>
+          <w:tcPr>
+            <w:tcW w:type="dxa" w:w="779"/>
+          </w:tcPr>
+          <w:p>
+            <w:pPr>
+              <w:spacing w:line="240" w:lineRule="auto" w:after="40"/>
+            </w:pPr>
+            <w:r/>
+            <w:r>
+              <w:rPr>
+                <w:rFonts w:ascii="Arial" w:hAnsi="Arial" w:cs="Arial" w:eastAsia="Microsoft YaHei"/>
+                <w:sz w:val="19"/>
+              </w:rPr>
+              <w:t>S1</w:t>
+            </w:r>
+          </w:p>
+        </w:tc>
+        <w:tc>
+          <w:tcPr>
+            <w:tcW w:type="dxa" w:w="1891"/>
+          </w:tcPr>
+          <w:p>
+            <w:pPr>
+              <w:spacing w:line="240" w:lineRule="auto" w:after="40"/>
+            </w:pPr>
+            <w:r/>
+            <w:r>
+              <w:rPr>
+                <w:rFonts w:ascii="Arial" w:hAnsi="Arial" w:cs="Arial" w:eastAsia="Microsoft YaHei"/>
+                <w:sz w:val="19"/>
+              </w:rPr>
+              <w:t>Home</w:t>
+            </w:r>
+          </w:p>
+        </w:tc>
+        <w:tc>
+          <w:tcPr>
+            <w:tcW w:type="dxa" w:w="4005"/>
+          </w:tcPr>
+          <w:p>
+            <w:pPr>
+              <w:spacing w:line="240" w:lineRule="auto" w:after="40"/>
+            </w:pPr>
+            <w:r/>
+            <w:r>
+              <w:rPr>
+                <w:rFonts w:ascii="Arial" w:hAnsi="Arial" w:cs="Arial" w:eastAsia="Microsoft YaHei"/>
+                <w:sz w:val="19"/>
+              </w:rPr>
+              <w:t>Make a visitor want to attend, and reach an event in one click</w:t>
+            </w:r>
+          </w:p>
+        </w:tc>
+        <w:tc>
+          <w:tcPr>
+            <w:tcW w:type="dxa" w:w="2225"/>
+          </w:tcPr>
+          <w:p>
+            <w:pPr>
+              <w:spacing w:line="240" w:lineRule="auto" w:after="40"/>
+            </w:pPr>
+            <w:r/>
+            <w:r>
+              <w:rPr>
+                <w:rFonts w:ascii="Arial" w:hAnsi="Arial" w:cs="Arial" w:eastAsia="Microsoft YaHei"/>
+                <w:sz w:val="19"/>
+              </w:rPr>
+              <w:t>GET /api/events, GET /api/events/past</w:t>
+            </w:r>
+          </w:p>
+        </w:tc>
+      </w:tr>
+      <w:tr>
+        <w:tc>
+          <w:tcPr>
+            <w:tcW w:type="dxa" w:w="779"/>
+          </w:tcPr>
+          <w:p>
+            <w:pPr>
+              <w:spacing w:line="240" w:lineRule="auto" w:after="40"/>
+            </w:pPr>
+            <w:r/>
+            <w:r>
+              <w:rPr>
+                <w:rFonts w:ascii="Arial" w:hAnsi="Arial" w:cs="Arial" w:eastAsia="Microsoft YaHei"/>
+                <w:sz w:val="19"/>
+              </w:rPr>
+              <w:t>S2</w:t>
+            </w:r>
+          </w:p>
+        </w:tc>
+        <w:tc>
+          <w:tcPr>
+            <w:tcW w:type="dxa" w:w="1891"/>
+          </w:tcPr>
+          <w:p>
+            <w:pPr>
+              <w:spacing w:line="240" w:lineRule="auto" w:after="40"/>
+            </w:pPr>
+            <w:r/>
+            <w:r>
+              <w:rPr>
+                <w:rFonts w:ascii="Arial" w:hAnsi="Arial" w:cs="Arial" w:eastAsia="Microsoft YaHei"/>
+                <w:sz w:val="19"/>
+              </w:rPr>
+              <w:t>Search</w:t>
+            </w:r>
+          </w:p>
+        </w:tc>
+        <w:tc>
+          <w:tcPr>
+            <w:tcW w:type="dxa" w:w="4005"/>
+          </w:tcPr>
+          <w:p>
+            <w:pPr>
+              <w:spacing w:line="240" w:lineRule="auto" w:after="40"/>
+            </w:pPr>
+            <w:r/>
+            <w:r>
+              <w:rPr>
+                <w:rFonts w:ascii="Arial" w:hAnsi="Arial" w:cs="Arial" w:eastAsia="Microsoft YaHei"/>
+                <w:sz w:val="19"/>
+              </w:rPr>
+              <w:t>Narrow by date, location and category, any combination</w:t>
+            </w:r>
+          </w:p>
+        </w:tc>
+        <w:tc>
+          <w:tcPr>
+            <w:tcW w:type="dxa" w:w="2225"/>
+          </w:tcPr>
+          <w:p>
+            <w:pPr>
+              <w:spacing w:line="240" w:lineRule="auto" w:after="40"/>
+            </w:pPr>
+            <w:r/>
+            <w:r>
+              <w:rPr>
+                <w:rFonts w:ascii="Arial" w:hAnsi="Arial" w:cs="Arial" w:eastAsia="Microsoft YaHei"/>
+                <w:sz w:val="19"/>
+              </w:rPr>
+              <w:t>GET /api/events?date=&amp;location=&amp;category=, GET /api/categories</w:t>
+            </w:r>
+          </w:p>
+        </w:tc>
+      </w:tr>
+      <w:tr>
+        <w:tc>
+          <w:tcPr>
+            <w:tcW w:type="dxa" w:w="779"/>
+          </w:tcPr>
+          <w:p>
+            <w:pPr>
+              <w:spacing w:line="240" w:lineRule="auto" w:after="40"/>
+            </w:pPr>
+            <w:r/>
+            <w:r>
+              <w:rPr>
+                <w:rFonts w:ascii="Arial" w:hAnsi="Arial" w:cs="Arial" w:eastAsia="Microsoft YaHei"/>
+                <w:sz w:val="19"/>
+              </w:rPr>
+              <w:t>S3</w:t>
+            </w:r>
+          </w:p>
+        </w:tc>
+        <w:tc>
+          <w:tcPr>
+            <w:tcW w:type="dxa" w:w="1891"/>
+          </w:tcPr>
+          <w:p>
+            <w:pPr>
+              <w:spacing w:line="240" w:lineRule="auto" w:after="40"/>
+            </w:pPr>
+            <w:r/>
+            <w:r>
+              <w:rPr>
+                <w:rFonts w:ascii="Arial" w:hAnsi="Arial" w:cs="Arial" w:eastAsia="Microsoft YaHei"/>
+                <w:sz w:val="19"/>
+              </w:rPr>
+              <w:t>Event details</w:t>
+            </w:r>
+          </w:p>
+        </w:tc>
+        <w:tc>
+          <w:tcPr>
+            <w:tcW w:type="dxa" w:w="4005"/>
+          </w:tcPr>
+          <w:p>
+            <w:pPr>
+              <w:spacing w:line="240" w:lineRule="auto" w:after="40"/>
+            </w:pPr>
+            <w:r/>
+            <w:r>
+              <w:rPr>
+                <w:rFonts w:ascii="Arial" w:hAnsi="Arial" w:cs="Arial" w:eastAsia="Microsoft YaHei"/>
+                <w:sz w:val="19"/>
+              </w:rPr>
+              <w:t>Everything about one event, plus who is already going</w:t>
+            </w:r>
+          </w:p>
+        </w:tc>
+        <w:tc>
+          <w:tcPr>
+            <w:tcW w:type="dxa" w:w="2225"/>
+          </w:tcPr>
+          <w:p>
+            <w:pPr>
+              <w:spacing w:line="240" w:lineRule="auto" w:after="40"/>
+            </w:pPr>
+            <w:r/>
+            <w:r>
+              <w:rPr>
+                <w:rFonts w:ascii="Arial" w:hAnsi="Arial" w:cs="Arial" w:eastAsia="Microsoft YaHei"/>
+                <w:sz w:val="19"/>
+              </w:rPr>
+              <w:t>GET /api/events/:id, GET /api/weather/:eventId</w:t>
+            </w:r>
+          </w:p>
+        </w:tc>
+      </w:tr>
+      <w:tr>
+        <w:tc>
+          <w:tcPr>
+            <w:tcW w:type="dxa" w:w="779"/>
+          </w:tcPr>
+          <w:p>
+            <w:pPr>
+              <w:spacing w:line="240" w:lineRule="auto" w:after="40"/>
+            </w:pPr>
+            <w:r/>
+            <w:r>
+              <w:rPr>
+                <w:rFonts w:ascii="Arial" w:hAnsi="Arial" w:cs="Arial" w:eastAsia="Microsoft YaHei"/>
+                <w:sz w:val="19"/>
+              </w:rPr>
+              <w:t>S4</w:t>
+            </w:r>
+          </w:p>
+        </w:tc>
+        <w:tc>
+          <w:tcPr>
+            <w:tcW w:type="dxa" w:w="1891"/>
+          </w:tcPr>
+          <w:p>
+            <w:pPr>
+              <w:spacing w:line="240" w:lineRule="auto" w:after="40"/>
+            </w:pPr>
+            <w:r/>
+            <w:r>
+              <w:rPr>
+                <w:rFonts w:ascii="Arial" w:hAnsi="Arial" w:cs="Arial" w:eastAsia="Microsoft YaHei"/>
+                <w:sz w:val="19"/>
+              </w:rPr>
+              <w:t>Register</w:t>
+            </w:r>
+          </w:p>
+        </w:tc>
+        <w:tc>
+          <w:tcPr>
+            <w:tcW w:type="dxa" w:w="4005"/>
+          </w:tcPr>
+          <w:p>
+            <w:pPr>
+              <w:spacing w:line="240" w:lineRule="auto" w:after="40"/>
+            </w:pPr>
+            <w:r/>
+            <w:r>
+              <w:rPr>
+                <w:rFonts w:ascii="Arial" w:hAnsi="Arial" w:cs="Arial" w:eastAsia="Microsoft YaHei"/>
+                <w:sz w:val="19"/>
+              </w:rPr>
+              <w:t>Collect the booking and confirm it</w:t>
+            </w:r>
+          </w:p>
+        </w:tc>
+        <w:tc>
+          <w:tcPr>
+            <w:tcW w:type="dxa" w:w="2225"/>
+          </w:tcPr>
+          <w:p>
+            <w:pPr>
+              <w:spacing w:line="240" w:lineRule="auto" w:after="40"/>
+            </w:pPr>
+            <w:r/>
+            <w:r>
+              <w:rPr>
+                <w:rFonts w:ascii="Arial" w:hAnsi="Arial" w:cs="Arial" w:eastAsia="Microsoft YaHei"/>
+                <w:sz w:val="19"/>
+              </w:rPr>
+              <w:t>POST /api/registrations</w:t>
+            </w:r>
+          </w:p>
+        </w:tc>
+      </w:tr>
+      <w:tr>
+        <w:tc>
+          <w:tcPr>
+            <w:tcW w:type="dxa" w:w="779"/>
+          </w:tcPr>
+          <w:p>
+            <w:pPr>
+              <w:spacing w:line="240" w:lineRule="auto" w:after="40"/>
+            </w:pPr>
+            <w:r/>
+            <w:r>
+              <w:rPr>
+                <w:rFonts w:ascii="Arial" w:hAnsi="Arial" w:cs="Arial" w:eastAsia="Microsoft YaHei"/>
+                <w:sz w:val="19"/>
+              </w:rPr>
+              <w:t>S5</w:t>
+            </w:r>
+          </w:p>
+        </w:tc>
+        <w:tc>
+          <w:tcPr>
+            <w:tcW w:type="dxa" w:w="1891"/>
+          </w:tcPr>
+          <w:p>
+            <w:pPr>
+              <w:spacing w:line="240" w:lineRule="auto" w:after="40"/>
+            </w:pPr>
+            <w:r/>
+            <w:r>
+              <w:rPr>
+                <w:rFonts w:ascii="Arial" w:hAnsi="Arial" w:cs="Arial" w:eastAsia="Microsoft YaHei"/>
+                <w:sz w:val="19"/>
+              </w:rPr>
+              <w:t>Staff - event list</w:t>
+            </w:r>
+          </w:p>
+        </w:tc>
+        <w:tc>
+          <w:tcPr>
+            <w:tcW w:type="dxa" w:w="4005"/>
+          </w:tcPr>
+          <w:p>
+            <w:pPr>
+              <w:spacing w:line="240" w:lineRule="auto" w:after="40"/>
+            </w:pPr>
+            <w:r/>
+            <w:r>
+              <w:rPr>
+                <w:rFonts w:ascii="Arial" w:hAnsi="Arial" w:cs="Arial" w:eastAsia="Microsoft YaHei"/>
+                <w:sz w:val="19"/>
+              </w:rPr>
+              <w:t>Every event whatever its status, with the doors to create, edit and delete</w:t>
+            </w:r>
+          </w:p>
+        </w:tc>
+        <w:tc>
+          <w:tcPr>
+            <w:tcW w:type="dxa" w:w="2225"/>
+          </w:tcPr>
+          <w:p>
+            <w:pPr>
+              <w:spacing w:line="240" w:lineRule="auto" w:after="40"/>
+            </w:pPr>
+            <w:r/>
+            <w:r>
+              <w:rPr>
+                <w:rFonts w:ascii="Arial" w:hAnsi="Arial" w:cs="Arial" w:eastAsia="Microsoft YaHei"/>
+                <w:sz w:val="19"/>
+              </w:rPr>
+              <w:t>GET /api/events?status=all&amp;period=all</w:t>
+            </w:r>
+          </w:p>
+        </w:tc>
+      </w:tr>
+      <w:tr>
+        <w:tc>
+          <w:tcPr>
+            <w:tcW w:type="dxa" w:w="779"/>
+          </w:tcPr>
+          <w:p>
+            <w:pPr>
+              <w:spacing w:line="240" w:lineRule="auto" w:after="40"/>
+            </w:pPr>
+            <w:r/>
+            <w:r>
+              <w:rPr>
+                <w:rFonts w:ascii="Arial" w:hAnsi="Arial" w:cs="Arial" w:eastAsia="Microsoft YaHei"/>
+                <w:sz w:val="19"/>
+              </w:rPr>
+              <w:t>S6</w:t>
+            </w:r>
+          </w:p>
+        </w:tc>
+        <w:tc>
+          <w:tcPr>
+            <w:tcW w:type="dxa" w:w="1891"/>
+          </w:tcPr>
+          <w:p>
+            <w:pPr>
+              <w:spacing w:line="240" w:lineRule="auto" w:after="40"/>
+            </w:pPr>
+            <w:r/>
+            <w:r>
+              <w:rPr>
+                <w:rFonts w:ascii="Arial" w:hAnsi="Arial" w:cs="Arial" w:eastAsia="Microsoft YaHei"/>
+                <w:sz w:val="19"/>
+              </w:rPr>
+              <w:t>Staff - new event</w:t>
+            </w:r>
+          </w:p>
+        </w:tc>
+        <w:tc>
+          <w:tcPr>
+            <w:tcW w:type="dxa" w:w="4005"/>
+          </w:tcPr>
+          <w:p>
+            <w:pPr>
+              <w:spacing w:line="240" w:lineRule="auto" w:after="40"/>
+            </w:pPr>
+            <w:r/>
+            <w:r>
+              <w:rPr>
+                <w:rFonts w:ascii="Arial" w:hAnsi="Arial" w:cs="Arial" w:eastAsia="Microsoft YaHei"/>
+                <w:sz w:val="19"/>
+              </w:rPr>
+              <w:t>Create an event with validation</w:t>
+            </w:r>
+          </w:p>
+        </w:tc>
+        <w:tc>
+          <w:tcPr>
+            <w:tcW w:type="dxa" w:w="2225"/>
+          </w:tcPr>
+          <w:p>
+            <w:pPr>
+              <w:spacing w:line="240" w:lineRule="auto" w:after="40"/>
+            </w:pPr>
+            <w:r/>
+            <w:r>
+              <w:rPr>
+                <w:rFonts w:ascii="Arial" w:hAnsi="Arial" w:cs="Arial" w:eastAsia="Microsoft YaHei"/>
+                <w:sz w:val="19"/>
+              </w:rPr>
+              <w:t>POST /api/events, GET /api/organisations, GET /api/categories</w:t>
+            </w:r>
+          </w:p>
+        </w:tc>
+      </w:tr>
+      <w:tr>
+        <w:tc>
+          <w:tcPr>
+            <w:tcW w:type="dxa" w:w="779"/>
+          </w:tcPr>
+          <w:p>
+            <w:pPr>
+              <w:spacing w:line="240" w:lineRule="auto" w:after="40"/>
+            </w:pPr>
+            <w:r/>
+            <w:r>
+              <w:rPr>
+                <w:rFonts w:ascii="Arial" w:hAnsi="Arial" w:cs="Arial" w:eastAsia="Microsoft YaHei"/>
+                <w:sz w:val="19"/>
+              </w:rPr>
+              <w:t>S7</w:t>
+            </w:r>
+          </w:p>
+        </w:tc>
+        <w:tc>
+          <w:tcPr>
+            <w:tcW w:type="dxa" w:w="1891"/>
+          </w:tcPr>
+          <w:p>
+            <w:pPr>
+              <w:spacing w:line="240" w:lineRule="auto" w:after="40"/>
+            </w:pPr>
+            <w:r/>
+            <w:r>
+              <w:rPr>
+                <w:rFonts w:ascii="Arial" w:hAnsi="Arial" w:cs="Arial" w:eastAsia="Microsoft YaHei"/>
+                <w:sz w:val="19"/>
+              </w:rPr>
+              <w:t>Staff - edit event</w:t>
+            </w:r>
+          </w:p>
+        </w:tc>
+        <w:tc>
+          <w:tcPr>
+            <w:tcW w:type="dxa" w:w="4005"/>
+          </w:tcPr>
+          <w:p>
+            <w:pPr>
+              <w:spacing w:line="240" w:lineRule="auto" w:after="40"/>
+            </w:pPr>
+            <w:r/>
+            <w:r>
+              <w:rPr>
+                <w:rFonts w:ascii="Arial" w:hAnsi="Arial" w:cs="Arial" w:eastAsia="Microsoft YaHei"/>
+                <w:sz w:val="19"/>
+              </w:rPr>
+              <w:t>Change an event, and see who it affects</w:t>
+            </w:r>
+          </w:p>
+        </w:tc>
+        <w:tc>
+          <w:tcPr>
+            <w:tcW w:type="dxa" w:w="2225"/>
+          </w:tcPr>
+          <w:p>
+            <w:pPr>
+              <w:spacing w:line="240" w:lineRule="auto" w:after="40"/>
+            </w:pPr>
+            <w:r/>
+            <w:r>
+              <w:rPr>
+                <w:rFonts w:ascii="Arial" w:hAnsi="Arial" w:cs="Arial" w:eastAsia="Microsoft YaHei"/>
+                <w:sz w:val="19"/>
+              </w:rPr>
+              <w:t>GET /api/events/:id, PUT /api/events/:id</w:t>
+            </w:r>
+          </w:p>
+        </w:tc>
+      </w:tr>
+    </w:tbl>
+    <w:p>
+      <w:pPr>
+        <w:spacing w:after="0"/>
+      </w:pPr>
+    </w:p>
+    <w:p>
+      <w:pPr>
+        <w:spacing w:after="160"/>
+      </w:pPr>
+      <w:r>
+        <w:rPr>
+          <w:rFonts w:ascii="Arial" w:hAnsi="Arial" w:cs="Arial" w:eastAsia="Microsoft YaHei"/>
+          <w:i w:val="0"/>
+          <w:sz w:val="24"/>
+        </w:rPr>
+        <w:t>Drawing the screens first changed three decisions. The registration page was going to be a single column, and became two - what you are booking on the left, who you are on the right - because the storyboard made it obvious that a visitor needs to see the event while filling in the form, not after. The delete rule moved out of a help page and onto the edit screen, where the sentence explaining it is read at the moment it matters. And the weather panel was given its own request rather than being folded into the event response, so that a slow third party could never hold up the page the visitor actually came for.</w:t>
+      </w:r>
+    </w:p>
+    <w:p>
+      <w:pPr>
+        <w:spacing w:after="160"/>
+      </w:pPr>
+      <w:r>
+        <w:rPr>
+          <w:rFonts w:ascii="Arial" w:hAnsi="Arial" w:cs="Arial" w:eastAsia="Microsoft YaHei"/>
+          <w:i w:val="0"/>
+          <w:sz w:val="24"/>
+        </w:rPr>
+        <w:t>The TEXT frame also caught a wording problem early: the first draft of the register page said 'Purchase tickets' while the charity runs free events. Writing the interface text on the storyboard, before any code existed, made that inconsistency visible in a way that reading the requirements had not.</w:t>
+      </w:r>
+    </w:p>
+    <w:p>
+      <w:pPr>
+        <w:keepNext/>
+        <w:spacing w:before="320" w:after="120"/>
+      </w:pPr>
+      <w:r>
+        <w:rPr>
+          <w:rFonts w:ascii="Arial" w:hAnsi="Arial" w:cs="Arial" w:eastAsia="Microsoft YaHei"/>
+          <w:b/>
+          <w:sz w:val="24"/>
+        </w:rPr>
+        <w:t>10. Deployment</w:t>
       </w:r>
     </w:p>
     <w:p>
@@ -3872,7 +4573,7 @@
           <w:i/>
           <w:sz w:val="20"/>
         </w:rPr>
-        <w:t>Table 5 - The two live deployments.</w:t>
+        <w:t>Table 6 - The two live deployments.</w:t>
       </w:r>
     </w:p>
     <w:tbl>
@@ -4218,7 +4919,7 @@
           <w:b/>
           <w:sz w:val="24"/>
         </w:rPr>
-        <w:t>10. Problems Encountered and What They Taught Us</w:t>
+        <w:t>11. Problems Encountered and What They Taught Us</w:t>
       </w:r>
     </w:p>
     <w:p>
@@ -4325,7 +5026,7 @@
           <w:b/>
           <w:sz w:val="24"/>
         </w:rPr>
-        <w:t>11. Teamwork</w:t>
+        <w:t>12. Teamwork</w:t>
       </w:r>
     </w:p>
     <w:p>
@@ -4352,7 +5053,7 @@
           <w:i/>
           <w:sz w:val="20"/>
         </w:rPr>
-        <w:t>Table 6 - Division of work.</w:t>
+        <w:t>Table 7 - Division of work.</w:t>
       </w:r>
     </w:p>
     <w:tbl>
@@ -4783,7 +5484,7 @@
           <w:i w:val="0"/>
           <w:sz w:val="24"/>
         </w:rPr>
-        <w:t>Git history is the evidence. Each commit message is prefixed with the owner and the part of the brief it belongs to - A1, A2, A3 for Jie's work and B1, B4, B7, B9, B11, B12 for Chengyu's - so the log can be read as a checklist against Table 6. The A3 and B3 commits are deliberately interleaved rather than grouped by author: each person's work was pushed as it was finished, and a commit describes one change rather than one afternoon. Work spans more than one day, and every commit message explains why the change was made, not just what changed.</w:t>
+        <w:t>Git history is the evidence. Each commit message is prefixed with the owner and the part of the brief it belongs to - A1, A2, A3 for Jie's work and B1, B4, B7, B9, B11, B12 for Chengyu's - so the log can be read as a checklist against Table 7. The A3 and B3 commits are deliberately interleaved rather than grouped by author: each person's work was pushed as it was finished, and a commit describes one change rather than one afternoon. Work spans more than one day, and every commit message explains why the change was made, not just what changed.</w:t>
       </w:r>
     </w:p>
     <w:p>
@@ -4810,7 +5511,7 @@
           <w:b/>
           <w:sz w:val="24"/>
         </w:rPr>
-        <w:t>12. My Individual Contribution</w:t>
+        <w:t>13. My Individual Contribution</w:t>
       </w:r>
     </w:p>
     <w:p>
@@ -4903,7 +5604,7 @@
           <w:rFonts w:ascii="Arial" w:hAnsi="Arial" w:cs="Arial" w:eastAsia="Microsoft YaHei"/>
           <w:sz w:val="24"/>
         </w:rPr>
-        <w:t>I deployed the whole stack to my own cPanel account and then wrote the procedure down, which is how the second deployment - Chengyu's - took an afternoon instead of the day mine took. Three things went wrong that I did not expect: the emoji icons arrived as question marks, the staff site served a blank page, and the API connected to the database as the wrong user because the environment variables had never been saved. Section 10 covers the diagnoses; the short version is that all three happened one layer below where I was looking.</w:t>
+        <w:t>I deployed the whole stack to my own cPanel account and then wrote the procedure down, which is how the second deployment - Chengyu's - took an afternoon instead of the day mine took. Three things went wrong that I did not expect: the emoji icons arrived as question marks, the staff site served a blank page, and the API connected to the database as the wrong user because the environment variables had never been saved. Section 11 covers the diagnoses; the short version is that all three happened one layer below where I was looking.</w:t>
       </w:r>
     </w:p>
     <w:p>
@@ -4950,7 +5651,7 @@
           <w:b/>
           <w:sz w:val="24"/>
         </w:rPr>
-        <w:t>13. Conclusion</w:t>
+        <w:t>14. Conclusion</w:t>
       </w:r>
     </w:p>
     <w:p>
@@ -4990,7 +5691,7 @@
           <w:b/>
           <w:sz w:val="24"/>
         </w:rPr>
-        <w:t>14. GenAI Acknowledgement and Chat Log</w:t>
+        <w:t>15. GenAI Acknowledgement and Chat Log</w:t>
       </w:r>
     </w:p>
     <w:p>
@@ -5017,7 +5718,7 @@
           <w:i/>
           <w:sz w:val="20"/>
         </w:rPr>
-        <w:t>Table 7 - How GenAI was used, and what it did not do.</w:t>
+        <w:t>Table 8 - How GenAI was used, and what it did not do.</w:t>
       </w:r>
     </w:p>
     <w:tbl>
@@ -5364,7 +6065,7 @@
           <w:i/>
           <w:sz w:val="20"/>
         </w:rPr>
-        <w:t>Table 8 - Requirement to evidence.</w:t>
+        <w:t>Table 9 - Requirement to evidence.</w:t>
       </w:r>
     </w:p>
     <w:tbl>
@@ -5911,7 +6612,7 @@
                 <w:rFonts w:ascii="Arial" w:hAnsi="Arial" w:cs="Arial" w:eastAsia="Microsoft YaHei"/>
                 <w:sz w:val="19"/>
               </w:rPr>
-              <w:t>Table 5; /api/health returns database: connected</w:t>
+              <w:t>Table 6; /api/health returns database: connected</w:t>
             </w:r>
           </w:p>
         </w:tc>
@@ -5988,6 +6689,44 @@
                 <w:sz w:val="19"/>
               </w:rPr>
               <w:t>Table 4</w:t>
+            </w:r>
+          </w:p>
+        </w:tc>
+      </w:tr>
+      <w:tr>
+        <w:tc>
+          <w:tcPr>
+            <w:tcW w:type="dxa" w:w="4228"/>
+          </w:tcPr>
+          <w:p>
+            <w:pPr>
+              <w:spacing w:line="240" w:lineRule="auto" w:after="40"/>
+            </w:pPr>
+            <w:r/>
+            <w:r>
+              <w:rPr>
+                <w:rFonts w:ascii="Arial" w:hAnsi="Arial" w:cs="Arial" w:eastAsia="Microsoft YaHei"/>
+                <w:sz w:val="19"/>
+              </w:rPr>
+              <w:t>Interface storyboard for all seven screens</w:t>
+            </w:r>
+          </w:p>
+        </w:tc>
+        <w:tc>
+          <w:tcPr>
+            <w:tcW w:type="dxa" w:w="4673"/>
+          </w:tcPr>
+          <w:p>
+            <w:pPr>
+              <w:spacing w:line="240" w:lineRule="auto" w:after="40"/>
+            </w:pPr>
+            <w:r/>
+            <w:r>
+              <w:rPr>
+                <w:rFonts w:ascii="Arial" w:hAnsi="Arial" w:cs="Arial" w:eastAsia="Microsoft YaHei"/>
+                <w:sz w:val="19"/>
+              </w:rPr>
+              <w:t>Section 9 and storyboard-giving-coast.docx</w:t>
             </w:r>
           </w:p>
         </w:tc>

--- a/submission/jbao14A3-report.docx
+++ b/submission/jbao14A3-report.docx
@@ -3858,7 +3858,7 @@
           <w:i w:val="0"/>
           <w:sz w:val="24"/>
         </w:rPr>
-        <w:t>Before the two websites were built, the seven screens were storyboarded on the template supplied with the unit: one page per screen, with the layout sketched, the interface text listed, and the media noted. The storyboard is submitted alongside this report (storyboard-giving-coast.docx) and is reproduced in summary below.</w:t>
+        <w:t>Before the two websites were built, the seven screens were storyboarded on the template supplied with the unit: one page per screen, with the layout sketched, the interface text listed, and the media noted. Each storyboard page carries four frames - GRAPHICS, TEXT, AUDIO/VIDEO and NOTES - over the five-row table the template provides (Description, Content, Interactions, Media Creation, Navigation).</w:t>
       </w:r>
     </w:p>
     <w:p>
@@ -3871,7 +3871,7 @@
           <w:i w:val="0"/>
           <w:sz w:val="24"/>
         </w:rPr>
-        <w:t>Each page of the storyboard carries the same four frames - GRAPHICS, TEXT, AUDIO/VIDEO and NOTES - over the five-row table required by the template (Description, Content, Interactions, Media Creation, Navigation). The seven screens are the four public pages and the three staff pages:</w:t>
+        <w:t>The seven screens are the four public pages and the three staff pages. Table 5 maps each one to the endpoint it depends on; Figures 1 to 7 show them as they are running on the deployed site, with the storyboard row for each screen reproduced underneath.</w:t>
       </w:r>
     </w:p>
     <w:p>
@@ -4511,7 +4511,68 @@
     </w:p>
     <w:p>
       <w:pPr>
-        <w:spacing w:after="160"/>
+        <w:keepNext/>
+        <w:spacing w:before="160" w:after="40" w:line="240" w:lineRule="auto"/>
+        <w:jc w:val="center"/>
+        <w:pBdr>
+          <w:top w:val="single" w:sz="4" w:space="4" w:color="BFBFBF"/>
+          <w:left w:val="single" w:sz="4" w:space="4" w:color="BFBFBF"/>
+          <w:bottom w:val="single" w:sz="4" w:space="4" w:color="BFBFBF"/>
+          <w:right w:val="single" w:sz="4" w:space="4" w:color="BFBFBF"/>
+        </w:pBdr>
+      </w:pPr>
+      <w:r>
+        <w:drawing>
+          <wp:inline xmlns:a="http://schemas.openxmlformats.org/drawingml/2006/main" xmlns:pic="http://schemas.openxmlformats.org/drawingml/2006/picture">
+            <wp:extent cx="5220000" cy="5097656"/>
+            <wp:docPr id="1" name="Picture 1"/>
+            <wp:cNvGraphicFramePr>
+              <a:graphicFrameLocks noChangeAspect="1"/>
+            </wp:cNvGraphicFramePr>
+            <a:graphic>
+              <a:graphicData uri="http://schemas.openxmlformats.org/drawingml/2006/picture">
+                <pic:pic>
+                  <pic:nvPicPr>
+                    <pic:cNvPr id="0" name="S1-home.png"/>
+                    <pic:cNvPicPr/>
+                  </pic:nvPicPr>
+                  <pic:blipFill>
+                    <a:blip r:embed="rId10"/>
+                    <a:stretch>
+                      <a:fillRect/>
+                    </a:stretch>
+                  </pic:blipFill>
+                  <pic:spPr>
+                    <a:xfrm>
+                      <a:off x="0" y="0"/>
+                      <a:ext cx="5220000" cy="5097656"/>
+                    </a:xfrm>
+                    <a:prstGeom prst="rect"/>
+                  </pic:spPr>
+                </pic:pic>
+              </a:graphicData>
+            </a:graphic>
+          </wp:inline>
+        </w:drawing>
+      </w:r>
+    </w:p>
+    <w:p>
+      <w:pPr>
+        <w:spacing w:after="200" w:line="240" w:lineRule="auto"/>
+        <w:jc w:val="center"/>
+      </w:pPr>
+      <w:r>
+        <w:rPr>
+          <w:rFonts w:ascii="Arial" w:hAnsi="Arial" w:cs="Arial" w:eastAsia="Microsoft YaHei"/>
+          <w:i/>
+          <w:sz w:val="18"/>
+        </w:rPr>
+        <w:t>Figure 1 - S1: Home</w:t>
+      </w:r>
+    </w:p>
+    <w:p>
+      <w:pPr>
+        <w:spacing w:after="80"/>
       </w:pPr>
       <w:r>
         <w:rPr>
@@ -4519,7 +4580,542 @@
           <w:i w:val="0"/>
           <w:sz w:val="24"/>
         </w:rPr>
-        <w:t>Drawing the screens first changed three decisions. The registration page was going to be a single column, and became two - what you are booking on the left, who you are on the right - because the storyboard made it obvious that a visitor needs to see the event while filling in the form, not after. The delete rule moved out of a help page and onto the edit screen, where the sentence explaining it is read at the moment it matters. And the weather panel was given its own request rather than being folded into the event response, so that a slow third party could never hold up the page the visitor actually came for.</w:t>
+        <w:t>Graphics: hero panel, a grid of eight event cards, then the recently finished grid. Text: eyebrow 'Gold Coast - Queensland', headline 'Charity events worth showing up for', the 'Find an event' button, and on every card the name, date, time, venue, price, '$X raised of $Y goal' and 'N registered'. Media: none - the category icons are characters stored in the database, and the colour bands and progress bars are CSS computed from API values. Navigation: the hero button and the menu go to Search, any card opens S3.</w:t>
+      </w:r>
+    </w:p>
+    <w:p>
+      <w:pPr>
+        <w:spacing w:after="200"/>
+      </w:pPr>
+      <w:r>
+        <w:rPr>
+          <w:rFonts w:ascii="Arial" w:hAnsi="Arial" w:cs="Arial" w:eastAsia="Microsoft YaHei"/>
+          <w:i/>
+          <w:sz w:val="24"/>
+        </w:rPr>
+        <w:t>Note: A broken back end shows immediately as an empty grid with a retry button rather than a silent blank page.</w:t>
+      </w:r>
+    </w:p>
+    <w:p>
+      <w:pPr>
+        <w:keepNext/>
+        <w:spacing w:before="160" w:after="40" w:line="240" w:lineRule="auto"/>
+        <w:jc w:val="center"/>
+        <w:pBdr>
+          <w:top w:val="single" w:sz="4" w:space="4" w:color="BFBFBF"/>
+          <w:left w:val="single" w:sz="4" w:space="4" w:color="BFBFBF"/>
+          <w:bottom w:val="single" w:sz="4" w:space="4" w:color="BFBFBF"/>
+          <w:right w:val="single" w:sz="4" w:space="4" w:color="BFBFBF"/>
+        </w:pBdr>
+      </w:pPr>
+      <w:r>
+        <w:drawing>
+          <wp:inline xmlns:a="http://schemas.openxmlformats.org/drawingml/2006/main" xmlns:pic="http://schemas.openxmlformats.org/drawingml/2006/picture">
+            <wp:extent cx="5220000" cy="5097656"/>
+            <wp:docPr id="2" name="Picture 2"/>
+            <wp:cNvGraphicFramePr>
+              <a:graphicFrameLocks noChangeAspect="1"/>
+            </wp:cNvGraphicFramePr>
+            <a:graphic>
+              <a:graphicData uri="http://schemas.openxmlformats.org/drawingml/2006/picture">
+                <pic:pic>
+                  <pic:nvPicPr>
+                    <pic:cNvPr id="0" name="S2-search.png"/>
+                    <pic:cNvPicPr/>
+                  </pic:nvPicPr>
+                  <pic:blipFill>
+                    <a:blip r:embed="rId11"/>
+                    <a:stretch>
+                      <a:fillRect/>
+                    </a:stretch>
+                  </pic:blipFill>
+                  <pic:spPr>
+                    <a:xfrm>
+                      <a:off x="0" y="0"/>
+                      <a:ext cx="5220000" cy="5097656"/>
+                    </a:xfrm>
+                    <a:prstGeom prst="rect"/>
+                  </pic:spPr>
+                </pic:pic>
+              </a:graphicData>
+            </a:graphic>
+          </wp:inline>
+        </w:drawing>
+      </w:r>
+    </w:p>
+    <w:p>
+      <w:pPr>
+        <w:spacing w:after="200" w:line="240" w:lineRule="auto"/>
+        <w:jc w:val="center"/>
+      </w:pPr>
+      <w:r>
+        <w:rPr>
+          <w:rFonts w:ascii="Arial" w:hAnsi="Arial" w:cs="Arial" w:eastAsia="Microsoft YaHei"/>
+          <w:i/>
+          <w:sz w:val="18"/>
+        </w:rPr>
+        <w:t>Figure 2 - S2: Search</w:t>
+      </w:r>
+    </w:p>
+    <w:p>
+      <w:pPr>
+        <w:spacing w:after="80"/>
+      </w:pPr>
+      <w:r>
+        <w:rPr>
+          <w:rFonts w:ascii="Arial" w:hAnsi="Arial" w:cs="Arial" w:eastAsia="Microsoft YaHei"/>
+          <w:i w:val="0"/>
+          <w:sz w:val="24"/>
+        </w:rPr>
+        <w:t>Graphics: a filter bar over the same card grid the home page uses, so the two pages cannot look or behave differently. Text: 'Leave everything blank to see everything that is still coming up', labels Date / Location / Category, buttons Search and Clear. Media: the category dropdown is filled from GET /api/categories. Navigation: reached from the home hero or the menu; a card opens S3.</w:t>
+      </w:r>
+    </w:p>
+    <w:p>
+      <w:pPr>
+        <w:spacing w:after="200"/>
+      </w:pPr>
+      <w:r>
+        <w:rPr>
+          <w:rFonts w:ascii="Arial" w:hAnsi="Arial" w:cs="Arial" w:eastAsia="Microsoft YaHei"/>
+          <w:i/>
+          <w:sz w:val="24"/>
+        </w:rPr>
+        <w:t>Note: Filtering runs on the server, so this page only draws results. 'No search yet' and 'no results' are deliberately two different states.</w:t>
+      </w:r>
+    </w:p>
+    <w:p>
+      <w:pPr>
+        <w:keepNext/>
+        <w:spacing w:before="160" w:after="40" w:line="240" w:lineRule="auto"/>
+        <w:jc w:val="center"/>
+        <w:pBdr>
+          <w:top w:val="single" w:sz="4" w:space="4" w:color="BFBFBF"/>
+          <w:left w:val="single" w:sz="4" w:space="4" w:color="BFBFBF"/>
+          <w:bottom w:val="single" w:sz="4" w:space="4" w:color="BFBFBF"/>
+          <w:right w:val="single" w:sz="4" w:space="4" w:color="BFBFBF"/>
+        </w:pBdr>
+      </w:pPr>
+      <w:r>
+        <w:drawing>
+          <wp:inline xmlns:a="http://schemas.openxmlformats.org/drawingml/2006/main" xmlns:pic="http://schemas.openxmlformats.org/drawingml/2006/picture">
+            <wp:extent cx="5220000" cy="5097656"/>
+            <wp:docPr id="3" name="Picture 3"/>
+            <wp:cNvGraphicFramePr>
+              <a:graphicFrameLocks noChangeAspect="1"/>
+            </wp:cNvGraphicFramePr>
+            <a:graphic>
+              <a:graphicData uri="http://schemas.openxmlformats.org/drawingml/2006/picture">
+                <pic:pic>
+                  <pic:nvPicPr>
+                    <pic:cNvPr id="0" name="S3-detail.png"/>
+                    <pic:cNvPicPr/>
+                  </pic:nvPicPr>
+                  <pic:blipFill>
+                    <a:blip r:embed="rId12"/>
+                    <a:stretch>
+                      <a:fillRect/>
+                    </a:stretch>
+                  </pic:blipFill>
+                  <pic:spPr>
+                    <a:xfrm>
+                      <a:off x="0" y="0"/>
+                      <a:ext cx="5220000" cy="5097656"/>
+                    </a:xfrm>
+                    <a:prstGeom prst="rect"/>
+                  </pic:spPr>
+                </pic:pic>
+              </a:graphicData>
+            </a:graphic>
+          </wp:inline>
+        </w:drawing>
+      </w:r>
+    </w:p>
+    <w:p>
+      <w:pPr>
+        <w:spacing w:after="200" w:line="240" w:lineRule="auto"/>
+        <w:jc w:val="center"/>
+      </w:pPr>
+      <w:r>
+        <w:rPr>
+          <w:rFonts w:ascii="Arial" w:hAnsi="Arial" w:cs="Arial" w:eastAsia="Microsoft YaHei"/>
+          <w:i/>
+          <w:sz w:val="18"/>
+        </w:rPr>
+        <w:t>Figure 3 - S3: Event details</w:t>
+      </w:r>
+    </w:p>
+    <w:p>
+      <w:pPr>
+        <w:spacing w:after="80"/>
+      </w:pPr>
+      <w:r>
+        <w:rPr>
+          <w:rFonts w:ascii="Arial" w:hAnsi="Arial" w:cs="Arial" w:eastAsia="Microsoft YaHei"/>
+          <w:i w:val="0"/>
+          <w:sz w:val="24"/>
+        </w:rPr>
+        <w:t>Graphics: breadcrumb, the event block, the progress bar, then three panels - who is going, expected weather, and who runs it. Text: 'Who is going' with each name, ticket count and booking date; 'Expected weather' with the icon, description and max/min; the Register button. Media: the weather icon is a character mapped from the Open-Meteo code by our own API, not an image file. Navigation: in from any card; out to S4 through the Register button.</w:t>
+      </w:r>
+    </w:p>
+    <w:p>
+      <w:pPr>
+        <w:spacing w:after="200"/>
+      </w:pPr>
+      <w:r>
+        <w:rPr>
+          <w:rFonts w:ascii="Arial" w:hAnsi="Arial" w:cs="Arial" w:eastAsia="Microsoft YaHei"/>
+          <w:i/>
+          <w:sz w:val="24"/>
+        </w:rPr>
+        <w:t>Note: Social proof sits next to the price because it is the strongest reason to book. The weather is a separate request, so a slow third party never delays the page the visitor came for.</w:t>
+      </w:r>
+    </w:p>
+    <w:p>
+      <w:pPr>
+        <w:keepNext/>
+        <w:spacing w:before="160" w:after="40" w:line="240" w:lineRule="auto"/>
+        <w:jc w:val="center"/>
+        <w:pBdr>
+          <w:top w:val="single" w:sz="4" w:space="4" w:color="BFBFBF"/>
+          <w:left w:val="single" w:sz="4" w:space="4" w:color="BFBFBF"/>
+          <w:bottom w:val="single" w:sz="4" w:space="4" w:color="BFBFBF"/>
+          <w:right w:val="single" w:sz="4" w:space="4" w:color="BFBFBF"/>
+        </w:pBdr>
+      </w:pPr>
+      <w:r>
+        <w:drawing>
+          <wp:inline xmlns:a="http://schemas.openxmlformats.org/drawingml/2006/main" xmlns:pic="http://schemas.openxmlformats.org/drawingml/2006/picture">
+            <wp:extent cx="5220000" cy="5097656"/>
+            <wp:docPr id="4" name="Picture 4"/>
+            <wp:cNvGraphicFramePr>
+              <a:graphicFrameLocks noChangeAspect="1"/>
+            </wp:cNvGraphicFramePr>
+            <a:graphic>
+              <a:graphicData uri="http://schemas.openxmlformats.org/drawingml/2006/picture">
+                <pic:pic>
+                  <pic:nvPicPr>
+                    <pic:cNvPr id="0" name="S4-register.png"/>
+                    <pic:cNvPicPr/>
+                  </pic:nvPicPr>
+                  <pic:blipFill>
+                    <a:blip r:embed="rId13"/>
+                    <a:stretch>
+                      <a:fillRect/>
+                    </a:stretch>
+                  </pic:blipFill>
+                  <pic:spPr>
+                    <a:xfrm>
+                      <a:off x="0" y="0"/>
+                      <a:ext cx="5220000" cy="5097656"/>
+                    </a:xfrm>
+                    <a:prstGeom prst="rect"/>
+                  </pic:spPr>
+                </pic:pic>
+              </a:graphicData>
+            </a:graphic>
+          </wp:inline>
+        </w:drawing>
+      </w:r>
+    </w:p>
+    <w:p>
+      <w:pPr>
+        <w:spacing w:after="200" w:line="240" w:lineRule="auto"/>
+        <w:jc w:val="center"/>
+      </w:pPr>
+      <w:r>
+        <w:rPr>
+          <w:rFonts w:ascii="Arial" w:hAnsi="Arial" w:cs="Arial" w:eastAsia="Microsoft YaHei"/>
+          <w:i/>
+          <w:sz w:val="18"/>
+        </w:rPr>
+        <w:t>Figure 4 - S4: Register</w:t>
+      </w:r>
+    </w:p>
+    <w:p>
+      <w:pPr>
+        <w:spacing w:after="80"/>
+      </w:pPr>
+      <w:r>
+        <w:rPr>
+          <w:rFonts w:ascii="Arial" w:hAnsi="Arial" w:cs="Arial" w:eastAsia="Microsoft YaHei"/>
+          <w:i w:val="0"/>
+          <w:sz w:val="24"/>
+        </w:rPr>
+        <w:t>Graphics: two columns - the event on the left, the form on the right. Text: 'Your details', then first name, last name, email, contact phone, number of tickets, date of registration and optional notes; a live 'Total: $X'; the 'Complete registration' button. On success the form is replaced by 'You are registered'. Media: none - the total is computed from tickets times price. Navigation: in from S3 carrying eventId in the query string; after booking, back to S3.</w:t>
+      </w:r>
+    </w:p>
+    <w:p>
+      <w:pPr>
+        <w:spacing w:after="200"/>
+      </w:pPr>
+      <w:r>
+        <w:rPr>
+          <w:rFonts w:ascii="Arial" w:hAnsi="Arial" w:cs="Arial" w:eastAsia="Microsoft YaHei"/>
+          <w:i/>
+          <w:sz w:val="24"/>
+        </w:rPr>
+        <w:t>Note: Drawing this screen changed it: a single column became two, because a visitor needs to see the event while filling in the form, not afterwards.</w:t>
+      </w:r>
+    </w:p>
+    <w:p>
+      <w:pPr>
+        <w:keepNext/>
+        <w:spacing w:before="160" w:after="40" w:line="240" w:lineRule="auto"/>
+        <w:jc w:val="center"/>
+        <w:pBdr>
+          <w:top w:val="single" w:sz="4" w:space="4" w:color="BFBFBF"/>
+          <w:left w:val="single" w:sz="4" w:space="4" w:color="BFBFBF"/>
+          <w:bottom w:val="single" w:sz="4" w:space="4" w:color="BFBFBF"/>
+          <w:right w:val="single" w:sz="4" w:space="4" w:color="BFBFBF"/>
+        </w:pBdr>
+      </w:pPr>
+      <w:r>
+        <w:drawing>
+          <wp:inline xmlns:a="http://schemas.openxmlformats.org/drawingml/2006/main" xmlns:pic="http://schemas.openxmlformats.org/drawingml/2006/picture">
+            <wp:extent cx="5220000" cy="5097656"/>
+            <wp:docPr id="5" name="Picture 5"/>
+            <wp:cNvGraphicFramePr>
+              <a:graphicFrameLocks noChangeAspect="1"/>
+            </wp:cNvGraphicFramePr>
+            <a:graphic>
+              <a:graphicData uri="http://schemas.openxmlformats.org/drawingml/2006/picture">
+                <pic:pic>
+                  <pic:nvPicPr>
+                    <pic:cNvPr id="0" name="S5-admin-list.png"/>
+                    <pic:cNvPicPr/>
+                  </pic:nvPicPr>
+                  <pic:blipFill>
+                    <a:blip r:embed="rId14"/>
+                    <a:stretch>
+                      <a:fillRect/>
+                    </a:stretch>
+                  </pic:blipFill>
+                  <pic:spPr>
+                    <a:xfrm>
+                      <a:off x="0" y="0"/>
+                      <a:ext cx="5220000" cy="5097656"/>
+                    </a:xfrm>
+                    <a:prstGeom prst="rect"/>
+                  </pic:spPr>
+                </pic:pic>
+              </a:graphicData>
+            </a:graphic>
+          </wp:inline>
+        </w:drawing>
+      </w:r>
+    </w:p>
+    <w:p>
+      <w:pPr>
+        <w:spacing w:after="200" w:line="240" w:lineRule="auto"/>
+        <w:jc w:val="center"/>
+      </w:pPr>
+      <w:r>
+        <w:rPr>
+          <w:rFonts w:ascii="Arial" w:hAnsi="Arial" w:cs="Arial" w:eastAsia="Microsoft YaHei"/>
+          <w:i/>
+          <w:sz w:val="18"/>
+        </w:rPr>
+        <w:t>Figure 5 - S5: Staff - event list</w:t>
+      </w:r>
+    </w:p>
+    <w:p>
+      <w:pPr>
+        <w:spacing w:after="80"/>
+      </w:pPr>
+      <w:r>
+        <w:rPr>
+          <w:rFonts w:ascii="Arial" w:hAnsi="Arial" w:cs="Arial" w:eastAsia="Microsoft YaHei"/>
+          <w:i w:val="0"/>
+          <w:sz w:val="24"/>
+        </w:rPr>
+        <w:t>Graphics: a status filter strip above a table with an action column. Text: '+ New event', chips reading All 13 / Active 8 / Past 4 / Suspended 1, column headings ID / Event / Date / Location / Status / Ticket / Registrations / Actions, and Edit and Delete on each row. Media: status badges are coloured text. Navigation: in from the public menu; out to S6, S7, or the public site.</w:t>
+      </w:r>
+    </w:p>
+    <w:p>
+      <w:pPr>
+        <w:spacing w:after="200"/>
+      </w:pPr>
+      <w:r>
+        <w:rPr>
+          <w:rFonts w:ascii="Arial" w:hAnsi="Arial" w:cs="Arial" w:eastAsia="Microsoft YaHei"/>
+          <w:i/>
+          <w:sz w:val="24"/>
+        </w:rPr>
+        <w:t>Note: The counts live on the chips because 'how many are suspended?' is the first question staff ask, and they are counted from the rows actually on screen.</w:t>
+      </w:r>
+    </w:p>
+    <w:p>
+      <w:pPr>
+        <w:keepNext/>
+        <w:spacing w:before="160" w:after="40" w:line="240" w:lineRule="auto"/>
+        <w:jc w:val="center"/>
+        <w:pBdr>
+          <w:top w:val="single" w:sz="4" w:space="4" w:color="BFBFBF"/>
+          <w:left w:val="single" w:sz="4" w:space="4" w:color="BFBFBF"/>
+          <w:bottom w:val="single" w:sz="4" w:space="4" w:color="BFBFBF"/>
+          <w:right w:val="single" w:sz="4" w:space="4" w:color="BFBFBF"/>
+        </w:pBdr>
+      </w:pPr>
+      <w:r>
+        <w:drawing>
+          <wp:inline xmlns:a="http://schemas.openxmlformats.org/drawingml/2006/main" xmlns:pic="http://schemas.openxmlformats.org/drawingml/2006/picture">
+            <wp:extent cx="5220000" cy="5097656"/>
+            <wp:docPr id="6" name="Picture 6"/>
+            <wp:cNvGraphicFramePr>
+              <a:graphicFrameLocks noChangeAspect="1"/>
+            </wp:cNvGraphicFramePr>
+            <a:graphic>
+              <a:graphicData uri="http://schemas.openxmlformats.org/drawingml/2006/picture">
+                <pic:pic>
+                  <pic:nvPicPr>
+                    <pic:cNvPr id="0" name="S6-admin-new.png"/>
+                    <pic:cNvPicPr/>
+                  </pic:nvPicPr>
+                  <pic:blipFill>
+                    <a:blip r:embed="rId15"/>
+                    <a:stretch>
+                      <a:fillRect/>
+                    </a:stretch>
+                  </pic:blipFill>
+                  <pic:spPr>
+                    <a:xfrm>
+                      <a:off x="0" y="0"/>
+                      <a:ext cx="5220000" cy="5097656"/>
+                    </a:xfrm>
+                    <a:prstGeom prst="rect"/>
+                  </pic:spPr>
+                </pic:pic>
+              </a:graphicData>
+            </a:graphic>
+          </wp:inline>
+        </w:drawing>
+      </w:r>
+    </w:p>
+    <w:p>
+      <w:pPr>
+        <w:spacing w:after="200" w:line="240" w:lineRule="auto"/>
+        <w:jc w:val="center"/>
+      </w:pPr>
+      <w:r>
+        <w:rPr>
+          <w:rFonts w:ascii="Arial" w:hAnsi="Arial" w:cs="Arial" w:eastAsia="Microsoft YaHei"/>
+          <w:i/>
+          <w:sz w:val="18"/>
+        </w:rPr>
+        <w:t>Figure 6 - S6: Staff - new event</w:t>
+      </w:r>
+    </w:p>
+    <w:p>
+      <w:pPr>
+        <w:spacing w:after="80"/>
+      </w:pPr>
+      <w:r>
+        <w:rPr>
+          <w:rFonts w:ascii="Arial" w:hAnsi="Arial" w:cs="Arial" w:eastAsia="Microsoft YaHei"/>
+          <w:i w:val="0"/>
+          <w:sz w:val="24"/>
+        </w:rPr>
+        <w:t>Graphics: one long form in three groups, ending with a separate Venue coordinates group. Text: required fields marked with an asterisk, and the note 'Used by the Open-Meteo forecast on the event page. Leave blank if unknown.' Media: the two dropdowns are filled from the same lists the public site shows. Navigation: in from S5; Save or Cancel returns to S5.</w:t>
+      </w:r>
+    </w:p>
+    <w:p>
+      <w:pPr>
+        <w:spacing w:after="200"/>
+      </w:pPr>
+      <w:r>
+        <w:rPr>
+          <w:rFonts w:ascii="Arial" w:hAnsi="Arial" w:cs="Arial" w:eastAsia="Microsoft YaHei"/>
+          <w:i/>
+          <w:sz w:val="24"/>
+        </w:rPr>
+        <w:t>Note: Create and edit share one form component, so the two field sets cannot drift apart.</w:t>
+      </w:r>
+    </w:p>
+    <w:p>
+      <w:pPr>
+        <w:keepNext/>
+        <w:spacing w:before="160" w:after="40" w:line="240" w:lineRule="auto"/>
+        <w:jc w:val="center"/>
+        <w:pBdr>
+          <w:top w:val="single" w:sz="4" w:space="4" w:color="BFBFBF"/>
+          <w:left w:val="single" w:sz="4" w:space="4" w:color="BFBFBF"/>
+          <w:bottom w:val="single" w:sz="4" w:space="4" w:color="BFBFBF"/>
+          <w:right w:val="single" w:sz="4" w:space="4" w:color="BFBFBF"/>
+        </w:pBdr>
+      </w:pPr>
+      <w:r>
+        <w:drawing>
+          <wp:inline xmlns:a="http://schemas.openxmlformats.org/drawingml/2006/main" xmlns:pic="http://schemas.openxmlformats.org/drawingml/2006/picture">
+            <wp:extent cx="5220000" cy="5097656"/>
+            <wp:docPr id="7" name="Picture 7"/>
+            <wp:cNvGraphicFramePr>
+              <a:graphicFrameLocks noChangeAspect="1"/>
+            </wp:cNvGraphicFramePr>
+            <a:graphic>
+              <a:graphicData uri="http://schemas.openxmlformats.org/drawingml/2006/picture">
+                <pic:pic>
+                  <pic:nvPicPr>
+                    <pic:cNvPr id="0" name="S7-admin-edit.png"/>
+                    <pic:cNvPicPr/>
+                  </pic:nvPicPr>
+                  <pic:blipFill>
+                    <a:blip r:embed="rId16"/>
+                    <a:stretch>
+                      <a:fillRect/>
+                    </a:stretch>
+                  </pic:blipFill>
+                  <pic:spPr>
+                    <a:xfrm>
+                      <a:off x="0" y="0"/>
+                      <a:ext cx="5220000" cy="5097656"/>
+                    </a:xfrm>
+                    <a:prstGeom prst="rect"/>
+                  </pic:spPr>
+                </pic:pic>
+              </a:graphicData>
+            </a:graphic>
+          </wp:inline>
+        </w:drawing>
+      </w:r>
+    </w:p>
+    <w:p>
+      <w:pPr>
+        <w:spacing w:after="200" w:line="240" w:lineRule="auto"/>
+        <w:jc w:val="center"/>
+      </w:pPr>
+      <w:r>
+        <w:rPr>
+          <w:rFonts w:ascii="Arial" w:hAnsi="Arial" w:cs="Arial" w:eastAsia="Microsoft YaHei"/>
+          <w:i/>
+          <w:sz w:val="18"/>
+        </w:rPr>
+        <w:t>Figure 7 - S7: Staff - edit event</w:t>
+      </w:r>
+    </w:p>
+    <w:p>
+      <w:pPr>
+        <w:spacing w:after="80"/>
+      </w:pPr>
+      <w:r>
+        <w:rPr>
+          <w:rFonts w:ascii="Arial" w:hAnsi="Arial" w:cs="Arial" w:eastAsia="Microsoft YaHei"/>
+          <w:i w:val="0"/>
+          <w:sz w:val="24"/>
+        </w:rPr>
+        <w:t>Graphics: the same form, pre-filled, with the registration list underneath. Text: the booking count and total tickets, then each booking with name, email, phone and date, and the sentence 'Because registrations exist, this event cannot be deleted - suspend it instead.' Media: none beyond the data. Navigation: in from S5; Save or Cancel returns to S5.</w:t>
+      </w:r>
+    </w:p>
+    <w:p>
+      <w:pPr>
+        <w:spacing w:after="200"/>
+      </w:pPr>
+      <w:r>
+        <w:rPr>
+          <w:rFonts w:ascii="Arial" w:hAnsi="Arial" w:cs="Arial" w:eastAsia="Microsoft YaHei"/>
+          <w:i/>
+          <w:sz w:val="24"/>
+        </w:rPr>
+        <w:t>Note: This is where drawing the screens changed the design again: the delete rule moved out of a help page and onto this screen, where it is read at the moment it matters.</w:t>
       </w:r>
     </w:p>
     <w:p>
@@ -4532,7 +5128,7 @@
           <w:i w:val="0"/>
           <w:sz w:val="24"/>
         </w:rPr>
-        <w:t>The TEXT frame also caught a wording problem early: the first draft of the register page said 'Purchase tickets' while the charity runs free events. Writing the interface text on the storyboard, before any code existed, made that inconsistency visible in a way that reading the requirements had not.</w:t>
+        <w:t>Writing the TEXT frame also caught a wording problem before any code existed: the first draft of the register page said 'Purchase tickets' while several events are free. Drawing the screen made that inconsistency visible in a way that reading the requirements had not.</w:t>
       </w:r>
     </w:p>
     <w:p>

--- a/submission/jbao14A3-report.docx
+++ b/submission/jbao14A3-report.docx
@@ -402,6 +402,7 @@
             <w:r>
               <w:rPr>
                 <w:rFonts w:ascii="Arial" w:hAnsi="Arial" w:cs="Arial" w:eastAsia="Microsoft YaHei"/>
+                <w:b w:val="0"/>
                 <w:sz w:val="19"/>
               </w:rPr>
               <w:t>Database</w:t>
@@ -420,6 +421,7 @@
             <w:r>
               <w:rPr>
                 <w:rFonts w:ascii="Arial" w:hAnsi="Arial" w:cs="Arial" w:eastAsia="Microsoft YaHei"/>
+                <w:b w:val="0"/>
                 <w:sz w:val="19"/>
               </w:rPr>
               <w:t>MySQL 8.0</w:t>
@@ -438,6 +440,7 @@
             <w:r>
               <w:rPr>
                 <w:rFonts w:ascii="Arial" w:hAnsi="Arial" w:cs="Arial" w:eastAsia="Microsoft YaHei"/>
+                <w:b w:val="0"/>
                 <w:sz w:val="19"/>
               </w:rPr>
               <w:t>charityevents_db: organisations, categories, events, registrations. Owns the integrity rules (foreign keys, unique key, CHECK constraints).</w:t>
@@ -458,6 +461,7 @@
             <w:r>
               <w:rPr>
                 <w:rFonts w:ascii="Arial" w:hAnsi="Arial" w:cs="Arial" w:eastAsia="Microsoft YaHei"/>
+                <w:b w:val="0"/>
                 <w:sz w:val="19"/>
               </w:rPr>
               <w:t>Server</w:t>
@@ -476,6 +480,7 @@
             <w:r>
               <w:rPr>
                 <w:rFonts w:ascii="Arial" w:hAnsi="Arial" w:cs="Arial" w:eastAsia="Microsoft YaHei"/>
+                <w:b w:val="0"/>
                 <w:sz w:val="19"/>
               </w:rPr>
               <w:t>Node.js 20+ / Express 4.21 / mysql2 3.11</w:t>
@@ -494,6 +499,7 @@
             <w:r>
               <w:rPr>
                 <w:rFonts w:ascii="Arial" w:hAnsi="Arial" w:cs="Arial" w:eastAsia="Microsoft YaHei"/>
+                <w:b w:val="0"/>
                 <w:sz w:val="19"/>
               </w:rPr>
               <w:t>The only process with database credentials. Validates input, runs parameterised SQL, maps results to JSON, decides status codes, and proxies the weather API.</w:t>
@@ -514,6 +520,7 @@
             <w:r>
               <w:rPr>
                 <w:rFonts w:ascii="Arial" w:hAnsi="Arial" w:cs="Arial" w:eastAsia="Microsoft YaHei"/>
+                <w:b w:val="0"/>
                 <w:sz w:val="19"/>
               </w:rPr>
               <w:t>Public client</w:t>
@@ -532,6 +539,7 @@
             <w:r>
               <w:rPr>
                 <w:rFonts w:ascii="Arial" w:hAnsi="Arial" w:cs="Arial" w:eastAsia="Microsoft YaHei"/>
+                <w:b w:val="0"/>
                 <w:sz w:val="19"/>
               </w:rPr>
               <w:t>Angular 22.2 / TypeScript 6</w:t>
@@ -550,6 +558,7 @@
             <w:r>
               <w:rPr>
                 <w:rFonts w:ascii="Arial" w:hAnsi="Arial" w:cs="Arial" w:eastAsia="Microsoft YaHei"/>
+                <w:b w:val="0"/>
                 <w:sz w:val="19"/>
               </w:rPr>
               <w:t>Home, Search, Event details and Register pages. Calls the API with HttpClient and renders the result with signals.</w:t>
@@ -570,6 +579,7 @@
             <w:r>
               <w:rPr>
                 <w:rFonts w:ascii="Arial" w:hAnsi="Arial" w:cs="Arial" w:eastAsia="Microsoft YaHei"/>
+                <w:b w:val="0"/>
                 <w:sz w:val="19"/>
               </w:rPr>
               <w:t>Staff client</w:t>
@@ -588,6 +598,7 @@
             <w:r>
               <w:rPr>
                 <w:rFonts w:ascii="Arial" w:hAnsi="Arial" w:cs="Arial" w:eastAsia="Microsoft YaHei"/>
+                <w:b w:val="0"/>
                 <w:sz w:val="19"/>
               </w:rPr>
               <w:t>Angular 22.2 / TypeScript 6</w:t>
@@ -606,6 +617,7 @@
             <w:r>
               <w:rPr>
                 <w:rFonts w:ascii="Arial" w:hAnsi="Arial" w:cs="Arial" w:eastAsia="Microsoft YaHei"/>
+                <w:b w:val="0"/>
                 <w:sz w:val="19"/>
               </w:rPr>
               <w:t>Event list, new event, edit event. Same API, different endpoints (it may also write).</w:t>
@@ -775,6 +787,7 @@
             <w:r>
               <w:rPr>
                 <w:rFonts w:ascii="Arial" w:hAnsi="Arial" w:cs="Arial" w:eastAsia="Microsoft YaHei"/>
+                <w:b w:val="0"/>
                 <w:sz w:val="19"/>
               </w:rPr>
               <w:t>registration_id</w:t>
@@ -793,6 +806,7 @@
             <w:r>
               <w:rPr>
                 <w:rFonts w:ascii="Arial" w:hAnsi="Arial" w:cs="Arial" w:eastAsia="Microsoft YaHei"/>
+                <w:b w:val="0"/>
                 <w:sz w:val="19"/>
               </w:rPr>
               <w:t>INT AUTO_INCREMENT PK</w:t>
@@ -811,6 +825,7 @@
             <w:r>
               <w:rPr>
                 <w:rFonts w:ascii="Arial" w:hAnsi="Arial" w:cs="Arial" w:eastAsia="Microsoft YaHei"/>
+                <w:b w:val="0"/>
                 <w:sz w:val="19"/>
               </w:rPr>
               <w:t>Surrogate key. The natural key would be (event_id, email), which is two wide columns; a single integer is cheaper to index and easier to reference.</w:t>
@@ -831,6 +846,7 @@
             <w:r>
               <w:rPr>
                 <w:rFonts w:ascii="Arial" w:hAnsi="Arial" w:cs="Arial" w:eastAsia="Microsoft YaHei"/>
+                <w:b w:val="0"/>
                 <w:sz w:val="19"/>
               </w:rPr>
               <w:t>event_id</w:t>
@@ -849,6 +865,7 @@
             <w:r>
               <w:rPr>
                 <w:rFonts w:ascii="Arial" w:hAnsi="Arial" w:cs="Arial" w:eastAsia="Microsoft YaHei"/>
+                <w:b w:val="0"/>
                 <w:sz w:val="19"/>
               </w:rPr>
               <w:t>INT NOT NULL, FK -&gt; events</w:t>
@@ -867,6 +884,7 @@
             <w:r>
               <w:rPr>
                 <w:rFonts w:ascii="Arial" w:hAnsi="Arial" w:cs="Arial" w:eastAsia="Microsoft YaHei"/>
+                <w:b w:val="0"/>
                 <w:sz w:val="19"/>
               </w:rPr>
               <w:t>Which event was booked. ON UPDATE CASCADE, ON DELETE RESTRICT.</w:t>
@@ -887,6 +905,7 @@
             <w:r>
               <w:rPr>
                 <w:rFonts w:ascii="Arial" w:hAnsi="Arial" w:cs="Arial" w:eastAsia="Microsoft YaHei"/>
+                <w:b w:val="0"/>
                 <w:sz w:val="19"/>
               </w:rPr>
               <w:t>first_name / last_name</w:t>
@@ -905,6 +924,7 @@
             <w:r>
               <w:rPr>
                 <w:rFonts w:ascii="Arial" w:hAnsi="Arial" w:cs="Arial" w:eastAsia="Microsoft YaHei"/>
+                <w:b w:val="0"/>
                 <w:sz w:val="19"/>
               </w:rPr>
               <w:t>VARCHAR(80) NOT NULL</w:t>
@@ -923,6 +943,7 @@
             <w:r>
               <w:rPr>
                 <w:rFonts w:ascii="Arial" w:hAnsi="Arial" w:cs="Arial" w:eastAsia="Microsoft YaHei"/>
+                <w:b w:val="0"/>
                 <w:sz w:val="19"/>
               </w:rPr>
               <w:t>Stored separately from email so the staff screen can sort and greet by name, and so a shared family address still reads correctly.</w:t>
@@ -943,6 +964,7 @@
             <w:r>
               <w:rPr>
                 <w:rFonts w:ascii="Arial" w:hAnsi="Arial" w:cs="Arial" w:eastAsia="Microsoft YaHei"/>
+                <w:b w:val="0"/>
                 <w:sz w:val="19"/>
               </w:rPr>
               <w:t>email</w:t>
@@ -961,6 +983,7 @@
             <w:r>
               <w:rPr>
                 <w:rFonts w:ascii="Arial" w:hAnsi="Arial" w:cs="Arial" w:eastAsia="Microsoft YaHei"/>
+                <w:b w:val="0"/>
                 <w:sz w:val="19"/>
               </w:rPr>
               <w:t>VARCHAR(150) NOT NULL</w:t>
@@ -979,6 +1002,7 @@
             <w:r>
               <w:rPr>
                 <w:rFonts w:ascii="Arial" w:hAnsi="Arial" w:cs="Arial" w:eastAsia="Microsoft YaHei"/>
+                <w:b w:val="0"/>
                 <w:sz w:val="19"/>
               </w:rPr>
               <w:t>Contact detail, and part of the uniqueness rule.</w:t>
@@ -999,6 +1023,7 @@
             <w:r>
               <w:rPr>
                 <w:rFonts w:ascii="Arial" w:hAnsi="Arial" w:cs="Arial" w:eastAsia="Microsoft YaHei"/>
+                <w:b w:val="0"/>
                 <w:sz w:val="19"/>
               </w:rPr>
               <w:t>phone</w:t>
@@ -1017,6 +1042,7 @@
             <w:r>
               <w:rPr>
                 <w:rFonts w:ascii="Arial" w:hAnsi="Arial" w:cs="Arial" w:eastAsia="Microsoft YaHei"/>
+                <w:b w:val="0"/>
                 <w:sz w:val="19"/>
               </w:rPr>
               <w:t>VARCHAR(30) NOT NULL</w:t>
@@ -1035,6 +1061,7 @@
             <w:r>
               <w:rPr>
                 <w:rFonts w:ascii="Arial" w:hAnsi="Arial" w:cs="Arial" w:eastAsia="Microsoft YaHei"/>
+                <w:b w:val="0"/>
                 <w:sz w:val="19"/>
               </w:rPr>
               <w:t>The charities ring people when a event is cancelled - an email sent the night before is often missed.</w:t>
@@ -1055,6 +1082,7 @@
             <w:r>
               <w:rPr>
                 <w:rFonts w:ascii="Arial" w:hAnsi="Arial" w:cs="Arial" w:eastAsia="Microsoft YaHei"/>
+                <w:b w:val="0"/>
                 <w:sz w:val="19"/>
               </w:rPr>
               <w:t>tickets</w:t>
@@ -1073,6 +1101,7 @@
             <w:r>
               <w:rPr>
                 <w:rFonts w:ascii="Arial" w:hAnsi="Arial" w:cs="Arial" w:eastAsia="Microsoft YaHei"/>
+                <w:b w:val="0"/>
                 <w:sz w:val="19"/>
               </w:rPr>
               <w:t>INT NOT NULL DEFAULT 1</w:t>
@@ -1091,6 +1120,7 @@
             <w:r>
               <w:rPr>
                 <w:rFonts w:ascii="Arial" w:hAnsi="Arial" w:cs="Arial" w:eastAsia="Microsoft YaHei"/>
+                <w:b w:val="0"/>
                 <w:sz w:val="19"/>
               </w:rPr>
               <w:t>How many places were bought. CHECK (tickets &gt; 0 AND tickets &lt;= 50).</w:t>
@@ -1111,6 +1141,7 @@
             <w:r>
               <w:rPr>
                 <w:rFonts w:ascii="Arial" w:hAnsi="Arial" w:cs="Arial" w:eastAsia="Microsoft YaHei"/>
+                <w:b w:val="0"/>
                 <w:sz w:val="19"/>
               </w:rPr>
               <w:t>registration_date</w:t>
@@ -1129,6 +1160,7 @@
             <w:r>
               <w:rPr>
                 <w:rFonts w:ascii="Arial" w:hAnsi="Arial" w:cs="Arial" w:eastAsia="Microsoft YaHei"/>
+                <w:b w:val="0"/>
                 <w:sz w:val="19"/>
               </w:rPr>
               <w:t>DATE NOT NULL</w:t>
@@ -1147,6 +1179,7 @@
             <w:r>
               <w:rPr>
                 <w:rFonts w:ascii="Arial" w:hAnsi="Arial" w:cs="Arial" w:eastAsia="Microsoft YaHei"/>
+                <w:b w:val="0"/>
                 <w:sz w:val="19"/>
               </w:rPr>
               <w:t>The day the visitor says they booked. This is a business value, not a timestamp, which is why it is a DATE.</w:t>
@@ -1167,6 +1200,7 @@
             <w:r>
               <w:rPr>
                 <w:rFonts w:ascii="Arial" w:hAnsi="Arial" w:cs="Arial" w:eastAsia="Microsoft YaHei"/>
+                <w:b w:val="0"/>
                 <w:sz w:val="19"/>
               </w:rPr>
               <w:t>created_at</w:t>
@@ -1185,6 +1219,7 @@
             <w:r>
               <w:rPr>
                 <w:rFonts w:ascii="Arial" w:hAnsi="Arial" w:cs="Arial" w:eastAsia="Microsoft YaHei"/>
+                <w:b w:val="0"/>
                 <w:sz w:val="19"/>
               </w:rPr>
               <w:t>TIMESTAMP DEFAULT CURRENT_TIMESTAMP</w:t>
@@ -1203,6 +1238,7 @@
             <w:r>
               <w:rPr>
                 <w:rFonts w:ascii="Arial" w:hAnsi="Arial" w:cs="Arial" w:eastAsia="Microsoft YaHei"/>
+                <w:b w:val="0"/>
                 <w:sz w:val="19"/>
               </w:rPr>
               <w:t>When the row was actually written. Kept separate from registration_date so the two can never be confused when auditing.</w:t>
@@ -1223,6 +1259,7 @@
             <w:r>
               <w:rPr>
                 <w:rFonts w:ascii="Arial" w:hAnsi="Arial" w:cs="Arial" w:eastAsia="Microsoft YaHei"/>
+                <w:b w:val="0"/>
                 <w:sz w:val="19"/>
               </w:rPr>
               <w:t>notes</w:t>
@@ -1241,6 +1278,7 @@
             <w:r>
               <w:rPr>
                 <w:rFonts w:ascii="Arial" w:hAnsi="Arial" w:cs="Arial" w:eastAsia="Microsoft YaHei"/>
+                <w:b w:val="0"/>
                 <w:sz w:val="19"/>
               </w:rPr>
               <w:t>VARCHAR(255) NULL</w:t>
@@ -1259,6 +1297,7 @@
             <w:r>
               <w:rPr>
                 <w:rFonts w:ascii="Arial" w:hAnsi="Arial" w:cs="Arial" w:eastAsia="Microsoft YaHei"/>
+                <w:b w:val="0"/>
                 <w:sz w:val="19"/>
               </w:rPr>
               <w:t>Dietary requirements, accessibility needs, 'arriving late'.</w:t>
@@ -1654,6 +1693,7 @@
             <w:r>
               <w:rPr>
                 <w:rFonts w:ascii="Arial" w:hAnsi="Arial" w:cs="Arial" w:eastAsia="Microsoft YaHei"/>
+                <w:b w:val="0"/>
                 <w:sz w:val="19"/>
               </w:rPr>
               <w:t>GET</w:t>
@@ -1672,6 +1712,7 @@
             <w:r>
               <w:rPr>
                 <w:rFonts w:ascii="Arial" w:hAnsi="Arial" w:cs="Arial" w:eastAsia="Microsoft YaHei"/>
+                <w:b w:val="0"/>
                 <w:sz w:val="19"/>
               </w:rPr>
               <w:t>/api/events</w:t>
@@ -1690,6 +1731,7 @@
             <w:r>
               <w:rPr>
                 <w:rFonts w:ascii="Arial" w:hAnsi="Arial" w:cs="Arial" w:eastAsia="Microsoft YaHei"/>
+                <w:b w:val="0"/>
                 <w:sz w:val="19"/>
               </w:rPr>
               <w:t>Upcoming events, optionally filtered by date, location, category and free-text search</w:t>
@@ -1708,6 +1750,7 @@
             <w:r>
               <w:rPr>
                 <w:rFonts w:ascii="Arial" w:hAnsi="Arial" w:cs="Arial" w:eastAsia="Microsoft YaHei"/>
+                <w:b w:val="0"/>
                 <w:sz w:val="19"/>
               </w:rPr>
               <w:t>200</w:t>
@@ -1726,6 +1769,7 @@
             <w:r>
               <w:rPr>
                 <w:rFonts w:ascii="Arial" w:hAnsi="Arial" w:cs="Arial" w:eastAsia="Microsoft YaHei"/>
+                <w:b w:val="0"/>
                 <w:sz w:val="19"/>
               </w:rPr>
               <w:t>400</w:t>
@@ -1746,6 +1790,7 @@
             <w:r>
               <w:rPr>
                 <w:rFonts w:ascii="Arial" w:hAnsi="Arial" w:cs="Arial" w:eastAsia="Microsoft YaHei"/>
+                <w:b w:val="0"/>
                 <w:sz w:val="19"/>
               </w:rPr>
               <w:t>GET</w:t>
@@ -1764,6 +1809,7 @@
             <w:r>
               <w:rPr>
                 <w:rFonts w:ascii="Arial" w:hAnsi="Arial" w:cs="Arial" w:eastAsia="Microsoft YaHei"/>
+                <w:b w:val="0"/>
                 <w:sz w:val="19"/>
               </w:rPr>
               <w:t>/api/events/past</w:t>
@@ -1782,6 +1828,7 @@
             <w:r>
               <w:rPr>
                 <w:rFonts w:ascii="Arial" w:hAnsi="Arial" w:cs="Arial" w:eastAsia="Microsoft YaHei"/>
+                <w:b w:val="0"/>
                 <w:sz w:val="19"/>
               </w:rPr>
               <w:t>Past events, for the 'previously' section of the home page</w:t>
@@ -1800,6 +1847,7 @@
             <w:r>
               <w:rPr>
                 <w:rFonts w:ascii="Arial" w:hAnsi="Arial" w:cs="Arial" w:eastAsia="Microsoft YaHei"/>
+                <w:b w:val="0"/>
                 <w:sz w:val="19"/>
               </w:rPr>
               <w:t>200</w:t>
@@ -1818,6 +1866,7 @@
             <w:r>
               <w:rPr>
                 <w:rFonts w:ascii="Arial" w:hAnsi="Arial" w:cs="Arial" w:eastAsia="Microsoft YaHei"/>
+                <w:b w:val="0"/>
                 <w:sz w:val="19"/>
               </w:rPr>
               <w:t>-</w:t>
@@ -1838,6 +1887,7 @@
             <w:r>
               <w:rPr>
                 <w:rFonts w:ascii="Arial" w:hAnsi="Arial" w:cs="Arial" w:eastAsia="Microsoft YaHei"/>
+                <w:b w:val="0"/>
                 <w:sz w:val="19"/>
               </w:rPr>
               <w:t>GET</w:t>
@@ -1856,6 +1906,7 @@
             <w:r>
               <w:rPr>
                 <w:rFonts w:ascii="Arial" w:hAnsi="Arial" w:cs="Arial" w:eastAsia="Microsoft YaHei"/>
+                <w:b w:val="0"/>
                 <w:sz w:val="19"/>
               </w:rPr>
               <w:t>/api/events/:id</w:t>
@@ -1874,6 +1925,7 @@
             <w:r>
               <w:rPr>
                 <w:rFonts w:ascii="Arial" w:hAnsi="Arial" w:cs="Arial" w:eastAsia="Microsoft YaHei"/>
+                <w:b w:val="0"/>
                 <w:sz w:val="19"/>
               </w:rPr>
               <w:t>One event plus its complete registration list, newest booking first</w:t>
@@ -1892,6 +1944,7 @@
             <w:r>
               <w:rPr>
                 <w:rFonts w:ascii="Arial" w:hAnsi="Arial" w:cs="Arial" w:eastAsia="Microsoft YaHei"/>
+                <w:b w:val="0"/>
                 <w:sz w:val="19"/>
               </w:rPr>
               <w:t>200</w:t>
@@ -1910,6 +1963,7 @@
             <w:r>
               <w:rPr>
                 <w:rFonts w:ascii="Arial" w:hAnsi="Arial" w:cs="Arial" w:eastAsia="Microsoft YaHei"/>
+                <w:b w:val="0"/>
                 <w:sz w:val="19"/>
               </w:rPr>
               <w:t>400, 404</w:t>
@@ -1930,6 +1984,7 @@
             <w:r>
               <w:rPr>
                 <w:rFonts w:ascii="Arial" w:hAnsi="Arial" w:cs="Arial" w:eastAsia="Microsoft YaHei"/>
+                <w:b w:val="0"/>
                 <w:sz w:val="19"/>
               </w:rPr>
               <w:t>POST</w:t>
@@ -1948,6 +2003,7 @@
             <w:r>
               <w:rPr>
                 <w:rFonts w:ascii="Arial" w:hAnsi="Arial" w:cs="Arial" w:eastAsia="Microsoft YaHei"/>
+                <w:b w:val="0"/>
                 <w:sz w:val="19"/>
               </w:rPr>
               <w:t>/api/events</w:t>
@@ -1966,6 +2022,7 @@
             <w:r>
               <w:rPr>
                 <w:rFonts w:ascii="Arial" w:hAnsi="Arial" w:cs="Arial" w:eastAsia="Microsoft YaHei"/>
+                <w:b w:val="0"/>
                 <w:sz w:val="19"/>
               </w:rPr>
               <w:t>Create an event (admin)</w:t>
@@ -1984,6 +2041,7 @@
             <w:r>
               <w:rPr>
                 <w:rFonts w:ascii="Arial" w:hAnsi="Arial" w:cs="Arial" w:eastAsia="Microsoft YaHei"/>
+                <w:b w:val="0"/>
                 <w:sz w:val="19"/>
               </w:rPr>
               <w:t>201</w:t>
@@ -2002,6 +2060,7 @@
             <w:r>
               <w:rPr>
                 <w:rFonts w:ascii="Arial" w:hAnsi="Arial" w:cs="Arial" w:eastAsia="Microsoft YaHei"/>
+                <w:b w:val="0"/>
                 <w:sz w:val="19"/>
               </w:rPr>
               <w:t>400</w:t>
@@ -2022,6 +2081,7 @@
             <w:r>
               <w:rPr>
                 <w:rFonts w:ascii="Arial" w:hAnsi="Arial" w:cs="Arial" w:eastAsia="Microsoft YaHei"/>
+                <w:b w:val="0"/>
                 <w:sz w:val="19"/>
               </w:rPr>
               <w:t>PUT</w:t>
@@ -2040,6 +2100,7 @@
             <w:r>
               <w:rPr>
                 <w:rFonts w:ascii="Arial" w:hAnsi="Arial" w:cs="Arial" w:eastAsia="Microsoft YaHei"/>
+                <w:b w:val="0"/>
                 <w:sz w:val="19"/>
               </w:rPr>
               <w:t>/api/events/:id</w:t>
@@ -2058,6 +2119,7 @@
             <w:r>
               <w:rPr>
                 <w:rFonts w:ascii="Arial" w:hAnsi="Arial" w:cs="Arial" w:eastAsia="Microsoft YaHei"/>
+                <w:b w:val="0"/>
                 <w:sz w:val="19"/>
               </w:rPr>
               <w:t>Replace an event's details (admin)</w:t>
@@ -2076,6 +2138,7 @@
             <w:r>
               <w:rPr>
                 <w:rFonts w:ascii="Arial" w:hAnsi="Arial" w:cs="Arial" w:eastAsia="Microsoft YaHei"/>
+                <w:b w:val="0"/>
                 <w:sz w:val="19"/>
               </w:rPr>
               <w:t>200</w:t>
@@ -2094,6 +2157,7 @@
             <w:r>
               <w:rPr>
                 <w:rFonts w:ascii="Arial" w:hAnsi="Arial" w:cs="Arial" w:eastAsia="Microsoft YaHei"/>
+                <w:b w:val="0"/>
                 <w:sz w:val="19"/>
               </w:rPr>
               <w:t>400, 404</w:t>
@@ -2114,6 +2178,7 @@
             <w:r>
               <w:rPr>
                 <w:rFonts w:ascii="Arial" w:hAnsi="Arial" w:cs="Arial" w:eastAsia="Microsoft YaHei"/>
+                <w:b w:val="0"/>
                 <w:sz w:val="19"/>
               </w:rPr>
               <w:t>DELETE</w:t>
@@ -2132,6 +2197,7 @@
             <w:r>
               <w:rPr>
                 <w:rFonts w:ascii="Arial" w:hAnsi="Arial" w:cs="Arial" w:eastAsia="Microsoft YaHei"/>
+                <w:b w:val="0"/>
                 <w:sz w:val="19"/>
               </w:rPr>
               <w:t>/api/events/:id</w:t>
@@ -2150,6 +2216,7 @@
             <w:r>
               <w:rPr>
                 <w:rFonts w:ascii="Arial" w:hAnsi="Arial" w:cs="Arial" w:eastAsia="Microsoft YaHei"/>
+                <w:b w:val="0"/>
                 <w:sz w:val="19"/>
               </w:rPr>
               <w:t>Delete an event, blocked when bookings exist</w:t>
@@ -2168,6 +2235,7 @@
             <w:r>
               <w:rPr>
                 <w:rFonts w:ascii="Arial" w:hAnsi="Arial" w:cs="Arial" w:eastAsia="Microsoft YaHei"/>
+                <w:b w:val="0"/>
                 <w:sz w:val="19"/>
               </w:rPr>
               <w:t>200</w:t>
@@ -2186,6 +2254,7 @@
             <w:r>
               <w:rPr>
                 <w:rFonts w:ascii="Arial" w:hAnsi="Arial" w:cs="Arial" w:eastAsia="Microsoft YaHei"/>
+                <w:b w:val="0"/>
                 <w:sz w:val="19"/>
               </w:rPr>
               <w:t>400, 404, 409</w:t>
@@ -2206,6 +2275,7 @@
             <w:r>
               <w:rPr>
                 <w:rFonts w:ascii="Arial" w:hAnsi="Arial" w:cs="Arial" w:eastAsia="Microsoft YaHei"/>
+                <w:b w:val="0"/>
                 <w:sz w:val="19"/>
               </w:rPr>
               <w:t>GET</w:t>
@@ -2224,6 +2294,7 @@
             <w:r>
               <w:rPr>
                 <w:rFonts w:ascii="Arial" w:hAnsi="Arial" w:cs="Arial" w:eastAsia="Microsoft YaHei"/>
+                <w:b w:val="0"/>
                 <w:sz w:val="19"/>
               </w:rPr>
               <w:t>/api/registrations</w:t>
@@ -2242,6 +2313,7 @@
             <w:r>
               <w:rPr>
                 <w:rFonts w:ascii="Arial" w:hAnsi="Arial" w:cs="Arial" w:eastAsia="Microsoft YaHei"/>
+                <w:b w:val="0"/>
                 <w:sz w:val="19"/>
               </w:rPr>
               <w:t>All bookings, or those for one event via ?event_id=</w:t>
@@ -2260,6 +2332,7 @@
             <w:r>
               <w:rPr>
                 <w:rFonts w:ascii="Arial" w:hAnsi="Arial" w:cs="Arial" w:eastAsia="Microsoft YaHei"/>
+                <w:b w:val="0"/>
                 <w:sz w:val="19"/>
               </w:rPr>
               <w:t>200</w:t>
@@ -2278,6 +2351,7 @@
             <w:r>
               <w:rPr>
                 <w:rFonts w:ascii="Arial" w:hAnsi="Arial" w:cs="Arial" w:eastAsia="Microsoft YaHei"/>
+                <w:b w:val="0"/>
                 <w:sz w:val="19"/>
               </w:rPr>
               <w:t>400</w:t>
@@ -2298,6 +2372,7 @@
             <w:r>
               <w:rPr>
                 <w:rFonts w:ascii="Arial" w:hAnsi="Arial" w:cs="Arial" w:eastAsia="Microsoft YaHei"/>
+                <w:b w:val="0"/>
                 <w:sz w:val="19"/>
               </w:rPr>
               <w:t>POST</w:t>
@@ -2316,6 +2391,7 @@
             <w:r>
               <w:rPr>
                 <w:rFonts w:ascii="Arial" w:hAnsi="Arial" w:cs="Arial" w:eastAsia="Microsoft YaHei"/>
+                <w:b w:val="0"/>
                 <w:sz w:val="19"/>
               </w:rPr>
               <w:t>/api/registrations</w:t>
@@ -2334,6 +2410,7 @@
             <w:r>
               <w:rPr>
                 <w:rFonts w:ascii="Arial" w:hAnsi="Arial" w:cs="Arial" w:eastAsia="Microsoft YaHei"/>
+                <w:b w:val="0"/>
                 <w:sz w:val="19"/>
               </w:rPr>
               <w:t>Create a booking (public site)</w:t>
@@ -2352,6 +2429,7 @@
             <w:r>
               <w:rPr>
                 <w:rFonts w:ascii="Arial" w:hAnsi="Arial" w:cs="Arial" w:eastAsia="Microsoft YaHei"/>
+                <w:b w:val="0"/>
                 <w:sz w:val="19"/>
               </w:rPr>
               <w:t>201</w:t>
@@ -2370,6 +2448,7 @@
             <w:r>
               <w:rPr>
                 <w:rFonts w:ascii="Arial" w:hAnsi="Arial" w:cs="Arial" w:eastAsia="Microsoft YaHei"/>
+                <w:b w:val="0"/>
                 <w:sz w:val="19"/>
               </w:rPr>
               <w:t>400, 404, 409</w:t>
@@ -2390,6 +2469,7 @@
             <w:r>
               <w:rPr>
                 <w:rFonts w:ascii="Arial" w:hAnsi="Arial" w:cs="Arial" w:eastAsia="Microsoft YaHei"/>
+                <w:b w:val="0"/>
                 <w:sz w:val="19"/>
               </w:rPr>
               <w:t>GET</w:t>
@@ -2408,6 +2488,7 @@
             <w:r>
               <w:rPr>
                 <w:rFonts w:ascii="Arial" w:hAnsi="Arial" w:cs="Arial" w:eastAsia="Microsoft YaHei"/>
+                <w:b w:val="0"/>
                 <w:sz w:val="19"/>
               </w:rPr>
               <w:t>/api/categories</w:t>
@@ -2426,6 +2507,7 @@
             <w:r>
               <w:rPr>
                 <w:rFonts w:ascii="Arial" w:hAnsi="Arial" w:cs="Arial" w:eastAsia="Microsoft YaHei"/>
+                <w:b w:val="0"/>
                 <w:sz w:val="19"/>
               </w:rPr>
               <w:t>Categories with their icon and banner image</w:t>
@@ -2444,6 +2526,7 @@
             <w:r>
               <w:rPr>
                 <w:rFonts w:ascii="Arial" w:hAnsi="Arial" w:cs="Arial" w:eastAsia="Microsoft YaHei"/>
+                <w:b w:val="0"/>
                 <w:sz w:val="19"/>
               </w:rPr>
               <w:t>200</w:t>
@@ -2462,6 +2545,7 @@
             <w:r>
               <w:rPr>
                 <w:rFonts w:ascii="Arial" w:hAnsi="Arial" w:cs="Arial" w:eastAsia="Microsoft YaHei"/>
+                <w:b w:val="0"/>
                 <w:sz w:val="19"/>
               </w:rPr>
               <w:t>-</w:t>
@@ -2482,6 +2566,7 @@
             <w:r>
               <w:rPr>
                 <w:rFonts w:ascii="Arial" w:hAnsi="Arial" w:cs="Arial" w:eastAsia="Microsoft YaHei"/>
+                <w:b w:val="0"/>
                 <w:sz w:val="19"/>
               </w:rPr>
               <w:t>GET</w:t>
@@ -2500,6 +2585,7 @@
             <w:r>
               <w:rPr>
                 <w:rFonts w:ascii="Arial" w:hAnsi="Arial" w:cs="Arial" w:eastAsia="Microsoft YaHei"/>
+                <w:b w:val="0"/>
                 <w:sz w:val="19"/>
               </w:rPr>
               <w:t>/api/organisations</w:t>
@@ -2518,6 +2604,7 @@
             <w:r>
               <w:rPr>
                 <w:rFonts w:ascii="Arial" w:hAnsi="Arial" w:cs="Arial" w:eastAsia="Microsoft YaHei"/>
+                <w:b w:val="0"/>
                 <w:sz w:val="19"/>
               </w:rPr>
               <w:t>The four charities and their contact details</w:t>
@@ -2536,6 +2623,7 @@
             <w:r>
               <w:rPr>
                 <w:rFonts w:ascii="Arial" w:hAnsi="Arial" w:cs="Arial" w:eastAsia="Microsoft YaHei"/>
+                <w:b w:val="0"/>
                 <w:sz w:val="19"/>
               </w:rPr>
               <w:t>200</w:t>
@@ -2554,6 +2642,7 @@
             <w:r>
               <w:rPr>
                 <w:rFonts w:ascii="Arial" w:hAnsi="Arial" w:cs="Arial" w:eastAsia="Microsoft YaHei"/>
+                <w:b w:val="0"/>
                 <w:sz w:val="19"/>
               </w:rPr>
               <w:t>-</w:t>
@@ -2574,6 +2663,7 @@
             <w:r>
               <w:rPr>
                 <w:rFonts w:ascii="Arial" w:hAnsi="Arial" w:cs="Arial" w:eastAsia="Microsoft YaHei"/>
+                <w:b w:val="0"/>
                 <w:sz w:val="19"/>
               </w:rPr>
               <w:t>GET</w:t>
@@ -2592,6 +2682,7 @@
             <w:r>
               <w:rPr>
                 <w:rFonts w:ascii="Arial" w:hAnsi="Arial" w:cs="Arial" w:eastAsia="Microsoft YaHei"/>
+                <w:b w:val="0"/>
                 <w:sz w:val="19"/>
               </w:rPr>
               <w:t>/api/weather/:eventId</w:t>
@@ -2610,6 +2701,7 @@
             <w:r>
               <w:rPr>
                 <w:rFonts w:ascii="Arial" w:hAnsi="Arial" w:cs="Arial" w:eastAsia="Microsoft YaHei"/>
+                <w:b w:val="0"/>
                 <w:sz w:val="19"/>
               </w:rPr>
               <w:t>Forecast for the event's venue, proxied from Open-Meteo</w:t>
@@ -2628,6 +2720,7 @@
             <w:r>
               <w:rPr>
                 <w:rFonts w:ascii="Arial" w:hAnsi="Arial" w:cs="Arial" w:eastAsia="Microsoft YaHei"/>
+                <w:b w:val="0"/>
                 <w:sz w:val="19"/>
               </w:rPr>
               <w:t>200</w:t>
@@ -2646,6 +2739,7 @@
             <w:r>
               <w:rPr>
                 <w:rFonts w:ascii="Arial" w:hAnsi="Arial" w:cs="Arial" w:eastAsia="Microsoft YaHei"/>
+                <w:b w:val="0"/>
                 <w:sz w:val="19"/>
               </w:rPr>
               <w:t>400, 404, 502</w:t>
@@ -2666,6 +2760,7 @@
             <w:r>
               <w:rPr>
                 <w:rFonts w:ascii="Arial" w:hAnsi="Arial" w:cs="Arial" w:eastAsia="Microsoft YaHei"/>
+                <w:b w:val="0"/>
                 <w:sz w:val="19"/>
               </w:rPr>
               <w:t>GET</w:t>
@@ -2684,6 +2779,7 @@
             <w:r>
               <w:rPr>
                 <w:rFonts w:ascii="Arial" w:hAnsi="Arial" w:cs="Arial" w:eastAsia="Microsoft YaHei"/>
+                <w:b w:val="0"/>
                 <w:sz w:val="19"/>
               </w:rPr>
               <w:t>/api/health</w:t>
@@ -2702,6 +2798,7 @@
             <w:r>
               <w:rPr>
                 <w:rFonts w:ascii="Arial" w:hAnsi="Arial" w:cs="Arial" w:eastAsia="Microsoft YaHei"/>
+                <w:b w:val="0"/>
                 <w:sz w:val="19"/>
               </w:rPr>
               <w:t>Reports the API version and whether the database answers</w:t>
@@ -2720,6 +2817,7 @@
             <w:r>
               <w:rPr>
                 <w:rFonts w:ascii="Arial" w:hAnsi="Arial" w:cs="Arial" w:eastAsia="Microsoft YaHei"/>
+                <w:b w:val="0"/>
                 <w:sz w:val="19"/>
               </w:rPr>
               <w:t>200</w:t>
@@ -2738,6 +2836,7 @@
             <w:r>
               <w:rPr>
                 <w:rFonts w:ascii="Arial" w:hAnsi="Arial" w:cs="Arial" w:eastAsia="Microsoft YaHei"/>
+                <w:b w:val="0"/>
                 <w:sz w:val="19"/>
               </w:rPr>
               <w:t>500</w:t>
@@ -3505,6 +3604,7 @@
             <w:r>
               <w:rPr>
                 <w:rFonts w:ascii="Arial" w:hAnsi="Arial" w:cs="Arial" w:eastAsia="Microsoft YaHei"/>
+                <w:b w:val="0"/>
                 <w:sz w:val="19"/>
               </w:rPr>
               <w:t>Angular 22 for the public site</w:t>
@@ -3523,6 +3623,7 @@
             <w:r>
               <w:rPr>
                 <w:rFonts w:ascii="Arial" w:hAnsi="Arial" w:cs="Arial" w:eastAsia="Microsoft YaHei"/>
+                <w:b w:val="0"/>
                 <w:sz w:val="19"/>
               </w:rPr>
               <w:t>Standalone components with no NgModules, signals and computed values instead of manual DOM wiring, HttpClient with firstValueFrom so every call returns a Promise, typed models for every API response, lazy route titles.</w:t>
@@ -3541,6 +3642,7 @@
             <w:r>
               <w:rPr>
                 <w:rFonts w:ascii="Arial" w:hAnsi="Arial" w:cs="Arial" w:eastAsia="Microsoft YaHei"/>
+                <w:b w:val="0"/>
                 <w:sz w:val="19"/>
               </w:rPr>
               <w:t>clientside/src/app/</w:t>
@@ -3561,6 +3663,7 @@
             <w:r>
               <w:rPr>
                 <w:rFonts w:ascii="Arial" w:hAnsi="Arial" w:cs="Arial" w:eastAsia="Microsoft YaHei"/>
+                <w:b w:val="0"/>
                 <w:sz w:val="19"/>
               </w:rPr>
               <w:t>Angular 22 for the staff site</w:t>
@@ -3579,6 +3682,7 @@
             <w:r>
               <w:rPr>
                 <w:rFonts w:ascii="Arial" w:hAnsi="Arial" w:cs="Arial" w:eastAsia="Microsoft YaHei"/>
+                <w:b w:val="0"/>
                 <w:sz w:val="19"/>
               </w:rPr>
               <w:t>A second application sharing the same conventions: Reactive Forms with custom validators, a shared form component reused by the new and edit screens, route parameters for :id, an interceptor-free service layer.</w:t>
@@ -3597,6 +3701,7 @@
             <w:r>
               <w:rPr>
                 <w:rFonts w:ascii="Arial" w:hAnsi="Arial" w:cs="Arial" w:eastAsia="Microsoft YaHei"/>
+                <w:b w:val="0"/>
                 <w:sz w:val="19"/>
               </w:rPr>
               <w:t>adminside/src/app/</w:t>
@@ -3617,6 +3722,7 @@
             <w:r>
               <w:rPr>
                 <w:rFonts w:ascii="Arial" w:hAnsi="Arial" w:cs="Arial" w:eastAsia="Microsoft YaHei"/>
+                <w:b w:val="0"/>
                 <w:sz w:val="19"/>
               </w:rPr>
               <w:t>Open-Meteo weather API</w:t>
@@ -3635,6 +3741,7 @@
             <w:r>
               <w:rPr>
                 <w:rFonts w:ascii="Arial" w:hAnsi="Arial" w:cs="Arial" w:eastAsia="Microsoft YaHei"/>
+                <w:b w:val="0"/>
                 <w:sz w:val="19"/>
               </w:rPr>
               <w:t>latitude/longitude added to the schema, a server-side proxy endpoint, weather codes mapped to text, graceful degradation when the upstream call fails.</w:t>
@@ -3653,6 +3760,7 @@
             <w:r>
               <w:rPr>
                 <w:rFonts w:ascii="Arial" w:hAnsi="Arial" w:cs="Arial" w:eastAsia="Microsoft YaHei"/>
+                <w:b w:val="0"/>
                 <w:sz w:val="19"/>
               </w:rPr>
               <w:t>api/routes/weather.js</w:t>
@@ -3673,6 +3781,7 @@
             <w:r>
               <w:rPr>
                 <w:rFonts w:ascii="Arial" w:hAnsi="Arial" w:cs="Arial" w:eastAsia="Microsoft YaHei"/>
+                <w:b w:val="0"/>
                 <w:sz w:val="19"/>
               </w:rPr>
               <w:t>Postman collection with assertions</w:t>
@@ -3691,6 +3800,7 @@
             <w:r>
               <w:rPr>
                 <w:rFonts w:ascii="Arial" w:hAnsi="Arial" w:cs="Arial" w:eastAsia="Microsoft YaHei"/>
+                <w:b w:val="0"/>
                 <w:sz w:val="19"/>
               </w:rPr>
               <w:t>Every endpoint in a runnable collection, including the 409 cases, so the API can be regression-tested in one click.</w:t>
@@ -3709,6 +3819,7 @@
             <w:r>
               <w:rPr>
                 <w:rFonts w:ascii="Arial" w:hAnsi="Arial" w:cs="Arial" w:eastAsia="Microsoft YaHei"/>
+                <w:b w:val="0"/>
                 <w:sz w:val="19"/>
               </w:rPr>
               <w:t>docs/postman/</w:t>
@@ -3729,6 +3840,7 @@
             <w:r>
               <w:rPr>
                 <w:rFonts w:ascii="Arial" w:hAnsi="Arial" w:cs="Arial" w:eastAsia="Microsoft YaHei"/>
+                <w:b w:val="0"/>
                 <w:sz w:val="19"/>
               </w:rPr>
               <w:t>One-click local start</w:t>
@@ -3747,6 +3859,7 @@
             <w:r>
               <w:rPr>
                 <w:rFonts w:ascii="Arial" w:hAnsi="Arial" w:cs="Arial" w:eastAsia="Microsoft YaHei"/>
+                <w:b w:val="0"/>
                 <w:sz w:val="19"/>
               </w:rPr>
               <w:t>start-all.bat runs the API and both Angular dev servers together, so the team and the marker do not have to remember three commands.</w:t>
@@ -3765,6 +3878,7 @@
             <w:r>
               <w:rPr>
                 <w:rFonts w:ascii="Arial" w:hAnsi="Arial" w:cs="Arial" w:eastAsia="Microsoft YaHei"/>
+                <w:b w:val="0"/>
                 <w:sz w:val="19"/>
               </w:rPr>
               <w:t>start-all.bat</w:t>
@@ -3785,6 +3899,7 @@
             <w:r>
               <w:rPr>
                 <w:rFonts w:ascii="Arial" w:hAnsi="Arial" w:cs="Arial" w:eastAsia="Microsoft YaHei"/>
+                <w:b w:val="0"/>
                 <w:sz w:val="19"/>
               </w:rPr>
               <w:t>Character-set hardening</w:t>
@@ -3803,6 +3918,7 @@
             <w:r>
               <w:rPr>
                 <w:rFonts w:ascii="Arial" w:hAnsi="Arial" w:cs="Arial" w:eastAsia="Microsoft YaHei"/>
+                <w:b w:val="0"/>
                 <w:sz w:val="19"/>
               </w:rPr>
               <w:t>Both the connection pool and the exported SQL file now pin utf8mb4, so the emoji icons survive a move to a host whose default is the three-byte character set.</w:t>
@@ -3821,6 +3937,7 @@
             <w:r>
               <w:rPr>
                 <w:rFonts w:ascii="Arial" w:hAnsi="Arial" w:cs="Arial" w:eastAsia="Microsoft YaHei"/>
+                <w:b w:val="0"/>
                 <w:sz w:val="19"/>
               </w:rPr>
               <w:t>api/event_db.js, database/</w:t>
@@ -3858,7 +3975,7 @@
           <w:i w:val="0"/>
           <w:sz w:val="24"/>
         </w:rPr>
-        <w:t>Before the two websites were built, the seven screens were storyboarded on the template supplied with the unit: one page per screen, with the layout sketched, the interface text listed, and the media noted. Each storyboard page carries four frames - GRAPHICS, TEXT, AUDIO/VIDEO and NOTES - over the five-row table the template provides (Description, Content, Interactions, Media Creation, Navigation).</w:t>
+        <w:t>Before the two websites were built, every screen was storyboarded on the template supplied with the unit. The complete storyboard - all seven screens, exactly as laid out on that template - is reproduced in this section so that the report stands on its own.</w:t>
       </w:r>
     </w:p>
     <w:p>
@@ -3871,8 +3988,4074 @@
           <w:i w:val="0"/>
           <w:sz w:val="24"/>
         </w:rPr>
-        <w:t>The seven screens are the four public pages and the three staff pages. Table 5 maps each one to the endpoint it depends on; Figures 1 to 7 show them as they are running on the deployed site, with the storyboard row for each screen reproduced underneath.</w:t>
+        <w:t>Each screen occupies its own block: the GRAPHICS frame holds the screen as it runs on the deployed site, the TEXT frame lists every piece of interface copy, the AUDIO/VIDEO frame records what media the screen uses (and, in this project, why there is none), and NOTES records the design reasoning. Under them is the five-row table the template requires: Description, Content, Interactions, Media Creation and Navigation.</w:t>
       </w:r>
+    </w:p>
+    <w:p>
+      <w:pPr>
+        <w:spacing w:after="0"/>
+      </w:pPr>
+      <w:r>
+        <w:br w:type="page"/>
+      </w:r>
+    </w:p>
+    <w:p>
+      <w:pPr>
+        <w:keepNext/>
+        <w:spacing w:before="0" w:after="120"/>
+      </w:pPr>
+      <w:r>
+        <w:rPr>
+          <w:rFonts w:ascii="Arial" w:hAnsi="Arial" w:cs="Arial" w:eastAsia="Microsoft YaHei"/>
+          <w:b/>
+          <w:sz w:val="24"/>
+        </w:rPr>
+        <w:t>Storyboard S1 - Home - Giving Coast public site</w:t>
+      </w:r>
+    </w:p>
+    <w:p>
+      <w:pPr>
+        <w:spacing w:after="120"/>
+      </w:pPr>
+      <w:r>
+        <w:rPr>
+          <w:rFonts w:ascii="Arial" w:hAnsi="Arial" w:cs="Arial" w:eastAsia="Microsoft YaHei"/>
+          <w:i w:val="0"/>
+          <w:sz w:val="24"/>
+        </w:rPr>
+        <w:t>TITLE: Home - Giving Coast public site      SCREEN ID: S1      DATE: 18 October 2026</w:t>
+      </w:r>
+    </w:p>
+    <w:p>
+      <w:pPr>
+        <w:keepNext/>
+        <w:spacing w:before="80" w:after="20" w:line="240" w:lineRule="auto"/>
+      </w:pPr>
+      <w:r>
+        <w:rPr>
+          <w:rFonts w:ascii="Arial" w:hAnsi="Arial" w:cs="Arial" w:eastAsia="Microsoft YaHei"/>
+          <w:b/>
+          <w:sz w:val="22"/>
+        </w:rPr>
+        <w:t>Elements:</w:t>
+      </w:r>
+    </w:p>
+    <w:tbl>
+      <w:tblPr>
+        <w:tblW w:type="auto" w:w="0"/>
+        <w:tblLayout w:type="fixed"/>
+        <w:tblLook w:firstColumn="1" w:firstRow="1" w:lastColumn="0" w:lastRow="0" w:noHBand="0" w:noVBand="1" w:val="04A0"/>
+        <w:tblLayout w:type="fixed"/>
+        <w:jc w:val="center"/>
+        <w:tblBorders>
+          <w:top w:val="single" w:sz="6" w:space="0" w:color="808080"/>
+          <w:left w:val="single" w:sz="6" w:space="0" w:color="808080"/>
+          <w:bottom w:val="single" w:sz="6" w:space="0" w:color="808080"/>
+          <w:right w:val="single" w:sz="6" w:space="0" w:color="808080"/>
+          <w:insideH w:val="single" w:sz="6" w:space="0" w:color="808080"/>
+          <w:insideV w:val="single" w:sz="6" w:space="0" w:color="808080"/>
+        </w:tblBorders>
+      </w:tblPr>
+      <w:tblGrid>
+        <w:gridCol w:w="8901"/>
+      </w:tblGrid>
+      <w:tr>
+        <w:tc>
+          <w:tcPr>
+            <w:tcW w:type="dxa" w:w="8901"/>
+          </w:tcPr>
+          <w:p>
+            <w:pPr>
+              <w:spacing w:before="20" w:after="20" w:line="240" w:lineRule="auto"/>
+            </w:pPr>
+            <w:r>
+              <w:rPr>
+                <w:rFonts w:ascii="Arial" w:hAnsi="Arial" w:cs="Arial" w:eastAsia="Microsoft YaHei"/>
+                <w:sz w:val="19"/>
+              </w:rPr>
+              <w:t>GRAPHICS:</w:t>
+            </w:r>
+          </w:p>
+          <w:p>
+            <w:pPr>
+              <w:spacing w:after="20" w:line="240" w:lineRule="auto"/>
+              <w:jc w:val="center"/>
+            </w:pPr>
+            <w:r>
+              <w:drawing>
+                <wp:inline xmlns:a="http://schemas.openxmlformats.org/drawingml/2006/main" xmlns:pic="http://schemas.openxmlformats.org/drawingml/2006/picture">
+                  <wp:extent cx="2376000" cy="2320312"/>
+                  <wp:docPr id="1" name="Picture 1"/>
+                  <wp:cNvGraphicFramePr>
+                    <a:graphicFrameLocks noChangeAspect="1"/>
+                  </wp:cNvGraphicFramePr>
+                  <a:graphic>
+                    <a:graphicData uri="http://schemas.openxmlformats.org/drawingml/2006/picture">
+                      <pic:pic>
+                        <pic:nvPicPr>
+                          <pic:cNvPr id="0" name="S1-home.png"/>
+                          <pic:cNvPicPr/>
+                        </pic:nvPicPr>
+                        <pic:blipFill>
+                          <a:blip r:embed="rId10"/>
+                          <a:stretch>
+                            <a:fillRect/>
+                          </a:stretch>
+                        </pic:blipFill>
+                        <pic:spPr>
+                          <a:xfrm>
+                            <a:off x="0" y="0"/>
+                            <a:ext cx="2376000" cy="2320312"/>
+                          </a:xfrm>
+                          <a:prstGeom prst="rect"/>
+                        </pic:spPr>
+                      </pic:pic>
+                    </a:graphicData>
+                  </a:graphic>
+                </wp:inline>
+              </w:drawing>
+            </w:r>
+          </w:p>
+          <w:p>
+            <w:pPr>
+              <w:spacing w:after="0" w:line="240" w:lineRule="auto"/>
+            </w:pPr>
+            <w:r>
+              <w:rPr>
+                <w:rFonts w:ascii="Arial" w:hAnsi="Arial" w:cs="Arial" w:eastAsia="Microsoft YaHei"/>
+                <w:sz w:val="16"/>
+              </w:rPr>
+              <w:t>Live screenshot of the deployed page (https://24831941.it.scu.edu.au), taken with headless Chrome. The layout is the design; every value on it comes from the API.</w:t>
+            </w:r>
+          </w:p>
+        </w:tc>
+      </w:tr>
+    </w:tbl>
+    <w:tbl>
+      <w:tblPr>
+        <w:tblW w:type="auto" w:w="0"/>
+        <w:tblLayout w:type="fixed"/>
+        <w:tblLook w:firstColumn="1" w:firstRow="1" w:lastColumn="0" w:lastRow="0" w:noHBand="0" w:noVBand="1" w:val="04A0"/>
+        <w:tblLayout w:type="fixed"/>
+        <w:jc w:val="center"/>
+        <w:tblBorders>
+          <w:top w:val="single" w:sz="6" w:space="0" w:color="808080"/>
+          <w:left w:val="single" w:sz="6" w:space="0" w:color="808080"/>
+          <w:bottom w:val="single" w:sz="6" w:space="0" w:color="808080"/>
+          <w:right w:val="single" w:sz="6" w:space="0" w:color="808080"/>
+          <w:insideH w:val="single" w:sz="6" w:space="0" w:color="808080"/>
+          <w:insideV w:val="single" w:sz="6" w:space="0" w:color="808080"/>
+        </w:tblBorders>
+      </w:tblPr>
+      <w:tblGrid>
+        <w:gridCol w:w="8901"/>
+      </w:tblGrid>
+      <w:tr>
+        <w:tc>
+          <w:tcPr>
+            <w:tcW w:type="dxa" w:w="8901"/>
+          </w:tcPr>
+          <w:p>
+            <w:pPr>
+              <w:spacing w:before="20" w:after="20" w:line="240" w:lineRule="auto"/>
+            </w:pPr>
+            <w:r>
+              <w:rPr>
+                <w:rFonts w:ascii="Arial" w:hAnsi="Arial" w:cs="Arial" w:eastAsia="Microsoft YaHei"/>
+                <w:sz w:val="19"/>
+              </w:rPr>
+              <w:t>TEXT:</w:t>
+            </w:r>
+          </w:p>
+          <w:p>
+            <w:pPr>
+              <w:spacing w:after="0" w:line="240" w:lineRule="auto"/>
+            </w:pPr>
+            <w:r>
+              <w:rPr>
+                <w:rFonts w:ascii="Arial" w:hAnsi="Arial" w:cs="Arial" w:eastAsia="Microsoft YaHei"/>
+                <w:sz w:val="16"/>
+              </w:rPr>
+              <w:t>Hero: eyebrow 'Gold Coast - Queensland', headline 'Charity events worth showing up for', lead paragraph</w:t>
+            </w:r>
+          </w:p>
+          <w:p>
+            <w:pPr>
+              <w:spacing w:after="0" w:line="240" w:lineRule="auto"/>
+            </w:pPr>
+            <w:r>
+              <w:rPr>
+                <w:rFonts w:ascii="Arial" w:hAnsi="Arial" w:cs="Arial" w:eastAsia="Microsoft YaHei"/>
+                <w:sz w:val="16"/>
+              </w:rPr>
+              <w:t>Button: 'Find an event'</w:t>
+            </w:r>
+          </w:p>
+          <w:p>
+            <w:pPr>
+              <w:spacing w:after="0" w:line="240" w:lineRule="auto"/>
+            </w:pPr>
+            <w:r>
+              <w:rPr>
+                <w:rFonts w:ascii="Arial" w:hAnsi="Arial" w:cs="Arial" w:eastAsia="Microsoft YaHei"/>
+                <w:sz w:val="16"/>
+              </w:rPr>
+              <w:t>Section headings: 'Upcoming events' / 'Recently finished'</w:t>
+            </w:r>
+          </w:p>
+          <w:p>
+            <w:pPr>
+              <w:spacing w:after="0" w:line="240" w:lineRule="auto"/>
+            </w:pPr>
+            <w:r>
+              <w:rPr>
+                <w:rFonts w:ascii="Arial" w:hAnsi="Arial" w:cs="Arial" w:eastAsia="Microsoft YaHei"/>
+                <w:sz w:val="16"/>
+              </w:rPr>
+              <w:t>On every card: event name, date, time, venue, price, one-line summary, '$X raised of $Y goal', 'N registered', charity name</w:t>
+            </w:r>
+          </w:p>
+        </w:tc>
+      </w:tr>
+    </w:tbl>
+    <w:tbl>
+      <w:tblPr>
+        <w:tblW w:type="auto" w:w="0"/>
+        <w:tblLayout w:type="fixed"/>
+        <w:tblLook w:firstColumn="1" w:firstRow="1" w:lastColumn="0" w:lastRow="0" w:noHBand="0" w:noVBand="1" w:val="04A0"/>
+        <w:tblLayout w:type="fixed"/>
+        <w:jc w:val="center"/>
+        <w:tblBorders>
+          <w:top w:val="single" w:sz="6" w:space="0" w:color="808080"/>
+          <w:left w:val="single" w:sz="6" w:space="0" w:color="808080"/>
+          <w:bottom w:val="single" w:sz="6" w:space="0" w:color="808080"/>
+          <w:right w:val="single" w:sz="6" w:space="0" w:color="808080"/>
+          <w:insideH w:val="single" w:sz="6" w:space="0" w:color="808080"/>
+          <w:insideV w:val="single" w:sz="6" w:space="0" w:color="808080"/>
+        </w:tblBorders>
+      </w:tblPr>
+      <w:tblGrid>
+        <w:gridCol w:w="8901"/>
+      </w:tblGrid>
+      <w:tr>
+        <w:tc>
+          <w:tcPr>
+            <w:tcW w:type="dxa" w:w="8901"/>
+          </w:tcPr>
+          <w:p>
+            <w:pPr>
+              <w:spacing w:before="20" w:after="20" w:line="240" w:lineRule="auto"/>
+            </w:pPr>
+            <w:r>
+              <w:rPr>
+                <w:rFonts w:ascii="Arial" w:hAnsi="Arial" w:cs="Arial" w:eastAsia="Microsoft YaHei"/>
+                <w:sz w:val="19"/>
+              </w:rPr>
+              <w:t>AUDIO/VIDEO:</w:t>
+            </w:r>
+          </w:p>
+          <w:p>
+            <w:pPr>
+              <w:spacing w:after="0" w:line="240" w:lineRule="auto"/>
+            </w:pPr>
+            <w:r>
+              <w:rPr>
+                <w:rFonts w:ascii="Arial" w:hAnsi="Arial" w:cs="Arial" w:eastAsia="Microsoft YaHei"/>
+                <w:sz w:val="16"/>
+              </w:rPr>
+              <w:t>None. No audio, no video, no images: the icons are characters from the database, the colour bands and progress bar are CSS drawn from API values.</w:t>
+            </w:r>
+          </w:p>
+        </w:tc>
+      </w:tr>
+    </w:tbl>
+    <w:p>
+      <w:pPr>
+        <w:keepNext/>
+        <w:spacing w:before="80" w:after="20" w:line="240" w:lineRule="auto"/>
+      </w:pPr>
+      <w:r>
+        <w:rPr>
+          <w:rFonts w:ascii="Arial" w:hAnsi="Arial" w:cs="Arial" w:eastAsia="Microsoft YaHei"/>
+          <w:b/>
+          <w:sz w:val="22"/>
+        </w:rPr>
+        <w:t>NOTES</w:t>
+      </w:r>
+    </w:p>
+    <w:tbl>
+      <w:tblPr>
+        <w:tblW w:type="auto" w:w="0"/>
+        <w:tblLayout w:type="fixed"/>
+        <w:tblLook w:firstColumn="1" w:firstRow="1" w:lastColumn="0" w:lastRow="0" w:noHBand="0" w:noVBand="1" w:val="04A0"/>
+        <w:tblLayout w:type="fixed"/>
+        <w:jc w:val="center"/>
+        <w:tblBorders>
+          <w:top w:val="single" w:sz="6" w:space="0" w:color="808080"/>
+          <w:left w:val="single" w:sz="6" w:space="0" w:color="808080"/>
+          <w:bottom w:val="single" w:sz="6" w:space="0" w:color="808080"/>
+          <w:right w:val="single" w:sz="6" w:space="0" w:color="808080"/>
+          <w:insideH w:val="single" w:sz="6" w:space="0" w:color="808080"/>
+          <w:insideV w:val="single" w:sz="6" w:space="0" w:color="808080"/>
+        </w:tblBorders>
+      </w:tblPr>
+      <w:tblGrid>
+        <w:gridCol w:w="8901"/>
+      </w:tblGrid>
+      <w:tr>
+        <w:tc>
+          <w:tcPr>
+            <w:tcW w:type="dxa" w:w="8901"/>
+          </w:tcPr>
+          <w:p>
+            <w:pPr>
+              <w:spacing w:before="20" w:after="20" w:line="240" w:lineRule="auto"/>
+            </w:pPr>
+            <w:r>
+              <w:rPr>
+                <w:rFonts w:ascii="Arial" w:hAnsi="Arial" w:cs="Arial" w:eastAsia="Microsoft YaHei"/>
+                <w:sz w:val="19"/>
+              </w:rPr>
+              <w:t>NOTES:</w:t>
+            </w:r>
+          </w:p>
+          <w:p>
+            <w:pPr>
+              <w:spacing w:after="0" w:line="240" w:lineRule="auto"/>
+            </w:pPr>
+            <w:r>
+              <w:rPr>
+                <w:rFonts w:ascii="Arial" w:hAnsi="Arial" w:cs="Arial" w:eastAsia="Microsoft YaHei"/>
+                <w:sz w:val="16"/>
+              </w:rPr>
+              <w:t>The first screen is already the product: a visitor reaches an event in at most one click, and a broken back end shows immediately as an empty grid with a retry button rather than a silent blank page.</w:t>
+            </w:r>
+          </w:p>
+        </w:tc>
+      </w:tr>
+    </w:tbl>
+    <w:tbl>
+      <w:tblPr>
+        <w:tblStyle w:val="TableGrid"/>
+        <w:tblW w:type="auto" w:w="0"/>
+        <w:jc w:val="center"/>
+        <w:tblLayout w:type="fixed"/>
+        <w:tblLook w:firstColumn="1" w:firstRow="1" w:lastColumn="0" w:lastRow="0" w:noHBand="0" w:noVBand="1" w:val="04A0"/>
+        <w:tblLayout w:type="fixed"/>
+        <w:tblCellMar>
+          <w:top w:w="10" w:type="dxa"/>
+          <w:left w:w="60" w:type="dxa"/>
+          <w:bottom w:w="10" w:type="dxa"/>
+          <w:right w:w="60" w:type="dxa"/>
+        </w:tblCellMar>
+      </w:tblPr>
+      <w:tblGrid>
+        <w:gridCol w:w="1814"/>
+        <w:gridCol w:w="7087"/>
+      </w:tblGrid>
+      <w:tr>
+        <w:tc>
+          <w:tcPr>
+            <w:tcW w:type="dxa" w:w="1814"/>
+          </w:tcPr>
+          <w:p>
+            <w:pPr>
+              <w:spacing w:line="240" w:lineRule="auto" w:after="0"/>
+            </w:pPr>
+            <w:r/>
+            <w:r>
+              <w:rPr>
+                <w:rFonts w:ascii="Arial" w:hAnsi="Arial" w:cs="Arial" w:eastAsia="Microsoft YaHei"/>
+                <w:b/>
+                <w:sz w:val="16"/>
+              </w:rPr>
+              <w:t>Description:</w:t>
+            </w:r>
+          </w:p>
+        </w:tc>
+        <w:tc>
+          <w:tcPr>
+            <w:tcW w:type="dxa" w:w="7087"/>
+          </w:tcPr>
+          <w:p>
+            <w:pPr>
+              <w:spacing w:line="240" w:lineRule="auto" w:after="0"/>
+            </w:pPr>
+            <w:r/>
+            <w:r>
+              <w:rPr>
+                <w:rFonts w:ascii="Arial" w:hAnsi="Arial" w:cs="Arial" w:eastAsia="Microsoft YaHei"/>
+                <w:b w:val="0"/>
+                <w:sz w:val="16"/>
+              </w:rPr>
+              <w:t>The landing page. Its job is to make a visitor want to attend something and get them to an event within one click. It also quietly proves the site is alive: every card is rendered from the database, so an empty home page would mean a broken back end.</w:t>
+            </w:r>
+          </w:p>
+        </w:tc>
+      </w:tr>
+      <w:tr>
+        <w:tc>
+          <w:tcPr>
+            <w:tcW w:type="dxa" w:w="1814"/>
+          </w:tcPr>
+          <w:p>
+            <w:pPr>
+              <w:spacing w:line="240" w:lineRule="auto" w:after="0"/>
+            </w:pPr>
+            <w:r/>
+            <w:r>
+              <w:rPr>
+                <w:rFonts w:ascii="Arial" w:hAnsi="Arial" w:cs="Arial" w:eastAsia="Microsoft YaHei"/>
+                <w:b/>
+                <w:sz w:val="16"/>
+              </w:rPr>
+              <w:t>Content:</w:t>
+            </w:r>
+          </w:p>
+        </w:tc>
+        <w:tc>
+          <w:tcPr>
+            <w:tcW w:type="dxa" w:w="7087"/>
+          </w:tcPr>
+          <w:p>
+            <w:pPr>
+              <w:spacing w:line="240" w:lineRule="auto" w:after="0"/>
+            </w:pPr>
+            <w:r/>
+            <w:r>
+              <w:rPr>
+                <w:rFonts w:ascii="Arial" w:hAnsi="Arial" w:cs="Arial" w:eastAsia="Microsoft YaHei"/>
+                <w:b w:val="0"/>
+                <w:sz w:val="16"/>
+              </w:rPr>
+              <w:t>Header with the Giving Coast mark and the menu (Home / Search / Staff admin).</w:t>
+              <w:br/>
+              <w:t>Hero panel: eyebrow 'Gold Coast - Queensland', headline 'Charity events worth showing up for', a two-line lead, and the 'Find an event' button.</w:t>
+              <w:br/>
+              <w:t>'Upcoming events' - a grid of event cards, each showing the category chip with its icon, the event name, date, time, venue and price, a one-line summary, a progress bar of raised against goal, how many people have registered, and the running charity.</w:t>
+              <w:br/>
+              <w:t>'Recently finished' - the same card grid for past events.</w:t>
+              <w:br/>
+              <w:t>Footer.</w:t>
+            </w:r>
+          </w:p>
+        </w:tc>
+      </w:tr>
+      <w:tr>
+        <w:tc>
+          <w:tcPr>
+            <w:tcW w:type="dxa" w:w="1814"/>
+          </w:tcPr>
+          <w:p>
+            <w:pPr>
+              <w:spacing w:line="240" w:lineRule="auto" w:after="0"/>
+            </w:pPr>
+            <w:r/>
+            <w:r>
+              <w:rPr>
+                <w:rFonts w:ascii="Arial" w:hAnsi="Arial" w:cs="Arial" w:eastAsia="Microsoft YaHei"/>
+                <w:b/>
+                <w:sz w:val="16"/>
+              </w:rPr>
+              <w:t>Interactions:</w:t>
+            </w:r>
+          </w:p>
+        </w:tc>
+        <w:tc>
+          <w:tcPr>
+            <w:tcW w:type="dxa" w:w="7087"/>
+          </w:tcPr>
+          <w:p>
+            <w:pPr>
+              <w:spacing w:line="240" w:lineRule="auto" w:after="0"/>
+            </w:pPr>
+            <w:r/>
+            <w:r>
+              <w:rPr>
+                <w:rFonts w:ascii="Arial" w:hAnsi="Arial" w:cs="Arial" w:eastAsia="Microsoft YaHei"/>
+                <w:b w:val="0"/>
+                <w:sz w:val="16"/>
+              </w:rPr>
+              <w:t>On load the page calls GET /api/events and GET /api/events/past and renders the two grids from the responses; nothing on the page is hard-coded.</w:t>
+              <w:br/>
+              <w:t>'Find an event' and the menu Search item go to the search page.</w:t>
+              <w:br/>
+              <w:t>Clicking any card opens that event's detail page.</w:t>
+              <w:br/>
+              <w:t>If the API is unreachable the grids show an error panel with a 'Try again' button instead of a blank page.</w:t>
+            </w:r>
+          </w:p>
+        </w:tc>
+      </w:tr>
+      <w:tr>
+        <w:tc>
+          <w:tcPr>
+            <w:tcW w:type="dxa" w:w="1814"/>
+          </w:tcPr>
+          <w:p>
+            <w:pPr>
+              <w:spacing w:line="240" w:lineRule="auto" w:after="0"/>
+            </w:pPr>
+            <w:r/>
+            <w:r>
+              <w:rPr>
+                <w:rFonts w:ascii="Arial" w:hAnsi="Arial" w:cs="Arial" w:eastAsia="Microsoft YaHei"/>
+                <w:b/>
+                <w:sz w:val="16"/>
+              </w:rPr>
+              <w:t>Media Creation:</w:t>
+            </w:r>
+          </w:p>
+        </w:tc>
+        <w:tc>
+          <w:tcPr>
+            <w:tcW w:type="dxa" w:w="7087"/>
+          </w:tcPr>
+          <w:p>
+            <w:pPr>
+              <w:spacing w:line="240" w:lineRule="auto" w:after="0"/>
+            </w:pPr>
+            <w:r/>
+            <w:r>
+              <w:rPr>
+                <w:rFonts w:ascii="Arial" w:hAnsi="Arial" w:cs="Arial" w:eastAsia="Microsoft YaHei"/>
+                <w:b w:val="0"/>
+                <w:sz w:val="16"/>
+              </w:rPr>
+              <w:t>No image assets at all. The category icons are emoji stored in the database and served by the API (which is why the tables are utf8mb4); the card colour bands are CSS derived from the category; the progress bar is drawn from raised_amount / goal_amount returned by the API rather than stored in the table.</w:t>
+            </w:r>
+          </w:p>
+        </w:tc>
+      </w:tr>
+      <w:tr>
+        <w:tc>
+          <w:tcPr>
+            <w:tcW w:type="dxa" w:w="1814"/>
+          </w:tcPr>
+          <w:p>
+            <w:pPr>
+              <w:spacing w:line="240" w:lineRule="auto" w:after="0"/>
+            </w:pPr>
+            <w:r/>
+            <w:r>
+              <w:rPr>
+                <w:rFonts w:ascii="Arial" w:hAnsi="Arial" w:cs="Arial" w:eastAsia="Microsoft YaHei"/>
+                <w:b/>
+                <w:sz w:val="16"/>
+              </w:rPr>
+              <w:t>Navigation:</w:t>
+            </w:r>
+          </w:p>
+        </w:tc>
+        <w:tc>
+          <w:tcPr>
+            <w:tcW w:type="dxa" w:w="7087"/>
+          </w:tcPr>
+          <w:p>
+            <w:pPr>
+              <w:spacing w:line="240" w:lineRule="auto" w:after="0"/>
+            </w:pPr>
+            <w:r/>
+            <w:r>
+              <w:rPr>
+                <w:rFonts w:ascii="Arial" w:hAnsi="Arial" w:cs="Arial" w:eastAsia="Microsoft YaHei"/>
+                <w:b w:val="0"/>
+                <w:sz w:val="16"/>
+              </w:rPr>
+              <w:t>In: the site root, or 'View public site' from the staff site.</w:t>
+              <w:br/>
+              <w:t>Out: Search (hero button and menu), Event detail (any card), Staff admin (menu).</w:t>
+            </w:r>
+          </w:p>
+        </w:tc>
+      </w:tr>
+    </w:tbl>
+    <w:p>
+      <w:pPr>
+        <w:spacing w:after="0"/>
+      </w:pPr>
+    </w:p>
+    <w:p>
+      <w:pPr>
+        <w:spacing w:after="0"/>
+      </w:pPr>
+      <w:r>
+        <w:br w:type="page"/>
+      </w:r>
+    </w:p>
+    <w:p>
+      <w:pPr>
+        <w:keepNext/>
+        <w:spacing w:before="0" w:after="120"/>
+      </w:pPr>
+      <w:r>
+        <w:rPr>
+          <w:rFonts w:ascii="Arial" w:hAnsi="Arial" w:cs="Arial" w:eastAsia="Microsoft YaHei"/>
+          <w:b/>
+          <w:sz w:val="24"/>
+        </w:rPr>
+        <w:t>Storyboard S2 - Search - find an event</w:t>
+      </w:r>
+    </w:p>
+    <w:p>
+      <w:pPr>
+        <w:spacing w:after="120"/>
+      </w:pPr>
+      <w:r>
+        <w:rPr>
+          <w:rFonts w:ascii="Arial" w:hAnsi="Arial" w:cs="Arial" w:eastAsia="Microsoft YaHei"/>
+          <w:i w:val="0"/>
+          <w:sz w:val="24"/>
+        </w:rPr>
+        <w:t>TITLE: Search - find an event      SCREEN ID: S2      DATE: 18 October 2026</w:t>
+      </w:r>
+    </w:p>
+    <w:p>
+      <w:pPr>
+        <w:keepNext/>
+        <w:spacing w:before="80" w:after="20" w:line="240" w:lineRule="auto"/>
+      </w:pPr>
+      <w:r>
+        <w:rPr>
+          <w:rFonts w:ascii="Arial" w:hAnsi="Arial" w:cs="Arial" w:eastAsia="Microsoft YaHei"/>
+          <w:b/>
+          <w:sz w:val="22"/>
+        </w:rPr>
+        <w:t>Elements:</w:t>
+      </w:r>
+    </w:p>
+    <w:tbl>
+      <w:tblPr>
+        <w:tblW w:type="auto" w:w="0"/>
+        <w:tblLayout w:type="fixed"/>
+        <w:tblLook w:firstColumn="1" w:firstRow="1" w:lastColumn="0" w:lastRow="0" w:noHBand="0" w:noVBand="1" w:val="04A0"/>
+        <w:tblLayout w:type="fixed"/>
+        <w:jc w:val="center"/>
+        <w:tblBorders>
+          <w:top w:val="single" w:sz="6" w:space="0" w:color="808080"/>
+          <w:left w:val="single" w:sz="6" w:space="0" w:color="808080"/>
+          <w:bottom w:val="single" w:sz="6" w:space="0" w:color="808080"/>
+          <w:right w:val="single" w:sz="6" w:space="0" w:color="808080"/>
+          <w:insideH w:val="single" w:sz="6" w:space="0" w:color="808080"/>
+          <w:insideV w:val="single" w:sz="6" w:space="0" w:color="808080"/>
+        </w:tblBorders>
+      </w:tblPr>
+      <w:tblGrid>
+        <w:gridCol w:w="8901"/>
+      </w:tblGrid>
+      <w:tr>
+        <w:tc>
+          <w:tcPr>
+            <w:tcW w:type="dxa" w:w="8901"/>
+          </w:tcPr>
+          <w:p>
+            <w:pPr>
+              <w:spacing w:before="20" w:after="20" w:line="240" w:lineRule="auto"/>
+            </w:pPr>
+            <w:r>
+              <w:rPr>
+                <w:rFonts w:ascii="Arial" w:hAnsi="Arial" w:cs="Arial" w:eastAsia="Microsoft YaHei"/>
+                <w:sz w:val="19"/>
+              </w:rPr>
+              <w:t>GRAPHICS:</w:t>
+            </w:r>
+          </w:p>
+          <w:p>
+            <w:pPr>
+              <w:spacing w:after="20" w:line="240" w:lineRule="auto"/>
+              <w:jc w:val="center"/>
+            </w:pPr>
+            <w:r>
+              <w:drawing>
+                <wp:inline xmlns:a="http://schemas.openxmlformats.org/drawingml/2006/main" xmlns:pic="http://schemas.openxmlformats.org/drawingml/2006/picture">
+                  <wp:extent cx="2592000" cy="2531250"/>
+                  <wp:docPr id="2" name="Picture 2"/>
+                  <wp:cNvGraphicFramePr>
+                    <a:graphicFrameLocks noChangeAspect="1"/>
+                  </wp:cNvGraphicFramePr>
+                  <a:graphic>
+                    <a:graphicData uri="http://schemas.openxmlformats.org/drawingml/2006/picture">
+                      <pic:pic>
+                        <pic:nvPicPr>
+                          <pic:cNvPr id="0" name="S2-search.png"/>
+                          <pic:cNvPicPr/>
+                        </pic:nvPicPr>
+                        <pic:blipFill>
+                          <a:blip r:embed="rId11"/>
+                          <a:stretch>
+                            <a:fillRect/>
+                          </a:stretch>
+                        </pic:blipFill>
+                        <pic:spPr>
+                          <a:xfrm>
+                            <a:off x="0" y="0"/>
+                            <a:ext cx="2592000" cy="2531250"/>
+                          </a:xfrm>
+                          <a:prstGeom prst="rect"/>
+                        </pic:spPr>
+                      </pic:pic>
+                    </a:graphicData>
+                  </a:graphic>
+                </wp:inline>
+              </w:drawing>
+            </w:r>
+          </w:p>
+          <w:p>
+            <w:pPr>
+              <w:spacing w:after="0" w:line="240" w:lineRule="auto"/>
+            </w:pPr>
+            <w:r>
+              <w:rPr>
+                <w:rFonts w:ascii="Arial" w:hAnsi="Arial" w:cs="Arial" w:eastAsia="Microsoft YaHei"/>
+                <w:sz w:val="16"/>
+              </w:rPr>
+              <w:t>Live screenshot of the deployed page (https://24831941.it.scu.edu.au), taken with headless Chrome. The layout is the design; every value on it comes from the API.</w:t>
+            </w:r>
+          </w:p>
+        </w:tc>
+      </w:tr>
+    </w:tbl>
+    <w:tbl>
+      <w:tblPr>
+        <w:tblW w:type="auto" w:w="0"/>
+        <w:tblLayout w:type="fixed"/>
+        <w:tblLook w:firstColumn="1" w:firstRow="1" w:lastColumn="0" w:lastRow="0" w:noHBand="0" w:noVBand="1" w:val="04A0"/>
+        <w:tblLayout w:type="fixed"/>
+        <w:jc w:val="center"/>
+        <w:tblBorders>
+          <w:top w:val="single" w:sz="6" w:space="0" w:color="808080"/>
+          <w:left w:val="single" w:sz="6" w:space="0" w:color="808080"/>
+          <w:bottom w:val="single" w:sz="6" w:space="0" w:color="808080"/>
+          <w:right w:val="single" w:sz="6" w:space="0" w:color="808080"/>
+          <w:insideH w:val="single" w:sz="6" w:space="0" w:color="808080"/>
+          <w:insideV w:val="single" w:sz="6" w:space="0" w:color="808080"/>
+        </w:tblBorders>
+      </w:tblPr>
+      <w:tblGrid>
+        <w:gridCol w:w="8901"/>
+      </w:tblGrid>
+      <w:tr>
+        <w:tc>
+          <w:tcPr>
+            <w:tcW w:type="dxa" w:w="8901"/>
+          </w:tcPr>
+          <w:p>
+            <w:pPr>
+              <w:spacing w:before="20" w:after="20" w:line="240" w:lineRule="auto"/>
+            </w:pPr>
+            <w:r>
+              <w:rPr>
+                <w:rFonts w:ascii="Arial" w:hAnsi="Arial" w:cs="Arial" w:eastAsia="Microsoft YaHei"/>
+                <w:sz w:val="19"/>
+              </w:rPr>
+              <w:t>TEXT:</w:t>
+            </w:r>
+          </w:p>
+          <w:p>
+            <w:pPr>
+              <w:spacing w:after="0" w:line="240" w:lineRule="auto"/>
+            </w:pPr>
+            <w:r>
+              <w:rPr>
+                <w:rFonts w:ascii="Arial" w:hAnsi="Arial" w:cs="Arial" w:eastAsia="Microsoft YaHei"/>
+                <w:sz w:val="16"/>
+              </w:rPr>
+              <w:t>Title: 'Search events'</w:t>
+            </w:r>
+          </w:p>
+          <w:p>
+            <w:pPr>
+              <w:spacing w:after="0" w:line="240" w:lineRule="auto"/>
+            </w:pPr>
+            <w:r>
+              <w:rPr>
+                <w:rFonts w:ascii="Arial" w:hAnsi="Arial" w:cs="Arial" w:eastAsia="Microsoft YaHei"/>
+                <w:sz w:val="16"/>
+              </w:rPr>
+              <w:t>Instruction: 'Leave everything blank to see everything that is still coming up.'</w:t>
+            </w:r>
+          </w:p>
+          <w:p>
+            <w:pPr>
+              <w:spacing w:after="0" w:line="240" w:lineRule="auto"/>
+            </w:pPr>
+            <w:r>
+              <w:rPr>
+                <w:rFonts w:ascii="Arial" w:hAnsi="Arial" w:cs="Arial" w:eastAsia="Microsoft YaHei"/>
+                <w:sz w:val="16"/>
+              </w:rPr>
+              <w:t>Field labels: Date / Location / Category</w:t>
+            </w:r>
+          </w:p>
+          <w:p>
+            <w:pPr>
+              <w:spacing w:after="0" w:line="240" w:lineRule="auto"/>
+            </w:pPr>
+            <w:r>
+              <w:rPr>
+                <w:rFonts w:ascii="Arial" w:hAnsi="Arial" w:cs="Arial" w:eastAsia="Microsoft YaHei"/>
+                <w:sz w:val="16"/>
+              </w:rPr>
+              <w:t>Buttons: 'Search' / 'Clear'</w:t>
+            </w:r>
+          </w:p>
+          <w:p>
+            <w:pPr>
+              <w:spacing w:after="0" w:line="240" w:lineRule="auto"/>
+            </w:pPr>
+            <w:r>
+              <w:rPr>
+                <w:rFonts w:ascii="Arial" w:hAnsi="Arial" w:cs="Arial" w:eastAsia="Microsoft YaHei"/>
+                <w:sz w:val="16"/>
+              </w:rPr>
+              <w:t>Results heading with the number found</w:t>
+            </w:r>
+          </w:p>
+        </w:tc>
+      </w:tr>
+    </w:tbl>
+    <w:tbl>
+      <w:tblPr>
+        <w:tblW w:type="auto" w:w="0"/>
+        <w:tblLayout w:type="fixed"/>
+        <w:tblLook w:firstColumn="1" w:firstRow="1" w:lastColumn="0" w:lastRow="0" w:noHBand="0" w:noVBand="1" w:val="04A0"/>
+        <w:tblLayout w:type="fixed"/>
+        <w:jc w:val="center"/>
+        <w:tblBorders>
+          <w:top w:val="single" w:sz="6" w:space="0" w:color="808080"/>
+          <w:left w:val="single" w:sz="6" w:space="0" w:color="808080"/>
+          <w:bottom w:val="single" w:sz="6" w:space="0" w:color="808080"/>
+          <w:right w:val="single" w:sz="6" w:space="0" w:color="808080"/>
+          <w:insideH w:val="single" w:sz="6" w:space="0" w:color="808080"/>
+          <w:insideV w:val="single" w:sz="6" w:space="0" w:color="808080"/>
+        </w:tblBorders>
+      </w:tblPr>
+      <w:tblGrid>
+        <w:gridCol w:w="8901"/>
+      </w:tblGrid>
+      <w:tr>
+        <w:tc>
+          <w:tcPr>
+            <w:tcW w:type="dxa" w:w="8901"/>
+          </w:tcPr>
+          <w:p>
+            <w:pPr>
+              <w:spacing w:before="20" w:after="20" w:line="240" w:lineRule="auto"/>
+            </w:pPr>
+            <w:r>
+              <w:rPr>
+                <w:rFonts w:ascii="Arial" w:hAnsi="Arial" w:cs="Arial" w:eastAsia="Microsoft YaHei"/>
+                <w:sz w:val="19"/>
+              </w:rPr>
+              <w:t>AUDIO/VIDEO:</w:t>
+            </w:r>
+          </w:p>
+          <w:p>
+            <w:pPr>
+              <w:spacing w:after="0" w:line="240" w:lineRule="auto"/>
+            </w:pPr>
+            <w:r>
+              <w:rPr>
+                <w:rFonts w:ascii="Arial" w:hAnsi="Arial" w:cs="Arial" w:eastAsia="Microsoft YaHei"/>
+                <w:sz w:val="16"/>
+              </w:rPr>
+              <w:t>None - same card component as the home page; the category icons come from the database.</w:t>
+            </w:r>
+          </w:p>
+        </w:tc>
+      </w:tr>
+    </w:tbl>
+    <w:p>
+      <w:pPr>
+        <w:keepNext/>
+        <w:spacing w:before="80" w:after="20" w:line="240" w:lineRule="auto"/>
+      </w:pPr>
+      <w:r>
+        <w:rPr>
+          <w:rFonts w:ascii="Arial" w:hAnsi="Arial" w:cs="Arial" w:eastAsia="Microsoft YaHei"/>
+          <w:b/>
+          <w:sz w:val="22"/>
+        </w:rPr>
+        <w:t>NOTES</w:t>
+      </w:r>
+    </w:p>
+    <w:tbl>
+      <w:tblPr>
+        <w:tblW w:type="auto" w:w="0"/>
+        <w:tblLayout w:type="fixed"/>
+        <w:tblLook w:firstColumn="1" w:firstRow="1" w:lastColumn="0" w:lastRow="0" w:noHBand="0" w:noVBand="1" w:val="04A0"/>
+        <w:tblLayout w:type="fixed"/>
+        <w:jc w:val="center"/>
+        <w:tblBorders>
+          <w:top w:val="single" w:sz="6" w:space="0" w:color="808080"/>
+          <w:left w:val="single" w:sz="6" w:space="0" w:color="808080"/>
+          <w:bottom w:val="single" w:sz="6" w:space="0" w:color="808080"/>
+          <w:right w:val="single" w:sz="6" w:space="0" w:color="808080"/>
+          <w:insideH w:val="single" w:sz="6" w:space="0" w:color="808080"/>
+          <w:insideV w:val="single" w:sz="6" w:space="0" w:color="808080"/>
+        </w:tblBorders>
+      </w:tblPr>
+      <w:tblGrid>
+        <w:gridCol w:w="8901"/>
+      </w:tblGrid>
+      <w:tr>
+        <w:tc>
+          <w:tcPr>
+            <w:tcW w:type="dxa" w:w="8901"/>
+          </w:tcPr>
+          <w:p>
+            <w:pPr>
+              <w:spacing w:before="20" w:after="20" w:line="240" w:lineRule="auto"/>
+            </w:pPr>
+            <w:r>
+              <w:rPr>
+                <w:rFonts w:ascii="Arial" w:hAnsi="Arial" w:cs="Arial" w:eastAsia="Microsoft YaHei"/>
+                <w:sz w:val="19"/>
+              </w:rPr>
+              <w:t>NOTES:</w:t>
+            </w:r>
+          </w:p>
+          <w:p>
+            <w:pPr>
+              <w:spacing w:after="0" w:line="240" w:lineRule="auto"/>
+            </w:pPr>
+            <w:r>
+              <w:rPr>
+                <w:rFonts w:ascii="Arial" w:hAnsi="Arial" w:cs="Arial" w:eastAsia="Microsoft YaHei"/>
+                <w:sz w:val="16"/>
+              </w:rPr>
+              <w:t>Filtering runs on the server, so the page only draws results; 'no search yet' and 'no results' are deliberately two different states. A past date is refused before the request is sent.</w:t>
+            </w:r>
+          </w:p>
+        </w:tc>
+      </w:tr>
+    </w:tbl>
+    <w:tbl>
+      <w:tblPr>
+        <w:tblStyle w:val="TableGrid"/>
+        <w:tblW w:type="auto" w:w="0"/>
+        <w:jc w:val="center"/>
+        <w:tblLayout w:type="fixed"/>
+        <w:tblLook w:firstColumn="1" w:firstRow="1" w:lastColumn="0" w:lastRow="0" w:noHBand="0" w:noVBand="1" w:val="04A0"/>
+        <w:tblLayout w:type="fixed"/>
+        <w:tblCellMar>
+          <w:top w:w="10" w:type="dxa"/>
+          <w:left w:w="60" w:type="dxa"/>
+          <w:bottom w:w="10" w:type="dxa"/>
+          <w:right w:w="60" w:type="dxa"/>
+        </w:tblCellMar>
+      </w:tblPr>
+      <w:tblGrid>
+        <w:gridCol w:w="1814"/>
+        <w:gridCol w:w="7087"/>
+      </w:tblGrid>
+      <w:tr>
+        <w:tc>
+          <w:tcPr>
+            <w:tcW w:type="dxa" w:w="1814"/>
+          </w:tcPr>
+          <w:p>
+            <w:pPr>
+              <w:spacing w:line="240" w:lineRule="auto" w:after="0"/>
+            </w:pPr>
+            <w:r/>
+            <w:r>
+              <w:rPr>
+                <w:rFonts w:ascii="Arial" w:hAnsi="Arial" w:cs="Arial" w:eastAsia="Microsoft YaHei"/>
+                <w:b/>
+                <w:sz w:val="16"/>
+              </w:rPr>
+              <w:t>Description:</w:t>
+            </w:r>
+          </w:p>
+        </w:tc>
+        <w:tc>
+          <w:tcPr>
+            <w:tcW w:type="dxa" w:w="7087"/>
+          </w:tcPr>
+          <w:p>
+            <w:pPr>
+              <w:spacing w:line="240" w:lineRule="auto" w:after="0"/>
+            </w:pPr>
+            <w:r/>
+            <w:r>
+              <w:rPr>
+                <w:rFonts w:ascii="Arial" w:hAnsi="Arial" w:cs="Arial" w:eastAsia="Microsoft YaHei"/>
+                <w:b w:val="0"/>
+                <w:sz w:val="16"/>
+              </w:rPr>
+              <w:t>For the visitor who already knows roughly what they want. Three filters - date, location and category - any combination of which can be used, or none at all.</w:t>
+            </w:r>
+          </w:p>
+        </w:tc>
+      </w:tr>
+      <w:tr>
+        <w:tc>
+          <w:tcPr>
+            <w:tcW w:type="dxa" w:w="1814"/>
+          </w:tcPr>
+          <w:p>
+            <w:pPr>
+              <w:spacing w:line="240" w:lineRule="auto" w:after="0"/>
+            </w:pPr>
+            <w:r/>
+            <w:r>
+              <w:rPr>
+                <w:rFonts w:ascii="Arial" w:hAnsi="Arial" w:cs="Arial" w:eastAsia="Microsoft YaHei"/>
+                <w:b/>
+                <w:sz w:val="16"/>
+              </w:rPr>
+              <w:t>Content:</w:t>
+            </w:r>
+          </w:p>
+        </w:tc>
+        <w:tc>
+          <w:tcPr>
+            <w:tcW w:type="dxa" w:w="7087"/>
+          </w:tcPr>
+          <w:p>
+            <w:pPr>
+              <w:spacing w:line="240" w:lineRule="auto" w:after="0"/>
+            </w:pPr>
+            <w:r/>
+            <w:r>
+              <w:rPr>
+                <w:rFonts w:ascii="Arial" w:hAnsi="Arial" w:cs="Arial" w:eastAsia="Microsoft YaHei"/>
+                <w:b w:val="0"/>
+                <w:sz w:val="16"/>
+              </w:rPr>
+              <w:t>Page title and a two-line explanation ('Leave everything blank to see everything that is still coming up').</w:t>
+              <w:br/>
+              <w:t>Filter bar: a date input (minimum = today), a location text input (suburb, city or venue), a category select, and Search / Clear buttons.</w:t>
+              <w:br/>
+              <w:t>A results heading with the number found, then the same event cards the home page uses, so the two pages can never look or behave differently.</w:t>
+            </w:r>
+          </w:p>
+        </w:tc>
+      </w:tr>
+      <w:tr>
+        <w:tc>
+          <w:tcPr>
+            <w:tcW w:type="dxa" w:w="1814"/>
+          </w:tcPr>
+          <w:p>
+            <w:pPr>
+              <w:spacing w:line="240" w:lineRule="auto" w:after="0"/>
+            </w:pPr>
+            <w:r/>
+            <w:r>
+              <w:rPr>
+                <w:rFonts w:ascii="Arial" w:hAnsi="Arial" w:cs="Arial" w:eastAsia="Microsoft YaHei"/>
+                <w:b/>
+                <w:sz w:val="16"/>
+              </w:rPr>
+              <w:t>Interactions:</w:t>
+            </w:r>
+          </w:p>
+        </w:tc>
+        <w:tc>
+          <w:tcPr>
+            <w:tcW w:type="dxa" w:w="7087"/>
+          </w:tcPr>
+          <w:p>
+            <w:pPr>
+              <w:spacing w:line="240" w:lineRule="auto" w:after="0"/>
+            </w:pPr>
+            <w:r/>
+            <w:r>
+              <w:rPr>
+                <w:rFonts w:ascii="Arial" w:hAnsi="Arial" w:cs="Arial" w:eastAsia="Microsoft YaHei"/>
+                <w:b w:val="0"/>
+                <w:sz w:val="16"/>
+              </w:rPr>
+              <w:t>Search sends GET /api/events?date=&amp;location=&amp;category= - the filtering is done by the API, not by downloading every event and hiding rows in the browser.</w:t>
+              <w:br/>
+              <w:t>A past date is rejected before the request is sent, with a message instead of a pointless round trip.</w:t>
+              <w:br/>
+              <w:t>The API's validation message is shown verbatim if it rejects a value.</w:t>
+              <w:br/>
+              <w:t>Clear empties the filters and forgets the previous results.</w:t>
+            </w:r>
+          </w:p>
+        </w:tc>
+      </w:tr>
+      <w:tr>
+        <w:tc>
+          <w:tcPr>
+            <w:tcW w:type="dxa" w:w="1814"/>
+          </w:tcPr>
+          <w:p>
+            <w:pPr>
+              <w:spacing w:line="240" w:lineRule="auto" w:after="0"/>
+            </w:pPr>
+            <w:r/>
+            <w:r>
+              <w:rPr>
+                <w:rFonts w:ascii="Arial" w:hAnsi="Arial" w:cs="Arial" w:eastAsia="Microsoft YaHei"/>
+                <w:b/>
+                <w:sz w:val="16"/>
+              </w:rPr>
+              <w:t>Media Creation:</w:t>
+            </w:r>
+          </w:p>
+        </w:tc>
+        <w:tc>
+          <w:tcPr>
+            <w:tcW w:type="dxa" w:w="7087"/>
+          </w:tcPr>
+          <w:p>
+            <w:pPr>
+              <w:spacing w:line="240" w:lineRule="auto" w:after="0"/>
+            </w:pPr>
+            <w:r/>
+            <w:r>
+              <w:rPr>
+                <w:rFonts w:ascii="Arial" w:hAnsi="Arial" w:cs="Arial" w:eastAsia="Microsoft YaHei"/>
+                <w:b w:val="0"/>
+                <w:sz w:val="16"/>
+              </w:rPr>
+              <w:t>The category select is filled from GET /api/categories, so a new category added by staff appears here without a rebuild. Cards reuse the home page component.</w:t>
+            </w:r>
+          </w:p>
+        </w:tc>
+      </w:tr>
+      <w:tr>
+        <w:tc>
+          <w:tcPr>
+            <w:tcW w:type="dxa" w:w="1814"/>
+          </w:tcPr>
+          <w:p>
+            <w:pPr>
+              <w:spacing w:line="240" w:lineRule="auto" w:after="0"/>
+            </w:pPr>
+            <w:r/>
+            <w:r>
+              <w:rPr>
+                <w:rFonts w:ascii="Arial" w:hAnsi="Arial" w:cs="Arial" w:eastAsia="Microsoft YaHei"/>
+                <w:b/>
+                <w:sz w:val="16"/>
+              </w:rPr>
+              <w:t>Navigation:</w:t>
+            </w:r>
+          </w:p>
+        </w:tc>
+        <w:tc>
+          <w:tcPr>
+            <w:tcW w:type="dxa" w:w="7087"/>
+          </w:tcPr>
+          <w:p>
+            <w:pPr>
+              <w:spacing w:line="240" w:lineRule="auto" w:after="0"/>
+            </w:pPr>
+            <w:r/>
+            <w:r>
+              <w:rPr>
+                <w:rFonts w:ascii="Arial" w:hAnsi="Arial" w:cs="Arial" w:eastAsia="Microsoft YaHei"/>
+                <w:b w:val="0"/>
+                <w:sz w:val="16"/>
+              </w:rPr>
+              <w:t>In: 'Find an event' from the home hero, or Search in the menu.</w:t>
+              <w:br/>
+              <w:t>Out: any card opens the event detail page; the menu goes home.</w:t>
+            </w:r>
+          </w:p>
+        </w:tc>
+      </w:tr>
+    </w:tbl>
+    <w:p>
+      <w:pPr>
+        <w:spacing w:after="0"/>
+      </w:pPr>
+    </w:p>
+    <w:p>
+      <w:pPr>
+        <w:spacing w:after="0"/>
+      </w:pPr>
+      <w:r>
+        <w:br w:type="page"/>
+      </w:r>
+    </w:p>
+    <w:p>
+      <w:pPr>
+        <w:keepNext/>
+        <w:spacing w:before="0" w:after="120"/>
+      </w:pPr>
+      <w:r>
+        <w:rPr>
+          <w:rFonts w:ascii="Arial" w:hAnsi="Arial" w:cs="Arial" w:eastAsia="Microsoft YaHei"/>
+          <w:b/>
+          <w:sz w:val="24"/>
+        </w:rPr>
+        <w:t>Storyboard S3 - Event detail - one charity event</w:t>
+      </w:r>
+    </w:p>
+    <w:p>
+      <w:pPr>
+        <w:spacing w:after="120"/>
+      </w:pPr>
+      <w:r>
+        <w:rPr>
+          <w:rFonts w:ascii="Arial" w:hAnsi="Arial" w:cs="Arial" w:eastAsia="Microsoft YaHei"/>
+          <w:i w:val="0"/>
+          <w:sz w:val="24"/>
+        </w:rPr>
+        <w:t>TITLE: Event detail - one charity event      SCREEN ID: S3      DATE: 18 October 2026</w:t>
+      </w:r>
+    </w:p>
+    <w:p>
+      <w:pPr>
+        <w:keepNext/>
+        <w:spacing w:before="80" w:after="20" w:line="240" w:lineRule="auto"/>
+      </w:pPr>
+      <w:r>
+        <w:rPr>
+          <w:rFonts w:ascii="Arial" w:hAnsi="Arial" w:cs="Arial" w:eastAsia="Microsoft YaHei"/>
+          <w:b/>
+          <w:sz w:val="22"/>
+        </w:rPr>
+        <w:t>Elements:</w:t>
+      </w:r>
+    </w:p>
+    <w:tbl>
+      <w:tblPr>
+        <w:tblW w:type="auto" w:w="0"/>
+        <w:tblLayout w:type="fixed"/>
+        <w:tblLook w:firstColumn="1" w:firstRow="1" w:lastColumn="0" w:lastRow="0" w:noHBand="0" w:noVBand="1" w:val="04A0"/>
+        <w:tblLayout w:type="fixed"/>
+        <w:jc w:val="center"/>
+        <w:tblBorders>
+          <w:top w:val="single" w:sz="6" w:space="0" w:color="808080"/>
+          <w:left w:val="single" w:sz="6" w:space="0" w:color="808080"/>
+          <w:bottom w:val="single" w:sz="6" w:space="0" w:color="808080"/>
+          <w:right w:val="single" w:sz="6" w:space="0" w:color="808080"/>
+          <w:insideH w:val="single" w:sz="6" w:space="0" w:color="808080"/>
+          <w:insideV w:val="single" w:sz="6" w:space="0" w:color="808080"/>
+        </w:tblBorders>
+      </w:tblPr>
+      <w:tblGrid>
+        <w:gridCol w:w="8901"/>
+      </w:tblGrid>
+      <w:tr>
+        <w:tc>
+          <w:tcPr>
+            <w:tcW w:type="dxa" w:w="8901"/>
+          </w:tcPr>
+          <w:p>
+            <w:pPr>
+              <w:spacing w:before="20" w:after="20" w:line="240" w:lineRule="auto"/>
+            </w:pPr>
+            <w:r>
+              <w:rPr>
+                <w:rFonts w:ascii="Arial" w:hAnsi="Arial" w:cs="Arial" w:eastAsia="Microsoft YaHei"/>
+                <w:sz w:val="19"/>
+              </w:rPr>
+              <w:t>GRAPHICS:</w:t>
+            </w:r>
+          </w:p>
+          <w:p>
+            <w:pPr>
+              <w:spacing w:after="20" w:line="240" w:lineRule="auto"/>
+              <w:jc w:val="center"/>
+            </w:pPr>
+            <w:r>
+              <w:drawing>
+                <wp:inline xmlns:a="http://schemas.openxmlformats.org/drawingml/2006/main" xmlns:pic="http://schemas.openxmlformats.org/drawingml/2006/picture">
+                  <wp:extent cx="2592000" cy="2531250"/>
+                  <wp:docPr id="3" name="Picture 3"/>
+                  <wp:cNvGraphicFramePr>
+                    <a:graphicFrameLocks noChangeAspect="1"/>
+                  </wp:cNvGraphicFramePr>
+                  <a:graphic>
+                    <a:graphicData uri="http://schemas.openxmlformats.org/drawingml/2006/picture">
+                      <pic:pic>
+                        <pic:nvPicPr>
+                          <pic:cNvPr id="0" name="S3-detail.png"/>
+                          <pic:cNvPicPr/>
+                        </pic:nvPicPr>
+                        <pic:blipFill>
+                          <a:blip r:embed="rId12"/>
+                          <a:stretch>
+                            <a:fillRect/>
+                          </a:stretch>
+                        </pic:blipFill>
+                        <pic:spPr>
+                          <a:xfrm>
+                            <a:off x="0" y="0"/>
+                            <a:ext cx="2592000" cy="2531250"/>
+                          </a:xfrm>
+                          <a:prstGeom prst="rect"/>
+                        </pic:spPr>
+                      </pic:pic>
+                    </a:graphicData>
+                  </a:graphic>
+                </wp:inline>
+              </w:drawing>
+            </w:r>
+          </w:p>
+          <w:p>
+            <w:pPr>
+              <w:spacing w:after="0" w:line="240" w:lineRule="auto"/>
+            </w:pPr>
+            <w:r>
+              <w:rPr>
+                <w:rFonts w:ascii="Arial" w:hAnsi="Arial" w:cs="Arial" w:eastAsia="Microsoft YaHei"/>
+                <w:sz w:val="16"/>
+              </w:rPr>
+              <w:t>Live screenshot of the deployed page (https://24831941.it.scu.edu.au), taken with headless Chrome. The layout is the design; every value on it comes from the API.</w:t>
+            </w:r>
+          </w:p>
+        </w:tc>
+      </w:tr>
+    </w:tbl>
+    <w:tbl>
+      <w:tblPr>
+        <w:tblW w:type="auto" w:w="0"/>
+        <w:tblLayout w:type="fixed"/>
+        <w:tblLook w:firstColumn="1" w:firstRow="1" w:lastColumn="0" w:lastRow="0" w:noHBand="0" w:noVBand="1" w:val="04A0"/>
+        <w:tblLayout w:type="fixed"/>
+        <w:jc w:val="center"/>
+        <w:tblBorders>
+          <w:top w:val="single" w:sz="6" w:space="0" w:color="808080"/>
+          <w:left w:val="single" w:sz="6" w:space="0" w:color="808080"/>
+          <w:bottom w:val="single" w:sz="6" w:space="0" w:color="808080"/>
+          <w:right w:val="single" w:sz="6" w:space="0" w:color="808080"/>
+          <w:insideH w:val="single" w:sz="6" w:space="0" w:color="808080"/>
+          <w:insideV w:val="single" w:sz="6" w:space="0" w:color="808080"/>
+        </w:tblBorders>
+      </w:tblPr>
+      <w:tblGrid>
+        <w:gridCol w:w="8901"/>
+      </w:tblGrid>
+      <w:tr>
+        <w:tc>
+          <w:tcPr>
+            <w:tcW w:type="dxa" w:w="8901"/>
+          </w:tcPr>
+          <w:p>
+            <w:pPr>
+              <w:spacing w:before="20" w:after="20" w:line="240" w:lineRule="auto"/>
+            </w:pPr>
+            <w:r>
+              <w:rPr>
+                <w:rFonts w:ascii="Arial" w:hAnsi="Arial" w:cs="Arial" w:eastAsia="Microsoft YaHei"/>
+                <w:sz w:val="19"/>
+              </w:rPr>
+              <w:t>TEXT:</w:t>
+            </w:r>
+          </w:p>
+          <w:p>
+            <w:pPr>
+              <w:spacing w:after="0" w:line="240" w:lineRule="auto"/>
+            </w:pPr>
+            <w:r>
+              <w:rPr>
+                <w:rFonts w:ascii="Arial" w:hAnsi="Arial" w:cs="Arial" w:eastAsia="Microsoft YaHei"/>
+                <w:sz w:val="16"/>
+              </w:rPr>
+              <w:t>Breadcrumb: 'All events &gt; {category}' and a 'Back to all events' link</w:t>
+            </w:r>
+          </w:p>
+          <w:p>
+            <w:pPr>
+              <w:spacing w:after="0" w:line="240" w:lineRule="auto"/>
+            </w:pPr>
+            <w:r>
+              <w:rPr>
+                <w:rFonts w:ascii="Arial" w:hAnsi="Arial" w:cs="Arial" w:eastAsia="Microsoft YaHei"/>
+                <w:sz w:val="16"/>
+              </w:rPr>
+              <w:t>Panels: 'Who is going' (name, tickets, booking date), 'Expected weather' (icon, description, max/min degrees), 'Run by' (charity details)</w:t>
+            </w:r>
+          </w:p>
+          <w:p>
+            <w:pPr>
+              <w:spacing w:after="0" w:line="240" w:lineRule="auto"/>
+            </w:pPr>
+            <w:r>
+              <w:rPr>
+                <w:rFonts w:ascii="Arial" w:hAnsi="Arial" w:cs="Arial" w:eastAsia="Microsoft YaHei"/>
+                <w:sz w:val="16"/>
+              </w:rPr>
+              <w:t>Button: 'Register'</w:t>
+            </w:r>
+          </w:p>
+        </w:tc>
+      </w:tr>
+    </w:tbl>
+    <w:tbl>
+      <w:tblPr>
+        <w:tblW w:type="auto" w:w="0"/>
+        <w:tblLayout w:type="fixed"/>
+        <w:tblLook w:firstColumn="1" w:firstRow="1" w:lastColumn="0" w:lastRow="0" w:noHBand="0" w:noVBand="1" w:val="04A0"/>
+        <w:tblLayout w:type="fixed"/>
+        <w:jc w:val="center"/>
+        <w:tblBorders>
+          <w:top w:val="single" w:sz="6" w:space="0" w:color="808080"/>
+          <w:left w:val="single" w:sz="6" w:space="0" w:color="808080"/>
+          <w:bottom w:val="single" w:sz="6" w:space="0" w:color="808080"/>
+          <w:right w:val="single" w:sz="6" w:space="0" w:color="808080"/>
+          <w:insideH w:val="single" w:sz="6" w:space="0" w:color="808080"/>
+          <w:insideV w:val="single" w:sz="6" w:space="0" w:color="808080"/>
+        </w:tblBorders>
+      </w:tblPr>
+      <w:tblGrid>
+        <w:gridCol w:w="8901"/>
+      </w:tblGrid>
+      <w:tr>
+        <w:tc>
+          <w:tcPr>
+            <w:tcW w:type="dxa" w:w="8901"/>
+          </w:tcPr>
+          <w:p>
+            <w:pPr>
+              <w:spacing w:before="20" w:after="20" w:line="240" w:lineRule="auto"/>
+            </w:pPr>
+            <w:r>
+              <w:rPr>
+                <w:rFonts w:ascii="Arial" w:hAnsi="Arial" w:cs="Arial" w:eastAsia="Microsoft YaHei"/>
+                <w:sz w:val="19"/>
+              </w:rPr>
+              <w:t>AUDIO/VIDEO:</w:t>
+            </w:r>
+          </w:p>
+          <w:p>
+            <w:pPr>
+              <w:spacing w:after="0" w:line="240" w:lineRule="auto"/>
+            </w:pPr>
+            <w:r>
+              <w:rPr>
+                <w:rFonts w:ascii="Arial" w:hAnsi="Arial" w:cs="Arial" w:eastAsia="Microsoft YaHei"/>
+                <w:sz w:val="16"/>
+              </w:rPr>
+              <w:t>None. The weather icon is a character (emoji) mapped from the Open-Meteo numeric code by our own API, not an image file.</w:t>
+            </w:r>
+          </w:p>
+        </w:tc>
+      </w:tr>
+    </w:tbl>
+    <w:p>
+      <w:pPr>
+        <w:keepNext/>
+        <w:spacing w:before="80" w:after="20" w:line="240" w:lineRule="auto"/>
+      </w:pPr>
+      <w:r>
+        <w:rPr>
+          <w:rFonts w:ascii="Arial" w:hAnsi="Arial" w:cs="Arial" w:eastAsia="Microsoft YaHei"/>
+          <w:b/>
+          <w:sz w:val="22"/>
+        </w:rPr>
+        <w:t>NOTES</w:t>
+      </w:r>
+    </w:p>
+    <w:tbl>
+      <w:tblPr>
+        <w:tblW w:type="auto" w:w="0"/>
+        <w:tblLayout w:type="fixed"/>
+        <w:tblLook w:firstColumn="1" w:firstRow="1" w:lastColumn="0" w:lastRow="0" w:noHBand="0" w:noVBand="1" w:val="04A0"/>
+        <w:tblLayout w:type="fixed"/>
+        <w:jc w:val="center"/>
+        <w:tblBorders>
+          <w:top w:val="single" w:sz="6" w:space="0" w:color="808080"/>
+          <w:left w:val="single" w:sz="6" w:space="0" w:color="808080"/>
+          <w:bottom w:val="single" w:sz="6" w:space="0" w:color="808080"/>
+          <w:right w:val="single" w:sz="6" w:space="0" w:color="808080"/>
+          <w:insideH w:val="single" w:sz="6" w:space="0" w:color="808080"/>
+          <w:insideV w:val="single" w:sz="6" w:space="0" w:color="808080"/>
+        </w:tblBorders>
+      </w:tblPr>
+      <w:tblGrid>
+        <w:gridCol w:w="8901"/>
+      </w:tblGrid>
+      <w:tr>
+        <w:tc>
+          <w:tcPr>
+            <w:tcW w:type="dxa" w:w="8901"/>
+          </w:tcPr>
+          <w:p>
+            <w:pPr>
+              <w:spacing w:before="20" w:after="20" w:line="240" w:lineRule="auto"/>
+            </w:pPr>
+            <w:r>
+              <w:rPr>
+                <w:rFonts w:ascii="Arial" w:hAnsi="Arial" w:cs="Arial" w:eastAsia="Microsoft YaHei"/>
+                <w:sz w:val="19"/>
+              </w:rPr>
+              <w:t>NOTES:</w:t>
+            </w:r>
+          </w:p>
+          <w:p>
+            <w:pPr>
+              <w:spacing w:after="0" w:line="240" w:lineRule="auto"/>
+            </w:pPr>
+            <w:r>
+              <w:rPr>
+                <w:rFonts w:ascii="Arial" w:hAnsi="Arial" w:cs="Arial" w:eastAsia="Microsoft YaHei"/>
+                <w:sz w:val="16"/>
+              </w:rPr>
+              <w:t>Social proof sits next to the price because it is the strongest reason to book; the weather is a separate request so a slow forecast never delays the page.</w:t>
+            </w:r>
+          </w:p>
+        </w:tc>
+      </w:tr>
+    </w:tbl>
+    <w:tbl>
+      <w:tblPr>
+        <w:tblStyle w:val="TableGrid"/>
+        <w:tblW w:type="auto" w:w="0"/>
+        <w:jc w:val="center"/>
+        <w:tblLayout w:type="fixed"/>
+        <w:tblLook w:firstColumn="1" w:firstRow="1" w:lastColumn="0" w:lastRow="0" w:noHBand="0" w:noVBand="1" w:val="04A0"/>
+        <w:tblLayout w:type="fixed"/>
+        <w:tblCellMar>
+          <w:top w:w="10" w:type="dxa"/>
+          <w:left w:w="60" w:type="dxa"/>
+          <w:bottom w:w="10" w:type="dxa"/>
+          <w:right w:w="60" w:type="dxa"/>
+        </w:tblCellMar>
+      </w:tblPr>
+      <w:tblGrid>
+        <w:gridCol w:w="1814"/>
+        <w:gridCol w:w="7087"/>
+      </w:tblGrid>
+      <w:tr>
+        <w:tc>
+          <w:tcPr>
+            <w:tcW w:type="dxa" w:w="1814"/>
+          </w:tcPr>
+          <w:p>
+            <w:pPr>
+              <w:spacing w:line="240" w:lineRule="auto" w:after="0"/>
+            </w:pPr>
+            <w:r/>
+            <w:r>
+              <w:rPr>
+                <w:rFonts w:ascii="Arial" w:hAnsi="Arial" w:cs="Arial" w:eastAsia="Microsoft YaHei"/>
+                <w:b/>
+                <w:sz w:val="16"/>
+              </w:rPr>
+              <w:t>Description:</w:t>
+            </w:r>
+          </w:p>
+        </w:tc>
+        <w:tc>
+          <w:tcPr>
+            <w:tcW w:type="dxa" w:w="7087"/>
+          </w:tcPr>
+          <w:p>
+            <w:pPr>
+              <w:spacing w:line="240" w:lineRule="auto" w:after="0"/>
+            </w:pPr>
+            <w:r/>
+            <w:r>
+              <w:rPr>
+                <w:rFonts w:ascii="Arial" w:hAnsi="Arial" w:cs="Arial" w:eastAsia="Microsoft YaHei"/>
+                <w:b w:val="0"/>
+                <w:sz w:val="16"/>
+              </w:rPr>
+              <w:t>Everything about one event, and the door to booking it. This is the page a visitor decides on, so it carries the practical details, the social proof and the weather in one view.</w:t>
+            </w:r>
+          </w:p>
+        </w:tc>
+      </w:tr>
+      <w:tr>
+        <w:tc>
+          <w:tcPr>
+            <w:tcW w:type="dxa" w:w="1814"/>
+          </w:tcPr>
+          <w:p>
+            <w:pPr>
+              <w:spacing w:line="240" w:lineRule="auto" w:after="0"/>
+            </w:pPr>
+            <w:r/>
+            <w:r>
+              <w:rPr>
+                <w:rFonts w:ascii="Arial" w:hAnsi="Arial" w:cs="Arial" w:eastAsia="Microsoft YaHei"/>
+                <w:b/>
+                <w:sz w:val="16"/>
+              </w:rPr>
+              <w:t>Content:</w:t>
+            </w:r>
+          </w:p>
+        </w:tc>
+        <w:tc>
+          <w:tcPr>
+            <w:tcW w:type="dxa" w:w="7087"/>
+          </w:tcPr>
+          <w:p>
+            <w:pPr>
+              <w:spacing w:line="240" w:lineRule="auto" w:after="0"/>
+            </w:pPr>
+            <w:r/>
+            <w:r>
+              <w:rPr>
+                <w:rFonts w:ascii="Arial" w:hAnsi="Arial" w:cs="Arial" w:eastAsia="Microsoft YaHei"/>
+                <w:b w:val="0"/>
+                <w:sz w:val="16"/>
+              </w:rPr>
+              <w:t>Breadcrumb (All events &gt; category) and a back link.</w:t>
+              <w:br/>
+              <w:t>The event: name, date, start and end time, venue and city, ticket price, the full description, the progress bar, and a 'Run by' panel with the charity's details.</w:t>
+              <w:br/>
+              <w:t>'Who is going' - the registration list with each person's name, tickets and booking date, newest first, plus a count.</w:t>
+              <w:br/>
+              <w:t>'Expected weather' panel for the event day.</w:t>
+              <w:br/>
+              <w:t>The Register button.</w:t>
+            </w:r>
+          </w:p>
+        </w:tc>
+      </w:tr>
+      <w:tr>
+        <w:tc>
+          <w:tcPr>
+            <w:tcW w:type="dxa" w:w="1814"/>
+          </w:tcPr>
+          <w:p>
+            <w:pPr>
+              <w:spacing w:line="240" w:lineRule="auto" w:after="0"/>
+            </w:pPr>
+            <w:r/>
+            <w:r>
+              <w:rPr>
+                <w:rFonts w:ascii="Arial" w:hAnsi="Arial" w:cs="Arial" w:eastAsia="Microsoft YaHei"/>
+                <w:b/>
+                <w:sz w:val="16"/>
+              </w:rPr>
+              <w:t>Interactions:</w:t>
+            </w:r>
+          </w:p>
+        </w:tc>
+        <w:tc>
+          <w:tcPr>
+            <w:tcW w:type="dxa" w:w="7087"/>
+          </w:tcPr>
+          <w:p>
+            <w:pPr>
+              <w:spacing w:line="240" w:lineRule="auto" w:after="0"/>
+            </w:pPr>
+            <w:r/>
+            <w:r>
+              <w:rPr>
+                <w:rFonts w:ascii="Arial" w:hAnsi="Arial" w:cs="Arial" w:eastAsia="Microsoft YaHei"/>
+                <w:b w:val="0"/>
+                <w:sz w:val="16"/>
+              </w:rPr>
+              <w:t>One call to GET /api/events/:id returns the event and its registrations together, so the page is never half-loaded and the list can never disagree with the event.</w:t>
+              <w:br/>
+              <w:t>The weather arrives from GET /api/weather/:eventId as a separate request, so a slow or failing forecast never delays the page.</w:t>
+              <w:br/>
+              <w:t>Register goes to /register?eventId=... - the event travels in the URL, not in a JavaScript variable, so the page survives a refresh, a bookmark and a shared link.</w:t>
+            </w:r>
+          </w:p>
+        </w:tc>
+      </w:tr>
+      <w:tr>
+        <w:tc>
+          <w:tcPr>
+            <w:tcW w:type="dxa" w:w="1814"/>
+          </w:tcPr>
+          <w:p>
+            <w:pPr>
+              <w:spacing w:line="240" w:lineRule="auto" w:after="0"/>
+            </w:pPr>
+            <w:r/>
+            <w:r>
+              <w:rPr>
+                <w:rFonts w:ascii="Arial" w:hAnsi="Arial" w:cs="Arial" w:eastAsia="Microsoft YaHei"/>
+                <w:b/>
+                <w:sz w:val="16"/>
+              </w:rPr>
+              <w:t>Media Creation:</w:t>
+            </w:r>
+          </w:p>
+        </w:tc>
+        <w:tc>
+          <w:tcPr>
+            <w:tcW w:type="dxa" w:w="7087"/>
+          </w:tcPr>
+          <w:p>
+            <w:pPr>
+              <w:spacing w:line="240" w:lineRule="auto" w:after="0"/>
+            </w:pPr>
+            <w:r/>
+            <w:r>
+              <w:rPr>
+                <w:rFonts w:ascii="Arial" w:hAnsi="Arial" w:cs="Arial" w:eastAsia="Microsoft YaHei"/>
+                <w:b w:val="0"/>
+                <w:sz w:val="16"/>
+              </w:rPr>
+              <w:t>The weather panel is fed by our own API, which calls Open-Meteo with the event's latitude and longitude and maps the numeric weather codes to words and an icon. If the upstream service is down the panel says there is no forecast rather than showing an empty box.</w:t>
+            </w:r>
+          </w:p>
+        </w:tc>
+      </w:tr>
+      <w:tr>
+        <w:tc>
+          <w:tcPr>
+            <w:tcW w:type="dxa" w:w="1814"/>
+          </w:tcPr>
+          <w:p>
+            <w:pPr>
+              <w:spacing w:line="240" w:lineRule="auto" w:after="0"/>
+            </w:pPr>
+            <w:r/>
+            <w:r>
+              <w:rPr>
+                <w:rFonts w:ascii="Arial" w:hAnsi="Arial" w:cs="Arial" w:eastAsia="Microsoft YaHei"/>
+                <w:b/>
+                <w:sz w:val="16"/>
+              </w:rPr>
+              <w:t>Navigation:</w:t>
+            </w:r>
+          </w:p>
+        </w:tc>
+        <w:tc>
+          <w:tcPr>
+            <w:tcW w:type="dxa" w:w="7087"/>
+          </w:tcPr>
+          <w:p>
+            <w:pPr>
+              <w:spacing w:line="240" w:lineRule="auto" w:after="0"/>
+            </w:pPr>
+            <w:r/>
+            <w:r>
+              <w:rPr>
+                <w:rFonts w:ascii="Arial" w:hAnsi="Arial" w:cs="Arial" w:eastAsia="Microsoft YaHei"/>
+                <w:b w:val="0"/>
+                <w:sz w:val="16"/>
+              </w:rPr>
+              <w:t>In: a card on the home or search page.</w:t>
+              <w:br/>
+              <w:t>Out: Register (the button), back to all events (breadcrumb).</w:t>
+            </w:r>
+          </w:p>
+        </w:tc>
+      </w:tr>
+    </w:tbl>
+    <w:p>
+      <w:pPr>
+        <w:spacing w:after="0"/>
+      </w:pPr>
+    </w:p>
+    <w:p>
+      <w:pPr>
+        <w:spacing w:after="0"/>
+      </w:pPr>
+      <w:r>
+        <w:br w:type="page"/>
+      </w:r>
+    </w:p>
+    <w:p>
+      <w:pPr>
+        <w:keepNext/>
+        <w:spacing w:before="0" w:after="120"/>
+      </w:pPr>
+      <w:r>
+        <w:rPr>
+          <w:rFonts w:ascii="Arial" w:hAnsi="Arial" w:cs="Arial" w:eastAsia="Microsoft YaHei"/>
+          <w:b/>
+          <w:sz w:val="24"/>
+        </w:rPr>
+        <w:t>Storyboard S4 - Register - book a place</w:t>
+      </w:r>
+    </w:p>
+    <w:p>
+      <w:pPr>
+        <w:spacing w:after="120"/>
+      </w:pPr>
+      <w:r>
+        <w:rPr>
+          <w:rFonts w:ascii="Arial" w:hAnsi="Arial" w:cs="Arial" w:eastAsia="Microsoft YaHei"/>
+          <w:i w:val="0"/>
+          <w:sz w:val="24"/>
+        </w:rPr>
+        <w:t>TITLE: Register - book a place      SCREEN ID: S4      DATE: 18 October 2026</w:t>
+      </w:r>
+    </w:p>
+    <w:p>
+      <w:pPr>
+        <w:keepNext/>
+        <w:spacing w:before="80" w:after="20" w:line="240" w:lineRule="auto"/>
+      </w:pPr>
+      <w:r>
+        <w:rPr>
+          <w:rFonts w:ascii="Arial" w:hAnsi="Arial" w:cs="Arial" w:eastAsia="Microsoft YaHei"/>
+          <w:b/>
+          <w:sz w:val="22"/>
+        </w:rPr>
+        <w:t>Elements:</w:t>
+      </w:r>
+    </w:p>
+    <w:tbl>
+      <w:tblPr>
+        <w:tblW w:type="auto" w:w="0"/>
+        <w:tblLayout w:type="fixed"/>
+        <w:tblLook w:firstColumn="1" w:firstRow="1" w:lastColumn="0" w:lastRow="0" w:noHBand="0" w:noVBand="1" w:val="04A0"/>
+        <w:tblLayout w:type="fixed"/>
+        <w:jc w:val="center"/>
+        <w:tblBorders>
+          <w:top w:val="single" w:sz="6" w:space="0" w:color="808080"/>
+          <w:left w:val="single" w:sz="6" w:space="0" w:color="808080"/>
+          <w:bottom w:val="single" w:sz="6" w:space="0" w:color="808080"/>
+          <w:right w:val="single" w:sz="6" w:space="0" w:color="808080"/>
+          <w:insideH w:val="single" w:sz="6" w:space="0" w:color="808080"/>
+          <w:insideV w:val="single" w:sz="6" w:space="0" w:color="808080"/>
+        </w:tblBorders>
+      </w:tblPr>
+      <w:tblGrid>
+        <w:gridCol w:w="8901"/>
+      </w:tblGrid>
+      <w:tr>
+        <w:tc>
+          <w:tcPr>
+            <w:tcW w:type="dxa" w:w="8901"/>
+          </w:tcPr>
+          <w:p>
+            <w:pPr>
+              <w:spacing w:before="20" w:after="20" w:line="240" w:lineRule="auto"/>
+            </w:pPr>
+            <w:r>
+              <w:rPr>
+                <w:rFonts w:ascii="Arial" w:hAnsi="Arial" w:cs="Arial" w:eastAsia="Microsoft YaHei"/>
+                <w:sz w:val="19"/>
+              </w:rPr>
+              <w:t>GRAPHICS:</w:t>
+            </w:r>
+          </w:p>
+          <w:p>
+            <w:pPr>
+              <w:spacing w:after="20" w:line="240" w:lineRule="auto"/>
+              <w:jc w:val="center"/>
+            </w:pPr>
+            <w:r>
+              <w:drawing>
+                <wp:inline xmlns:a="http://schemas.openxmlformats.org/drawingml/2006/main" xmlns:pic="http://schemas.openxmlformats.org/drawingml/2006/picture">
+                  <wp:extent cx="2592000" cy="2531250"/>
+                  <wp:docPr id="4" name="Picture 4"/>
+                  <wp:cNvGraphicFramePr>
+                    <a:graphicFrameLocks noChangeAspect="1"/>
+                  </wp:cNvGraphicFramePr>
+                  <a:graphic>
+                    <a:graphicData uri="http://schemas.openxmlformats.org/drawingml/2006/picture">
+                      <pic:pic>
+                        <pic:nvPicPr>
+                          <pic:cNvPr id="0" name="S4-register.png"/>
+                          <pic:cNvPicPr/>
+                        </pic:nvPicPr>
+                        <pic:blipFill>
+                          <a:blip r:embed="rId13"/>
+                          <a:stretch>
+                            <a:fillRect/>
+                          </a:stretch>
+                        </pic:blipFill>
+                        <pic:spPr>
+                          <a:xfrm>
+                            <a:off x="0" y="0"/>
+                            <a:ext cx="2592000" cy="2531250"/>
+                          </a:xfrm>
+                          <a:prstGeom prst="rect"/>
+                        </pic:spPr>
+                      </pic:pic>
+                    </a:graphicData>
+                  </a:graphic>
+                </wp:inline>
+              </w:drawing>
+            </w:r>
+          </w:p>
+          <w:p>
+            <w:pPr>
+              <w:spacing w:after="0" w:line="240" w:lineRule="auto"/>
+            </w:pPr>
+            <w:r>
+              <w:rPr>
+                <w:rFonts w:ascii="Arial" w:hAnsi="Arial" w:cs="Arial" w:eastAsia="Microsoft YaHei"/>
+                <w:sz w:val="16"/>
+              </w:rPr>
+              <w:t>Live screenshot of the deployed page (https://24831941.it.scu.edu.au), taken with headless Chrome. The layout is the design; every value on it comes from the API.</w:t>
+            </w:r>
+          </w:p>
+        </w:tc>
+      </w:tr>
+    </w:tbl>
+    <w:tbl>
+      <w:tblPr>
+        <w:tblW w:type="auto" w:w="0"/>
+        <w:tblLayout w:type="fixed"/>
+        <w:tblLook w:firstColumn="1" w:firstRow="1" w:lastColumn="0" w:lastRow="0" w:noHBand="0" w:noVBand="1" w:val="04A0"/>
+        <w:tblLayout w:type="fixed"/>
+        <w:jc w:val="center"/>
+        <w:tblBorders>
+          <w:top w:val="single" w:sz="6" w:space="0" w:color="808080"/>
+          <w:left w:val="single" w:sz="6" w:space="0" w:color="808080"/>
+          <w:bottom w:val="single" w:sz="6" w:space="0" w:color="808080"/>
+          <w:right w:val="single" w:sz="6" w:space="0" w:color="808080"/>
+          <w:insideH w:val="single" w:sz="6" w:space="0" w:color="808080"/>
+          <w:insideV w:val="single" w:sz="6" w:space="0" w:color="808080"/>
+        </w:tblBorders>
+      </w:tblPr>
+      <w:tblGrid>
+        <w:gridCol w:w="8901"/>
+      </w:tblGrid>
+      <w:tr>
+        <w:tc>
+          <w:tcPr>
+            <w:tcW w:type="dxa" w:w="8901"/>
+          </w:tcPr>
+          <w:p>
+            <w:pPr>
+              <w:spacing w:before="20" w:after="20" w:line="240" w:lineRule="auto"/>
+            </w:pPr>
+            <w:r>
+              <w:rPr>
+                <w:rFonts w:ascii="Arial" w:hAnsi="Arial" w:cs="Arial" w:eastAsia="Microsoft YaHei"/>
+                <w:sz w:val="19"/>
+              </w:rPr>
+              <w:t>TEXT:</w:t>
+            </w:r>
+          </w:p>
+          <w:p>
+            <w:pPr>
+              <w:spacing w:after="0" w:line="240" w:lineRule="auto"/>
+            </w:pPr>
+            <w:r>
+              <w:rPr>
+                <w:rFonts w:ascii="Arial" w:hAnsi="Arial" w:cs="Arial" w:eastAsia="Microsoft YaHei"/>
+                <w:sz w:val="16"/>
+              </w:rPr>
+              <w:t>Title: 'Register for an event'; left panel shows the event name, date, time, venue and price per ticket</w:t>
+            </w:r>
+          </w:p>
+          <w:p>
+            <w:pPr>
+              <w:spacing w:after="0" w:line="240" w:lineRule="auto"/>
+            </w:pPr>
+            <w:r>
+              <w:rPr>
+                <w:rFonts w:ascii="Arial" w:hAnsi="Arial" w:cs="Arial" w:eastAsia="Microsoft YaHei"/>
+                <w:sz w:val="16"/>
+              </w:rPr>
+              <w:t>Form heading 'Your details'; labels: First name / Last name / Email / Contact phone / Number of tickets / Date of registration / Notes (optional)</w:t>
+            </w:r>
+          </w:p>
+          <w:p>
+            <w:pPr>
+              <w:spacing w:after="0" w:line="240" w:lineRule="auto"/>
+            </w:pPr>
+            <w:r>
+              <w:rPr>
+                <w:rFonts w:ascii="Arial" w:hAnsi="Arial" w:cs="Arial" w:eastAsia="Microsoft YaHei"/>
+                <w:sz w:val="16"/>
+              </w:rPr>
+              <w:t>Live 'Total: $X'; button 'Complete registration'</w:t>
+            </w:r>
+          </w:p>
+          <w:p>
+            <w:pPr>
+              <w:spacing w:after="0" w:line="240" w:lineRule="auto"/>
+            </w:pPr>
+            <w:r>
+              <w:rPr>
+                <w:rFonts w:ascii="Arial" w:hAnsi="Arial" w:cs="Arial" w:eastAsia="Microsoft YaHei"/>
+                <w:sz w:val="16"/>
+              </w:rPr>
+              <w:t>On success the form is replaced by 'You are registered' plus the booking details and a back link</w:t>
+            </w:r>
+          </w:p>
+        </w:tc>
+      </w:tr>
+    </w:tbl>
+    <w:tbl>
+      <w:tblPr>
+        <w:tblW w:type="auto" w:w="0"/>
+        <w:tblLayout w:type="fixed"/>
+        <w:tblLook w:firstColumn="1" w:firstRow="1" w:lastColumn="0" w:lastRow="0" w:noHBand="0" w:noVBand="1" w:val="04A0"/>
+        <w:tblLayout w:type="fixed"/>
+        <w:jc w:val="center"/>
+        <w:tblBorders>
+          <w:top w:val="single" w:sz="6" w:space="0" w:color="808080"/>
+          <w:left w:val="single" w:sz="6" w:space="0" w:color="808080"/>
+          <w:bottom w:val="single" w:sz="6" w:space="0" w:color="808080"/>
+          <w:right w:val="single" w:sz="6" w:space="0" w:color="808080"/>
+          <w:insideH w:val="single" w:sz="6" w:space="0" w:color="808080"/>
+          <w:insideV w:val="single" w:sz="6" w:space="0" w:color="808080"/>
+        </w:tblBorders>
+      </w:tblPr>
+      <w:tblGrid>
+        <w:gridCol w:w="8901"/>
+      </w:tblGrid>
+      <w:tr>
+        <w:tc>
+          <w:tcPr>
+            <w:tcW w:type="dxa" w:w="8901"/>
+          </w:tcPr>
+          <w:p>
+            <w:pPr>
+              <w:spacing w:before="20" w:after="20" w:line="240" w:lineRule="auto"/>
+            </w:pPr>
+            <w:r>
+              <w:rPr>
+                <w:rFonts w:ascii="Arial" w:hAnsi="Arial" w:cs="Arial" w:eastAsia="Microsoft YaHei"/>
+                <w:sz w:val="19"/>
+              </w:rPr>
+              <w:t>AUDIO/VIDEO:</w:t>
+            </w:r>
+          </w:p>
+          <w:p>
+            <w:pPr>
+              <w:spacing w:after="0" w:line="240" w:lineRule="auto"/>
+            </w:pPr>
+            <w:r>
+              <w:rPr>
+                <w:rFonts w:ascii="Arial" w:hAnsi="Arial" w:cs="Arial" w:eastAsia="Microsoft YaHei"/>
+                <w:sz w:val="16"/>
+              </w:rPr>
+              <w:t>None - the page is form and data only. The total is computed live from tickets x price.</w:t>
+            </w:r>
+          </w:p>
+        </w:tc>
+      </w:tr>
+    </w:tbl>
+    <w:p>
+      <w:pPr>
+        <w:keepNext/>
+        <w:spacing w:before="80" w:after="20" w:line="240" w:lineRule="auto"/>
+      </w:pPr>
+      <w:r>
+        <w:rPr>
+          <w:rFonts w:ascii="Arial" w:hAnsi="Arial" w:cs="Arial" w:eastAsia="Microsoft YaHei"/>
+          <w:b/>
+          <w:sz w:val="22"/>
+        </w:rPr>
+        <w:t>NOTES</w:t>
+      </w:r>
+    </w:p>
+    <w:tbl>
+      <w:tblPr>
+        <w:tblW w:type="auto" w:w="0"/>
+        <w:tblLayout w:type="fixed"/>
+        <w:tblLook w:firstColumn="1" w:firstRow="1" w:lastColumn="0" w:lastRow="0" w:noHBand="0" w:noVBand="1" w:val="04A0"/>
+        <w:tblLayout w:type="fixed"/>
+        <w:jc w:val="center"/>
+        <w:tblBorders>
+          <w:top w:val="single" w:sz="6" w:space="0" w:color="808080"/>
+          <w:left w:val="single" w:sz="6" w:space="0" w:color="808080"/>
+          <w:bottom w:val="single" w:sz="6" w:space="0" w:color="808080"/>
+          <w:right w:val="single" w:sz="6" w:space="0" w:color="808080"/>
+          <w:insideH w:val="single" w:sz="6" w:space="0" w:color="808080"/>
+          <w:insideV w:val="single" w:sz="6" w:space="0" w:color="808080"/>
+        </w:tblBorders>
+      </w:tblPr>
+      <w:tblGrid>
+        <w:gridCol w:w="8901"/>
+      </w:tblGrid>
+      <w:tr>
+        <w:tc>
+          <w:tcPr>
+            <w:tcW w:type="dxa" w:w="8901"/>
+          </w:tcPr>
+          <w:p>
+            <w:pPr>
+              <w:spacing w:before="20" w:after="20" w:line="240" w:lineRule="auto"/>
+            </w:pPr>
+            <w:r>
+              <w:rPr>
+                <w:rFonts w:ascii="Arial" w:hAnsi="Arial" w:cs="Arial" w:eastAsia="Microsoft YaHei"/>
+                <w:sz w:val="19"/>
+              </w:rPr>
+              <w:t>NOTES:</w:t>
+            </w:r>
+          </w:p>
+          <w:p>
+            <w:pPr>
+              <w:spacing w:after="0" w:line="240" w:lineRule="auto"/>
+            </w:pPr>
+            <w:r>
+              <w:rPr>
+                <w:rFonts w:ascii="Arial" w:hAnsi="Arial" w:cs="Arial" w:eastAsia="Microsoft YaHei"/>
+                <w:sz w:val="16"/>
+              </w:rPr>
+              <w:t>Two columns: what you are booking on the left, who you are on the right - reasons before demands. Each field carries its own message instead of one generic alert, and a 409 shows the API's sentence verbatim.</w:t>
+            </w:r>
+          </w:p>
+        </w:tc>
+      </w:tr>
+    </w:tbl>
+    <w:tbl>
+      <w:tblPr>
+        <w:tblStyle w:val="TableGrid"/>
+        <w:tblW w:type="auto" w:w="0"/>
+        <w:jc w:val="center"/>
+        <w:tblLayout w:type="fixed"/>
+        <w:tblLook w:firstColumn="1" w:firstRow="1" w:lastColumn="0" w:lastRow="0" w:noHBand="0" w:noVBand="1" w:val="04A0"/>
+        <w:tblLayout w:type="fixed"/>
+        <w:tblCellMar>
+          <w:top w:w="10" w:type="dxa"/>
+          <w:left w:w="60" w:type="dxa"/>
+          <w:bottom w:w="10" w:type="dxa"/>
+          <w:right w:w="60" w:type="dxa"/>
+        </w:tblCellMar>
+      </w:tblPr>
+      <w:tblGrid>
+        <w:gridCol w:w="1814"/>
+        <w:gridCol w:w="7087"/>
+      </w:tblGrid>
+      <w:tr>
+        <w:tc>
+          <w:tcPr>
+            <w:tcW w:type="dxa" w:w="1814"/>
+          </w:tcPr>
+          <w:p>
+            <w:pPr>
+              <w:spacing w:line="240" w:lineRule="auto" w:after="0"/>
+            </w:pPr>
+            <w:r/>
+            <w:r>
+              <w:rPr>
+                <w:rFonts w:ascii="Arial" w:hAnsi="Arial" w:cs="Arial" w:eastAsia="Microsoft YaHei"/>
+                <w:b/>
+                <w:sz w:val="16"/>
+              </w:rPr>
+              <w:t>Description:</w:t>
+            </w:r>
+          </w:p>
+        </w:tc>
+        <w:tc>
+          <w:tcPr>
+            <w:tcW w:type="dxa" w:w="7087"/>
+          </w:tcPr>
+          <w:p>
+            <w:pPr>
+              <w:spacing w:line="240" w:lineRule="auto" w:after="0"/>
+            </w:pPr>
+            <w:r/>
+            <w:r>
+              <w:rPr>
+                <w:rFonts w:ascii="Arial" w:hAnsi="Arial" w:cs="Arial" w:eastAsia="Microsoft YaHei"/>
+                <w:b w:val="0"/>
+                <w:sz w:val="16"/>
+              </w:rPr>
+              <w:t>The one page where we ask the visitor for something. New in A3; the brief requires the form, the event context, validation and a confirmation.</w:t>
+            </w:r>
+          </w:p>
+        </w:tc>
+      </w:tr>
+      <w:tr>
+        <w:tc>
+          <w:tcPr>
+            <w:tcW w:type="dxa" w:w="1814"/>
+          </w:tcPr>
+          <w:p>
+            <w:pPr>
+              <w:spacing w:line="240" w:lineRule="auto" w:after="0"/>
+            </w:pPr>
+            <w:r/>
+            <w:r>
+              <w:rPr>
+                <w:rFonts w:ascii="Arial" w:hAnsi="Arial" w:cs="Arial" w:eastAsia="Microsoft YaHei"/>
+                <w:b/>
+                <w:sz w:val="16"/>
+              </w:rPr>
+              <w:t>Content:</w:t>
+            </w:r>
+          </w:p>
+        </w:tc>
+        <w:tc>
+          <w:tcPr>
+            <w:tcW w:type="dxa" w:w="7087"/>
+          </w:tcPr>
+          <w:p>
+            <w:pPr>
+              <w:spacing w:line="240" w:lineRule="auto" w:after="0"/>
+            </w:pPr>
+            <w:r/>
+            <w:r>
+              <w:rPr>
+                <w:rFonts w:ascii="Arial" w:hAnsi="Arial" w:cs="Arial" w:eastAsia="Microsoft YaHei"/>
+                <w:b w:val="0"/>
+                <w:sz w:val="16"/>
+              </w:rPr>
+              <w:t>Left panel: the event being booked - name, date, time, venue, price per ticket and the charity - fetched from the API so the visitor can see what they are booking without going back.</w:t>
+              <w:br/>
+              <w:t>Right panel, 'Your details': first and last name, email, contact phone, number of tickets (1-50), date of registration, and optional notes.</w:t>
+              <w:br/>
+              <w:t>A live total (tickets x price), and the 'Complete registration' button.</w:t>
+              <w:br/>
+              <w:t>After a successful booking the form is replaced by a confirmation panel.</w:t>
+            </w:r>
+          </w:p>
+        </w:tc>
+      </w:tr>
+      <w:tr>
+        <w:tc>
+          <w:tcPr>
+            <w:tcW w:type="dxa" w:w="1814"/>
+          </w:tcPr>
+          <w:p>
+            <w:pPr>
+              <w:spacing w:line="240" w:lineRule="auto" w:after="0"/>
+            </w:pPr>
+            <w:r/>
+            <w:r>
+              <w:rPr>
+                <w:rFonts w:ascii="Arial" w:hAnsi="Arial" w:cs="Arial" w:eastAsia="Microsoft YaHei"/>
+                <w:b/>
+                <w:sz w:val="16"/>
+              </w:rPr>
+              <w:t>Interactions:</w:t>
+            </w:r>
+          </w:p>
+        </w:tc>
+        <w:tc>
+          <w:tcPr>
+            <w:tcW w:type="dxa" w:w="7087"/>
+          </w:tcPr>
+          <w:p>
+            <w:pPr>
+              <w:spacing w:line="240" w:lineRule="auto" w:after="0"/>
+            </w:pPr>
+            <w:r/>
+            <w:r>
+              <w:rPr>
+                <w:rFonts w:ascii="Arial" w:hAnsi="Arial" w:cs="Arial" w:eastAsia="Microsoft YaHei"/>
+                <w:b w:val="0"/>
+                <w:sz w:val="16"/>
+              </w:rPr>
+              <w:t>Every field validates as the visitor types and again on submit, each with its own message under the field - no generic alert.</w:t>
+              <w:br/>
+              <w:t>Submit calls POST /api/registrations. 201 replaces the form with the confirmation and a link back to the event. 409 shows the API's own sentence: this email has already booked, the event is suspended, or the event has finished. 400 names the exact field to fix.</w:t>
+              <w:br/>
+              <w:t>The booking date cannot be in the future, and cannot be later than the event itself - and the ceiling is checked again in the submit handler, because a max attribute on an input is a hint to the browser, not a guarantee to the server.</w:t>
+            </w:r>
+          </w:p>
+        </w:tc>
+      </w:tr>
+      <w:tr>
+        <w:tc>
+          <w:tcPr>
+            <w:tcW w:type="dxa" w:w="1814"/>
+          </w:tcPr>
+          <w:p>
+            <w:pPr>
+              <w:spacing w:line="240" w:lineRule="auto" w:after="0"/>
+            </w:pPr>
+            <w:r/>
+            <w:r>
+              <w:rPr>
+                <w:rFonts w:ascii="Arial" w:hAnsi="Arial" w:cs="Arial" w:eastAsia="Microsoft YaHei"/>
+                <w:b/>
+                <w:sz w:val="16"/>
+              </w:rPr>
+              <w:t>Media Creation:</w:t>
+            </w:r>
+          </w:p>
+        </w:tc>
+        <w:tc>
+          <w:tcPr>
+            <w:tcW w:type="dxa" w:w="7087"/>
+          </w:tcPr>
+          <w:p>
+            <w:pPr>
+              <w:spacing w:line="240" w:lineRule="auto" w:after="0"/>
+            </w:pPr>
+            <w:r/>
+            <w:r>
+              <w:rPr>
+                <w:rFonts w:ascii="Arial" w:hAnsi="Arial" w:cs="Arial" w:eastAsia="Microsoft YaHei"/>
+                <w:b w:val="0"/>
+                <w:sz w:val="16"/>
+              </w:rPr>
+              <w:t>None - this page is pure data and form. The total is computed in the component from tickets x the event's price, never stored.</w:t>
+            </w:r>
+          </w:p>
+        </w:tc>
+      </w:tr>
+      <w:tr>
+        <w:tc>
+          <w:tcPr>
+            <w:tcW w:type="dxa" w:w="1814"/>
+          </w:tcPr>
+          <w:p>
+            <w:pPr>
+              <w:spacing w:line="240" w:lineRule="auto" w:after="0"/>
+            </w:pPr>
+            <w:r/>
+            <w:r>
+              <w:rPr>
+                <w:rFonts w:ascii="Arial" w:hAnsi="Arial" w:cs="Arial" w:eastAsia="Microsoft YaHei"/>
+                <w:b/>
+                <w:sz w:val="16"/>
+              </w:rPr>
+              <w:t>Navigation:</w:t>
+            </w:r>
+          </w:p>
+        </w:tc>
+        <w:tc>
+          <w:tcPr>
+            <w:tcW w:type="dxa" w:w="7087"/>
+          </w:tcPr>
+          <w:p>
+            <w:pPr>
+              <w:spacing w:line="240" w:lineRule="auto" w:after="0"/>
+            </w:pPr>
+            <w:r/>
+            <w:r>
+              <w:rPr>
+                <w:rFonts w:ascii="Arial" w:hAnsi="Arial" w:cs="Arial" w:eastAsia="Microsoft YaHei"/>
+                <w:b w:val="0"/>
+                <w:sz w:val="16"/>
+              </w:rPr>
+              <w:t>In: the Register button on the event detail page, carrying eventId in the query string.</w:t>
+              <w:br/>
+              <w:t>Out: 'Back to the event' link; after booking, back to the event to see your own name in the list.</w:t>
+            </w:r>
+          </w:p>
+        </w:tc>
+      </w:tr>
+    </w:tbl>
+    <w:p>
+      <w:pPr>
+        <w:spacing w:after="0"/>
+      </w:pPr>
+    </w:p>
+    <w:p>
+      <w:pPr>
+        <w:spacing w:after="0"/>
+      </w:pPr>
+      <w:r>
+        <w:br w:type="page"/>
+      </w:r>
+    </w:p>
+    <w:p>
+      <w:pPr>
+        <w:keepNext/>
+        <w:spacing w:before="0" w:after="120"/>
+      </w:pPr>
+      <w:r>
+        <w:rPr>
+          <w:rFonts w:ascii="Arial" w:hAnsi="Arial" w:cs="Arial" w:eastAsia="Microsoft YaHei"/>
+          <w:b/>
+          <w:sz w:val="24"/>
+        </w:rPr>
+        <w:t>Storyboard S5 - Staff - event list (admin site)</w:t>
+      </w:r>
+    </w:p>
+    <w:p>
+      <w:pPr>
+        <w:spacing w:after="120"/>
+      </w:pPr>
+      <w:r>
+        <w:rPr>
+          <w:rFonts w:ascii="Arial" w:hAnsi="Arial" w:cs="Arial" w:eastAsia="Microsoft YaHei"/>
+          <w:i w:val="0"/>
+          <w:sz w:val="24"/>
+        </w:rPr>
+        <w:t>TITLE: Staff - event list (admin site)      SCREEN ID: S5      DATE: 18 October 2026</w:t>
+      </w:r>
+    </w:p>
+    <w:p>
+      <w:pPr>
+        <w:keepNext/>
+        <w:spacing w:before="80" w:after="20" w:line="240" w:lineRule="auto"/>
+      </w:pPr>
+      <w:r>
+        <w:rPr>
+          <w:rFonts w:ascii="Arial" w:hAnsi="Arial" w:cs="Arial" w:eastAsia="Microsoft YaHei"/>
+          <w:b/>
+          <w:sz w:val="22"/>
+        </w:rPr>
+        <w:t>Elements:</w:t>
+      </w:r>
+    </w:p>
+    <w:tbl>
+      <w:tblPr>
+        <w:tblW w:type="auto" w:w="0"/>
+        <w:tblLayout w:type="fixed"/>
+        <w:tblLook w:firstColumn="1" w:firstRow="1" w:lastColumn="0" w:lastRow="0" w:noHBand="0" w:noVBand="1" w:val="04A0"/>
+        <w:tblLayout w:type="fixed"/>
+        <w:jc w:val="center"/>
+        <w:tblBorders>
+          <w:top w:val="single" w:sz="6" w:space="0" w:color="808080"/>
+          <w:left w:val="single" w:sz="6" w:space="0" w:color="808080"/>
+          <w:bottom w:val="single" w:sz="6" w:space="0" w:color="808080"/>
+          <w:right w:val="single" w:sz="6" w:space="0" w:color="808080"/>
+          <w:insideH w:val="single" w:sz="6" w:space="0" w:color="808080"/>
+          <w:insideV w:val="single" w:sz="6" w:space="0" w:color="808080"/>
+        </w:tblBorders>
+      </w:tblPr>
+      <w:tblGrid>
+        <w:gridCol w:w="8901"/>
+      </w:tblGrid>
+      <w:tr>
+        <w:tc>
+          <w:tcPr>
+            <w:tcW w:type="dxa" w:w="8901"/>
+          </w:tcPr>
+          <w:p>
+            <w:pPr>
+              <w:spacing w:before="20" w:after="20" w:line="240" w:lineRule="auto"/>
+            </w:pPr>
+            <w:r>
+              <w:rPr>
+                <w:rFonts w:ascii="Arial" w:hAnsi="Arial" w:cs="Arial" w:eastAsia="Microsoft YaHei"/>
+                <w:sz w:val="19"/>
+              </w:rPr>
+              <w:t>GRAPHICS:</w:t>
+            </w:r>
+          </w:p>
+          <w:p>
+            <w:pPr>
+              <w:spacing w:after="20" w:line="240" w:lineRule="auto"/>
+              <w:jc w:val="center"/>
+            </w:pPr>
+            <w:r>
+              <w:drawing>
+                <wp:inline xmlns:a="http://schemas.openxmlformats.org/drawingml/2006/main" xmlns:pic="http://schemas.openxmlformats.org/drawingml/2006/picture">
+                  <wp:extent cx="2592000" cy="2531250"/>
+                  <wp:docPr id="5" name="Picture 5"/>
+                  <wp:cNvGraphicFramePr>
+                    <a:graphicFrameLocks noChangeAspect="1"/>
+                  </wp:cNvGraphicFramePr>
+                  <a:graphic>
+                    <a:graphicData uri="http://schemas.openxmlformats.org/drawingml/2006/picture">
+                      <pic:pic>
+                        <pic:nvPicPr>
+                          <pic:cNvPr id="0" name="S5-admin-list.png"/>
+                          <pic:cNvPicPr/>
+                        </pic:nvPicPr>
+                        <pic:blipFill>
+                          <a:blip r:embed="rId14"/>
+                          <a:stretch>
+                            <a:fillRect/>
+                          </a:stretch>
+                        </pic:blipFill>
+                        <pic:spPr>
+                          <a:xfrm>
+                            <a:off x="0" y="0"/>
+                            <a:ext cx="2592000" cy="2531250"/>
+                          </a:xfrm>
+                          <a:prstGeom prst="rect"/>
+                        </pic:spPr>
+                      </pic:pic>
+                    </a:graphicData>
+                  </a:graphic>
+                </wp:inline>
+              </w:drawing>
+            </w:r>
+          </w:p>
+          <w:p>
+            <w:pPr>
+              <w:spacing w:after="0" w:line="240" w:lineRule="auto"/>
+            </w:pPr>
+            <w:r>
+              <w:rPr>
+                <w:rFonts w:ascii="Arial" w:hAnsi="Arial" w:cs="Arial" w:eastAsia="Microsoft YaHei"/>
+                <w:sz w:val="16"/>
+              </w:rPr>
+              <w:t>Live screenshot of the deployed page (https://24831941.it.scu.edu.au), taken with headless Chrome. The layout is the design; every value on it comes from the API.</w:t>
+            </w:r>
+          </w:p>
+        </w:tc>
+      </w:tr>
+    </w:tbl>
+    <w:tbl>
+      <w:tblPr>
+        <w:tblW w:type="auto" w:w="0"/>
+        <w:tblLayout w:type="fixed"/>
+        <w:tblLook w:firstColumn="1" w:firstRow="1" w:lastColumn="0" w:lastRow="0" w:noHBand="0" w:noVBand="1" w:val="04A0"/>
+        <w:tblLayout w:type="fixed"/>
+        <w:jc w:val="center"/>
+        <w:tblBorders>
+          <w:top w:val="single" w:sz="6" w:space="0" w:color="808080"/>
+          <w:left w:val="single" w:sz="6" w:space="0" w:color="808080"/>
+          <w:bottom w:val="single" w:sz="6" w:space="0" w:color="808080"/>
+          <w:right w:val="single" w:sz="6" w:space="0" w:color="808080"/>
+          <w:insideH w:val="single" w:sz="6" w:space="0" w:color="808080"/>
+          <w:insideV w:val="single" w:sz="6" w:space="0" w:color="808080"/>
+        </w:tblBorders>
+      </w:tblPr>
+      <w:tblGrid>
+        <w:gridCol w:w="8901"/>
+      </w:tblGrid>
+      <w:tr>
+        <w:tc>
+          <w:tcPr>
+            <w:tcW w:type="dxa" w:w="8901"/>
+          </w:tcPr>
+          <w:p>
+            <w:pPr>
+              <w:spacing w:before="20" w:after="20" w:line="240" w:lineRule="auto"/>
+            </w:pPr>
+            <w:r>
+              <w:rPr>
+                <w:rFonts w:ascii="Arial" w:hAnsi="Arial" w:cs="Arial" w:eastAsia="Microsoft YaHei"/>
+                <w:sz w:val="19"/>
+              </w:rPr>
+              <w:t>TEXT:</w:t>
+            </w:r>
+          </w:p>
+          <w:p>
+            <w:pPr>
+              <w:spacing w:after="0" w:line="240" w:lineRule="auto"/>
+            </w:pPr>
+            <w:r>
+              <w:rPr>
+                <w:rFonts w:ascii="Arial" w:hAnsi="Arial" w:cs="Arial" w:eastAsia="Microsoft YaHei"/>
+                <w:sz w:val="16"/>
+              </w:rPr>
+              <w:t>Title: 'Events' and one sentence saying what the site can change</w:t>
+            </w:r>
+          </w:p>
+          <w:p>
+            <w:pPr>
+              <w:spacing w:after="0" w:line="240" w:lineRule="auto"/>
+            </w:pPr>
+            <w:r>
+              <w:rPr>
+                <w:rFonts w:ascii="Arial" w:hAnsi="Arial" w:cs="Arial" w:eastAsia="Microsoft YaHei"/>
+                <w:sz w:val="16"/>
+              </w:rPr>
+              <w:t>Button: '+ New event'</w:t>
+            </w:r>
+          </w:p>
+          <w:p>
+            <w:pPr>
+              <w:spacing w:after="0" w:line="240" w:lineRule="auto"/>
+            </w:pPr>
+            <w:r>
+              <w:rPr>
+                <w:rFonts w:ascii="Arial" w:hAnsi="Arial" w:cs="Arial" w:eastAsia="Microsoft YaHei"/>
+                <w:sz w:val="16"/>
+              </w:rPr>
+              <w:t>Filter chips with live counts: All 13 / Active 8 / Past 4 / Suspended 1</w:t>
+            </w:r>
+          </w:p>
+          <w:p>
+            <w:pPr>
+              <w:spacing w:after="0" w:line="240" w:lineRule="auto"/>
+            </w:pPr>
+            <w:r>
+              <w:rPr>
+                <w:rFonts w:ascii="Arial" w:hAnsi="Arial" w:cs="Arial" w:eastAsia="Microsoft YaHei"/>
+                <w:sz w:val="16"/>
+              </w:rPr>
+              <w:t>Column headings: ID / Event / Date / Location / Status / Ticket / Registrations / Actions</w:t>
+            </w:r>
+          </w:p>
+          <w:p>
+            <w:pPr>
+              <w:spacing w:after="0" w:line="240" w:lineRule="auto"/>
+            </w:pPr>
+            <w:r>
+              <w:rPr>
+                <w:rFonts w:ascii="Arial" w:hAnsi="Arial" w:cs="Arial" w:eastAsia="Microsoft YaHei"/>
+                <w:sz w:val="16"/>
+              </w:rPr>
+              <w:t>Row buttons: 'Edit' / 'Delete'</w:t>
+            </w:r>
+          </w:p>
+        </w:tc>
+      </w:tr>
+    </w:tbl>
+    <w:tbl>
+      <w:tblPr>
+        <w:tblW w:type="auto" w:w="0"/>
+        <w:tblLayout w:type="fixed"/>
+        <w:tblLook w:firstColumn="1" w:firstRow="1" w:lastColumn="0" w:lastRow="0" w:noHBand="0" w:noVBand="1" w:val="04A0"/>
+        <w:tblLayout w:type="fixed"/>
+        <w:jc w:val="center"/>
+        <w:tblBorders>
+          <w:top w:val="single" w:sz="6" w:space="0" w:color="808080"/>
+          <w:left w:val="single" w:sz="6" w:space="0" w:color="808080"/>
+          <w:bottom w:val="single" w:sz="6" w:space="0" w:color="808080"/>
+          <w:right w:val="single" w:sz="6" w:space="0" w:color="808080"/>
+          <w:insideH w:val="single" w:sz="6" w:space="0" w:color="808080"/>
+          <w:insideV w:val="single" w:sz="6" w:space="0" w:color="808080"/>
+        </w:tblBorders>
+      </w:tblPr>
+      <w:tblGrid>
+        <w:gridCol w:w="8901"/>
+      </w:tblGrid>
+      <w:tr>
+        <w:tc>
+          <w:tcPr>
+            <w:tcW w:type="dxa" w:w="8901"/>
+          </w:tcPr>
+          <w:p>
+            <w:pPr>
+              <w:spacing w:before="20" w:after="20" w:line="240" w:lineRule="auto"/>
+            </w:pPr>
+            <w:r>
+              <w:rPr>
+                <w:rFonts w:ascii="Arial" w:hAnsi="Arial" w:cs="Arial" w:eastAsia="Microsoft YaHei"/>
+                <w:sz w:val="19"/>
+              </w:rPr>
+              <w:t>AUDIO/VIDEO:</w:t>
+            </w:r>
+          </w:p>
+          <w:p>
+            <w:pPr>
+              <w:spacing w:after="0" w:line="240" w:lineRule="auto"/>
+            </w:pPr>
+            <w:r>
+              <w:rPr>
+                <w:rFonts w:ascii="Arial" w:hAnsi="Arial" w:cs="Arial" w:eastAsia="Microsoft YaHei"/>
+                <w:sz w:val="16"/>
+              </w:rPr>
+              <w:t>None. Status badges are coloured text, and the counts are rendered from the rows actually on screen.</w:t>
+            </w:r>
+          </w:p>
+        </w:tc>
+      </w:tr>
+    </w:tbl>
+    <w:p>
+      <w:pPr>
+        <w:keepNext/>
+        <w:spacing w:before="80" w:after="20" w:line="240" w:lineRule="auto"/>
+      </w:pPr>
+      <w:r>
+        <w:rPr>
+          <w:rFonts w:ascii="Arial" w:hAnsi="Arial" w:cs="Arial" w:eastAsia="Microsoft YaHei"/>
+          <w:b/>
+          <w:sz w:val="22"/>
+        </w:rPr>
+        <w:t>NOTES</w:t>
+      </w:r>
+    </w:p>
+    <w:tbl>
+      <w:tblPr>
+        <w:tblW w:type="auto" w:w="0"/>
+        <w:tblLayout w:type="fixed"/>
+        <w:tblLook w:firstColumn="1" w:firstRow="1" w:lastColumn="0" w:lastRow="0" w:noHBand="0" w:noVBand="1" w:val="04A0"/>
+        <w:tblLayout w:type="fixed"/>
+        <w:jc w:val="center"/>
+        <w:tblBorders>
+          <w:top w:val="single" w:sz="6" w:space="0" w:color="808080"/>
+          <w:left w:val="single" w:sz="6" w:space="0" w:color="808080"/>
+          <w:bottom w:val="single" w:sz="6" w:space="0" w:color="808080"/>
+          <w:right w:val="single" w:sz="6" w:space="0" w:color="808080"/>
+          <w:insideH w:val="single" w:sz="6" w:space="0" w:color="808080"/>
+          <w:insideV w:val="single" w:sz="6" w:space="0" w:color="808080"/>
+        </w:tblBorders>
+      </w:tblPr>
+      <w:tblGrid>
+        <w:gridCol w:w="8901"/>
+      </w:tblGrid>
+      <w:tr>
+        <w:tc>
+          <w:tcPr>
+            <w:tcW w:type="dxa" w:w="8901"/>
+          </w:tcPr>
+          <w:p>
+            <w:pPr>
+              <w:spacing w:before="20" w:after="20" w:line="240" w:lineRule="auto"/>
+            </w:pPr>
+            <w:r>
+              <w:rPr>
+                <w:rFonts w:ascii="Arial" w:hAnsi="Arial" w:cs="Arial" w:eastAsia="Microsoft YaHei"/>
+                <w:sz w:val="19"/>
+              </w:rPr>
+              <w:t>NOTES:</w:t>
+            </w:r>
+          </w:p>
+          <w:p>
+            <w:pPr>
+              <w:spacing w:after="0" w:line="240" w:lineRule="auto"/>
+            </w:pPr>
+            <w:r>
+              <w:rPr>
+                <w:rFonts w:ascii="Arial" w:hAnsi="Arial" w:cs="Arial" w:eastAsia="Microsoft YaHei"/>
+                <w:sz w:val="16"/>
+              </w:rPr>
+              <w:t>Counts live on the filter chips because 'how many suspended?' is the first question staff ask. A blocked delete reports the reason and the alternative (suspend it) rather than failing silently.</w:t>
+            </w:r>
+          </w:p>
+        </w:tc>
+      </w:tr>
+    </w:tbl>
+    <w:tbl>
+      <w:tblPr>
+        <w:tblStyle w:val="TableGrid"/>
+        <w:tblW w:type="auto" w:w="0"/>
+        <w:jc w:val="center"/>
+        <w:tblLayout w:type="fixed"/>
+        <w:tblLook w:firstColumn="1" w:firstRow="1" w:lastColumn="0" w:lastRow="0" w:noHBand="0" w:noVBand="1" w:val="04A0"/>
+        <w:tblLayout w:type="fixed"/>
+        <w:tblCellMar>
+          <w:top w:w="10" w:type="dxa"/>
+          <w:left w:w="60" w:type="dxa"/>
+          <w:bottom w:w="10" w:type="dxa"/>
+          <w:right w:w="60" w:type="dxa"/>
+        </w:tblCellMar>
+      </w:tblPr>
+      <w:tblGrid>
+        <w:gridCol w:w="1814"/>
+        <w:gridCol w:w="7087"/>
+      </w:tblGrid>
+      <w:tr>
+        <w:tc>
+          <w:tcPr>
+            <w:tcW w:type="dxa" w:w="1814"/>
+          </w:tcPr>
+          <w:p>
+            <w:pPr>
+              <w:spacing w:line="240" w:lineRule="auto" w:after="0"/>
+            </w:pPr>
+            <w:r/>
+            <w:r>
+              <w:rPr>
+                <w:rFonts w:ascii="Arial" w:hAnsi="Arial" w:cs="Arial" w:eastAsia="Microsoft YaHei"/>
+                <w:b/>
+                <w:sz w:val="16"/>
+              </w:rPr>
+              <w:t>Description:</w:t>
+            </w:r>
+          </w:p>
+        </w:tc>
+        <w:tc>
+          <w:tcPr>
+            <w:tcW w:type="dxa" w:w="7087"/>
+          </w:tcPr>
+          <w:p>
+            <w:pPr>
+              <w:spacing w:line="240" w:lineRule="auto" w:after="0"/>
+            </w:pPr>
+            <w:r/>
+            <w:r>
+              <w:rPr>
+                <w:rFonts w:ascii="Arial" w:hAnsi="Arial" w:cs="Arial" w:eastAsia="Microsoft YaHei"/>
+                <w:b w:val="0"/>
+                <w:sz w:val="16"/>
+              </w:rPr>
+              <w:t>The staff home page, deployed under /admin/. Every event whatever its status, with the doors to the other two staff screens. Authentication is out of scope by design - the brief says so.</w:t>
+            </w:r>
+          </w:p>
+        </w:tc>
+      </w:tr>
+      <w:tr>
+        <w:tc>
+          <w:tcPr>
+            <w:tcW w:type="dxa" w:w="1814"/>
+          </w:tcPr>
+          <w:p>
+            <w:pPr>
+              <w:spacing w:line="240" w:lineRule="auto" w:after="0"/>
+            </w:pPr>
+            <w:r/>
+            <w:r>
+              <w:rPr>
+                <w:rFonts w:ascii="Arial" w:hAnsi="Arial" w:cs="Arial" w:eastAsia="Microsoft YaHei"/>
+                <w:b/>
+                <w:sz w:val="16"/>
+              </w:rPr>
+              <w:t>Content:</w:t>
+            </w:r>
+          </w:p>
+        </w:tc>
+        <w:tc>
+          <w:tcPr>
+            <w:tcW w:type="dxa" w:w="7087"/>
+          </w:tcPr>
+          <w:p>
+            <w:pPr>
+              <w:spacing w:line="240" w:lineRule="auto" w:after="0"/>
+            </w:pPr>
+            <w:r/>
+            <w:r>
+              <w:rPr>
+                <w:rFonts w:ascii="Arial" w:hAnsi="Arial" w:cs="Arial" w:eastAsia="Microsoft YaHei"/>
+                <w:b w:val="0"/>
+                <w:sz w:val="16"/>
+              </w:rPr>
+              <w:t>Title and a one-sentence explanation of what the site can change.</w:t>
+              <w:br/>
+              <w:t>'+ New event' button.</w:t>
+              <w:br/>
+              <w:t>Status filter chips with live counts - All 13 / Active 8 / Past 4 / Suspended 1 - taken from the rows actually on screen, so a chip can never claim a number the table does not show.</w:t>
+              <w:br/>
+              <w:t>The table: ID, Event (with category and charity), Date, Location, Status badge, Ticket price, Registrations (bookings and tickets sold), and Actions.</w:t>
+              <w:br/>
+              <w:t>Edit and Delete buttons on every row.</w:t>
+            </w:r>
+          </w:p>
+        </w:tc>
+      </w:tr>
+      <w:tr>
+        <w:tc>
+          <w:tcPr>
+            <w:tcW w:type="dxa" w:w="1814"/>
+          </w:tcPr>
+          <w:p>
+            <w:pPr>
+              <w:spacing w:line="240" w:lineRule="auto" w:after="0"/>
+            </w:pPr>
+            <w:r/>
+            <w:r>
+              <w:rPr>
+                <w:rFonts w:ascii="Arial" w:hAnsi="Arial" w:cs="Arial" w:eastAsia="Microsoft YaHei"/>
+                <w:b/>
+                <w:sz w:val="16"/>
+              </w:rPr>
+              <w:t>Interactions:</w:t>
+            </w:r>
+          </w:p>
+        </w:tc>
+        <w:tc>
+          <w:tcPr>
+            <w:tcW w:type="dxa" w:w="7087"/>
+          </w:tcPr>
+          <w:p>
+            <w:pPr>
+              <w:spacing w:line="240" w:lineRule="auto" w:after="0"/>
+            </w:pPr>
+            <w:r/>
+            <w:r>
+              <w:rPr>
+                <w:rFonts w:ascii="Arial" w:hAnsi="Arial" w:cs="Arial" w:eastAsia="Microsoft YaHei"/>
+                <w:b w:val="0"/>
+                <w:sz w:val="16"/>
+              </w:rPr>
+              <w:t>The chips filter the rendered list; suspended wins over past, so a cancelled event stays visible with the reason it was cancelled.</w:t>
+              <w:br/>
+              <w:t>Delete asks for confirmation, then calls DELETE /api/events/:id. If bookings exist the API answers 409 and the screen says exactly why instead of failing silently.</w:t>
+              <w:br/>
+              <w:t>Edit opens the edit screen for that event; '+ New event' opens the create screen; 'View public site' opens the public site in a new tab.</w:t>
+            </w:r>
+          </w:p>
+        </w:tc>
+      </w:tr>
+      <w:tr>
+        <w:tc>
+          <w:tcPr>
+            <w:tcW w:type="dxa" w:w="1814"/>
+          </w:tcPr>
+          <w:p>
+            <w:pPr>
+              <w:spacing w:line="240" w:lineRule="auto" w:after="0"/>
+            </w:pPr>
+            <w:r/>
+            <w:r>
+              <w:rPr>
+                <w:rFonts w:ascii="Arial" w:hAnsi="Arial" w:cs="Arial" w:eastAsia="Microsoft YaHei"/>
+                <w:b/>
+                <w:sz w:val="16"/>
+              </w:rPr>
+              <w:t>Media Creation:</w:t>
+            </w:r>
+          </w:p>
+        </w:tc>
+        <w:tc>
+          <w:tcPr>
+            <w:tcW w:type="dxa" w:w="7087"/>
+          </w:tcPr>
+          <w:p>
+            <w:pPr>
+              <w:spacing w:line="240" w:lineRule="auto" w:after="0"/>
+            </w:pPr>
+            <w:r/>
+            <w:r>
+              <w:rPr>
+                <w:rFonts w:ascii="Arial" w:hAnsi="Arial" w:cs="Arial" w:eastAsia="Microsoft YaHei"/>
+                <w:b w:val="0"/>
+                <w:sz w:val="16"/>
+              </w:rPr>
+              <w:t>Status badges are coloured per status (active, past, suspended). No images.</w:t>
+            </w:r>
+          </w:p>
+        </w:tc>
+      </w:tr>
+      <w:tr>
+        <w:tc>
+          <w:tcPr>
+            <w:tcW w:type="dxa" w:w="1814"/>
+          </w:tcPr>
+          <w:p>
+            <w:pPr>
+              <w:spacing w:line="240" w:lineRule="auto" w:after="0"/>
+            </w:pPr>
+            <w:r/>
+            <w:r>
+              <w:rPr>
+                <w:rFonts w:ascii="Arial" w:hAnsi="Arial" w:cs="Arial" w:eastAsia="Microsoft YaHei"/>
+                <w:b/>
+                <w:sz w:val="16"/>
+              </w:rPr>
+              <w:t>Navigation:</w:t>
+            </w:r>
+          </w:p>
+        </w:tc>
+        <w:tc>
+          <w:tcPr>
+            <w:tcW w:type="dxa" w:w="7087"/>
+          </w:tcPr>
+          <w:p>
+            <w:pPr>
+              <w:spacing w:line="240" w:lineRule="auto" w:after="0"/>
+            </w:pPr>
+            <w:r/>
+            <w:r>
+              <w:rPr>
+                <w:rFonts w:ascii="Arial" w:hAnsi="Arial" w:cs="Arial" w:eastAsia="Microsoft YaHei"/>
+                <w:b w:val="0"/>
+                <w:sz w:val="16"/>
+              </w:rPr>
+              <w:t>In: 'Staff admin' in the public menu, or All events in the staff menu.</w:t>
+              <w:br/>
+              <w:t>Out: New event, Edit, the public site.</w:t>
+            </w:r>
+          </w:p>
+        </w:tc>
+      </w:tr>
+    </w:tbl>
+    <w:p>
+      <w:pPr>
+        <w:spacing w:after="0"/>
+      </w:pPr>
+    </w:p>
+    <w:p>
+      <w:pPr>
+        <w:spacing w:after="0"/>
+      </w:pPr>
+      <w:r>
+        <w:br w:type="page"/>
+      </w:r>
+    </w:p>
+    <w:p>
+      <w:pPr>
+        <w:keepNext/>
+        <w:spacing w:before="0" w:after="120"/>
+      </w:pPr>
+      <w:r>
+        <w:rPr>
+          <w:rFonts w:ascii="Arial" w:hAnsi="Arial" w:cs="Arial" w:eastAsia="Microsoft YaHei"/>
+          <w:b/>
+          <w:sz w:val="24"/>
+        </w:rPr>
+        <w:t>Storyboard S6 - Staff - new event</w:t>
+      </w:r>
+    </w:p>
+    <w:p>
+      <w:pPr>
+        <w:spacing w:after="120"/>
+      </w:pPr>
+      <w:r>
+        <w:rPr>
+          <w:rFonts w:ascii="Arial" w:hAnsi="Arial" w:cs="Arial" w:eastAsia="Microsoft YaHei"/>
+          <w:i w:val="0"/>
+          <w:sz w:val="24"/>
+        </w:rPr>
+        <w:t>TITLE: Staff - new event      SCREEN ID: S6      DATE: 18 October 2026</w:t>
+      </w:r>
+    </w:p>
+    <w:p>
+      <w:pPr>
+        <w:keepNext/>
+        <w:spacing w:before="80" w:after="20" w:line="240" w:lineRule="auto"/>
+      </w:pPr>
+      <w:r>
+        <w:rPr>
+          <w:rFonts w:ascii="Arial" w:hAnsi="Arial" w:cs="Arial" w:eastAsia="Microsoft YaHei"/>
+          <w:b/>
+          <w:sz w:val="22"/>
+        </w:rPr>
+        <w:t>Elements:</w:t>
+      </w:r>
+    </w:p>
+    <w:tbl>
+      <w:tblPr>
+        <w:tblW w:type="auto" w:w="0"/>
+        <w:tblLayout w:type="fixed"/>
+        <w:tblLook w:firstColumn="1" w:firstRow="1" w:lastColumn="0" w:lastRow="0" w:noHBand="0" w:noVBand="1" w:val="04A0"/>
+        <w:tblLayout w:type="fixed"/>
+        <w:jc w:val="center"/>
+        <w:tblBorders>
+          <w:top w:val="single" w:sz="6" w:space="0" w:color="808080"/>
+          <w:left w:val="single" w:sz="6" w:space="0" w:color="808080"/>
+          <w:bottom w:val="single" w:sz="6" w:space="0" w:color="808080"/>
+          <w:right w:val="single" w:sz="6" w:space="0" w:color="808080"/>
+          <w:insideH w:val="single" w:sz="6" w:space="0" w:color="808080"/>
+          <w:insideV w:val="single" w:sz="6" w:space="0" w:color="808080"/>
+        </w:tblBorders>
+      </w:tblPr>
+      <w:tblGrid>
+        <w:gridCol w:w="8901"/>
+      </w:tblGrid>
+      <w:tr>
+        <w:tc>
+          <w:tcPr>
+            <w:tcW w:type="dxa" w:w="8901"/>
+          </w:tcPr>
+          <w:p>
+            <w:pPr>
+              <w:spacing w:before="20" w:after="20" w:line="240" w:lineRule="auto"/>
+            </w:pPr>
+            <w:r>
+              <w:rPr>
+                <w:rFonts w:ascii="Arial" w:hAnsi="Arial" w:cs="Arial" w:eastAsia="Microsoft YaHei"/>
+                <w:sz w:val="19"/>
+              </w:rPr>
+              <w:t>GRAPHICS:</w:t>
+            </w:r>
+          </w:p>
+          <w:p>
+            <w:pPr>
+              <w:spacing w:after="20" w:line="240" w:lineRule="auto"/>
+              <w:jc w:val="center"/>
+            </w:pPr>
+            <w:r>
+              <w:drawing>
+                <wp:inline xmlns:a="http://schemas.openxmlformats.org/drawingml/2006/main" xmlns:pic="http://schemas.openxmlformats.org/drawingml/2006/picture">
+                  <wp:extent cx="2592000" cy="2531250"/>
+                  <wp:docPr id="6" name="Picture 6"/>
+                  <wp:cNvGraphicFramePr>
+                    <a:graphicFrameLocks noChangeAspect="1"/>
+                  </wp:cNvGraphicFramePr>
+                  <a:graphic>
+                    <a:graphicData uri="http://schemas.openxmlformats.org/drawingml/2006/picture">
+                      <pic:pic>
+                        <pic:nvPicPr>
+                          <pic:cNvPr id="0" name="S6-admin-new.png"/>
+                          <pic:cNvPicPr/>
+                        </pic:nvPicPr>
+                        <pic:blipFill>
+                          <a:blip r:embed="rId15"/>
+                          <a:stretch>
+                            <a:fillRect/>
+                          </a:stretch>
+                        </pic:blipFill>
+                        <pic:spPr>
+                          <a:xfrm>
+                            <a:off x="0" y="0"/>
+                            <a:ext cx="2592000" cy="2531250"/>
+                          </a:xfrm>
+                          <a:prstGeom prst="rect"/>
+                        </pic:spPr>
+                      </pic:pic>
+                    </a:graphicData>
+                  </a:graphic>
+                </wp:inline>
+              </w:drawing>
+            </w:r>
+          </w:p>
+          <w:p>
+            <w:pPr>
+              <w:spacing w:after="0" w:line="240" w:lineRule="auto"/>
+            </w:pPr>
+            <w:r>
+              <w:rPr>
+                <w:rFonts w:ascii="Arial" w:hAnsi="Arial" w:cs="Arial" w:eastAsia="Microsoft YaHei"/>
+                <w:sz w:val="16"/>
+              </w:rPr>
+              <w:t>Live screenshot of the deployed page (https://24831941.it.scu.edu.au), taken with headless Chrome. The layout is the design; every value on it comes from the API.</w:t>
+            </w:r>
+          </w:p>
+        </w:tc>
+      </w:tr>
+    </w:tbl>
+    <w:tbl>
+      <w:tblPr>
+        <w:tblW w:type="auto" w:w="0"/>
+        <w:tblLayout w:type="fixed"/>
+        <w:tblLook w:firstColumn="1" w:firstRow="1" w:lastColumn="0" w:lastRow="0" w:noHBand="0" w:noVBand="1" w:val="04A0"/>
+        <w:tblLayout w:type="fixed"/>
+        <w:jc w:val="center"/>
+        <w:tblBorders>
+          <w:top w:val="single" w:sz="6" w:space="0" w:color="808080"/>
+          <w:left w:val="single" w:sz="6" w:space="0" w:color="808080"/>
+          <w:bottom w:val="single" w:sz="6" w:space="0" w:color="808080"/>
+          <w:right w:val="single" w:sz="6" w:space="0" w:color="808080"/>
+          <w:insideH w:val="single" w:sz="6" w:space="0" w:color="808080"/>
+          <w:insideV w:val="single" w:sz="6" w:space="0" w:color="808080"/>
+        </w:tblBorders>
+      </w:tblPr>
+      <w:tblGrid>
+        <w:gridCol w:w="8901"/>
+      </w:tblGrid>
+      <w:tr>
+        <w:tc>
+          <w:tcPr>
+            <w:tcW w:type="dxa" w:w="8901"/>
+          </w:tcPr>
+          <w:p>
+            <w:pPr>
+              <w:spacing w:before="20" w:after="20" w:line="240" w:lineRule="auto"/>
+            </w:pPr>
+            <w:r>
+              <w:rPr>
+                <w:rFonts w:ascii="Arial" w:hAnsi="Arial" w:cs="Arial" w:eastAsia="Microsoft YaHei"/>
+                <w:sz w:val="19"/>
+              </w:rPr>
+              <w:t>TEXT:</w:t>
+            </w:r>
+          </w:p>
+          <w:p>
+            <w:pPr>
+              <w:spacing w:after="0" w:line="240" w:lineRule="auto"/>
+            </w:pPr>
+            <w:r>
+              <w:rPr>
+                <w:rFonts w:ascii="Arial" w:hAnsi="Arial" w:cs="Arial" w:eastAsia="Microsoft YaHei"/>
+                <w:sz w:val="16"/>
+              </w:rPr>
+              <w:t>Title: 'New event'</w:t>
+            </w:r>
+          </w:p>
+          <w:p>
+            <w:pPr>
+              <w:spacing w:after="0" w:line="240" w:lineRule="auto"/>
+            </w:pPr>
+            <w:r>
+              <w:rPr>
+                <w:rFonts w:ascii="Arial" w:hAnsi="Arial" w:cs="Arial" w:eastAsia="Microsoft YaHei"/>
+                <w:sz w:val="16"/>
+              </w:rPr>
+              <w:t>Required fields marked '*': name, description, organisation, category, status, date, start time, venue, city</w:t>
+            </w:r>
+          </w:p>
+          <w:p>
+            <w:pPr>
+              <w:spacing w:after="0" w:line="240" w:lineRule="auto"/>
+            </w:pPr>
+            <w:r>
+              <w:rPr>
+                <w:rFonts w:ascii="Arial" w:hAnsi="Arial" w:cs="Arial" w:eastAsia="Microsoft YaHei"/>
+                <w:sz w:val="16"/>
+              </w:rPr>
+              <w:t>Optional: summary, end time, suburb, ticket price, goal, raised so far, latitude / longitude ('Used by the Open-Meteo forecast on the event page. Leave blank if unknown.')</w:t>
+            </w:r>
+          </w:p>
+          <w:p>
+            <w:pPr>
+              <w:spacing w:after="0" w:line="240" w:lineRule="auto"/>
+            </w:pPr>
+            <w:r>
+              <w:rPr>
+                <w:rFonts w:ascii="Arial" w:hAnsi="Arial" w:cs="Arial" w:eastAsia="Microsoft YaHei"/>
+                <w:sz w:val="16"/>
+              </w:rPr>
+              <w:t>Buttons: 'Save changes' / 'Cancel'</w:t>
+            </w:r>
+          </w:p>
+        </w:tc>
+      </w:tr>
+    </w:tbl>
+    <w:tbl>
+      <w:tblPr>
+        <w:tblW w:type="auto" w:w="0"/>
+        <w:tblLayout w:type="fixed"/>
+        <w:tblLook w:firstColumn="1" w:firstRow="1" w:lastColumn="0" w:lastRow="0" w:noHBand="0" w:noVBand="1" w:val="04A0"/>
+        <w:tblLayout w:type="fixed"/>
+        <w:jc w:val="center"/>
+        <w:tblBorders>
+          <w:top w:val="single" w:sz="6" w:space="0" w:color="808080"/>
+          <w:left w:val="single" w:sz="6" w:space="0" w:color="808080"/>
+          <w:bottom w:val="single" w:sz="6" w:space="0" w:color="808080"/>
+          <w:right w:val="single" w:sz="6" w:space="0" w:color="808080"/>
+          <w:insideH w:val="single" w:sz="6" w:space="0" w:color="808080"/>
+          <w:insideV w:val="single" w:sz="6" w:space="0" w:color="808080"/>
+        </w:tblBorders>
+      </w:tblPr>
+      <w:tblGrid>
+        <w:gridCol w:w="8901"/>
+      </w:tblGrid>
+      <w:tr>
+        <w:tc>
+          <w:tcPr>
+            <w:tcW w:type="dxa" w:w="8901"/>
+          </w:tcPr>
+          <w:p>
+            <w:pPr>
+              <w:spacing w:before="20" w:after="20" w:line="240" w:lineRule="auto"/>
+            </w:pPr>
+            <w:r>
+              <w:rPr>
+                <w:rFonts w:ascii="Arial" w:hAnsi="Arial" w:cs="Arial" w:eastAsia="Microsoft YaHei"/>
+                <w:sz w:val="19"/>
+              </w:rPr>
+              <w:t>AUDIO/VIDEO:</w:t>
+            </w:r>
+          </w:p>
+          <w:p>
+            <w:pPr>
+              <w:spacing w:after="0" w:line="240" w:lineRule="auto"/>
+            </w:pPr>
+            <w:r>
+              <w:rPr>
+                <w:rFonts w:ascii="Arial" w:hAnsi="Arial" w:cs="Arial" w:eastAsia="Microsoft YaHei"/>
+                <w:sz w:val="16"/>
+              </w:rPr>
+              <w:t>None. The two selects are filled from GET /api/organisations and GET /api/categories, the same lists the public site shows.</w:t>
+            </w:r>
+          </w:p>
+        </w:tc>
+      </w:tr>
+    </w:tbl>
+    <w:p>
+      <w:pPr>
+        <w:keepNext/>
+        <w:spacing w:before="80" w:after="20" w:line="240" w:lineRule="auto"/>
+      </w:pPr>
+      <w:r>
+        <w:rPr>
+          <w:rFonts w:ascii="Arial" w:hAnsi="Arial" w:cs="Arial" w:eastAsia="Microsoft YaHei"/>
+          <w:b/>
+          <w:sz w:val="22"/>
+        </w:rPr>
+        <w:t>NOTES</w:t>
+      </w:r>
+    </w:p>
+    <w:tbl>
+      <w:tblPr>
+        <w:tblW w:type="auto" w:w="0"/>
+        <w:tblLayout w:type="fixed"/>
+        <w:tblLook w:firstColumn="1" w:firstRow="1" w:lastColumn="0" w:lastRow="0" w:noHBand="0" w:noVBand="1" w:val="04A0"/>
+        <w:tblLayout w:type="fixed"/>
+        <w:jc w:val="center"/>
+        <w:tblBorders>
+          <w:top w:val="single" w:sz="6" w:space="0" w:color="808080"/>
+          <w:left w:val="single" w:sz="6" w:space="0" w:color="808080"/>
+          <w:bottom w:val="single" w:sz="6" w:space="0" w:color="808080"/>
+          <w:right w:val="single" w:sz="6" w:space="0" w:color="808080"/>
+          <w:insideH w:val="single" w:sz="6" w:space="0" w:color="808080"/>
+          <w:insideV w:val="single" w:sz="6" w:space="0" w:color="808080"/>
+        </w:tblBorders>
+      </w:tblPr>
+      <w:tblGrid>
+        <w:gridCol w:w="8901"/>
+      </w:tblGrid>
+      <w:tr>
+        <w:tc>
+          <w:tcPr>
+            <w:tcW w:type="dxa" w:w="8901"/>
+          </w:tcPr>
+          <w:p>
+            <w:pPr>
+              <w:spacing w:before="20" w:after="20" w:line="240" w:lineRule="auto"/>
+            </w:pPr>
+            <w:r>
+              <w:rPr>
+                <w:rFonts w:ascii="Arial" w:hAnsi="Arial" w:cs="Arial" w:eastAsia="Microsoft YaHei"/>
+                <w:sz w:val="19"/>
+              </w:rPr>
+              <w:t>NOTES:</w:t>
+            </w:r>
+          </w:p>
+          <w:p>
+            <w:pPr>
+              <w:spacing w:after="0" w:line="240" w:lineRule="auto"/>
+            </w:pPr>
+            <w:r>
+              <w:rPr>
+                <w:rFonts w:ascii="Arial" w:hAnsi="Arial" w:cs="Arial" w:eastAsia="Microsoft YaHei"/>
+                <w:sz w:val="16"/>
+              </w:rPr>
+              <w:t>Create and edit share one form component so the two field sets cannot drift apart; the coordinates are grouped separately and labelled with what they are for.</w:t>
+            </w:r>
+          </w:p>
+        </w:tc>
+      </w:tr>
+    </w:tbl>
+    <w:tbl>
+      <w:tblPr>
+        <w:tblStyle w:val="TableGrid"/>
+        <w:tblW w:type="auto" w:w="0"/>
+        <w:jc w:val="center"/>
+        <w:tblLayout w:type="fixed"/>
+        <w:tblLook w:firstColumn="1" w:firstRow="1" w:lastColumn="0" w:lastRow="0" w:noHBand="0" w:noVBand="1" w:val="04A0"/>
+        <w:tblLayout w:type="fixed"/>
+        <w:tblCellMar>
+          <w:top w:w="10" w:type="dxa"/>
+          <w:left w:w="60" w:type="dxa"/>
+          <w:bottom w:w="10" w:type="dxa"/>
+          <w:right w:w="60" w:type="dxa"/>
+        </w:tblCellMar>
+      </w:tblPr>
+      <w:tblGrid>
+        <w:gridCol w:w="1814"/>
+        <w:gridCol w:w="7087"/>
+      </w:tblGrid>
+      <w:tr>
+        <w:tc>
+          <w:tcPr>
+            <w:tcW w:type="dxa" w:w="1814"/>
+          </w:tcPr>
+          <w:p>
+            <w:pPr>
+              <w:spacing w:line="240" w:lineRule="auto" w:after="0"/>
+            </w:pPr>
+            <w:r/>
+            <w:r>
+              <w:rPr>
+                <w:rFonts w:ascii="Arial" w:hAnsi="Arial" w:cs="Arial" w:eastAsia="Microsoft YaHei"/>
+                <w:b/>
+                <w:sz w:val="16"/>
+              </w:rPr>
+              <w:t>Description:</w:t>
+            </w:r>
+          </w:p>
+        </w:tc>
+        <w:tc>
+          <w:tcPr>
+            <w:tcW w:type="dxa" w:w="7087"/>
+          </w:tcPr>
+          <w:p>
+            <w:pPr>
+              <w:spacing w:line="240" w:lineRule="auto" w:after="0"/>
+            </w:pPr>
+            <w:r/>
+            <w:r>
+              <w:rPr>
+                <w:rFonts w:ascii="Arial" w:hAnsi="Arial" w:cs="Arial" w:eastAsia="Microsoft YaHei"/>
+                <w:b w:val="0"/>
+                <w:sz w:val="16"/>
+              </w:rPr>
+              <w:t>Create an event. The same form component the edit screen uses, empty - which is why the two screens cannot drift apart.</w:t>
+            </w:r>
+          </w:p>
+        </w:tc>
+      </w:tr>
+      <w:tr>
+        <w:tc>
+          <w:tcPr>
+            <w:tcW w:type="dxa" w:w="1814"/>
+          </w:tcPr>
+          <w:p>
+            <w:pPr>
+              <w:spacing w:line="240" w:lineRule="auto" w:after="0"/>
+            </w:pPr>
+            <w:r/>
+            <w:r>
+              <w:rPr>
+                <w:rFonts w:ascii="Arial" w:hAnsi="Arial" w:cs="Arial" w:eastAsia="Microsoft YaHei"/>
+                <w:b/>
+                <w:sz w:val="16"/>
+              </w:rPr>
+              <w:t>Content:</w:t>
+            </w:r>
+          </w:p>
+        </w:tc>
+        <w:tc>
+          <w:tcPr>
+            <w:tcW w:type="dxa" w:w="7087"/>
+          </w:tcPr>
+          <w:p>
+            <w:pPr>
+              <w:spacing w:line="240" w:lineRule="auto" w:after="0"/>
+            </w:pPr>
+            <w:r/>
+            <w:r>
+              <w:rPr>
+                <w:rFonts w:ascii="Arial" w:hAnsi="Arial" w:cs="Arial" w:eastAsia="Microsoft YaHei"/>
+                <w:b w:val="0"/>
+                <w:sz w:val="16"/>
+              </w:rPr>
+              <w:t>Required fields: event name, description, organisation, category, status, date, start time, venue and city.</w:t>
+              <w:br/>
+              <w:t>Optional: short summary, end time, suburb, ticket price, fundraising goal, raised so far, and the venue's latitude and longitude in a separate 'Venue coordinates' group with the note 'Used by the Open-Meteo forecast on the event page. Leave blank if unknown.'</w:t>
+              <w:br/>
+              <w:t>Save changes / Cancel.</w:t>
+            </w:r>
+          </w:p>
+        </w:tc>
+      </w:tr>
+      <w:tr>
+        <w:tc>
+          <w:tcPr>
+            <w:tcW w:type="dxa" w:w="1814"/>
+          </w:tcPr>
+          <w:p>
+            <w:pPr>
+              <w:spacing w:line="240" w:lineRule="auto" w:after="0"/>
+            </w:pPr>
+            <w:r/>
+            <w:r>
+              <w:rPr>
+                <w:rFonts w:ascii="Arial" w:hAnsi="Arial" w:cs="Arial" w:eastAsia="Microsoft YaHei"/>
+                <w:b/>
+                <w:sz w:val="16"/>
+              </w:rPr>
+              <w:t>Interactions:</w:t>
+            </w:r>
+          </w:p>
+        </w:tc>
+        <w:tc>
+          <w:tcPr>
+            <w:tcW w:type="dxa" w:w="7087"/>
+          </w:tcPr>
+          <w:p>
+            <w:pPr>
+              <w:spacing w:line="240" w:lineRule="auto" w:after="0"/>
+            </w:pPr>
+            <w:r/>
+            <w:r>
+              <w:rPr>
+                <w:rFonts w:ascii="Arial" w:hAnsi="Arial" w:cs="Arial" w:eastAsia="Microsoft YaHei"/>
+                <w:b w:val="0"/>
+                <w:sz w:val="16"/>
+              </w:rPr>
+              <w:t>The form is a Reactive Form: the Save button stays disabled until every required field is valid, and each field shows its own message.</w:t>
+              <w:br/>
+              <w:t>Save calls POST /api/events and returns to the list, where the new event appears with the status it was given.</w:t>
+              <w:br/>
+              <w:t>The organisation and category selects are filled from GET /api/organisations and GET /api/categories - the same lists the public site shows, so a staff member can never invent a category that does not exist.</w:t>
+              <w:br/>
+              <w:t>Cancel discards the form and goes back without a request.</w:t>
+            </w:r>
+          </w:p>
+        </w:tc>
+      </w:tr>
+      <w:tr>
+        <w:tc>
+          <w:tcPr>
+            <w:tcW w:type="dxa" w:w="1814"/>
+          </w:tcPr>
+          <w:p>
+            <w:pPr>
+              <w:spacing w:line="240" w:lineRule="auto" w:after="0"/>
+            </w:pPr>
+            <w:r/>
+            <w:r>
+              <w:rPr>
+                <w:rFonts w:ascii="Arial" w:hAnsi="Arial" w:cs="Arial" w:eastAsia="Microsoft YaHei"/>
+                <w:b/>
+                <w:sz w:val="16"/>
+              </w:rPr>
+              <w:t>Media Creation:</w:t>
+            </w:r>
+          </w:p>
+        </w:tc>
+        <w:tc>
+          <w:tcPr>
+            <w:tcW w:type="dxa" w:w="7087"/>
+          </w:tcPr>
+          <w:p>
+            <w:pPr>
+              <w:spacing w:line="240" w:lineRule="auto" w:after="0"/>
+            </w:pPr>
+            <w:r/>
+            <w:r>
+              <w:rPr>
+                <w:rFonts w:ascii="Arial" w:hAnsi="Arial" w:cs="Arial" w:eastAsia="Microsoft YaHei"/>
+                <w:b w:val="0"/>
+                <w:sz w:val="16"/>
+              </w:rPr>
+              <w:t>None. The coordinates are plain number inputs, and leaving them blank simply means the public page shows no forecast for that event.</w:t>
+            </w:r>
+          </w:p>
+        </w:tc>
+      </w:tr>
+      <w:tr>
+        <w:tc>
+          <w:tcPr>
+            <w:tcW w:type="dxa" w:w="1814"/>
+          </w:tcPr>
+          <w:p>
+            <w:pPr>
+              <w:spacing w:line="240" w:lineRule="auto" w:after="0"/>
+            </w:pPr>
+            <w:r/>
+            <w:r>
+              <w:rPr>
+                <w:rFonts w:ascii="Arial" w:hAnsi="Arial" w:cs="Arial" w:eastAsia="Microsoft YaHei"/>
+                <w:b/>
+                <w:sz w:val="16"/>
+              </w:rPr>
+              <w:t>Navigation:</w:t>
+            </w:r>
+          </w:p>
+        </w:tc>
+        <w:tc>
+          <w:tcPr>
+            <w:tcW w:type="dxa" w:w="7087"/>
+          </w:tcPr>
+          <w:p>
+            <w:pPr>
+              <w:spacing w:line="240" w:lineRule="auto" w:after="0"/>
+            </w:pPr>
+            <w:r/>
+            <w:r>
+              <w:rPr>
+                <w:rFonts w:ascii="Arial" w:hAnsi="Arial" w:cs="Arial" w:eastAsia="Microsoft YaHei"/>
+                <w:b w:val="0"/>
+                <w:sz w:val="16"/>
+              </w:rPr>
+              <w:t>In: '+ New event' on the staff list.</w:t>
+              <w:br/>
+              <w:t>Out: back to the list, either by saving or by cancelling.</w:t>
+            </w:r>
+          </w:p>
+        </w:tc>
+      </w:tr>
+    </w:tbl>
+    <w:p>
+      <w:pPr>
+        <w:spacing w:after="0"/>
+      </w:pPr>
+    </w:p>
+    <w:p>
+      <w:pPr>
+        <w:spacing w:after="0"/>
+      </w:pPr>
+      <w:r>
+        <w:br w:type="page"/>
+      </w:r>
+    </w:p>
+    <w:p>
+      <w:pPr>
+        <w:keepNext/>
+        <w:spacing w:before="0" w:after="120"/>
+      </w:pPr>
+      <w:r>
+        <w:rPr>
+          <w:rFonts w:ascii="Arial" w:hAnsi="Arial" w:cs="Arial" w:eastAsia="Microsoft YaHei"/>
+          <w:b/>
+          <w:sz w:val="24"/>
+        </w:rPr>
+        <w:t>Storyboard S7 - Staff - edit event</w:t>
+      </w:r>
+    </w:p>
+    <w:p>
+      <w:pPr>
+        <w:spacing w:after="120"/>
+      </w:pPr>
+      <w:r>
+        <w:rPr>
+          <w:rFonts w:ascii="Arial" w:hAnsi="Arial" w:cs="Arial" w:eastAsia="Microsoft YaHei"/>
+          <w:i w:val="0"/>
+          <w:sz w:val="24"/>
+        </w:rPr>
+        <w:t>TITLE: Staff - edit event      SCREEN ID: S7      DATE: 18 October 2026</w:t>
+      </w:r>
+    </w:p>
+    <w:p>
+      <w:pPr>
+        <w:keepNext/>
+        <w:spacing w:before="80" w:after="20" w:line="240" w:lineRule="auto"/>
+      </w:pPr>
+      <w:r>
+        <w:rPr>
+          <w:rFonts w:ascii="Arial" w:hAnsi="Arial" w:cs="Arial" w:eastAsia="Microsoft YaHei"/>
+          <w:b/>
+          <w:sz w:val="22"/>
+        </w:rPr>
+        <w:t>Elements:</w:t>
+      </w:r>
+    </w:p>
+    <w:tbl>
+      <w:tblPr>
+        <w:tblW w:type="auto" w:w="0"/>
+        <w:tblLayout w:type="fixed"/>
+        <w:tblLook w:firstColumn="1" w:firstRow="1" w:lastColumn="0" w:lastRow="0" w:noHBand="0" w:noVBand="1" w:val="04A0"/>
+        <w:tblLayout w:type="fixed"/>
+        <w:jc w:val="center"/>
+        <w:tblBorders>
+          <w:top w:val="single" w:sz="6" w:space="0" w:color="808080"/>
+          <w:left w:val="single" w:sz="6" w:space="0" w:color="808080"/>
+          <w:bottom w:val="single" w:sz="6" w:space="0" w:color="808080"/>
+          <w:right w:val="single" w:sz="6" w:space="0" w:color="808080"/>
+          <w:insideH w:val="single" w:sz="6" w:space="0" w:color="808080"/>
+          <w:insideV w:val="single" w:sz="6" w:space="0" w:color="808080"/>
+        </w:tblBorders>
+      </w:tblPr>
+      <w:tblGrid>
+        <w:gridCol w:w="8901"/>
+      </w:tblGrid>
+      <w:tr>
+        <w:tc>
+          <w:tcPr>
+            <w:tcW w:type="dxa" w:w="8901"/>
+          </w:tcPr>
+          <w:p>
+            <w:pPr>
+              <w:spacing w:before="20" w:after="20" w:line="240" w:lineRule="auto"/>
+            </w:pPr>
+            <w:r>
+              <w:rPr>
+                <w:rFonts w:ascii="Arial" w:hAnsi="Arial" w:cs="Arial" w:eastAsia="Microsoft YaHei"/>
+                <w:sz w:val="19"/>
+              </w:rPr>
+              <w:t>GRAPHICS:</w:t>
+            </w:r>
+          </w:p>
+          <w:p>
+            <w:pPr>
+              <w:spacing w:after="20" w:line="240" w:lineRule="auto"/>
+              <w:jc w:val="center"/>
+            </w:pPr>
+            <w:r>
+              <w:drawing>
+                <wp:inline xmlns:a="http://schemas.openxmlformats.org/drawingml/2006/main" xmlns:pic="http://schemas.openxmlformats.org/drawingml/2006/picture">
+                  <wp:extent cx="2592000" cy="2531250"/>
+                  <wp:docPr id="7" name="Picture 7"/>
+                  <wp:cNvGraphicFramePr>
+                    <a:graphicFrameLocks noChangeAspect="1"/>
+                  </wp:cNvGraphicFramePr>
+                  <a:graphic>
+                    <a:graphicData uri="http://schemas.openxmlformats.org/drawingml/2006/picture">
+                      <pic:pic>
+                        <pic:nvPicPr>
+                          <pic:cNvPr id="0" name="S7-admin-edit.png"/>
+                          <pic:cNvPicPr/>
+                        </pic:nvPicPr>
+                        <pic:blipFill>
+                          <a:blip r:embed="rId16"/>
+                          <a:stretch>
+                            <a:fillRect/>
+                          </a:stretch>
+                        </pic:blipFill>
+                        <pic:spPr>
+                          <a:xfrm>
+                            <a:off x="0" y="0"/>
+                            <a:ext cx="2592000" cy="2531250"/>
+                          </a:xfrm>
+                          <a:prstGeom prst="rect"/>
+                        </pic:spPr>
+                      </pic:pic>
+                    </a:graphicData>
+                  </a:graphic>
+                </wp:inline>
+              </w:drawing>
+            </w:r>
+          </w:p>
+          <w:p>
+            <w:pPr>
+              <w:spacing w:after="0" w:line="240" w:lineRule="auto"/>
+            </w:pPr>
+            <w:r>
+              <w:rPr>
+                <w:rFonts w:ascii="Arial" w:hAnsi="Arial" w:cs="Arial" w:eastAsia="Microsoft YaHei"/>
+                <w:sz w:val="16"/>
+              </w:rPr>
+              <w:t>Live screenshot of the deployed page (https://24831941.it.scu.edu.au), taken with headless Chrome. The layout is the design; every value on it comes from the API.</w:t>
+            </w:r>
+          </w:p>
+        </w:tc>
+      </w:tr>
+    </w:tbl>
+    <w:tbl>
+      <w:tblPr>
+        <w:tblW w:type="auto" w:w="0"/>
+        <w:tblLayout w:type="fixed"/>
+        <w:tblLook w:firstColumn="1" w:firstRow="1" w:lastColumn="0" w:lastRow="0" w:noHBand="0" w:noVBand="1" w:val="04A0"/>
+        <w:tblLayout w:type="fixed"/>
+        <w:jc w:val="center"/>
+        <w:tblBorders>
+          <w:top w:val="single" w:sz="6" w:space="0" w:color="808080"/>
+          <w:left w:val="single" w:sz="6" w:space="0" w:color="808080"/>
+          <w:bottom w:val="single" w:sz="6" w:space="0" w:color="808080"/>
+          <w:right w:val="single" w:sz="6" w:space="0" w:color="808080"/>
+          <w:insideH w:val="single" w:sz="6" w:space="0" w:color="808080"/>
+          <w:insideV w:val="single" w:sz="6" w:space="0" w:color="808080"/>
+        </w:tblBorders>
+      </w:tblPr>
+      <w:tblGrid>
+        <w:gridCol w:w="8901"/>
+      </w:tblGrid>
+      <w:tr>
+        <w:tc>
+          <w:tcPr>
+            <w:tcW w:type="dxa" w:w="8901"/>
+          </w:tcPr>
+          <w:p>
+            <w:pPr>
+              <w:spacing w:before="20" w:after="20" w:line="240" w:lineRule="auto"/>
+            </w:pPr>
+            <w:r>
+              <w:rPr>
+                <w:rFonts w:ascii="Arial" w:hAnsi="Arial" w:cs="Arial" w:eastAsia="Microsoft YaHei"/>
+                <w:sz w:val="19"/>
+              </w:rPr>
+              <w:t>TEXT:</w:t>
+            </w:r>
+          </w:p>
+          <w:p>
+            <w:pPr>
+              <w:spacing w:after="0" w:line="240" w:lineRule="auto"/>
+            </w:pPr>
+            <w:r>
+              <w:rPr>
+                <w:rFonts w:ascii="Arial" w:hAnsi="Arial" w:cs="Arial" w:eastAsia="Microsoft YaHei"/>
+                <w:sz w:val="16"/>
+              </w:rPr>
+              <w:t>Same form as S6, pre-filled (screenshot: the Twilight 10K)</w:t>
+            </w:r>
+          </w:p>
+          <w:p>
+            <w:pPr>
+              <w:spacing w:after="0" w:line="240" w:lineRule="auto"/>
+            </w:pPr>
+            <w:r>
+              <w:rPr>
+                <w:rFonts w:ascii="Arial" w:hAnsi="Arial" w:cs="Arial" w:eastAsia="Microsoft YaHei"/>
+                <w:sz w:val="16"/>
+              </w:rPr>
+              <w:t>Section 'Registrations for this event': booking count, total tickets, then each booking with name, email, phone, tickets and date</w:t>
+            </w:r>
+          </w:p>
+          <w:p>
+            <w:pPr>
+              <w:spacing w:after="0" w:line="240" w:lineRule="auto"/>
+            </w:pPr>
+            <w:r>
+              <w:rPr>
+                <w:rFonts w:ascii="Arial" w:hAnsi="Arial" w:cs="Arial" w:eastAsia="Microsoft YaHei"/>
+                <w:sz w:val="16"/>
+              </w:rPr>
+              <w:t>The delete rule in the staff member's own screen: 'Because registrations exist, this event cannot be deleted - suspend it instead.'</w:t>
+            </w:r>
+          </w:p>
+        </w:tc>
+      </w:tr>
+    </w:tbl>
+    <w:tbl>
+      <w:tblPr>
+        <w:tblW w:type="auto" w:w="0"/>
+        <w:tblLayout w:type="fixed"/>
+        <w:tblLook w:firstColumn="1" w:firstRow="1" w:lastColumn="0" w:lastRow="0" w:noHBand="0" w:noVBand="1" w:val="04A0"/>
+        <w:tblLayout w:type="fixed"/>
+        <w:jc w:val="center"/>
+        <w:tblBorders>
+          <w:top w:val="single" w:sz="6" w:space="0" w:color="808080"/>
+          <w:left w:val="single" w:sz="6" w:space="0" w:color="808080"/>
+          <w:bottom w:val="single" w:sz="6" w:space="0" w:color="808080"/>
+          <w:right w:val="single" w:sz="6" w:space="0" w:color="808080"/>
+          <w:insideH w:val="single" w:sz="6" w:space="0" w:color="808080"/>
+          <w:insideV w:val="single" w:sz="6" w:space="0" w:color="808080"/>
+        </w:tblBorders>
+      </w:tblPr>
+      <w:tblGrid>
+        <w:gridCol w:w="8901"/>
+      </w:tblGrid>
+      <w:tr>
+        <w:tc>
+          <w:tcPr>
+            <w:tcW w:type="dxa" w:w="8901"/>
+          </w:tcPr>
+          <w:p>
+            <w:pPr>
+              <w:spacing w:before="20" w:after="20" w:line="240" w:lineRule="auto"/>
+            </w:pPr>
+            <w:r>
+              <w:rPr>
+                <w:rFonts w:ascii="Arial" w:hAnsi="Arial" w:cs="Arial" w:eastAsia="Microsoft YaHei"/>
+                <w:sz w:val="19"/>
+              </w:rPr>
+              <w:t>AUDIO/VIDEO:</w:t>
+            </w:r>
+          </w:p>
+          <w:p>
+            <w:pPr>
+              <w:spacing w:after="0" w:line="240" w:lineRule="auto"/>
+            </w:pPr>
+            <w:r>
+              <w:rPr>
+                <w:rFonts w:ascii="Arial" w:hAnsi="Arial" w:cs="Arial" w:eastAsia="Microsoft YaHei"/>
+                <w:sz w:val="16"/>
+              </w:rPr>
+              <w:t>None beyond the data itself - the registration list is part of the same API response as the event.</w:t>
+            </w:r>
+          </w:p>
+        </w:tc>
+      </w:tr>
+    </w:tbl>
+    <w:p>
+      <w:pPr>
+        <w:keepNext/>
+        <w:spacing w:before="80" w:after="20" w:line="240" w:lineRule="auto"/>
+      </w:pPr>
+      <w:r>
+        <w:rPr>
+          <w:rFonts w:ascii="Arial" w:hAnsi="Arial" w:cs="Arial" w:eastAsia="Microsoft YaHei"/>
+          <w:b/>
+          <w:sz w:val="22"/>
+        </w:rPr>
+        <w:t>NOTES</w:t>
+      </w:r>
+    </w:p>
+    <w:tbl>
+      <w:tblPr>
+        <w:tblW w:type="auto" w:w="0"/>
+        <w:tblLayout w:type="fixed"/>
+        <w:tblLook w:firstColumn="1" w:firstRow="1" w:lastColumn="0" w:lastRow="0" w:noHBand="0" w:noVBand="1" w:val="04A0"/>
+        <w:tblLayout w:type="fixed"/>
+        <w:jc w:val="center"/>
+        <w:tblBorders>
+          <w:top w:val="single" w:sz="6" w:space="0" w:color="808080"/>
+          <w:left w:val="single" w:sz="6" w:space="0" w:color="808080"/>
+          <w:bottom w:val="single" w:sz="6" w:space="0" w:color="808080"/>
+          <w:right w:val="single" w:sz="6" w:space="0" w:color="808080"/>
+          <w:insideH w:val="single" w:sz="6" w:space="0" w:color="808080"/>
+          <w:insideV w:val="single" w:sz="6" w:space="0" w:color="808080"/>
+        </w:tblBorders>
+      </w:tblPr>
+      <w:tblGrid>
+        <w:gridCol w:w="8901"/>
+      </w:tblGrid>
+      <w:tr>
+        <w:tc>
+          <w:tcPr>
+            <w:tcW w:type="dxa" w:w="8901"/>
+          </w:tcPr>
+          <w:p>
+            <w:pPr>
+              <w:spacing w:before="20" w:after="20" w:line="240" w:lineRule="auto"/>
+            </w:pPr>
+            <w:r>
+              <w:rPr>
+                <w:rFonts w:ascii="Arial" w:hAnsi="Arial" w:cs="Arial" w:eastAsia="Microsoft YaHei"/>
+                <w:sz w:val="19"/>
+              </w:rPr>
+              <w:t>NOTES:</w:t>
+            </w:r>
+          </w:p>
+          <w:p>
+            <w:pPr>
+              <w:spacing w:after="0" w:line="240" w:lineRule="auto"/>
+            </w:pPr>
+            <w:r>
+              <w:rPr>
+                <w:rFonts w:ascii="Arial" w:hAnsi="Arial" w:cs="Arial" w:eastAsia="Microsoft YaHei"/>
+                <w:sz w:val="16"/>
+              </w:rPr>
+              <w:t>Form and registrations on one screen: the staff member sees who a change affects while making it.</w:t>
+            </w:r>
+          </w:p>
+        </w:tc>
+      </w:tr>
+    </w:tbl>
+    <w:tbl>
+      <w:tblPr>
+        <w:tblStyle w:val="TableGrid"/>
+        <w:tblW w:type="auto" w:w="0"/>
+        <w:jc w:val="center"/>
+        <w:tblLayout w:type="fixed"/>
+        <w:tblLook w:firstColumn="1" w:firstRow="1" w:lastColumn="0" w:lastRow="0" w:noHBand="0" w:noVBand="1" w:val="04A0"/>
+        <w:tblLayout w:type="fixed"/>
+        <w:tblCellMar>
+          <w:top w:w="10" w:type="dxa"/>
+          <w:left w:w="60" w:type="dxa"/>
+          <w:bottom w:w="10" w:type="dxa"/>
+          <w:right w:w="60" w:type="dxa"/>
+        </w:tblCellMar>
+      </w:tblPr>
+      <w:tblGrid>
+        <w:gridCol w:w="1814"/>
+        <w:gridCol w:w="7087"/>
+      </w:tblGrid>
+      <w:tr>
+        <w:tc>
+          <w:tcPr>
+            <w:tcW w:type="dxa" w:w="1814"/>
+          </w:tcPr>
+          <w:p>
+            <w:pPr>
+              <w:spacing w:line="240" w:lineRule="auto" w:after="0"/>
+            </w:pPr>
+            <w:r/>
+            <w:r>
+              <w:rPr>
+                <w:rFonts w:ascii="Arial" w:hAnsi="Arial" w:cs="Arial" w:eastAsia="Microsoft YaHei"/>
+                <w:b/>
+                <w:sz w:val="16"/>
+              </w:rPr>
+              <w:t>Description:</w:t>
+            </w:r>
+          </w:p>
+        </w:tc>
+        <w:tc>
+          <w:tcPr>
+            <w:tcW w:type="dxa" w:w="7087"/>
+          </w:tcPr>
+          <w:p>
+            <w:pPr>
+              <w:spacing w:line="240" w:lineRule="auto" w:after="0"/>
+            </w:pPr>
+            <w:r/>
+            <w:r>
+              <w:rPr>
+                <w:rFonts w:ascii="Arial" w:hAnsi="Arial" w:cs="Arial" w:eastAsia="Microsoft YaHei"/>
+                <w:b w:val="0"/>
+                <w:sz w:val="16"/>
+              </w:rPr>
+              <w:t>Change an event, and see who has booked it - the two things a staff member needs on one screen, which is why the registrations sit under the form rather than on a page of their own.</w:t>
+            </w:r>
+          </w:p>
+        </w:tc>
+      </w:tr>
+      <w:tr>
+        <w:tc>
+          <w:tcPr>
+            <w:tcW w:type="dxa" w:w="1814"/>
+          </w:tcPr>
+          <w:p>
+            <w:pPr>
+              <w:spacing w:line="240" w:lineRule="auto" w:after="0"/>
+            </w:pPr>
+            <w:r/>
+            <w:r>
+              <w:rPr>
+                <w:rFonts w:ascii="Arial" w:hAnsi="Arial" w:cs="Arial" w:eastAsia="Microsoft YaHei"/>
+                <w:b/>
+                <w:sz w:val="16"/>
+              </w:rPr>
+              <w:t>Content:</w:t>
+            </w:r>
+          </w:p>
+        </w:tc>
+        <w:tc>
+          <w:tcPr>
+            <w:tcW w:type="dxa" w:w="7087"/>
+          </w:tcPr>
+          <w:p>
+            <w:pPr>
+              <w:spacing w:line="240" w:lineRule="auto" w:after="0"/>
+            </w:pPr>
+            <w:r/>
+            <w:r>
+              <w:rPr>
+                <w:rFonts w:ascii="Arial" w:hAnsi="Arial" w:cs="Arial" w:eastAsia="Microsoft YaHei"/>
+                <w:b w:val="0"/>
+                <w:sz w:val="16"/>
+              </w:rPr>
+              <w:t>The same form as S6, pre-filled from GET /api/events/:id (in the screenshot, the Twilight 10K: name, summary, description, organisation, category, status, date and times, venue, city, prices, and the stored coordinates).</w:t>
+              <w:br/>
+              <w:t>Underneath, 'Registrations for this event': the booking count and total tickets, then each booking with name, email, phone, tickets and the date it was made.</w:t>
+              <w:br/>
+              <w:t>And the sentence that explains the delete rule where the staff member is standing: 'Because registrations exist, this event cannot be deleted - suspend it instead.'</w:t>
+            </w:r>
+          </w:p>
+        </w:tc>
+      </w:tr>
+      <w:tr>
+        <w:tc>
+          <w:tcPr>
+            <w:tcW w:type="dxa" w:w="1814"/>
+          </w:tcPr>
+          <w:p>
+            <w:pPr>
+              <w:spacing w:line="240" w:lineRule="auto" w:after="0"/>
+            </w:pPr>
+            <w:r/>
+            <w:r>
+              <w:rPr>
+                <w:rFonts w:ascii="Arial" w:hAnsi="Arial" w:cs="Arial" w:eastAsia="Microsoft YaHei"/>
+                <w:b/>
+                <w:sz w:val="16"/>
+              </w:rPr>
+              <w:t>Interactions:</w:t>
+            </w:r>
+          </w:p>
+        </w:tc>
+        <w:tc>
+          <w:tcPr>
+            <w:tcW w:type="dxa" w:w="7087"/>
+          </w:tcPr>
+          <w:p>
+            <w:pPr>
+              <w:spacing w:line="240" w:lineRule="auto" w:after="0"/>
+            </w:pPr>
+            <w:r/>
+            <w:r>
+              <w:rPr>
+                <w:rFonts w:ascii="Arial" w:hAnsi="Arial" w:cs="Arial" w:eastAsia="Microsoft YaHei"/>
+                <w:b w:val="0"/>
+                <w:sz w:val="16"/>
+              </w:rPr>
+              <w:t>Save calls PUT /api/events/:id with the whole form (PUT rather than PATCH because the screen always submits every field).</w:t>
+              <w:br/>
+              <w:t>The coordinates saved here are what drive the weather panel on the public event page - the two features meet in these two fields.</w:t>
+              <w:br/>
+              <w:t>The registration list comes from the same endpoint that filled the form, so there is no second round trip and no way for the two to disagree.</w:t>
+            </w:r>
+          </w:p>
+        </w:tc>
+      </w:tr>
+      <w:tr>
+        <w:tc>
+          <w:tcPr>
+            <w:tcW w:type="dxa" w:w="1814"/>
+          </w:tcPr>
+          <w:p>
+            <w:pPr>
+              <w:spacing w:line="240" w:lineRule="auto" w:after="0"/>
+            </w:pPr>
+            <w:r/>
+            <w:r>
+              <w:rPr>
+                <w:rFonts w:ascii="Arial" w:hAnsi="Arial" w:cs="Arial" w:eastAsia="Microsoft YaHei"/>
+                <w:b/>
+                <w:sz w:val="16"/>
+              </w:rPr>
+              <w:t>Media Creation:</w:t>
+            </w:r>
+          </w:p>
+        </w:tc>
+        <w:tc>
+          <w:tcPr>
+            <w:tcW w:type="dxa" w:w="7087"/>
+          </w:tcPr>
+          <w:p>
+            <w:pPr>
+              <w:spacing w:line="240" w:lineRule="auto" w:after="0"/>
+            </w:pPr>
+            <w:r/>
+            <w:r>
+              <w:rPr>
+                <w:rFonts w:ascii="Arial" w:hAnsi="Arial" w:cs="Arial" w:eastAsia="Microsoft YaHei"/>
+                <w:b w:val="0"/>
+                <w:sz w:val="16"/>
+              </w:rPr>
+              <w:t>None beyond the data itself.</w:t>
+            </w:r>
+          </w:p>
+        </w:tc>
+      </w:tr>
+      <w:tr>
+        <w:tc>
+          <w:tcPr>
+            <w:tcW w:type="dxa" w:w="1814"/>
+          </w:tcPr>
+          <w:p>
+            <w:pPr>
+              <w:spacing w:line="240" w:lineRule="auto" w:after="0"/>
+            </w:pPr>
+            <w:r/>
+            <w:r>
+              <w:rPr>
+                <w:rFonts w:ascii="Arial" w:hAnsi="Arial" w:cs="Arial" w:eastAsia="Microsoft YaHei"/>
+                <w:b/>
+                <w:sz w:val="16"/>
+              </w:rPr>
+              <w:t>Navigation:</w:t>
+            </w:r>
+          </w:p>
+        </w:tc>
+        <w:tc>
+          <w:tcPr>
+            <w:tcW w:type="dxa" w:w="7087"/>
+          </w:tcPr>
+          <w:p>
+            <w:pPr>
+              <w:spacing w:line="240" w:lineRule="auto" w:after="0"/>
+            </w:pPr>
+            <w:r/>
+            <w:r>
+              <w:rPr>
+                <w:rFonts w:ascii="Arial" w:hAnsi="Arial" w:cs="Arial" w:eastAsia="Microsoft YaHei"/>
+                <w:b w:val="0"/>
+                <w:sz w:val="16"/>
+              </w:rPr>
+              <w:t>In: Edit on any row of the staff list (the breadcrumb shows Events &gt; event name).</w:t>
+              <w:br/>
+              <w:t>Out: Save changes or Cancel both return to the list.</w:t>
+            </w:r>
+          </w:p>
+        </w:tc>
+      </w:tr>
+    </w:tbl>
+    <w:p>
+      <w:pPr>
+        <w:spacing w:after="0"/>
+      </w:pPr>
     </w:p>
     <w:p>
       <w:pPr>
@@ -3885,7 +8068,7 @@
           <w:i/>
           <w:sz w:val="20"/>
         </w:rPr>
-        <w:t>Table 5 - The seven screens, and the endpoint each one depends on.</w:t>
+        <w:t>Table 5 - The seven screens the storyboard covers.</w:t>
       </w:r>
     </w:p>
     <w:tbl>
@@ -3896,12 +8079,18 @@
         <w:tblLayout w:type="fixed"/>
         <w:tblLook w:firstColumn="1" w:firstRow="1" w:lastColumn="0" w:lastRow="0" w:noHBand="0" w:noVBand="1" w:val="04A0"/>
         <w:tblLayout w:type="fixed"/>
+        <w:tblCellMar>
+          <w:top w:w="10" w:type="dxa"/>
+          <w:left w:w="60" w:type="dxa"/>
+          <w:bottom w:w="10" w:type="dxa"/>
+          <w:right w:w="60" w:type="dxa"/>
+        </w:tblCellMar>
       </w:tblPr>
       <w:tblGrid>
         <w:gridCol w:w="779"/>
-        <w:gridCol w:w="1891"/>
-        <w:gridCol w:w="4005"/>
-        <w:gridCol w:w="2225"/>
+        <w:gridCol w:w="1780"/>
+        <w:gridCol w:w="1113"/>
+        <w:gridCol w:w="5229"/>
       </w:tblGrid>
       <w:tr>
         <w:tc>
@@ -3918,15 +8107,15 @@
               <w:rPr>
                 <w:rFonts w:ascii="Arial" w:hAnsi="Arial" w:cs="Arial" w:eastAsia="Microsoft YaHei"/>
                 <w:b/>
-                <w:sz w:val="19"/>
-              </w:rPr>
-              <w:t>Screen</w:t>
+                <w:sz w:val="17"/>
+              </w:rPr>
+              <w:t>ID</w:t>
             </w:r>
           </w:p>
         </w:tc>
         <w:tc>
           <w:tcPr>
-            <w:tcW w:type="dxa" w:w="1891"/>
+            <w:tcW w:type="dxa" w:w="1780"/>
             <w:shd w:val="clear" w:color="auto" w:fill="E8EEF4"/>
           </w:tcPr>
           <w:p>
@@ -3938,15 +8127,15 @@
               <w:rPr>
                 <w:rFonts w:ascii="Arial" w:hAnsi="Arial" w:cs="Arial" w:eastAsia="Microsoft YaHei"/>
                 <w:b/>
-                <w:sz w:val="19"/>
-              </w:rPr>
-              <w:t>Page</w:t>
+                <w:sz w:val="17"/>
+              </w:rPr>
+              <w:t>Screen</w:t>
             </w:r>
           </w:p>
         </w:tc>
         <w:tc>
           <w:tcPr>
-            <w:tcW w:type="dxa" w:w="4005"/>
+            <w:tcW w:type="dxa" w:w="1113"/>
             <w:shd w:val="clear" w:color="auto" w:fill="E8EEF4"/>
           </w:tcPr>
           <w:p>
@@ -3958,15 +8147,15 @@
               <w:rPr>
                 <w:rFonts w:ascii="Arial" w:hAnsi="Arial" w:cs="Arial" w:eastAsia="Microsoft YaHei"/>
                 <w:b/>
-                <w:sz w:val="19"/>
-              </w:rPr>
-              <w:t>What it has to do</w:t>
+                <w:sz w:val="17"/>
+              </w:rPr>
+              <w:t>Site</w:t>
             </w:r>
           </w:p>
         </w:tc>
         <w:tc>
           <w:tcPr>
-            <w:tcW w:type="dxa" w:w="2225"/>
+            <w:tcW w:type="dxa" w:w="5229"/>
             <w:shd w:val="clear" w:color="auto" w:fill="E8EEF4"/>
           </w:tcPr>
           <w:p>
@@ -3978,9 +8167,9 @@
               <w:rPr>
                 <w:rFonts w:ascii="Arial" w:hAnsi="Arial" w:cs="Arial" w:eastAsia="Microsoft YaHei"/>
                 <w:b/>
-                <w:sz w:val="19"/>
-              </w:rPr>
-              <w:t>Calls</w:t>
+                <w:sz w:val="17"/>
+              </w:rPr>
+              <w:t>Who it is for</w:t>
             </w:r>
           </w:p>
         </w:tc>
@@ -3992,13 +8181,14 @@
           </w:tcPr>
           <w:p>
             <w:pPr>
-              <w:spacing w:line="240" w:lineRule="auto" w:after="40"/>
+              <w:spacing w:line="240" w:lineRule="auto" w:after="0"/>
             </w:pPr>
             <w:r/>
             <w:r>
               <w:rPr>
                 <w:rFonts w:ascii="Arial" w:hAnsi="Arial" w:cs="Arial" w:eastAsia="Microsoft YaHei"/>
-                <w:sz w:val="19"/>
+                <w:b w:val="0"/>
+                <w:sz w:val="17"/>
               </w:rPr>
               <w:t>S1</w:t>
             </w:r>
@@ -4006,17 +8196,18 @@
         </w:tc>
         <w:tc>
           <w:tcPr>
-            <w:tcW w:type="dxa" w:w="1891"/>
+            <w:tcW w:type="dxa" w:w="1780"/>
           </w:tcPr>
           <w:p>
             <w:pPr>
-              <w:spacing w:line="240" w:lineRule="auto" w:after="40"/>
+              <w:spacing w:line="240" w:lineRule="auto" w:after="0"/>
             </w:pPr>
             <w:r/>
             <w:r>
               <w:rPr>
                 <w:rFonts w:ascii="Arial" w:hAnsi="Arial" w:cs="Arial" w:eastAsia="Microsoft YaHei"/>
-                <w:sz w:val="19"/>
+                <w:b w:val="0"/>
+                <w:sz w:val="17"/>
               </w:rPr>
               <w:t>Home</w:t>
             </w:r>
@@ -4024,37 +8215,39 @@
         </w:tc>
         <w:tc>
           <w:tcPr>
-            <w:tcW w:type="dxa" w:w="4005"/>
+            <w:tcW w:type="dxa" w:w="1113"/>
           </w:tcPr>
           <w:p>
             <w:pPr>
-              <w:spacing w:line="240" w:lineRule="auto" w:after="40"/>
+              <w:spacing w:line="240" w:lineRule="auto" w:after="0"/>
             </w:pPr>
             <w:r/>
             <w:r>
               <w:rPr>
                 <w:rFonts w:ascii="Arial" w:hAnsi="Arial" w:cs="Arial" w:eastAsia="Microsoft YaHei"/>
-                <w:sz w:val="19"/>
-              </w:rPr>
-              <w:t>Make a visitor want to attend, and reach an event in one click</w:t>
+                <w:b w:val="0"/>
+                <w:sz w:val="17"/>
+              </w:rPr>
+              <w:t>Public</w:t>
             </w:r>
           </w:p>
         </w:tc>
         <w:tc>
           <w:tcPr>
-            <w:tcW w:type="dxa" w:w="2225"/>
+            <w:tcW w:type="dxa" w:w="5229"/>
           </w:tcPr>
           <w:p>
             <w:pPr>
-              <w:spacing w:line="240" w:lineRule="auto" w:after="40"/>
+              <w:spacing w:line="240" w:lineRule="auto" w:after="0"/>
             </w:pPr>
             <w:r/>
             <w:r>
               <w:rPr>
                 <w:rFonts w:ascii="Arial" w:hAnsi="Arial" w:cs="Arial" w:eastAsia="Microsoft YaHei"/>
-                <w:sz w:val="19"/>
-              </w:rPr>
-              <w:t>GET /api/events, GET /api/events/past</w:t>
+                <w:b w:val="0"/>
+                <w:sz w:val="17"/>
+              </w:rPr>
+              <w:t>A first-time visitor deciding whether the site is worth their time</w:t>
             </w:r>
           </w:p>
         </w:tc>
@@ -4066,13 +8259,14 @@
           </w:tcPr>
           <w:p>
             <w:pPr>
-              <w:spacing w:line="240" w:lineRule="auto" w:after="40"/>
+              <w:spacing w:line="240" w:lineRule="auto" w:after="0"/>
             </w:pPr>
             <w:r/>
             <w:r>
               <w:rPr>
                 <w:rFonts w:ascii="Arial" w:hAnsi="Arial" w:cs="Arial" w:eastAsia="Microsoft YaHei"/>
-                <w:sz w:val="19"/>
+                <w:b w:val="0"/>
+                <w:sz w:val="17"/>
               </w:rPr>
               <w:t>S2</w:t>
             </w:r>
@@ -4080,17 +8274,18 @@
         </w:tc>
         <w:tc>
           <w:tcPr>
-            <w:tcW w:type="dxa" w:w="1891"/>
+            <w:tcW w:type="dxa" w:w="1780"/>
           </w:tcPr>
           <w:p>
             <w:pPr>
-              <w:spacing w:line="240" w:lineRule="auto" w:after="40"/>
+              <w:spacing w:line="240" w:lineRule="auto" w:after="0"/>
             </w:pPr>
             <w:r/>
             <w:r>
               <w:rPr>
                 <w:rFonts w:ascii="Arial" w:hAnsi="Arial" w:cs="Arial" w:eastAsia="Microsoft YaHei"/>
-                <w:sz w:val="19"/>
+                <w:b w:val="0"/>
+                <w:sz w:val="17"/>
               </w:rPr>
               <w:t>Search</w:t>
             </w:r>
@@ -4098,37 +8293,39 @@
         </w:tc>
         <w:tc>
           <w:tcPr>
-            <w:tcW w:type="dxa" w:w="4005"/>
+            <w:tcW w:type="dxa" w:w="1113"/>
           </w:tcPr>
           <w:p>
             <w:pPr>
-              <w:spacing w:line="240" w:lineRule="auto" w:after="40"/>
+              <w:spacing w:line="240" w:lineRule="auto" w:after="0"/>
             </w:pPr>
             <w:r/>
             <w:r>
               <w:rPr>
                 <w:rFonts w:ascii="Arial" w:hAnsi="Arial" w:cs="Arial" w:eastAsia="Microsoft YaHei"/>
-                <w:sz w:val="19"/>
-              </w:rPr>
-              <w:t>Narrow by date, location and category, any combination</w:t>
+                <w:b w:val="0"/>
+                <w:sz w:val="17"/>
+              </w:rPr>
+              <w:t>Public</w:t>
             </w:r>
           </w:p>
         </w:tc>
         <w:tc>
           <w:tcPr>
-            <w:tcW w:type="dxa" w:w="2225"/>
+            <w:tcW w:type="dxa" w:w="5229"/>
           </w:tcPr>
           <w:p>
             <w:pPr>
-              <w:spacing w:line="240" w:lineRule="auto" w:after="40"/>
+              <w:spacing w:line="240" w:lineRule="auto" w:after="0"/>
             </w:pPr>
             <w:r/>
             <w:r>
               <w:rPr>
                 <w:rFonts w:ascii="Arial" w:hAnsi="Arial" w:cs="Arial" w:eastAsia="Microsoft YaHei"/>
-                <w:sz w:val="19"/>
-              </w:rPr>
-              <w:t>GET /api/events?date=&amp;location=&amp;category=, GET /api/categories</w:t>
+                <w:b w:val="0"/>
+                <w:sz w:val="17"/>
+              </w:rPr>
+              <w:t>A visitor who already knows the date, place or cause they want</w:t>
             </w:r>
           </w:p>
         </w:tc>
@@ -4140,13 +8337,14 @@
           </w:tcPr>
           <w:p>
             <w:pPr>
-              <w:spacing w:line="240" w:lineRule="auto" w:after="40"/>
+              <w:spacing w:line="240" w:lineRule="auto" w:after="0"/>
             </w:pPr>
             <w:r/>
             <w:r>
               <w:rPr>
                 <w:rFonts w:ascii="Arial" w:hAnsi="Arial" w:cs="Arial" w:eastAsia="Microsoft YaHei"/>
-                <w:sz w:val="19"/>
+                <w:b w:val="0"/>
+                <w:sz w:val="17"/>
               </w:rPr>
               <w:t>S3</w:t>
             </w:r>
@@ -4154,55 +8352,58 @@
         </w:tc>
         <w:tc>
           <w:tcPr>
-            <w:tcW w:type="dxa" w:w="1891"/>
+            <w:tcW w:type="dxa" w:w="1780"/>
           </w:tcPr>
           <w:p>
             <w:pPr>
-              <w:spacing w:line="240" w:lineRule="auto" w:after="40"/>
+              <w:spacing w:line="240" w:lineRule="auto" w:after="0"/>
             </w:pPr>
             <w:r/>
             <w:r>
               <w:rPr>
                 <w:rFonts w:ascii="Arial" w:hAnsi="Arial" w:cs="Arial" w:eastAsia="Microsoft YaHei"/>
-                <w:sz w:val="19"/>
-              </w:rPr>
-              <w:t>Event details</w:t>
+                <w:b w:val="0"/>
+                <w:sz w:val="17"/>
+              </w:rPr>
+              <w:t>Event detail</w:t>
             </w:r>
           </w:p>
         </w:tc>
         <w:tc>
           <w:tcPr>
-            <w:tcW w:type="dxa" w:w="4005"/>
+            <w:tcW w:type="dxa" w:w="1113"/>
           </w:tcPr>
           <w:p>
             <w:pPr>
-              <w:spacing w:line="240" w:lineRule="auto" w:after="40"/>
+              <w:spacing w:line="240" w:lineRule="auto" w:after="0"/>
             </w:pPr>
             <w:r/>
             <w:r>
               <w:rPr>
                 <w:rFonts w:ascii="Arial" w:hAnsi="Arial" w:cs="Arial" w:eastAsia="Microsoft YaHei"/>
-                <w:sz w:val="19"/>
-              </w:rPr>
-              <w:t>Everything about one event, plus who is already going</w:t>
+                <w:b w:val="0"/>
+                <w:sz w:val="17"/>
+              </w:rPr>
+              <w:t>Public</w:t>
             </w:r>
           </w:p>
         </w:tc>
         <w:tc>
           <w:tcPr>
-            <w:tcW w:type="dxa" w:w="2225"/>
+            <w:tcW w:type="dxa" w:w="5229"/>
           </w:tcPr>
           <w:p>
             <w:pPr>
-              <w:spacing w:line="240" w:lineRule="auto" w:after="40"/>
+              <w:spacing w:line="240" w:lineRule="auto" w:after="0"/>
             </w:pPr>
             <w:r/>
             <w:r>
               <w:rPr>
                 <w:rFonts w:ascii="Arial" w:hAnsi="Arial" w:cs="Arial" w:eastAsia="Microsoft YaHei"/>
-                <w:sz w:val="19"/>
-              </w:rPr>
-              <w:t>GET /api/events/:id, GET /api/weather/:eventId</w:t>
+                <w:b w:val="0"/>
+                <w:sz w:val="17"/>
+              </w:rPr>
+              <w:t>A visitor deciding whether to book one particular event</w:t>
             </w:r>
           </w:p>
         </w:tc>
@@ -4214,13 +8415,14 @@
           </w:tcPr>
           <w:p>
             <w:pPr>
-              <w:spacing w:line="240" w:lineRule="auto" w:after="40"/>
+              <w:spacing w:line="240" w:lineRule="auto" w:after="0"/>
             </w:pPr>
             <w:r/>
             <w:r>
               <w:rPr>
                 <w:rFonts w:ascii="Arial" w:hAnsi="Arial" w:cs="Arial" w:eastAsia="Microsoft YaHei"/>
-                <w:sz w:val="19"/>
+                <w:b w:val="0"/>
+                <w:sz w:val="17"/>
               </w:rPr>
               <w:t>S4</w:t>
             </w:r>
@@ -4228,17 +8430,18 @@
         </w:tc>
         <w:tc>
           <w:tcPr>
-            <w:tcW w:type="dxa" w:w="1891"/>
+            <w:tcW w:type="dxa" w:w="1780"/>
           </w:tcPr>
           <w:p>
             <w:pPr>
-              <w:spacing w:line="240" w:lineRule="auto" w:after="40"/>
+              <w:spacing w:line="240" w:lineRule="auto" w:after="0"/>
             </w:pPr>
             <w:r/>
             <w:r>
               <w:rPr>
                 <w:rFonts w:ascii="Arial" w:hAnsi="Arial" w:cs="Arial" w:eastAsia="Microsoft YaHei"/>
-                <w:sz w:val="19"/>
+                <w:b w:val="0"/>
+                <w:sz w:val="17"/>
               </w:rPr>
               <w:t>Register</w:t>
             </w:r>
@@ -4246,37 +8449,39 @@
         </w:tc>
         <w:tc>
           <w:tcPr>
-            <w:tcW w:type="dxa" w:w="4005"/>
+            <w:tcW w:type="dxa" w:w="1113"/>
           </w:tcPr>
           <w:p>
             <w:pPr>
-              <w:spacing w:line="240" w:lineRule="auto" w:after="40"/>
+              <w:spacing w:line="240" w:lineRule="auto" w:after="0"/>
             </w:pPr>
             <w:r/>
             <w:r>
               <w:rPr>
                 <w:rFonts w:ascii="Arial" w:hAnsi="Arial" w:cs="Arial" w:eastAsia="Microsoft YaHei"/>
-                <w:sz w:val="19"/>
-              </w:rPr>
-              <w:t>Collect the booking and confirm it</w:t>
+                <w:b w:val="0"/>
+                <w:sz w:val="17"/>
+              </w:rPr>
+              <w:t>Public</w:t>
             </w:r>
           </w:p>
         </w:tc>
         <w:tc>
           <w:tcPr>
-            <w:tcW w:type="dxa" w:w="2225"/>
+            <w:tcW w:type="dxa" w:w="5229"/>
           </w:tcPr>
           <w:p>
             <w:pPr>
-              <w:spacing w:line="240" w:lineRule="auto" w:after="40"/>
+              <w:spacing w:line="240" w:lineRule="auto" w:after="0"/>
             </w:pPr>
             <w:r/>
             <w:r>
               <w:rPr>
                 <w:rFonts w:ascii="Arial" w:hAnsi="Arial" w:cs="Arial" w:eastAsia="Microsoft YaHei"/>
-                <w:sz w:val="19"/>
-              </w:rPr>
-              <w:t>POST /api/registrations</w:t>
+                <w:b w:val="0"/>
+                <w:sz w:val="17"/>
+              </w:rPr>
+              <w:t>A visitor who has decided and is giving us their details</w:t>
             </w:r>
           </w:p>
         </w:tc>
@@ -4288,13 +8493,14 @@
           </w:tcPr>
           <w:p>
             <w:pPr>
-              <w:spacing w:line="240" w:lineRule="auto" w:after="40"/>
+              <w:spacing w:line="240" w:lineRule="auto" w:after="0"/>
             </w:pPr>
             <w:r/>
             <w:r>
               <w:rPr>
                 <w:rFonts w:ascii="Arial" w:hAnsi="Arial" w:cs="Arial" w:eastAsia="Microsoft YaHei"/>
-                <w:sz w:val="19"/>
+                <w:b w:val="0"/>
+                <w:sz w:val="17"/>
               </w:rPr>
               <w:t>S5</w:t>
             </w:r>
@@ -4302,55 +8508,58 @@
         </w:tc>
         <w:tc>
           <w:tcPr>
-            <w:tcW w:type="dxa" w:w="1891"/>
+            <w:tcW w:type="dxa" w:w="1780"/>
           </w:tcPr>
           <w:p>
             <w:pPr>
-              <w:spacing w:line="240" w:lineRule="auto" w:after="40"/>
+              <w:spacing w:line="240" w:lineRule="auto" w:after="0"/>
             </w:pPr>
             <w:r/>
             <w:r>
               <w:rPr>
                 <w:rFonts w:ascii="Arial" w:hAnsi="Arial" w:cs="Arial" w:eastAsia="Microsoft YaHei"/>
-                <w:sz w:val="19"/>
-              </w:rPr>
-              <w:t>Staff - event list</w:t>
+                <w:b w:val="0"/>
+                <w:sz w:val="17"/>
+              </w:rPr>
+              <w:t>Event list</w:t>
             </w:r>
           </w:p>
         </w:tc>
         <w:tc>
           <w:tcPr>
-            <w:tcW w:type="dxa" w:w="4005"/>
+            <w:tcW w:type="dxa" w:w="1113"/>
           </w:tcPr>
           <w:p>
             <w:pPr>
-              <w:spacing w:line="240" w:lineRule="auto" w:after="40"/>
+              <w:spacing w:line="240" w:lineRule="auto" w:after="0"/>
             </w:pPr>
             <w:r/>
             <w:r>
               <w:rPr>
                 <w:rFonts w:ascii="Arial" w:hAnsi="Arial" w:cs="Arial" w:eastAsia="Microsoft YaHei"/>
-                <w:sz w:val="19"/>
-              </w:rPr>
-              <w:t>Every event whatever its status, with the doors to create, edit and delete</w:t>
+                <w:b w:val="0"/>
+                <w:sz w:val="17"/>
+              </w:rPr>
+              <w:t>Staff</w:t>
             </w:r>
           </w:p>
         </w:tc>
         <w:tc>
           <w:tcPr>
-            <w:tcW w:type="dxa" w:w="2225"/>
+            <w:tcW w:type="dxa" w:w="5229"/>
           </w:tcPr>
           <w:p>
             <w:pPr>
-              <w:spacing w:line="240" w:lineRule="auto" w:after="40"/>
+              <w:spacing w:line="240" w:lineRule="auto" w:after="0"/>
             </w:pPr>
             <w:r/>
             <w:r>
               <w:rPr>
                 <w:rFonts w:ascii="Arial" w:hAnsi="Arial" w:cs="Arial" w:eastAsia="Microsoft YaHei"/>
-                <w:sz w:val="19"/>
-              </w:rPr>
-              <w:t>GET /api/events?status=all&amp;period=all</w:t>
+                <w:b w:val="0"/>
+                <w:sz w:val="17"/>
+              </w:rPr>
+              <w:t>An organiser scanning every event and their status</w:t>
             </w:r>
           </w:p>
         </w:tc>
@@ -4362,13 +8571,14 @@
           </w:tcPr>
           <w:p>
             <w:pPr>
-              <w:spacing w:line="240" w:lineRule="auto" w:after="40"/>
+              <w:spacing w:line="240" w:lineRule="auto" w:after="0"/>
             </w:pPr>
             <w:r/>
             <w:r>
               <w:rPr>
                 <w:rFonts w:ascii="Arial" w:hAnsi="Arial" w:cs="Arial" w:eastAsia="Microsoft YaHei"/>
-                <w:sz w:val="19"/>
+                <w:b w:val="0"/>
+                <w:sz w:val="17"/>
               </w:rPr>
               <w:t>S6</w:t>
             </w:r>
@@ -4376,55 +8586,58 @@
         </w:tc>
         <w:tc>
           <w:tcPr>
-            <w:tcW w:type="dxa" w:w="1891"/>
+            <w:tcW w:type="dxa" w:w="1780"/>
           </w:tcPr>
           <w:p>
             <w:pPr>
-              <w:spacing w:line="240" w:lineRule="auto" w:after="40"/>
+              <w:spacing w:line="240" w:lineRule="auto" w:after="0"/>
             </w:pPr>
             <w:r/>
             <w:r>
               <w:rPr>
                 <w:rFonts w:ascii="Arial" w:hAnsi="Arial" w:cs="Arial" w:eastAsia="Microsoft YaHei"/>
-                <w:sz w:val="19"/>
-              </w:rPr>
-              <w:t>Staff - new event</w:t>
+                <w:b w:val="0"/>
+                <w:sz w:val="17"/>
+              </w:rPr>
+              <w:t>New event</w:t>
             </w:r>
           </w:p>
         </w:tc>
         <w:tc>
           <w:tcPr>
-            <w:tcW w:type="dxa" w:w="4005"/>
+            <w:tcW w:type="dxa" w:w="1113"/>
           </w:tcPr>
           <w:p>
             <w:pPr>
-              <w:spacing w:line="240" w:lineRule="auto" w:after="40"/>
+              <w:spacing w:line="240" w:lineRule="auto" w:after="0"/>
             </w:pPr>
             <w:r/>
             <w:r>
               <w:rPr>
                 <w:rFonts w:ascii="Arial" w:hAnsi="Arial" w:cs="Arial" w:eastAsia="Microsoft YaHei"/>
-                <w:sz w:val="19"/>
-              </w:rPr>
-              <w:t>Create an event with validation</w:t>
+                <w:b w:val="0"/>
+                <w:sz w:val="17"/>
+              </w:rPr>
+              <w:t>Staff</w:t>
             </w:r>
           </w:p>
         </w:tc>
         <w:tc>
           <w:tcPr>
-            <w:tcW w:type="dxa" w:w="2225"/>
+            <w:tcW w:type="dxa" w:w="5229"/>
           </w:tcPr>
           <w:p>
             <w:pPr>
-              <w:spacing w:line="240" w:lineRule="auto" w:after="40"/>
+              <w:spacing w:line="240" w:lineRule="auto" w:after="0"/>
             </w:pPr>
             <w:r/>
             <w:r>
               <w:rPr>
                 <w:rFonts w:ascii="Arial" w:hAnsi="Arial" w:cs="Arial" w:eastAsia="Microsoft YaHei"/>
-                <w:sz w:val="19"/>
-              </w:rPr>
-              <w:t>POST /api/events, GET /api/organisations, GET /api/categories</w:t>
+                <w:b w:val="0"/>
+                <w:sz w:val="17"/>
+              </w:rPr>
+              <w:t>An organiser publishing an event that has not existed before</w:t>
             </w:r>
           </w:p>
         </w:tc>
@@ -4436,13 +8649,14 @@
           </w:tcPr>
           <w:p>
             <w:pPr>
-              <w:spacing w:line="240" w:lineRule="auto" w:after="40"/>
+              <w:spacing w:line="240" w:lineRule="auto" w:after="0"/>
             </w:pPr>
             <w:r/>
             <w:r>
               <w:rPr>
                 <w:rFonts w:ascii="Arial" w:hAnsi="Arial" w:cs="Arial" w:eastAsia="Microsoft YaHei"/>
-                <w:sz w:val="19"/>
+                <w:b w:val="0"/>
+                <w:sz w:val="17"/>
               </w:rPr>
               <w:t>S7</w:t>
             </w:r>
@@ -4450,55 +8664,58 @@
         </w:tc>
         <w:tc>
           <w:tcPr>
-            <w:tcW w:type="dxa" w:w="1891"/>
+            <w:tcW w:type="dxa" w:w="1780"/>
           </w:tcPr>
           <w:p>
             <w:pPr>
-              <w:spacing w:line="240" w:lineRule="auto" w:after="40"/>
+              <w:spacing w:line="240" w:lineRule="auto" w:after="0"/>
             </w:pPr>
             <w:r/>
             <w:r>
               <w:rPr>
                 <w:rFonts w:ascii="Arial" w:hAnsi="Arial" w:cs="Arial" w:eastAsia="Microsoft YaHei"/>
-                <w:sz w:val="19"/>
-              </w:rPr>
-              <w:t>Staff - edit event</w:t>
+                <w:b w:val="0"/>
+                <w:sz w:val="17"/>
+              </w:rPr>
+              <w:t>Edit event</w:t>
             </w:r>
           </w:p>
         </w:tc>
         <w:tc>
           <w:tcPr>
-            <w:tcW w:type="dxa" w:w="4005"/>
+            <w:tcW w:type="dxa" w:w="1113"/>
           </w:tcPr>
           <w:p>
             <w:pPr>
-              <w:spacing w:line="240" w:lineRule="auto" w:after="40"/>
+              <w:spacing w:line="240" w:lineRule="auto" w:after="0"/>
             </w:pPr>
             <w:r/>
             <w:r>
               <w:rPr>
                 <w:rFonts w:ascii="Arial" w:hAnsi="Arial" w:cs="Arial" w:eastAsia="Microsoft YaHei"/>
-                <w:sz w:val="19"/>
-              </w:rPr>
-              <w:t>Change an event, and see who it affects</w:t>
+                <w:b w:val="0"/>
+                <w:sz w:val="17"/>
+              </w:rPr>
+              <w:t>Staff</w:t>
             </w:r>
           </w:p>
         </w:tc>
         <w:tc>
           <w:tcPr>
-            <w:tcW w:type="dxa" w:w="2225"/>
+            <w:tcW w:type="dxa" w:w="5229"/>
           </w:tcPr>
           <w:p>
             <w:pPr>
-              <w:spacing w:line="240" w:lineRule="auto" w:after="40"/>
+              <w:spacing w:line="240" w:lineRule="auto" w:after="0"/>
             </w:pPr>
             <w:r/>
             <w:r>
               <w:rPr>
                 <w:rFonts w:ascii="Arial" w:hAnsi="Arial" w:cs="Arial" w:eastAsia="Microsoft YaHei"/>
-                <w:sz w:val="19"/>
-              </w:rPr>
-              <w:t>GET /api/events/:id, PUT /api/events/:id</w:t>
+                <w:b w:val="0"/>
+                <w:sz w:val="17"/>
+              </w:rPr>
+              <w:t>An organiser changing a live event and seeing who it affects</w:t>
             </w:r>
           </w:p>
         </w:tc>
@@ -4508,628 +8725,6 @@
       <w:pPr>
         <w:spacing w:after="0"/>
       </w:pPr>
-    </w:p>
-    <w:p>
-      <w:pPr>
-        <w:keepNext/>
-        <w:spacing w:before="160" w:after="40" w:line="240" w:lineRule="auto"/>
-        <w:jc w:val="center"/>
-        <w:pBdr>
-          <w:top w:val="single" w:sz="4" w:space="4" w:color="BFBFBF"/>
-          <w:left w:val="single" w:sz="4" w:space="4" w:color="BFBFBF"/>
-          <w:bottom w:val="single" w:sz="4" w:space="4" w:color="BFBFBF"/>
-          <w:right w:val="single" w:sz="4" w:space="4" w:color="BFBFBF"/>
-        </w:pBdr>
-      </w:pPr>
-      <w:r>
-        <w:drawing>
-          <wp:inline xmlns:a="http://schemas.openxmlformats.org/drawingml/2006/main" xmlns:pic="http://schemas.openxmlformats.org/drawingml/2006/picture">
-            <wp:extent cx="5220000" cy="5097656"/>
-            <wp:docPr id="1" name="Picture 1"/>
-            <wp:cNvGraphicFramePr>
-              <a:graphicFrameLocks noChangeAspect="1"/>
-            </wp:cNvGraphicFramePr>
-            <a:graphic>
-              <a:graphicData uri="http://schemas.openxmlformats.org/drawingml/2006/picture">
-                <pic:pic>
-                  <pic:nvPicPr>
-                    <pic:cNvPr id="0" name="S1-home.png"/>
-                    <pic:cNvPicPr/>
-                  </pic:nvPicPr>
-                  <pic:blipFill>
-                    <a:blip r:embed="rId10"/>
-                    <a:stretch>
-                      <a:fillRect/>
-                    </a:stretch>
-                  </pic:blipFill>
-                  <pic:spPr>
-                    <a:xfrm>
-                      <a:off x="0" y="0"/>
-                      <a:ext cx="5220000" cy="5097656"/>
-                    </a:xfrm>
-                    <a:prstGeom prst="rect"/>
-                  </pic:spPr>
-                </pic:pic>
-              </a:graphicData>
-            </a:graphic>
-          </wp:inline>
-        </w:drawing>
-      </w:r>
-    </w:p>
-    <w:p>
-      <w:pPr>
-        <w:spacing w:after="200" w:line="240" w:lineRule="auto"/>
-        <w:jc w:val="center"/>
-      </w:pPr>
-      <w:r>
-        <w:rPr>
-          <w:rFonts w:ascii="Arial" w:hAnsi="Arial" w:cs="Arial" w:eastAsia="Microsoft YaHei"/>
-          <w:i/>
-          <w:sz w:val="18"/>
-        </w:rPr>
-        <w:t>Figure 1 - S1: Home</w:t>
-      </w:r>
-    </w:p>
-    <w:p>
-      <w:pPr>
-        <w:spacing w:after="80"/>
-      </w:pPr>
-      <w:r>
-        <w:rPr>
-          <w:rFonts w:ascii="Arial" w:hAnsi="Arial" w:cs="Arial" w:eastAsia="Microsoft YaHei"/>
-          <w:i w:val="0"/>
-          <w:sz w:val="24"/>
-        </w:rPr>
-        <w:t>Graphics: hero panel, a grid of eight event cards, then the recently finished grid. Text: eyebrow 'Gold Coast - Queensland', headline 'Charity events worth showing up for', the 'Find an event' button, and on every card the name, date, time, venue, price, '$X raised of $Y goal' and 'N registered'. Media: none - the category icons are characters stored in the database, and the colour bands and progress bars are CSS computed from API values. Navigation: the hero button and the menu go to Search, any card opens S3.</w:t>
-      </w:r>
-    </w:p>
-    <w:p>
-      <w:pPr>
-        <w:spacing w:after="200"/>
-      </w:pPr>
-      <w:r>
-        <w:rPr>
-          <w:rFonts w:ascii="Arial" w:hAnsi="Arial" w:cs="Arial" w:eastAsia="Microsoft YaHei"/>
-          <w:i/>
-          <w:sz w:val="24"/>
-        </w:rPr>
-        <w:t>Note: A broken back end shows immediately as an empty grid with a retry button rather than a silent blank page.</w:t>
-      </w:r>
-    </w:p>
-    <w:p>
-      <w:pPr>
-        <w:keepNext/>
-        <w:spacing w:before="160" w:after="40" w:line="240" w:lineRule="auto"/>
-        <w:jc w:val="center"/>
-        <w:pBdr>
-          <w:top w:val="single" w:sz="4" w:space="4" w:color="BFBFBF"/>
-          <w:left w:val="single" w:sz="4" w:space="4" w:color="BFBFBF"/>
-          <w:bottom w:val="single" w:sz="4" w:space="4" w:color="BFBFBF"/>
-          <w:right w:val="single" w:sz="4" w:space="4" w:color="BFBFBF"/>
-        </w:pBdr>
-      </w:pPr>
-      <w:r>
-        <w:drawing>
-          <wp:inline xmlns:a="http://schemas.openxmlformats.org/drawingml/2006/main" xmlns:pic="http://schemas.openxmlformats.org/drawingml/2006/picture">
-            <wp:extent cx="5220000" cy="5097656"/>
-            <wp:docPr id="2" name="Picture 2"/>
-            <wp:cNvGraphicFramePr>
-              <a:graphicFrameLocks noChangeAspect="1"/>
-            </wp:cNvGraphicFramePr>
-            <a:graphic>
-              <a:graphicData uri="http://schemas.openxmlformats.org/drawingml/2006/picture">
-                <pic:pic>
-                  <pic:nvPicPr>
-                    <pic:cNvPr id="0" name="S2-search.png"/>
-                    <pic:cNvPicPr/>
-                  </pic:nvPicPr>
-                  <pic:blipFill>
-                    <a:blip r:embed="rId11"/>
-                    <a:stretch>
-                      <a:fillRect/>
-                    </a:stretch>
-                  </pic:blipFill>
-                  <pic:spPr>
-                    <a:xfrm>
-                      <a:off x="0" y="0"/>
-                      <a:ext cx="5220000" cy="5097656"/>
-                    </a:xfrm>
-                    <a:prstGeom prst="rect"/>
-                  </pic:spPr>
-                </pic:pic>
-              </a:graphicData>
-            </a:graphic>
-          </wp:inline>
-        </w:drawing>
-      </w:r>
-    </w:p>
-    <w:p>
-      <w:pPr>
-        <w:spacing w:after="200" w:line="240" w:lineRule="auto"/>
-        <w:jc w:val="center"/>
-      </w:pPr>
-      <w:r>
-        <w:rPr>
-          <w:rFonts w:ascii="Arial" w:hAnsi="Arial" w:cs="Arial" w:eastAsia="Microsoft YaHei"/>
-          <w:i/>
-          <w:sz w:val="18"/>
-        </w:rPr>
-        <w:t>Figure 2 - S2: Search</w:t>
-      </w:r>
-    </w:p>
-    <w:p>
-      <w:pPr>
-        <w:spacing w:after="80"/>
-      </w:pPr>
-      <w:r>
-        <w:rPr>
-          <w:rFonts w:ascii="Arial" w:hAnsi="Arial" w:cs="Arial" w:eastAsia="Microsoft YaHei"/>
-          <w:i w:val="0"/>
-          <w:sz w:val="24"/>
-        </w:rPr>
-        <w:t>Graphics: a filter bar over the same card grid the home page uses, so the two pages cannot look or behave differently. Text: 'Leave everything blank to see everything that is still coming up', labels Date / Location / Category, buttons Search and Clear. Media: the category dropdown is filled from GET /api/categories. Navigation: reached from the home hero or the menu; a card opens S3.</w:t>
-      </w:r>
-    </w:p>
-    <w:p>
-      <w:pPr>
-        <w:spacing w:after="200"/>
-      </w:pPr>
-      <w:r>
-        <w:rPr>
-          <w:rFonts w:ascii="Arial" w:hAnsi="Arial" w:cs="Arial" w:eastAsia="Microsoft YaHei"/>
-          <w:i/>
-          <w:sz w:val="24"/>
-        </w:rPr>
-        <w:t>Note: Filtering runs on the server, so this page only draws results. 'No search yet' and 'no results' are deliberately two different states.</w:t>
-      </w:r>
-    </w:p>
-    <w:p>
-      <w:pPr>
-        <w:keepNext/>
-        <w:spacing w:before="160" w:after="40" w:line="240" w:lineRule="auto"/>
-        <w:jc w:val="center"/>
-        <w:pBdr>
-          <w:top w:val="single" w:sz="4" w:space="4" w:color="BFBFBF"/>
-          <w:left w:val="single" w:sz="4" w:space="4" w:color="BFBFBF"/>
-          <w:bottom w:val="single" w:sz="4" w:space="4" w:color="BFBFBF"/>
-          <w:right w:val="single" w:sz="4" w:space="4" w:color="BFBFBF"/>
-        </w:pBdr>
-      </w:pPr>
-      <w:r>
-        <w:drawing>
-          <wp:inline xmlns:a="http://schemas.openxmlformats.org/drawingml/2006/main" xmlns:pic="http://schemas.openxmlformats.org/drawingml/2006/picture">
-            <wp:extent cx="5220000" cy="5097656"/>
-            <wp:docPr id="3" name="Picture 3"/>
-            <wp:cNvGraphicFramePr>
-              <a:graphicFrameLocks noChangeAspect="1"/>
-            </wp:cNvGraphicFramePr>
-            <a:graphic>
-              <a:graphicData uri="http://schemas.openxmlformats.org/drawingml/2006/picture">
-                <pic:pic>
-                  <pic:nvPicPr>
-                    <pic:cNvPr id="0" name="S3-detail.png"/>
-                    <pic:cNvPicPr/>
-                  </pic:nvPicPr>
-                  <pic:blipFill>
-                    <a:blip r:embed="rId12"/>
-                    <a:stretch>
-                      <a:fillRect/>
-                    </a:stretch>
-                  </pic:blipFill>
-                  <pic:spPr>
-                    <a:xfrm>
-                      <a:off x="0" y="0"/>
-                      <a:ext cx="5220000" cy="5097656"/>
-                    </a:xfrm>
-                    <a:prstGeom prst="rect"/>
-                  </pic:spPr>
-                </pic:pic>
-              </a:graphicData>
-            </a:graphic>
-          </wp:inline>
-        </w:drawing>
-      </w:r>
-    </w:p>
-    <w:p>
-      <w:pPr>
-        <w:spacing w:after="200" w:line="240" w:lineRule="auto"/>
-        <w:jc w:val="center"/>
-      </w:pPr>
-      <w:r>
-        <w:rPr>
-          <w:rFonts w:ascii="Arial" w:hAnsi="Arial" w:cs="Arial" w:eastAsia="Microsoft YaHei"/>
-          <w:i/>
-          <w:sz w:val="18"/>
-        </w:rPr>
-        <w:t>Figure 3 - S3: Event details</w:t>
-      </w:r>
-    </w:p>
-    <w:p>
-      <w:pPr>
-        <w:spacing w:after="80"/>
-      </w:pPr>
-      <w:r>
-        <w:rPr>
-          <w:rFonts w:ascii="Arial" w:hAnsi="Arial" w:cs="Arial" w:eastAsia="Microsoft YaHei"/>
-          <w:i w:val="0"/>
-          <w:sz w:val="24"/>
-        </w:rPr>
-        <w:t>Graphics: breadcrumb, the event block, the progress bar, then three panels - who is going, expected weather, and who runs it. Text: 'Who is going' with each name, ticket count and booking date; 'Expected weather' with the icon, description and max/min; the Register button. Media: the weather icon is a character mapped from the Open-Meteo code by our own API, not an image file. Navigation: in from any card; out to S4 through the Register button.</w:t>
-      </w:r>
-    </w:p>
-    <w:p>
-      <w:pPr>
-        <w:spacing w:after="200"/>
-      </w:pPr>
-      <w:r>
-        <w:rPr>
-          <w:rFonts w:ascii="Arial" w:hAnsi="Arial" w:cs="Arial" w:eastAsia="Microsoft YaHei"/>
-          <w:i/>
-          <w:sz w:val="24"/>
-        </w:rPr>
-        <w:t>Note: Social proof sits next to the price because it is the strongest reason to book. The weather is a separate request, so a slow third party never delays the page the visitor came for.</w:t>
-      </w:r>
-    </w:p>
-    <w:p>
-      <w:pPr>
-        <w:keepNext/>
-        <w:spacing w:before="160" w:after="40" w:line="240" w:lineRule="auto"/>
-        <w:jc w:val="center"/>
-        <w:pBdr>
-          <w:top w:val="single" w:sz="4" w:space="4" w:color="BFBFBF"/>
-          <w:left w:val="single" w:sz="4" w:space="4" w:color="BFBFBF"/>
-          <w:bottom w:val="single" w:sz="4" w:space="4" w:color="BFBFBF"/>
-          <w:right w:val="single" w:sz="4" w:space="4" w:color="BFBFBF"/>
-        </w:pBdr>
-      </w:pPr>
-      <w:r>
-        <w:drawing>
-          <wp:inline xmlns:a="http://schemas.openxmlformats.org/drawingml/2006/main" xmlns:pic="http://schemas.openxmlformats.org/drawingml/2006/picture">
-            <wp:extent cx="5220000" cy="5097656"/>
-            <wp:docPr id="4" name="Picture 4"/>
-            <wp:cNvGraphicFramePr>
-              <a:graphicFrameLocks noChangeAspect="1"/>
-            </wp:cNvGraphicFramePr>
-            <a:graphic>
-              <a:graphicData uri="http://schemas.openxmlformats.org/drawingml/2006/picture">
-                <pic:pic>
-                  <pic:nvPicPr>
-                    <pic:cNvPr id="0" name="S4-register.png"/>
-                    <pic:cNvPicPr/>
-                  </pic:nvPicPr>
-                  <pic:blipFill>
-                    <a:blip r:embed="rId13"/>
-                    <a:stretch>
-                      <a:fillRect/>
-                    </a:stretch>
-                  </pic:blipFill>
-                  <pic:spPr>
-                    <a:xfrm>
-                      <a:off x="0" y="0"/>
-                      <a:ext cx="5220000" cy="5097656"/>
-                    </a:xfrm>
-                    <a:prstGeom prst="rect"/>
-                  </pic:spPr>
-                </pic:pic>
-              </a:graphicData>
-            </a:graphic>
-          </wp:inline>
-        </w:drawing>
-      </w:r>
-    </w:p>
-    <w:p>
-      <w:pPr>
-        <w:spacing w:after="200" w:line="240" w:lineRule="auto"/>
-        <w:jc w:val="center"/>
-      </w:pPr>
-      <w:r>
-        <w:rPr>
-          <w:rFonts w:ascii="Arial" w:hAnsi="Arial" w:cs="Arial" w:eastAsia="Microsoft YaHei"/>
-          <w:i/>
-          <w:sz w:val="18"/>
-        </w:rPr>
-        <w:t>Figure 4 - S4: Register</w:t>
-      </w:r>
-    </w:p>
-    <w:p>
-      <w:pPr>
-        <w:spacing w:after="80"/>
-      </w:pPr>
-      <w:r>
-        <w:rPr>
-          <w:rFonts w:ascii="Arial" w:hAnsi="Arial" w:cs="Arial" w:eastAsia="Microsoft YaHei"/>
-          <w:i w:val="0"/>
-          <w:sz w:val="24"/>
-        </w:rPr>
-        <w:t>Graphics: two columns - the event on the left, the form on the right. Text: 'Your details', then first name, last name, email, contact phone, number of tickets, date of registration and optional notes; a live 'Total: $X'; the 'Complete registration' button. On success the form is replaced by 'You are registered'. Media: none - the total is computed from tickets times price. Navigation: in from S3 carrying eventId in the query string; after booking, back to S3.</w:t>
-      </w:r>
-    </w:p>
-    <w:p>
-      <w:pPr>
-        <w:spacing w:after="200"/>
-      </w:pPr>
-      <w:r>
-        <w:rPr>
-          <w:rFonts w:ascii="Arial" w:hAnsi="Arial" w:cs="Arial" w:eastAsia="Microsoft YaHei"/>
-          <w:i/>
-          <w:sz w:val="24"/>
-        </w:rPr>
-        <w:t>Note: Drawing this screen changed it: a single column became two, because a visitor needs to see the event while filling in the form, not afterwards.</w:t>
-      </w:r>
-    </w:p>
-    <w:p>
-      <w:pPr>
-        <w:keepNext/>
-        <w:spacing w:before="160" w:after="40" w:line="240" w:lineRule="auto"/>
-        <w:jc w:val="center"/>
-        <w:pBdr>
-          <w:top w:val="single" w:sz="4" w:space="4" w:color="BFBFBF"/>
-          <w:left w:val="single" w:sz="4" w:space="4" w:color="BFBFBF"/>
-          <w:bottom w:val="single" w:sz="4" w:space="4" w:color="BFBFBF"/>
-          <w:right w:val="single" w:sz="4" w:space="4" w:color="BFBFBF"/>
-        </w:pBdr>
-      </w:pPr>
-      <w:r>
-        <w:drawing>
-          <wp:inline xmlns:a="http://schemas.openxmlformats.org/drawingml/2006/main" xmlns:pic="http://schemas.openxmlformats.org/drawingml/2006/picture">
-            <wp:extent cx="5220000" cy="5097656"/>
-            <wp:docPr id="5" name="Picture 5"/>
-            <wp:cNvGraphicFramePr>
-              <a:graphicFrameLocks noChangeAspect="1"/>
-            </wp:cNvGraphicFramePr>
-            <a:graphic>
-              <a:graphicData uri="http://schemas.openxmlformats.org/drawingml/2006/picture">
-                <pic:pic>
-                  <pic:nvPicPr>
-                    <pic:cNvPr id="0" name="S5-admin-list.png"/>
-                    <pic:cNvPicPr/>
-                  </pic:nvPicPr>
-                  <pic:blipFill>
-                    <a:blip r:embed="rId14"/>
-                    <a:stretch>
-                      <a:fillRect/>
-                    </a:stretch>
-                  </pic:blipFill>
-                  <pic:spPr>
-                    <a:xfrm>
-                      <a:off x="0" y="0"/>
-                      <a:ext cx="5220000" cy="5097656"/>
-                    </a:xfrm>
-                    <a:prstGeom prst="rect"/>
-                  </pic:spPr>
-                </pic:pic>
-              </a:graphicData>
-            </a:graphic>
-          </wp:inline>
-        </w:drawing>
-      </w:r>
-    </w:p>
-    <w:p>
-      <w:pPr>
-        <w:spacing w:after="200" w:line="240" w:lineRule="auto"/>
-        <w:jc w:val="center"/>
-      </w:pPr>
-      <w:r>
-        <w:rPr>
-          <w:rFonts w:ascii="Arial" w:hAnsi="Arial" w:cs="Arial" w:eastAsia="Microsoft YaHei"/>
-          <w:i/>
-          <w:sz w:val="18"/>
-        </w:rPr>
-        <w:t>Figure 5 - S5: Staff - event list</w:t>
-      </w:r>
-    </w:p>
-    <w:p>
-      <w:pPr>
-        <w:spacing w:after="80"/>
-      </w:pPr>
-      <w:r>
-        <w:rPr>
-          <w:rFonts w:ascii="Arial" w:hAnsi="Arial" w:cs="Arial" w:eastAsia="Microsoft YaHei"/>
-          <w:i w:val="0"/>
-          <w:sz w:val="24"/>
-        </w:rPr>
-        <w:t>Graphics: a status filter strip above a table with an action column. Text: '+ New event', chips reading All 13 / Active 8 / Past 4 / Suspended 1, column headings ID / Event / Date / Location / Status / Ticket / Registrations / Actions, and Edit and Delete on each row. Media: status badges are coloured text. Navigation: in from the public menu; out to S6, S7, or the public site.</w:t>
-      </w:r>
-    </w:p>
-    <w:p>
-      <w:pPr>
-        <w:spacing w:after="200"/>
-      </w:pPr>
-      <w:r>
-        <w:rPr>
-          <w:rFonts w:ascii="Arial" w:hAnsi="Arial" w:cs="Arial" w:eastAsia="Microsoft YaHei"/>
-          <w:i/>
-          <w:sz w:val="24"/>
-        </w:rPr>
-        <w:t>Note: The counts live on the chips because 'how many are suspended?' is the first question staff ask, and they are counted from the rows actually on screen.</w:t>
-      </w:r>
-    </w:p>
-    <w:p>
-      <w:pPr>
-        <w:keepNext/>
-        <w:spacing w:before="160" w:after="40" w:line="240" w:lineRule="auto"/>
-        <w:jc w:val="center"/>
-        <w:pBdr>
-          <w:top w:val="single" w:sz="4" w:space="4" w:color="BFBFBF"/>
-          <w:left w:val="single" w:sz="4" w:space="4" w:color="BFBFBF"/>
-          <w:bottom w:val="single" w:sz="4" w:space="4" w:color="BFBFBF"/>
-          <w:right w:val="single" w:sz="4" w:space="4" w:color="BFBFBF"/>
-        </w:pBdr>
-      </w:pPr>
-      <w:r>
-        <w:drawing>
-          <wp:inline xmlns:a="http://schemas.openxmlformats.org/drawingml/2006/main" xmlns:pic="http://schemas.openxmlformats.org/drawingml/2006/picture">
-            <wp:extent cx="5220000" cy="5097656"/>
-            <wp:docPr id="6" name="Picture 6"/>
-            <wp:cNvGraphicFramePr>
-              <a:graphicFrameLocks noChangeAspect="1"/>
-            </wp:cNvGraphicFramePr>
-            <a:graphic>
-              <a:graphicData uri="http://schemas.openxmlformats.org/drawingml/2006/picture">
-                <pic:pic>
-                  <pic:nvPicPr>
-                    <pic:cNvPr id="0" name="S6-admin-new.png"/>
-                    <pic:cNvPicPr/>
-                  </pic:nvPicPr>
-                  <pic:blipFill>
-                    <a:blip r:embed="rId15"/>
-                    <a:stretch>
-                      <a:fillRect/>
-                    </a:stretch>
-                  </pic:blipFill>
-                  <pic:spPr>
-                    <a:xfrm>
-                      <a:off x="0" y="0"/>
-                      <a:ext cx="5220000" cy="5097656"/>
-                    </a:xfrm>
-                    <a:prstGeom prst="rect"/>
-                  </pic:spPr>
-                </pic:pic>
-              </a:graphicData>
-            </a:graphic>
-          </wp:inline>
-        </w:drawing>
-      </w:r>
-    </w:p>
-    <w:p>
-      <w:pPr>
-        <w:spacing w:after="200" w:line="240" w:lineRule="auto"/>
-        <w:jc w:val="center"/>
-      </w:pPr>
-      <w:r>
-        <w:rPr>
-          <w:rFonts w:ascii="Arial" w:hAnsi="Arial" w:cs="Arial" w:eastAsia="Microsoft YaHei"/>
-          <w:i/>
-          <w:sz w:val="18"/>
-        </w:rPr>
-        <w:t>Figure 6 - S6: Staff - new event</w:t>
-      </w:r>
-    </w:p>
-    <w:p>
-      <w:pPr>
-        <w:spacing w:after="80"/>
-      </w:pPr>
-      <w:r>
-        <w:rPr>
-          <w:rFonts w:ascii="Arial" w:hAnsi="Arial" w:cs="Arial" w:eastAsia="Microsoft YaHei"/>
-          <w:i w:val="0"/>
-          <w:sz w:val="24"/>
-        </w:rPr>
-        <w:t>Graphics: one long form in three groups, ending with a separate Venue coordinates group. Text: required fields marked with an asterisk, and the note 'Used by the Open-Meteo forecast on the event page. Leave blank if unknown.' Media: the two dropdowns are filled from the same lists the public site shows. Navigation: in from S5; Save or Cancel returns to S5.</w:t>
-      </w:r>
-    </w:p>
-    <w:p>
-      <w:pPr>
-        <w:spacing w:after="200"/>
-      </w:pPr>
-      <w:r>
-        <w:rPr>
-          <w:rFonts w:ascii="Arial" w:hAnsi="Arial" w:cs="Arial" w:eastAsia="Microsoft YaHei"/>
-          <w:i/>
-          <w:sz w:val="24"/>
-        </w:rPr>
-        <w:t>Note: Create and edit share one form component, so the two field sets cannot drift apart.</w:t>
-      </w:r>
-    </w:p>
-    <w:p>
-      <w:pPr>
-        <w:keepNext/>
-        <w:spacing w:before="160" w:after="40" w:line="240" w:lineRule="auto"/>
-        <w:jc w:val="center"/>
-        <w:pBdr>
-          <w:top w:val="single" w:sz="4" w:space="4" w:color="BFBFBF"/>
-          <w:left w:val="single" w:sz="4" w:space="4" w:color="BFBFBF"/>
-          <w:bottom w:val="single" w:sz="4" w:space="4" w:color="BFBFBF"/>
-          <w:right w:val="single" w:sz="4" w:space="4" w:color="BFBFBF"/>
-        </w:pBdr>
-      </w:pPr>
-      <w:r>
-        <w:drawing>
-          <wp:inline xmlns:a="http://schemas.openxmlformats.org/drawingml/2006/main" xmlns:pic="http://schemas.openxmlformats.org/drawingml/2006/picture">
-            <wp:extent cx="5220000" cy="5097656"/>
-            <wp:docPr id="7" name="Picture 7"/>
-            <wp:cNvGraphicFramePr>
-              <a:graphicFrameLocks noChangeAspect="1"/>
-            </wp:cNvGraphicFramePr>
-            <a:graphic>
-              <a:graphicData uri="http://schemas.openxmlformats.org/drawingml/2006/picture">
-                <pic:pic>
-                  <pic:nvPicPr>
-                    <pic:cNvPr id="0" name="S7-admin-edit.png"/>
-                    <pic:cNvPicPr/>
-                  </pic:nvPicPr>
-                  <pic:blipFill>
-                    <a:blip r:embed="rId16"/>
-                    <a:stretch>
-                      <a:fillRect/>
-                    </a:stretch>
-                  </pic:blipFill>
-                  <pic:spPr>
-                    <a:xfrm>
-                      <a:off x="0" y="0"/>
-                      <a:ext cx="5220000" cy="5097656"/>
-                    </a:xfrm>
-                    <a:prstGeom prst="rect"/>
-                  </pic:spPr>
-                </pic:pic>
-              </a:graphicData>
-            </a:graphic>
-          </wp:inline>
-        </w:drawing>
-      </w:r>
-    </w:p>
-    <w:p>
-      <w:pPr>
-        <w:spacing w:after="200" w:line="240" w:lineRule="auto"/>
-        <w:jc w:val="center"/>
-      </w:pPr>
-      <w:r>
-        <w:rPr>
-          <w:rFonts w:ascii="Arial" w:hAnsi="Arial" w:cs="Arial" w:eastAsia="Microsoft YaHei"/>
-          <w:i/>
-          <w:sz w:val="18"/>
-        </w:rPr>
-        <w:t>Figure 7 - S7: Staff - edit event</w:t>
-      </w:r>
-    </w:p>
-    <w:p>
-      <w:pPr>
-        <w:spacing w:after="80"/>
-      </w:pPr>
-      <w:r>
-        <w:rPr>
-          <w:rFonts w:ascii="Arial" w:hAnsi="Arial" w:cs="Arial" w:eastAsia="Microsoft YaHei"/>
-          <w:i w:val="0"/>
-          <w:sz w:val="24"/>
-        </w:rPr>
-        <w:t>Graphics: the same form, pre-filled, with the registration list underneath. Text: the booking count and total tickets, then each booking with name, email, phone and date, and the sentence 'Because registrations exist, this event cannot be deleted - suspend it instead.' Media: none beyond the data. Navigation: in from S5; Save or Cancel returns to S5.</w:t>
-      </w:r>
-    </w:p>
-    <w:p>
-      <w:pPr>
-        <w:spacing w:after="200"/>
-      </w:pPr>
-      <w:r>
-        <w:rPr>
-          <w:rFonts w:ascii="Arial" w:hAnsi="Arial" w:cs="Arial" w:eastAsia="Microsoft YaHei"/>
-          <w:i/>
-          <w:sz w:val="24"/>
-        </w:rPr>
-        <w:t>Note: This is where drawing the screens changed the design again: the delete rule moved out of a help page and onto this screen, where it is read at the moment it matters.</w:t>
-      </w:r>
-    </w:p>
-    <w:p>
-      <w:pPr>
-        <w:spacing w:after="160"/>
-      </w:pPr>
-      <w:r>
-        <w:rPr>
-          <w:rFonts w:ascii="Arial" w:hAnsi="Arial" w:cs="Arial" w:eastAsia="Microsoft YaHei"/>
-          <w:i w:val="0"/>
-          <w:sz w:val="24"/>
-        </w:rPr>
-        <w:t>Writing the TEXT frame also caught a wording problem before any code existed: the first draft of the register page said 'Purchase tickets' while several events are free. Drawing the screen made that inconsistency visible in a way that reading the requirements had not.</w:t>
-      </w:r>
     </w:p>
     <w:p>
       <w:pPr>
@@ -5261,6 +8856,7 @@
             <w:r>
               <w:rPr>
                 <w:rFonts w:ascii="Arial" w:hAnsi="Arial" w:cs="Arial" w:eastAsia="Microsoft YaHei"/>
+                <w:b w:val="0"/>
                 <w:sz w:val="19"/>
               </w:rPr>
               <w:t>Public site</w:t>
@@ -5279,6 +8875,7 @@
             <w:r>
               <w:rPr>
                 <w:rFonts w:ascii="Arial" w:hAnsi="Arial" w:cs="Arial" w:eastAsia="Microsoft YaHei"/>
+                <w:b w:val="0"/>
                 <w:sz w:val="19"/>
               </w:rPr>
               <w:t>https://24831941.it.scu.edu.au/</w:t>
@@ -5297,6 +8894,7 @@
             <w:r>
               <w:rPr>
                 <w:rFonts w:ascii="Arial" w:hAnsi="Arial" w:cs="Arial" w:eastAsia="Microsoft YaHei"/>
+                <w:b w:val="0"/>
                 <w:sz w:val="19"/>
               </w:rPr>
               <w:t>https://24832054.it.scu.edu.au/</w:t>
@@ -5317,6 +8915,7 @@
             <w:r>
               <w:rPr>
                 <w:rFonts w:ascii="Arial" w:hAnsi="Arial" w:cs="Arial" w:eastAsia="Microsoft YaHei"/>
+                <w:b w:val="0"/>
                 <w:sz w:val="19"/>
               </w:rPr>
               <w:t>Admin site</w:t>
@@ -5335,6 +8934,7 @@
             <w:r>
               <w:rPr>
                 <w:rFonts w:ascii="Arial" w:hAnsi="Arial" w:cs="Arial" w:eastAsia="Microsoft YaHei"/>
+                <w:b w:val="0"/>
                 <w:sz w:val="19"/>
               </w:rPr>
               <w:t>https://24831941.it.scu.edu.au/admin/</w:t>
@@ -5353,6 +8953,7 @@
             <w:r>
               <w:rPr>
                 <w:rFonts w:ascii="Arial" w:hAnsi="Arial" w:cs="Arial" w:eastAsia="Microsoft YaHei"/>
+                <w:b w:val="0"/>
                 <w:sz w:val="19"/>
               </w:rPr>
               <w:t>https://24832054.it.scu.edu.au/admin/</w:t>
@@ -5373,6 +8974,7 @@
             <w:r>
               <w:rPr>
                 <w:rFonts w:ascii="Arial" w:hAnsi="Arial" w:cs="Arial" w:eastAsia="Microsoft YaHei"/>
+                <w:b w:val="0"/>
                 <w:sz w:val="19"/>
               </w:rPr>
               <w:t>API health</w:t>
@@ -5391,6 +8993,7 @@
             <w:r>
               <w:rPr>
                 <w:rFonts w:ascii="Arial" w:hAnsi="Arial" w:cs="Arial" w:eastAsia="Microsoft YaHei"/>
+                <w:b w:val="0"/>
                 <w:sz w:val="19"/>
               </w:rPr>
               <w:t>https://24831941.it.scu.edu.au/api/health</w:t>
@@ -5409,6 +9012,7 @@
             <w:r>
               <w:rPr>
                 <w:rFonts w:ascii="Arial" w:hAnsi="Arial" w:cs="Arial" w:eastAsia="Microsoft YaHei"/>
+                <w:b w:val="0"/>
                 <w:sz w:val="19"/>
               </w:rPr>
               <w:t>https://24832054.it.scu.edu.au/api/health</w:t>
@@ -5429,6 +9033,7 @@
             <w:r>
               <w:rPr>
                 <w:rFonts w:ascii="Arial" w:hAnsi="Arial" w:cs="Arial" w:eastAsia="Microsoft YaHei"/>
+                <w:b w:val="0"/>
                 <w:sz w:val="19"/>
               </w:rPr>
               <w:t>Database</w:t>
@@ -5447,6 +9052,7 @@
             <w:r>
               <w:rPr>
                 <w:rFonts w:ascii="Arial" w:hAnsi="Arial" w:cs="Arial" w:eastAsia="Microsoft YaHei"/>
+                <w:b w:val="0"/>
                 <w:sz w:val="19"/>
               </w:rPr>
               <w:t>jbao14_charityevents</w:t>
@@ -5465,6 +9071,7 @@
             <w:r>
               <w:rPr>
                 <w:rFonts w:ascii="Arial" w:hAnsi="Arial" w:cs="Arial" w:eastAsia="Microsoft YaHei"/>
+                <w:b w:val="0"/>
                 <w:sz w:val="19"/>
               </w:rPr>
               <w:t>cgao15_charityevents</w:t>
@@ -5741,6 +9348,7 @@
             <w:r>
               <w:rPr>
                 <w:rFonts w:ascii="Arial" w:hAnsi="Arial" w:cs="Arial" w:eastAsia="Microsoft YaHei"/>
+                <w:b w:val="0"/>
                 <w:sz w:val="19"/>
               </w:rPr>
               <w:t>1. Database</w:t>
@@ -5759,6 +9367,7 @@
             <w:r>
               <w:rPr>
                 <w:rFonts w:ascii="Arial" w:hAnsi="Arial" w:cs="Arial" w:eastAsia="Microsoft YaHei"/>
+                <w:b w:val="0"/>
                 <w:sz w:val="19"/>
               </w:rPr>
               <w:t>Registrations table, venue coordinates, sample data</w:t>
@@ -5777,6 +9386,7 @@
             <w:r>
               <w:rPr>
                 <w:rFonts w:ascii="Arial" w:hAnsi="Arial" w:cs="Arial" w:eastAsia="Microsoft YaHei"/>
+                <w:b w:val="0"/>
                 <w:sz w:val="19"/>
               </w:rPr>
               <w:t>Reviewed the schema; booking-date rule</w:t>
@@ -5797,6 +9407,7 @@
             <w:r>
               <w:rPr>
                 <w:rFonts w:ascii="Arial" w:hAnsi="Arial" w:cs="Arial" w:eastAsia="Microsoft YaHei"/>
+                <w:b w:val="0"/>
                 <w:sz w:val="19"/>
               </w:rPr>
               <w:t>2. REST API</w:t>
@@ -5815,6 +9426,7 @@
             <w:r>
               <w:rPr>
                 <w:rFonts w:ascii="Arial" w:hAnsi="Arial" w:cs="Arial" w:eastAsia="Microsoft YaHei"/>
+                <w:b w:val="0"/>
                 <w:sz w:val="19"/>
               </w:rPr>
               <w:t>Event CRUD, connection pool, shared validation, delete rule</w:t>
@@ -5833,6 +9445,7 @@
             <w:r>
               <w:rPr>
                 <w:rFonts w:ascii="Arial" w:hAnsi="Arial" w:cs="Arial" w:eastAsia="Microsoft YaHei"/>
+                <w:b w:val="0"/>
                 <w:sz w:val="19"/>
               </w:rPr>
               <w:t>Registration endpoint, weather proxy, categories and organisations</w:t>
@@ -5853,6 +9466,7 @@
             <w:r>
               <w:rPr>
                 <w:rFonts w:ascii="Arial" w:hAnsi="Arial" w:cs="Arial" w:eastAsia="Microsoft YaHei"/>
+                <w:b w:val="0"/>
                 <w:sz w:val="19"/>
               </w:rPr>
               <w:t>3. Public site</w:t>
@@ -5871,6 +9485,7 @@
             <w:r>
               <w:rPr>
                 <w:rFonts w:ascii="Arial" w:hAnsi="Arial" w:cs="Arial" w:eastAsia="Microsoft YaHei"/>
+                <w:b w:val="0"/>
                 <w:sz w:val="19"/>
               </w:rPr>
               <w:t>Angular shell and data layer, Home, Search</w:t>
@@ -5889,6 +9504,7 @@
             <w:r>
               <w:rPr>
                 <w:rFonts w:ascii="Arial" w:hAnsi="Arial" w:cs="Arial" w:eastAsia="Microsoft YaHei"/>
+                <w:b w:val="0"/>
                 <w:sz w:val="19"/>
               </w:rPr>
               <w:t>Event details, Register page, weather panel</w:t>
@@ -5909,6 +9525,7 @@
             <w:r>
               <w:rPr>
                 <w:rFonts w:ascii="Arial" w:hAnsi="Arial" w:cs="Arial" w:eastAsia="Microsoft YaHei"/>
+                <w:b w:val="0"/>
                 <w:sz w:val="19"/>
               </w:rPr>
               <w:t>4. Staff site</w:t>
@@ -5927,6 +9544,7 @@
             <w:r>
               <w:rPr>
                 <w:rFonts w:ascii="Arial" w:hAnsi="Arial" w:cs="Arial" w:eastAsia="Microsoft YaHei"/>
+                <w:b w:val="0"/>
                 <w:sz w:val="19"/>
               </w:rPr>
               <w:t>Event list, delete flow</w:t>
@@ -5945,6 +9563,7 @@
             <w:r>
               <w:rPr>
                 <w:rFonts w:ascii="Arial" w:hAnsi="Arial" w:cs="Arial" w:eastAsia="Microsoft YaHei"/>
+                <w:b w:val="0"/>
                 <w:sz w:val="19"/>
               </w:rPr>
               <w:t>New and edit screens, shared form component</w:t>
@@ -5965,6 +9584,7 @@
             <w:r>
               <w:rPr>
                 <w:rFonts w:ascii="Arial" w:hAnsi="Arial" w:cs="Arial" w:eastAsia="Microsoft YaHei"/>
+                <w:b w:val="0"/>
                 <w:sz w:val="19"/>
               </w:rPr>
               <w:t>5. Deployment</w:t>
@@ -5983,6 +9603,7 @@
             <w:r>
               <w:rPr>
                 <w:rFonts w:ascii="Arial" w:hAnsi="Arial" w:cs="Arial" w:eastAsia="Microsoft YaHei"/>
+                <w:b w:val="0"/>
                 <w:sz w:val="19"/>
               </w:rPr>
               <w:t>Its own cPanel; wrote the deployment guide</w:t>
@@ -6001,6 +9622,7 @@
             <w:r>
               <w:rPr>
                 <w:rFonts w:ascii="Arial" w:hAnsi="Arial" w:cs="Arial" w:eastAsia="Microsoft YaHei"/>
+                <w:b w:val="0"/>
                 <w:sz w:val="19"/>
               </w:rPr>
               <w:t>Its own cPanel; followed and corrected the guide</w:t>
@@ -6021,6 +9643,7 @@
             <w:r>
               <w:rPr>
                 <w:rFonts w:ascii="Arial" w:hAnsi="Arial" w:cs="Arial" w:eastAsia="Microsoft YaHei"/>
+                <w:b w:val="0"/>
                 <w:sz w:val="19"/>
               </w:rPr>
               <w:t>Docs and testing</w:t>
@@ -6039,6 +9662,7 @@
             <w:r>
               <w:rPr>
                 <w:rFonts w:ascii="Arial" w:hAnsi="Arial" w:cs="Arial" w:eastAsia="Microsoft YaHei"/>
+                <w:b w:val="0"/>
                 <w:sz w:val="19"/>
               </w:rPr>
               <w:t>README, deployment notes, video plan, GenAI declaration</w:t>
@@ -6057,6 +9681,7 @@
             <w:r>
               <w:rPr>
                 <w:rFonts w:ascii="Arial" w:hAnsi="Arial" w:cs="Arial" w:eastAsia="Microsoft YaHei"/>
+                <w:b w:val="0"/>
                 <w:sz w:val="19"/>
               </w:rPr>
               <w:t>Postman collection with assertions, code comments</w:t>
@@ -6406,6 +10031,7 @@
             <w:r>
               <w:rPr>
                 <w:rFonts w:ascii="Arial" w:hAnsi="Arial" w:cs="Arial" w:eastAsia="Microsoft YaHei"/>
+                <w:b w:val="0"/>
                 <w:sz w:val="19"/>
               </w:rPr>
               <w:t>Brainstorming</w:t>
@@ -6424,6 +10050,7 @@
             <w:r>
               <w:rPr>
                 <w:rFonts w:ascii="Arial" w:hAnsi="Arial" w:cs="Arial" w:eastAsia="Microsoft YaHei"/>
+                <w:b w:val="0"/>
                 <w:sz w:val="19"/>
               </w:rPr>
               <w:t>Candidate table shapes for registrations; the list of endpoints to consider</w:t>
@@ -6442,6 +10069,7 @@
             <w:r>
               <w:rPr>
                 <w:rFonts w:ascii="Arial" w:hAnsi="Arial" w:cs="Arial" w:eastAsia="Microsoft YaHei"/>
+                <w:b w:val="0"/>
                 <w:sz w:val="19"/>
               </w:rPr>
               <w:t>Chose UNIQUE (event_id, email); rejected a separate attendee table; chose 409 over 400</w:t>
@@ -6462,6 +10090,7 @@
             <w:r>
               <w:rPr>
                 <w:rFonts w:ascii="Arial" w:hAnsi="Arial" w:cs="Arial" w:eastAsia="Microsoft YaHei"/>
+                <w:b w:val="0"/>
                 <w:sz w:val="19"/>
               </w:rPr>
               <w:t>Code review</w:t>
@@ -6480,6 +10109,7 @@
             <w:r>
               <w:rPr>
                 <w:rFonts w:ascii="Arial" w:hAnsi="Arial" w:cs="Arial" w:eastAsia="Microsoft YaHei"/>
+                <w:b w:val="0"/>
                 <w:sz w:val="19"/>
               </w:rPr>
               <w:t>Pointed out that toISOString() returns a UTC date and shifts the calendar day; that the delete check and the delete itself must not be separated by other work</w:t>
@@ -6498,6 +10128,7 @@
             <w:r>
               <w:rPr>
                 <w:rFonts w:ascii="Arial" w:hAnsi="Arial" w:cs="Arial" w:eastAsia="Microsoft YaHei"/>
+                <w:b w:val="0"/>
                 <w:sz w:val="19"/>
               </w:rPr>
               <w:t>Reproduced both, wrote the fixes, tested them against the live API</w:t>
@@ -6518,6 +10149,7 @@
             <w:r>
               <w:rPr>
                 <w:rFonts w:ascii="Arial" w:hAnsi="Arial" w:cs="Arial" w:eastAsia="Microsoft YaHei"/>
+                <w:b w:val="0"/>
                 <w:sz w:val="19"/>
               </w:rPr>
               <w:t>Writing support</w:t>
@@ -6536,6 +10168,7 @@
             <w:r>
               <w:rPr>
                 <w:rFonts w:ascii="Arial" w:hAnsi="Arial" w:cs="Arial" w:eastAsia="Microsoft YaHei"/>
+                <w:b w:val="0"/>
                 <w:sz w:val="19"/>
               </w:rPr>
               <w:t>Grammar and clarity in comments and documentation; table formatting</w:t>
@@ -6554,6 +10187,7 @@
             <w:r>
               <w:rPr>
                 <w:rFonts w:ascii="Arial" w:hAnsi="Arial" w:cs="Arial" w:eastAsia="Microsoft YaHei"/>
+                <w:b w:val="0"/>
                 <w:sz w:val="19"/>
               </w:rPr>
               <w:t>All design decisions, all final wording, and the structure of the code</w:t>
@@ -6574,6 +10208,7 @@
             <w:r>
               <w:rPr>
                 <w:rFonts w:ascii="Arial" w:hAnsi="Arial" w:cs="Arial" w:eastAsia="Microsoft YaHei"/>
+                <w:b w:val="0"/>
                 <w:sz w:val="19"/>
               </w:rPr>
               <w:t>Debugging</w:t>
@@ -6592,6 +10227,7 @@
             <w:r>
               <w:rPr>
                 <w:rFonts w:ascii="Arial" w:hAnsi="Arial" w:cs="Arial" w:eastAsia="Microsoft YaHei"/>
+                <w:b w:val="0"/>
                 <w:sz w:val="19"/>
               </w:rPr>
               <w:t>Suggested character-set causes to rule out during the emoji investigation</w:t>
@@ -6610,6 +10246,7 @@
             <w:r>
               <w:rPr>
                 <w:rFonts w:ascii="Arial" w:hAnsi="Arial" w:cs="Arial" w:eastAsia="Microsoft YaHei"/>
+                <w:b w:val="0"/>
                 <w:sz w:val="19"/>
               </w:rPr>
               <w:t>Ran the experiments that eliminated the first two explanations and identified the real one</w:t>
@@ -6732,6 +10369,7 @@
             <w:r>
               <w:rPr>
                 <w:rFonts w:ascii="Arial" w:hAnsi="Arial" w:cs="Arial" w:eastAsia="Microsoft YaHei"/>
+                <w:b w:val="0"/>
                 <w:sz w:val="19"/>
               </w:rPr>
               <w:t>New table related to events, with keys</w:t>
@@ -6750,6 +10388,7 @@
             <w:r>
               <w:rPr>
                 <w:rFonts w:ascii="Arial" w:hAnsi="Arial" w:cs="Arial" w:eastAsia="Microsoft YaHei"/>
+                <w:b w:val="0"/>
                 <w:sz w:val="19"/>
               </w:rPr>
               <w:t>database/charityevents-db.sql - registrations, fk_registration_event, uq_registration_event_email</w:t>
@@ -6770,6 +10409,7 @@
             <w:r>
               <w:rPr>
                 <w:rFonts w:ascii="Arial" w:hAnsi="Arial" w:cs="Arial" w:eastAsia="Microsoft YaHei"/>
+                <w:b w:val="0"/>
                 <w:sz w:val="19"/>
               </w:rPr>
               <w:t>At least 10 registrations</w:t>
@@ -6788,6 +10428,7 @@
             <w:r>
               <w:rPr>
                 <w:rFonts w:ascii="Arial" w:hAnsi="Arial" w:cs="Arial" w:eastAsia="Microsoft YaHei"/>
+                <w:b w:val="0"/>
                 <w:sz w:val="19"/>
               </w:rPr>
               <w:t>16 rows across 5 events in the same SQL file</w:t>
@@ -6808,6 +10449,7 @@
             <w:r>
               <w:rPr>
                 <w:rFonts w:ascii="Arial" w:hAnsi="Arial" w:cs="Arial" w:eastAsia="Microsoft YaHei"/>
+                <w:b w:val="0"/>
                 <w:sz w:val="19"/>
               </w:rPr>
               <w:t>event_db.js updated</w:t>
@@ -6826,6 +10468,7 @@
             <w:r>
               <w:rPr>
                 <w:rFonts w:ascii="Arial" w:hAnsi="Arial" w:cs="Arial" w:eastAsia="Microsoft YaHei"/>
+                <w:b w:val="0"/>
                 <w:sz w:val="19"/>
               </w:rPr>
               <w:t>api/event_db.js - pool with utf8mb4, transactional helper</w:t>
@@ -6846,6 +10489,7 @@
             <w:r>
               <w:rPr>
                 <w:rFonts w:ascii="Arial" w:hAnsi="Arial" w:cs="Arial" w:eastAsia="Microsoft YaHei"/>
+                <w:b w:val="0"/>
                 <w:sz w:val="19"/>
               </w:rPr>
               <w:t>Endpoint returning an event with its registrations</w:t>
@@ -6864,6 +10508,7 @@
             <w:r>
               <w:rPr>
                 <w:rFonts w:ascii="Arial" w:hAnsi="Arial" w:cs="Arial" w:eastAsia="Microsoft YaHei"/>
+                <w:b w:val="0"/>
                 <w:sz w:val="19"/>
               </w:rPr>
               <w:t>GET /api/events/:id - api/routes/events.js</w:t>
@@ -6884,6 +10529,7 @@
             <w:r>
               <w:rPr>
                 <w:rFonts w:ascii="Arial" w:hAnsi="Arial" w:cs="Arial" w:eastAsia="Microsoft YaHei"/>
+                <w:b w:val="0"/>
                 <w:sz w:val="19"/>
               </w:rPr>
               <w:t>Insert, update and delete endpoints</w:t>
@@ -6902,6 +10548,7 @@
             <w:r>
               <w:rPr>
                 <w:rFonts w:ascii="Arial" w:hAnsi="Arial" w:cs="Arial" w:eastAsia="Microsoft YaHei"/>
+                <w:b w:val="0"/>
                 <w:sz w:val="19"/>
               </w:rPr>
               <w:t>POST /api/events, PUT /api/events/:id, DELETE /api/events/:id</w:t>
@@ -6922,6 +10569,7 @@
             <w:r>
               <w:rPr>
                 <w:rFonts w:ascii="Arial" w:hAnsi="Arial" w:cs="Arial" w:eastAsia="Microsoft YaHei"/>
+                <w:b w:val="0"/>
                 <w:sz w:val="19"/>
               </w:rPr>
               <w:t>Delete blocked when bookings exist</w:t>
@@ -6940,6 +10588,7 @@
             <w:r>
               <w:rPr>
                 <w:rFonts w:ascii="Arial" w:hAnsi="Arial" w:cs="Arial" w:eastAsia="Microsoft YaHei"/>
+                <w:b w:val="0"/>
                 <w:sz w:val="19"/>
               </w:rPr>
               <w:t>409 response plus ON DELETE RESTRICT in the schema</w:t>
@@ -6960,6 +10609,7 @@
             <w:r>
               <w:rPr>
                 <w:rFonts w:ascii="Arial" w:hAnsi="Arial" w:cs="Arial" w:eastAsia="Microsoft YaHei"/>
+                <w:b w:val="0"/>
                 <w:sz w:val="19"/>
               </w:rPr>
               <w:t>Registration page with validation and confirmation</w:t>
@@ -6978,6 +10628,7 @@
             <w:r>
               <w:rPr>
                 <w:rFonts w:ascii="Arial" w:hAnsi="Arial" w:cs="Arial" w:eastAsia="Microsoft YaHei"/>
+                <w:b w:val="0"/>
                 <w:sz w:val="19"/>
               </w:rPr>
               <w:t>clientside/src/app/pages/register/</w:t>
@@ -6998,6 +10649,7 @@
             <w:r>
               <w:rPr>
                 <w:rFonts w:ascii="Arial" w:hAnsi="Arial" w:cs="Arial" w:eastAsia="Microsoft YaHei"/>
+                <w:b w:val="0"/>
                 <w:sz w:val="19"/>
               </w:rPr>
               <w:t>Event page lists bookings, newest first</w:t>
@@ -7016,6 +10668,7 @@
             <w:r>
               <w:rPr>
                 <w:rFonts w:ascii="Arial" w:hAnsi="Arial" w:cs="Arial" w:eastAsia="Microsoft YaHei"/>
+                <w:b w:val="0"/>
                 <w:sz w:val="19"/>
               </w:rPr>
               <w:t>clientside/src/app/pages/event-detail/, ORDER BY registration_date DESC, registration_id DESC</w:t>
@@ -7036,6 +10689,7 @@
             <w:r>
               <w:rPr>
                 <w:rFonts w:ascii="Arial" w:hAnsi="Arial" w:cs="Arial" w:eastAsia="Microsoft YaHei"/>
+                <w:b w:val="0"/>
                 <w:sz w:val="19"/>
               </w:rPr>
               <w:t>Register button links to the registration page</w:t>
@@ -7054,6 +10708,7 @@
             <w:r>
               <w:rPr>
                 <w:rFonts w:ascii="Arial" w:hAnsi="Arial" w:cs="Arial" w:eastAsia="Microsoft YaHei"/>
+                <w:b w:val="0"/>
                 <w:sz w:val="19"/>
               </w:rPr>
               <w:t>Router link to /register?eventId= in event-detail.html</w:t>
@@ -7074,6 +10729,7 @@
             <w:r>
               <w:rPr>
                 <w:rFonts w:ascii="Arial" w:hAnsi="Arial" w:cs="Arial" w:eastAsia="Microsoft YaHei"/>
+                <w:b w:val="0"/>
                 <w:sz w:val="19"/>
               </w:rPr>
               <w:t>Admin list of all events regardless of status</w:t>
@@ -7092,6 +10748,7 @@
             <w:r>
               <w:rPr>
                 <w:rFonts w:ascii="Arial" w:hAnsi="Arial" w:cs="Arial" w:eastAsia="Microsoft YaHei"/>
+                <w:b w:val="0"/>
                 <w:sz w:val="19"/>
               </w:rPr>
               <w:t>adminside/src/app/pages/event-list/ with ?status=all</w:t>
@@ -7112,6 +10769,7 @@
             <w:r>
               <w:rPr>
                 <w:rFonts w:ascii="Arial" w:hAnsi="Arial" w:cs="Arial" w:eastAsia="Microsoft YaHei"/>
+                <w:b w:val="0"/>
                 <w:sz w:val="19"/>
               </w:rPr>
               <w:t>Admin create, update, delete with feedback</w:t>
@@ -7130,6 +10788,7 @@
             <w:r>
               <w:rPr>
                 <w:rFonts w:ascii="Arial" w:hAnsi="Arial" w:cs="Arial" w:eastAsia="Microsoft YaHei"/>
+                <w:b w:val="0"/>
                 <w:sz w:val="19"/>
               </w:rPr>
               <w:t>event-new, event-edit, event-list</w:t>
@@ -7150,6 +10809,7 @@
             <w:r>
               <w:rPr>
                 <w:rFonts w:ascii="Arial" w:hAnsi="Arial" w:cs="Arial" w:eastAsia="Microsoft YaHei"/>
+                <w:b w:val="0"/>
                 <w:sz w:val="19"/>
               </w:rPr>
               <w:t>Navigation on every page</w:t>
@@ -7168,6 +10828,7 @@
             <w:r>
               <w:rPr>
                 <w:rFonts w:ascii="Arial" w:hAnsi="Arial" w:cs="Arial" w:eastAsia="Microsoft YaHei"/>
+                <w:b w:val="0"/>
                 <w:sz w:val="19"/>
               </w:rPr>
               <w:t>adminside/src/app/app.html - shell component</w:t>
@@ -7188,6 +10849,7 @@
             <w:r>
               <w:rPr>
                 <w:rFonts w:ascii="Arial" w:hAnsi="Arial" w:cs="Arial" w:eastAsia="Microsoft YaHei"/>
+                <w:b w:val="0"/>
                 <w:sz w:val="19"/>
               </w:rPr>
               <w:t>Both websites and the API deployed</w:t>
@@ -7206,6 +10868,7 @@
             <w:r>
               <w:rPr>
                 <w:rFonts w:ascii="Arial" w:hAnsi="Arial" w:cs="Arial" w:eastAsia="Microsoft YaHei"/>
+                <w:b w:val="0"/>
                 <w:sz w:val="19"/>
               </w:rPr>
               <w:t>Table 6; /api/health returns database: connected</w:t>
@@ -7226,6 +10889,7 @@
             <w:r>
               <w:rPr>
                 <w:rFonts w:ascii="Arial" w:hAnsi="Arial" w:cs="Arial" w:eastAsia="Microsoft YaHei"/>
+                <w:b w:val="0"/>
                 <w:sz w:val="19"/>
               </w:rPr>
               <w:t>GitHub history with meaningful messages</w:t>
@@ -7244,6 +10908,7 @@
             <w:r>
               <w:rPr>
                 <w:rFonts w:ascii="Arial" w:hAnsi="Arial" w:cs="Arial" w:eastAsia="Microsoft YaHei"/>
+                <w:b w:val="0"/>
                 <w:sz w:val="19"/>
               </w:rPr>
               <w:t>29 commits, two authors, prefixed with owner and part</w:t>
@@ -7264,6 +10929,7 @@
             <w:r>
               <w:rPr>
                 <w:rFonts w:ascii="Arial" w:hAnsi="Arial" w:cs="Arial" w:eastAsia="Microsoft YaHei"/>
+                <w:b w:val="0"/>
                 <w:sz w:val="19"/>
               </w:rPr>
               <w:t>Angular used for both websites (extra)</w:t>
@@ -7282,6 +10948,7 @@
             <w:r>
               <w:rPr>
                 <w:rFonts w:ascii="Arial" w:hAnsi="Arial" w:cs="Arial" w:eastAsia="Microsoft YaHei"/>
+                <w:b w:val="0"/>
                 <w:sz w:val="19"/>
               </w:rPr>
               <w:t>Table 4</w:t>
@@ -7302,6 +10969,7 @@
             <w:r>
               <w:rPr>
                 <w:rFonts w:ascii="Arial" w:hAnsi="Arial" w:cs="Arial" w:eastAsia="Microsoft YaHei"/>
+                <w:b w:val="0"/>
                 <w:sz w:val="19"/>
               </w:rPr>
               <w:t>Interface storyboard for all seven screens</w:t>
@@ -7320,6 +10988,7 @@
             <w:r>
               <w:rPr>
                 <w:rFonts w:ascii="Arial" w:hAnsi="Arial" w:cs="Arial" w:eastAsia="Microsoft YaHei"/>
+                <w:b w:val="0"/>
                 <w:sz w:val="19"/>
               </w:rPr>
               <w:t>Section 9 and storyboard-giving-coast.docx</w:t>
@@ -7340,6 +11009,7 @@
             <w:r>
               <w:rPr>
                 <w:rFonts w:ascii="Arial" w:hAnsi="Arial" w:cs="Arial" w:eastAsia="Microsoft YaHei"/>
+                <w:b w:val="0"/>
                 <w:sz w:val="19"/>
               </w:rPr>
               <w:t>Open-Meteo weather API (extra)</w:t>
@@ -7358,6 +11028,7 @@
             <w:r>
               <w:rPr>
                 <w:rFonts w:ascii="Arial" w:hAnsi="Arial" w:cs="Arial" w:eastAsia="Microsoft YaHei"/>
+                <w:b w:val="0"/>
                 <w:sz w:val="19"/>
               </w:rPr>
               <w:t>api/routes/weather.js and the panel on the event page</w:t>

--- a/submission/jbao14A3-report.docx
+++ b/submission/jbao14A3-report.docx
@@ -4015,15 +4015,52 @@
     </w:p>
     <w:p>
       <w:pPr>
-        <w:spacing w:after="120"/>
+        <w:spacing w:after="120" w:line="240" w:lineRule="auto"/>
       </w:pPr>
       <w:r>
         <w:rPr>
           <w:rFonts w:ascii="Arial" w:hAnsi="Arial" w:cs="Arial" w:eastAsia="Microsoft YaHei"/>
-          <w:i w:val="0"/>
-          <w:sz w:val="24"/>
+          <w:b/>
+          <w:sz w:val="21"/>
         </w:rPr>
-        <w:t>TITLE: Home - Giving Coast public site      SCREEN ID: S1      DATE: 18 October 2026</w:t>
+        <w:t xml:space="preserve">TITLE: </w:t>
+      </w:r>
+      <w:r>
+        <w:rPr>
+          <w:rFonts w:ascii="Arial" w:hAnsi="Arial" w:cs="Arial" w:eastAsia="Microsoft YaHei"/>
+          <w:sz w:val="21"/>
+        </w:rPr>
+        <w:t xml:space="preserve">Home - Giving Coast public site    </w:t>
+      </w:r>
+      <w:r>
+        <w:rPr>
+          <w:rFonts w:ascii="Arial" w:hAnsi="Arial" w:cs="Arial" w:eastAsia="Microsoft YaHei"/>
+          <w:b/>
+          <w:sz w:val="21"/>
+        </w:rPr>
+        <w:t xml:space="preserve">SCREEN ID: </w:t>
+      </w:r>
+      <w:r>
+        <w:rPr>
+          <w:rFonts w:ascii="Arial" w:hAnsi="Arial" w:cs="Arial" w:eastAsia="Microsoft YaHei"/>
+          <w:sz w:val="21"/>
+        </w:rPr>
+        <w:t xml:space="preserve">S1    </w:t>
+      </w:r>
+      <w:r>
+        <w:rPr>
+          <w:rFonts w:ascii="Arial" w:hAnsi="Arial" w:cs="Arial" w:eastAsia="Microsoft YaHei"/>
+          <w:b/>
+          <w:sz w:val="21"/>
+        </w:rPr>
+        <w:t xml:space="preserve">DATE: </w:t>
+      </w:r>
+      <w:r>
+        <w:rPr>
+          <w:rFonts w:ascii="Arial" w:hAnsi="Arial" w:cs="Arial" w:eastAsia="Microsoft YaHei"/>
+          <w:sz w:val="21"/>
+        </w:rPr>
+        <w:t>18 October 2026</w:t>
       </w:r>
     </w:p>
     <w:p>
@@ -4071,7 +4108,8 @@
             <w:r>
               <w:rPr>
                 <w:rFonts w:ascii="Arial" w:hAnsi="Arial" w:cs="Arial" w:eastAsia="Microsoft YaHei"/>
-                <w:sz w:val="19"/>
+                <w:b/>
+                <w:sz w:val="20"/>
               </w:rPr>
               <w:t>GRAPHICS:</w:t>
             </w:r>
@@ -4162,7 +4200,8 @@
             <w:r>
               <w:rPr>
                 <w:rFonts w:ascii="Arial" w:hAnsi="Arial" w:cs="Arial" w:eastAsia="Microsoft YaHei"/>
-                <w:sz w:val="19"/>
+                <w:b/>
+                <w:sz w:val="20"/>
               </w:rPr>
               <w:t>TEXT:</w:t>
             </w:r>
@@ -4249,7 +4288,8 @@
             <w:r>
               <w:rPr>
                 <w:rFonts w:ascii="Arial" w:hAnsi="Arial" w:cs="Arial" w:eastAsia="Microsoft YaHei"/>
-                <w:sz w:val="19"/>
+                <w:b/>
+                <w:sz w:val="20"/>
               </w:rPr>
               <w:t>AUDIO/VIDEO:</w:t>
             </w:r>
@@ -4314,7 +4354,8 @@
             <w:r>
               <w:rPr>
                 <w:rFonts w:ascii="Arial" w:hAnsi="Arial" w:cs="Arial" w:eastAsia="Microsoft YaHei"/>
-                <w:sz w:val="19"/>
+                <w:b/>
+                <w:sz w:val="20"/>
               </w:rPr>
               <w:t>NOTES:</w:t>
             </w:r>
@@ -4357,6 +4398,7 @@
         <w:tc>
           <w:tcPr>
             <w:tcW w:type="dxa" w:w="1814"/>
+            <w:shd w:val="clear" w:color="auto" w:fill="E8EEF4"/>
           </w:tcPr>
           <w:p>
             <w:pPr>
@@ -4397,6 +4439,7 @@
         <w:tc>
           <w:tcPr>
             <w:tcW w:type="dxa" w:w="1814"/>
+            <w:shd w:val="clear" w:color="auto" w:fill="E8EEF4"/>
           </w:tcPr>
           <w:p>
             <w:pPr>
@@ -4445,6 +4488,7 @@
         <w:tc>
           <w:tcPr>
             <w:tcW w:type="dxa" w:w="1814"/>
+            <w:shd w:val="clear" w:color="auto" w:fill="E8EEF4"/>
           </w:tcPr>
           <w:p>
             <w:pPr>
@@ -4491,6 +4535,7 @@
         <w:tc>
           <w:tcPr>
             <w:tcW w:type="dxa" w:w="1814"/>
+            <w:shd w:val="clear" w:color="auto" w:fill="E8EEF4"/>
           </w:tcPr>
           <w:p>
             <w:pPr>
@@ -4531,6 +4576,7 @@
         <w:tc>
           <w:tcPr>
             <w:tcW w:type="dxa" w:w="1814"/>
+            <w:shd w:val="clear" w:color="auto" w:fill="E8EEF4"/>
           </w:tcPr>
           <w:p>
             <w:pPr>
@@ -4599,15 +4645,52 @@
     </w:p>
     <w:p>
       <w:pPr>
-        <w:spacing w:after="120"/>
+        <w:spacing w:after="120" w:line="240" w:lineRule="auto"/>
       </w:pPr>
       <w:r>
         <w:rPr>
           <w:rFonts w:ascii="Arial" w:hAnsi="Arial" w:cs="Arial" w:eastAsia="Microsoft YaHei"/>
-          <w:i w:val="0"/>
-          <w:sz w:val="24"/>
+          <w:b/>
+          <w:sz w:val="21"/>
         </w:rPr>
-        <w:t>TITLE: Search - find an event      SCREEN ID: S2      DATE: 18 October 2026</w:t>
+        <w:t xml:space="preserve">TITLE: </w:t>
+      </w:r>
+      <w:r>
+        <w:rPr>
+          <w:rFonts w:ascii="Arial" w:hAnsi="Arial" w:cs="Arial" w:eastAsia="Microsoft YaHei"/>
+          <w:sz w:val="21"/>
+        </w:rPr>
+        <w:t xml:space="preserve">Search - find an event    </w:t>
+      </w:r>
+      <w:r>
+        <w:rPr>
+          <w:rFonts w:ascii="Arial" w:hAnsi="Arial" w:cs="Arial" w:eastAsia="Microsoft YaHei"/>
+          <w:b/>
+          <w:sz w:val="21"/>
+        </w:rPr>
+        <w:t xml:space="preserve">SCREEN ID: </w:t>
+      </w:r>
+      <w:r>
+        <w:rPr>
+          <w:rFonts w:ascii="Arial" w:hAnsi="Arial" w:cs="Arial" w:eastAsia="Microsoft YaHei"/>
+          <w:sz w:val="21"/>
+        </w:rPr>
+        <w:t xml:space="preserve">S2    </w:t>
+      </w:r>
+      <w:r>
+        <w:rPr>
+          <w:rFonts w:ascii="Arial" w:hAnsi="Arial" w:cs="Arial" w:eastAsia="Microsoft YaHei"/>
+          <w:b/>
+          <w:sz w:val="21"/>
+        </w:rPr>
+        <w:t xml:space="preserve">DATE: </w:t>
+      </w:r>
+      <w:r>
+        <w:rPr>
+          <w:rFonts w:ascii="Arial" w:hAnsi="Arial" w:cs="Arial" w:eastAsia="Microsoft YaHei"/>
+          <w:sz w:val="21"/>
+        </w:rPr>
+        <w:t>18 October 2026</w:t>
       </w:r>
     </w:p>
     <w:p>
@@ -4655,7 +4738,8 @@
             <w:r>
               <w:rPr>
                 <w:rFonts w:ascii="Arial" w:hAnsi="Arial" w:cs="Arial" w:eastAsia="Microsoft YaHei"/>
-                <w:sz w:val="19"/>
+                <w:b/>
+                <w:sz w:val="20"/>
               </w:rPr>
               <w:t>GRAPHICS:</w:t>
             </w:r>
@@ -4746,7 +4830,8 @@
             <w:r>
               <w:rPr>
                 <w:rFonts w:ascii="Arial" w:hAnsi="Arial" w:cs="Arial" w:eastAsia="Microsoft YaHei"/>
-                <w:sz w:val="19"/>
+                <w:b/>
+                <w:sz w:val="20"/>
               </w:rPr>
               <w:t>TEXT:</w:t>
             </w:r>
@@ -4845,7 +4930,8 @@
             <w:r>
               <w:rPr>
                 <w:rFonts w:ascii="Arial" w:hAnsi="Arial" w:cs="Arial" w:eastAsia="Microsoft YaHei"/>
-                <w:sz w:val="19"/>
+                <w:b/>
+                <w:sz w:val="20"/>
               </w:rPr>
               <w:t>AUDIO/VIDEO:</w:t>
             </w:r>
@@ -4910,7 +4996,8 @@
             <w:r>
               <w:rPr>
                 <w:rFonts w:ascii="Arial" w:hAnsi="Arial" w:cs="Arial" w:eastAsia="Microsoft YaHei"/>
-                <w:sz w:val="19"/>
+                <w:b/>
+                <w:sz w:val="20"/>
               </w:rPr>
               <w:t>NOTES:</w:t>
             </w:r>
@@ -4953,6 +5040,7 @@
         <w:tc>
           <w:tcPr>
             <w:tcW w:type="dxa" w:w="1814"/>
+            <w:shd w:val="clear" w:color="auto" w:fill="E8EEF4"/>
           </w:tcPr>
           <w:p>
             <w:pPr>
@@ -4993,6 +5081,7 @@
         <w:tc>
           <w:tcPr>
             <w:tcW w:type="dxa" w:w="1814"/>
+            <w:shd w:val="clear" w:color="auto" w:fill="E8EEF4"/>
           </w:tcPr>
           <w:p>
             <w:pPr>
@@ -5037,6 +5126,7 @@
         <w:tc>
           <w:tcPr>
             <w:tcW w:type="dxa" w:w="1814"/>
+            <w:shd w:val="clear" w:color="auto" w:fill="E8EEF4"/>
           </w:tcPr>
           <w:p>
             <w:pPr>
@@ -5083,6 +5173,7 @@
         <w:tc>
           <w:tcPr>
             <w:tcW w:type="dxa" w:w="1814"/>
+            <w:shd w:val="clear" w:color="auto" w:fill="E8EEF4"/>
           </w:tcPr>
           <w:p>
             <w:pPr>
@@ -5123,6 +5214,7 @@
         <w:tc>
           <w:tcPr>
             <w:tcW w:type="dxa" w:w="1814"/>
+            <w:shd w:val="clear" w:color="auto" w:fill="E8EEF4"/>
           </w:tcPr>
           <w:p>
             <w:pPr>
@@ -5191,15 +5283,52 @@
     </w:p>
     <w:p>
       <w:pPr>
-        <w:spacing w:after="120"/>
+        <w:spacing w:after="120" w:line="240" w:lineRule="auto"/>
       </w:pPr>
       <w:r>
         <w:rPr>
           <w:rFonts w:ascii="Arial" w:hAnsi="Arial" w:cs="Arial" w:eastAsia="Microsoft YaHei"/>
-          <w:i w:val="0"/>
-          <w:sz w:val="24"/>
+          <w:b/>
+          <w:sz w:val="21"/>
         </w:rPr>
-        <w:t>TITLE: Event detail - one charity event      SCREEN ID: S3      DATE: 18 October 2026</w:t>
+        <w:t xml:space="preserve">TITLE: </w:t>
+      </w:r>
+      <w:r>
+        <w:rPr>
+          <w:rFonts w:ascii="Arial" w:hAnsi="Arial" w:cs="Arial" w:eastAsia="Microsoft YaHei"/>
+          <w:sz w:val="21"/>
+        </w:rPr>
+        <w:t xml:space="preserve">Event detail - one charity event    </w:t>
+      </w:r>
+      <w:r>
+        <w:rPr>
+          <w:rFonts w:ascii="Arial" w:hAnsi="Arial" w:cs="Arial" w:eastAsia="Microsoft YaHei"/>
+          <w:b/>
+          <w:sz w:val="21"/>
+        </w:rPr>
+        <w:t xml:space="preserve">SCREEN ID: </w:t>
+      </w:r>
+      <w:r>
+        <w:rPr>
+          <w:rFonts w:ascii="Arial" w:hAnsi="Arial" w:cs="Arial" w:eastAsia="Microsoft YaHei"/>
+          <w:sz w:val="21"/>
+        </w:rPr>
+        <w:t xml:space="preserve">S3    </w:t>
+      </w:r>
+      <w:r>
+        <w:rPr>
+          <w:rFonts w:ascii="Arial" w:hAnsi="Arial" w:cs="Arial" w:eastAsia="Microsoft YaHei"/>
+          <w:b/>
+          <w:sz w:val="21"/>
+        </w:rPr>
+        <w:t xml:space="preserve">DATE: </w:t>
+      </w:r>
+      <w:r>
+        <w:rPr>
+          <w:rFonts w:ascii="Arial" w:hAnsi="Arial" w:cs="Arial" w:eastAsia="Microsoft YaHei"/>
+          <w:sz w:val="21"/>
+        </w:rPr>
+        <w:t>18 October 2026</w:t>
       </w:r>
     </w:p>
     <w:p>
@@ -5247,7 +5376,8 @@
             <w:r>
               <w:rPr>
                 <w:rFonts w:ascii="Arial" w:hAnsi="Arial" w:cs="Arial" w:eastAsia="Microsoft YaHei"/>
-                <w:sz w:val="19"/>
+                <w:b/>
+                <w:sz w:val="20"/>
               </w:rPr>
               <w:t>GRAPHICS:</w:t>
             </w:r>
@@ -5338,7 +5468,8 @@
             <w:r>
               <w:rPr>
                 <w:rFonts w:ascii="Arial" w:hAnsi="Arial" w:cs="Arial" w:eastAsia="Microsoft YaHei"/>
-                <w:sz w:val="19"/>
+                <w:b/>
+                <w:sz w:val="20"/>
               </w:rPr>
               <w:t>TEXT:</w:t>
             </w:r>
@@ -5413,7 +5544,8 @@
             <w:r>
               <w:rPr>
                 <w:rFonts w:ascii="Arial" w:hAnsi="Arial" w:cs="Arial" w:eastAsia="Microsoft YaHei"/>
-                <w:sz w:val="19"/>
+                <w:b/>
+                <w:sz w:val="20"/>
               </w:rPr>
               <w:t>AUDIO/VIDEO:</w:t>
             </w:r>
@@ -5478,7 +5610,8 @@
             <w:r>
               <w:rPr>
                 <w:rFonts w:ascii="Arial" w:hAnsi="Arial" w:cs="Arial" w:eastAsia="Microsoft YaHei"/>
-                <w:sz w:val="19"/>
+                <w:b/>
+                <w:sz w:val="20"/>
               </w:rPr>
               <w:t>NOTES:</w:t>
             </w:r>
@@ -5521,6 +5654,7 @@
         <w:tc>
           <w:tcPr>
             <w:tcW w:type="dxa" w:w="1814"/>
+            <w:shd w:val="clear" w:color="auto" w:fill="E8EEF4"/>
           </w:tcPr>
           <w:p>
             <w:pPr>
@@ -5561,6 +5695,7 @@
         <w:tc>
           <w:tcPr>
             <w:tcW w:type="dxa" w:w="1814"/>
+            <w:shd w:val="clear" w:color="auto" w:fill="E8EEF4"/>
           </w:tcPr>
           <w:p>
             <w:pPr>
@@ -5609,6 +5744,7 @@
         <w:tc>
           <w:tcPr>
             <w:tcW w:type="dxa" w:w="1814"/>
+            <w:shd w:val="clear" w:color="auto" w:fill="E8EEF4"/>
           </w:tcPr>
           <w:p>
             <w:pPr>
@@ -5653,6 +5789,7 @@
         <w:tc>
           <w:tcPr>
             <w:tcW w:type="dxa" w:w="1814"/>
+            <w:shd w:val="clear" w:color="auto" w:fill="E8EEF4"/>
           </w:tcPr>
           <w:p>
             <w:pPr>
@@ -5693,6 +5830,7 @@
         <w:tc>
           <w:tcPr>
             <w:tcW w:type="dxa" w:w="1814"/>
+            <w:shd w:val="clear" w:color="auto" w:fill="E8EEF4"/>
           </w:tcPr>
           <w:p>
             <w:pPr>
@@ -5761,15 +5899,52 @@
     </w:p>
     <w:p>
       <w:pPr>
-        <w:spacing w:after="120"/>
+        <w:spacing w:after="120" w:line="240" w:lineRule="auto"/>
       </w:pPr>
       <w:r>
         <w:rPr>
           <w:rFonts w:ascii="Arial" w:hAnsi="Arial" w:cs="Arial" w:eastAsia="Microsoft YaHei"/>
-          <w:i w:val="0"/>
-          <w:sz w:val="24"/>
+          <w:b/>
+          <w:sz w:val="21"/>
         </w:rPr>
-        <w:t>TITLE: Register - book a place      SCREEN ID: S4      DATE: 18 October 2026</w:t>
+        <w:t xml:space="preserve">TITLE: </w:t>
+      </w:r>
+      <w:r>
+        <w:rPr>
+          <w:rFonts w:ascii="Arial" w:hAnsi="Arial" w:cs="Arial" w:eastAsia="Microsoft YaHei"/>
+          <w:sz w:val="21"/>
+        </w:rPr>
+        <w:t xml:space="preserve">Register - book a place    </w:t>
+      </w:r>
+      <w:r>
+        <w:rPr>
+          <w:rFonts w:ascii="Arial" w:hAnsi="Arial" w:cs="Arial" w:eastAsia="Microsoft YaHei"/>
+          <w:b/>
+          <w:sz w:val="21"/>
+        </w:rPr>
+        <w:t xml:space="preserve">SCREEN ID: </w:t>
+      </w:r>
+      <w:r>
+        <w:rPr>
+          <w:rFonts w:ascii="Arial" w:hAnsi="Arial" w:cs="Arial" w:eastAsia="Microsoft YaHei"/>
+          <w:sz w:val="21"/>
+        </w:rPr>
+        <w:t xml:space="preserve">S4    </w:t>
+      </w:r>
+      <w:r>
+        <w:rPr>
+          <w:rFonts w:ascii="Arial" w:hAnsi="Arial" w:cs="Arial" w:eastAsia="Microsoft YaHei"/>
+          <w:b/>
+          <w:sz w:val="21"/>
+        </w:rPr>
+        <w:t xml:space="preserve">DATE: </w:t>
+      </w:r>
+      <w:r>
+        <w:rPr>
+          <w:rFonts w:ascii="Arial" w:hAnsi="Arial" w:cs="Arial" w:eastAsia="Microsoft YaHei"/>
+          <w:sz w:val="21"/>
+        </w:rPr>
+        <w:t>18 October 2026</w:t>
       </w:r>
     </w:p>
     <w:p>
@@ -5817,7 +5992,8 @@
             <w:r>
               <w:rPr>
                 <w:rFonts w:ascii="Arial" w:hAnsi="Arial" w:cs="Arial" w:eastAsia="Microsoft YaHei"/>
-                <w:sz w:val="19"/>
+                <w:b/>
+                <w:sz w:val="20"/>
               </w:rPr>
               <w:t>GRAPHICS:</w:t>
             </w:r>
@@ -5908,7 +6084,8 @@
             <w:r>
               <w:rPr>
                 <w:rFonts w:ascii="Arial" w:hAnsi="Arial" w:cs="Arial" w:eastAsia="Microsoft YaHei"/>
-                <w:sz w:val="19"/>
+                <w:b/>
+                <w:sz w:val="20"/>
               </w:rPr>
               <w:t>TEXT:</w:t>
             </w:r>
@@ -5995,7 +6172,8 @@
             <w:r>
               <w:rPr>
                 <w:rFonts w:ascii="Arial" w:hAnsi="Arial" w:cs="Arial" w:eastAsia="Microsoft YaHei"/>
-                <w:sz w:val="19"/>
+                <w:b/>
+                <w:sz w:val="20"/>
               </w:rPr>
               <w:t>AUDIO/VIDEO:</w:t>
             </w:r>
@@ -6060,7 +6238,8 @@
             <w:r>
               <w:rPr>
                 <w:rFonts w:ascii="Arial" w:hAnsi="Arial" w:cs="Arial" w:eastAsia="Microsoft YaHei"/>
-                <w:sz w:val="19"/>
+                <w:b/>
+                <w:sz w:val="20"/>
               </w:rPr>
               <w:t>NOTES:</w:t>
             </w:r>
@@ -6103,6 +6282,7 @@
         <w:tc>
           <w:tcPr>
             <w:tcW w:type="dxa" w:w="1814"/>
+            <w:shd w:val="clear" w:color="auto" w:fill="E8EEF4"/>
           </w:tcPr>
           <w:p>
             <w:pPr>
@@ -6143,6 +6323,7 @@
         <w:tc>
           <w:tcPr>
             <w:tcW w:type="dxa" w:w="1814"/>
+            <w:shd w:val="clear" w:color="auto" w:fill="E8EEF4"/>
           </w:tcPr>
           <w:p>
             <w:pPr>
@@ -6189,6 +6370,7 @@
         <w:tc>
           <w:tcPr>
             <w:tcW w:type="dxa" w:w="1814"/>
+            <w:shd w:val="clear" w:color="auto" w:fill="E8EEF4"/>
           </w:tcPr>
           <w:p>
             <w:pPr>
@@ -6233,6 +6415,7 @@
         <w:tc>
           <w:tcPr>
             <w:tcW w:type="dxa" w:w="1814"/>
+            <w:shd w:val="clear" w:color="auto" w:fill="E8EEF4"/>
           </w:tcPr>
           <w:p>
             <w:pPr>
@@ -6273,6 +6456,7 @@
         <w:tc>
           <w:tcPr>
             <w:tcW w:type="dxa" w:w="1814"/>
+            <w:shd w:val="clear" w:color="auto" w:fill="E8EEF4"/>
           </w:tcPr>
           <w:p>
             <w:pPr>
@@ -6341,15 +6525,52 @@
     </w:p>
     <w:p>
       <w:pPr>
-        <w:spacing w:after="120"/>
+        <w:spacing w:after="120" w:line="240" w:lineRule="auto"/>
       </w:pPr>
       <w:r>
         <w:rPr>
           <w:rFonts w:ascii="Arial" w:hAnsi="Arial" w:cs="Arial" w:eastAsia="Microsoft YaHei"/>
-          <w:i w:val="0"/>
-          <w:sz w:val="24"/>
+          <w:b/>
+          <w:sz w:val="21"/>
         </w:rPr>
-        <w:t>TITLE: Staff - event list (admin site)      SCREEN ID: S5      DATE: 18 October 2026</w:t>
+        <w:t xml:space="preserve">TITLE: </w:t>
+      </w:r>
+      <w:r>
+        <w:rPr>
+          <w:rFonts w:ascii="Arial" w:hAnsi="Arial" w:cs="Arial" w:eastAsia="Microsoft YaHei"/>
+          <w:sz w:val="21"/>
+        </w:rPr>
+        <w:t xml:space="preserve">Staff - event list (admin site)    </w:t>
+      </w:r>
+      <w:r>
+        <w:rPr>
+          <w:rFonts w:ascii="Arial" w:hAnsi="Arial" w:cs="Arial" w:eastAsia="Microsoft YaHei"/>
+          <w:b/>
+          <w:sz w:val="21"/>
+        </w:rPr>
+        <w:t xml:space="preserve">SCREEN ID: </w:t>
+      </w:r>
+      <w:r>
+        <w:rPr>
+          <w:rFonts w:ascii="Arial" w:hAnsi="Arial" w:cs="Arial" w:eastAsia="Microsoft YaHei"/>
+          <w:sz w:val="21"/>
+        </w:rPr>
+        <w:t xml:space="preserve">S5    </w:t>
+      </w:r>
+      <w:r>
+        <w:rPr>
+          <w:rFonts w:ascii="Arial" w:hAnsi="Arial" w:cs="Arial" w:eastAsia="Microsoft YaHei"/>
+          <w:b/>
+          <w:sz w:val="21"/>
+        </w:rPr>
+        <w:t xml:space="preserve">DATE: </w:t>
+      </w:r>
+      <w:r>
+        <w:rPr>
+          <w:rFonts w:ascii="Arial" w:hAnsi="Arial" w:cs="Arial" w:eastAsia="Microsoft YaHei"/>
+          <w:sz w:val="21"/>
+        </w:rPr>
+        <w:t>18 October 2026</w:t>
       </w:r>
     </w:p>
     <w:p>
@@ -6397,7 +6618,8 @@
             <w:r>
               <w:rPr>
                 <w:rFonts w:ascii="Arial" w:hAnsi="Arial" w:cs="Arial" w:eastAsia="Microsoft YaHei"/>
-                <w:sz w:val="19"/>
+                <w:b/>
+                <w:sz w:val="20"/>
               </w:rPr>
               <w:t>GRAPHICS:</w:t>
             </w:r>
@@ -6488,7 +6710,8 @@
             <w:r>
               <w:rPr>
                 <w:rFonts w:ascii="Arial" w:hAnsi="Arial" w:cs="Arial" w:eastAsia="Microsoft YaHei"/>
-                <w:sz w:val="19"/>
+                <w:b/>
+                <w:sz w:val="20"/>
               </w:rPr>
               <w:t>TEXT:</w:t>
             </w:r>
@@ -6587,7 +6810,8 @@
             <w:r>
               <w:rPr>
                 <w:rFonts w:ascii="Arial" w:hAnsi="Arial" w:cs="Arial" w:eastAsia="Microsoft YaHei"/>
-                <w:sz w:val="19"/>
+                <w:b/>
+                <w:sz w:val="20"/>
               </w:rPr>
               <w:t>AUDIO/VIDEO:</w:t>
             </w:r>
@@ -6652,7 +6876,8 @@
             <w:r>
               <w:rPr>
                 <w:rFonts w:ascii="Arial" w:hAnsi="Arial" w:cs="Arial" w:eastAsia="Microsoft YaHei"/>
-                <w:sz w:val="19"/>
+                <w:b/>
+                <w:sz w:val="20"/>
               </w:rPr>
               <w:t>NOTES:</w:t>
             </w:r>
@@ -6695,6 +6920,7 @@
         <w:tc>
           <w:tcPr>
             <w:tcW w:type="dxa" w:w="1814"/>
+            <w:shd w:val="clear" w:color="auto" w:fill="E8EEF4"/>
           </w:tcPr>
           <w:p>
             <w:pPr>
@@ -6735,6 +6961,7 @@
         <w:tc>
           <w:tcPr>
             <w:tcW w:type="dxa" w:w="1814"/>
+            <w:shd w:val="clear" w:color="auto" w:fill="E8EEF4"/>
           </w:tcPr>
           <w:p>
             <w:pPr>
@@ -6783,6 +7010,7 @@
         <w:tc>
           <w:tcPr>
             <w:tcW w:type="dxa" w:w="1814"/>
+            <w:shd w:val="clear" w:color="auto" w:fill="E8EEF4"/>
           </w:tcPr>
           <w:p>
             <w:pPr>
@@ -6827,6 +7055,7 @@
         <w:tc>
           <w:tcPr>
             <w:tcW w:type="dxa" w:w="1814"/>
+            <w:shd w:val="clear" w:color="auto" w:fill="E8EEF4"/>
           </w:tcPr>
           <w:p>
             <w:pPr>
@@ -6867,6 +7096,7 @@
         <w:tc>
           <w:tcPr>
             <w:tcW w:type="dxa" w:w="1814"/>
+            <w:shd w:val="clear" w:color="auto" w:fill="E8EEF4"/>
           </w:tcPr>
           <w:p>
             <w:pPr>
@@ -6935,15 +7165,52 @@
     </w:p>
     <w:p>
       <w:pPr>
-        <w:spacing w:after="120"/>
+        <w:spacing w:after="120" w:line="240" w:lineRule="auto"/>
       </w:pPr>
       <w:r>
         <w:rPr>
           <w:rFonts w:ascii="Arial" w:hAnsi="Arial" w:cs="Arial" w:eastAsia="Microsoft YaHei"/>
-          <w:i w:val="0"/>
-          <w:sz w:val="24"/>
+          <w:b/>
+          <w:sz w:val="21"/>
         </w:rPr>
-        <w:t>TITLE: Staff - new event      SCREEN ID: S6      DATE: 18 October 2026</w:t>
+        <w:t xml:space="preserve">TITLE: </w:t>
+      </w:r>
+      <w:r>
+        <w:rPr>
+          <w:rFonts w:ascii="Arial" w:hAnsi="Arial" w:cs="Arial" w:eastAsia="Microsoft YaHei"/>
+          <w:sz w:val="21"/>
+        </w:rPr>
+        <w:t xml:space="preserve">Staff - new event    </w:t>
+      </w:r>
+      <w:r>
+        <w:rPr>
+          <w:rFonts w:ascii="Arial" w:hAnsi="Arial" w:cs="Arial" w:eastAsia="Microsoft YaHei"/>
+          <w:b/>
+          <w:sz w:val="21"/>
+        </w:rPr>
+        <w:t xml:space="preserve">SCREEN ID: </w:t>
+      </w:r>
+      <w:r>
+        <w:rPr>
+          <w:rFonts w:ascii="Arial" w:hAnsi="Arial" w:cs="Arial" w:eastAsia="Microsoft YaHei"/>
+          <w:sz w:val="21"/>
+        </w:rPr>
+        <w:t xml:space="preserve">S6    </w:t>
+      </w:r>
+      <w:r>
+        <w:rPr>
+          <w:rFonts w:ascii="Arial" w:hAnsi="Arial" w:cs="Arial" w:eastAsia="Microsoft YaHei"/>
+          <w:b/>
+          <w:sz w:val="21"/>
+        </w:rPr>
+        <w:t xml:space="preserve">DATE: </w:t>
+      </w:r>
+      <w:r>
+        <w:rPr>
+          <w:rFonts w:ascii="Arial" w:hAnsi="Arial" w:cs="Arial" w:eastAsia="Microsoft YaHei"/>
+          <w:sz w:val="21"/>
+        </w:rPr>
+        <w:t>18 October 2026</w:t>
       </w:r>
     </w:p>
     <w:p>
@@ -6991,7 +7258,8 @@
             <w:r>
               <w:rPr>
                 <w:rFonts w:ascii="Arial" w:hAnsi="Arial" w:cs="Arial" w:eastAsia="Microsoft YaHei"/>
-                <w:sz w:val="19"/>
+                <w:b/>
+                <w:sz w:val="20"/>
               </w:rPr>
               <w:t>GRAPHICS:</w:t>
             </w:r>
@@ -7082,7 +7350,8 @@
             <w:r>
               <w:rPr>
                 <w:rFonts w:ascii="Arial" w:hAnsi="Arial" w:cs="Arial" w:eastAsia="Microsoft YaHei"/>
-                <w:sz w:val="19"/>
+                <w:b/>
+                <w:sz w:val="20"/>
               </w:rPr>
               <w:t>TEXT:</w:t>
             </w:r>
@@ -7169,7 +7438,8 @@
             <w:r>
               <w:rPr>
                 <w:rFonts w:ascii="Arial" w:hAnsi="Arial" w:cs="Arial" w:eastAsia="Microsoft YaHei"/>
-                <w:sz w:val="19"/>
+                <w:b/>
+                <w:sz w:val="20"/>
               </w:rPr>
               <w:t>AUDIO/VIDEO:</w:t>
             </w:r>
@@ -7234,7 +7504,8 @@
             <w:r>
               <w:rPr>
                 <w:rFonts w:ascii="Arial" w:hAnsi="Arial" w:cs="Arial" w:eastAsia="Microsoft YaHei"/>
-                <w:sz w:val="19"/>
+                <w:b/>
+                <w:sz w:val="20"/>
               </w:rPr>
               <w:t>NOTES:</w:t>
             </w:r>
@@ -7277,6 +7548,7 @@
         <w:tc>
           <w:tcPr>
             <w:tcW w:type="dxa" w:w="1814"/>
+            <w:shd w:val="clear" w:color="auto" w:fill="E8EEF4"/>
           </w:tcPr>
           <w:p>
             <w:pPr>
@@ -7317,6 +7589,7 @@
         <w:tc>
           <w:tcPr>
             <w:tcW w:type="dxa" w:w="1814"/>
+            <w:shd w:val="clear" w:color="auto" w:fill="E8EEF4"/>
           </w:tcPr>
           <w:p>
             <w:pPr>
@@ -7361,6 +7634,7 @@
         <w:tc>
           <w:tcPr>
             <w:tcW w:type="dxa" w:w="1814"/>
+            <w:shd w:val="clear" w:color="auto" w:fill="E8EEF4"/>
           </w:tcPr>
           <w:p>
             <w:pPr>
@@ -7407,6 +7681,7 @@
         <w:tc>
           <w:tcPr>
             <w:tcW w:type="dxa" w:w="1814"/>
+            <w:shd w:val="clear" w:color="auto" w:fill="E8EEF4"/>
           </w:tcPr>
           <w:p>
             <w:pPr>
@@ -7447,6 +7722,7 @@
         <w:tc>
           <w:tcPr>
             <w:tcW w:type="dxa" w:w="1814"/>
+            <w:shd w:val="clear" w:color="auto" w:fill="E8EEF4"/>
           </w:tcPr>
           <w:p>
             <w:pPr>
@@ -7515,15 +7791,52 @@
     </w:p>
     <w:p>
       <w:pPr>
-        <w:spacing w:after="120"/>
+        <w:spacing w:after="120" w:line="240" w:lineRule="auto"/>
       </w:pPr>
       <w:r>
         <w:rPr>
           <w:rFonts w:ascii="Arial" w:hAnsi="Arial" w:cs="Arial" w:eastAsia="Microsoft YaHei"/>
-          <w:i w:val="0"/>
-          <w:sz w:val="24"/>
+          <w:b/>
+          <w:sz w:val="21"/>
         </w:rPr>
-        <w:t>TITLE: Staff - edit event      SCREEN ID: S7      DATE: 18 October 2026</w:t>
+        <w:t xml:space="preserve">TITLE: </w:t>
+      </w:r>
+      <w:r>
+        <w:rPr>
+          <w:rFonts w:ascii="Arial" w:hAnsi="Arial" w:cs="Arial" w:eastAsia="Microsoft YaHei"/>
+          <w:sz w:val="21"/>
+        </w:rPr>
+        <w:t xml:space="preserve">Staff - edit event    </w:t>
+      </w:r>
+      <w:r>
+        <w:rPr>
+          <w:rFonts w:ascii="Arial" w:hAnsi="Arial" w:cs="Arial" w:eastAsia="Microsoft YaHei"/>
+          <w:b/>
+          <w:sz w:val="21"/>
+        </w:rPr>
+        <w:t xml:space="preserve">SCREEN ID: </w:t>
+      </w:r>
+      <w:r>
+        <w:rPr>
+          <w:rFonts w:ascii="Arial" w:hAnsi="Arial" w:cs="Arial" w:eastAsia="Microsoft YaHei"/>
+          <w:sz w:val="21"/>
+        </w:rPr>
+        <w:t xml:space="preserve">S7    </w:t>
+      </w:r>
+      <w:r>
+        <w:rPr>
+          <w:rFonts w:ascii="Arial" w:hAnsi="Arial" w:cs="Arial" w:eastAsia="Microsoft YaHei"/>
+          <w:b/>
+          <w:sz w:val="21"/>
+        </w:rPr>
+        <w:t xml:space="preserve">DATE: </w:t>
+      </w:r>
+      <w:r>
+        <w:rPr>
+          <w:rFonts w:ascii="Arial" w:hAnsi="Arial" w:cs="Arial" w:eastAsia="Microsoft YaHei"/>
+          <w:sz w:val="21"/>
+        </w:rPr>
+        <w:t>18 October 2026</w:t>
       </w:r>
     </w:p>
     <w:p>
@@ -7571,7 +7884,8 @@
             <w:r>
               <w:rPr>
                 <w:rFonts w:ascii="Arial" w:hAnsi="Arial" w:cs="Arial" w:eastAsia="Microsoft YaHei"/>
-                <w:sz w:val="19"/>
+                <w:b/>
+                <w:sz w:val="20"/>
               </w:rPr>
               <w:t>GRAPHICS:</w:t>
             </w:r>
@@ -7662,7 +7976,8 @@
             <w:r>
               <w:rPr>
                 <w:rFonts w:ascii="Arial" w:hAnsi="Arial" w:cs="Arial" w:eastAsia="Microsoft YaHei"/>
-                <w:sz w:val="19"/>
+                <w:b/>
+                <w:sz w:val="20"/>
               </w:rPr>
               <w:t>TEXT:</w:t>
             </w:r>
@@ -7737,7 +8052,8 @@
             <w:r>
               <w:rPr>
                 <w:rFonts w:ascii="Arial" w:hAnsi="Arial" w:cs="Arial" w:eastAsia="Microsoft YaHei"/>
-                <w:sz w:val="19"/>
+                <w:b/>
+                <w:sz w:val="20"/>
               </w:rPr>
               <w:t>AUDIO/VIDEO:</w:t>
             </w:r>
@@ -7802,7 +8118,8 @@
             <w:r>
               <w:rPr>
                 <w:rFonts w:ascii="Arial" w:hAnsi="Arial" w:cs="Arial" w:eastAsia="Microsoft YaHei"/>
-                <w:sz w:val="19"/>
+                <w:b/>
+                <w:sz w:val="20"/>
               </w:rPr>
               <w:t>NOTES:</w:t>
             </w:r>
@@ -7845,6 +8162,7 @@
         <w:tc>
           <w:tcPr>
             <w:tcW w:type="dxa" w:w="1814"/>
+            <w:shd w:val="clear" w:color="auto" w:fill="E8EEF4"/>
           </w:tcPr>
           <w:p>
             <w:pPr>
@@ -7885,6 +8203,7 @@
         <w:tc>
           <w:tcPr>
             <w:tcW w:type="dxa" w:w="1814"/>
+            <w:shd w:val="clear" w:color="auto" w:fill="E8EEF4"/>
           </w:tcPr>
           <w:p>
             <w:pPr>
@@ -7929,6 +8248,7 @@
         <w:tc>
           <w:tcPr>
             <w:tcW w:type="dxa" w:w="1814"/>
+            <w:shd w:val="clear" w:color="auto" w:fill="E8EEF4"/>
           </w:tcPr>
           <w:p>
             <w:pPr>
@@ -7973,6 +8293,7 @@
         <w:tc>
           <w:tcPr>
             <w:tcW w:type="dxa" w:w="1814"/>
+            <w:shd w:val="clear" w:color="auto" w:fill="E8EEF4"/>
           </w:tcPr>
           <w:p>
             <w:pPr>
@@ -8013,6 +8334,7 @@
         <w:tc>
           <w:tcPr>
             <w:tcW w:type="dxa" w:w="1814"/>
+            <w:shd w:val="clear" w:color="auto" w:fill="E8EEF4"/>
           </w:tcPr>
           <w:p>
             <w:pPr>

--- a/submission/jbao14A3-report.docx
+++ b/submission/jbao14A3-report.docx
@@ -4021,14 +4021,14 @@
         <w:rPr>
           <w:rFonts w:ascii="Arial" w:hAnsi="Arial" w:cs="Arial" w:eastAsia="Microsoft YaHei"/>
           <w:b/>
-          <w:sz w:val="21"/>
+          <w:sz w:val="22"/>
         </w:rPr>
         <w:t xml:space="preserve">TITLE: </w:t>
       </w:r>
       <w:r>
         <w:rPr>
           <w:rFonts w:ascii="Arial" w:hAnsi="Arial" w:cs="Arial" w:eastAsia="Microsoft YaHei"/>
-          <w:sz w:val="21"/>
+          <w:sz w:val="22"/>
         </w:rPr>
         <w:t xml:space="preserve">Home - Giving Coast public site    </w:t>
       </w:r>
@@ -4036,14 +4036,14 @@
         <w:rPr>
           <w:rFonts w:ascii="Arial" w:hAnsi="Arial" w:cs="Arial" w:eastAsia="Microsoft YaHei"/>
           <w:b/>
-          <w:sz w:val="21"/>
+          <w:sz w:val="22"/>
         </w:rPr>
         <w:t xml:space="preserve">SCREEN ID: </w:t>
       </w:r>
       <w:r>
         <w:rPr>
           <w:rFonts w:ascii="Arial" w:hAnsi="Arial" w:cs="Arial" w:eastAsia="Microsoft YaHei"/>
-          <w:sz w:val="21"/>
+          <w:sz w:val="22"/>
         </w:rPr>
         <w:t xml:space="preserve">S1    </w:t>
       </w:r>
@@ -4051,14 +4051,14 @@
         <w:rPr>
           <w:rFonts w:ascii="Arial" w:hAnsi="Arial" w:cs="Arial" w:eastAsia="Microsoft YaHei"/>
           <w:b/>
-          <w:sz w:val="21"/>
+          <w:sz w:val="22"/>
         </w:rPr>
         <w:t xml:space="preserve">DATE: </w:t>
       </w:r>
       <w:r>
         <w:rPr>
           <w:rFonts w:ascii="Arial" w:hAnsi="Arial" w:cs="Arial" w:eastAsia="Microsoft YaHei"/>
-          <w:sz w:val="21"/>
+          <w:sz w:val="22"/>
         </w:rPr>
         <w:t>18 October 2026</w:t>
       </w:r>
@@ -4072,7 +4072,7 @@
         <w:rPr>
           <w:rFonts w:ascii="Arial" w:hAnsi="Arial" w:cs="Arial" w:eastAsia="Microsoft YaHei"/>
           <w:b/>
-          <w:sz w:val="22"/>
+          <w:sz w:val="24"/>
         </w:rPr>
         <w:t>Elements:</w:t>
       </w:r>
@@ -4122,7 +4122,7 @@
             <w:r>
               <w:drawing>
                 <wp:inline xmlns:a="http://schemas.openxmlformats.org/drawingml/2006/main" xmlns:pic="http://schemas.openxmlformats.org/drawingml/2006/picture">
-                  <wp:extent cx="2376000" cy="2320312"/>
+                  <wp:extent cx="2160000" cy="2109375"/>
                   <wp:docPr id="1" name="Picture 1"/>
                   <wp:cNvGraphicFramePr>
                     <a:graphicFrameLocks noChangeAspect="1"/>
@@ -4143,7 +4143,7 @@
                         <pic:spPr>
                           <a:xfrm>
                             <a:off x="0" y="0"/>
-                            <a:ext cx="2376000" cy="2320312"/>
+                            <a:ext cx="2160000" cy="2109375"/>
                           </a:xfrm>
                           <a:prstGeom prst="rect"/>
                         </pic:spPr>
@@ -4161,7 +4161,7 @@
             <w:r>
               <w:rPr>
                 <w:rFonts w:ascii="Arial" w:hAnsi="Arial" w:cs="Arial" w:eastAsia="Microsoft YaHei"/>
-                <w:sz w:val="16"/>
+                <w:sz w:val="17"/>
               </w:rPr>
               <w:t>Live screenshot of the deployed page (https://24831941.it.scu.edu.au), taken with headless Chrome. The layout is the design; every value on it comes from the API.</w:t>
             </w:r>
@@ -4213,7 +4213,7 @@
             <w:r>
               <w:rPr>
                 <w:rFonts w:ascii="Arial" w:hAnsi="Arial" w:cs="Arial" w:eastAsia="Microsoft YaHei"/>
-                <w:sz w:val="16"/>
+                <w:sz w:val="17"/>
               </w:rPr>
               <w:t>Hero: eyebrow 'Gold Coast - Queensland', headline 'Charity events worth showing up for', lead paragraph</w:t>
             </w:r>
@@ -4225,7 +4225,7 @@
             <w:r>
               <w:rPr>
                 <w:rFonts w:ascii="Arial" w:hAnsi="Arial" w:cs="Arial" w:eastAsia="Microsoft YaHei"/>
-                <w:sz w:val="16"/>
+                <w:sz w:val="17"/>
               </w:rPr>
               <w:t>Button: 'Find an event'</w:t>
             </w:r>
@@ -4237,7 +4237,7 @@
             <w:r>
               <w:rPr>
                 <w:rFonts w:ascii="Arial" w:hAnsi="Arial" w:cs="Arial" w:eastAsia="Microsoft YaHei"/>
-                <w:sz w:val="16"/>
+                <w:sz w:val="17"/>
               </w:rPr>
               <w:t>Section headings: 'Upcoming events' / 'Recently finished'</w:t>
             </w:r>
@@ -4249,7 +4249,7 @@
             <w:r>
               <w:rPr>
                 <w:rFonts w:ascii="Arial" w:hAnsi="Arial" w:cs="Arial" w:eastAsia="Microsoft YaHei"/>
-                <w:sz w:val="16"/>
+                <w:sz w:val="17"/>
               </w:rPr>
               <w:t>On every card: event name, date, time, venue, price, one-line summary, '$X raised of $Y goal', 'N registered', charity name</w:t>
             </w:r>
@@ -4301,7 +4301,7 @@
             <w:r>
               <w:rPr>
                 <w:rFonts w:ascii="Arial" w:hAnsi="Arial" w:cs="Arial" w:eastAsia="Microsoft YaHei"/>
-                <w:sz w:val="16"/>
+                <w:sz w:val="17"/>
               </w:rPr>
               <w:t>None. No audio, no video, no images: the icons are characters from the database, the colour bands and progress bar are CSS drawn from API values.</w:t>
             </w:r>
@@ -4318,7 +4318,7 @@
         <w:rPr>
           <w:rFonts w:ascii="Arial" w:hAnsi="Arial" w:cs="Arial" w:eastAsia="Microsoft YaHei"/>
           <w:b/>
-          <w:sz w:val="22"/>
+          <w:sz w:val="24"/>
         </w:rPr>
         <w:t>NOTES</w:t>
       </w:r>
@@ -4367,7 +4367,7 @@
             <w:r>
               <w:rPr>
                 <w:rFonts w:ascii="Arial" w:hAnsi="Arial" w:cs="Arial" w:eastAsia="Microsoft YaHei"/>
-                <w:sz w:val="16"/>
+                <w:sz w:val="17"/>
               </w:rPr>
               <w:t>The first screen is already the product: a visitor reaches an event in at most one click, and a broken back end shows immediately as an empty grid with a retry button rather than a silent blank page.</w:t>
             </w:r>
@@ -4409,7 +4409,7 @@
               <w:rPr>
                 <w:rFonts w:ascii="Arial" w:hAnsi="Arial" w:cs="Arial" w:eastAsia="Microsoft YaHei"/>
                 <w:b/>
-                <w:sz w:val="16"/>
+                <w:sz w:val="17"/>
               </w:rPr>
               <w:t>Description:</w:t>
             </w:r>
@@ -4428,7 +4428,7 @@
               <w:rPr>
                 <w:rFonts w:ascii="Arial" w:hAnsi="Arial" w:cs="Arial" w:eastAsia="Microsoft YaHei"/>
                 <w:b w:val="0"/>
-                <w:sz w:val="16"/>
+                <w:sz w:val="17"/>
               </w:rPr>
               <w:t>The landing page. Its job is to make a visitor want to attend something and get them to an event within one click. It also quietly proves the site is alive: every card is rendered from the database, so an empty home page would mean a broken back end.</w:t>
             </w:r>
@@ -4450,7 +4450,7 @@
               <w:rPr>
                 <w:rFonts w:ascii="Arial" w:hAnsi="Arial" w:cs="Arial" w:eastAsia="Microsoft YaHei"/>
                 <w:b/>
-                <w:sz w:val="16"/>
+                <w:sz w:val="17"/>
               </w:rPr>
               <w:t>Content:</w:t>
             </w:r>
@@ -4469,7 +4469,7 @@
               <w:rPr>
                 <w:rFonts w:ascii="Arial" w:hAnsi="Arial" w:cs="Arial" w:eastAsia="Microsoft YaHei"/>
                 <w:b w:val="0"/>
-                <w:sz w:val="16"/>
+                <w:sz w:val="17"/>
               </w:rPr>
               <w:t>Header with the Giving Coast mark and the menu (Home / Search / Staff admin).</w:t>
               <w:br/>
@@ -4499,7 +4499,7 @@
               <w:rPr>
                 <w:rFonts w:ascii="Arial" w:hAnsi="Arial" w:cs="Arial" w:eastAsia="Microsoft YaHei"/>
                 <w:b/>
-                <w:sz w:val="16"/>
+                <w:sz w:val="17"/>
               </w:rPr>
               <w:t>Interactions:</w:t>
             </w:r>
@@ -4518,7 +4518,7 @@
               <w:rPr>
                 <w:rFonts w:ascii="Arial" w:hAnsi="Arial" w:cs="Arial" w:eastAsia="Microsoft YaHei"/>
                 <w:b w:val="0"/>
-                <w:sz w:val="16"/>
+                <w:sz w:val="17"/>
               </w:rPr>
               <w:t>On load the page calls GET /api/events and GET /api/events/past and renders the two grids from the responses; nothing on the page is hard-coded.</w:t>
               <w:br/>
@@ -4546,7 +4546,7 @@
               <w:rPr>
                 <w:rFonts w:ascii="Arial" w:hAnsi="Arial" w:cs="Arial" w:eastAsia="Microsoft YaHei"/>
                 <w:b/>
-                <w:sz w:val="16"/>
+                <w:sz w:val="17"/>
               </w:rPr>
               <w:t>Media Creation:</w:t>
             </w:r>
@@ -4565,7 +4565,7 @@
               <w:rPr>
                 <w:rFonts w:ascii="Arial" w:hAnsi="Arial" w:cs="Arial" w:eastAsia="Microsoft YaHei"/>
                 <w:b w:val="0"/>
-                <w:sz w:val="16"/>
+                <w:sz w:val="17"/>
               </w:rPr>
               <w:t>No image assets at all. The category icons are emoji stored in the database and served by the API (which is why the tables are utf8mb4); the card colour bands are CSS derived from the category; the progress bar is drawn from raised_amount / goal_amount returned by the API rather than stored in the table.</w:t>
             </w:r>
@@ -4587,7 +4587,7 @@
               <w:rPr>
                 <w:rFonts w:ascii="Arial" w:hAnsi="Arial" w:cs="Arial" w:eastAsia="Microsoft YaHei"/>
                 <w:b/>
-                <w:sz w:val="16"/>
+                <w:sz w:val="17"/>
               </w:rPr>
               <w:t>Navigation:</w:t>
             </w:r>
@@ -4606,7 +4606,7 @@
               <w:rPr>
                 <w:rFonts w:ascii="Arial" w:hAnsi="Arial" w:cs="Arial" w:eastAsia="Microsoft YaHei"/>
                 <w:b w:val="0"/>
-                <w:sz w:val="16"/>
+                <w:sz w:val="17"/>
               </w:rPr>
               <w:t>In: the site root, or 'View public site' from the staff site.</w:t>
               <w:br/>
@@ -4651,14 +4651,14 @@
         <w:rPr>
           <w:rFonts w:ascii="Arial" w:hAnsi="Arial" w:cs="Arial" w:eastAsia="Microsoft YaHei"/>
           <w:b/>
-          <w:sz w:val="21"/>
+          <w:sz w:val="22"/>
         </w:rPr>
         <w:t xml:space="preserve">TITLE: </w:t>
       </w:r>
       <w:r>
         <w:rPr>
           <w:rFonts w:ascii="Arial" w:hAnsi="Arial" w:cs="Arial" w:eastAsia="Microsoft YaHei"/>
-          <w:sz w:val="21"/>
+          <w:sz w:val="22"/>
         </w:rPr>
         <w:t xml:space="preserve">Search - find an event    </w:t>
       </w:r>
@@ -4666,14 +4666,14 @@
         <w:rPr>
           <w:rFonts w:ascii="Arial" w:hAnsi="Arial" w:cs="Arial" w:eastAsia="Microsoft YaHei"/>
           <w:b/>
-          <w:sz w:val="21"/>
+          <w:sz w:val="22"/>
         </w:rPr>
         <w:t xml:space="preserve">SCREEN ID: </w:t>
       </w:r>
       <w:r>
         <w:rPr>
           <w:rFonts w:ascii="Arial" w:hAnsi="Arial" w:cs="Arial" w:eastAsia="Microsoft YaHei"/>
-          <w:sz w:val="21"/>
+          <w:sz w:val="22"/>
         </w:rPr>
         <w:t xml:space="preserve">S2    </w:t>
       </w:r>
@@ -4681,14 +4681,14 @@
         <w:rPr>
           <w:rFonts w:ascii="Arial" w:hAnsi="Arial" w:cs="Arial" w:eastAsia="Microsoft YaHei"/>
           <w:b/>
-          <w:sz w:val="21"/>
+          <w:sz w:val="22"/>
         </w:rPr>
         <w:t xml:space="preserve">DATE: </w:t>
       </w:r>
       <w:r>
         <w:rPr>
           <w:rFonts w:ascii="Arial" w:hAnsi="Arial" w:cs="Arial" w:eastAsia="Microsoft YaHei"/>
-          <w:sz w:val="21"/>
+          <w:sz w:val="22"/>
         </w:rPr>
         <w:t>18 October 2026</w:t>
       </w:r>
@@ -4702,7 +4702,7 @@
         <w:rPr>
           <w:rFonts w:ascii="Arial" w:hAnsi="Arial" w:cs="Arial" w:eastAsia="Microsoft YaHei"/>
           <w:b/>
-          <w:sz w:val="22"/>
+          <w:sz w:val="24"/>
         </w:rPr>
         <w:t>Elements:</w:t>
       </w:r>
@@ -4752,7 +4752,7 @@
             <w:r>
               <w:drawing>
                 <wp:inline xmlns:a="http://schemas.openxmlformats.org/drawingml/2006/main" xmlns:pic="http://schemas.openxmlformats.org/drawingml/2006/picture">
-                  <wp:extent cx="2592000" cy="2531250"/>
+                  <wp:extent cx="2448000" cy="2390625"/>
                   <wp:docPr id="2" name="Picture 2"/>
                   <wp:cNvGraphicFramePr>
                     <a:graphicFrameLocks noChangeAspect="1"/>
@@ -4773,7 +4773,7 @@
                         <pic:spPr>
                           <a:xfrm>
                             <a:off x="0" y="0"/>
-                            <a:ext cx="2592000" cy="2531250"/>
+                            <a:ext cx="2448000" cy="2390625"/>
                           </a:xfrm>
                           <a:prstGeom prst="rect"/>
                         </pic:spPr>
@@ -4791,7 +4791,7 @@
             <w:r>
               <w:rPr>
                 <w:rFonts w:ascii="Arial" w:hAnsi="Arial" w:cs="Arial" w:eastAsia="Microsoft YaHei"/>
-                <w:sz w:val="16"/>
+                <w:sz w:val="17"/>
               </w:rPr>
               <w:t>Live screenshot of the deployed page (https://24831941.it.scu.edu.au), taken with headless Chrome. The layout is the design; every value on it comes from the API.</w:t>
             </w:r>
@@ -4843,7 +4843,7 @@
             <w:r>
               <w:rPr>
                 <w:rFonts w:ascii="Arial" w:hAnsi="Arial" w:cs="Arial" w:eastAsia="Microsoft YaHei"/>
-                <w:sz w:val="16"/>
+                <w:sz w:val="17"/>
               </w:rPr>
               <w:t>Title: 'Search events'</w:t>
             </w:r>
@@ -4855,7 +4855,7 @@
             <w:r>
               <w:rPr>
                 <w:rFonts w:ascii="Arial" w:hAnsi="Arial" w:cs="Arial" w:eastAsia="Microsoft YaHei"/>
-                <w:sz w:val="16"/>
+                <w:sz w:val="17"/>
               </w:rPr>
               <w:t>Instruction: 'Leave everything blank to see everything that is still coming up.'</w:t>
             </w:r>
@@ -4867,7 +4867,7 @@
             <w:r>
               <w:rPr>
                 <w:rFonts w:ascii="Arial" w:hAnsi="Arial" w:cs="Arial" w:eastAsia="Microsoft YaHei"/>
-                <w:sz w:val="16"/>
+                <w:sz w:val="17"/>
               </w:rPr>
               <w:t>Field labels: Date / Location / Category</w:t>
             </w:r>
@@ -4879,7 +4879,7 @@
             <w:r>
               <w:rPr>
                 <w:rFonts w:ascii="Arial" w:hAnsi="Arial" w:cs="Arial" w:eastAsia="Microsoft YaHei"/>
-                <w:sz w:val="16"/>
+                <w:sz w:val="17"/>
               </w:rPr>
               <w:t>Buttons: 'Search' / 'Clear'</w:t>
             </w:r>
@@ -4891,7 +4891,7 @@
             <w:r>
               <w:rPr>
                 <w:rFonts w:ascii="Arial" w:hAnsi="Arial" w:cs="Arial" w:eastAsia="Microsoft YaHei"/>
-                <w:sz w:val="16"/>
+                <w:sz w:val="17"/>
               </w:rPr>
               <w:t>Results heading with the number found</w:t>
             </w:r>
@@ -4943,7 +4943,7 @@
             <w:r>
               <w:rPr>
                 <w:rFonts w:ascii="Arial" w:hAnsi="Arial" w:cs="Arial" w:eastAsia="Microsoft YaHei"/>
-                <w:sz w:val="16"/>
+                <w:sz w:val="17"/>
               </w:rPr>
               <w:t>None - same card component as the home page; the category icons come from the database.</w:t>
             </w:r>
@@ -4960,7 +4960,7 @@
         <w:rPr>
           <w:rFonts w:ascii="Arial" w:hAnsi="Arial" w:cs="Arial" w:eastAsia="Microsoft YaHei"/>
           <w:b/>
-          <w:sz w:val="22"/>
+          <w:sz w:val="24"/>
         </w:rPr>
         <w:t>NOTES</w:t>
       </w:r>
@@ -5009,7 +5009,7 @@
             <w:r>
               <w:rPr>
                 <w:rFonts w:ascii="Arial" w:hAnsi="Arial" w:cs="Arial" w:eastAsia="Microsoft YaHei"/>
-                <w:sz w:val="16"/>
+                <w:sz w:val="17"/>
               </w:rPr>
               <w:t>Filtering runs on the server, so the page only draws results; 'no search yet' and 'no results' are deliberately two different states. A past date is refused before the request is sent.</w:t>
             </w:r>
@@ -5051,7 +5051,7 @@
               <w:rPr>
                 <w:rFonts w:ascii="Arial" w:hAnsi="Arial" w:cs="Arial" w:eastAsia="Microsoft YaHei"/>
                 <w:b/>
-                <w:sz w:val="16"/>
+                <w:sz w:val="17"/>
               </w:rPr>
               <w:t>Description:</w:t>
             </w:r>
@@ -5070,7 +5070,7 @@
               <w:rPr>
                 <w:rFonts w:ascii="Arial" w:hAnsi="Arial" w:cs="Arial" w:eastAsia="Microsoft YaHei"/>
                 <w:b w:val="0"/>
-                <w:sz w:val="16"/>
+                <w:sz w:val="17"/>
               </w:rPr>
               <w:t>For the visitor who already knows roughly what they want. Three filters - date, location and category - any combination of which can be used, or none at all.</w:t>
             </w:r>
@@ -5092,7 +5092,7 @@
               <w:rPr>
                 <w:rFonts w:ascii="Arial" w:hAnsi="Arial" w:cs="Arial" w:eastAsia="Microsoft YaHei"/>
                 <w:b/>
-                <w:sz w:val="16"/>
+                <w:sz w:val="17"/>
               </w:rPr>
               <w:t>Content:</w:t>
             </w:r>
@@ -5111,7 +5111,7 @@
               <w:rPr>
                 <w:rFonts w:ascii="Arial" w:hAnsi="Arial" w:cs="Arial" w:eastAsia="Microsoft YaHei"/>
                 <w:b w:val="0"/>
-                <w:sz w:val="16"/>
+                <w:sz w:val="17"/>
               </w:rPr>
               <w:t>Page title and a two-line explanation ('Leave everything blank to see everything that is still coming up').</w:t>
               <w:br/>
@@ -5137,7 +5137,7 @@
               <w:rPr>
                 <w:rFonts w:ascii="Arial" w:hAnsi="Arial" w:cs="Arial" w:eastAsia="Microsoft YaHei"/>
                 <w:b/>
-                <w:sz w:val="16"/>
+                <w:sz w:val="17"/>
               </w:rPr>
               <w:t>Interactions:</w:t>
             </w:r>
@@ -5156,7 +5156,7 @@
               <w:rPr>
                 <w:rFonts w:ascii="Arial" w:hAnsi="Arial" w:cs="Arial" w:eastAsia="Microsoft YaHei"/>
                 <w:b w:val="0"/>
-                <w:sz w:val="16"/>
+                <w:sz w:val="17"/>
               </w:rPr>
               <w:t>Search sends GET /api/events?date=&amp;location=&amp;category= - the filtering is done by the API, not by downloading every event and hiding rows in the browser.</w:t>
               <w:br/>
@@ -5184,7 +5184,7 @@
               <w:rPr>
                 <w:rFonts w:ascii="Arial" w:hAnsi="Arial" w:cs="Arial" w:eastAsia="Microsoft YaHei"/>
                 <w:b/>
-                <w:sz w:val="16"/>
+                <w:sz w:val="17"/>
               </w:rPr>
               <w:t>Media Creation:</w:t>
             </w:r>
@@ -5203,7 +5203,7 @@
               <w:rPr>
                 <w:rFonts w:ascii="Arial" w:hAnsi="Arial" w:cs="Arial" w:eastAsia="Microsoft YaHei"/>
                 <w:b w:val="0"/>
-                <w:sz w:val="16"/>
+                <w:sz w:val="17"/>
               </w:rPr>
               <w:t>The category select is filled from GET /api/categories, so a new category added by staff appears here without a rebuild. Cards reuse the home page component.</w:t>
             </w:r>
@@ -5225,7 +5225,7 @@
               <w:rPr>
                 <w:rFonts w:ascii="Arial" w:hAnsi="Arial" w:cs="Arial" w:eastAsia="Microsoft YaHei"/>
                 <w:b/>
-                <w:sz w:val="16"/>
+                <w:sz w:val="17"/>
               </w:rPr>
               <w:t>Navigation:</w:t>
             </w:r>
@@ -5244,7 +5244,7 @@
               <w:rPr>
                 <w:rFonts w:ascii="Arial" w:hAnsi="Arial" w:cs="Arial" w:eastAsia="Microsoft YaHei"/>
                 <w:b w:val="0"/>
-                <w:sz w:val="16"/>
+                <w:sz w:val="17"/>
               </w:rPr>
               <w:t>In: 'Find an event' from the home hero, or Search in the menu.</w:t>
               <w:br/>
@@ -5289,14 +5289,14 @@
         <w:rPr>
           <w:rFonts w:ascii="Arial" w:hAnsi="Arial" w:cs="Arial" w:eastAsia="Microsoft YaHei"/>
           <w:b/>
-          <w:sz w:val="21"/>
+          <w:sz w:val="22"/>
         </w:rPr>
         <w:t xml:space="preserve">TITLE: </w:t>
       </w:r>
       <w:r>
         <w:rPr>
           <w:rFonts w:ascii="Arial" w:hAnsi="Arial" w:cs="Arial" w:eastAsia="Microsoft YaHei"/>
-          <w:sz w:val="21"/>
+          <w:sz w:val="22"/>
         </w:rPr>
         <w:t xml:space="preserve">Event detail - one charity event    </w:t>
       </w:r>
@@ -5304,14 +5304,14 @@
         <w:rPr>
           <w:rFonts w:ascii="Arial" w:hAnsi="Arial" w:cs="Arial" w:eastAsia="Microsoft YaHei"/>
           <w:b/>
-          <w:sz w:val="21"/>
+          <w:sz w:val="22"/>
         </w:rPr>
         <w:t xml:space="preserve">SCREEN ID: </w:t>
       </w:r>
       <w:r>
         <w:rPr>
           <w:rFonts w:ascii="Arial" w:hAnsi="Arial" w:cs="Arial" w:eastAsia="Microsoft YaHei"/>
-          <w:sz w:val="21"/>
+          <w:sz w:val="22"/>
         </w:rPr>
         <w:t xml:space="preserve">S3    </w:t>
       </w:r>
@@ -5319,14 +5319,14 @@
         <w:rPr>
           <w:rFonts w:ascii="Arial" w:hAnsi="Arial" w:cs="Arial" w:eastAsia="Microsoft YaHei"/>
           <w:b/>
-          <w:sz w:val="21"/>
+          <w:sz w:val="22"/>
         </w:rPr>
         <w:t xml:space="preserve">DATE: </w:t>
       </w:r>
       <w:r>
         <w:rPr>
           <w:rFonts w:ascii="Arial" w:hAnsi="Arial" w:cs="Arial" w:eastAsia="Microsoft YaHei"/>
-          <w:sz w:val="21"/>
+          <w:sz w:val="22"/>
         </w:rPr>
         <w:t>18 October 2026</w:t>
       </w:r>
@@ -5340,7 +5340,7 @@
         <w:rPr>
           <w:rFonts w:ascii="Arial" w:hAnsi="Arial" w:cs="Arial" w:eastAsia="Microsoft YaHei"/>
           <w:b/>
-          <w:sz w:val="22"/>
+          <w:sz w:val="24"/>
         </w:rPr>
         <w:t>Elements:</w:t>
       </w:r>
@@ -5390,7 +5390,7 @@
             <w:r>
               <w:drawing>
                 <wp:inline xmlns:a="http://schemas.openxmlformats.org/drawingml/2006/main" xmlns:pic="http://schemas.openxmlformats.org/drawingml/2006/picture">
-                  <wp:extent cx="2592000" cy="2531250"/>
+                  <wp:extent cx="2448000" cy="2390625"/>
                   <wp:docPr id="3" name="Picture 3"/>
                   <wp:cNvGraphicFramePr>
                     <a:graphicFrameLocks noChangeAspect="1"/>
@@ -5411,7 +5411,7 @@
                         <pic:spPr>
                           <a:xfrm>
                             <a:off x="0" y="0"/>
-                            <a:ext cx="2592000" cy="2531250"/>
+                            <a:ext cx="2448000" cy="2390625"/>
                           </a:xfrm>
                           <a:prstGeom prst="rect"/>
                         </pic:spPr>
@@ -5429,7 +5429,7 @@
             <w:r>
               <w:rPr>
                 <w:rFonts w:ascii="Arial" w:hAnsi="Arial" w:cs="Arial" w:eastAsia="Microsoft YaHei"/>
-                <w:sz w:val="16"/>
+                <w:sz w:val="17"/>
               </w:rPr>
               <w:t>Live screenshot of the deployed page (https://24831941.it.scu.edu.au), taken with headless Chrome. The layout is the design; every value on it comes from the API.</w:t>
             </w:r>
@@ -5481,7 +5481,7 @@
             <w:r>
               <w:rPr>
                 <w:rFonts w:ascii="Arial" w:hAnsi="Arial" w:cs="Arial" w:eastAsia="Microsoft YaHei"/>
-                <w:sz w:val="16"/>
+                <w:sz w:val="17"/>
               </w:rPr>
               <w:t>Breadcrumb: 'All events &gt; {category}' and a 'Back to all events' link</w:t>
             </w:r>
@@ -5493,7 +5493,7 @@
             <w:r>
               <w:rPr>
                 <w:rFonts w:ascii="Arial" w:hAnsi="Arial" w:cs="Arial" w:eastAsia="Microsoft YaHei"/>
-                <w:sz w:val="16"/>
+                <w:sz w:val="17"/>
               </w:rPr>
               <w:t>Panels: 'Who is going' (name, tickets, booking date), 'Expected weather' (icon, description, max/min degrees), 'Run by' (charity details)</w:t>
             </w:r>
@@ -5505,7 +5505,7 @@
             <w:r>
               <w:rPr>
                 <w:rFonts w:ascii="Arial" w:hAnsi="Arial" w:cs="Arial" w:eastAsia="Microsoft YaHei"/>
-                <w:sz w:val="16"/>
+                <w:sz w:val="17"/>
               </w:rPr>
               <w:t>Button: 'Register'</w:t>
             </w:r>
@@ -5557,7 +5557,7 @@
             <w:r>
               <w:rPr>
                 <w:rFonts w:ascii="Arial" w:hAnsi="Arial" w:cs="Arial" w:eastAsia="Microsoft YaHei"/>
-                <w:sz w:val="16"/>
+                <w:sz w:val="17"/>
               </w:rPr>
               <w:t>None. The weather icon is a character (emoji) mapped from the Open-Meteo numeric code by our own API, not an image file.</w:t>
             </w:r>
@@ -5574,7 +5574,7 @@
         <w:rPr>
           <w:rFonts w:ascii="Arial" w:hAnsi="Arial" w:cs="Arial" w:eastAsia="Microsoft YaHei"/>
           <w:b/>
-          <w:sz w:val="22"/>
+          <w:sz w:val="24"/>
         </w:rPr>
         <w:t>NOTES</w:t>
       </w:r>
@@ -5623,7 +5623,7 @@
             <w:r>
               <w:rPr>
                 <w:rFonts w:ascii="Arial" w:hAnsi="Arial" w:cs="Arial" w:eastAsia="Microsoft YaHei"/>
-                <w:sz w:val="16"/>
+                <w:sz w:val="17"/>
               </w:rPr>
               <w:t>Social proof sits next to the price because it is the strongest reason to book; the weather is a separate request so a slow forecast never delays the page.</w:t>
             </w:r>
@@ -5665,7 +5665,7 @@
               <w:rPr>
                 <w:rFonts w:ascii="Arial" w:hAnsi="Arial" w:cs="Arial" w:eastAsia="Microsoft YaHei"/>
                 <w:b/>
-                <w:sz w:val="16"/>
+                <w:sz w:val="17"/>
               </w:rPr>
               <w:t>Description:</w:t>
             </w:r>
@@ -5684,7 +5684,7 @@
               <w:rPr>
                 <w:rFonts w:ascii="Arial" w:hAnsi="Arial" w:cs="Arial" w:eastAsia="Microsoft YaHei"/>
                 <w:b w:val="0"/>
-                <w:sz w:val="16"/>
+                <w:sz w:val="17"/>
               </w:rPr>
               <w:t>Everything about one event, and the door to booking it. This is the page a visitor decides on, so it carries the practical details, the social proof and the weather in one view.</w:t>
             </w:r>
@@ -5706,7 +5706,7 @@
               <w:rPr>
                 <w:rFonts w:ascii="Arial" w:hAnsi="Arial" w:cs="Arial" w:eastAsia="Microsoft YaHei"/>
                 <w:b/>
-                <w:sz w:val="16"/>
+                <w:sz w:val="17"/>
               </w:rPr>
               <w:t>Content:</w:t>
             </w:r>
@@ -5725,7 +5725,7 @@
               <w:rPr>
                 <w:rFonts w:ascii="Arial" w:hAnsi="Arial" w:cs="Arial" w:eastAsia="Microsoft YaHei"/>
                 <w:b w:val="0"/>
-                <w:sz w:val="16"/>
+                <w:sz w:val="17"/>
               </w:rPr>
               <w:t>Breadcrumb (All events &gt; category) and a back link.</w:t>
               <w:br/>
@@ -5755,7 +5755,7 @@
               <w:rPr>
                 <w:rFonts w:ascii="Arial" w:hAnsi="Arial" w:cs="Arial" w:eastAsia="Microsoft YaHei"/>
                 <w:b/>
-                <w:sz w:val="16"/>
+                <w:sz w:val="17"/>
               </w:rPr>
               <w:t>Interactions:</w:t>
             </w:r>
@@ -5774,7 +5774,7 @@
               <w:rPr>
                 <w:rFonts w:ascii="Arial" w:hAnsi="Arial" w:cs="Arial" w:eastAsia="Microsoft YaHei"/>
                 <w:b w:val="0"/>
-                <w:sz w:val="16"/>
+                <w:sz w:val="17"/>
               </w:rPr>
               <w:t>One call to GET /api/events/:id returns the event and its registrations together, so the page is never half-loaded and the list can never disagree with the event.</w:t>
               <w:br/>
@@ -5800,7 +5800,7 @@
               <w:rPr>
                 <w:rFonts w:ascii="Arial" w:hAnsi="Arial" w:cs="Arial" w:eastAsia="Microsoft YaHei"/>
                 <w:b/>
-                <w:sz w:val="16"/>
+                <w:sz w:val="17"/>
               </w:rPr>
               <w:t>Media Creation:</w:t>
             </w:r>
@@ -5819,7 +5819,7 @@
               <w:rPr>
                 <w:rFonts w:ascii="Arial" w:hAnsi="Arial" w:cs="Arial" w:eastAsia="Microsoft YaHei"/>
                 <w:b w:val="0"/>
-                <w:sz w:val="16"/>
+                <w:sz w:val="17"/>
               </w:rPr>
               <w:t>The weather panel is fed by our own API, which calls Open-Meteo with the event's latitude and longitude and maps the numeric weather codes to words and an icon. If the upstream service is down the panel says there is no forecast rather than showing an empty box.</w:t>
             </w:r>
@@ -5841,7 +5841,7 @@
               <w:rPr>
                 <w:rFonts w:ascii="Arial" w:hAnsi="Arial" w:cs="Arial" w:eastAsia="Microsoft YaHei"/>
                 <w:b/>
-                <w:sz w:val="16"/>
+                <w:sz w:val="17"/>
               </w:rPr>
               <w:t>Navigation:</w:t>
             </w:r>
@@ -5860,7 +5860,7 @@
               <w:rPr>
                 <w:rFonts w:ascii="Arial" w:hAnsi="Arial" w:cs="Arial" w:eastAsia="Microsoft YaHei"/>
                 <w:b w:val="0"/>
-                <w:sz w:val="16"/>
+                <w:sz w:val="17"/>
               </w:rPr>
               <w:t>In: a card on the home or search page.</w:t>
               <w:br/>
@@ -5905,14 +5905,14 @@
         <w:rPr>
           <w:rFonts w:ascii="Arial" w:hAnsi="Arial" w:cs="Arial" w:eastAsia="Microsoft YaHei"/>
           <w:b/>
-          <w:sz w:val="21"/>
+          <w:sz w:val="22"/>
         </w:rPr>
         <w:t xml:space="preserve">TITLE: </w:t>
       </w:r>
       <w:r>
         <w:rPr>
           <w:rFonts w:ascii="Arial" w:hAnsi="Arial" w:cs="Arial" w:eastAsia="Microsoft YaHei"/>
-          <w:sz w:val="21"/>
+          <w:sz w:val="22"/>
         </w:rPr>
         <w:t xml:space="preserve">Register - book a place    </w:t>
       </w:r>
@@ -5920,14 +5920,14 @@
         <w:rPr>
           <w:rFonts w:ascii="Arial" w:hAnsi="Arial" w:cs="Arial" w:eastAsia="Microsoft YaHei"/>
           <w:b/>
-          <w:sz w:val="21"/>
+          <w:sz w:val="22"/>
         </w:rPr>
         <w:t xml:space="preserve">SCREEN ID: </w:t>
       </w:r>
       <w:r>
         <w:rPr>
           <w:rFonts w:ascii="Arial" w:hAnsi="Arial" w:cs="Arial" w:eastAsia="Microsoft YaHei"/>
-          <w:sz w:val="21"/>
+          <w:sz w:val="22"/>
         </w:rPr>
         <w:t xml:space="preserve">S4    </w:t>
       </w:r>
@@ -5935,14 +5935,14 @@
         <w:rPr>
           <w:rFonts w:ascii="Arial" w:hAnsi="Arial" w:cs="Arial" w:eastAsia="Microsoft YaHei"/>
           <w:b/>
-          <w:sz w:val="21"/>
+          <w:sz w:val="22"/>
         </w:rPr>
         <w:t xml:space="preserve">DATE: </w:t>
       </w:r>
       <w:r>
         <w:rPr>
           <w:rFonts w:ascii="Arial" w:hAnsi="Arial" w:cs="Arial" w:eastAsia="Microsoft YaHei"/>
-          <w:sz w:val="21"/>
+          <w:sz w:val="22"/>
         </w:rPr>
         <w:t>18 October 2026</w:t>
       </w:r>
@@ -5956,7 +5956,7 @@
         <w:rPr>
           <w:rFonts w:ascii="Arial" w:hAnsi="Arial" w:cs="Arial" w:eastAsia="Microsoft YaHei"/>
           <w:b/>
-          <w:sz w:val="22"/>
+          <w:sz w:val="24"/>
         </w:rPr>
         <w:t>Elements:</w:t>
       </w:r>
@@ -6006,7 +6006,7 @@
             <w:r>
               <w:drawing>
                 <wp:inline xmlns:a="http://schemas.openxmlformats.org/drawingml/2006/main" xmlns:pic="http://schemas.openxmlformats.org/drawingml/2006/picture">
-                  <wp:extent cx="2592000" cy="2531250"/>
+                  <wp:extent cx="2448000" cy="2390625"/>
                   <wp:docPr id="4" name="Picture 4"/>
                   <wp:cNvGraphicFramePr>
                     <a:graphicFrameLocks noChangeAspect="1"/>
@@ -6027,7 +6027,7 @@
                         <pic:spPr>
                           <a:xfrm>
                             <a:off x="0" y="0"/>
-                            <a:ext cx="2592000" cy="2531250"/>
+                            <a:ext cx="2448000" cy="2390625"/>
                           </a:xfrm>
                           <a:prstGeom prst="rect"/>
                         </pic:spPr>
@@ -6045,7 +6045,7 @@
             <w:r>
               <w:rPr>
                 <w:rFonts w:ascii="Arial" w:hAnsi="Arial" w:cs="Arial" w:eastAsia="Microsoft YaHei"/>
-                <w:sz w:val="16"/>
+                <w:sz w:val="17"/>
               </w:rPr>
               <w:t>Live screenshot of the deployed page (https://24831941.it.scu.edu.au), taken with headless Chrome. The layout is the design; every value on it comes from the API.</w:t>
             </w:r>
@@ -6097,7 +6097,7 @@
             <w:r>
               <w:rPr>
                 <w:rFonts w:ascii="Arial" w:hAnsi="Arial" w:cs="Arial" w:eastAsia="Microsoft YaHei"/>
-                <w:sz w:val="16"/>
+                <w:sz w:val="17"/>
               </w:rPr>
               <w:t>Title: 'Register for an event'; left panel shows the event name, date, time, venue and price per ticket</w:t>
             </w:r>
@@ -6109,7 +6109,7 @@
             <w:r>
               <w:rPr>
                 <w:rFonts w:ascii="Arial" w:hAnsi="Arial" w:cs="Arial" w:eastAsia="Microsoft YaHei"/>
-                <w:sz w:val="16"/>
+                <w:sz w:val="17"/>
               </w:rPr>
               <w:t>Form heading 'Your details'; labels: First name / Last name / Email / Contact phone / Number of tickets / Date of registration / Notes (optional)</w:t>
             </w:r>
@@ -6121,7 +6121,7 @@
             <w:r>
               <w:rPr>
                 <w:rFonts w:ascii="Arial" w:hAnsi="Arial" w:cs="Arial" w:eastAsia="Microsoft YaHei"/>
-                <w:sz w:val="16"/>
+                <w:sz w:val="17"/>
               </w:rPr>
               <w:t>Live 'Total: $X'; button 'Complete registration'</w:t>
             </w:r>
@@ -6133,7 +6133,7 @@
             <w:r>
               <w:rPr>
                 <w:rFonts w:ascii="Arial" w:hAnsi="Arial" w:cs="Arial" w:eastAsia="Microsoft YaHei"/>
-                <w:sz w:val="16"/>
+                <w:sz w:val="17"/>
               </w:rPr>
               <w:t>On success the form is replaced by 'You are registered' plus the booking details and a back link</w:t>
             </w:r>
@@ -6185,7 +6185,7 @@
             <w:r>
               <w:rPr>
                 <w:rFonts w:ascii="Arial" w:hAnsi="Arial" w:cs="Arial" w:eastAsia="Microsoft YaHei"/>
-                <w:sz w:val="16"/>
+                <w:sz w:val="17"/>
               </w:rPr>
               <w:t>None - the page is form and data only. The total is computed live from tickets x price.</w:t>
             </w:r>
@@ -6202,7 +6202,7 @@
         <w:rPr>
           <w:rFonts w:ascii="Arial" w:hAnsi="Arial" w:cs="Arial" w:eastAsia="Microsoft YaHei"/>
           <w:b/>
-          <w:sz w:val="22"/>
+          <w:sz w:val="24"/>
         </w:rPr>
         <w:t>NOTES</w:t>
       </w:r>
@@ -6251,7 +6251,7 @@
             <w:r>
               <w:rPr>
                 <w:rFonts w:ascii="Arial" w:hAnsi="Arial" w:cs="Arial" w:eastAsia="Microsoft YaHei"/>
-                <w:sz w:val="16"/>
+                <w:sz w:val="17"/>
               </w:rPr>
               <w:t>Two columns: what you are booking on the left, who you are on the right - reasons before demands. Each field carries its own message instead of one generic alert, and a 409 shows the API's sentence verbatim.</w:t>
             </w:r>
@@ -6293,7 +6293,7 @@
               <w:rPr>
                 <w:rFonts w:ascii="Arial" w:hAnsi="Arial" w:cs="Arial" w:eastAsia="Microsoft YaHei"/>
                 <w:b/>
-                <w:sz w:val="16"/>
+                <w:sz w:val="17"/>
               </w:rPr>
               <w:t>Description:</w:t>
             </w:r>
@@ -6312,7 +6312,7 @@
               <w:rPr>
                 <w:rFonts w:ascii="Arial" w:hAnsi="Arial" w:cs="Arial" w:eastAsia="Microsoft YaHei"/>
                 <w:b w:val="0"/>
-                <w:sz w:val="16"/>
+                <w:sz w:val="17"/>
               </w:rPr>
               <w:t>The one page where we ask the visitor for something. New in A3; the brief requires the form, the event context, validation and a confirmation.</w:t>
             </w:r>
@@ -6334,7 +6334,7 @@
               <w:rPr>
                 <w:rFonts w:ascii="Arial" w:hAnsi="Arial" w:cs="Arial" w:eastAsia="Microsoft YaHei"/>
                 <w:b/>
-                <w:sz w:val="16"/>
+                <w:sz w:val="17"/>
               </w:rPr>
               <w:t>Content:</w:t>
             </w:r>
@@ -6353,7 +6353,7 @@
               <w:rPr>
                 <w:rFonts w:ascii="Arial" w:hAnsi="Arial" w:cs="Arial" w:eastAsia="Microsoft YaHei"/>
                 <w:b w:val="0"/>
-                <w:sz w:val="16"/>
+                <w:sz w:val="17"/>
               </w:rPr>
               <w:t>Left panel: the event being booked - name, date, time, venue, price per ticket and the charity - fetched from the API so the visitor can see what they are booking without going back.</w:t>
               <w:br/>
@@ -6381,7 +6381,7 @@
               <w:rPr>
                 <w:rFonts w:ascii="Arial" w:hAnsi="Arial" w:cs="Arial" w:eastAsia="Microsoft YaHei"/>
                 <w:b/>
-                <w:sz w:val="16"/>
+                <w:sz w:val="17"/>
               </w:rPr>
               <w:t>Interactions:</w:t>
             </w:r>
@@ -6400,7 +6400,7 @@
               <w:rPr>
                 <w:rFonts w:ascii="Arial" w:hAnsi="Arial" w:cs="Arial" w:eastAsia="Microsoft YaHei"/>
                 <w:b w:val="0"/>
-                <w:sz w:val="16"/>
+                <w:sz w:val="17"/>
               </w:rPr>
               <w:t>Every field validates as the visitor types and again on submit, each with its own message under the field - no generic alert.</w:t>
               <w:br/>
@@ -6426,7 +6426,7 @@
               <w:rPr>
                 <w:rFonts w:ascii="Arial" w:hAnsi="Arial" w:cs="Arial" w:eastAsia="Microsoft YaHei"/>
                 <w:b/>
-                <w:sz w:val="16"/>
+                <w:sz w:val="17"/>
               </w:rPr>
               <w:t>Media Creation:</w:t>
             </w:r>
@@ -6445,7 +6445,7 @@
               <w:rPr>
                 <w:rFonts w:ascii="Arial" w:hAnsi="Arial" w:cs="Arial" w:eastAsia="Microsoft YaHei"/>
                 <w:b w:val="0"/>
-                <w:sz w:val="16"/>
+                <w:sz w:val="17"/>
               </w:rPr>
               <w:t>None - this page is pure data and form. The total is computed in the component from tickets x the event's price, never stored.</w:t>
             </w:r>
@@ -6467,7 +6467,7 @@
               <w:rPr>
                 <w:rFonts w:ascii="Arial" w:hAnsi="Arial" w:cs="Arial" w:eastAsia="Microsoft YaHei"/>
                 <w:b/>
-                <w:sz w:val="16"/>
+                <w:sz w:val="17"/>
               </w:rPr>
               <w:t>Navigation:</w:t>
             </w:r>
@@ -6486,7 +6486,7 @@
               <w:rPr>
                 <w:rFonts w:ascii="Arial" w:hAnsi="Arial" w:cs="Arial" w:eastAsia="Microsoft YaHei"/>
                 <w:b w:val="0"/>
-                <w:sz w:val="16"/>
+                <w:sz w:val="17"/>
               </w:rPr>
               <w:t>In: the Register button on the event detail page, carrying eventId in the query string.</w:t>
               <w:br/>
@@ -6531,14 +6531,14 @@
         <w:rPr>
           <w:rFonts w:ascii="Arial" w:hAnsi="Arial" w:cs="Arial" w:eastAsia="Microsoft YaHei"/>
           <w:b/>
-          <w:sz w:val="21"/>
+          <w:sz w:val="22"/>
         </w:rPr>
         <w:t xml:space="preserve">TITLE: </w:t>
       </w:r>
       <w:r>
         <w:rPr>
           <w:rFonts w:ascii="Arial" w:hAnsi="Arial" w:cs="Arial" w:eastAsia="Microsoft YaHei"/>
-          <w:sz w:val="21"/>
+          <w:sz w:val="22"/>
         </w:rPr>
         <w:t xml:space="preserve">Staff - event list (admin site)    </w:t>
       </w:r>
@@ -6546,14 +6546,14 @@
         <w:rPr>
           <w:rFonts w:ascii="Arial" w:hAnsi="Arial" w:cs="Arial" w:eastAsia="Microsoft YaHei"/>
           <w:b/>
-          <w:sz w:val="21"/>
+          <w:sz w:val="22"/>
         </w:rPr>
         <w:t xml:space="preserve">SCREEN ID: </w:t>
       </w:r>
       <w:r>
         <w:rPr>
           <w:rFonts w:ascii="Arial" w:hAnsi="Arial" w:cs="Arial" w:eastAsia="Microsoft YaHei"/>
-          <w:sz w:val="21"/>
+          <w:sz w:val="22"/>
         </w:rPr>
         <w:t xml:space="preserve">S5    </w:t>
       </w:r>
@@ -6561,14 +6561,14 @@
         <w:rPr>
           <w:rFonts w:ascii="Arial" w:hAnsi="Arial" w:cs="Arial" w:eastAsia="Microsoft YaHei"/>
           <w:b/>
-          <w:sz w:val="21"/>
+          <w:sz w:val="22"/>
         </w:rPr>
         <w:t xml:space="preserve">DATE: </w:t>
       </w:r>
       <w:r>
         <w:rPr>
           <w:rFonts w:ascii="Arial" w:hAnsi="Arial" w:cs="Arial" w:eastAsia="Microsoft YaHei"/>
-          <w:sz w:val="21"/>
+          <w:sz w:val="22"/>
         </w:rPr>
         <w:t>18 October 2026</w:t>
       </w:r>
@@ -6582,7 +6582,7 @@
         <w:rPr>
           <w:rFonts w:ascii="Arial" w:hAnsi="Arial" w:cs="Arial" w:eastAsia="Microsoft YaHei"/>
           <w:b/>
-          <w:sz w:val="22"/>
+          <w:sz w:val="24"/>
         </w:rPr>
         <w:t>Elements:</w:t>
       </w:r>
@@ -6632,7 +6632,7 @@
             <w:r>
               <w:drawing>
                 <wp:inline xmlns:a="http://schemas.openxmlformats.org/drawingml/2006/main" xmlns:pic="http://schemas.openxmlformats.org/drawingml/2006/picture">
-                  <wp:extent cx="2592000" cy="2531250"/>
+                  <wp:extent cx="2448000" cy="2390625"/>
                   <wp:docPr id="5" name="Picture 5"/>
                   <wp:cNvGraphicFramePr>
                     <a:graphicFrameLocks noChangeAspect="1"/>
@@ -6653,7 +6653,7 @@
                         <pic:spPr>
                           <a:xfrm>
                             <a:off x="0" y="0"/>
-                            <a:ext cx="2592000" cy="2531250"/>
+                            <a:ext cx="2448000" cy="2390625"/>
                           </a:xfrm>
                           <a:prstGeom prst="rect"/>
                         </pic:spPr>
@@ -6671,7 +6671,7 @@
             <w:r>
               <w:rPr>
                 <w:rFonts w:ascii="Arial" w:hAnsi="Arial" w:cs="Arial" w:eastAsia="Microsoft YaHei"/>
-                <w:sz w:val="16"/>
+                <w:sz w:val="17"/>
               </w:rPr>
               <w:t>Live screenshot of the deployed page (https://24831941.it.scu.edu.au), taken with headless Chrome. The layout is the design; every value on it comes from the API.</w:t>
             </w:r>
@@ -6723,7 +6723,7 @@
             <w:r>
               <w:rPr>
                 <w:rFonts w:ascii="Arial" w:hAnsi="Arial" w:cs="Arial" w:eastAsia="Microsoft YaHei"/>
-                <w:sz w:val="16"/>
+                <w:sz w:val="17"/>
               </w:rPr>
               <w:t>Title: 'Events' and one sentence saying what the site can change</w:t>
             </w:r>
@@ -6735,7 +6735,7 @@
             <w:r>
               <w:rPr>
                 <w:rFonts w:ascii="Arial" w:hAnsi="Arial" w:cs="Arial" w:eastAsia="Microsoft YaHei"/>
-                <w:sz w:val="16"/>
+                <w:sz w:val="17"/>
               </w:rPr>
               <w:t>Button: '+ New event'</w:t>
             </w:r>
@@ -6747,7 +6747,7 @@
             <w:r>
               <w:rPr>
                 <w:rFonts w:ascii="Arial" w:hAnsi="Arial" w:cs="Arial" w:eastAsia="Microsoft YaHei"/>
-                <w:sz w:val="16"/>
+                <w:sz w:val="17"/>
               </w:rPr>
               <w:t>Filter chips with live counts: All 13 / Active 8 / Past 4 / Suspended 1</w:t>
             </w:r>
@@ -6759,7 +6759,7 @@
             <w:r>
               <w:rPr>
                 <w:rFonts w:ascii="Arial" w:hAnsi="Arial" w:cs="Arial" w:eastAsia="Microsoft YaHei"/>
-                <w:sz w:val="16"/>
+                <w:sz w:val="17"/>
               </w:rPr>
               <w:t>Column headings: ID / Event / Date / Location / Status / Ticket / Registrations / Actions</w:t>
             </w:r>
@@ -6771,7 +6771,7 @@
             <w:r>
               <w:rPr>
                 <w:rFonts w:ascii="Arial" w:hAnsi="Arial" w:cs="Arial" w:eastAsia="Microsoft YaHei"/>
-                <w:sz w:val="16"/>
+                <w:sz w:val="17"/>
               </w:rPr>
               <w:t>Row buttons: 'Edit' / 'Delete'</w:t>
             </w:r>
@@ -6823,7 +6823,7 @@
             <w:r>
               <w:rPr>
                 <w:rFonts w:ascii="Arial" w:hAnsi="Arial" w:cs="Arial" w:eastAsia="Microsoft YaHei"/>
-                <w:sz w:val="16"/>
+                <w:sz w:val="17"/>
               </w:rPr>
               <w:t>None. Status badges are coloured text, and the counts are rendered from the rows actually on screen.</w:t>
             </w:r>
@@ -6840,7 +6840,7 @@
         <w:rPr>
           <w:rFonts w:ascii="Arial" w:hAnsi="Arial" w:cs="Arial" w:eastAsia="Microsoft YaHei"/>
           <w:b/>
-          <w:sz w:val="22"/>
+          <w:sz w:val="24"/>
         </w:rPr>
         <w:t>NOTES</w:t>
       </w:r>
@@ -6889,7 +6889,7 @@
             <w:r>
               <w:rPr>
                 <w:rFonts w:ascii="Arial" w:hAnsi="Arial" w:cs="Arial" w:eastAsia="Microsoft YaHei"/>
-                <w:sz w:val="16"/>
+                <w:sz w:val="17"/>
               </w:rPr>
               <w:t>Counts live on the filter chips because 'how many suspended?' is the first question staff ask. A blocked delete reports the reason and the alternative (suspend it) rather than failing silently.</w:t>
             </w:r>
@@ -6931,7 +6931,7 @@
               <w:rPr>
                 <w:rFonts w:ascii="Arial" w:hAnsi="Arial" w:cs="Arial" w:eastAsia="Microsoft YaHei"/>
                 <w:b/>
-                <w:sz w:val="16"/>
+                <w:sz w:val="17"/>
               </w:rPr>
               <w:t>Description:</w:t>
             </w:r>
@@ -6950,7 +6950,7 @@
               <w:rPr>
                 <w:rFonts w:ascii="Arial" w:hAnsi="Arial" w:cs="Arial" w:eastAsia="Microsoft YaHei"/>
                 <w:b w:val="0"/>
-                <w:sz w:val="16"/>
+                <w:sz w:val="17"/>
               </w:rPr>
               <w:t>The staff home page, deployed under /admin/. Every event whatever its status, with the doors to the other two staff screens. Authentication is out of scope by design - the brief says so.</w:t>
             </w:r>
@@ -6972,7 +6972,7 @@
               <w:rPr>
                 <w:rFonts w:ascii="Arial" w:hAnsi="Arial" w:cs="Arial" w:eastAsia="Microsoft YaHei"/>
                 <w:b/>
-                <w:sz w:val="16"/>
+                <w:sz w:val="17"/>
               </w:rPr>
               <w:t>Content:</w:t>
             </w:r>
@@ -6991,7 +6991,7 @@
               <w:rPr>
                 <w:rFonts w:ascii="Arial" w:hAnsi="Arial" w:cs="Arial" w:eastAsia="Microsoft YaHei"/>
                 <w:b w:val="0"/>
-                <w:sz w:val="16"/>
+                <w:sz w:val="17"/>
               </w:rPr>
               <w:t>Title and a one-sentence explanation of what the site can change.</w:t>
               <w:br/>
@@ -7021,7 +7021,7 @@
               <w:rPr>
                 <w:rFonts w:ascii="Arial" w:hAnsi="Arial" w:cs="Arial" w:eastAsia="Microsoft YaHei"/>
                 <w:b/>
-                <w:sz w:val="16"/>
+                <w:sz w:val="17"/>
               </w:rPr>
               <w:t>Interactions:</w:t>
             </w:r>
@@ -7040,7 +7040,7 @@
               <w:rPr>
                 <w:rFonts w:ascii="Arial" w:hAnsi="Arial" w:cs="Arial" w:eastAsia="Microsoft YaHei"/>
                 <w:b w:val="0"/>
-                <w:sz w:val="16"/>
+                <w:sz w:val="17"/>
               </w:rPr>
               <w:t>The chips filter the rendered list; suspended wins over past, so a cancelled event stays visible with the reason it was cancelled.</w:t>
               <w:br/>
@@ -7066,7 +7066,7 @@
               <w:rPr>
                 <w:rFonts w:ascii="Arial" w:hAnsi="Arial" w:cs="Arial" w:eastAsia="Microsoft YaHei"/>
                 <w:b/>
-                <w:sz w:val="16"/>
+                <w:sz w:val="17"/>
               </w:rPr>
               <w:t>Media Creation:</w:t>
             </w:r>
@@ -7085,7 +7085,7 @@
               <w:rPr>
                 <w:rFonts w:ascii="Arial" w:hAnsi="Arial" w:cs="Arial" w:eastAsia="Microsoft YaHei"/>
                 <w:b w:val="0"/>
-                <w:sz w:val="16"/>
+                <w:sz w:val="17"/>
               </w:rPr>
               <w:t>Status badges are coloured per status (active, past, suspended). No images.</w:t>
             </w:r>
@@ -7107,7 +7107,7 @@
               <w:rPr>
                 <w:rFonts w:ascii="Arial" w:hAnsi="Arial" w:cs="Arial" w:eastAsia="Microsoft YaHei"/>
                 <w:b/>
-                <w:sz w:val="16"/>
+                <w:sz w:val="17"/>
               </w:rPr>
               <w:t>Navigation:</w:t>
             </w:r>
@@ -7126,7 +7126,7 @@
               <w:rPr>
                 <w:rFonts w:ascii="Arial" w:hAnsi="Arial" w:cs="Arial" w:eastAsia="Microsoft YaHei"/>
                 <w:b w:val="0"/>
-                <w:sz w:val="16"/>
+                <w:sz w:val="17"/>
               </w:rPr>
               <w:t>In: 'Staff admin' in the public menu, or All events in the staff menu.</w:t>
               <w:br/>
@@ -7171,14 +7171,14 @@
         <w:rPr>
           <w:rFonts w:ascii="Arial" w:hAnsi="Arial" w:cs="Arial" w:eastAsia="Microsoft YaHei"/>
           <w:b/>
-          <w:sz w:val="21"/>
+          <w:sz w:val="22"/>
         </w:rPr>
         <w:t xml:space="preserve">TITLE: </w:t>
       </w:r>
       <w:r>
         <w:rPr>
           <w:rFonts w:ascii="Arial" w:hAnsi="Arial" w:cs="Arial" w:eastAsia="Microsoft YaHei"/>
-          <w:sz w:val="21"/>
+          <w:sz w:val="22"/>
         </w:rPr>
         <w:t xml:space="preserve">Staff - new event    </w:t>
       </w:r>
@@ -7186,14 +7186,14 @@
         <w:rPr>
           <w:rFonts w:ascii="Arial" w:hAnsi="Arial" w:cs="Arial" w:eastAsia="Microsoft YaHei"/>
           <w:b/>
-          <w:sz w:val="21"/>
+          <w:sz w:val="22"/>
         </w:rPr>
         <w:t xml:space="preserve">SCREEN ID: </w:t>
       </w:r>
       <w:r>
         <w:rPr>
           <w:rFonts w:ascii="Arial" w:hAnsi="Arial" w:cs="Arial" w:eastAsia="Microsoft YaHei"/>
-          <w:sz w:val="21"/>
+          <w:sz w:val="22"/>
         </w:rPr>
         <w:t xml:space="preserve">S6    </w:t>
       </w:r>
@@ -7201,14 +7201,14 @@
         <w:rPr>
           <w:rFonts w:ascii="Arial" w:hAnsi="Arial" w:cs="Arial" w:eastAsia="Microsoft YaHei"/>
           <w:b/>
-          <w:sz w:val="21"/>
+          <w:sz w:val="22"/>
         </w:rPr>
         <w:t xml:space="preserve">DATE: </w:t>
       </w:r>
       <w:r>
         <w:rPr>
           <w:rFonts w:ascii="Arial" w:hAnsi="Arial" w:cs="Arial" w:eastAsia="Microsoft YaHei"/>
-          <w:sz w:val="21"/>
+          <w:sz w:val="22"/>
         </w:rPr>
         <w:t>18 October 2026</w:t>
       </w:r>
@@ -7222,7 +7222,7 @@
         <w:rPr>
           <w:rFonts w:ascii="Arial" w:hAnsi="Arial" w:cs="Arial" w:eastAsia="Microsoft YaHei"/>
           <w:b/>
-          <w:sz w:val="22"/>
+          <w:sz w:val="24"/>
         </w:rPr>
         <w:t>Elements:</w:t>
       </w:r>
@@ -7272,7 +7272,7 @@
             <w:r>
               <w:drawing>
                 <wp:inline xmlns:a="http://schemas.openxmlformats.org/drawingml/2006/main" xmlns:pic="http://schemas.openxmlformats.org/drawingml/2006/picture">
-                  <wp:extent cx="2592000" cy="2531250"/>
+                  <wp:extent cx="2448000" cy="2390625"/>
                   <wp:docPr id="6" name="Picture 6"/>
                   <wp:cNvGraphicFramePr>
                     <a:graphicFrameLocks noChangeAspect="1"/>
@@ -7293,7 +7293,7 @@
                         <pic:spPr>
                           <a:xfrm>
                             <a:off x="0" y="0"/>
-                            <a:ext cx="2592000" cy="2531250"/>
+                            <a:ext cx="2448000" cy="2390625"/>
                           </a:xfrm>
                           <a:prstGeom prst="rect"/>
                         </pic:spPr>
@@ -7311,7 +7311,7 @@
             <w:r>
               <w:rPr>
                 <w:rFonts w:ascii="Arial" w:hAnsi="Arial" w:cs="Arial" w:eastAsia="Microsoft YaHei"/>
-                <w:sz w:val="16"/>
+                <w:sz w:val="17"/>
               </w:rPr>
               <w:t>Live screenshot of the deployed page (https://24831941.it.scu.edu.au), taken with headless Chrome. The layout is the design; every value on it comes from the API.</w:t>
             </w:r>
@@ -7363,7 +7363,7 @@
             <w:r>
               <w:rPr>
                 <w:rFonts w:ascii="Arial" w:hAnsi="Arial" w:cs="Arial" w:eastAsia="Microsoft YaHei"/>
-                <w:sz w:val="16"/>
+                <w:sz w:val="17"/>
               </w:rPr>
               <w:t>Title: 'New event'</w:t>
             </w:r>
@@ -7375,7 +7375,7 @@
             <w:r>
               <w:rPr>
                 <w:rFonts w:ascii="Arial" w:hAnsi="Arial" w:cs="Arial" w:eastAsia="Microsoft YaHei"/>
-                <w:sz w:val="16"/>
+                <w:sz w:val="17"/>
               </w:rPr>
               <w:t>Required fields marked '*': name, description, organisation, category, status, date, start time, venue, city</w:t>
             </w:r>
@@ -7387,7 +7387,7 @@
             <w:r>
               <w:rPr>
                 <w:rFonts w:ascii="Arial" w:hAnsi="Arial" w:cs="Arial" w:eastAsia="Microsoft YaHei"/>
-                <w:sz w:val="16"/>
+                <w:sz w:val="17"/>
               </w:rPr>
               <w:t>Optional: summary, end time, suburb, ticket price, goal, raised so far, latitude / longitude ('Used by the Open-Meteo forecast on the event page. Leave blank if unknown.')</w:t>
             </w:r>
@@ -7399,7 +7399,7 @@
             <w:r>
               <w:rPr>
                 <w:rFonts w:ascii="Arial" w:hAnsi="Arial" w:cs="Arial" w:eastAsia="Microsoft YaHei"/>
-                <w:sz w:val="16"/>
+                <w:sz w:val="17"/>
               </w:rPr>
               <w:t>Buttons: 'Save changes' / 'Cancel'</w:t>
             </w:r>
@@ -7451,7 +7451,7 @@
             <w:r>
               <w:rPr>
                 <w:rFonts w:ascii="Arial" w:hAnsi="Arial" w:cs="Arial" w:eastAsia="Microsoft YaHei"/>
-                <w:sz w:val="16"/>
+                <w:sz w:val="17"/>
               </w:rPr>
               <w:t>None. The two selects are filled from GET /api/organisations and GET /api/categories, the same lists the public site shows.</w:t>
             </w:r>
@@ -7468,7 +7468,7 @@
         <w:rPr>
           <w:rFonts w:ascii="Arial" w:hAnsi="Arial" w:cs="Arial" w:eastAsia="Microsoft YaHei"/>
           <w:b/>
-          <w:sz w:val="22"/>
+          <w:sz w:val="24"/>
         </w:rPr>
         <w:t>NOTES</w:t>
       </w:r>
@@ -7517,7 +7517,7 @@
             <w:r>
               <w:rPr>
                 <w:rFonts w:ascii="Arial" w:hAnsi="Arial" w:cs="Arial" w:eastAsia="Microsoft YaHei"/>
-                <w:sz w:val="16"/>
+                <w:sz w:val="17"/>
               </w:rPr>
               <w:t>Create and edit share one form component so the two field sets cannot drift apart; the coordinates are grouped separately and labelled with what they are for.</w:t>
             </w:r>
@@ -7559,7 +7559,7 @@
               <w:rPr>
                 <w:rFonts w:ascii="Arial" w:hAnsi="Arial" w:cs="Arial" w:eastAsia="Microsoft YaHei"/>
                 <w:b/>
-                <w:sz w:val="16"/>
+                <w:sz w:val="17"/>
               </w:rPr>
               <w:t>Description:</w:t>
             </w:r>
@@ -7578,7 +7578,7 @@
               <w:rPr>
                 <w:rFonts w:ascii="Arial" w:hAnsi="Arial" w:cs="Arial" w:eastAsia="Microsoft YaHei"/>
                 <w:b w:val="0"/>
-                <w:sz w:val="16"/>
+                <w:sz w:val="17"/>
               </w:rPr>
               <w:t>Create an event. The same form component the edit screen uses, empty - which is why the two screens cannot drift apart.</w:t>
             </w:r>
@@ -7600,7 +7600,7 @@
               <w:rPr>
                 <w:rFonts w:ascii="Arial" w:hAnsi="Arial" w:cs="Arial" w:eastAsia="Microsoft YaHei"/>
                 <w:b/>
-                <w:sz w:val="16"/>
+                <w:sz w:val="17"/>
               </w:rPr>
               <w:t>Content:</w:t>
             </w:r>
@@ -7619,7 +7619,7 @@
               <w:rPr>
                 <w:rFonts w:ascii="Arial" w:hAnsi="Arial" w:cs="Arial" w:eastAsia="Microsoft YaHei"/>
                 <w:b w:val="0"/>
-                <w:sz w:val="16"/>
+                <w:sz w:val="17"/>
               </w:rPr>
               <w:t>Required fields: event name, description, organisation, category, status, date, start time, venue and city.</w:t>
               <w:br/>
@@ -7645,7 +7645,7 @@
               <w:rPr>
                 <w:rFonts w:ascii="Arial" w:hAnsi="Arial" w:cs="Arial" w:eastAsia="Microsoft YaHei"/>
                 <w:b/>
-                <w:sz w:val="16"/>
+                <w:sz w:val="17"/>
               </w:rPr>
               <w:t>Interactions:</w:t>
             </w:r>
@@ -7664,7 +7664,7 @@
               <w:rPr>
                 <w:rFonts w:ascii="Arial" w:hAnsi="Arial" w:cs="Arial" w:eastAsia="Microsoft YaHei"/>
                 <w:b w:val="0"/>
-                <w:sz w:val="16"/>
+                <w:sz w:val="17"/>
               </w:rPr>
               <w:t>The form is a Reactive Form: the Save button stays disabled until every required field is valid, and each field shows its own message.</w:t>
               <w:br/>
@@ -7692,7 +7692,7 @@
               <w:rPr>
                 <w:rFonts w:ascii="Arial" w:hAnsi="Arial" w:cs="Arial" w:eastAsia="Microsoft YaHei"/>
                 <w:b/>
-                <w:sz w:val="16"/>
+                <w:sz w:val="17"/>
               </w:rPr>
               <w:t>Media Creation:</w:t>
             </w:r>
@@ -7711,7 +7711,7 @@
               <w:rPr>
                 <w:rFonts w:ascii="Arial" w:hAnsi="Arial" w:cs="Arial" w:eastAsia="Microsoft YaHei"/>
                 <w:b w:val="0"/>
-                <w:sz w:val="16"/>
+                <w:sz w:val="17"/>
               </w:rPr>
               <w:t>None. The coordinates are plain number inputs, and leaving them blank simply means the public page shows no forecast for that event.</w:t>
             </w:r>
@@ -7733,7 +7733,7 @@
               <w:rPr>
                 <w:rFonts w:ascii="Arial" w:hAnsi="Arial" w:cs="Arial" w:eastAsia="Microsoft YaHei"/>
                 <w:b/>
-                <w:sz w:val="16"/>
+                <w:sz w:val="17"/>
               </w:rPr>
               <w:t>Navigation:</w:t>
             </w:r>
@@ -7752,7 +7752,7 @@
               <w:rPr>
                 <w:rFonts w:ascii="Arial" w:hAnsi="Arial" w:cs="Arial" w:eastAsia="Microsoft YaHei"/>
                 <w:b w:val="0"/>
-                <w:sz w:val="16"/>
+                <w:sz w:val="17"/>
               </w:rPr>
               <w:t>In: '+ New event' on the staff list.</w:t>
               <w:br/>
@@ -7797,14 +7797,14 @@
         <w:rPr>
           <w:rFonts w:ascii="Arial" w:hAnsi="Arial" w:cs="Arial" w:eastAsia="Microsoft YaHei"/>
           <w:b/>
-          <w:sz w:val="21"/>
+          <w:sz w:val="22"/>
         </w:rPr>
         <w:t xml:space="preserve">TITLE: </w:t>
       </w:r>
       <w:r>
         <w:rPr>
           <w:rFonts w:ascii="Arial" w:hAnsi="Arial" w:cs="Arial" w:eastAsia="Microsoft YaHei"/>
-          <w:sz w:val="21"/>
+          <w:sz w:val="22"/>
         </w:rPr>
         <w:t xml:space="preserve">Staff - edit event    </w:t>
       </w:r>
@@ -7812,14 +7812,14 @@
         <w:rPr>
           <w:rFonts w:ascii="Arial" w:hAnsi="Arial" w:cs="Arial" w:eastAsia="Microsoft YaHei"/>
           <w:b/>
-          <w:sz w:val="21"/>
+          <w:sz w:val="22"/>
         </w:rPr>
         <w:t xml:space="preserve">SCREEN ID: </w:t>
       </w:r>
       <w:r>
         <w:rPr>
           <w:rFonts w:ascii="Arial" w:hAnsi="Arial" w:cs="Arial" w:eastAsia="Microsoft YaHei"/>
-          <w:sz w:val="21"/>
+          <w:sz w:val="22"/>
         </w:rPr>
         <w:t xml:space="preserve">S7    </w:t>
       </w:r>
@@ -7827,14 +7827,14 @@
         <w:rPr>
           <w:rFonts w:ascii="Arial" w:hAnsi="Arial" w:cs="Arial" w:eastAsia="Microsoft YaHei"/>
           <w:b/>
-          <w:sz w:val="21"/>
+          <w:sz w:val="22"/>
         </w:rPr>
         <w:t xml:space="preserve">DATE: </w:t>
       </w:r>
       <w:r>
         <w:rPr>
           <w:rFonts w:ascii="Arial" w:hAnsi="Arial" w:cs="Arial" w:eastAsia="Microsoft YaHei"/>
-          <w:sz w:val="21"/>
+          <w:sz w:val="22"/>
         </w:rPr>
         <w:t>18 October 2026</w:t>
       </w:r>
@@ -7848,7 +7848,7 @@
         <w:rPr>
           <w:rFonts w:ascii="Arial" w:hAnsi="Arial" w:cs="Arial" w:eastAsia="Microsoft YaHei"/>
           <w:b/>
-          <w:sz w:val="22"/>
+          <w:sz w:val="24"/>
         </w:rPr>
         <w:t>Elements:</w:t>
       </w:r>
@@ -7898,7 +7898,7 @@
             <w:r>
               <w:drawing>
                 <wp:inline xmlns:a="http://schemas.openxmlformats.org/drawingml/2006/main" xmlns:pic="http://schemas.openxmlformats.org/drawingml/2006/picture">
-                  <wp:extent cx="2592000" cy="2531250"/>
+                  <wp:extent cx="2448000" cy="2390625"/>
                   <wp:docPr id="7" name="Picture 7"/>
                   <wp:cNvGraphicFramePr>
                     <a:graphicFrameLocks noChangeAspect="1"/>
@@ -7919,7 +7919,7 @@
                         <pic:spPr>
                           <a:xfrm>
                             <a:off x="0" y="0"/>
-                            <a:ext cx="2592000" cy="2531250"/>
+                            <a:ext cx="2448000" cy="2390625"/>
                           </a:xfrm>
                           <a:prstGeom prst="rect"/>
                         </pic:spPr>
@@ -7937,7 +7937,7 @@
             <w:r>
               <w:rPr>
                 <w:rFonts w:ascii="Arial" w:hAnsi="Arial" w:cs="Arial" w:eastAsia="Microsoft YaHei"/>
-                <w:sz w:val="16"/>
+                <w:sz w:val="17"/>
               </w:rPr>
               <w:t>Live screenshot of the deployed page (https://24831941.it.scu.edu.au), taken with headless Chrome. The layout is the design; every value on it comes from the API.</w:t>
             </w:r>
@@ -7989,7 +7989,7 @@
             <w:r>
               <w:rPr>
                 <w:rFonts w:ascii="Arial" w:hAnsi="Arial" w:cs="Arial" w:eastAsia="Microsoft YaHei"/>
-                <w:sz w:val="16"/>
+                <w:sz w:val="17"/>
               </w:rPr>
               <w:t>Same form as S6, pre-filled (screenshot: the Twilight 10K)</w:t>
             </w:r>
@@ -8001,7 +8001,7 @@
             <w:r>
               <w:rPr>
                 <w:rFonts w:ascii="Arial" w:hAnsi="Arial" w:cs="Arial" w:eastAsia="Microsoft YaHei"/>
-                <w:sz w:val="16"/>
+                <w:sz w:val="17"/>
               </w:rPr>
               <w:t>Section 'Registrations for this event': booking count, total tickets, then each booking with name, email, phone, tickets and date</w:t>
             </w:r>
@@ -8013,7 +8013,7 @@
             <w:r>
               <w:rPr>
                 <w:rFonts w:ascii="Arial" w:hAnsi="Arial" w:cs="Arial" w:eastAsia="Microsoft YaHei"/>
-                <w:sz w:val="16"/>
+                <w:sz w:val="17"/>
               </w:rPr>
               <w:t>The delete rule in the staff member's own screen: 'Because registrations exist, this event cannot be deleted - suspend it instead.'</w:t>
             </w:r>
@@ -8065,7 +8065,7 @@
             <w:r>
               <w:rPr>
                 <w:rFonts w:ascii="Arial" w:hAnsi="Arial" w:cs="Arial" w:eastAsia="Microsoft YaHei"/>
-                <w:sz w:val="16"/>
+                <w:sz w:val="17"/>
               </w:rPr>
               <w:t>None beyond the data itself - the registration list is part of the same API response as the event.</w:t>
             </w:r>
@@ -8082,7 +8082,7 @@
         <w:rPr>
           <w:rFonts w:ascii="Arial" w:hAnsi="Arial" w:cs="Arial" w:eastAsia="Microsoft YaHei"/>
           <w:b/>
-          <w:sz w:val="22"/>
+          <w:sz w:val="24"/>
         </w:rPr>
         <w:t>NOTES</w:t>
       </w:r>
@@ -8131,7 +8131,7 @@
             <w:r>
               <w:rPr>
                 <w:rFonts w:ascii="Arial" w:hAnsi="Arial" w:cs="Arial" w:eastAsia="Microsoft YaHei"/>
-                <w:sz w:val="16"/>
+                <w:sz w:val="17"/>
               </w:rPr>
               <w:t>Form and registrations on one screen: the staff member sees who a change affects while making it.</w:t>
             </w:r>
@@ -8173,7 +8173,7 @@
               <w:rPr>
                 <w:rFonts w:ascii="Arial" w:hAnsi="Arial" w:cs="Arial" w:eastAsia="Microsoft YaHei"/>
                 <w:b/>
-                <w:sz w:val="16"/>
+                <w:sz w:val="17"/>
               </w:rPr>
               <w:t>Description:</w:t>
             </w:r>
@@ -8192,7 +8192,7 @@
               <w:rPr>
                 <w:rFonts w:ascii="Arial" w:hAnsi="Arial" w:cs="Arial" w:eastAsia="Microsoft YaHei"/>
                 <w:b w:val="0"/>
-                <w:sz w:val="16"/>
+                <w:sz w:val="17"/>
               </w:rPr>
               <w:t>Change an event, and see who has booked it - the two things a staff member needs on one screen, which is why the registrations sit under the form rather than on a page of their own.</w:t>
             </w:r>
@@ -8214,7 +8214,7 @@
               <w:rPr>
                 <w:rFonts w:ascii="Arial" w:hAnsi="Arial" w:cs="Arial" w:eastAsia="Microsoft YaHei"/>
                 <w:b/>
-                <w:sz w:val="16"/>
+                <w:sz w:val="17"/>
               </w:rPr>
               <w:t>Content:</w:t>
             </w:r>
@@ -8233,7 +8233,7 @@
               <w:rPr>
                 <w:rFonts w:ascii="Arial" w:hAnsi="Arial" w:cs="Arial" w:eastAsia="Microsoft YaHei"/>
                 <w:b w:val="0"/>
-                <w:sz w:val="16"/>
+                <w:sz w:val="17"/>
               </w:rPr>
               <w:t>The same form as S6, pre-filled from GET /api/events/:id (in the screenshot, the Twilight 10K: name, summary, description, organisation, category, status, date and times, venue, city, prices, and the stored coordinates).</w:t>
               <w:br/>
@@ -8259,7 +8259,7 @@
               <w:rPr>
                 <w:rFonts w:ascii="Arial" w:hAnsi="Arial" w:cs="Arial" w:eastAsia="Microsoft YaHei"/>
                 <w:b/>
-                <w:sz w:val="16"/>
+                <w:sz w:val="17"/>
               </w:rPr>
               <w:t>Interactions:</w:t>
             </w:r>
@@ -8278,7 +8278,7 @@
               <w:rPr>
                 <w:rFonts w:ascii="Arial" w:hAnsi="Arial" w:cs="Arial" w:eastAsia="Microsoft YaHei"/>
                 <w:b w:val="0"/>
-                <w:sz w:val="16"/>
+                <w:sz w:val="17"/>
               </w:rPr>
               <w:t>Save calls PUT /api/events/:id with the whole form (PUT rather than PATCH because the screen always submits every field).</w:t>
               <w:br/>
@@ -8304,7 +8304,7 @@
               <w:rPr>
                 <w:rFonts w:ascii="Arial" w:hAnsi="Arial" w:cs="Arial" w:eastAsia="Microsoft YaHei"/>
                 <w:b/>
-                <w:sz w:val="16"/>
+                <w:sz w:val="17"/>
               </w:rPr>
               <w:t>Media Creation:</w:t>
             </w:r>
@@ -8323,7 +8323,7 @@
               <w:rPr>
                 <w:rFonts w:ascii="Arial" w:hAnsi="Arial" w:cs="Arial" w:eastAsia="Microsoft YaHei"/>
                 <w:b w:val="0"/>
-                <w:sz w:val="16"/>
+                <w:sz w:val="17"/>
               </w:rPr>
               <w:t>None beyond the data itself.</w:t>
             </w:r>
@@ -8345,7 +8345,7 @@
               <w:rPr>
                 <w:rFonts w:ascii="Arial" w:hAnsi="Arial" w:cs="Arial" w:eastAsia="Microsoft YaHei"/>
                 <w:b/>
-                <w:sz w:val="16"/>
+                <w:sz w:val="17"/>
               </w:rPr>
               <w:t>Navigation:</w:t>
             </w:r>
@@ -8364,7 +8364,7 @@
               <w:rPr>
                 <w:rFonts w:ascii="Arial" w:hAnsi="Arial" w:cs="Arial" w:eastAsia="Microsoft YaHei"/>
                 <w:b w:val="0"/>
-                <w:sz w:val="16"/>
+                <w:sz w:val="17"/>
               </w:rPr>
               <w:t>In: Edit on any row of the staff list (the breadcrumb shows Events &gt; event name).</w:t>
               <w:br/>

--- a/submission/jbao14A3-report.docx
+++ b/submission/jbao14A3-report.docx
@@ -3993,86 +3993,45 @@
     </w:p>
     <w:p>
       <w:pPr>
-        <w:spacing w:after="0"/>
+        <w:pStyle w:val="Heading1"/>
+        <w:spacing w:before="0" w:after="120" w:line="240" w:lineRule="auto"/>
       </w:pPr>
       <w:r>
-        <w:br w:type="page"/>
+        <w:rPr>
+          <w:rFonts w:ascii="Comic Sans MS" w:hAnsi="Comic Sans MS" w:cs="Comic Sans MS"/>
+          <w:b/>
+          <w:sz w:val="28"/>
+        </w:rPr>
+        <w:t>Storyboard</w:t>
       </w:r>
     </w:p>
     <w:p>
       <w:pPr>
-        <w:keepNext/>
-        <w:spacing w:before="0" w:after="120"/>
+        <w:spacing w:line="240" w:lineRule="auto" w:before="0" w:after="80"/>
       </w:pPr>
       <w:r>
         <w:rPr>
-          <w:rFonts w:ascii="Arial" w:hAnsi="Arial" w:cs="Arial" w:eastAsia="Microsoft YaHei"/>
-          <w:b/>
-          <w:sz w:val="24"/>
+          <w:rFonts w:ascii="Comic Sans MS" w:hAnsi="Comic Sans MS" w:cs="Comic Sans MS"/>
+          <w:b w:val="0"/>
+          <w:sz w:val="20"/>
         </w:rPr>
-        <w:t>Storyboard S1 - Home - Giving Coast public site</w:t>
+        <w:t>TITLE: Home - Giving Coast public site      SCREEN ID: S1      DATE: 18 October 2026</w:t>
       </w:r>
     </w:p>
     <w:p>
       <w:pPr>
-        <w:spacing w:after="120" w:line="240" w:lineRule="auto"/>
+        <w:spacing w:line="240" w:lineRule="auto" w:before="0" w:after="0"/>
+      </w:pPr>
+    </w:p>
+    <w:p>
+      <w:pPr>
+        <w:spacing w:line="240" w:lineRule="auto" w:before="0" w:after="40"/>
       </w:pPr>
       <w:r>
         <w:rPr>
-          <w:rFonts w:ascii="Arial" w:hAnsi="Arial" w:cs="Arial" w:eastAsia="Microsoft YaHei"/>
+          <w:rFonts w:ascii="Comic Sans MS" w:hAnsi="Comic Sans MS" w:cs="Comic Sans MS"/>
           <w:b/>
-          <w:sz w:val="22"/>
-        </w:rPr>
-        <w:t xml:space="preserve">TITLE: </w:t>
-      </w:r>
-      <w:r>
-        <w:rPr>
-          <w:rFonts w:ascii="Arial" w:hAnsi="Arial" w:cs="Arial" w:eastAsia="Microsoft YaHei"/>
-          <w:sz w:val="22"/>
-        </w:rPr>
-        <w:t xml:space="preserve">Home - Giving Coast public site    </w:t>
-      </w:r>
-      <w:r>
-        <w:rPr>
-          <w:rFonts w:ascii="Arial" w:hAnsi="Arial" w:cs="Arial" w:eastAsia="Microsoft YaHei"/>
-          <w:b/>
-          <w:sz w:val="22"/>
-        </w:rPr>
-        <w:t xml:space="preserve">SCREEN ID: </w:t>
-      </w:r>
-      <w:r>
-        <w:rPr>
-          <w:rFonts w:ascii="Arial" w:hAnsi="Arial" w:cs="Arial" w:eastAsia="Microsoft YaHei"/>
-          <w:sz w:val="22"/>
-        </w:rPr>
-        <w:t xml:space="preserve">S1    </w:t>
-      </w:r>
-      <w:r>
-        <w:rPr>
-          <w:rFonts w:ascii="Arial" w:hAnsi="Arial" w:cs="Arial" w:eastAsia="Microsoft YaHei"/>
-          <w:b/>
-          <w:sz w:val="22"/>
-        </w:rPr>
-        <w:t xml:space="preserve">DATE: </w:t>
-      </w:r>
-      <w:r>
-        <w:rPr>
-          <w:rFonts w:ascii="Arial" w:hAnsi="Arial" w:cs="Arial" w:eastAsia="Microsoft YaHei"/>
-          <w:sz w:val="22"/>
-        </w:rPr>
-        <w:t>18 October 2026</w:t>
-      </w:r>
-    </w:p>
-    <w:p>
-      <w:pPr>
-        <w:keepNext/>
-        <w:spacing w:before="80" w:after="20" w:line="240" w:lineRule="auto"/>
-      </w:pPr>
-      <w:r>
-        <w:rPr>
-          <w:rFonts w:ascii="Arial" w:hAnsi="Arial" w:cs="Arial" w:eastAsia="Microsoft YaHei"/>
-          <w:b/>
-          <w:sz w:val="24"/>
+          <w:sz w:val="28"/>
         </w:rPr>
         <w:t>Elements:</w:t>
       </w:r>
@@ -4080,35 +4039,32 @@
     <w:tbl>
       <w:tblPr>
         <w:tblW w:type="auto" w:w="0"/>
-        <w:tblLayout w:type="fixed"/>
         <w:tblLook w:firstColumn="1" w:firstRow="1" w:lastColumn="0" w:lastRow="0" w:noHBand="0" w:noVBand="1" w:val="04A0"/>
-        <w:tblLayout w:type="fixed"/>
-        <w:jc w:val="center"/>
         <w:tblBorders>
-          <w:top w:val="single" w:sz="6" w:space="0" w:color="808080"/>
-          <w:left w:val="single" w:sz="6" w:space="0" w:color="808080"/>
-          <w:bottom w:val="single" w:sz="6" w:space="0" w:color="808080"/>
-          <w:right w:val="single" w:sz="6" w:space="0" w:color="808080"/>
-          <w:insideH w:val="single" w:sz="6" w:space="0" w:color="808080"/>
-          <w:insideV w:val="single" w:sz="6" w:space="0" w:color="808080"/>
+          <w:top w:val="single" w:sz="4" w:space="0" w:color="808080"/>
+          <w:left w:val="single" w:sz="4" w:space="0" w:color="808080"/>
+          <w:bottom w:val="single" w:sz="4" w:space="0" w:color="808080"/>
+          <w:right w:val="single" w:sz="4" w:space="0" w:color="808080"/>
+          <w:insideH w:val="single" w:sz="4" w:space="0" w:color="808080"/>
+          <w:insideV w:val="single" w:sz="4" w:space="0" w:color="808080"/>
         </w:tblBorders>
       </w:tblPr>
       <w:tblGrid>
-        <w:gridCol w:w="8901"/>
+        <w:gridCol w:w="8731"/>
       </w:tblGrid>
       <w:tr>
         <w:tc>
           <w:tcPr>
-            <w:tcW w:type="dxa" w:w="8901"/>
+            <w:tcW w:type="dxa" w:w="8731"/>
           </w:tcPr>
           <w:p>
             <w:pPr>
-              <w:spacing w:before="20" w:after="20" w:line="240" w:lineRule="auto"/>
-            </w:pPr>
-            <w:r>
-              <w:rPr>
-                <w:rFonts w:ascii="Arial" w:hAnsi="Arial" w:cs="Arial" w:eastAsia="Microsoft YaHei"/>
-                <w:b/>
+              <w:spacing w:line="240" w:lineRule="auto" w:after="40"/>
+            </w:pPr>
+            <w:r>
+              <w:rPr>
+                <w:rFonts w:ascii="Comic Sans MS" w:hAnsi="Comic Sans MS" w:cs="Comic Sans MS"/>
+                <w:b w:val="0"/>
                 <w:sz w:val="20"/>
               </w:rPr>
               <w:t>GRAPHICS:</w:t>
@@ -4116,13 +4072,13 @@
           </w:p>
           <w:p>
             <w:pPr>
-              <w:spacing w:after="20" w:line="240" w:lineRule="auto"/>
+              <w:spacing w:line="240" w:lineRule="auto" w:after="40"/>
               <w:jc w:val="center"/>
             </w:pPr>
             <w:r>
               <w:drawing>
                 <wp:inline xmlns:a="http://schemas.openxmlformats.org/drawingml/2006/main" xmlns:pic="http://schemas.openxmlformats.org/drawingml/2006/picture">
-                  <wp:extent cx="2160000" cy="2109375"/>
+                  <wp:extent cx="3671999" cy="3585937"/>
                   <wp:docPr id="1" name="Picture 1"/>
                   <wp:cNvGraphicFramePr>
                     <a:graphicFrameLocks noChangeAspect="1"/>
@@ -4143,7 +4099,7 @@
                         <pic:spPr>
                           <a:xfrm>
                             <a:off x="0" y="0"/>
-                            <a:ext cx="2160000" cy="2109375"/>
+                            <a:ext cx="3671999" cy="3585937"/>
                           </a:xfrm>
                           <a:prstGeom prst="rect"/>
                         </pic:spPr>
@@ -4156,12 +4112,13 @@
           </w:p>
           <w:p>
             <w:pPr>
-              <w:spacing w:after="0" w:line="240" w:lineRule="auto"/>
-            </w:pPr>
-            <w:r>
-              <w:rPr>
-                <w:rFonts w:ascii="Arial" w:hAnsi="Arial" w:cs="Arial" w:eastAsia="Microsoft YaHei"/>
-                <w:sz w:val="17"/>
+              <w:spacing w:line="240" w:lineRule="auto" w:after="0"/>
+            </w:pPr>
+            <w:r>
+              <w:rPr>
+                <w:rFonts w:ascii="Comic Sans MS" w:hAnsi="Comic Sans MS" w:cs="Comic Sans MS"/>
+                <w:b w:val="0"/>
+                <w:sz w:val="18"/>
               </w:rPr>
               <w:t>Live screenshot of the deployed page (https://24831941.it.scu.edu.au), taken with headless Chrome. The layout is the design; every value on it comes from the API.</w:t>
             </w:r>
@@ -4169,38 +4126,48 @@
         </w:tc>
       </w:tr>
     </w:tbl>
+    <w:p>
+      <w:pPr>
+        <w:spacing w:line="240" w:lineRule="auto" w:after="0"/>
+      </w:pPr>
+      <w:r>
+        <w:rPr>
+          <w:rFonts w:ascii="Comic Sans MS" w:hAnsi="Comic Sans MS" w:cs="Comic Sans MS"/>
+          <w:b w:val="0"/>
+          <w:sz w:val="8"/>
+        </w:rPr>
+        <w:t xml:space="preserve"> </w:t>
+      </w:r>
+    </w:p>
     <w:tbl>
       <w:tblPr>
         <w:tblW w:type="auto" w:w="0"/>
-        <w:tblLayout w:type="fixed"/>
         <w:tblLook w:firstColumn="1" w:firstRow="1" w:lastColumn="0" w:lastRow="0" w:noHBand="0" w:noVBand="1" w:val="04A0"/>
-        <w:tblLayout w:type="fixed"/>
-        <w:jc w:val="center"/>
         <w:tblBorders>
-          <w:top w:val="single" w:sz="6" w:space="0" w:color="808080"/>
-          <w:left w:val="single" w:sz="6" w:space="0" w:color="808080"/>
-          <w:bottom w:val="single" w:sz="6" w:space="0" w:color="808080"/>
-          <w:right w:val="single" w:sz="6" w:space="0" w:color="808080"/>
-          <w:insideH w:val="single" w:sz="6" w:space="0" w:color="808080"/>
-          <w:insideV w:val="single" w:sz="6" w:space="0" w:color="808080"/>
+          <w:top w:val="single" w:sz="4" w:space="0" w:color="808080"/>
+          <w:left w:val="single" w:sz="4" w:space="0" w:color="808080"/>
+          <w:bottom w:val="single" w:sz="4" w:space="0" w:color="808080"/>
+          <w:right w:val="single" w:sz="4" w:space="0" w:color="808080"/>
+          <w:insideH w:val="single" w:sz="4" w:space="0" w:color="808080"/>
+          <w:insideV w:val="single" w:sz="4" w:space="0" w:color="808080"/>
         </w:tblBorders>
       </w:tblPr>
       <w:tblGrid>
-        <w:gridCol w:w="8901"/>
+        <w:gridCol w:w="8731"/>
       </w:tblGrid>
       <w:tr>
         <w:tc>
           <w:tcPr>
-            <w:tcW w:type="dxa" w:w="8901"/>
+            <w:tcW w:type="dxa" w:w="8731"/>
           </w:tcPr>
           <w:p>
             <w:pPr>
-              <w:spacing w:before="20" w:after="20" w:line="240" w:lineRule="auto"/>
-            </w:pPr>
-            <w:r>
-              <w:rPr>
-                <w:rFonts w:ascii="Arial" w:hAnsi="Arial" w:cs="Arial" w:eastAsia="Microsoft YaHei"/>
-                <w:b/>
+              <w:spacing w:line="240" w:lineRule="auto" w:after="40"/>
+            </w:pPr>
+            <w:r>
+              <w:rPr>
+                <w:rFonts w:ascii="Comic Sans MS" w:hAnsi="Comic Sans MS" w:cs="Comic Sans MS"/>
+                <w:b w:val="0"/>
                 <w:sz w:val="20"/>
               </w:rPr>
               <w:t>TEXT:</w:t>
@@ -4208,48 +4175,52 @@
           </w:p>
           <w:p>
             <w:pPr>
-              <w:spacing w:after="0" w:line="240" w:lineRule="auto"/>
-            </w:pPr>
-            <w:r>
-              <w:rPr>
-                <w:rFonts w:ascii="Arial" w:hAnsi="Arial" w:cs="Arial" w:eastAsia="Microsoft YaHei"/>
-                <w:sz w:val="17"/>
+              <w:spacing w:line="240" w:lineRule="auto" w:after="0"/>
+            </w:pPr>
+            <w:r>
+              <w:rPr>
+                <w:rFonts w:ascii="Comic Sans MS" w:hAnsi="Comic Sans MS" w:cs="Comic Sans MS"/>
+                <w:b w:val="0"/>
+                <w:sz w:val="18"/>
               </w:rPr>
               <w:t>Hero: eyebrow 'Gold Coast - Queensland', headline 'Charity events worth showing up for', lead paragraph</w:t>
             </w:r>
           </w:p>
           <w:p>
             <w:pPr>
-              <w:spacing w:after="0" w:line="240" w:lineRule="auto"/>
-            </w:pPr>
-            <w:r>
-              <w:rPr>
-                <w:rFonts w:ascii="Arial" w:hAnsi="Arial" w:cs="Arial" w:eastAsia="Microsoft YaHei"/>
-                <w:sz w:val="17"/>
+              <w:spacing w:line="240" w:lineRule="auto" w:after="0"/>
+            </w:pPr>
+            <w:r>
+              <w:rPr>
+                <w:rFonts w:ascii="Comic Sans MS" w:hAnsi="Comic Sans MS" w:cs="Comic Sans MS"/>
+                <w:b w:val="0"/>
+                <w:sz w:val="18"/>
               </w:rPr>
               <w:t>Button: 'Find an event'</w:t>
             </w:r>
           </w:p>
           <w:p>
             <w:pPr>
-              <w:spacing w:after="0" w:line="240" w:lineRule="auto"/>
-            </w:pPr>
-            <w:r>
-              <w:rPr>
-                <w:rFonts w:ascii="Arial" w:hAnsi="Arial" w:cs="Arial" w:eastAsia="Microsoft YaHei"/>
-                <w:sz w:val="17"/>
+              <w:spacing w:line="240" w:lineRule="auto" w:after="0"/>
+            </w:pPr>
+            <w:r>
+              <w:rPr>
+                <w:rFonts w:ascii="Comic Sans MS" w:hAnsi="Comic Sans MS" w:cs="Comic Sans MS"/>
+                <w:b w:val="0"/>
+                <w:sz w:val="18"/>
               </w:rPr>
               <w:t>Section headings: 'Upcoming events' / 'Recently finished'</w:t>
             </w:r>
           </w:p>
           <w:p>
             <w:pPr>
-              <w:spacing w:after="0" w:line="240" w:lineRule="auto"/>
-            </w:pPr>
-            <w:r>
-              <w:rPr>
-                <w:rFonts w:ascii="Arial" w:hAnsi="Arial" w:cs="Arial" w:eastAsia="Microsoft YaHei"/>
-                <w:sz w:val="17"/>
+              <w:spacing w:line="240" w:lineRule="auto" w:after="0"/>
+            </w:pPr>
+            <w:r>
+              <w:rPr>
+                <w:rFonts w:ascii="Comic Sans MS" w:hAnsi="Comic Sans MS" w:cs="Comic Sans MS"/>
+                <w:b w:val="0"/>
+                <w:sz w:val="18"/>
               </w:rPr>
               <w:t>On every card: event name, date, time, venue, price, one-line summary, '$X raised of $Y goal', 'N registered', charity name</w:t>
             </w:r>
@@ -4257,38 +4228,48 @@
         </w:tc>
       </w:tr>
     </w:tbl>
+    <w:p>
+      <w:pPr>
+        <w:spacing w:line="240" w:lineRule="auto" w:after="0"/>
+      </w:pPr>
+      <w:r>
+        <w:rPr>
+          <w:rFonts w:ascii="Comic Sans MS" w:hAnsi="Comic Sans MS" w:cs="Comic Sans MS"/>
+          <w:b w:val="0"/>
+          <w:sz w:val="8"/>
+        </w:rPr>
+        <w:t xml:space="preserve"> </w:t>
+      </w:r>
+    </w:p>
     <w:tbl>
       <w:tblPr>
         <w:tblW w:type="auto" w:w="0"/>
-        <w:tblLayout w:type="fixed"/>
         <w:tblLook w:firstColumn="1" w:firstRow="1" w:lastColumn="0" w:lastRow="0" w:noHBand="0" w:noVBand="1" w:val="04A0"/>
-        <w:tblLayout w:type="fixed"/>
-        <w:jc w:val="center"/>
         <w:tblBorders>
-          <w:top w:val="single" w:sz="6" w:space="0" w:color="808080"/>
-          <w:left w:val="single" w:sz="6" w:space="0" w:color="808080"/>
-          <w:bottom w:val="single" w:sz="6" w:space="0" w:color="808080"/>
-          <w:right w:val="single" w:sz="6" w:space="0" w:color="808080"/>
-          <w:insideH w:val="single" w:sz="6" w:space="0" w:color="808080"/>
-          <w:insideV w:val="single" w:sz="6" w:space="0" w:color="808080"/>
+          <w:top w:val="single" w:sz="4" w:space="0" w:color="808080"/>
+          <w:left w:val="single" w:sz="4" w:space="0" w:color="808080"/>
+          <w:bottom w:val="single" w:sz="4" w:space="0" w:color="808080"/>
+          <w:right w:val="single" w:sz="4" w:space="0" w:color="808080"/>
+          <w:insideH w:val="single" w:sz="4" w:space="0" w:color="808080"/>
+          <w:insideV w:val="single" w:sz="4" w:space="0" w:color="808080"/>
         </w:tblBorders>
       </w:tblPr>
       <w:tblGrid>
-        <w:gridCol w:w="8901"/>
+        <w:gridCol w:w="8731"/>
       </w:tblGrid>
       <w:tr>
         <w:tc>
           <w:tcPr>
-            <w:tcW w:type="dxa" w:w="8901"/>
+            <w:tcW w:type="dxa" w:w="8731"/>
           </w:tcPr>
           <w:p>
             <w:pPr>
-              <w:spacing w:before="20" w:after="20" w:line="240" w:lineRule="auto"/>
-            </w:pPr>
-            <w:r>
-              <w:rPr>
-                <w:rFonts w:ascii="Arial" w:hAnsi="Arial" w:cs="Arial" w:eastAsia="Microsoft YaHei"/>
-                <w:b/>
+              <w:spacing w:line="240" w:lineRule="auto" w:after="40"/>
+            </w:pPr>
+            <w:r>
+              <w:rPr>
+                <w:rFonts w:ascii="Comic Sans MS" w:hAnsi="Comic Sans MS" w:cs="Comic Sans MS"/>
+                <w:b w:val="0"/>
                 <w:sz w:val="20"/>
               </w:rPr>
               <w:t>AUDIO/VIDEO:</w:t>
@@ -4296,12 +4277,13 @@
           </w:p>
           <w:p>
             <w:pPr>
-              <w:spacing w:after="0" w:line="240" w:lineRule="auto"/>
-            </w:pPr>
-            <w:r>
-              <w:rPr>
-                <w:rFonts w:ascii="Arial" w:hAnsi="Arial" w:cs="Arial" w:eastAsia="Microsoft YaHei"/>
-                <w:sz w:val="17"/>
+              <w:spacing w:line="240" w:lineRule="auto" w:after="0"/>
+            </w:pPr>
+            <w:r>
+              <w:rPr>
+                <w:rFonts w:ascii="Comic Sans MS" w:hAnsi="Comic Sans MS" w:cs="Comic Sans MS"/>
+                <w:b w:val="0"/>
+                <w:sz w:val="18"/>
               </w:rPr>
               <w:t>None. No audio, no video, no images: the icons are characters from the database, the colour bands and progress bar are CSS drawn from API values.</w:t>
             </w:r>
@@ -4311,14 +4293,26 @@
     </w:tbl>
     <w:p>
       <w:pPr>
-        <w:keepNext/>
-        <w:spacing w:before="80" w:after="20" w:line="240" w:lineRule="auto"/>
+        <w:spacing w:line="240" w:lineRule="auto" w:after="0"/>
       </w:pPr>
       <w:r>
         <w:rPr>
-          <w:rFonts w:ascii="Arial" w:hAnsi="Arial" w:cs="Arial" w:eastAsia="Microsoft YaHei"/>
+          <w:rFonts w:ascii="Comic Sans MS" w:hAnsi="Comic Sans MS" w:cs="Comic Sans MS"/>
+          <w:b w:val="0"/>
+          <w:sz w:val="8"/>
+        </w:rPr>
+        <w:t xml:space="preserve"> </w:t>
+      </w:r>
+    </w:p>
+    <w:p>
+      <w:pPr>
+        <w:spacing w:line="240" w:lineRule="auto" w:before="0" w:after="40"/>
+      </w:pPr>
+      <w:r>
+        <w:rPr>
+          <w:rFonts w:ascii="Comic Sans MS" w:hAnsi="Comic Sans MS" w:cs="Comic Sans MS"/>
           <w:b/>
-          <w:sz w:val="24"/>
+          <w:sz w:val="28"/>
         </w:rPr>
         <w:t>NOTES</w:t>
       </w:r>
@@ -4326,35 +4320,32 @@
     <w:tbl>
       <w:tblPr>
         <w:tblW w:type="auto" w:w="0"/>
-        <w:tblLayout w:type="fixed"/>
         <w:tblLook w:firstColumn="1" w:firstRow="1" w:lastColumn="0" w:lastRow="0" w:noHBand="0" w:noVBand="1" w:val="04A0"/>
-        <w:tblLayout w:type="fixed"/>
-        <w:jc w:val="center"/>
         <w:tblBorders>
-          <w:top w:val="single" w:sz="6" w:space="0" w:color="808080"/>
-          <w:left w:val="single" w:sz="6" w:space="0" w:color="808080"/>
-          <w:bottom w:val="single" w:sz="6" w:space="0" w:color="808080"/>
-          <w:right w:val="single" w:sz="6" w:space="0" w:color="808080"/>
-          <w:insideH w:val="single" w:sz="6" w:space="0" w:color="808080"/>
-          <w:insideV w:val="single" w:sz="6" w:space="0" w:color="808080"/>
+          <w:top w:val="single" w:sz="4" w:space="0" w:color="808080"/>
+          <w:left w:val="single" w:sz="4" w:space="0" w:color="808080"/>
+          <w:bottom w:val="single" w:sz="4" w:space="0" w:color="808080"/>
+          <w:right w:val="single" w:sz="4" w:space="0" w:color="808080"/>
+          <w:insideH w:val="single" w:sz="4" w:space="0" w:color="808080"/>
+          <w:insideV w:val="single" w:sz="4" w:space="0" w:color="808080"/>
         </w:tblBorders>
       </w:tblPr>
       <w:tblGrid>
-        <w:gridCol w:w="8901"/>
+        <w:gridCol w:w="8731"/>
       </w:tblGrid>
       <w:tr>
         <w:tc>
           <w:tcPr>
-            <w:tcW w:type="dxa" w:w="8901"/>
+            <w:tcW w:type="dxa" w:w="8731"/>
           </w:tcPr>
           <w:p>
             <w:pPr>
-              <w:spacing w:before="20" w:after="20" w:line="240" w:lineRule="auto"/>
-            </w:pPr>
-            <w:r>
-              <w:rPr>
-                <w:rFonts w:ascii="Arial" w:hAnsi="Arial" w:cs="Arial" w:eastAsia="Microsoft YaHei"/>
-                <w:b/>
+              <w:spacing w:line="240" w:lineRule="auto" w:after="40"/>
+            </w:pPr>
+            <w:r>
+              <w:rPr>
+                <w:rFonts w:ascii="Comic Sans MS" w:hAnsi="Comic Sans MS" w:cs="Comic Sans MS"/>
+                <w:b w:val="0"/>
                 <w:sz w:val="20"/>
               </w:rPr>
               <w:t>NOTES:</w:t>
@@ -4362,12 +4353,13 @@
           </w:p>
           <w:p>
             <w:pPr>
-              <w:spacing w:after="0" w:line="240" w:lineRule="auto"/>
-            </w:pPr>
-            <w:r>
-              <w:rPr>
-                <w:rFonts w:ascii="Arial" w:hAnsi="Arial" w:cs="Arial" w:eastAsia="Microsoft YaHei"/>
-                <w:sz w:val="17"/>
+              <w:spacing w:line="240" w:lineRule="auto" w:after="0"/>
+            </w:pPr>
+            <w:r>
+              <w:rPr>
+                <w:rFonts w:ascii="Comic Sans MS" w:hAnsi="Comic Sans MS" w:cs="Comic Sans MS"/>
+                <w:b w:val="0"/>
+                <w:sz w:val="18"/>
               </w:rPr>
               <w:t>The first screen is already the product: a visitor reaches an event in at most one click, and a broken back end shows immediately as an empty grid with a retry button rather than a silent blank page.</w:t>
             </w:r>
@@ -4375,41 +4367,50 @@
         </w:tc>
       </w:tr>
     </w:tbl>
+    <w:p>
+      <w:pPr>
+        <w:spacing w:line="240" w:lineRule="auto" w:after="0"/>
+      </w:pPr>
+      <w:r>
+        <w:rPr>
+          <w:rFonts w:ascii="Comic Sans MS" w:hAnsi="Comic Sans MS" w:cs="Comic Sans MS"/>
+          <w:b w:val="0"/>
+          <w:sz w:val="8"/>
+        </w:rPr>
+        <w:t xml:space="preserve"> </w:t>
+      </w:r>
+    </w:p>
     <w:tbl>
       <w:tblPr>
-        <w:tblStyle w:val="TableGrid"/>
         <w:tblW w:type="auto" w:w="0"/>
-        <w:jc w:val="center"/>
-        <w:tblLayout w:type="fixed"/>
         <w:tblLook w:firstColumn="1" w:firstRow="1" w:lastColumn="0" w:lastRow="0" w:noHBand="0" w:noVBand="1" w:val="04A0"/>
-        <w:tblLayout w:type="fixed"/>
-        <w:tblCellMar>
-          <w:top w:w="10" w:type="dxa"/>
-          <w:left w:w="60" w:type="dxa"/>
-          <w:bottom w:w="10" w:type="dxa"/>
-          <w:right w:w="60" w:type="dxa"/>
-        </w:tblCellMar>
+        <w:tblBorders>
+          <w:top w:val="single" w:sz="4" w:space="0" w:color="808080"/>
+          <w:left w:val="single" w:sz="4" w:space="0" w:color="808080"/>
+          <w:bottom w:val="single" w:sz="4" w:space="0" w:color="808080"/>
+          <w:right w:val="single" w:sz="4" w:space="0" w:color="808080"/>
+          <w:insideH w:val="single" w:sz="4" w:space="0" w:color="808080"/>
+          <w:insideV w:val="single" w:sz="4" w:space="0" w:color="808080"/>
+        </w:tblBorders>
       </w:tblPr>
       <w:tblGrid>
-        <w:gridCol w:w="1814"/>
-        <w:gridCol w:w="7087"/>
+        <w:gridCol w:w="1928"/>
+        <w:gridCol w:w="6803"/>
       </w:tblGrid>
       <w:tr>
         <w:tc>
           <w:tcPr>
-            <w:tcW w:type="dxa" w:w="1814"/>
-            <w:shd w:val="clear" w:color="auto" w:fill="E8EEF4"/>
+            <w:tcW w:type="dxa" w:w="1928"/>
           </w:tcPr>
           <w:p>
             <w:pPr>
               <w:spacing w:line="240" w:lineRule="auto" w:after="0"/>
             </w:pPr>
-            <w:r/>
-            <w:r>
-              <w:rPr>
-                <w:rFonts w:ascii="Arial" w:hAnsi="Arial" w:cs="Arial" w:eastAsia="Microsoft YaHei"/>
-                <w:b/>
-                <w:sz w:val="17"/>
+            <w:r>
+              <w:rPr>
+                <w:rFonts w:ascii="Comic Sans MS" w:hAnsi="Comic Sans MS" w:cs="Comic Sans MS"/>
+                <w:b w:val="0"/>
+                <w:sz w:val="20"/>
               </w:rPr>
               <w:t>Description:</w:t>
             </w:r>
@@ -4417,18 +4418,17 @@
         </w:tc>
         <w:tc>
           <w:tcPr>
-            <w:tcW w:type="dxa" w:w="7087"/>
+            <w:tcW w:type="dxa" w:w="6803"/>
           </w:tcPr>
           <w:p>
             <w:pPr>
               <w:spacing w:line="240" w:lineRule="auto" w:after="0"/>
             </w:pPr>
-            <w:r/>
-            <w:r>
-              <w:rPr>
-                <w:rFonts w:ascii="Arial" w:hAnsi="Arial" w:cs="Arial" w:eastAsia="Microsoft YaHei"/>
-                <w:b w:val="0"/>
-                <w:sz w:val="17"/>
+            <w:r>
+              <w:rPr>
+                <w:rFonts w:ascii="Comic Sans MS" w:hAnsi="Comic Sans MS" w:cs="Comic Sans MS"/>
+                <w:b w:val="0"/>
+                <w:sz w:val="20"/>
               </w:rPr>
               <w:t>The landing page. Its job is to make a visitor want to attend something and get them to an event within one click. It also quietly proves the site is alive: every card is rendered from the database, so an empty home page would mean a broken back end.</w:t>
             </w:r>
@@ -4438,19 +4438,17 @@
       <w:tr>
         <w:tc>
           <w:tcPr>
-            <w:tcW w:type="dxa" w:w="1814"/>
-            <w:shd w:val="clear" w:color="auto" w:fill="E8EEF4"/>
+            <w:tcW w:type="dxa" w:w="1928"/>
           </w:tcPr>
           <w:p>
             <w:pPr>
               <w:spacing w:line="240" w:lineRule="auto" w:after="0"/>
             </w:pPr>
-            <w:r/>
-            <w:r>
-              <w:rPr>
-                <w:rFonts w:ascii="Arial" w:hAnsi="Arial" w:cs="Arial" w:eastAsia="Microsoft YaHei"/>
-                <w:b/>
-                <w:sz w:val="17"/>
+            <w:r>
+              <w:rPr>
+                <w:rFonts w:ascii="Comic Sans MS" w:hAnsi="Comic Sans MS" w:cs="Comic Sans MS"/>
+                <w:b w:val="0"/>
+                <w:sz w:val="20"/>
               </w:rPr>
               <w:t>Content:</w:t>
             </w:r>
@@ -4458,18 +4456,17 @@
         </w:tc>
         <w:tc>
           <w:tcPr>
-            <w:tcW w:type="dxa" w:w="7087"/>
+            <w:tcW w:type="dxa" w:w="6803"/>
           </w:tcPr>
           <w:p>
             <w:pPr>
               <w:spacing w:line="240" w:lineRule="auto" w:after="0"/>
             </w:pPr>
-            <w:r/>
-            <w:r>
-              <w:rPr>
-                <w:rFonts w:ascii="Arial" w:hAnsi="Arial" w:cs="Arial" w:eastAsia="Microsoft YaHei"/>
-                <w:b w:val="0"/>
-                <w:sz w:val="17"/>
+            <w:r>
+              <w:rPr>
+                <w:rFonts w:ascii="Comic Sans MS" w:hAnsi="Comic Sans MS" w:cs="Comic Sans MS"/>
+                <w:b w:val="0"/>
+                <w:sz w:val="20"/>
               </w:rPr>
               <w:t>Header with the Giving Coast mark and the menu (Home / Search / Staff admin).</w:t>
               <w:br/>
@@ -4487,19 +4484,17 @@
       <w:tr>
         <w:tc>
           <w:tcPr>
-            <w:tcW w:type="dxa" w:w="1814"/>
-            <w:shd w:val="clear" w:color="auto" w:fill="E8EEF4"/>
+            <w:tcW w:type="dxa" w:w="1928"/>
           </w:tcPr>
           <w:p>
             <w:pPr>
               <w:spacing w:line="240" w:lineRule="auto" w:after="0"/>
             </w:pPr>
-            <w:r/>
-            <w:r>
-              <w:rPr>
-                <w:rFonts w:ascii="Arial" w:hAnsi="Arial" w:cs="Arial" w:eastAsia="Microsoft YaHei"/>
-                <w:b/>
-                <w:sz w:val="17"/>
+            <w:r>
+              <w:rPr>
+                <w:rFonts w:ascii="Comic Sans MS" w:hAnsi="Comic Sans MS" w:cs="Comic Sans MS"/>
+                <w:b w:val="0"/>
+                <w:sz w:val="20"/>
               </w:rPr>
               <w:t>Interactions:</w:t>
             </w:r>
@@ -4507,18 +4502,17 @@
         </w:tc>
         <w:tc>
           <w:tcPr>
-            <w:tcW w:type="dxa" w:w="7087"/>
+            <w:tcW w:type="dxa" w:w="6803"/>
           </w:tcPr>
           <w:p>
             <w:pPr>
               <w:spacing w:line="240" w:lineRule="auto" w:after="0"/>
             </w:pPr>
-            <w:r/>
-            <w:r>
-              <w:rPr>
-                <w:rFonts w:ascii="Arial" w:hAnsi="Arial" w:cs="Arial" w:eastAsia="Microsoft YaHei"/>
-                <w:b w:val="0"/>
-                <w:sz w:val="17"/>
+            <w:r>
+              <w:rPr>
+                <w:rFonts w:ascii="Comic Sans MS" w:hAnsi="Comic Sans MS" w:cs="Comic Sans MS"/>
+                <w:b w:val="0"/>
+                <w:sz w:val="20"/>
               </w:rPr>
               <w:t>On load the page calls GET /api/events and GET /api/events/past and renders the two grids from the responses; nothing on the page is hard-coded.</w:t>
               <w:br/>
@@ -4534,19 +4528,17 @@
       <w:tr>
         <w:tc>
           <w:tcPr>
-            <w:tcW w:type="dxa" w:w="1814"/>
-            <w:shd w:val="clear" w:color="auto" w:fill="E8EEF4"/>
+            <w:tcW w:type="dxa" w:w="1928"/>
           </w:tcPr>
           <w:p>
             <w:pPr>
               <w:spacing w:line="240" w:lineRule="auto" w:after="0"/>
             </w:pPr>
-            <w:r/>
-            <w:r>
-              <w:rPr>
-                <w:rFonts w:ascii="Arial" w:hAnsi="Arial" w:cs="Arial" w:eastAsia="Microsoft YaHei"/>
-                <w:b/>
-                <w:sz w:val="17"/>
+            <w:r>
+              <w:rPr>
+                <w:rFonts w:ascii="Comic Sans MS" w:hAnsi="Comic Sans MS" w:cs="Comic Sans MS"/>
+                <w:b w:val="0"/>
+                <w:sz w:val="20"/>
               </w:rPr>
               <w:t>Media Creation:</w:t>
             </w:r>
@@ -4554,18 +4546,17 @@
         </w:tc>
         <w:tc>
           <w:tcPr>
-            <w:tcW w:type="dxa" w:w="7087"/>
+            <w:tcW w:type="dxa" w:w="6803"/>
           </w:tcPr>
           <w:p>
             <w:pPr>
               <w:spacing w:line="240" w:lineRule="auto" w:after="0"/>
             </w:pPr>
-            <w:r/>
-            <w:r>
-              <w:rPr>
-                <w:rFonts w:ascii="Arial" w:hAnsi="Arial" w:cs="Arial" w:eastAsia="Microsoft YaHei"/>
-                <w:b w:val="0"/>
-                <w:sz w:val="17"/>
+            <w:r>
+              <w:rPr>
+                <w:rFonts w:ascii="Comic Sans MS" w:hAnsi="Comic Sans MS" w:cs="Comic Sans MS"/>
+                <w:b w:val="0"/>
+                <w:sz w:val="20"/>
               </w:rPr>
               <w:t>No image assets at all. The category icons are emoji stored in the database and served by the API (which is why the tables are utf8mb4); the card colour bands are CSS derived from the category; the progress bar is drawn from raised_amount / goal_amount returned by the API rather than stored in the table.</w:t>
             </w:r>
@@ -4575,19 +4566,17 @@
       <w:tr>
         <w:tc>
           <w:tcPr>
-            <w:tcW w:type="dxa" w:w="1814"/>
-            <w:shd w:val="clear" w:color="auto" w:fill="E8EEF4"/>
+            <w:tcW w:type="dxa" w:w="1928"/>
           </w:tcPr>
           <w:p>
             <w:pPr>
               <w:spacing w:line="240" w:lineRule="auto" w:after="0"/>
             </w:pPr>
-            <w:r/>
-            <w:r>
-              <w:rPr>
-                <w:rFonts w:ascii="Arial" w:hAnsi="Arial" w:cs="Arial" w:eastAsia="Microsoft YaHei"/>
-                <w:b/>
-                <w:sz w:val="17"/>
+            <w:r>
+              <w:rPr>
+                <w:rFonts w:ascii="Comic Sans MS" w:hAnsi="Comic Sans MS" w:cs="Comic Sans MS"/>
+                <w:b w:val="0"/>
+                <w:sz w:val="20"/>
               </w:rPr>
               <w:t>Navigation:</w:t>
             </w:r>
@@ -4595,18 +4584,17 @@
         </w:tc>
         <w:tc>
           <w:tcPr>
-            <w:tcW w:type="dxa" w:w="7087"/>
+            <w:tcW w:type="dxa" w:w="6803"/>
           </w:tcPr>
           <w:p>
             <w:pPr>
               <w:spacing w:line="240" w:lineRule="auto" w:after="0"/>
             </w:pPr>
-            <w:r/>
-            <w:r>
-              <w:rPr>
-                <w:rFonts w:ascii="Arial" w:hAnsi="Arial" w:cs="Arial" w:eastAsia="Microsoft YaHei"/>
-                <w:b w:val="0"/>
-                <w:sz w:val="17"/>
+            <w:r>
+              <w:rPr>
+                <w:rFonts w:ascii="Comic Sans MS" w:hAnsi="Comic Sans MS" w:cs="Comic Sans MS"/>
+                <w:b w:val="0"/>
+                <w:sz w:val="20"/>
               </w:rPr>
               <w:t>In: the site root, or 'View public site' from the staff site.</w:t>
               <w:br/>
@@ -4618,12 +4606,20 @@
     </w:tbl>
     <w:p>
       <w:pPr>
-        <w:spacing w:after="0"/>
-      </w:pPr>
+        <w:spacing w:line="240" w:lineRule="auto" w:after="0"/>
+      </w:pPr>
+      <w:r>
+        <w:rPr>
+          <w:rFonts w:ascii="Comic Sans MS" w:hAnsi="Comic Sans MS" w:cs="Comic Sans MS"/>
+          <w:b w:val="0"/>
+          <w:sz w:val="8"/>
+        </w:rPr>
+        <w:t xml:space="preserve"> </w:t>
+      </w:r>
     </w:p>
     <w:p>
       <w:pPr>
-        <w:spacing w:after="0"/>
+        <w:spacing w:line="240" w:lineRule="auto" w:after="0"/>
       </w:pPr>
       <w:r>
         <w:br w:type="page"/>
@@ -4631,78 +4627,45 @@
     </w:p>
     <w:p>
       <w:pPr>
-        <w:keepNext/>
-        <w:spacing w:before="0" w:after="120"/>
+        <w:pStyle w:val="Heading1"/>
+        <w:spacing w:before="0" w:after="120" w:line="240" w:lineRule="auto"/>
       </w:pPr>
       <w:r>
         <w:rPr>
-          <w:rFonts w:ascii="Arial" w:hAnsi="Arial" w:cs="Arial" w:eastAsia="Microsoft YaHei"/>
+          <w:rFonts w:ascii="Comic Sans MS" w:hAnsi="Comic Sans MS" w:cs="Comic Sans MS"/>
           <w:b/>
-          <w:sz w:val="24"/>
+          <w:sz w:val="28"/>
         </w:rPr>
-        <w:t>Storyboard S2 - Search - find an event</w:t>
+        <w:t>Storyboard</w:t>
       </w:r>
     </w:p>
     <w:p>
       <w:pPr>
-        <w:spacing w:after="120" w:line="240" w:lineRule="auto"/>
+        <w:spacing w:line="240" w:lineRule="auto" w:before="0" w:after="80"/>
       </w:pPr>
       <w:r>
         <w:rPr>
-          <w:rFonts w:ascii="Arial" w:hAnsi="Arial" w:cs="Arial" w:eastAsia="Microsoft YaHei"/>
-          <w:b/>
-          <w:sz w:val="22"/>
+          <w:rFonts w:ascii="Comic Sans MS" w:hAnsi="Comic Sans MS" w:cs="Comic Sans MS"/>
+          <w:b w:val="0"/>
+          <w:sz w:val="20"/>
         </w:rPr>
-        <w:t xml:space="preserve">TITLE: </w:t>
-      </w:r>
-      <w:r>
-        <w:rPr>
-          <w:rFonts w:ascii="Arial" w:hAnsi="Arial" w:cs="Arial" w:eastAsia="Microsoft YaHei"/>
-          <w:sz w:val="22"/>
-        </w:rPr>
-        <w:t xml:space="preserve">Search - find an event    </w:t>
-      </w:r>
-      <w:r>
-        <w:rPr>
-          <w:rFonts w:ascii="Arial" w:hAnsi="Arial" w:cs="Arial" w:eastAsia="Microsoft YaHei"/>
-          <w:b/>
-          <w:sz w:val="22"/>
-        </w:rPr>
-        <w:t xml:space="preserve">SCREEN ID: </w:t>
-      </w:r>
-      <w:r>
-        <w:rPr>
-          <w:rFonts w:ascii="Arial" w:hAnsi="Arial" w:cs="Arial" w:eastAsia="Microsoft YaHei"/>
-          <w:sz w:val="22"/>
-        </w:rPr>
-        <w:t xml:space="preserve">S2    </w:t>
-      </w:r>
-      <w:r>
-        <w:rPr>
-          <w:rFonts w:ascii="Arial" w:hAnsi="Arial" w:cs="Arial" w:eastAsia="Microsoft YaHei"/>
-          <w:b/>
-          <w:sz w:val="22"/>
-        </w:rPr>
-        <w:t xml:space="preserve">DATE: </w:t>
-      </w:r>
-      <w:r>
-        <w:rPr>
-          <w:rFonts w:ascii="Arial" w:hAnsi="Arial" w:cs="Arial" w:eastAsia="Microsoft YaHei"/>
-          <w:sz w:val="22"/>
-        </w:rPr>
-        <w:t>18 October 2026</w:t>
+        <w:t>TITLE: Search - find an event      SCREEN ID: S2      DATE: 18 October 2026</w:t>
       </w:r>
     </w:p>
     <w:p>
       <w:pPr>
-        <w:keepNext/>
-        <w:spacing w:before="80" w:after="20" w:line="240" w:lineRule="auto"/>
+        <w:spacing w:line="240" w:lineRule="auto" w:before="0" w:after="0"/>
+      </w:pPr>
+    </w:p>
+    <w:p>
+      <w:pPr>
+        <w:spacing w:line="240" w:lineRule="auto" w:before="0" w:after="40"/>
       </w:pPr>
       <w:r>
         <w:rPr>
-          <w:rFonts w:ascii="Arial" w:hAnsi="Arial" w:cs="Arial" w:eastAsia="Microsoft YaHei"/>
+          <w:rFonts w:ascii="Comic Sans MS" w:hAnsi="Comic Sans MS" w:cs="Comic Sans MS"/>
           <w:b/>
-          <w:sz w:val="24"/>
+          <w:sz w:val="28"/>
         </w:rPr>
         <w:t>Elements:</w:t>
       </w:r>
@@ -4710,35 +4673,32 @@
     <w:tbl>
       <w:tblPr>
         <w:tblW w:type="auto" w:w="0"/>
-        <w:tblLayout w:type="fixed"/>
         <w:tblLook w:firstColumn="1" w:firstRow="1" w:lastColumn="0" w:lastRow="0" w:noHBand="0" w:noVBand="1" w:val="04A0"/>
-        <w:tblLayout w:type="fixed"/>
-        <w:jc w:val="center"/>
         <w:tblBorders>
-          <w:top w:val="single" w:sz="6" w:space="0" w:color="808080"/>
-          <w:left w:val="single" w:sz="6" w:space="0" w:color="808080"/>
-          <w:bottom w:val="single" w:sz="6" w:space="0" w:color="808080"/>
-          <w:right w:val="single" w:sz="6" w:space="0" w:color="808080"/>
-          <w:insideH w:val="single" w:sz="6" w:space="0" w:color="808080"/>
-          <w:insideV w:val="single" w:sz="6" w:space="0" w:color="808080"/>
+          <w:top w:val="single" w:sz="4" w:space="0" w:color="808080"/>
+          <w:left w:val="single" w:sz="4" w:space="0" w:color="808080"/>
+          <w:bottom w:val="single" w:sz="4" w:space="0" w:color="808080"/>
+          <w:right w:val="single" w:sz="4" w:space="0" w:color="808080"/>
+          <w:insideH w:val="single" w:sz="4" w:space="0" w:color="808080"/>
+          <w:insideV w:val="single" w:sz="4" w:space="0" w:color="808080"/>
         </w:tblBorders>
       </w:tblPr>
       <w:tblGrid>
-        <w:gridCol w:w="8901"/>
+        <w:gridCol w:w="8731"/>
       </w:tblGrid>
       <w:tr>
         <w:tc>
           <w:tcPr>
-            <w:tcW w:type="dxa" w:w="8901"/>
+            <w:tcW w:type="dxa" w:w="8731"/>
           </w:tcPr>
           <w:p>
             <w:pPr>
-              <w:spacing w:before="20" w:after="20" w:line="240" w:lineRule="auto"/>
-            </w:pPr>
-            <w:r>
-              <w:rPr>
-                <w:rFonts w:ascii="Arial" w:hAnsi="Arial" w:cs="Arial" w:eastAsia="Microsoft YaHei"/>
-                <w:b/>
+              <w:spacing w:line="240" w:lineRule="auto" w:after="40"/>
+            </w:pPr>
+            <w:r>
+              <w:rPr>
+                <w:rFonts w:ascii="Comic Sans MS" w:hAnsi="Comic Sans MS" w:cs="Comic Sans MS"/>
+                <w:b w:val="0"/>
                 <w:sz w:val="20"/>
               </w:rPr>
               <w:t>GRAPHICS:</w:t>
@@ -4746,13 +4706,13 @@
           </w:p>
           <w:p>
             <w:pPr>
-              <w:spacing w:after="20" w:line="240" w:lineRule="auto"/>
+              <w:spacing w:line="240" w:lineRule="auto" w:after="40"/>
               <w:jc w:val="center"/>
             </w:pPr>
             <w:r>
               <w:drawing>
                 <wp:inline xmlns:a="http://schemas.openxmlformats.org/drawingml/2006/main" xmlns:pic="http://schemas.openxmlformats.org/drawingml/2006/picture">
-                  <wp:extent cx="2448000" cy="2390625"/>
+                  <wp:extent cx="3671999" cy="3585937"/>
                   <wp:docPr id="2" name="Picture 2"/>
                   <wp:cNvGraphicFramePr>
                     <a:graphicFrameLocks noChangeAspect="1"/>
@@ -4773,7 +4733,7 @@
                         <pic:spPr>
                           <a:xfrm>
                             <a:off x="0" y="0"/>
-                            <a:ext cx="2448000" cy="2390625"/>
+                            <a:ext cx="3671999" cy="3585937"/>
                           </a:xfrm>
                           <a:prstGeom prst="rect"/>
                         </pic:spPr>
@@ -4786,12 +4746,13 @@
           </w:p>
           <w:p>
             <w:pPr>
-              <w:spacing w:after="0" w:line="240" w:lineRule="auto"/>
-            </w:pPr>
-            <w:r>
-              <w:rPr>
-                <w:rFonts w:ascii="Arial" w:hAnsi="Arial" w:cs="Arial" w:eastAsia="Microsoft YaHei"/>
-                <w:sz w:val="17"/>
+              <w:spacing w:line="240" w:lineRule="auto" w:after="0"/>
+            </w:pPr>
+            <w:r>
+              <w:rPr>
+                <w:rFonts w:ascii="Comic Sans MS" w:hAnsi="Comic Sans MS" w:cs="Comic Sans MS"/>
+                <w:b w:val="0"/>
+                <w:sz w:val="18"/>
               </w:rPr>
               <w:t>Live screenshot of the deployed page (https://24831941.it.scu.edu.au), taken with headless Chrome. The layout is the design; every value on it comes from the API.</w:t>
             </w:r>
@@ -4799,38 +4760,48 @@
         </w:tc>
       </w:tr>
     </w:tbl>
+    <w:p>
+      <w:pPr>
+        <w:spacing w:line="240" w:lineRule="auto" w:after="0"/>
+      </w:pPr>
+      <w:r>
+        <w:rPr>
+          <w:rFonts w:ascii="Comic Sans MS" w:hAnsi="Comic Sans MS" w:cs="Comic Sans MS"/>
+          <w:b w:val="0"/>
+          <w:sz w:val="8"/>
+        </w:rPr>
+        <w:t xml:space="preserve"> </w:t>
+      </w:r>
+    </w:p>
     <w:tbl>
       <w:tblPr>
         <w:tblW w:type="auto" w:w="0"/>
-        <w:tblLayout w:type="fixed"/>
         <w:tblLook w:firstColumn="1" w:firstRow="1" w:lastColumn="0" w:lastRow="0" w:noHBand="0" w:noVBand="1" w:val="04A0"/>
-        <w:tblLayout w:type="fixed"/>
-        <w:jc w:val="center"/>
         <w:tblBorders>
-          <w:top w:val="single" w:sz="6" w:space="0" w:color="808080"/>
-          <w:left w:val="single" w:sz="6" w:space="0" w:color="808080"/>
-          <w:bottom w:val="single" w:sz="6" w:space="0" w:color="808080"/>
-          <w:right w:val="single" w:sz="6" w:space="0" w:color="808080"/>
-          <w:insideH w:val="single" w:sz="6" w:space="0" w:color="808080"/>
-          <w:insideV w:val="single" w:sz="6" w:space="0" w:color="808080"/>
+          <w:top w:val="single" w:sz="4" w:space="0" w:color="808080"/>
+          <w:left w:val="single" w:sz="4" w:space="0" w:color="808080"/>
+          <w:bottom w:val="single" w:sz="4" w:space="0" w:color="808080"/>
+          <w:right w:val="single" w:sz="4" w:space="0" w:color="808080"/>
+          <w:insideH w:val="single" w:sz="4" w:space="0" w:color="808080"/>
+          <w:insideV w:val="single" w:sz="4" w:space="0" w:color="808080"/>
         </w:tblBorders>
       </w:tblPr>
       <w:tblGrid>
-        <w:gridCol w:w="8901"/>
+        <w:gridCol w:w="8731"/>
       </w:tblGrid>
       <w:tr>
         <w:tc>
           <w:tcPr>
-            <w:tcW w:type="dxa" w:w="8901"/>
+            <w:tcW w:type="dxa" w:w="8731"/>
           </w:tcPr>
           <w:p>
             <w:pPr>
-              <w:spacing w:before="20" w:after="20" w:line="240" w:lineRule="auto"/>
-            </w:pPr>
-            <w:r>
-              <w:rPr>
-                <w:rFonts w:ascii="Arial" w:hAnsi="Arial" w:cs="Arial" w:eastAsia="Microsoft YaHei"/>
-                <w:b/>
+              <w:spacing w:line="240" w:lineRule="auto" w:after="40"/>
+            </w:pPr>
+            <w:r>
+              <w:rPr>
+                <w:rFonts w:ascii="Comic Sans MS" w:hAnsi="Comic Sans MS" w:cs="Comic Sans MS"/>
+                <w:b w:val="0"/>
                 <w:sz w:val="20"/>
               </w:rPr>
               <w:t>TEXT:</w:t>
@@ -4838,60 +4809,65 @@
           </w:p>
           <w:p>
             <w:pPr>
-              <w:spacing w:after="0" w:line="240" w:lineRule="auto"/>
-            </w:pPr>
-            <w:r>
-              <w:rPr>
-                <w:rFonts w:ascii="Arial" w:hAnsi="Arial" w:cs="Arial" w:eastAsia="Microsoft YaHei"/>
-                <w:sz w:val="17"/>
+              <w:spacing w:line="240" w:lineRule="auto" w:after="0"/>
+            </w:pPr>
+            <w:r>
+              <w:rPr>
+                <w:rFonts w:ascii="Comic Sans MS" w:hAnsi="Comic Sans MS" w:cs="Comic Sans MS"/>
+                <w:b w:val="0"/>
+                <w:sz w:val="18"/>
               </w:rPr>
               <w:t>Title: 'Search events'</w:t>
             </w:r>
           </w:p>
           <w:p>
             <w:pPr>
-              <w:spacing w:after="0" w:line="240" w:lineRule="auto"/>
-            </w:pPr>
-            <w:r>
-              <w:rPr>
-                <w:rFonts w:ascii="Arial" w:hAnsi="Arial" w:cs="Arial" w:eastAsia="Microsoft YaHei"/>
-                <w:sz w:val="17"/>
+              <w:spacing w:line="240" w:lineRule="auto" w:after="0"/>
+            </w:pPr>
+            <w:r>
+              <w:rPr>
+                <w:rFonts w:ascii="Comic Sans MS" w:hAnsi="Comic Sans MS" w:cs="Comic Sans MS"/>
+                <w:b w:val="0"/>
+                <w:sz w:val="18"/>
               </w:rPr>
               <w:t>Instruction: 'Leave everything blank to see everything that is still coming up.'</w:t>
             </w:r>
           </w:p>
           <w:p>
             <w:pPr>
-              <w:spacing w:after="0" w:line="240" w:lineRule="auto"/>
-            </w:pPr>
-            <w:r>
-              <w:rPr>
-                <w:rFonts w:ascii="Arial" w:hAnsi="Arial" w:cs="Arial" w:eastAsia="Microsoft YaHei"/>
-                <w:sz w:val="17"/>
+              <w:spacing w:line="240" w:lineRule="auto" w:after="0"/>
+            </w:pPr>
+            <w:r>
+              <w:rPr>
+                <w:rFonts w:ascii="Comic Sans MS" w:hAnsi="Comic Sans MS" w:cs="Comic Sans MS"/>
+                <w:b w:val="0"/>
+                <w:sz w:val="18"/>
               </w:rPr>
               <w:t>Field labels: Date / Location / Category</w:t>
             </w:r>
           </w:p>
           <w:p>
             <w:pPr>
-              <w:spacing w:after="0" w:line="240" w:lineRule="auto"/>
-            </w:pPr>
-            <w:r>
-              <w:rPr>
-                <w:rFonts w:ascii="Arial" w:hAnsi="Arial" w:cs="Arial" w:eastAsia="Microsoft YaHei"/>
-                <w:sz w:val="17"/>
+              <w:spacing w:line="240" w:lineRule="auto" w:after="0"/>
+            </w:pPr>
+            <w:r>
+              <w:rPr>
+                <w:rFonts w:ascii="Comic Sans MS" w:hAnsi="Comic Sans MS" w:cs="Comic Sans MS"/>
+                <w:b w:val="0"/>
+                <w:sz w:val="18"/>
               </w:rPr>
               <w:t>Buttons: 'Search' / 'Clear'</w:t>
             </w:r>
           </w:p>
           <w:p>
             <w:pPr>
-              <w:spacing w:after="0" w:line="240" w:lineRule="auto"/>
-            </w:pPr>
-            <w:r>
-              <w:rPr>
-                <w:rFonts w:ascii="Arial" w:hAnsi="Arial" w:cs="Arial" w:eastAsia="Microsoft YaHei"/>
-                <w:sz w:val="17"/>
+              <w:spacing w:line="240" w:lineRule="auto" w:after="0"/>
+            </w:pPr>
+            <w:r>
+              <w:rPr>
+                <w:rFonts w:ascii="Comic Sans MS" w:hAnsi="Comic Sans MS" w:cs="Comic Sans MS"/>
+                <w:b w:val="0"/>
+                <w:sz w:val="18"/>
               </w:rPr>
               <w:t>Results heading with the number found</w:t>
             </w:r>
@@ -4899,38 +4875,48 @@
         </w:tc>
       </w:tr>
     </w:tbl>
+    <w:p>
+      <w:pPr>
+        <w:spacing w:line="240" w:lineRule="auto" w:after="0"/>
+      </w:pPr>
+      <w:r>
+        <w:rPr>
+          <w:rFonts w:ascii="Comic Sans MS" w:hAnsi="Comic Sans MS" w:cs="Comic Sans MS"/>
+          <w:b w:val="0"/>
+          <w:sz w:val="8"/>
+        </w:rPr>
+        <w:t xml:space="preserve"> </w:t>
+      </w:r>
+    </w:p>
     <w:tbl>
       <w:tblPr>
         <w:tblW w:type="auto" w:w="0"/>
-        <w:tblLayout w:type="fixed"/>
         <w:tblLook w:firstColumn="1" w:firstRow="1" w:lastColumn="0" w:lastRow="0" w:noHBand="0" w:noVBand="1" w:val="04A0"/>
-        <w:tblLayout w:type="fixed"/>
-        <w:jc w:val="center"/>
         <w:tblBorders>
-          <w:top w:val="single" w:sz="6" w:space="0" w:color="808080"/>
-          <w:left w:val="single" w:sz="6" w:space="0" w:color="808080"/>
-          <w:bottom w:val="single" w:sz="6" w:space="0" w:color="808080"/>
-          <w:right w:val="single" w:sz="6" w:space="0" w:color="808080"/>
-          <w:insideH w:val="single" w:sz="6" w:space="0" w:color="808080"/>
-          <w:insideV w:val="single" w:sz="6" w:space="0" w:color="808080"/>
+          <w:top w:val="single" w:sz="4" w:space="0" w:color="808080"/>
+          <w:left w:val="single" w:sz="4" w:space="0" w:color="808080"/>
+          <w:bottom w:val="single" w:sz="4" w:space="0" w:color="808080"/>
+          <w:right w:val="single" w:sz="4" w:space="0" w:color="808080"/>
+          <w:insideH w:val="single" w:sz="4" w:space="0" w:color="808080"/>
+          <w:insideV w:val="single" w:sz="4" w:space="0" w:color="808080"/>
         </w:tblBorders>
       </w:tblPr>
       <w:tblGrid>
-        <w:gridCol w:w="8901"/>
+        <w:gridCol w:w="8731"/>
       </w:tblGrid>
       <w:tr>
         <w:tc>
           <w:tcPr>
-            <w:tcW w:type="dxa" w:w="8901"/>
+            <w:tcW w:type="dxa" w:w="8731"/>
           </w:tcPr>
           <w:p>
             <w:pPr>
-              <w:spacing w:before="20" w:after="20" w:line="240" w:lineRule="auto"/>
-            </w:pPr>
-            <w:r>
-              <w:rPr>
-                <w:rFonts w:ascii="Arial" w:hAnsi="Arial" w:cs="Arial" w:eastAsia="Microsoft YaHei"/>
-                <w:b/>
+              <w:spacing w:line="240" w:lineRule="auto" w:after="40"/>
+            </w:pPr>
+            <w:r>
+              <w:rPr>
+                <w:rFonts w:ascii="Comic Sans MS" w:hAnsi="Comic Sans MS" w:cs="Comic Sans MS"/>
+                <w:b w:val="0"/>
                 <w:sz w:val="20"/>
               </w:rPr>
               <w:t>AUDIO/VIDEO:</w:t>
@@ -4938,12 +4924,13 @@
           </w:p>
           <w:p>
             <w:pPr>
-              <w:spacing w:after="0" w:line="240" w:lineRule="auto"/>
-            </w:pPr>
-            <w:r>
-              <w:rPr>
-                <w:rFonts w:ascii="Arial" w:hAnsi="Arial" w:cs="Arial" w:eastAsia="Microsoft YaHei"/>
-                <w:sz w:val="17"/>
+              <w:spacing w:line="240" w:lineRule="auto" w:after="0"/>
+            </w:pPr>
+            <w:r>
+              <w:rPr>
+                <w:rFonts w:ascii="Comic Sans MS" w:hAnsi="Comic Sans MS" w:cs="Comic Sans MS"/>
+                <w:b w:val="0"/>
+                <w:sz w:val="18"/>
               </w:rPr>
               <w:t>None - same card component as the home page; the category icons come from the database.</w:t>
             </w:r>
@@ -4953,14 +4940,26 @@
     </w:tbl>
     <w:p>
       <w:pPr>
-        <w:keepNext/>
-        <w:spacing w:before="80" w:after="20" w:line="240" w:lineRule="auto"/>
+        <w:spacing w:line="240" w:lineRule="auto" w:after="0"/>
       </w:pPr>
       <w:r>
         <w:rPr>
-          <w:rFonts w:ascii="Arial" w:hAnsi="Arial" w:cs="Arial" w:eastAsia="Microsoft YaHei"/>
+          <w:rFonts w:ascii="Comic Sans MS" w:hAnsi="Comic Sans MS" w:cs="Comic Sans MS"/>
+          <w:b w:val="0"/>
+          <w:sz w:val="8"/>
+        </w:rPr>
+        <w:t xml:space="preserve"> </w:t>
+      </w:r>
+    </w:p>
+    <w:p>
+      <w:pPr>
+        <w:spacing w:line="240" w:lineRule="auto" w:before="0" w:after="40"/>
+      </w:pPr>
+      <w:r>
+        <w:rPr>
+          <w:rFonts w:ascii="Comic Sans MS" w:hAnsi="Comic Sans MS" w:cs="Comic Sans MS"/>
           <w:b/>
-          <w:sz w:val="24"/>
+          <w:sz w:val="28"/>
         </w:rPr>
         <w:t>NOTES</w:t>
       </w:r>
@@ -4968,35 +4967,32 @@
     <w:tbl>
       <w:tblPr>
         <w:tblW w:type="auto" w:w="0"/>
-        <w:tblLayout w:type="fixed"/>
         <w:tblLook w:firstColumn="1" w:firstRow="1" w:lastColumn="0" w:lastRow="0" w:noHBand="0" w:noVBand="1" w:val="04A0"/>
-        <w:tblLayout w:type="fixed"/>
-        <w:jc w:val="center"/>
         <w:tblBorders>
-          <w:top w:val="single" w:sz="6" w:space="0" w:color="808080"/>
-          <w:left w:val="single" w:sz="6" w:space="0" w:color="808080"/>
-          <w:bottom w:val="single" w:sz="6" w:space="0" w:color="808080"/>
-          <w:right w:val="single" w:sz="6" w:space="0" w:color="808080"/>
-          <w:insideH w:val="single" w:sz="6" w:space="0" w:color="808080"/>
-          <w:insideV w:val="single" w:sz="6" w:space="0" w:color="808080"/>
+          <w:top w:val="single" w:sz="4" w:space="0" w:color="808080"/>
+          <w:left w:val="single" w:sz="4" w:space="0" w:color="808080"/>
+          <w:bottom w:val="single" w:sz="4" w:space="0" w:color="808080"/>
+          <w:right w:val="single" w:sz="4" w:space="0" w:color="808080"/>
+          <w:insideH w:val="single" w:sz="4" w:space="0" w:color="808080"/>
+          <w:insideV w:val="single" w:sz="4" w:space="0" w:color="808080"/>
         </w:tblBorders>
       </w:tblPr>
       <w:tblGrid>
-        <w:gridCol w:w="8901"/>
+        <w:gridCol w:w="8731"/>
       </w:tblGrid>
       <w:tr>
         <w:tc>
           <w:tcPr>
-            <w:tcW w:type="dxa" w:w="8901"/>
+            <w:tcW w:type="dxa" w:w="8731"/>
           </w:tcPr>
           <w:p>
             <w:pPr>
-              <w:spacing w:before="20" w:after="20" w:line="240" w:lineRule="auto"/>
-            </w:pPr>
-            <w:r>
-              <w:rPr>
-                <w:rFonts w:ascii="Arial" w:hAnsi="Arial" w:cs="Arial" w:eastAsia="Microsoft YaHei"/>
-                <w:b/>
+              <w:spacing w:line="240" w:lineRule="auto" w:after="40"/>
+            </w:pPr>
+            <w:r>
+              <w:rPr>
+                <w:rFonts w:ascii="Comic Sans MS" w:hAnsi="Comic Sans MS" w:cs="Comic Sans MS"/>
+                <w:b w:val="0"/>
                 <w:sz w:val="20"/>
               </w:rPr>
               <w:t>NOTES:</w:t>
@@ -5004,12 +5000,13 @@
           </w:p>
           <w:p>
             <w:pPr>
-              <w:spacing w:after="0" w:line="240" w:lineRule="auto"/>
-            </w:pPr>
-            <w:r>
-              <w:rPr>
-                <w:rFonts w:ascii="Arial" w:hAnsi="Arial" w:cs="Arial" w:eastAsia="Microsoft YaHei"/>
-                <w:sz w:val="17"/>
+              <w:spacing w:line="240" w:lineRule="auto" w:after="0"/>
+            </w:pPr>
+            <w:r>
+              <w:rPr>
+                <w:rFonts w:ascii="Comic Sans MS" w:hAnsi="Comic Sans MS" w:cs="Comic Sans MS"/>
+                <w:b w:val="0"/>
+                <w:sz w:val="18"/>
               </w:rPr>
               <w:t>Filtering runs on the server, so the page only draws results; 'no search yet' and 'no results' are deliberately two different states. A past date is refused before the request is sent.</w:t>
             </w:r>
@@ -5017,41 +5014,50 @@
         </w:tc>
       </w:tr>
     </w:tbl>
+    <w:p>
+      <w:pPr>
+        <w:spacing w:line="240" w:lineRule="auto" w:after="0"/>
+      </w:pPr>
+      <w:r>
+        <w:rPr>
+          <w:rFonts w:ascii="Comic Sans MS" w:hAnsi="Comic Sans MS" w:cs="Comic Sans MS"/>
+          <w:b w:val="0"/>
+          <w:sz w:val="8"/>
+        </w:rPr>
+        <w:t xml:space="preserve"> </w:t>
+      </w:r>
+    </w:p>
     <w:tbl>
       <w:tblPr>
-        <w:tblStyle w:val="TableGrid"/>
         <w:tblW w:type="auto" w:w="0"/>
-        <w:jc w:val="center"/>
-        <w:tblLayout w:type="fixed"/>
         <w:tblLook w:firstColumn="1" w:firstRow="1" w:lastColumn="0" w:lastRow="0" w:noHBand="0" w:noVBand="1" w:val="04A0"/>
-        <w:tblLayout w:type="fixed"/>
-        <w:tblCellMar>
-          <w:top w:w="10" w:type="dxa"/>
-          <w:left w:w="60" w:type="dxa"/>
-          <w:bottom w:w="10" w:type="dxa"/>
-          <w:right w:w="60" w:type="dxa"/>
-        </w:tblCellMar>
+        <w:tblBorders>
+          <w:top w:val="single" w:sz="4" w:space="0" w:color="808080"/>
+          <w:left w:val="single" w:sz="4" w:space="0" w:color="808080"/>
+          <w:bottom w:val="single" w:sz="4" w:space="0" w:color="808080"/>
+          <w:right w:val="single" w:sz="4" w:space="0" w:color="808080"/>
+          <w:insideH w:val="single" w:sz="4" w:space="0" w:color="808080"/>
+          <w:insideV w:val="single" w:sz="4" w:space="0" w:color="808080"/>
+        </w:tblBorders>
       </w:tblPr>
       <w:tblGrid>
-        <w:gridCol w:w="1814"/>
-        <w:gridCol w:w="7087"/>
+        <w:gridCol w:w="1928"/>
+        <w:gridCol w:w="6803"/>
       </w:tblGrid>
       <w:tr>
         <w:tc>
           <w:tcPr>
-            <w:tcW w:type="dxa" w:w="1814"/>
-            <w:shd w:val="clear" w:color="auto" w:fill="E8EEF4"/>
+            <w:tcW w:type="dxa" w:w="1928"/>
           </w:tcPr>
           <w:p>
             <w:pPr>
               <w:spacing w:line="240" w:lineRule="auto" w:after="0"/>
             </w:pPr>
-            <w:r/>
-            <w:r>
-              <w:rPr>
-                <w:rFonts w:ascii="Arial" w:hAnsi="Arial" w:cs="Arial" w:eastAsia="Microsoft YaHei"/>
-                <w:b/>
-                <w:sz w:val="17"/>
+            <w:r>
+              <w:rPr>
+                <w:rFonts w:ascii="Comic Sans MS" w:hAnsi="Comic Sans MS" w:cs="Comic Sans MS"/>
+                <w:b w:val="0"/>
+                <w:sz w:val="20"/>
               </w:rPr>
               <w:t>Description:</w:t>
             </w:r>
@@ -5059,18 +5065,17 @@
         </w:tc>
         <w:tc>
           <w:tcPr>
-            <w:tcW w:type="dxa" w:w="7087"/>
+            <w:tcW w:type="dxa" w:w="6803"/>
           </w:tcPr>
           <w:p>
             <w:pPr>
               <w:spacing w:line="240" w:lineRule="auto" w:after="0"/>
             </w:pPr>
-            <w:r/>
-            <w:r>
-              <w:rPr>
-                <w:rFonts w:ascii="Arial" w:hAnsi="Arial" w:cs="Arial" w:eastAsia="Microsoft YaHei"/>
-                <w:b w:val="0"/>
-                <w:sz w:val="17"/>
+            <w:r>
+              <w:rPr>
+                <w:rFonts w:ascii="Comic Sans MS" w:hAnsi="Comic Sans MS" w:cs="Comic Sans MS"/>
+                <w:b w:val="0"/>
+                <w:sz w:val="20"/>
               </w:rPr>
               <w:t>For the visitor who already knows roughly what they want. Three filters - date, location and category - any combination of which can be used, or none at all.</w:t>
             </w:r>
@@ -5080,19 +5085,17 @@
       <w:tr>
         <w:tc>
           <w:tcPr>
-            <w:tcW w:type="dxa" w:w="1814"/>
-            <w:shd w:val="clear" w:color="auto" w:fill="E8EEF4"/>
+            <w:tcW w:type="dxa" w:w="1928"/>
           </w:tcPr>
           <w:p>
             <w:pPr>
               <w:spacing w:line="240" w:lineRule="auto" w:after="0"/>
             </w:pPr>
-            <w:r/>
-            <w:r>
-              <w:rPr>
-                <w:rFonts w:ascii="Arial" w:hAnsi="Arial" w:cs="Arial" w:eastAsia="Microsoft YaHei"/>
-                <w:b/>
-                <w:sz w:val="17"/>
+            <w:r>
+              <w:rPr>
+                <w:rFonts w:ascii="Comic Sans MS" w:hAnsi="Comic Sans MS" w:cs="Comic Sans MS"/>
+                <w:b w:val="0"/>
+                <w:sz w:val="20"/>
               </w:rPr>
               <w:t>Content:</w:t>
             </w:r>
@@ -5100,18 +5103,17 @@
         </w:tc>
         <w:tc>
           <w:tcPr>
-            <w:tcW w:type="dxa" w:w="7087"/>
+            <w:tcW w:type="dxa" w:w="6803"/>
           </w:tcPr>
           <w:p>
             <w:pPr>
               <w:spacing w:line="240" w:lineRule="auto" w:after="0"/>
             </w:pPr>
-            <w:r/>
-            <w:r>
-              <w:rPr>
-                <w:rFonts w:ascii="Arial" w:hAnsi="Arial" w:cs="Arial" w:eastAsia="Microsoft YaHei"/>
-                <w:b w:val="0"/>
-                <w:sz w:val="17"/>
+            <w:r>
+              <w:rPr>
+                <w:rFonts w:ascii="Comic Sans MS" w:hAnsi="Comic Sans MS" w:cs="Comic Sans MS"/>
+                <w:b w:val="0"/>
+                <w:sz w:val="20"/>
               </w:rPr>
               <w:t>Page title and a two-line explanation ('Leave everything blank to see everything that is still coming up').</w:t>
               <w:br/>
@@ -5125,19 +5127,17 @@
       <w:tr>
         <w:tc>
           <w:tcPr>
-            <w:tcW w:type="dxa" w:w="1814"/>
-            <w:shd w:val="clear" w:color="auto" w:fill="E8EEF4"/>
+            <w:tcW w:type="dxa" w:w="1928"/>
           </w:tcPr>
           <w:p>
             <w:pPr>
               <w:spacing w:line="240" w:lineRule="auto" w:after="0"/>
             </w:pPr>
-            <w:r/>
-            <w:r>
-              <w:rPr>
-                <w:rFonts w:ascii="Arial" w:hAnsi="Arial" w:cs="Arial" w:eastAsia="Microsoft YaHei"/>
-                <w:b/>
-                <w:sz w:val="17"/>
+            <w:r>
+              <w:rPr>
+                <w:rFonts w:ascii="Comic Sans MS" w:hAnsi="Comic Sans MS" w:cs="Comic Sans MS"/>
+                <w:b w:val="0"/>
+                <w:sz w:val="20"/>
               </w:rPr>
               <w:t>Interactions:</w:t>
             </w:r>
@@ -5145,18 +5145,17 @@
         </w:tc>
         <w:tc>
           <w:tcPr>
-            <w:tcW w:type="dxa" w:w="7087"/>
+            <w:tcW w:type="dxa" w:w="6803"/>
           </w:tcPr>
           <w:p>
             <w:pPr>
               <w:spacing w:line="240" w:lineRule="auto" w:after="0"/>
             </w:pPr>
-            <w:r/>
-            <w:r>
-              <w:rPr>
-                <w:rFonts w:ascii="Arial" w:hAnsi="Arial" w:cs="Arial" w:eastAsia="Microsoft YaHei"/>
-                <w:b w:val="0"/>
-                <w:sz w:val="17"/>
+            <w:r>
+              <w:rPr>
+                <w:rFonts w:ascii="Comic Sans MS" w:hAnsi="Comic Sans MS" w:cs="Comic Sans MS"/>
+                <w:b w:val="0"/>
+                <w:sz w:val="20"/>
               </w:rPr>
               <w:t>Search sends GET /api/events?date=&amp;location=&amp;category= - the filtering is done by the API, not by downloading every event and hiding rows in the browser.</w:t>
               <w:br/>
@@ -5172,19 +5171,17 @@
       <w:tr>
         <w:tc>
           <w:tcPr>
-            <w:tcW w:type="dxa" w:w="1814"/>
-            <w:shd w:val="clear" w:color="auto" w:fill="E8EEF4"/>
+            <w:tcW w:type="dxa" w:w="1928"/>
           </w:tcPr>
           <w:p>
             <w:pPr>
               <w:spacing w:line="240" w:lineRule="auto" w:after="0"/>
             </w:pPr>
-            <w:r/>
-            <w:r>
-              <w:rPr>
-                <w:rFonts w:ascii="Arial" w:hAnsi="Arial" w:cs="Arial" w:eastAsia="Microsoft YaHei"/>
-                <w:b/>
-                <w:sz w:val="17"/>
+            <w:r>
+              <w:rPr>
+                <w:rFonts w:ascii="Comic Sans MS" w:hAnsi="Comic Sans MS" w:cs="Comic Sans MS"/>
+                <w:b w:val="0"/>
+                <w:sz w:val="20"/>
               </w:rPr>
               <w:t>Media Creation:</w:t>
             </w:r>
@@ -5192,18 +5189,17 @@
         </w:tc>
         <w:tc>
           <w:tcPr>
-            <w:tcW w:type="dxa" w:w="7087"/>
+            <w:tcW w:type="dxa" w:w="6803"/>
           </w:tcPr>
           <w:p>
             <w:pPr>
               <w:spacing w:line="240" w:lineRule="auto" w:after="0"/>
             </w:pPr>
-            <w:r/>
-            <w:r>
-              <w:rPr>
-                <w:rFonts w:ascii="Arial" w:hAnsi="Arial" w:cs="Arial" w:eastAsia="Microsoft YaHei"/>
-                <w:b w:val="0"/>
-                <w:sz w:val="17"/>
+            <w:r>
+              <w:rPr>
+                <w:rFonts w:ascii="Comic Sans MS" w:hAnsi="Comic Sans MS" w:cs="Comic Sans MS"/>
+                <w:b w:val="0"/>
+                <w:sz w:val="20"/>
               </w:rPr>
               <w:t>The category select is filled from GET /api/categories, so a new category added by staff appears here without a rebuild. Cards reuse the home page component.</w:t>
             </w:r>
@@ -5213,19 +5209,17 @@
       <w:tr>
         <w:tc>
           <w:tcPr>
-            <w:tcW w:type="dxa" w:w="1814"/>
-            <w:shd w:val="clear" w:color="auto" w:fill="E8EEF4"/>
+            <w:tcW w:type="dxa" w:w="1928"/>
           </w:tcPr>
           <w:p>
             <w:pPr>
               <w:spacing w:line="240" w:lineRule="auto" w:after="0"/>
             </w:pPr>
-            <w:r/>
-            <w:r>
-              <w:rPr>
-                <w:rFonts w:ascii="Arial" w:hAnsi="Arial" w:cs="Arial" w:eastAsia="Microsoft YaHei"/>
-                <w:b/>
-                <w:sz w:val="17"/>
+            <w:r>
+              <w:rPr>
+                <w:rFonts w:ascii="Comic Sans MS" w:hAnsi="Comic Sans MS" w:cs="Comic Sans MS"/>
+                <w:b w:val="0"/>
+                <w:sz w:val="20"/>
               </w:rPr>
               <w:t>Navigation:</w:t>
             </w:r>
@@ -5233,18 +5227,17 @@
         </w:tc>
         <w:tc>
           <w:tcPr>
-            <w:tcW w:type="dxa" w:w="7087"/>
+            <w:tcW w:type="dxa" w:w="6803"/>
           </w:tcPr>
           <w:p>
             <w:pPr>
               <w:spacing w:line="240" w:lineRule="auto" w:after="0"/>
             </w:pPr>
-            <w:r/>
-            <w:r>
-              <w:rPr>
-                <w:rFonts w:ascii="Arial" w:hAnsi="Arial" w:cs="Arial" w:eastAsia="Microsoft YaHei"/>
-                <w:b w:val="0"/>
-                <w:sz w:val="17"/>
+            <w:r>
+              <w:rPr>
+                <w:rFonts w:ascii="Comic Sans MS" w:hAnsi="Comic Sans MS" w:cs="Comic Sans MS"/>
+                <w:b w:val="0"/>
+                <w:sz w:val="20"/>
               </w:rPr>
               <w:t>In: 'Find an event' from the home hero, or Search in the menu.</w:t>
               <w:br/>
@@ -5256,12 +5249,20 @@
     </w:tbl>
     <w:p>
       <w:pPr>
-        <w:spacing w:after="0"/>
-      </w:pPr>
+        <w:spacing w:line="240" w:lineRule="auto" w:after="0"/>
+      </w:pPr>
+      <w:r>
+        <w:rPr>
+          <w:rFonts w:ascii="Comic Sans MS" w:hAnsi="Comic Sans MS" w:cs="Comic Sans MS"/>
+          <w:b w:val="0"/>
+          <w:sz w:val="8"/>
+        </w:rPr>
+        <w:t xml:space="preserve"> </w:t>
+      </w:r>
     </w:p>
     <w:p>
       <w:pPr>
-        <w:spacing w:after="0"/>
+        <w:spacing w:line="240" w:lineRule="auto" w:after="0"/>
       </w:pPr>
       <w:r>
         <w:br w:type="page"/>
@@ -5269,78 +5270,45 @@
     </w:p>
     <w:p>
       <w:pPr>
-        <w:keepNext/>
-        <w:spacing w:before="0" w:after="120"/>
+        <w:pStyle w:val="Heading1"/>
+        <w:spacing w:before="0" w:after="120" w:line="240" w:lineRule="auto"/>
       </w:pPr>
       <w:r>
         <w:rPr>
-          <w:rFonts w:ascii="Arial" w:hAnsi="Arial" w:cs="Arial" w:eastAsia="Microsoft YaHei"/>
+          <w:rFonts w:ascii="Comic Sans MS" w:hAnsi="Comic Sans MS" w:cs="Comic Sans MS"/>
           <w:b/>
-          <w:sz w:val="24"/>
+          <w:sz w:val="28"/>
         </w:rPr>
-        <w:t>Storyboard S3 - Event detail - one charity event</w:t>
+        <w:t>Storyboard</w:t>
       </w:r>
     </w:p>
     <w:p>
       <w:pPr>
-        <w:spacing w:after="120" w:line="240" w:lineRule="auto"/>
+        <w:spacing w:line="240" w:lineRule="auto" w:before="0" w:after="80"/>
       </w:pPr>
       <w:r>
         <w:rPr>
-          <w:rFonts w:ascii="Arial" w:hAnsi="Arial" w:cs="Arial" w:eastAsia="Microsoft YaHei"/>
-          <w:b/>
-          <w:sz w:val="22"/>
+          <w:rFonts w:ascii="Comic Sans MS" w:hAnsi="Comic Sans MS" w:cs="Comic Sans MS"/>
+          <w:b w:val="0"/>
+          <w:sz w:val="20"/>
         </w:rPr>
-        <w:t xml:space="preserve">TITLE: </w:t>
-      </w:r>
-      <w:r>
-        <w:rPr>
-          <w:rFonts w:ascii="Arial" w:hAnsi="Arial" w:cs="Arial" w:eastAsia="Microsoft YaHei"/>
-          <w:sz w:val="22"/>
-        </w:rPr>
-        <w:t xml:space="preserve">Event detail - one charity event    </w:t>
-      </w:r>
-      <w:r>
-        <w:rPr>
-          <w:rFonts w:ascii="Arial" w:hAnsi="Arial" w:cs="Arial" w:eastAsia="Microsoft YaHei"/>
-          <w:b/>
-          <w:sz w:val="22"/>
-        </w:rPr>
-        <w:t xml:space="preserve">SCREEN ID: </w:t>
-      </w:r>
-      <w:r>
-        <w:rPr>
-          <w:rFonts w:ascii="Arial" w:hAnsi="Arial" w:cs="Arial" w:eastAsia="Microsoft YaHei"/>
-          <w:sz w:val="22"/>
-        </w:rPr>
-        <w:t xml:space="preserve">S3    </w:t>
-      </w:r>
-      <w:r>
-        <w:rPr>
-          <w:rFonts w:ascii="Arial" w:hAnsi="Arial" w:cs="Arial" w:eastAsia="Microsoft YaHei"/>
-          <w:b/>
-          <w:sz w:val="22"/>
-        </w:rPr>
-        <w:t xml:space="preserve">DATE: </w:t>
-      </w:r>
-      <w:r>
-        <w:rPr>
-          <w:rFonts w:ascii="Arial" w:hAnsi="Arial" w:cs="Arial" w:eastAsia="Microsoft YaHei"/>
-          <w:sz w:val="22"/>
-        </w:rPr>
-        <w:t>18 October 2026</w:t>
+        <w:t>TITLE: Event detail - one charity event      SCREEN ID: S3      DATE: 18 October 2026</w:t>
       </w:r>
     </w:p>
     <w:p>
       <w:pPr>
-        <w:keepNext/>
-        <w:spacing w:before="80" w:after="20" w:line="240" w:lineRule="auto"/>
+        <w:spacing w:line="240" w:lineRule="auto" w:before="0" w:after="0"/>
+      </w:pPr>
+    </w:p>
+    <w:p>
+      <w:pPr>
+        <w:spacing w:line="240" w:lineRule="auto" w:before="0" w:after="40"/>
       </w:pPr>
       <w:r>
         <w:rPr>
-          <w:rFonts w:ascii="Arial" w:hAnsi="Arial" w:cs="Arial" w:eastAsia="Microsoft YaHei"/>
+          <w:rFonts w:ascii="Comic Sans MS" w:hAnsi="Comic Sans MS" w:cs="Comic Sans MS"/>
           <w:b/>
-          <w:sz w:val="24"/>
+          <w:sz w:val="28"/>
         </w:rPr>
         <w:t>Elements:</w:t>
       </w:r>
@@ -5348,35 +5316,32 @@
     <w:tbl>
       <w:tblPr>
         <w:tblW w:type="auto" w:w="0"/>
-        <w:tblLayout w:type="fixed"/>
         <w:tblLook w:firstColumn="1" w:firstRow="1" w:lastColumn="0" w:lastRow="0" w:noHBand="0" w:noVBand="1" w:val="04A0"/>
-        <w:tblLayout w:type="fixed"/>
-        <w:jc w:val="center"/>
         <w:tblBorders>
-          <w:top w:val="single" w:sz="6" w:space="0" w:color="808080"/>
-          <w:left w:val="single" w:sz="6" w:space="0" w:color="808080"/>
-          <w:bottom w:val="single" w:sz="6" w:space="0" w:color="808080"/>
-          <w:right w:val="single" w:sz="6" w:space="0" w:color="808080"/>
-          <w:insideH w:val="single" w:sz="6" w:space="0" w:color="808080"/>
-          <w:insideV w:val="single" w:sz="6" w:space="0" w:color="808080"/>
+          <w:top w:val="single" w:sz="4" w:space="0" w:color="808080"/>
+          <w:left w:val="single" w:sz="4" w:space="0" w:color="808080"/>
+          <w:bottom w:val="single" w:sz="4" w:space="0" w:color="808080"/>
+          <w:right w:val="single" w:sz="4" w:space="0" w:color="808080"/>
+          <w:insideH w:val="single" w:sz="4" w:space="0" w:color="808080"/>
+          <w:insideV w:val="single" w:sz="4" w:space="0" w:color="808080"/>
         </w:tblBorders>
       </w:tblPr>
       <w:tblGrid>
-        <w:gridCol w:w="8901"/>
+        <w:gridCol w:w="8731"/>
       </w:tblGrid>
       <w:tr>
         <w:tc>
           <w:tcPr>
-            <w:tcW w:type="dxa" w:w="8901"/>
+            <w:tcW w:type="dxa" w:w="8731"/>
           </w:tcPr>
           <w:p>
             <w:pPr>
-              <w:spacing w:before="20" w:after="20" w:line="240" w:lineRule="auto"/>
-            </w:pPr>
-            <w:r>
-              <w:rPr>
-                <w:rFonts w:ascii="Arial" w:hAnsi="Arial" w:cs="Arial" w:eastAsia="Microsoft YaHei"/>
-                <w:b/>
+              <w:spacing w:line="240" w:lineRule="auto" w:after="40"/>
+            </w:pPr>
+            <w:r>
+              <w:rPr>
+                <w:rFonts w:ascii="Comic Sans MS" w:hAnsi="Comic Sans MS" w:cs="Comic Sans MS"/>
+                <w:b w:val="0"/>
                 <w:sz w:val="20"/>
               </w:rPr>
               <w:t>GRAPHICS:</w:t>
@@ -5384,13 +5349,13 @@
           </w:p>
           <w:p>
             <w:pPr>
-              <w:spacing w:after="20" w:line="240" w:lineRule="auto"/>
+              <w:spacing w:line="240" w:lineRule="auto" w:after="40"/>
               <w:jc w:val="center"/>
             </w:pPr>
             <w:r>
               <w:drawing>
                 <wp:inline xmlns:a="http://schemas.openxmlformats.org/drawingml/2006/main" xmlns:pic="http://schemas.openxmlformats.org/drawingml/2006/picture">
-                  <wp:extent cx="2448000" cy="2390625"/>
+                  <wp:extent cx="3671999" cy="3585937"/>
                   <wp:docPr id="3" name="Picture 3"/>
                   <wp:cNvGraphicFramePr>
                     <a:graphicFrameLocks noChangeAspect="1"/>
@@ -5411,7 +5376,7 @@
                         <pic:spPr>
                           <a:xfrm>
                             <a:off x="0" y="0"/>
-                            <a:ext cx="2448000" cy="2390625"/>
+                            <a:ext cx="3671999" cy="3585937"/>
                           </a:xfrm>
                           <a:prstGeom prst="rect"/>
                         </pic:spPr>
@@ -5424,12 +5389,13 @@
           </w:p>
           <w:p>
             <w:pPr>
-              <w:spacing w:after="0" w:line="240" w:lineRule="auto"/>
-            </w:pPr>
-            <w:r>
-              <w:rPr>
-                <w:rFonts w:ascii="Arial" w:hAnsi="Arial" w:cs="Arial" w:eastAsia="Microsoft YaHei"/>
-                <w:sz w:val="17"/>
+              <w:spacing w:line="240" w:lineRule="auto" w:after="0"/>
+            </w:pPr>
+            <w:r>
+              <w:rPr>
+                <w:rFonts w:ascii="Comic Sans MS" w:hAnsi="Comic Sans MS" w:cs="Comic Sans MS"/>
+                <w:b w:val="0"/>
+                <w:sz w:val="18"/>
               </w:rPr>
               <w:t>Live screenshot of the deployed page (https://24831941.it.scu.edu.au), taken with headless Chrome. The layout is the design; every value on it comes from the API.</w:t>
             </w:r>
@@ -5437,38 +5403,48 @@
         </w:tc>
       </w:tr>
     </w:tbl>
+    <w:p>
+      <w:pPr>
+        <w:spacing w:line="240" w:lineRule="auto" w:after="0"/>
+      </w:pPr>
+      <w:r>
+        <w:rPr>
+          <w:rFonts w:ascii="Comic Sans MS" w:hAnsi="Comic Sans MS" w:cs="Comic Sans MS"/>
+          <w:b w:val="0"/>
+          <w:sz w:val="8"/>
+        </w:rPr>
+        <w:t xml:space="preserve"> </w:t>
+      </w:r>
+    </w:p>
     <w:tbl>
       <w:tblPr>
         <w:tblW w:type="auto" w:w="0"/>
-        <w:tblLayout w:type="fixed"/>
         <w:tblLook w:firstColumn="1" w:firstRow="1" w:lastColumn="0" w:lastRow="0" w:noHBand="0" w:noVBand="1" w:val="04A0"/>
-        <w:tblLayout w:type="fixed"/>
-        <w:jc w:val="center"/>
         <w:tblBorders>
-          <w:top w:val="single" w:sz="6" w:space="0" w:color="808080"/>
-          <w:left w:val="single" w:sz="6" w:space="0" w:color="808080"/>
-          <w:bottom w:val="single" w:sz="6" w:space="0" w:color="808080"/>
-          <w:right w:val="single" w:sz="6" w:space="0" w:color="808080"/>
-          <w:insideH w:val="single" w:sz="6" w:space="0" w:color="808080"/>
-          <w:insideV w:val="single" w:sz="6" w:space="0" w:color="808080"/>
+          <w:top w:val="single" w:sz="4" w:space="0" w:color="808080"/>
+          <w:left w:val="single" w:sz="4" w:space="0" w:color="808080"/>
+          <w:bottom w:val="single" w:sz="4" w:space="0" w:color="808080"/>
+          <w:right w:val="single" w:sz="4" w:space="0" w:color="808080"/>
+          <w:insideH w:val="single" w:sz="4" w:space="0" w:color="808080"/>
+          <w:insideV w:val="single" w:sz="4" w:space="0" w:color="808080"/>
         </w:tblBorders>
       </w:tblPr>
       <w:tblGrid>
-        <w:gridCol w:w="8901"/>
+        <w:gridCol w:w="8731"/>
       </w:tblGrid>
       <w:tr>
         <w:tc>
           <w:tcPr>
-            <w:tcW w:type="dxa" w:w="8901"/>
+            <w:tcW w:type="dxa" w:w="8731"/>
           </w:tcPr>
           <w:p>
             <w:pPr>
-              <w:spacing w:before="20" w:after="20" w:line="240" w:lineRule="auto"/>
-            </w:pPr>
-            <w:r>
-              <w:rPr>
-                <w:rFonts w:ascii="Arial" w:hAnsi="Arial" w:cs="Arial" w:eastAsia="Microsoft YaHei"/>
-                <w:b/>
+              <w:spacing w:line="240" w:lineRule="auto" w:after="40"/>
+            </w:pPr>
+            <w:r>
+              <w:rPr>
+                <w:rFonts w:ascii="Comic Sans MS" w:hAnsi="Comic Sans MS" w:cs="Comic Sans MS"/>
+                <w:b w:val="0"/>
                 <w:sz w:val="20"/>
               </w:rPr>
               <w:t>TEXT:</w:t>
@@ -5476,36 +5452,39 @@
           </w:p>
           <w:p>
             <w:pPr>
-              <w:spacing w:after="0" w:line="240" w:lineRule="auto"/>
-            </w:pPr>
-            <w:r>
-              <w:rPr>
-                <w:rFonts w:ascii="Arial" w:hAnsi="Arial" w:cs="Arial" w:eastAsia="Microsoft YaHei"/>
-                <w:sz w:val="17"/>
+              <w:spacing w:line="240" w:lineRule="auto" w:after="0"/>
+            </w:pPr>
+            <w:r>
+              <w:rPr>
+                <w:rFonts w:ascii="Comic Sans MS" w:hAnsi="Comic Sans MS" w:cs="Comic Sans MS"/>
+                <w:b w:val="0"/>
+                <w:sz w:val="18"/>
               </w:rPr>
               <w:t>Breadcrumb: 'All events &gt; {category}' and a 'Back to all events' link</w:t>
             </w:r>
           </w:p>
           <w:p>
             <w:pPr>
-              <w:spacing w:after="0" w:line="240" w:lineRule="auto"/>
-            </w:pPr>
-            <w:r>
-              <w:rPr>
-                <w:rFonts w:ascii="Arial" w:hAnsi="Arial" w:cs="Arial" w:eastAsia="Microsoft YaHei"/>
-                <w:sz w:val="17"/>
+              <w:spacing w:line="240" w:lineRule="auto" w:after="0"/>
+            </w:pPr>
+            <w:r>
+              <w:rPr>
+                <w:rFonts w:ascii="Comic Sans MS" w:hAnsi="Comic Sans MS" w:cs="Comic Sans MS"/>
+                <w:b w:val="0"/>
+                <w:sz w:val="18"/>
               </w:rPr>
               <w:t>Panels: 'Who is going' (name, tickets, booking date), 'Expected weather' (icon, description, max/min degrees), 'Run by' (charity details)</w:t>
             </w:r>
           </w:p>
           <w:p>
             <w:pPr>
-              <w:spacing w:after="0" w:line="240" w:lineRule="auto"/>
-            </w:pPr>
-            <w:r>
-              <w:rPr>
-                <w:rFonts w:ascii="Arial" w:hAnsi="Arial" w:cs="Arial" w:eastAsia="Microsoft YaHei"/>
-                <w:sz w:val="17"/>
+              <w:spacing w:line="240" w:lineRule="auto" w:after="0"/>
+            </w:pPr>
+            <w:r>
+              <w:rPr>
+                <w:rFonts w:ascii="Comic Sans MS" w:hAnsi="Comic Sans MS" w:cs="Comic Sans MS"/>
+                <w:b w:val="0"/>
+                <w:sz w:val="18"/>
               </w:rPr>
               <w:t>Button: 'Register'</w:t>
             </w:r>
@@ -5513,38 +5492,48 @@
         </w:tc>
       </w:tr>
     </w:tbl>
+    <w:p>
+      <w:pPr>
+        <w:spacing w:line="240" w:lineRule="auto" w:after="0"/>
+      </w:pPr>
+      <w:r>
+        <w:rPr>
+          <w:rFonts w:ascii="Comic Sans MS" w:hAnsi="Comic Sans MS" w:cs="Comic Sans MS"/>
+          <w:b w:val="0"/>
+          <w:sz w:val="8"/>
+        </w:rPr>
+        <w:t xml:space="preserve"> </w:t>
+      </w:r>
+    </w:p>
     <w:tbl>
       <w:tblPr>
         <w:tblW w:type="auto" w:w="0"/>
-        <w:tblLayout w:type="fixed"/>
         <w:tblLook w:firstColumn="1" w:firstRow="1" w:lastColumn="0" w:lastRow="0" w:noHBand="0" w:noVBand="1" w:val="04A0"/>
-        <w:tblLayout w:type="fixed"/>
-        <w:jc w:val="center"/>
         <w:tblBorders>
-          <w:top w:val="single" w:sz="6" w:space="0" w:color="808080"/>
-          <w:left w:val="single" w:sz="6" w:space="0" w:color="808080"/>
-          <w:bottom w:val="single" w:sz="6" w:space="0" w:color="808080"/>
-          <w:right w:val="single" w:sz="6" w:space="0" w:color="808080"/>
-          <w:insideH w:val="single" w:sz="6" w:space="0" w:color="808080"/>
-          <w:insideV w:val="single" w:sz="6" w:space="0" w:color="808080"/>
+          <w:top w:val="single" w:sz="4" w:space="0" w:color="808080"/>
+          <w:left w:val="single" w:sz="4" w:space="0" w:color="808080"/>
+          <w:bottom w:val="single" w:sz="4" w:space="0" w:color="808080"/>
+          <w:right w:val="single" w:sz="4" w:space="0" w:color="808080"/>
+          <w:insideH w:val="single" w:sz="4" w:space="0" w:color="808080"/>
+          <w:insideV w:val="single" w:sz="4" w:space="0" w:color="808080"/>
         </w:tblBorders>
       </w:tblPr>
       <w:tblGrid>
-        <w:gridCol w:w="8901"/>
+        <w:gridCol w:w="8731"/>
       </w:tblGrid>
       <w:tr>
         <w:tc>
           <w:tcPr>
-            <w:tcW w:type="dxa" w:w="8901"/>
+            <w:tcW w:type="dxa" w:w="8731"/>
           </w:tcPr>
           <w:p>
             <w:pPr>
-              <w:spacing w:before="20" w:after="20" w:line="240" w:lineRule="auto"/>
-            </w:pPr>
-            <w:r>
-              <w:rPr>
-                <w:rFonts w:ascii="Arial" w:hAnsi="Arial" w:cs="Arial" w:eastAsia="Microsoft YaHei"/>
-                <w:b/>
+              <w:spacing w:line="240" w:lineRule="auto" w:after="40"/>
+            </w:pPr>
+            <w:r>
+              <w:rPr>
+                <w:rFonts w:ascii="Comic Sans MS" w:hAnsi="Comic Sans MS" w:cs="Comic Sans MS"/>
+                <w:b w:val="0"/>
                 <w:sz w:val="20"/>
               </w:rPr>
               <w:t>AUDIO/VIDEO:</w:t>
@@ -5552,12 +5541,13 @@
           </w:p>
           <w:p>
             <w:pPr>
-              <w:spacing w:after="0" w:line="240" w:lineRule="auto"/>
-            </w:pPr>
-            <w:r>
-              <w:rPr>
-                <w:rFonts w:ascii="Arial" w:hAnsi="Arial" w:cs="Arial" w:eastAsia="Microsoft YaHei"/>
-                <w:sz w:val="17"/>
+              <w:spacing w:line="240" w:lineRule="auto" w:after="0"/>
+            </w:pPr>
+            <w:r>
+              <w:rPr>
+                <w:rFonts w:ascii="Comic Sans MS" w:hAnsi="Comic Sans MS" w:cs="Comic Sans MS"/>
+                <w:b w:val="0"/>
+                <w:sz w:val="18"/>
               </w:rPr>
               <w:t>None. The weather icon is a character (emoji) mapped from the Open-Meteo numeric code by our own API, not an image file.</w:t>
             </w:r>
@@ -5567,14 +5557,26 @@
     </w:tbl>
     <w:p>
       <w:pPr>
-        <w:keepNext/>
-        <w:spacing w:before="80" w:after="20" w:line="240" w:lineRule="auto"/>
+        <w:spacing w:line="240" w:lineRule="auto" w:after="0"/>
       </w:pPr>
       <w:r>
         <w:rPr>
-          <w:rFonts w:ascii="Arial" w:hAnsi="Arial" w:cs="Arial" w:eastAsia="Microsoft YaHei"/>
+          <w:rFonts w:ascii="Comic Sans MS" w:hAnsi="Comic Sans MS" w:cs="Comic Sans MS"/>
+          <w:b w:val="0"/>
+          <w:sz w:val="8"/>
+        </w:rPr>
+        <w:t xml:space="preserve"> </w:t>
+      </w:r>
+    </w:p>
+    <w:p>
+      <w:pPr>
+        <w:spacing w:line="240" w:lineRule="auto" w:before="0" w:after="40"/>
+      </w:pPr>
+      <w:r>
+        <w:rPr>
+          <w:rFonts w:ascii="Comic Sans MS" w:hAnsi="Comic Sans MS" w:cs="Comic Sans MS"/>
           <w:b/>
-          <w:sz w:val="24"/>
+          <w:sz w:val="28"/>
         </w:rPr>
         <w:t>NOTES</w:t>
       </w:r>
@@ -5582,35 +5584,32 @@
     <w:tbl>
       <w:tblPr>
         <w:tblW w:type="auto" w:w="0"/>
-        <w:tblLayout w:type="fixed"/>
         <w:tblLook w:firstColumn="1" w:firstRow="1" w:lastColumn="0" w:lastRow="0" w:noHBand="0" w:noVBand="1" w:val="04A0"/>
-        <w:tblLayout w:type="fixed"/>
-        <w:jc w:val="center"/>
         <w:tblBorders>
-          <w:top w:val="single" w:sz="6" w:space="0" w:color="808080"/>
-          <w:left w:val="single" w:sz="6" w:space="0" w:color="808080"/>
-          <w:bottom w:val="single" w:sz="6" w:space="0" w:color="808080"/>
-          <w:right w:val="single" w:sz="6" w:space="0" w:color="808080"/>
-          <w:insideH w:val="single" w:sz="6" w:space="0" w:color="808080"/>
-          <w:insideV w:val="single" w:sz="6" w:space="0" w:color="808080"/>
+          <w:top w:val="single" w:sz="4" w:space="0" w:color="808080"/>
+          <w:left w:val="single" w:sz="4" w:space="0" w:color="808080"/>
+          <w:bottom w:val="single" w:sz="4" w:space="0" w:color="808080"/>
+          <w:right w:val="single" w:sz="4" w:space="0" w:color="808080"/>
+          <w:insideH w:val="single" w:sz="4" w:space="0" w:color="808080"/>
+          <w:insideV w:val="single" w:sz="4" w:space="0" w:color="808080"/>
         </w:tblBorders>
       </w:tblPr>
       <w:tblGrid>
-        <w:gridCol w:w="8901"/>
+        <w:gridCol w:w="8731"/>
       </w:tblGrid>
       <w:tr>
         <w:tc>
           <w:tcPr>
-            <w:tcW w:type="dxa" w:w="8901"/>
+            <w:tcW w:type="dxa" w:w="8731"/>
           </w:tcPr>
           <w:p>
             <w:pPr>
-              <w:spacing w:before="20" w:after="20" w:line="240" w:lineRule="auto"/>
-            </w:pPr>
-            <w:r>
-              <w:rPr>
-                <w:rFonts w:ascii="Arial" w:hAnsi="Arial" w:cs="Arial" w:eastAsia="Microsoft YaHei"/>
-                <w:b/>
+              <w:spacing w:line="240" w:lineRule="auto" w:after="40"/>
+            </w:pPr>
+            <w:r>
+              <w:rPr>
+                <w:rFonts w:ascii="Comic Sans MS" w:hAnsi="Comic Sans MS" w:cs="Comic Sans MS"/>
+                <w:b w:val="0"/>
                 <w:sz w:val="20"/>
               </w:rPr>
               <w:t>NOTES:</w:t>
@@ -5618,12 +5617,13 @@
           </w:p>
           <w:p>
             <w:pPr>
-              <w:spacing w:after="0" w:line="240" w:lineRule="auto"/>
-            </w:pPr>
-            <w:r>
-              <w:rPr>
-                <w:rFonts w:ascii="Arial" w:hAnsi="Arial" w:cs="Arial" w:eastAsia="Microsoft YaHei"/>
-                <w:sz w:val="17"/>
+              <w:spacing w:line="240" w:lineRule="auto" w:after="0"/>
+            </w:pPr>
+            <w:r>
+              <w:rPr>
+                <w:rFonts w:ascii="Comic Sans MS" w:hAnsi="Comic Sans MS" w:cs="Comic Sans MS"/>
+                <w:b w:val="0"/>
+                <w:sz w:val="18"/>
               </w:rPr>
               <w:t>Social proof sits next to the price because it is the strongest reason to book; the weather is a separate request so a slow forecast never delays the page.</w:t>
             </w:r>
@@ -5631,41 +5631,50 @@
         </w:tc>
       </w:tr>
     </w:tbl>
+    <w:p>
+      <w:pPr>
+        <w:spacing w:line="240" w:lineRule="auto" w:after="0"/>
+      </w:pPr>
+      <w:r>
+        <w:rPr>
+          <w:rFonts w:ascii="Comic Sans MS" w:hAnsi="Comic Sans MS" w:cs="Comic Sans MS"/>
+          <w:b w:val="0"/>
+          <w:sz w:val="8"/>
+        </w:rPr>
+        <w:t xml:space="preserve"> </w:t>
+      </w:r>
+    </w:p>
     <w:tbl>
       <w:tblPr>
-        <w:tblStyle w:val="TableGrid"/>
         <w:tblW w:type="auto" w:w="0"/>
-        <w:jc w:val="center"/>
-        <w:tblLayout w:type="fixed"/>
         <w:tblLook w:firstColumn="1" w:firstRow="1" w:lastColumn="0" w:lastRow="0" w:noHBand="0" w:noVBand="1" w:val="04A0"/>
-        <w:tblLayout w:type="fixed"/>
-        <w:tblCellMar>
-          <w:top w:w="10" w:type="dxa"/>
-          <w:left w:w="60" w:type="dxa"/>
-          <w:bottom w:w="10" w:type="dxa"/>
-          <w:right w:w="60" w:type="dxa"/>
-        </w:tblCellMar>
+        <w:tblBorders>
+          <w:top w:val="single" w:sz="4" w:space="0" w:color="808080"/>
+          <w:left w:val="single" w:sz="4" w:space="0" w:color="808080"/>
+          <w:bottom w:val="single" w:sz="4" w:space="0" w:color="808080"/>
+          <w:right w:val="single" w:sz="4" w:space="0" w:color="808080"/>
+          <w:insideH w:val="single" w:sz="4" w:space="0" w:color="808080"/>
+          <w:insideV w:val="single" w:sz="4" w:space="0" w:color="808080"/>
+        </w:tblBorders>
       </w:tblPr>
       <w:tblGrid>
-        <w:gridCol w:w="1814"/>
-        <w:gridCol w:w="7087"/>
+        <w:gridCol w:w="1928"/>
+        <w:gridCol w:w="6803"/>
       </w:tblGrid>
       <w:tr>
         <w:tc>
           <w:tcPr>
-            <w:tcW w:type="dxa" w:w="1814"/>
-            <w:shd w:val="clear" w:color="auto" w:fill="E8EEF4"/>
+            <w:tcW w:type="dxa" w:w="1928"/>
           </w:tcPr>
           <w:p>
             <w:pPr>
               <w:spacing w:line="240" w:lineRule="auto" w:after="0"/>
             </w:pPr>
-            <w:r/>
-            <w:r>
-              <w:rPr>
-                <w:rFonts w:ascii="Arial" w:hAnsi="Arial" w:cs="Arial" w:eastAsia="Microsoft YaHei"/>
-                <w:b/>
-                <w:sz w:val="17"/>
+            <w:r>
+              <w:rPr>
+                <w:rFonts w:ascii="Comic Sans MS" w:hAnsi="Comic Sans MS" w:cs="Comic Sans MS"/>
+                <w:b w:val="0"/>
+                <w:sz w:val="20"/>
               </w:rPr>
               <w:t>Description:</w:t>
             </w:r>
@@ -5673,18 +5682,17 @@
         </w:tc>
         <w:tc>
           <w:tcPr>
-            <w:tcW w:type="dxa" w:w="7087"/>
+            <w:tcW w:type="dxa" w:w="6803"/>
           </w:tcPr>
           <w:p>
             <w:pPr>
               <w:spacing w:line="240" w:lineRule="auto" w:after="0"/>
             </w:pPr>
-            <w:r/>
-            <w:r>
-              <w:rPr>
-                <w:rFonts w:ascii="Arial" w:hAnsi="Arial" w:cs="Arial" w:eastAsia="Microsoft YaHei"/>
-                <w:b w:val="0"/>
-                <w:sz w:val="17"/>
+            <w:r>
+              <w:rPr>
+                <w:rFonts w:ascii="Comic Sans MS" w:hAnsi="Comic Sans MS" w:cs="Comic Sans MS"/>
+                <w:b w:val="0"/>
+                <w:sz w:val="20"/>
               </w:rPr>
               <w:t>Everything about one event, and the door to booking it. This is the page a visitor decides on, so it carries the practical details, the social proof and the weather in one view.</w:t>
             </w:r>
@@ -5694,19 +5702,17 @@
       <w:tr>
         <w:tc>
           <w:tcPr>
-            <w:tcW w:type="dxa" w:w="1814"/>
-            <w:shd w:val="clear" w:color="auto" w:fill="E8EEF4"/>
+            <w:tcW w:type="dxa" w:w="1928"/>
           </w:tcPr>
           <w:p>
             <w:pPr>
               <w:spacing w:line="240" w:lineRule="auto" w:after="0"/>
             </w:pPr>
-            <w:r/>
-            <w:r>
-              <w:rPr>
-                <w:rFonts w:ascii="Arial" w:hAnsi="Arial" w:cs="Arial" w:eastAsia="Microsoft YaHei"/>
-                <w:b/>
-                <w:sz w:val="17"/>
+            <w:r>
+              <w:rPr>
+                <w:rFonts w:ascii="Comic Sans MS" w:hAnsi="Comic Sans MS" w:cs="Comic Sans MS"/>
+                <w:b w:val="0"/>
+                <w:sz w:val="20"/>
               </w:rPr>
               <w:t>Content:</w:t>
             </w:r>
@@ -5714,18 +5720,17 @@
         </w:tc>
         <w:tc>
           <w:tcPr>
-            <w:tcW w:type="dxa" w:w="7087"/>
+            <w:tcW w:type="dxa" w:w="6803"/>
           </w:tcPr>
           <w:p>
             <w:pPr>
               <w:spacing w:line="240" w:lineRule="auto" w:after="0"/>
             </w:pPr>
-            <w:r/>
-            <w:r>
-              <w:rPr>
-                <w:rFonts w:ascii="Arial" w:hAnsi="Arial" w:cs="Arial" w:eastAsia="Microsoft YaHei"/>
-                <w:b w:val="0"/>
-                <w:sz w:val="17"/>
+            <w:r>
+              <w:rPr>
+                <w:rFonts w:ascii="Comic Sans MS" w:hAnsi="Comic Sans MS" w:cs="Comic Sans MS"/>
+                <w:b w:val="0"/>
+                <w:sz w:val="20"/>
               </w:rPr>
               <w:t>Breadcrumb (All events &gt; category) and a back link.</w:t>
               <w:br/>
@@ -5743,19 +5748,17 @@
       <w:tr>
         <w:tc>
           <w:tcPr>
-            <w:tcW w:type="dxa" w:w="1814"/>
-            <w:shd w:val="clear" w:color="auto" w:fill="E8EEF4"/>
+            <w:tcW w:type="dxa" w:w="1928"/>
           </w:tcPr>
           <w:p>
             <w:pPr>
               <w:spacing w:line="240" w:lineRule="auto" w:after="0"/>
             </w:pPr>
-            <w:r/>
-            <w:r>
-              <w:rPr>
-                <w:rFonts w:ascii="Arial" w:hAnsi="Arial" w:cs="Arial" w:eastAsia="Microsoft YaHei"/>
-                <w:b/>
-                <w:sz w:val="17"/>
+            <w:r>
+              <w:rPr>
+                <w:rFonts w:ascii="Comic Sans MS" w:hAnsi="Comic Sans MS" w:cs="Comic Sans MS"/>
+                <w:b w:val="0"/>
+                <w:sz w:val="20"/>
               </w:rPr>
               <w:t>Interactions:</w:t>
             </w:r>
@@ -5763,18 +5766,17 @@
         </w:tc>
         <w:tc>
           <w:tcPr>
-            <w:tcW w:type="dxa" w:w="7087"/>
+            <w:tcW w:type="dxa" w:w="6803"/>
           </w:tcPr>
           <w:p>
             <w:pPr>
               <w:spacing w:line="240" w:lineRule="auto" w:after="0"/>
             </w:pPr>
-            <w:r/>
-            <w:r>
-              <w:rPr>
-                <w:rFonts w:ascii="Arial" w:hAnsi="Arial" w:cs="Arial" w:eastAsia="Microsoft YaHei"/>
-                <w:b w:val="0"/>
-                <w:sz w:val="17"/>
+            <w:r>
+              <w:rPr>
+                <w:rFonts w:ascii="Comic Sans MS" w:hAnsi="Comic Sans MS" w:cs="Comic Sans MS"/>
+                <w:b w:val="0"/>
+                <w:sz w:val="20"/>
               </w:rPr>
               <w:t>One call to GET /api/events/:id returns the event and its registrations together, so the page is never half-loaded and the list can never disagree with the event.</w:t>
               <w:br/>
@@ -5788,19 +5790,17 @@
       <w:tr>
         <w:tc>
           <w:tcPr>
-            <w:tcW w:type="dxa" w:w="1814"/>
-            <w:shd w:val="clear" w:color="auto" w:fill="E8EEF4"/>
+            <w:tcW w:type="dxa" w:w="1928"/>
           </w:tcPr>
           <w:p>
             <w:pPr>
               <w:spacing w:line="240" w:lineRule="auto" w:after="0"/>
             </w:pPr>
-            <w:r/>
-            <w:r>
-              <w:rPr>
-                <w:rFonts w:ascii="Arial" w:hAnsi="Arial" w:cs="Arial" w:eastAsia="Microsoft YaHei"/>
-                <w:b/>
-                <w:sz w:val="17"/>
+            <w:r>
+              <w:rPr>
+                <w:rFonts w:ascii="Comic Sans MS" w:hAnsi="Comic Sans MS" w:cs="Comic Sans MS"/>
+                <w:b w:val="0"/>
+                <w:sz w:val="20"/>
               </w:rPr>
               <w:t>Media Creation:</w:t>
             </w:r>
@@ -5808,18 +5808,17 @@
         </w:tc>
         <w:tc>
           <w:tcPr>
-            <w:tcW w:type="dxa" w:w="7087"/>
+            <w:tcW w:type="dxa" w:w="6803"/>
           </w:tcPr>
           <w:p>
             <w:pPr>
               <w:spacing w:line="240" w:lineRule="auto" w:after="0"/>
             </w:pPr>
-            <w:r/>
-            <w:r>
-              <w:rPr>
-                <w:rFonts w:ascii="Arial" w:hAnsi="Arial" w:cs="Arial" w:eastAsia="Microsoft YaHei"/>
-                <w:b w:val="0"/>
-                <w:sz w:val="17"/>
+            <w:r>
+              <w:rPr>
+                <w:rFonts w:ascii="Comic Sans MS" w:hAnsi="Comic Sans MS" w:cs="Comic Sans MS"/>
+                <w:b w:val="0"/>
+                <w:sz w:val="20"/>
               </w:rPr>
               <w:t>The weather panel is fed by our own API, which calls Open-Meteo with the event's latitude and longitude and maps the numeric weather codes to words and an icon. If the upstream service is down the panel says there is no forecast rather than showing an empty box.</w:t>
             </w:r>
@@ -5829,19 +5828,17 @@
       <w:tr>
         <w:tc>
           <w:tcPr>
-            <w:tcW w:type="dxa" w:w="1814"/>
-            <w:shd w:val="clear" w:color="auto" w:fill="E8EEF4"/>
+            <w:tcW w:type="dxa" w:w="1928"/>
           </w:tcPr>
           <w:p>
             <w:pPr>
               <w:spacing w:line="240" w:lineRule="auto" w:after="0"/>
             </w:pPr>
-            <w:r/>
-            <w:r>
-              <w:rPr>
-                <w:rFonts w:ascii="Arial" w:hAnsi="Arial" w:cs="Arial" w:eastAsia="Microsoft YaHei"/>
-                <w:b/>
-                <w:sz w:val="17"/>
+            <w:r>
+              <w:rPr>
+                <w:rFonts w:ascii="Comic Sans MS" w:hAnsi="Comic Sans MS" w:cs="Comic Sans MS"/>
+                <w:b w:val="0"/>
+                <w:sz w:val="20"/>
               </w:rPr>
               <w:t>Navigation:</w:t>
             </w:r>
@@ -5849,18 +5846,17 @@
         </w:tc>
         <w:tc>
           <w:tcPr>
-            <w:tcW w:type="dxa" w:w="7087"/>
+            <w:tcW w:type="dxa" w:w="6803"/>
           </w:tcPr>
           <w:p>
             <w:pPr>
               <w:spacing w:line="240" w:lineRule="auto" w:after="0"/>
             </w:pPr>
-            <w:r/>
-            <w:r>
-              <w:rPr>
-                <w:rFonts w:ascii="Arial" w:hAnsi="Arial" w:cs="Arial" w:eastAsia="Microsoft YaHei"/>
-                <w:b w:val="0"/>
-                <w:sz w:val="17"/>
+            <w:r>
+              <w:rPr>
+                <w:rFonts w:ascii="Comic Sans MS" w:hAnsi="Comic Sans MS" w:cs="Comic Sans MS"/>
+                <w:b w:val="0"/>
+                <w:sz w:val="20"/>
               </w:rPr>
               <w:t>In: a card on the home or search page.</w:t>
               <w:br/>
@@ -5872,12 +5868,20 @@
     </w:tbl>
     <w:p>
       <w:pPr>
-        <w:spacing w:after="0"/>
-      </w:pPr>
+        <w:spacing w:line="240" w:lineRule="auto" w:after="0"/>
+      </w:pPr>
+      <w:r>
+        <w:rPr>
+          <w:rFonts w:ascii="Comic Sans MS" w:hAnsi="Comic Sans MS" w:cs="Comic Sans MS"/>
+          <w:b w:val="0"/>
+          <w:sz w:val="8"/>
+        </w:rPr>
+        <w:t xml:space="preserve"> </w:t>
+      </w:r>
     </w:p>
     <w:p>
       <w:pPr>
-        <w:spacing w:after="0"/>
+        <w:spacing w:line="240" w:lineRule="auto" w:after="0"/>
       </w:pPr>
       <w:r>
         <w:br w:type="page"/>
@@ -5885,78 +5889,45 @@
     </w:p>
     <w:p>
       <w:pPr>
-        <w:keepNext/>
-        <w:spacing w:before="0" w:after="120"/>
+        <w:pStyle w:val="Heading1"/>
+        <w:spacing w:before="0" w:after="120" w:line="240" w:lineRule="auto"/>
       </w:pPr>
       <w:r>
         <w:rPr>
-          <w:rFonts w:ascii="Arial" w:hAnsi="Arial" w:cs="Arial" w:eastAsia="Microsoft YaHei"/>
+          <w:rFonts w:ascii="Comic Sans MS" w:hAnsi="Comic Sans MS" w:cs="Comic Sans MS"/>
           <w:b/>
-          <w:sz w:val="24"/>
+          <w:sz w:val="28"/>
         </w:rPr>
-        <w:t>Storyboard S4 - Register - book a place</w:t>
+        <w:t>Storyboard</w:t>
       </w:r>
     </w:p>
     <w:p>
       <w:pPr>
-        <w:spacing w:after="120" w:line="240" w:lineRule="auto"/>
+        <w:spacing w:line="240" w:lineRule="auto" w:before="0" w:after="80"/>
       </w:pPr>
       <w:r>
         <w:rPr>
-          <w:rFonts w:ascii="Arial" w:hAnsi="Arial" w:cs="Arial" w:eastAsia="Microsoft YaHei"/>
-          <w:b/>
-          <w:sz w:val="22"/>
+          <w:rFonts w:ascii="Comic Sans MS" w:hAnsi="Comic Sans MS" w:cs="Comic Sans MS"/>
+          <w:b w:val="0"/>
+          <w:sz w:val="20"/>
         </w:rPr>
-        <w:t xml:space="preserve">TITLE: </w:t>
-      </w:r>
-      <w:r>
-        <w:rPr>
-          <w:rFonts w:ascii="Arial" w:hAnsi="Arial" w:cs="Arial" w:eastAsia="Microsoft YaHei"/>
-          <w:sz w:val="22"/>
-        </w:rPr>
-        <w:t xml:space="preserve">Register - book a place    </w:t>
-      </w:r>
-      <w:r>
-        <w:rPr>
-          <w:rFonts w:ascii="Arial" w:hAnsi="Arial" w:cs="Arial" w:eastAsia="Microsoft YaHei"/>
-          <w:b/>
-          <w:sz w:val="22"/>
-        </w:rPr>
-        <w:t xml:space="preserve">SCREEN ID: </w:t>
-      </w:r>
-      <w:r>
-        <w:rPr>
-          <w:rFonts w:ascii="Arial" w:hAnsi="Arial" w:cs="Arial" w:eastAsia="Microsoft YaHei"/>
-          <w:sz w:val="22"/>
-        </w:rPr>
-        <w:t xml:space="preserve">S4    </w:t>
-      </w:r>
-      <w:r>
-        <w:rPr>
-          <w:rFonts w:ascii="Arial" w:hAnsi="Arial" w:cs="Arial" w:eastAsia="Microsoft YaHei"/>
-          <w:b/>
-          <w:sz w:val="22"/>
-        </w:rPr>
-        <w:t xml:space="preserve">DATE: </w:t>
-      </w:r>
-      <w:r>
-        <w:rPr>
-          <w:rFonts w:ascii="Arial" w:hAnsi="Arial" w:cs="Arial" w:eastAsia="Microsoft YaHei"/>
-          <w:sz w:val="22"/>
-        </w:rPr>
-        <w:t>18 October 2026</w:t>
+        <w:t>TITLE: Register - book a place      SCREEN ID: S4      DATE: 18 October 2026</w:t>
       </w:r>
     </w:p>
     <w:p>
       <w:pPr>
-        <w:keepNext/>
-        <w:spacing w:before="80" w:after="20" w:line="240" w:lineRule="auto"/>
+        <w:spacing w:line="240" w:lineRule="auto" w:before="0" w:after="0"/>
+      </w:pPr>
+    </w:p>
+    <w:p>
+      <w:pPr>
+        <w:spacing w:line="240" w:lineRule="auto" w:before="0" w:after="40"/>
       </w:pPr>
       <w:r>
         <w:rPr>
-          <w:rFonts w:ascii="Arial" w:hAnsi="Arial" w:cs="Arial" w:eastAsia="Microsoft YaHei"/>
+          <w:rFonts w:ascii="Comic Sans MS" w:hAnsi="Comic Sans MS" w:cs="Comic Sans MS"/>
           <w:b/>
-          <w:sz w:val="24"/>
+          <w:sz w:val="28"/>
         </w:rPr>
         <w:t>Elements:</w:t>
       </w:r>
@@ -5964,35 +5935,32 @@
     <w:tbl>
       <w:tblPr>
         <w:tblW w:type="auto" w:w="0"/>
-        <w:tblLayout w:type="fixed"/>
         <w:tblLook w:firstColumn="1" w:firstRow="1" w:lastColumn="0" w:lastRow="0" w:noHBand="0" w:noVBand="1" w:val="04A0"/>
-        <w:tblLayout w:type="fixed"/>
-        <w:jc w:val="center"/>
         <w:tblBorders>
-          <w:top w:val="single" w:sz="6" w:space="0" w:color="808080"/>
-          <w:left w:val="single" w:sz="6" w:space="0" w:color="808080"/>
-          <w:bottom w:val="single" w:sz="6" w:space="0" w:color="808080"/>
-          <w:right w:val="single" w:sz="6" w:space="0" w:color="808080"/>
-          <w:insideH w:val="single" w:sz="6" w:space="0" w:color="808080"/>
-          <w:insideV w:val="single" w:sz="6" w:space="0" w:color="808080"/>
+          <w:top w:val="single" w:sz="4" w:space="0" w:color="808080"/>
+          <w:left w:val="single" w:sz="4" w:space="0" w:color="808080"/>
+          <w:bottom w:val="single" w:sz="4" w:space="0" w:color="808080"/>
+          <w:right w:val="single" w:sz="4" w:space="0" w:color="808080"/>
+          <w:insideH w:val="single" w:sz="4" w:space="0" w:color="808080"/>
+          <w:insideV w:val="single" w:sz="4" w:space="0" w:color="808080"/>
         </w:tblBorders>
       </w:tblPr>
       <w:tblGrid>
-        <w:gridCol w:w="8901"/>
+        <w:gridCol w:w="8731"/>
       </w:tblGrid>
       <w:tr>
         <w:tc>
           <w:tcPr>
-            <w:tcW w:type="dxa" w:w="8901"/>
+            <w:tcW w:type="dxa" w:w="8731"/>
           </w:tcPr>
           <w:p>
             <w:pPr>
-              <w:spacing w:before="20" w:after="20" w:line="240" w:lineRule="auto"/>
-            </w:pPr>
-            <w:r>
-              <w:rPr>
-                <w:rFonts w:ascii="Arial" w:hAnsi="Arial" w:cs="Arial" w:eastAsia="Microsoft YaHei"/>
-                <w:b/>
+              <w:spacing w:line="240" w:lineRule="auto" w:after="40"/>
+            </w:pPr>
+            <w:r>
+              <w:rPr>
+                <w:rFonts w:ascii="Comic Sans MS" w:hAnsi="Comic Sans MS" w:cs="Comic Sans MS"/>
+                <w:b w:val="0"/>
                 <w:sz w:val="20"/>
               </w:rPr>
               <w:t>GRAPHICS:</w:t>
@@ -6000,13 +5968,13 @@
           </w:p>
           <w:p>
             <w:pPr>
-              <w:spacing w:after="20" w:line="240" w:lineRule="auto"/>
+              <w:spacing w:line="240" w:lineRule="auto" w:after="40"/>
               <w:jc w:val="center"/>
             </w:pPr>
             <w:r>
               <w:drawing>
                 <wp:inline xmlns:a="http://schemas.openxmlformats.org/drawingml/2006/main" xmlns:pic="http://schemas.openxmlformats.org/drawingml/2006/picture">
-                  <wp:extent cx="2448000" cy="2390625"/>
+                  <wp:extent cx="3671999" cy="3585937"/>
                   <wp:docPr id="4" name="Picture 4"/>
                   <wp:cNvGraphicFramePr>
                     <a:graphicFrameLocks noChangeAspect="1"/>
@@ -6027,7 +5995,7 @@
                         <pic:spPr>
                           <a:xfrm>
                             <a:off x="0" y="0"/>
-                            <a:ext cx="2448000" cy="2390625"/>
+                            <a:ext cx="3671999" cy="3585937"/>
                           </a:xfrm>
                           <a:prstGeom prst="rect"/>
                         </pic:spPr>
@@ -6040,12 +6008,13 @@
           </w:p>
           <w:p>
             <w:pPr>
-              <w:spacing w:after="0" w:line="240" w:lineRule="auto"/>
-            </w:pPr>
-            <w:r>
-              <w:rPr>
-                <w:rFonts w:ascii="Arial" w:hAnsi="Arial" w:cs="Arial" w:eastAsia="Microsoft YaHei"/>
-                <w:sz w:val="17"/>
+              <w:spacing w:line="240" w:lineRule="auto" w:after="0"/>
+            </w:pPr>
+            <w:r>
+              <w:rPr>
+                <w:rFonts w:ascii="Comic Sans MS" w:hAnsi="Comic Sans MS" w:cs="Comic Sans MS"/>
+                <w:b w:val="0"/>
+                <w:sz w:val="18"/>
               </w:rPr>
               <w:t>Live screenshot of the deployed page (https://24831941.it.scu.edu.au), taken with headless Chrome. The layout is the design; every value on it comes from the API.</w:t>
             </w:r>
@@ -6053,38 +6022,48 @@
         </w:tc>
       </w:tr>
     </w:tbl>
+    <w:p>
+      <w:pPr>
+        <w:spacing w:line="240" w:lineRule="auto" w:after="0"/>
+      </w:pPr>
+      <w:r>
+        <w:rPr>
+          <w:rFonts w:ascii="Comic Sans MS" w:hAnsi="Comic Sans MS" w:cs="Comic Sans MS"/>
+          <w:b w:val="0"/>
+          <w:sz w:val="8"/>
+        </w:rPr>
+        <w:t xml:space="preserve"> </w:t>
+      </w:r>
+    </w:p>
     <w:tbl>
       <w:tblPr>
         <w:tblW w:type="auto" w:w="0"/>
-        <w:tblLayout w:type="fixed"/>
         <w:tblLook w:firstColumn="1" w:firstRow="1" w:lastColumn="0" w:lastRow="0" w:noHBand="0" w:noVBand="1" w:val="04A0"/>
-        <w:tblLayout w:type="fixed"/>
-        <w:jc w:val="center"/>
         <w:tblBorders>
-          <w:top w:val="single" w:sz="6" w:space="0" w:color="808080"/>
-          <w:left w:val="single" w:sz="6" w:space="0" w:color="808080"/>
-          <w:bottom w:val="single" w:sz="6" w:space="0" w:color="808080"/>
-          <w:right w:val="single" w:sz="6" w:space="0" w:color="808080"/>
-          <w:insideH w:val="single" w:sz="6" w:space="0" w:color="808080"/>
-          <w:insideV w:val="single" w:sz="6" w:space="0" w:color="808080"/>
+          <w:top w:val="single" w:sz="4" w:space="0" w:color="808080"/>
+          <w:left w:val="single" w:sz="4" w:space="0" w:color="808080"/>
+          <w:bottom w:val="single" w:sz="4" w:space="0" w:color="808080"/>
+          <w:right w:val="single" w:sz="4" w:space="0" w:color="808080"/>
+          <w:insideH w:val="single" w:sz="4" w:space="0" w:color="808080"/>
+          <w:insideV w:val="single" w:sz="4" w:space="0" w:color="808080"/>
         </w:tblBorders>
       </w:tblPr>
       <w:tblGrid>
-        <w:gridCol w:w="8901"/>
+        <w:gridCol w:w="8731"/>
       </w:tblGrid>
       <w:tr>
         <w:tc>
           <w:tcPr>
-            <w:tcW w:type="dxa" w:w="8901"/>
+            <w:tcW w:type="dxa" w:w="8731"/>
           </w:tcPr>
           <w:p>
             <w:pPr>
-              <w:spacing w:before="20" w:after="20" w:line="240" w:lineRule="auto"/>
-            </w:pPr>
-            <w:r>
-              <w:rPr>
-                <w:rFonts w:ascii="Arial" w:hAnsi="Arial" w:cs="Arial" w:eastAsia="Microsoft YaHei"/>
-                <w:b/>
+              <w:spacing w:line="240" w:lineRule="auto" w:after="40"/>
+            </w:pPr>
+            <w:r>
+              <w:rPr>
+                <w:rFonts w:ascii="Comic Sans MS" w:hAnsi="Comic Sans MS" w:cs="Comic Sans MS"/>
+                <w:b w:val="0"/>
                 <w:sz w:val="20"/>
               </w:rPr>
               <w:t>TEXT:</w:t>
@@ -6092,48 +6071,52 @@
           </w:p>
           <w:p>
             <w:pPr>
-              <w:spacing w:after="0" w:line="240" w:lineRule="auto"/>
-            </w:pPr>
-            <w:r>
-              <w:rPr>
-                <w:rFonts w:ascii="Arial" w:hAnsi="Arial" w:cs="Arial" w:eastAsia="Microsoft YaHei"/>
-                <w:sz w:val="17"/>
+              <w:spacing w:line="240" w:lineRule="auto" w:after="0"/>
+            </w:pPr>
+            <w:r>
+              <w:rPr>
+                <w:rFonts w:ascii="Comic Sans MS" w:hAnsi="Comic Sans MS" w:cs="Comic Sans MS"/>
+                <w:b w:val="0"/>
+                <w:sz w:val="18"/>
               </w:rPr>
               <w:t>Title: 'Register for an event'; left panel shows the event name, date, time, venue and price per ticket</w:t>
             </w:r>
           </w:p>
           <w:p>
             <w:pPr>
-              <w:spacing w:after="0" w:line="240" w:lineRule="auto"/>
-            </w:pPr>
-            <w:r>
-              <w:rPr>
-                <w:rFonts w:ascii="Arial" w:hAnsi="Arial" w:cs="Arial" w:eastAsia="Microsoft YaHei"/>
-                <w:sz w:val="17"/>
+              <w:spacing w:line="240" w:lineRule="auto" w:after="0"/>
+            </w:pPr>
+            <w:r>
+              <w:rPr>
+                <w:rFonts w:ascii="Comic Sans MS" w:hAnsi="Comic Sans MS" w:cs="Comic Sans MS"/>
+                <w:b w:val="0"/>
+                <w:sz w:val="18"/>
               </w:rPr>
               <w:t>Form heading 'Your details'; labels: First name / Last name / Email / Contact phone / Number of tickets / Date of registration / Notes (optional)</w:t>
             </w:r>
           </w:p>
           <w:p>
             <w:pPr>
-              <w:spacing w:after="0" w:line="240" w:lineRule="auto"/>
-            </w:pPr>
-            <w:r>
-              <w:rPr>
-                <w:rFonts w:ascii="Arial" w:hAnsi="Arial" w:cs="Arial" w:eastAsia="Microsoft YaHei"/>
-                <w:sz w:val="17"/>
+              <w:spacing w:line="240" w:lineRule="auto" w:after="0"/>
+            </w:pPr>
+            <w:r>
+              <w:rPr>
+                <w:rFonts w:ascii="Comic Sans MS" w:hAnsi="Comic Sans MS" w:cs="Comic Sans MS"/>
+                <w:b w:val="0"/>
+                <w:sz w:val="18"/>
               </w:rPr>
               <w:t>Live 'Total: $X'; button 'Complete registration'</w:t>
             </w:r>
           </w:p>
           <w:p>
             <w:pPr>
-              <w:spacing w:after="0" w:line="240" w:lineRule="auto"/>
-            </w:pPr>
-            <w:r>
-              <w:rPr>
-                <w:rFonts w:ascii="Arial" w:hAnsi="Arial" w:cs="Arial" w:eastAsia="Microsoft YaHei"/>
-                <w:sz w:val="17"/>
+              <w:spacing w:line="240" w:lineRule="auto" w:after="0"/>
+            </w:pPr>
+            <w:r>
+              <w:rPr>
+                <w:rFonts w:ascii="Comic Sans MS" w:hAnsi="Comic Sans MS" w:cs="Comic Sans MS"/>
+                <w:b w:val="0"/>
+                <w:sz w:val="18"/>
               </w:rPr>
               <w:t>On success the form is replaced by 'You are registered' plus the booking details and a back link</w:t>
             </w:r>
@@ -6141,38 +6124,48 @@
         </w:tc>
       </w:tr>
     </w:tbl>
+    <w:p>
+      <w:pPr>
+        <w:spacing w:line="240" w:lineRule="auto" w:after="0"/>
+      </w:pPr>
+      <w:r>
+        <w:rPr>
+          <w:rFonts w:ascii="Comic Sans MS" w:hAnsi="Comic Sans MS" w:cs="Comic Sans MS"/>
+          <w:b w:val="0"/>
+          <w:sz w:val="8"/>
+        </w:rPr>
+        <w:t xml:space="preserve"> </w:t>
+      </w:r>
+    </w:p>
     <w:tbl>
       <w:tblPr>
         <w:tblW w:type="auto" w:w="0"/>
-        <w:tblLayout w:type="fixed"/>
         <w:tblLook w:firstColumn="1" w:firstRow="1" w:lastColumn="0" w:lastRow="0" w:noHBand="0" w:noVBand="1" w:val="04A0"/>
-        <w:tblLayout w:type="fixed"/>
-        <w:jc w:val="center"/>
         <w:tblBorders>
-          <w:top w:val="single" w:sz="6" w:space="0" w:color="808080"/>
-          <w:left w:val="single" w:sz="6" w:space="0" w:color="808080"/>
-          <w:bottom w:val="single" w:sz="6" w:space="0" w:color="808080"/>
-          <w:right w:val="single" w:sz="6" w:space="0" w:color="808080"/>
-          <w:insideH w:val="single" w:sz="6" w:space="0" w:color="808080"/>
-          <w:insideV w:val="single" w:sz="6" w:space="0" w:color="808080"/>
+          <w:top w:val="single" w:sz="4" w:space="0" w:color="808080"/>
+          <w:left w:val="single" w:sz="4" w:space="0" w:color="808080"/>
+          <w:bottom w:val="single" w:sz="4" w:space="0" w:color="808080"/>
+          <w:right w:val="single" w:sz="4" w:space="0" w:color="808080"/>
+          <w:insideH w:val="single" w:sz="4" w:space="0" w:color="808080"/>
+          <w:insideV w:val="single" w:sz="4" w:space="0" w:color="808080"/>
         </w:tblBorders>
       </w:tblPr>
       <w:tblGrid>
-        <w:gridCol w:w="8901"/>
+        <w:gridCol w:w="8731"/>
       </w:tblGrid>
       <w:tr>
         <w:tc>
           <w:tcPr>
-            <w:tcW w:type="dxa" w:w="8901"/>
+            <w:tcW w:type="dxa" w:w="8731"/>
           </w:tcPr>
           <w:p>
             <w:pPr>
-              <w:spacing w:before="20" w:after="20" w:line="240" w:lineRule="auto"/>
-            </w:pPr>
-            <w:r>
-              <w:rPr>
-                <w:rFonts w:ascii="Arial" w:hAnsi="Arial" w:cs="Arial" w:eastAsia="Microsoft YaHei"/>
-                <w:b/>
+              <w:spacing w:line="240" w:lineRule="auto" w:after="40"/>
+            </w:pPr>
+            <w:r>
+              <w:rPr>
+                <w:rFonts w:ascii="Comic Sans MS" w:hAnsi="Comic Sans MS" w:cs="Comic Sans MS"/>
+                <w:b w:val="0"/>
                 <w:sz w:val="20"/>
               </w:rPr>
               <w:t>AUDIO/VIDEO:</w:t>
@@ -6180,12 +6173,13 @@
           </w:p>
           <w:p>
             <w:pPr>
-              <w:spacing w:after="0" w:line="240" w:lineRule="auto"/>
-            </w:pPr>
-            <w:r>
-              <w:rPr>
-                <w:rFonts w:ascii="Arial" w:hAnsi="Arial" w:cs="Arial" w:eastAsia="Microsoft YaHei"/>
-                <w:sz w:val="17"/>
+              <w:spacing w:line="240" w:lineRule="auto" w:after="0"/>
+            </w:pPr>
+            <w:r>
+              <w:rPr>
+                <w:rFonts w:ascii="Comic Sans MS" w:hAnsi="Comic Sans MS" w:cs="Comic Sans MS"/>
+                <w:b w:val="0"/>
+                <w:sz w:val="18"/>
               </w:rPr>
               <w:t>None - the page is form and data only. The total is computed live from tickets x price.</w:t>
             </w:r>
@@ -6195,14 +6189,26 @@
     </w:tbl>
     <w:p>
       <w:pPr>
-        <w:keepNext/>
-        <w:spacing w:before="80" w:after="20" w:line="240" w:lineRule="auto"/>
+        <w:spacing w:line="240" w:lineRule="auto" w:after="0"/>
       </w:pPr>
       <w:r>
         <w:rPr>
-          <w:rFonts w:ascii="Arial" w:hAnsi="Arial" w:cs="Arial" w:eastAsia="Microsoft YaHei"/>
+          <w:rFonts w:ascii="Comic Sans MS" w:hAnsi="Comic Sans MS" w:cs="Comic Sans MS"/>
+          <w:b w:val="0"/>
+          <w:sz w:val="8"/>
+        </w:rPr>
+        <w:t xml:space="preserve"> </w:t>
+      </w:r>
+    </w:p>
+    <w:p>
+      <w:pPr>
+        <w:spacing w:line="240" w:lineRule="auto" w:before="0" w:after="40"/>
+      </w:pPr>
+      <w:r>
+        <w:rPr>
+          <w:rFonts w:ascii="Comic Sans MS" w:hAnsi="Comic Sans MS" w:cs="Comic Sans MS"/>
           <w:b/>
-          <w:sz w:val="24"/>
+          <w:sz w:val="28"/>
         </w:rPr>
         <w:t>NOTES</w:t>
       </w:r>
@@ -6210,35 +6216,32 @@
     <w:tbl>
       <w:tblPr>
         <w:tblW w:type="auto" w:w="0"/>
-        <w:tblLayout w:type="fixed"/>
         <w:tblLook w:firstColumn="1" w:firstRow="1" w:lastColumn="0" w:lastRow="0" w:noHBand="0" w:noVBand="1" w:val="04A0"/>
-        <w:tblLayout w:type="fixed"/>
-        <w:jc w:val="center"/>
         <w:tblBorders>
-          <w:top w:val="single" w:sz="6" w:space="0" w:color="808080"/>
-          <w:left w:val="single" w:sz="6" w:space="0" w:color="808080"/>
-          <w:bottom w:val="single" w:sz="6" w:space="0" w:color="808080"/>
-          <w:right w:val="single" w:sz="6" w:space="0" w:color="808080"/>
-          <w:insideH w:val="single" w:sz="6" w:space="0" w:color="808080"/>
-          <w:insideV w:val="single" w:sz="6" w:space="0" w:color="808080"/>
+          <w:top w:val="single" w:sz="4" w:space="0" w:color="808080"/>
+          <w:left w:val="single" w:sz="4" w:space="0" w:color="808080"/>
+          <w:bottom w:val="single" w:sz="4" w:space="0" w:color="808080"/>
+          <w:right w:val="single" w:sz="4" w:space="0" w:color="808080"/>
+          <w:insideH w:val="single" w:sz="4" w:space="0" w:color="808080"/>
+          <w:insideV w:val="single" w:sz="4" w:space="0" w:color="808080"/>
         </w:tblBorders>
       </w:tblPr>
       <w:tblGrid>
-        <w:gridCol w:w="8901"/>
+        <w:gridCol w:w="8731"/>
       </w:tblGrid>
       <w:tr>
         <w:tc>
           <w:tcPr>
-            <w:tcW w:type="dxa" w:w="8901"/>
+            <w:tcW w:type="dxa" w:w="8731"/>
           </w:tcPr>
           <w:p>
             <w:pPr>
-              <w:spacing w:before="20" w:after="20" w:line="240" w:lineRule="auto"/>
-            </w:pPr>
-            <w:r>
-              <w:rPr>
-                <w:rFonts w:ascii="Arial" w:hAnsi="Arial" w:cs="Arial" w:eastAsia="Microsoft YaHei"/>
-                <w:b/>
+              <w:spacing w:line="240" w:lineRule="auto" w:after="40"/>
+            </w:pPr>
+            <w:r>
+              <w:rPr>
+                <w:rFonts w:ascii="Comic Sans MS" w:hAnsi="Comic Sans MS" w:cs="Comic Sans MS"/>
+                <w:b w:val="0"/>
                 <w:sz w:val="20"/>
               </w:rPr>
               <w:t>NOTES:</w:t>
@@ -6246,12 +6249,13 @@
           </w:p>
           <w:p>
             <w:pPr>
-              <w:spacing w:after="0" w:line="240" w:lineRule="auto"/>
-            </w:pPr>
-            <w:r>
-              <w:rPr>
-                <w:rFonts w:ascii="Arial" w:hAnsi="Arial" w:cs="Arial" w:eastAsia="Microsoft YaHei"/>
-                <w:sz w:val="17"/>
+              <w:spacing w:line="240" w:lineRule="auto" w:after="0"/>
+            </w:pPr>
+            <w:r>
+              <w:rPr>
+                <w:rFonts w:ascii="Comic Sans MS" w:hAnsi="Comic Sans MS" w:cs="Comic Sans MS"/>
+                <w:b w:val="0"/>
+                <w:sz w:val="18"/>
               </w:rPr>
               <w:t>Two columns: what you are booking on the left, who you are on the right - reasons before demands. Each field carries its own message instead of one generic alert, and a 409 shows the API's sentence verbatim.</w:t>
             </w:r>
@@ -6259,41 +6263,50 @@
         </w:tc>
       </w:tr>
     </w:tbl>
+    <w:p>
+      <w:pPr>
+        <w:spacing w:line="240" w:lineRule="auto" w:after="0"/>
+      </w:pPr>
+      <w:r>
+        <w:rPr>
+          <w:rFonts w:ascii="Comic Sans MS" w:hAnsi="Comic Sans MS" w:cs="Comic Sans MS"/>
+          <w:b w:val="0"/>
+          <w:sz w:val="8"/>
+        </w:rPr>
+        <w:t xml:space="preserve"> </w:t>
+      </w:r>
+    </w:p>
     <w:tbl>
       <w:tblPr>
-        <w:tblStyle w:val="TableGrid"/>
         <w:tblW w:type="auto" w:w="0"/>
-        <w:jc w:val="center"/>
-        <w:tblLayout w:type="fixed"/>
         <w:tblLook w:firstColumn="1" w:firstRow="1" w:lastColumn="0" w:lastRow="0" w:noHBand="0" w:noVBand="1" w:val="04A0"/>
-        <w:tblLayout w:type="fixed"/>
-        <w:tblCellMar>
-          <w:top w:w="10" w:type="dxa"/>
-          <w:left w:w="60" w:type="dxa"/>
-          <w:bottom w:w="10" w:type="dxa"/>
-          <w:right w:w="60" w:type="dxa"/>
-        </w:tblCellMar>
+        <w:tblBorders>
+          <w:top w:val="single" w:sz="4" w:space="0" w:color="808080"/>
+          <w:left w:val="single" w:sz="4" w:space="0" w:color="808080"/>
+          <w:bottom w:val="single" w:sz="4" w:space="0" w:color="808080"/>
+          <w:right w:val="single" w:sz="4" w:space="0" w:color="808080"/>
+          <w:insideH w:val="single" w:sz="4" w:space="0" w:color="808080"/>
+          <w:insideV w:val="single" w:sz="4" w:space="0" w:color="808080"/>
+        </w:tblBorders>
       </w:tblPr>
       <w:tblGrid>
-        <w:gridCol w:w="1814"/>
-        <w:gridCol w:w="7087"/>
+        <w:gridCol w:w="1928"/>
+        <w:gridCol w:w="6803"/>
       </w:tblGrid>
       <w:tr>
         <w:tc>
           <w:tcPr>
-            <w:tcW w:type="dxa" w:w="1814"/>
-            <w:shd w:val="clear" w:color="auto" w:fill="E8EEF4"/>
+            <w:tcW w:type="dxa" w:w="1928"/>
           </w:tcPr>
           <w:p>
             <w:pPr>
               <w:spacing w:line="240" w:lineRule="auto" w:after="0"/>
             </w:pPr>
-            <w:r/>
-            <w:r>
-              <w:rPr>
-                <w:rFonts w:ascii="Arial" w:hAnsi="Arial" w:cs="Arial" w:eastAsia="Microsoft YaHei"/>
-                <w:b/>
-                <w:sz w:val="17"/>
+            <w:r>
+              <w:rPr>
+                <w:rFonts w:ascii="Comic Sans MS" w:hAnsi="Comic Sans MS" w:cs="Comic Sans MS"/>
+                <w:b w:val="0"/>
+                <w:sz w:val="20"/>
               </w:rPr>
               <w:t>Description:</w:t>
             </w:r>
@@ -6301,18 +6314,17 @@
         </w:tc>
         <w:tc>
           <w:tcPr>
-            <w:tcW w:type="dxa" w:w="7087"/>
+            <w:tcW w:type="dxa" w:w="6803"/>
           </w:tcPr>
           <w:p>
             <w:pPr>
               <w:spacing w:line="240" w:lineRule="auto" w:after="0"/>
             </w:pPr>
-            <w:r/>
-            <w:r>
-              <w:rPr>
-                <w:rFonts w:ascii="Arial" w:hAnsi="Arial" w:cs="Arial" w:eastAsia="Microsoft YaHei"/>
-                <w:b w:val="0"/>
-                <w:sz w:val="17"/>
+            <w:r>
+              <w:rPr>
+                <w:rFonts w:ascii="Comic Sans MS" w:hAnsi="Comic Sans MS" w:cs="Comic Sans MS"/>
+                <w:b w:val="0"/>
+                <w:sz w:val="20"/>
               </w:rPr>
               <w:t>The one page where we ask the visitor for something. New in A3; the brief requires the form, the event context, validation and a confirmation.</w:t>
             </w:r>
@@ -6322,19 +6334,17 @@
       <w:tr>
         <w:tc>
           <w:tcPr>
-            <w:tcW w:type="dxa" w:w="1814"/>
-            <w:shd w:val="clear" w:color="auto" w:fill="E8EEF4"/>
+            <w:tcW w:type="dxa" w:w="1928"/>
           </w:tcPr>
           <w:p>
             <w:pPr>
               <w:spacing w:line="240" w:lineRule="auto" w:after="0"/>
             </w:pPr>
-            <w:r/>
-            <w:r>
-              <w:rPr>
-                <w:rFonts w:ascii="Arial" w:hAnsi="Arial" w:cs="Arial" w:eastAsia="Microsoft YaHei"/>
-                <w:b/>
-                <w:sz w:val="17"/>
+            <w:r>
+              <w:rPr>
+                <w:rFonts w:ascii="Comic Sans MS" w:hAnsi="Comic Sans MS" w:cs="Comic Sans MS"/>
+                <w:b w:val="0"/>
+                <w:sz w:val="20"/>
               </w:rPr>
               <w:t>Content:</w:t>
             </w:r>
@@ -6342,18 +6352,17 @@
         </w:tc>
         <w:tc>
           <w:tcPr>
-            <w:tcW w:type="dxa" w:w="7087"/>
+            <w:tcW w:type="dxa" w:w="6803"/>
           </w:tcPr>
           <w:p>
             <w:pPr>
               <w:spacing w:line="240" w:lineRule="auto" w:after="0"/>
             </w:pPr>
-            <w:r/>
-            <w:r>
-              <w:rPr>
-                <w:rFonts w:ascii="Arial" w:hAnsi="Arial" w:cs="Arial" w:eastAsia="Microsoft YaHei"/>
-                <w:b w:val="0"/>
-                <w:sz w:val="17"/>
+            <w:r>
+              <w:rPr>
+                <w:rFonts w:ascii="Comic Sans MS" w:hAnsi="Comic Sans MS" w:cs="Comic Sans MS"/>
+                <w:b w:val="0"/>
+                <w:sz w:val="20"/>
               </w:rPr>
               <w:t>Left panel: the event being booked - name, date, time, venue, price per ticket and the charity - fetched from the API so the visitor can see what they are booking without going back.</w:t>
               <w:br/>
@@ -6369,19 +6378,17 @@
       <w:tr>
         <w:tc>
           <w:tcPr>
-            <w:tcW w:type="dxa" w:w="1814"/>
-            <w:shd w:val="clear" w:color="auto" w:fill="E8EEF4"/>
+            <w:tcW w:type="dxa" w:w="1928"/>
           </w:tcPr>
           <w:p>
             <w:pPr>
               <w:spacing w:line="240" w:lineRule="auto" w:after="0"/>
             </w:pPr>
-            <w:r/>
-            <w:r>
-              <w:rPr>
-                <w:rFonts w:ascii="Arial" w:hAnsi="Arial" w:cs="Arial" w:eastAsia="Microsoft YaHei"/>
-                <w:b/>
-                <w:sz w:val="17"/>
+            <w:r>
+              <w:rPr>
+                <w:rFonts w:ascii="Comic Sans MS" w:hAnsi="Comic Sans MS" w:cs="Comic Sans MS"/>
+                <w:b w:val="0"/>
+                <w:sz w:val="20"/>
               </w:rPr>
               <w:t>Interactions:</w:t>
             </w:r>
@@ -6389,18 +6396,17 @@
         </w:tc>
         <w:tc>
           <w:tcPr>
-            <w:tcW w:type="dxa" w:w="7087"/>
+            <w:tcW w:type="dxa" w:w="6803"/>
           </w:tcPr>
           <w:p>
             <w:pPr>
               <w:spacing w:line="240" w:lineRule="auto" w:after="0"/>
             </w:pPr>
-            <w:r/>
-            <w:r>
-              <w:rPr>
-                <w:rFonts w:ascii="Arial" w:hAnsi="Arial" w:cs="Arial" w:eastAsia="Microsoft YaHei"/>
-                <w:b w:val="0"/>
-                <w:sz w:val="17"/>
+            <w:r>
+              <w:rPr>
+                <w:rFonts w:ascii="Comic Sans MS" w:hAnsi="Comic Sans MS" w:cs="Comic Sans MS"/>
+                <w:b w:val="0"/>
+                <w:sz w:val="20"/>
               </w:rPr>
               <w:t>Every field validates as the visitor types and again on submit, each with its own message under the field - no generic alert.</w:t>
               <w:br/>
@@ -6414,19 +6420,17 @@
       <w:tr>
         <w:tc>
           <w:tcPr>
-            <w:tcW w:type="dxa" w:w="1814"/>
-            <w:shd w:val="clear" w:color="auto" w:fill="E8EEF4"/>
+            <w:tcW w:type="dxa" w:w="1928"/>
           </w:tcPr>
           <w:p>
             <w:pPr>
               <w:spacing w:line="240" w:lineRule="auto" w:after="0"/>
             </w:pPr>
-            <w:r/>
-            <w:r>
-              <w:rPr>
-                <w:rFonts w:ascii="Arial" w:hAnsi="Arial" w:cs="Arial" w:eastAsia="Microsoft YaHei"/>
-                <w:b/>
-                <w:sz w:val="17"/>
+            <w:r>
+              <w:rPr>
+                <w:rFonts w:ascii="Comic Sans MS" w:hAnsi="Comic Sans MS" w:cs="Comic Sans MS"/>
+                <w:b w:val="0"/>
+                <w:sz w:val="20"/>
               </w:rPr>
               <w:t>Media Creation:</w:t>
             </w:r>
@@ -6434,18 +6438,17 @@
         </w:tc>
         <w:tc>
           <w:tcPr>
-            <w:tcW w:type="dxa" w:w="7087"/>
+            <w:tcW w:type="dxa" w:w="6803"/>
           </w:tcPr>
           <w:p>
             <w:pPr>
               <w:spacing w:line="240" w:lineRule="auto" w:after="0"/>
             </w:pPr>
-            <w:r/>
-            <w:r>
-              <w:rPr>
-                <w:rFonts w:ascii="Arial" w:hAnsi="Arial" w:cs="Arial" w:eastAsia="Microsoft YaHei"/>
-                <w:b w:val="0"/>
-                <w:sz w:val="17"/>
+            <w:r>
+              <w:rPr>
+                <w:rFonts w:ascii="Comic Sans MS" w:hAnsi="Comic Sans MS" w:cs="Comic Sans MS"/>
+                <w:b w:val="0"/>
+                <w:sz w:val="20"/>
               </w:rPr>
               <w:t>None - this page is pure data and form. The total is computed in the component from tickets x the event's price, never stored.</w:t>
             </w:r>
@@ -6455,19 +6458,17 @@
       <w:tr>
         <w:tc>
           <w:tcPr>
-            <w:tcW w:type="dxa" w:w="1814"/>
-            <w:shd w:val="clear" w:color="auto" w:fill="E8EEF4"/>
+            <w:tcW w:type="dxa" w:w="1928"/>
           </w:tcPr>
           <w:p>
             <w:pPr>
               <w:spacing w:line="240" w:lineRule="auto" w:after="0"/>
             </w:pPr>
-            <w:r/>
-            <w:r>
-              <w:rPr>
-                <w:rFonts w:ascii="Arial" w:hAnsi="Arial" w:cs="Arial" w:eastAsia="Microsoft YaHei"/>
-                <w:b/>
-                <w:sz w:val="17"/>
+            <w:r>
+              <w:rPr>
+                <w:rFonts w:ascii="Comic Sans MS" w:hAnsi="Comic Sans MS" w:cs="Comic Sans MS"/>
+                <w:b w:val="0"/>
+                <w:sz w:val="20"/>
               </w:rPr>
               <w:t>Navigation:</w:t>
             </w:r>
@@ -6475,18 +6476,17 @@
         </w:tc>
         <w:tc>
           <w:tcPr>
-            <w:tcW w:type="dxa" w:w="7087"/>
+            <w:tcW w:type="dxa" w:w="6803"/>
           </w:tcPr>
           <w:p>
             <w:pPr>
               <w:spacing w:line="240" w:lineRule="auto" w:after="0"/>
             </w:pPr>
-            <w:r/>
-            <w:r>
-              <w:rPr>
-                <w:rFonts w:ascii="Arial" w:hAnsi="Arial" w:cs="Arial" w:eastAsia="Microsoft YaHei"/>
-                <w:b w:val="0"/>
-                <w:sz w:val="17"/>
+            <w:r>
+              <w:rPr>
+                <w:rFonts w:ascii="Comic Sans MS" w:hAnsi="Comic Sans MS" w:cs="Comic Sans MS"/>
+                <w:b w:val="0"/>
+                <w:sz w:val="20"/>
               </w:rPr>
               <w:t>In: the Register button on the event detail page, carrying eventId in the query string.</w:t>
               <w:br/>
@@ -6498,12 +6498,20 @@
     </w:tbl>
     <w:p>
       <w:pPr>
-        <w:spacing w:after="0"/>
-      </w:pPr>
+        <w:spacing w:line="240" w:lineRule="auto" w:after="0"/>
+      </w:pPr>
+      <w:r>
+        <w:rPr>
+          <w:rFonts w:ascii="Comic Sans MS" w:hAnsi="Comic Sans MS" w:cs="Comic Sans MS"/>
+          <w:b w:val="0"/>
+          <w:sz w:val="8"/>
+        </w:rPr>
+        <w:t xml:space="preserve"> </w:t>
+      </w:r>
     </w:p>
     <w:p>
       <w:pPr>
-        <w:spacing w:after="0"/>
+        <w:spacing w:line="240" w:lineRule="auto" w:after="0"/>
       </w:pPr>
       <w:r>
         <w:br w:type="page"/>
@@ -6511,78 +6519,45 @@
     </w:p>
     <w:p>
       <w:pPr>
-        <w:keepNext/>
-        <w:spacing w:before="0" w:after="120"/>
+        <w:pStyle w:val="Heading1"/>
+        <w:spacing w:before="0" w:after="120" w:line="240" w:lineRule="auto"/>
       </w:pPr>
       <w:r>
         <w:rPr>
-          <w:rFonts w:ascii="Arial" w:hAnsi="Arial" w:cs="Arial" w:eastAsia="Microsoft YaHei"/>
+          <w:rFonts w:ascii="Comic Sans MS" w:hAnsi="Comic Sans MS" w:cs="Comic Sans MS"/>
           <w:b/>
-          <w:sz w:val="24"/>
+          <w:sz w:val="28"/>
         </w:rPr>
-        <w:t>Storyboard S5 - Staff - event list (admin site)</w:t>
+        <w:t>Storyboard</w:t>
       </w:r>
     </w:p>
     <w:p>
       <w:pPr>
-        <w:spacing w:after="120" w:line="240" w:lineRule="auto"/>
+        <w:spacing w:line="240" w:lineRule="auto" w:before="0" w:after="80"/>
       </w:pPr>
       <w:r>
         <w:rPr>
-          <w:rFonts w:ascii="Arial" w:hAnsi="Arial" w:cs="Arial" w:eastAsia="Microsoft YaHei"/>
-          <w:b/>
-          <w:sz w:val="22"/>
+          <w:rFonts w:ascii="Comic Sans MS" w:hAnsi="Comic Sans MS" w:cs="Comic Sans MS"/>
+          <w:b w:val="0"/>
+          <w:sz w:val="20"/>
         </w:rPr>
-        <w:t xml:space="preserve">TITLE: </w:t>
-      </w:r>
-      <w:r>
-        <w:rPr>
-          <w:rFonts w:ascii="Arial" w:hAnsi="Arial" w:cs="Arial" w:eastAsia="Microsoft YaHei"/>
-          <w:sz w:val="22"/>
-        </w:rPr>
-        <w:t xml:space="preserve">Staff - event list (admin site)    </w:t>
-      </w:r>
-      <w:r>
-        <w:rPr>
-          <w:rFonts w:ascii="Arial" w:hAnsi="Arial" w:cs="Arial" w:eastAsia="Microsoft YaHei"/>
-          <w:b/>
-          <w:sz w:val="22"/>
-        </w:rPr>
-        <w:t xml:space="preserve">SCREEN ID: </w:t>
-      </w:r>
-      <w:r>
-        <w:rPr>
-          <w:rFonts w:ascii="Arial" w:hAnsi="Arial" w:cs="Arial" w:eastAsia="Microsoft YaHei"/>
-          <w:sz w:val="22"/>
-        </w:rPr>
-        <w:t xml:space="preserve">S5    </w:t>
-      </w:r>
-      <w:r>
-        <w:rPr>
-          <w:rFonts w:ascii="Arial" w:hAnsi="Arial" w:cs="Arial" w:eastAsia="Microsoft YaHei"/>
-          <w:b/>
-          <w:sz w:val="22"/>
-        </w:rPr>
-        <w:t xml:space="preserve">DATE: </w:t>
-      </w:r>
-      <w:r>
-        <w:rPr>
-          <w:rFonts w:ascii="Arial" w:hAnsi="Arial" w:cs="Arial" w:eastAsia="Microsoft YaHei"/>
-          <w:sz w:val="22"/>
-        </w:rPr>
-        <w:t>18 October 2026</w:t>
+        <w:t>TITLE: Staff - event list (admin site)      SCREEN ID: S5      DATE: 18 October 2026</w:t>
       </w:r>
     </w:p>
     <w:p>
       <w:pPr>
-        <w:keepNext/>
-        <w:spacing w:before="80" w:after="20" w:line="240" w:lineRule="auto"/>
+        <w:spacing w:line="240" w:lineRule="auto" w:before="0" w:after="0"/>
+      </w:pPr>
+    </w:p>
+    <w:p>
+      <w:pPr>
+        <w:spacing w:line="240" w:lineRule="auto" w:before="0" w:after="40"/>
       </w:pPr>
       <w:r>
         <w:rPr>
-          <w:rFonts w:ascii="Arial" w:hAnsi="Arial" w:cs="Arial" w:eastAsia="Microsoft YaHei"/>
+          <w:rFonts w:ascii="Comic Sans MS" w:hAnsi="Comic Sans MS" w:cs="Comic Sans MS"/>
           <w:b/>
-          <w:sz w:val="24"/>
+          <w:sz w:val="28"/>
         </w:rPr>
         <w:t>Elements:</w:t>
       </w:r>
@@ -6590,35 +6565,32 @@
     <w:tbl>
       <w:tblPr>
         <w:tblW w:type="auto" w:w="0"/>
-        <w:tblLayout w:type="fixed"/>
         <w:tblLook w:firstColumn="1" w:firstRow="1" w:lastColumn="0" w:lastRow="0" w:noHBand="0" w:noVBand="1" w:val="04A0"/>
-        <w:tblLayout w:type="fixed"/>
-        <w:jc w:val="center"/>
         <w:tblBorders>
-          <w:top w:val="single" w:sz="6" w:space="0" w:color="808080"/>
-          <w:left w:val="single" w:sz="6" w:space="0" w:color="808080"/>
-          <w:bottom w:val="single" w:sz="6" w:space="0" w:color="808080"/>
-          <w:right w:val="single" w:sz="6" w:space="0" w:color="808080"/>
-          <w:insideH w:val="single" w:sz="6" w:space="0" w:color="808080"/>
-          <w:insideV w:val="single" w:sz="6" w:space="0" w:color="808080"/>
+          <w:top w:val="single" w:sz="4" w:space="0" w:color="808080"/>
+          <w:left w:val="single" w:sz="4" w:space="0" w:color="808080"/>
+          <w:bottom w:val="single" w:sz="4" w:space="0" w:color="808080"/>
+          <w:right w:val="single" w:sz="4" w:space="0" w:color="808080"/>
+          <w:insideH w:val="single" w:sz="4" w:space="0" w:color="808080"/>
+          <w:insideV w:val="single" w:sz="4" w:space="0" w:color="808080"/>
         </w:tblBorders>
       </w:tblPr>
       <w:tblGrid>
-        <w:gridCol w:w="8901"/>
+        <w:gridCol w:w="8731"/>
       </w:tblGrid>
       <w:tr>
         <w:tc>
           <w:tcPr>
-            <w:tcW w:type="dxa" w:w="8901"/>
+            <w:tcW w:type="dxa" w:w="8731"/>
           </w:tcPr>
           <w:p>
             <w:pPr>
-              <w:spacing w:before="20" w:after="20" w:line="240" w:lineRule="auto"/>
-            </w:pPr>
-            <w:r>
-              <w:rPr>
-                <w:rFonts w:ascii="Arial" w:hAnsi="Arial" w:cs="Arial" w:eastAsia="Microsoft YaHei"/>
-                <w:b/>
+              <w:spacing w:line="240" w:lineRule="auto" w:after="40"/>
+            </w:pPr>
+            <w:r>
+              <w:rPr>
+                <w:rFonts w:ascii="Comic Sans MS" w:hAnsi="Comic Sans MS" w:cs="Comic Sans MS"/>
+                <w:b w:val="0"/>
                 <w:sz w:val="20"/>
               </w:rPr>
               <w:t>GRAPHICS:</w:t>
@@ -6626,13 +6598,13 @@
           </w:p>
           <w:p>
             <w:pPr>
-              <w:spacing w:after="20" w:line="240" w:lineRule="auto"/>
+              <w:spacing w:line="240" w:lineRule="auto" w:after="40"/>
               <w:jc w:val="center"/>
             </w:pPr>
             <w:r>
               <w:drawing>
                 <wp:inline xmlns:a="http://schemas.openxmlformats.org/drawingml/2006/main" xmlns:pic="http://schemas.openxmlformats.org/drawingml/2006/picture">
-                  <wp:extent cx="2448000" cy="2390625"/>
+                  <wp:extent cx="3671999" cy="3585937"/>
                   <wp:docPr id="5" name="Picture 5"/>
                   <wp:cNvGraphicFramePr>
                     <a:graphicFrameLocks noChangeAspect="1"/>
@@ -6653,7 +6625,7 @@
                         <pic:spPr>
                           <a:xfrm>
                             <a:off x="0" y="0"/>
-                            <a:ext cx="2448000" cy="2390625"/>
+                            <a:ext cx="3671999" cy="3585937"/>
                           </a:xfrm>
                           <a:prstGeom prst="rect"/>
                         </pic:spPr>
@@ -6666,12 +6638,13 @@
           </w:p>
           <w:p>
             <w:pPr>
-              <w:spacing w:after="0" w:line="240" w:lineRule="auto"/>
-            </w:pPr>
-            <w:r>
-              <w:rPr>
-                <w:rFonts w:ascii="Arial" w:hAnsi="Arial" w:cs="Arial" w:eastAsia="Microsoft YaHei"/>
-                <w:sz w:val="17"/>
+              <w:spacing w:line="240" w:lineRule="auto" w:after="0"/>
+            </w:pPr>
+            <w:r>
+              <w:rPr>
+                <w:rFonts w:ascii="Comic Sans MS" w:hAnsi="Comic Sans MS" w:cs="Comic Sans MS"/>
+                <w:b w:val="0"/>
+                <w:sz w:val="18"/>
               </w:rPr>
               <w:t>Live screenshot of the deployed page (https://24831941.it.scu.edu.au), taken with headless Chrome. The layout is the design; every value on it comes from the API.</w:t>
             </w:r>
@@ -6679,38 +6652,48 @@
         </w:tc>
       </w:tr>
     </w:tbl>
+    <w:p>
+      <w:pPr>
+        <w:spacing w:line="240" w:lineRule="auto" w:after="0"/>
+      </w:pPr>
+      <w:r>
+        <w:rPr>
+          <w:rFonts w:ascii="Comic Sans MS" w:hAnsi="Comic Sans MS" w:cs="Comic Sans MS"/>
+          <w:b w:val="0"/>
+          <w:sz w:val="8"/>
+        </w:rPr>
+        <w:t xml:space="preserve"> </w:t>
+      </w:r>
+    </w:p>
     <w:tbl>
       <w:tblPr>
         <w:tblW w:type="auto" w:w="0"/>
-        <w:tblLayout w:type="fixed"/>
         <w:tblLook w:firstColumn="1" w:firstRow="1" w:lastColumn="0" w:lastRow="0" w:noHBand="0" w:noVBand="1" w:val="04A0"/>
-        <w:tblLayout w:type="fixed"/>
-        <w:jc w:val="center"/>
         <w:tblBorders>
-          <w:top w:val="single" w:sz="6" w:space="0" w:color="808080"/>
-          <w:left w:val="single" w:sz="6" w:space="0" w:color="808080"/>
-          <w:bottom w:val="single" w:sz="6" w:space="0" w:color="808080"/>
-          <w:right w:val="single" w:sz="6" w:space="0" w:color="808080"/>
-          <w:insideH w:val="single" w:sz="6" w:space="0" w:color="808080"/>
-          <w:insideV w:val="single" w:sz="6" w:space="0" w:color="808080"/>
+          <w:top w:val="single" w:sz="4" w:space="0" w:color="808080"/>
+          <w:left w:val="single" w:sz="4" w:space="0" w:color="808080"/>
+          <w:bottom w:val="single" w:sz="4" w:space="0" w:color="808080"/>
+          <w:right w:val="single" w:sz="4" w:space="0" w:color="808080"/>
+          <w:insideH w:val="single" w:sz="4" w:space="0" w:color="808080"/>
+          <w:insideV w:val="single" w:sz="4" w:space="0" w:color="808080"/>
         </w:tblBorders>
       </w:tblPr>
       <w:tblGrid>
-        <w:gridCol w:w="8901"/>
+        <w:gridCol w:w="8731"/>
       </w:tblGrid>
       <w:tr>
         <w:tc>
           <w:tcPr>
-            <w:tcW w:type="dxa" w:w="8901"/>
+            <w:tcW w:type="dxa" w:w="8731"/>
           </w:tcPr>
           <w:p>
             <w:pPr>
-              <w:spacing w:before="20" w:after="20" w:line="240" w:lineRule="auto"/>
-            </w:pPr>
-            <w:r>
-              <w:rPr>
-                <w:rFonts w:ascii="Arial" w:hAnsi="Arial" w:cs="Arial" w:eastAsia="Microsoft YaHei"/>
-                <w:b/>
+              <w:spacing w:line="240" w:lineRule="auto" w:after="40"/>
+            </w:pPr>
+            <w:r>
+              <w:rPr>
+                <w:rFonts w:ascii="Comic Sans MS" w:hAnsi="Comic Sans MS" w:cs="Comic Sans MS"/>
+                <w:b w:val="0"/>
                 <w:sz w:val="20"/>
               </w:rPr>
               <w:t>TEXT:</w:t>
@@ -6718,60 +6701,65 @@
           </w:p>
           <w:p>
             <w:pPr>
-              <w:spacing w:after="0" w:line="240" w:lineRule="auto"/>
-            </w:pPr>
-            <w:r>
-              <w:rPr>
-                <w:rFonts w:ascii="Arial" w:hAnsi="Arial" w:cs="Arial" w:eastAsia="Microsoft YaHei"/>
-                <w:sz w:val="17"/>
+              <w:spacing w:line="240" w:lineRule="auto" w:after="0"/>
+            </w:pPr>
+            <w:r>
+              <w:rPr>
+                <w:rFonts w:ascii="Comic Sans MS" w:hAnsi="Comic Sans MS" w:cs="Comic Sans MS"/>
+                <w:b w:val="0"/>
+                <w:sz w:val="18"/>
               </w:rPr>
               <w:t>Title: 'Events' and one sentence saying what the site can change</w:t>
             </w:r>
           </w:p>
           <w:p>
             <w:pPr>
-              <w:spacing w:after="0" w:line="240" w:lineRule="auto"/>
-            </w:pPr>
-            <w:r>
-              <w:rPr>
-                <w:rFonts w:ascii="Arial" w:hAnsi="Arial" w:cs="Arial" w:eastAsia="Microsoft YaHei"/>
-                <w:sz w:val="17"/>
+              <w:spacing w:line="240" w:lineRule="auto" w:after="0"/>
+            </w:pPr>
+            <w:r>
+              <w:rPr>
+                <w:rFonts w:ascii="Comic Sans MS" w:hAnsi="Comic Sans MS" w:cs="Comic Sans MS"/>
+                <w:b w:val="0"/>
+                <w:sz w:val="18"/>
               </w:rPr>
               <w:t>Button: '+ New event'</w:t>
             </w:r>
           </w:p>
           <w:p>
             <w:pPr>
-              <w:spacing w:after="0" w:line="240" w:lineRule="auto"/>
-            </w:pPr>
-            <w:r>
-              <w:rPr>
-                <w:rFonts w:ascii="Arial" w:hAnsi="Arial" w:cs="Arial" w:eastAsia="Microsoft YaHei"/>
-                <w:sz w:val="17"/>
+              <w:spacing w:line="240" w:lineRule="auto" w:after="0"/>
+            </w:pPr>
+            <w:r>
+              <w:rPr>
+                <w:rFonts w:ascii="Comic Sans MS" w:hAnsi="Comic Sans MS" w:cs="Comic Sans MS"/>
+                <w:b w:val="0"/>
+                <w:sz w:val="18"/>
               </w:rPr>
               <w:t>Filter chips with live counts: All 13 / Active 8 / Past 4 / Suspended 1</w:t>
             </w:r>
           </w:p>
           <w:p>
             <w:pPr>
-              <w:spacing w:after="0" w:line="240" w:lineRule="auto"/>
-            </w:pPr>
-            <w:r>
-              <w:rPr>
-                <w:rFonts w:ascii="Arial" w:hAnsi="Arial" w:cs="Arial" w:eastAsia="Microsoft YaHei"/>
-                <w:sz w:val="17"/>
+              <w:spacing w:line="240" w:lineRule="auto" w:after="0"/>
+            </w:pPr>
+            <w:r>
+              <w:rPr>
+                <w:rFonts w:ascii="Comic Sans MS" w:hAnsi="Comic Sans MS" w:cs="Comic Sans MS"/>
+                <w:b w:val="0"/>
+                <w:sz w:val="18"/>
               </w:rPr>
               <w:t>Column headings: ID / Event / Date / Location / Status / Ticket / Registrations / Actions</w:t>
             </w:r>
           </w:p>
           <w:p>
             <w:pPr>
-              <w:spacing w:after="0" w:line="240" w:lineRule="auto"/>
-            </w:pPr>
-            <w:r>
-              <w:rPr>
-                <w:rFonts w:ascii="Arial" w:hAnsi="Arial" w:cs="Arial" w:eastAsia="Microsoft YaHei"/>
-                <w:sz w:val="17"/>
+              <w:spacing w:line="240" w:lineRule="auto" w:after="0"/>
+            </w:pPr>
+            <w:r>
+              <w:rPr>
+                <w:rFonts w:ascii="Comic Sans MS" w:hAnsi="Comic Sans MS" w:cs="Comic Sans MS"/>
+                <w:b w:val="0"/>
+                <w:sz w:val="18"/>
               </w:rPr>
               <w:t>Row buttons: 'Edit' / 'Delete'</w:t>
             </w:r>
@@ -6779,38 +6767,48 @@
         </w:tc>
       </w:tr>
     </w:tbl>
+    <w:p>
+      <w:pPr>
+        <w:spacing w:line="240" w:lineRule="auto" w:after="0"/>
+      </w:pPr>
+      <w:r>
+        <w:rPr>
+          <w:rFonts w:ascii="Comic Sans MS" w:hAnsi="Comic Sans MS" w:cs="Comic Sans MS"/>
+          <w:b w:val="0"/>
+          <w:sz w:val="8"/>
+        </w:rPr>
+        <w:t xml:space="preserve"> </w:t>
+      </w:r>
+    </w:p>
     <w:tbl>
       <w:tblPr>
         <w:tblW w:type="auto" w:w="0"/>
-        <w:tblLayout w:type="fixed"/>
         <w:tblLook w:firstColumn="1" w:firstRow="1" w:lastColumn="0" w:lastRow="0" w:noHBand="0" w:noVBand="1" w:val="04A0"/>
-        <w:tblLayout w:type="fixed"/>
-        <w:jc w:val="center"/>
         <w:tblBorders>
-          <w:top w:val="single" w:sz="6" w:space="0" w:color="808080"/>
-          <w:left w:val="single" w:sz="6" w:space="0" w:color="808080"/>
-          <w:bottom w:val="single" w:sz="6" w:space="0" w:color="808080"/>
-          <w:right w:val="single" w:sz="6" w:space="0" w:color="808080"/>
-          <w:insideH w:val="single" w:sz="6" w:space="0" w:color="808080"/>
-          <w:insideV w:val="single" w:sz="6" w:space="0" w:color="808080"/>
+          <w:top w:val="single" w:sz="4" w:space="0" w:color="808080"/>
+          <w:left w:val="single" w:sz="4" w:space="0" w:color="808080"/>
+          <w:bottom w:val="single" w:sz="4" w:space="0" w:color="808080"/>
+          <w:right w:val="single" w:sz="4" w:space="0" w:color="808080"/>
+          <w:insideH w:val="single" w:sz="4" w:space="0" w:color="808080"/>
+          <w:insideV w:val="single" w:sz="4" w:space="0" w:color="808080"/>
         </w:tblBorders>
       </w:tblPr>
       <w:tblGrid>
-        <w:gridCol w:w="8901"/>
+        <w:gridCol w:w="8731"/>
       </w:tblGrid>
       <w:tr>
         <w:tc>
           <w:tcPr>
-            <w:tcW w:type="dxa" w:w="8901"/>
+            <w:tcW w:type="dxa" w:w="8731"/>
           </w:tcPr>
           <w:p>
             <w:pPr>
-              <w:spacing w:before="20" w:after="20" w:line="240" w:lineRule="auto"/>
-            </w:pPr>
-            <w:r>
-              <w:rPr>
-                <w:rFonts w:ascii="Arial" w:hAnsi="Arial" w:cs="Arial" w:eastAsia="Microsoft YaHei"/>
-                <w:b/>
+              <w:spacing w:line="240" w:lineRule="auto" w:after="40"/>
+            </w:pPr>
+            <w:r>
+              <w:rPr>
+                <w:rFonts w:ascii="Comic Sans MS" w:hAnsi="Comic Sans MS" w:cs="Comic Sans MS"/>
+                <w:b w:val="0"/>
                 <w:sz w:val="20"/>
               </w:rPr>
               <w:t>AUDIO/VIDEO:</w:t>
@@ -6818,12 +6816,13 @@
           </w:p>
           <w:p>
             <w:pPr>
-              <w:spacing w:after="0" w:line="240" w:lineRule="auto"/>
-            </w:pPr>
-            <w:r>
-              <w:rPr>
-                <w:rFonts w:ascii="Arial" w:hAnsi="Arial" w:cs="Arial" w:eastAsia="Microsoft YaHei"/>
-                <w:sz w:val="17"/>
+              <w:spacing w:line="240" w:lineRule="auto" w:after="0"/>
+            </w:pPr>
+            <w:r>
+              <w:rPr>
+                <w:rFonts w:ascii="Comic Sans MS" w:hAnsi="Comic Sans MS" w:cs="Comic Sans MS"/>
+                <w:b w:val="0"/>
+                <w:sz w:val="18"/>
               </w:rPr>
               <w:t>None. Status badges are coloured text, and the counts are rendered from the rows actually on screen.</w:t>
             </w:r>
@@ -6833,14 +6832,26 @@
     </w:tbl>
     <w:p>
       <w:pPr>
-        <w:keepNext/>
-        <w:spacing w:before="80" w:after="20" w:line="240" w:lineRule="auto"/>
+        <w:spacing w:line="240" w:lineRule="auto" w:after="0"/>
       </w:pPr>
       <w:r>
         <w:rPr>
-          <w:rFonts w:ascii="Arial" w:hAnsi="Arial" w:cs="Arial" w:eastAsia="Microsoft YaHei"/>
+          <w:rFonts w:ascii="Comic Sans MS" w:hAnsi="Comic Sans MS" w:cs="Comic Sans MS"/>
+          <w:b w:val="0"/>
+          <w:sz w:val="8"/>
+        </w:rPr>
+        <w:t xml:space="preserve"> </w:t>
+      </w:r>
+    </w:p>
+    <w:p>
+      <w:pPr>
+        <w:spacing w:line="240" w:lineRule="auto" w:before="0" w:after="40"/>
+      </w:pPr>
+      <w:r>
+        <w:rPr>
+          <w:rFonts w:ascii="Comic Sans MS" w:hAnsi="Comic Sans MS" w:cs="Comic Sans MS"/>
           <w:b/>
-          <w:sz w:val="24"/>
+          <w:sz w:val="28"/>
         </w:rPr>
         <w:t>NOTES</w:t>
       </w:r>
@@ -6848,35 +6859,32 @@
     <w:tbl>
       <w:tblPr>
         <w:tblW w:type="auto" w:w="0"/>
-        <w:tblLayout w:type="fixed"/>
         <w:tblLook w:firstColumn="1" w:firstRow="1" w:lastColumn="0" w:lastRow="0" w:noHBand="0" w:noVBand="1" w:val="04A0"/>
-        <w:tblLayout w:type="fixed"/>
-        <w:jc w:val="center"/>
         <w:tblBorders>
-          <w:top w:val="single" w:sz="6" w:space="0" w:color="808080"/>
-          <w:left w:val="single" w:sz="6" w:space="0" w:color="808080"/>
-          <w:bottom w:val="single" w:sz="6" w:space="0" w:color="808080"/>
-          <w:right w:val="single" w:sz="6" w:space="0" w:color="808080"/>
-          <w:insideH w:val="single" w:sz="6" w:space="0" w:color="808080"/>
-          <w:insideV w:val="single" w:sz="6" w:space="0" w:color="808080"/>
+          <w:top w:val="single" w:sz="4" w:space="0" w:color="808080"/>
+          <w:left w:val="single" w:sz="4" w:space="0" w:color="808080"/>
+          <w:bottom w:val="single" w:sz="4" w:space="0" w:color="808080"/>
+          <w:right w:val="single" w:sz="4" w:space="0" w:color="808080"/>
+          <w:insideH w:val="single" w:sz="4" w:space="0" w:color="808080"/>
+          <w:insideV w:val="single" w:sz="4" w:space="0" w:color="808080"/>
         </w:tblBorders>
       </w:tblPr>
       <w:tblGrid>
-        <w:gridCol w:w="8901"/>
+        <w:gridCol w:w="8731"/>
       </w:tblGrid>
       <w:tr>
         <w:tc>
           <w:tcPr>
-            <w:tcW w:type="dxa" w:w="8901"/>
+            <w:tcW w:type="dxa" w:w="8731"/>
           </w:tcPr>
           <w:p>
             <w:pPr>
-              <w:spacing w:before="20" w:after="20" w:line="240" w:lineRule="auto"/>
-            </w:pPr>
-            <w:r>
-              <w:rPr>
-                <w:rFonts w:ascii="Arial" w:hAnsi="Arial" w:cs="Arial" w:eastAsia="Microsoft YaHei"/>
-                <w:b/>
+              <w:spacing w:line="240" w:lineRule="auto" w:after="40"/>
+            </w:pPr>
+            <w:r>
+              <w:rPr>
+                <w:rFonts w:ascii="Comic Sans MS" w:hAnsi="Comic Sans MS" w:cs="Comic Sans MS"/>
+                <w:b w:val="0"/>
                 <w:sz w:val="20"/>
               </w:rPr>
               <w:t>NOTES:</w:t>
@@ -6884,12 +6892,13 @@
           </w:p>
           <w:p>
             <w:pPr>
-              <w:spacing w:after="0" w:line="240" w:lineRule="auto"/>
-            </w:pPr>
-            <w:r>
-              <w:rPr>
-                <w:rFonts w:ascii="Arial" w:hAnsi="Arial" w:cs="Arial" w:eastAsia="Microsoft YaHei"/>
-                <w:sz w:val="17"/>
+              <w:spacing w:line="240" w:lineRule="auto" w:after="0"/>
+            </w:pPr>
+            <w:r>
+              <w:rPr>
+                <w:rFonts w:ascii="Comic Sans MS" w:hAnsi="Comic Sans MS" w:cs="Comic Sans MS"/>
+                <w:b w:val="0"/>
+                <w:sz w:val="18"/>
               </w:rPr>
               <w:t>Counts live on the filter chips because 'how many suspended?' is the first question staff ask. A blocked delete reports the reason and the alternative (suspend it) rather than failing silently.</w:t>
             </w:r>
@@ -6897,41 +6906,50 @@
         </w:tc>
       </w:tr>
     </w:tbl>
+    <w:p>
+      <w:pPr>
+        <w:spacing w:line="240" w:lineRule="auto" w:after="0"/>
+      </w:pPr>
+      <w:r>
+        <w:rPr>
+          <w:rFonts w:ascii="Comic Sans MS" w:hAnsi="Comic Sans MS" w:cs="Comic Sans MS"/>
+          <w:b w:val="0"/>
+          <w:sz w:val="8"/>
+        </w:rPr>
+        <w:t xml:space="preserve"> </w:t>
+      </w:r>
+    </w:p>
     <w:tbl>
       <w:tblPr>
-        <w:tblStyle w:val="TableGrid"/>
         <w:tblW w:type="auto" w:w="0"/>
-        <w:jc w:val="center"/>
-        <w:tblLayout w:type="fixed"/>
         <w:tblLook w:firstColumn="1" w:firstRow="1" w:lastColumn="0" w:lastRow="0" w:noHBand="0" w:noVBand="1" w:val="04A0"/>
-        <w:tblLayout w:type="fixed"/>
-        <w:tblCellMar>
-          <w:top w:w="10" w:type="dxa"/>
-          <w:left w:w="60" w:type="dxa"/>
-          <w:bottom w:w="10" w:type="dxa"/>
-          <w:right w:w="60" w:type="dxa"/>
-        </w:tblCellMar>
+        <w:tblBorders>
+          <w:top w:val="single" w:sz="4" w:space="0" w:color="808080"/>
+          <w:left w:val="single" w:sz="4" w:space="0" w:color="808080"/>
+          <w:bottom w:val="single" w:sz="4" w:space="0" w:color="808080"/>
+          <w:right w:val="single" w:sz="4" w:space="0" w:color="808080"/>
+          <w:insideH w:val="single" w:sz="4" w:space="0" w:color="808080"/>
+          <w:insideV w:val="single" w:sz="4" w:space="0" w:color="808080"/>
+        </w:tblBorders>
       </w:tblPr>
       <w:tblGrid>
-        <w:gridCol w:w="1814"/>
-        <w:gridCol w:w="7087"/>
+        <w:gridCol w:w="1928"/>
+        <w:gridCol w:w="6803"/>
       </w:tblGrid>
       <w:tr>
         <w:tc>
           <w:tcPr>
-            <w:tcW w:type="dxa" w:w="1814"/>
-            <w:shd w:val="clear" w:color="auto" w:fill="E8EEF4"/>
+            <w:tcW w:type="dxa" w:w="1928"/>
           </w:tcPr>
           <w:p>
             <w:pPr>
               <w:spacing w:line="240" w:lineRule="auto" w:after="0"/>
             </w:pPr>
-            <w:r/>
-            <w:r>
-              <w:rPr>
-                <w:rFonts w:ascii="Arial" w:hAnsi="Arial" w:cs="Arial" w:eastAsia="Microsoft YaHei"/>
-                <w:b/>
-                <w:sz w:val="17"/>
+            <w:r>
+              <w:rPr>
+                <w:rFonts w:ascii="Comic Sans MS" w:hAnsi="Comic Sans MS" w:cs="Comic Sans MS"/>
+                <w:b w:val="0"/>
+                <w:sz w:val="20"/>
               </w:rPr>
               <w:t>Description:</w:t>
             </w:r>
@@ -6939,18 +6957,17 @@
         </w:tc>
         <w:tc>
           <w:tcPr>
-            <w:tcW w:type="dxa" w:w="7087"/>
+            <w:tcW w:type="dxa" w:w="6803"/>
           </w:tcPr>
           <w:p>
             <w:pPr>
               <w:spacing w:line="240" w:lineRule="auto" w:after="0"/>
             </w:pPr>
-            <w:r/>
-            <w:r>
-              <w:rPr>
-                <w:rFonts w:ascii="Arial" w:hAnsi="Arial" w:cs="Arial" w:eastAsia="Microsoft YaHei"/>
-                <w:b w:val="0"/>
-                <w:sz w:val="17"/>
+            <w:r>
+              <w:rPr>
+                <w:rFonts w:ascii="Comic Sans MS" w:hAnsi="Comic Sans MS" w:cs="Comic Sans MS"/>
+                <w:b w:val="0"/>
+                <w:sz w:val="20"/>
               </w:rPr>
               <w:t>The staff home page, deployed under /admin/. Every event whatever its status, with the doors to the other two staff screens. Authentication is out of scope by design - the brief says so.</w:t>
             </w:r>
@@ -6960,19 +6977,17 @@
       <w:tr>
         <w:tc>
           <w:tcPr>
-            <w:tcW w:type="dxa" w:w="1814"/>
-            <w:shd w:val="clear" w:color="auto" w:fill="E8EEF4"/>
+            <w:tcW w:type="dxa" w:w="1928"/>
           </w:tcPr>
           <w:p>
             <w:pPr>
               <w:spacing w:line="240" w:lineRule="auto" w:after="0"/>
             </w:pPr>
-            <w:r/>
-            <w:r>
-              <w:rPr>
-                <w:rFonts w:ascii="Arial" w:hAnsi="Arial" w:cs="Arial" w:eastAsia="Microsoft YaHei"/>
-                <w:b/>
-                <w:sz w:val="17"/>
+            <w:r>
+              <w:rPr>
+                <w:rFonts w:ascii="Comic Sans MS" w:hAnsi="Comic Sans MS" w:cs="Comic Sans MS"/>
+                <w:b w:val="0"/>
+                <w:sz w:val="20"/>
               </w:rPr>
               <w:t>Content:</w:t>
             </w:r>
@@ -6980,18 +6995,17 @@
         </w:tc>
         <w:tc>
           <w:tcPr>
-            <w:tcW w:type="dxa" w:w="7087"/>
+            <w:tcW w:type="dxa" w:w="6803"/>
           </w:tcPr>
           <w:p>
             <w:pPr>
               <w:spacing w:line="240" w:lineRule="auto" w:after="0"/>
             </w:pPr>
-            <w:r/>
-            <w:r>
-              <w:rPr>
-                <w:rFonts w:ascii="Arial" w:hAnsi="Arial" w:cs="Arial" w:eastAsia="Microsoft YaHei"/>
-                <w:b w:val="0"/>
-                <w:sz w:val="17"/>
+            <w:r>
+              <w:rPr>
+                <w:rFonts w:ascii="Comic Sans MS" w:hAnsi="Comic Sans MS" w:cs="Comic Sans MS"/>
+                <w:b w:val="0"/>
+                <w:sz w:val="20"/>
               </w:rPr>
               <w:t>Title and a one-sentence explanation of what the site can change.</w:t>
               <w:br/>
@@ -7009,19 +7023,17 @@
       <w:tr>
         <w:tc>
           <w:tcPr>
-            <w:tcW w:type="dxa" w:w="1814"/>
-            <w:shd w:val="clear" w:color="auto" w:fill="E8EEF4"/>
+            <w:tcW w:type="dxa" w:w="1928"/>
           </w:tcPr>
           <w:p>
             <w:pPr>
               <w:spacing w:line="240" w:lineRule="auto" w:after="0"/>
             </w:pPr>
-            <w:r/>
-            <w:r>
-              <w:rPr>
-                <w:rFonts w:ascii="Arial" w:hAnsi="Arial" w:cs="Arial" w:eastAsia="Microsoft YaHei"/>
-                <w:b/>
-                <w:sz w:val="17"/>
+            <w:r>
+              <w:rPr>
+                <w:rFonts w:ascii="Comic Sans MS" w:hAnsi="Comic Sans MS" w:cs="Comic Sans MS"/>
+                <w:b w:val="0"/>
+                <w:sz w:val="20"/>
               </w:rPr>
               <w:t>Interactions:</w:t>
             </w:r>
@@ -7029,18 +7041,17 @@
         </w:tc>
         <w:tc>
           <w:tcPr>
-            <w:tcW w:type="dxa" w:w="7087"/>
+            <w:tcW w:type="dxa" w:w="6803"/>
           </w:tcPr>
           <w:p>
             <w:pPr>
               <w:spacing w:line="240" w:lineRule="auto" w:after="0"/>
             </w:pPr>
-            <w:r/>
-            <w:r>
-              <w:rPr>
-                <w:rFonts w:ascii="Arial" w:hAnsi="Arial" w:cs="Arial" w:eastAsia="Microsoft YaHei"/>
-                <w:b w:val="0"/>
-                <w:sz w:val="17"/>
+            <w:r>
+              <w:rPr>
+                <w:rFonts w:ascii="Comic Sans MS" w:hAnsi="Comic Sans MS" w:cs="Comic Sans MS"/>
+                <w:b w:val="0"/>
+                <w:sz w:val="20"/>
               </w:rPr>
               <w:t>The chips filter the rendered list; suspended wins over past, so a cancelled event stays visible with the reason it was cancelled.</w:t>
               <w:br/>
@@ -7054,19 +7065,17 @@
       <w:tr>
         <w:tc>
           <w:tcPr>
-            <w:tcW w:type="dxa" w:w="1814"/>
-            <w:shd w:val="clear" w:color="auto" w:fill="E8EEF4"/>
+            <w:tcW w:type="dxa" w:w="1928"/>
           </w:tcPr>
           <w:p>
             <w:pPr>
               <w:spacing w:line="240" w:lineRule="auto" w:after="0"/>
             </w:pPr>
-            <w:r/>
-            <w:r>
-              <w:rPr>
-                <w:rFonts w:ascii="Arial" w:hAnsi="Arial" w:cs="Arial" w:eastAsia="Microsoft YaHei"/>
-                <w:b/>
-                <w:sz w:val="17"/>
+            <w:r>
+              <w:rPr>
+                <w:rFonts w:ascii="Comic Sans MS" w:hAnsi="Comic Sans MS" w:cs="Comic Sans MS"/>
+                <w:b w:val="0"/>
+                <w:sz w:val="20"/>
               </w:rPr>
               <w:t>Media Creation:</w:t>
             </w:r>
@@ -7074,18 +7083,17 @@
         </w:tc>
         <w:tc>
           <w:tcPr>
-            <w:tcW w:type="dxa" w:w="7087"/>
+            <w:tcW w:type="dxa" w:w="6803"/>
           </w:tcPr>
           <w:p>
             <w:pPr>
               <w:spacing w:line="240" w:lineRule="auto" w:after="0"/>
             </w:pPr>
-            <w:r/>
-            <w:r>
-              <w:rPr>
-                <w:rFonts w:ascii="Arial" w:hAnsi="Arial" w:cs="Arial" w:eastAsia="Microsoft YaHei"/>
-                <w:b w:val="0"/>
-                <w:sz w:val="17"/>
+            <w:r>
+              <w:rPr>
+                <w:rFonts w:ascii="Comic Sans MS" w:hAnsi="Comic Sans MS" w:cs="Comic Sans MS"/>
+                <w:b w:val="0"/>
+                <w:sz w:val="20"/>
               </w:rPr>
               <w:t>Status badges are coloured per status (active, past, suspended). No images.</w:t>
             </w:r>
@@ -7095,19 +7103,17 @@
       <w:tr>
         <w:tc>
           <w:tcPr>
-            <w:tcW w:type="dxa" w:w="1814"/>
-            <w:shd w:val="clear" w:color="auto" w:fill="E8EEF4"/>
+            <w:tcW w:type="dxa" w:w="1928"/>
           </w:tcPr>
           <w:p>
             <w:pPr>
               <w:spacing w:line="240" w:lineRule="auto" w:after="0"/>
             </w:pPr>
-            <w:r/>
-            <w:r>
-              <w:rPr>
-                <w:rFonts w:ascii="Arial" w:hAnsi="Arial" w:cs="Arial" w:eastAsia="Microsoft YaHei"/>
-                <w:b/>
-                <w:sz w:val="17"/>
+            <w:r>
+              <w:rPr>
+                <w:rFonts w:ascii="Comic Sans MS" w:hAnsi="Comic Sans MS" w:cs="Comic Sans MS"/>
+                <w:b w:val="0"/>
+                <w:sz w:val="20"/>
               </w:rPr>
               <w:t>Navigation:</w:t>
             </w:r>
@@ -7115,18 +7121,17 @@
         </w:tc>
         <w:tc>
           <w:tcPr>
-            <w:tcW w:type="dxa" w:w="7087"/>
+            <w:tcW w:type="dxa" w:w="6803"/>
           </w:tcPr>
           <w:p>
             <w:pPr>
               <w:spacing w:line="240" w:lineRule="auto" w:after="0"/>
             </w:pPr>
-            <w:r/>
-            <w:r>
-              <w:rPr>
-                <w:rFonts w:ascii="Arial" w:hAnsi="Arial" w:cs="Arial" w:eastAsia="Microsoft YaHei"/>
-                <w:b w:val="0"/>
-                <w:sz w:val="17"/>
+            <w:r>
+              <w:rPr>
+                <w:rFonts w:ascii="Comic Sans MS" w:hAnsi="Comic Sans MS" w:cs="Comic Sans MS"/>
+                <w:b w:val="0"/>
+                <w:sz w:val="20"/>
               </w:rPr>
               <w:t>In: 'Staff admin' in the public menu, or All events in the staff menu.</w:t>
               <w:br/>
@@ -7138,12 +7143,20 @@
     </w:tbl>
     <w:p>
       <w:pPr>
-        <w:spacing w:after="0"/>
-      </w:pPr>
+        <w:spacing w:line="240" w:lineRule="auto" w:after="0"/>
+      </w:pPr>
+      <w:r>
+        <w:rPr>
+          <w:rFonts w:ascii="Comic Sans MS" w:hAnsi="Comic Sans MS" w:cs="Comic Sans MS"/>
+          <w:b w:val="0"/>
+          <w:sz w:val="8"/>
+        </w:rPr>
+        <w:t xml:space="preserve"> </w:t>
+      </w:r>
     </w:p>
     <w:p>
       <w:pPr>
-        <w:spacing w:after="0"/>
+        <w:spacing w:line="240" w:lineRule="auto" w:after="0"/>
       </w:pPr>
       <w:r>
         <w:br w:type="page"/>
@@ -7151,78 +7164,45 @@
     </w:p>
     <w:p>
       <w:pPr>
-        <w:keepNext/>
-        <w:spacing w:before="0" w:after="120"/>
+        <w:pStyle w:val="Heading1"/>
+        <w:spacing w:before="0" w:after="120" w:line="240" w:lineRule="auto"/>
       </w:pPr>
       <w:r>
         <w:rPr>
-          <w:rFonts w:ascii="Arial" w:hAnsi="Arial" w:cs="Arial" w:eastAsia="Microsoft YaHei"/>
+          <w:rFonts w:ascii="Comic Sans MS" w:hAnsi="Comic Sans MS" w:cs="Comic Sans MS"/>
           <w:b/>
-          <w:sz w:val="24"/>
+          <w:sz w:val="28"/>
         </w:rPr>
-        <w:t>Storyboard S6 - Staff - new event</w:t>
+        <w:t>Storyboard</w:t>
       </w:r>
     </w:p>
     <w:p>
       <w:pPr>
-        <w:spacing w:after="120" w:line="240" w:lineRule="auto"/>
+        <w:spacing w:line="240" w:lineRule="auto" w:before="0" w:after="80"/>
       </w:pPr>
       <w:r>
         <w:rPr>
-          <w:rFonts w:ascii="Arial" w:hAnsi="Arial" w:cs="Arial" w:eastAsia="Microsoft YaHei"/>
-          <w:b/>
-          <w:sz w:val="22"/>
+          <w:rFonts w:ascii="Comic Sans MS" w:hAnsi="Comic Sans MS" w:cs="Comic Sans MS"/>
+          <w:b w:val="0"/>
+          <w:sz w:val="20"/>
         </w:rPr>
-        <w:t xml:space="preserve">TITLE: </w:t>
-      </w:r>
-      <w:r>
-        <w:rPr>
-          <w:rFonts w:ascii="Arial" w:hAnsi="Arial" w:cs="Arial" w:eastAsia="Microsoft YaHei"/>
-          <w:sz w:val="22"/>
-        </w:rPr>
-        <w:t xml:space="preserve">Staff - new event    </w:t>
-      </w:r>
-      <w:r>
-        <w:rPr>
-          <w:rFonts w:ascii="Arial" w:hAnsi="Arial" w:cs="Arial" w:eastAsia="Microsoft YaHei"/>
-          <w:b/>
-          <w:sz w:val="22"/>
-        </w:rPr>
-        <w:t xml:space="preserve">SCREEN ID: </w:t>
-      </w:r>
-      <w:r>
-        <w:rPr>
-          <w:rFonts w:ascii="Arial" w:hAnsi="Arial" w:cs="Arial" w:eastAsia="Microsoft YaHei"/>
-          <w:sz w:val="22"/>
-        </w:rPr>
-        <w:t xml:space="preserve">S6    </w:t>
-      </w:r>
-      <w:r>
-        <w:rPr>
-          <w:rFonts w:ascii="Arial" w:hAnsi="Arial" w:cs="Arial" w:eastAsia="Microsoft YaHei"/>
-          <w:b/>
-          <w:sz w:val="22"/>
-        </w:rPr>
-        <w:t xml:space="preserve">DATE: </w:t>
-      </w:r>
-      <w:r>
-        <w:rPr>
-          <w:rFonts w:ascii="Arial" w:hAnsi="Arial" w:cs="Arial" w:eastAsia="Microsoft YaHei"/>
-          <w:sz w:val="22"/>
-        </w:rPr>
-        <w:t>18 October 2026</w:t>
+        <w:t>TITLE: Staff - new event      SCREEN ID: S6      DATE: 18 October 2026</w:t>
       </w:r>
     </w:p>
     <w:p>
       <w:pPr>
-        <w:keepNext/>
-        <w:spacing w:before="80" w:after="20" w:line="240" w:lineRule="auto"/>
+        <w:spacing w:line="240" w:lineRule="auto" w:before="0" w:after="0"/>
+      </w:pPr>
+    </w:p>
+    <w:p>
+      <w:pPr>
+        <w:spacing w:line="240" w:lineRule="auto" w:before="0" w:after="40"/>
       </w:pPr>
       <w:r>
         <w:rPr>
-          <w:rFonts w:ascii="Arial" w:hAnsi="Arial" w:cs="Arial" w:eastAsia="Microsoft YaHei"/>
+          <w:rFonts w:ascii="Comic Sans MS" w:hAnsi="Comic Sans MS" w:cs="Comic Sans MS"/>
           <w:b/>
-          <w:sz w:val="24"/>
+          <w:sz w:val="28"/>
         </w:rPr>
         <w:t>Elements:</w:t>
       </w:r>
@@ -7230,35 +7210,32 @@
     <w:tbl>
       <w:tblPr>
         <w:tblW w:type="auto" w:w="0"/>
-        <w:tblLayout w:type="fixed"/>
         <w:tblLook w:firstColumn="1" w:firstRow="1" w:lastColumn="0" w:lastRow="0" w:noHBand="0" w:noVBand="1" w:val="04A0"/>
-        <w:tblLayout w:type="fixed"/>
-        <w:jc w:val="center"/>
         <w:tblBorders>
-          <w:top w:val="single" w:sz="6" w:space="0" w:color="808080"/>
-          <w:left w:val="single" w:sz="6" w:space="0" w:color="808080"/>
-          <w:bottom w:val="single" w:sz="6" w:space="0" w:color="808080"/>
-          <w:right w:val="single" w:sz="6" w:space="0" w:color="808080"/>
-          <w:insideH w:val="single" w:sz="6" w:space="0" w:color="808080"/>
-          <w:insideV w:val="single" w:sz="6" w:space="0" w:color="808080"/>
+          <w:top w:val="single" w:sz="4" w:space="0" w:color="808080"/>
+          <w:left w:val="single" w:sz="4" w:space="0" w:color="808080"/>
+          <w:bottom w:val="single" w:sz="4" w:space="0" w:color="808080"/>
+          <w:right w:val="single" w:sz="4" w:space="0" w:color="808080"/>
+          <w:insideH w:val="single" w:sz="4" w:space="0" w:color="808080"/>
+          <w:insideV w:val="single" w:sz="4" w:space="0" w:color="808080"/>
         </w:tblBorders>
       </w:tblPr>
       <w:tblGrid>
-        <w:gridCol w:w="8901"/>
+        <w:gridCol w:w="8731"/>
       </w:tblGrid>
       <w:tr>
         <w:tc>
           <w:tcPr>
-            <w:tcW w:type="dxa" w:w="8901"/>
+            <w:tcW w:type="dxa" w:w="8731"/>
           </w:tcPr>
           <w:p>
             <w:pPr>
-              <w:spacing w:before="20" w:after="20" w:line="240" w:lineRule="auto"/>
-            </w:pPr>
-            <w:r>
-              <w:rPr>
-                <w:rFonts w:ascii="Arial" w:hAnsi="Arial" w:cs="Arial" w:eastAsia="Microsoft YaHei"/>
-                <w:b/>
+              <w:spacing w:line="240" w:lineRule="auto" w:after="40"/>
+            </w:pPr>
+            <w:r>
+              <w:rPr>
+                <w:rFonts w:ascii="Comic Sans MS" w:hAnsi="Comic Sans MS" w:cs="Comic Sans MS"/>
+                <w:b w:val="0"/>
                 <w:sz w:val="20"/>
               </w:rPr>
               <w:t>GRAPHICS:</w:t>
@@ -7266,13 +7243,13 @@
           </w:p>
           <w:p>
             <w:pPr>
-              <w:spacing w:after="20" w:line="240" w:lineRule="auto"/>
+              <w:spacing w:line="240" w:lineRule="auto" w:after="40"/>
               <w:jc w:val="center"/>
             </w:pPr>
             <w:r>
               <w:drawing>
                 <wp:inline xmlns:a="http://schemas.openxmlformats.org/drawingml/2006/main" xmlns:pic="http://schemas.openxmlformats.org/drawingml/2006/picture">
-                  <wp:extent cx="2448000" cy="2390625"/>
+                  <wp:extent cx="3671999" cy="3585937"/>
                   <wp:docPr id="6" name="Picture 6"/>
                   <wp:cNvGraphicFramePr>
                     <a:graphicFrameLocks noChangeAspect="1"/>
@@ -7293,7 +7270,7 @@
                         <pic:spPr>
                           <a:xfrm>
                             <a:off x="0" y="0"/>
-                            <a:ext cx="2448000" cy="2390625"/>
+                            <a:ext cx="3671999" cy="3585937"/>
                           </a:xfrm>
                           <a:prstGeom prst="rect"/>
                         </pic:spPr>
@@ -7306,12 +7283,13 @@
           </w:p>
           <w:p>
             <w:pPr>
-              <w:spacing w:after="0" w:line="240" w:lineRule="auto"/>
-            </w:pPr>
-            <w:r>
-              <w:rPr>
-                <w:rFonts w:ascii="Arial" w:hAnsi="Arial" w:cs="Arial" w:eastAsia="Microsoft YaHei"/>
-                <w:sz w:val="17"/>
+              <w:spacing w:line="240" w:lineRule="auto" w:after="0"/>
+            </w:pPr>
+            <w:r>
+              <w:rPr>
+                <w:rFonts w:ascii="Comic Sans MS" w:hAnsi="Comic Sans MS" w:cs="Comic Sans MS"/>
+                <w:b w:val="0"/>
+                <w:sz w:val="18"/>
               </w:rPr>
               <w:t>Live screenshot of the deployed page (https://24831941.it.scu.edu.au), taken with headless Chrome. The layout is the design; every value on it comes from the API.</w:t>
             </w:r>
@@ -7319,38 +7297,48 @@
         </w:tc>
       </w:tr>
     </w:tbl>
+    <w:p>
+      <w:pPr>
+        <w:spacing w:line="240" w:lineRule="auto" w:after="0"/>
+      </w:pPr>
+      <w:r>
+        <w:rPr>
+          <w:rFonts w:ascii="Comic Sans MS" w:hAnsi="Comic Sans MS" w:cs="Comic Sans MS"/>
+          <w:b w:val="0"/>
+          <w:sz w:val="8"/>
+        </w:rPr>
+        <w:t xml:space="preserve"> </w:t>
+      </w:r>
+    </w:p>
     <w:tbl>
       <w:tblPr>
         <w:tblW w:type="auto" w:w="0"/>
-        <w:tblLayout w:type="fixed"/>
         <w:tblLook w:firstColumn="1" w:firstRow="1" w:lastColumn="0" w:lastRow="0" w:noHBand="0" w:noVBand="1" w:val="04A0"/>
-        <w:tblLayout w:type="fixed"/>
-        <w:jc w:val="center"/>
         <w:tblBorders>
-          <w:top w:val="single" w:sz="6" w:space="0" w:color="808080"/>
-          <w:left w:val="single" w:sz="6" w:space="0" w:color="808080"/>
-          <w:bottom w:val="single" w:sz="6" w:space="0" w:color="808080"/>
-          <w:right w:val="single" w:sz="6" w:space="0" w:color="808080"/>
-          <w:insideH w:val="single" w:sz="6" w:space="0" w:color="808080"/>
-          <w:insideV w:val="single" w:sz="6" w:space="0" w:color="808080"/>
+          <w:top w:val="single" w:sz="4" w:space="0" w:color="808080"/>
+          <w:left w:val="single" w:sz="4" w:space="0" w:color="808080"/>
+          <w:bottom w:val="single" w:sz="4" w:space="0" w:color="808080"/>
+          <w:right w:val="single" w:sz="4" w:space="0" w:color="808080"/>
+          <w:insideH w:val="single" w:sz="4" w:space="0" w:color="808080"/>
+          <w:insideV w:val="single" w:sz="4" w:space="0" w:color="808080"/>
         </w:tblBorders>
       </w:tblPr>
       <w:tblGrid>
-        <w:gridCol w:w="8901"/>
+        <w:gridCol w:w="8731"/>
       </w:tblGrid>
       <w:tr>
         <w:tc>
           <w:tcPr>
-            <w:tcW w:type="dxa" w:w="8901"/>
+            <w:tcW w:type="dxa" w:w="8731"/>
           </w:tcPr>
           <w:p>
             <w:pPr>
-              <w:spacing w:before="20" w:after="20" w:line="240" w:lineRule="auto"/>
-            </w:pPr>
-            <w:r>
-              <w:rPr>
-                <w:rFonts w:ascii="Arial" w:hAnsi="Arial" w:cs="Arial" w:eastAsia="Microsoft YaHei"/>
-                <w:b/>
+              <w:spacing w:line="240" w:lineRule="auto" w:after="40"/>
+            </w:pPr>
+            <w:r>
+              <w:rPr>
+                <w:rFonts w:ascii="Comic Sans MS" w:hAnsi="Comic Sans MS" w:cs="Comic Sans MS"/>
+                <w:b w:val="0"/>
                 <w:sz w:val="20"/>
               </w:rPr>
               <w:t>TEXT:</w:t>
@@ -7358,48 +7346,52 @@
           </w:p>
           <w:p>
             <w:pPr>
-              <w:spacing w:after="0" w:line="240" w:lineRule="auto"/>
-            </w:pPr>
-            <w:r>
-              <w:rPr>
-                <w:rFonts w:ascii="Arial" w:hAnsi="Arial" w:cs="Arial" w:eastAsia="Microsoft YaHei"/>
-                <w:sz w:val="17"/>
+              <w:spacing w:line="240" w:lineRule="auto" w:after="0"/>
+            </w:pPr>
+            <w:r>
+              <w:rPr>
+                <w:rFonts w:ascii="Comic Sans MS" w:hAnsi="Comic Sans MS" w:cs="Comic Sans MS"/>
+                <w:b w:val="0"/>
+                <w:sz w:val="18"/>
               </w:rPr>
               <w:t>Title: 'New event'</w:t>
             </w:r>
           </w:p>
           <w:p>
             <w:pPr>
-              <w:spacing w:after="0" w:line="240" w:lineRule="auto"/>
-            </w:pPr>
-            <w:r>
-              <w:rPr>
-                <w:rFonts w:ascii="Arial" w:hAnsi="Arial" w:cs="Arial" w:eastAsia="Microsoft YaHei"/>
-                <w:sz w:val="17"/>
+              <w:spacing w:line="240" w:lineRule="auto" w:after="0"/>
+            </w:pPr>
+            <w:r>
+              <w:rPr>
+                <w:rFonts w:ascii="Comic Sans MS" w:hAnsi="Comic Sans MS" w:cs="Comic Sans MS"/>
+                <w:b w:val="0"/>
+                <w:sz w:val="18"/>
               </w:rPr>
               <w:t>Required fields marked '*': name, description, organisation, category, status, date, start time, venue, city</w:t>
             </w:r>
           </w:p>
           <w:p>
             <w:pPr>
-              <w:spacing w:after="0" w:line="240" w:lineRule="auto"/>
-            </w:pPr>
-            <w:r>
-              <w:rPr>
-                <w:rFonts w:ascii="Arial" w:hAnsi="Arial" w:cs="Arial" w:eastAsia="Microsoft YaHei"/>
-                <w:sz w:val="17"/>
+              <w:spacing w:line="240" w:lineRule="auto" w:after="0"/>
+            </w:pPr>
+            <w:r>
+              <w:rPr>
+                <w:rFonts w:ascii="Comic Sans MS" w:hAnsi="Comic Sans MS" w:cs="Comic Sans MS"/>
+                <w:b w:val="0"/>
+                <w:sz w:val="18"/>
               </w:rPr>
               <w:t>Optional: summary, end time, suburb, ticket price, goal, raised so far, latitude / longitude ('Used by the Open-Meteo forecast on the event page. Leave blank if unknown.')</w:t>
             </w:r>
           </w:p>
           <w:p>
             <w:pPr>
-              <w:spacing w:after="0" w:line="240" w:lineRule="auto"/>
-            </w:pPr>
-            <w:r>
-              <w:rPr>
-                <w:rFonts w:ascii="Arial" w:hAnsi="Arial" w:cs="Arial" w:eastAsia="Microsoft YaHei"/>
-                <w:sz w:val="17"/>
+              <w:spacing w:line="240" w:lineRule="auto" w:after="0"/>
+            </w:pPr>
+            <w:r>
+              <w:rPr>
+                <w:rFonts w:ascii="Comic Sans MS" w:hAnsi="Comic Sans MS" w:cs="Comic Sans MS"/>
+                <w:b w:val="0"/>
+                <w:sz w:val="18"/>
               </w:rPr>
               <w:t>Buttons: 'Save changes' / 'Cancel'</w:t>
             </w:r>
@@ -7407,38 +7399,48 @@
         </w:tc>
       </w:tr>
     </w:tbl>
+    <w:p>
+      <w:pPr>
+        <w:spacing w:line="240" w:lineRule="auto" w:after="0"/>
+      </w:pPr>
+      <w:r>
+        <w:rPr>
+          <w:rFonts w:ascii="Comic Sans MS" w:hAnsi="Comic Sans MS" w:cs="Comic Sans MS"/>
+          <w:b w:val="0"/>
+          <w:sz w:val="8"/>
+        </w:rPr>
+        <w:t xml:space="preserve"> </w:t>
+      </w:r>
+    </w:p>
     <w:tbl>
       <w:tblPr>
         <w:tblW w:type="auto" w:w="0"/>
-        <w:tblLayout w:type="fixed"/>
         <w:tblLook w:firstColumn="1" w:firstRow="1" w:lastColumn="0" w:lastRow="0" w:noHBand="0" w:noVBand="1" w:val="04A0"/>
-        <w:tblLayout w:type="fixed"/>
-        <w:jc w:val="center"/>
         <w:tblBorders>
-          <w:top w:val="single" w:sz="6" w:space="0" w:color="808080"/>
-          <w:left w:val="single" w:sz="6" w:space="0" w:color="808080"/>
-          <w:bottom w:val="single" w:sz="6" w:space="0" w:color="808080"/>
-          <w:right w:val="single" w:sz="6" w:space="0" w:color="808080"/>
-          <w:insideH w:val="single" w:sz="6" w:space="0" w:color="808080"/>
-          <w:insideV w:val="single" w:sz="6" w:space="0" w:color="808080"/>
+          <w:top w:val="single" w:sz="4" w:space="0" w:color="808080"/>
+          <w:left w:val="single" w:sz="4" w:space="0" w:color="808080"/>
+          <w:bottom w:val="single" w:sz="4" w:space="0" w:color="808080"/>
+          <w:right w:val="single" w:sz="4" w:space="0" w:color="808080"/>
+          <w:insideH w:val="single" w:sz="4" w:space="0" w:color="808080"/>
+          <w:insideV w:val="single" w:sz="4" w:space="0" w:color="808080"/>
         </w:tblBorders>
       </w:tblPr>
       <w:tblGrid>
-        <w:gridCol w:w="8901"/>
+        <w:gridCol w:w="8731"/>
       </w:tblGrid>
       <w:tr>
         <w:tc>
           <w:tcPr>
-            <w:tcW w:type="dxa" w:w="8901"/>
+            <w:tcW w:type="dxa" w:w="8731"/>
           </w:tcPr>
           <w:p>
             <w:pPr>
-              <w:spacing w:before="20" w:after="20" w:line="240" w:lineRule="auto"/>
-            </w:pPr>
-            <w:r>
-              <w:rPr>
-                <w:rFonts w:ascii="Arial" w:hAnsi="Arial" w:cs="Arial" w:eastAsia="Microsoft YaHei"/>
-                <w:b/>
+              <w:spacing w:line="240" w:lineRule="auto" w:after="40"/>
+            </w:pPr>
+            <w:r>
+              <w:rPr>
+                <w:rFonts w:ascii="Comic Sans MS" w:hAnsi="Comic Sans MS" w:cs="Comic Sans MS"/>
+                <w:b w:val="0"/>
                 <w:sz w:val="20"/>
               </w:rPr>
               <w:t>AUDIO/VIDEO:</w:t>
@@ -7446,12 +7448,13 @@
           </w:p>
           <w:p>
             <w:pPr>
-              <w:spacing w:after="0" w:line="240" w:lineRule="auto"/>
-            </w:pPr>
-            <w:r>
-              <w:rPr>
-                <w:rFonts w:ascii="Arial" w:hAnsi="Arial" w:cs="Arial" w:eastAsia="Microsoft YaHei"/>
-                <w:sz w:val="17"/>
+              <w:spacing w:line="240" w:lineRule="auto" w:after="0"/>
+            </w:pPr>
+            <w:r>
+              <w:rPr>
+                <w:rFonts w:ascii="Comic Sans MS" w:hAnsi="Comic Sans MS" w:cs="Comic Sans MS"/>
+                <w:b w:val="0"/>
+                <w:sz w:val="18"/>
               </w:rPr>
               <w:t>None. The two selects are filled from GET /api/organisations and GET /api/categories, the same lists the public site shows.</w:t>
             </w:r>
@@ -7461,14 +7464,26 @@
     </w:tbl>
     <w:p>
       <w:pPr>
-        <w:keepNext/>
-        <w:spacing w:before="80" w:after="20" w:line="240" w:lineRule="auto"/>
+        <w:spacing w:line="240" w:lineRule="auto" w:after="0"/>
       </w:pPr>
       <w:r>
         <w:rPr>
-          <w:rFonts w:ascii="Arial" w:hAnsi="Arial" w:cs="Arial" w:eastAsia="Microsoft YaHei"/>
+          <w:rFonts w:ascii="Comic Sans MS" w:hAnsi="Comic Sans MS" w:cs="Comic Sans MS"/>
+          <w:b w:val="0"/>
+          <w:sz w:val="8"/>
+        </w:rPr>
+        <w:t xml:space="preserve"> </w:t>
+      </w:r>
+    </w:p>
+    <w:p>
+      <w:pPr>
+        <w:spacing w:line="240" w:lineRule="auto" w:before="0" w:after="40"/>
+      </w:pPr>
+      <w:r>
+        <w:rPr>
+          <w:rFonts w:ascii="Comic Sans MS" w:hAnsi="Comic Sans MS" w:cs="Comic Sans MS"/>
           <w:b/>
-          <w:sz w:val="24"/>
+          <w:sz w:val="28"/>
         </w:rPr>
         <w:t>NOTES</w:t>
       </w:r>
@@ -7476,35 +7491,32 @@
     <w:tbl>
       <w:tblPr>
         <w:tblW w:type="auto" w:w="0"/>
-        <w:tblLayout w:type="fixed"/>
         <w:tblLook w:firstColumn="1" w:firstRow="1" w:lastColumn="0" w:lastRow="0" w:noHBand="0" w:noVBand="1" w:val="04A0"/>
-        <w:tblLayout w:type="fixed"/>
-        <w:jc w:val="center"/>
         <w:tblBorders>
-          <w:top w:val="single" w:sz="6" w:space="0" w:color="808080"/>
-          <w:left w:val="single" w:sz="6" w:space="0" w:color="808080"/>
-          <w:bottom w:val="single" w:sz="6" w:space="0" w:color="808080"/>
-          <w:right w:val="single" w:sz="6" w:space="0" w:color="808080"/>
-          <w:insideH w:val="single" w:sz="6" w:space="0" w:color="808080"/>
-          <w:insideV w:val="single" w:sz="6" w:space="0" w:color="808080"/>
+          <w:top w:val="single" w:sz="4" w:space="0" w:color="808080"/>
+          <w:left w:val="single" w:sz="4" w:space="0" w:color="808080"/>
+          <w:bottom w:val="single" w:sz="4" w:space="0" w:color="808080"/>
+          <w:right w:val="single" w:sz="4" w:space="0" w:color="808080"/>
+          <w:insideH w:val="single" w:sz="4" w:space="0" w:color="808080"/>
+          <w:insideV w:val="single" w:sz="4" w:space="0" w:color="808080"/>
         </w:tblBorders>
       </w:tblPr>
       <w:tblGrid>
-        <w:gridCol w:w="8901"/>
+        <w:gridCol w:w="8731"/>
       </w:tblGrid>
       <w:tr>
         <w:tc>
           <w:tcPr>
-            <w:tcW w:type="dxa" w:w="8901"/>
+            <w:tcW w:type="dxa" w:w="8731"/>
           </w:tcPr>
           <w:p>
             <w:pPr>
-              <w:spacing w:before="20" w:after="20" w:line="240" w:lineRule="auto"/>
-            </w:pPr>
-            <w:r>
-              <w:rPr>
-                <w:rFonts w:ascii="Arial" w:hAnsi="Arial" w:cs="Arial" w:eastAsia="Microsoft YaHei"/>
-                <w:b/>
+              <w:spacing w:line="240" w:lineRule="auto" w:after="40"/>
+            </w:pPr>
+            <w:r>
+              <w:rPr>
+                <w:rFonts w:ascii="Comic Sans MS" w:hAnsi="Comic Sans MS" w:cs="Comic Sans MS"/>
+                <w:b w:val="0"/>
                 <w:sz w:val="20"/>
               </w:rPr>
               <w:t>NOTES:</w:t>
@@ -7512,12 +7524,13 @@
           </w:p>
           <w:p>
             <w:pPr>
-              <w:spacing w:after="0" w:line="240" w:lineRule="auto"/>
-            </w:pPr>
-            <w:r>
-              <w:rPr>
-                <w:rFonts w:ascii="Arial" w:hAnsi="Arial" w:cs="Arial" w:eastAsia="Microsoft YaHei"/>
-                <w:sz w:val="17"/>
+              <w:spacing w:line="240" w:lineRule="auto" w:after="0"/>
+            </w:pPr>
+            <w:r>
+              <w:rPr>
+                <w:rFonts w:ascii="Comic Sans MS" w:hAnsi="Comic Sans MS" w:cs="Comic Sans MS"/>
+                <w:b w:val="0"/>
+                <w:sz w:val="18"/>
               </w:rPr>
               <w:t>Create and edit share one form component so the two field sets cannot drift apart; the coordinates are grouped separately and labelled with what they are for.</w:t>
             </w:r>
@@ -7525,41 +7538,50 @@
         </w:tc>
       </w:tr>
     </w:tbl>
+    <w:p>
+      <w:pPr>
+        <w:spacing w:line="240" w:lineRule="auto" w:after="0"/>
+      </w:pPr>
+      <w:r>
+        <w:rPr>
+          <w:rFonts w:ascii="Comic Sans MS" w:hAnsi="Comic Sans MS" w:cs="Comic Sans MS"/>
+          <w:b w:val="0"/>
+          <w:sz w:val="8"/>
+        </w:rPr>
+        <w:t xml:space="preserve"> </w:t>
+      </w:r>
+    </w:p>
     <w:tbl>
       <w:tblPr>
-        <w:tblStyle w:val="TableGrid"/>
         <w:tblW w:type="auto" w:w="0"/>
-        <w:jc w:val="center"/>
-        <w:tblLayout w:type="fixed"/>
         <w:tblLook w:firstColumn="1" w:firstRow="1" w:lastColumn="0" w:lastRow="0" w:noHBand="0" w:noVBand="1" w:val="04A0"/>
-        <w:tblLayout w:type="fixed"/>
-        <w:tblCellMar>
-          <w:top w:w="10" w:type="dxa"/>
-          <w:left w:w="60" w:type="dxa"/>
-          <w:bottom w:w="10" w:type="dxa"/>
-          <w:right w:w="60" w:type="dxa"/>
-        </w:tblCellMar>
+        <w:tblBorders>
+          <w:top w:val="single" w:sz="4" w:space="0" w:color="808080"/>
+          <w:left w:val="single" w:sz="4" w:space="0" w:color="808080"/>
+          <w:bottom w:val="single" w:sz="4" w:space="0" w:color="808080"/>
+          <w:right w:val="single" w:sz="4" w:space="0" w:color="808080"/>
+          <w:insideH w:val="single" w:sz="4" w:space="0" w:color="808080"/>
+          <w:insideV w:val="single" w:sz="4" w:space="0" w:color="808080"/>
+        </w:tblBorders>
       </w:tblPr>
       <w:tblGrid>
-        <w:gridCol w:w="1814"/>
-        <w:gridCol w:w="7087"/>
+        <w:gridCol w:w="1928"/>
+        <w:gridCol w:w="6803"/>
       </w:tblGrid>
       <w:tr>
         <w:tc>
           <w:tcPr>
-            <w:tcW w:type="dxa" w:w="1814"/>
-            <w:shd w:val="clear" w:color="auto" w:fill="E8EEF4"/>
+            <w:tcW w:type="dxa" w:w="1928"/>
           </w:tcPr>
           <w:p>
             <w:pPr>
               <w:spacing w:line="240" w:lineRule="auto" w:after="0"/>
             </w:pPr>
-            <w:r/>
-            <w:r>
-              <w:rPr>
-                <w:rFonts w:ascii="Arial" w:hAnsi="Arial" w:cs="Arial" w:eastAsia="Microsoft YaHei"/>
-                <w:b/>
-                <w:sz w:val="17"/>
+            <w:r>
+              <w:rPr>
+                <w:rFonts w:ascii="Comic Sans MS" w:hAnsi="Comic Sans MS" w:cs="Comic Sans MS"/>
+                <w:b w:val="0"/>
+                <w:sz w:val="20"/>
               </w:rPr>
               <w:t>Description:</w:t>
             </w:r>
@@ -7567,18 +7589,17 @@
         </w:tc>
         <w:tc>
           <w:tcPr>
-            <w:tcW w:type="dxa" w:w="7087"/>
+            <w:tcW w:type="dxa" w:w="6803"/>
           </w:tcPr>
           <w:p>
             <w:pPr>
               <w:spacing w:line="240" w:lineRule="auto" w:after="0"/>
             </w:pPr>
-            <w:r/>
-            <w:r>
-              <w:rPr>
-                <w:rFonts w:ascii="Arial" w:hAnsi="Arial" w:cs="Arial" w:eastAsia="Microsoft YaHei"/>
-                <w:b w:val="0"/>
-                <w:sz w:val="17"/>
+            <w:r>
+              <w:rPr>
+                <w:rFonts w:ascii="Comic Sans MS" w:hAnsi="Comic Sans MS" w:cs="Comic Sans MS"/>
+                <w:b w:val="0"/>
+                <w:sz w:val="20"/>
               </w:rPr>
               <w:t>Create an event. The same form component the edit screen uses, empty - which is why the two screens cannot drift apart.</w:t>
             </w:r>
@@ -7588,19 +7609,17 @@
       <w:tr>
         <w:tc>
           <w:tcPr>
-            <w:tcW w:type="dxa" w:w="1814"/>
-            <w:shd w:val="clear" w:color="auto" w:fill="E8EEF4"/>
+            <w:tcW w:type="dxa" w:w="1928"/>
           </w:tcPr>
           <w:p>
             <w:pPr>
               <w:spacing w:line="240" w:lineRule="auto" w:after="0"/>
             </w:pPr>
-            <w:r/>
-            <w:r>
-              <w:rPr>
-                <w:rFonts w:ascii="Arial" w:hAnsi="Arial" w:cs="Arial" w:eastAsia="Microsoft YaHei"/>
-                <w:b/>
-                <w:sz w:val="17"/>
+            <w:r>
+              <w:rPr>
+                <w:rFonts w:ascii="Comic Sans MS" w:hAnsi="Comic Sans MS" w:cs="Comic Sans MS"/>
+                <w:b w:val="0"/>
+                <w:sz w:val="20"/>
               </w:rPr>
               <w:t>Content:</w:t>
             </w:r>
@@ -7608,18 +7627,17 @@
         </w:tc>
         <w:tc>
           <w:tcPr>
-            <w:tcW w:type="dxa" w:w="7087"/>
+            <w:tcW w:type="dxa" w:w="6803"/>
           </w:tcPr>
           <w:p>
             <w:pPr>
               <w:spacing w:line="240" w:lineRule="auto" w:after="0"/>
             </w:pPr>
-            <w:r/>
-            <w:r>
-              <w:rPr>
-                <w:rFonts w:ascii="Arial" w:hAnsi="Arial" w:cs="Arial" w:eastAsia="Microsoft YaHei"/>
-                <w:b w:val="0"/>
-                <w:sz w:val="17"/>
+            <w:r>
+              <w:rPr>
+                <w:rFonts w:ascii="Comic Sans MS" w:hAnsi="Comic Sans MS" w:cs="Comic Sans MS"/>
+                <w:b w:val="0"/>
+                <w:sz w:val="20"/>
               </w:rPr>
               <w:t>Required fields: event name, description, organisation, category, status, date, start time, venue and city.</w:t>
               <w:br/>
@@ -7633,19 +7651,17 @@
       <w:tr>
         <w:tc>
           <w:tcPr>
-            <w:tcW w:type="dxa" w:w="1814"/>
-            <w:shd w:val="clear" w:color="auto" w:fill="E8EEF4"/>
+            <w:tcW w:type="dxa" w:w="1928"/>
           </w:tcPr>
           <w:p>
             <w:pPr>
               <w:spacing w:line="240" w:lineRule="auto" w:after="0"/>
             </w:pPr>
-            <w:r/>
-            <w:r>
-              <w:rPr>
-                <w:rFonts w:ascii="Arial" w:hAnsi="Arial" w:cs="Arial" w:eastAsia="Microsoft YaHei"/>
-                <w:b/>
-                <w:sz w:val="17"/>
+            <w:r>
+              <w:rPr>
+                <w:rFonts w:ascii="Comic Sans MS" w:hAnsi="Comic Sans MS" w:cs="Comic Sans MS"/>
+                <w:b w:val="0"/>
+                <w:sz w:val="20"/>
               </w:rPr>
               <w:t>Interactions:</w:t>
             </w:r>
@@ -7653,18 +7669,17 @@
         </w:tc>
         <w:tc>
           <w:tcPr>
-            <w:tcW w:type="dxa" w:w="7087"/>
+            <w:tcW w:type="dxa" w:w="6803"/>
           </w:tcPr>
           <w:p>
             <w:pPr>
               <w:spacing w:line="240" w:lineRule="auto" w:after="0"/>
             </w:pPr>
-            <w:r/>
-            <w:r>
-              <w:rPr>
-                <w:rFonts w:ascii="Arial" w:hAnsi="Arial" w:cs="Arial" w:eastAsia="Microsoft YaHei"/>
-                <w:b w:val="0"/>
-                <w:sz w:val="17"/>
+            <w:r>
+              <w:rPr>
+                <w:rFonts w:ascii="Comic Sans MS" w:hAnsi="Comic Sans MS" w:cs="Comic Sans MS"/>
+                <w:b w:val="0"/>
+                <w:sz w:val="20"/>
               </w:rPr>
               <w:t>The form is a Reactive Form: the Save button stays disabled until every required field is valid, and each field shows its own message.</w:t>
               <w:br/>
@@ -7680,19 +7695,17 @@
       <w:tr>
         <w:tc>
           <w:tcPr>
-            <w:tcW w:type="dxa" w:w="1814"/>
-            <w:shd w:val="clear" w:color="auto" w:fill="E8EEF4"/>
+            <w:tcW w:type="dxa" w:w="1928"/>
           </w:tcPr>
           <w:p>
             <w:pPr>
               <w:spacing w:line="240" w:lineRule="auto" w:after="0"/>
             </w:pPr>
-            <w:r/>
-            <w:r>
-              <w:rPr>
-                <w:rFonts w:ascii="Arial" w:hAnsi="Arial" w:cs="Arial" w:eastAsia="Microsoft YaHei"/>
-                <w:b/>
-                <w:sz w:val="17"/>
+            <w:r>
+              <w:rPr>
+                <w:rFonts w:ascii="Comic Sans MS" w:hAnsi="Comic Sans MS" w:cs="Comic Sans MS"/>
+                <w:b w:val="0"/>
+                <w:sz w:val="20"/>
               </w:rPr>
               <w:t>Media Creation:</w:t>
             </w:r>
@@ -7700,18 +7713,17 @@
         </w:tc>
         <w:tc>
           <w:tcPr>
-            <w:tcW w:type="dxa" w:w="7087"/>
+            <w:tcW w:type="dxa" w:w="6803"/>
           </w:tcPr>
           <w:p>
             <w:pPr>
               <w:spacing w:line="240" w:lineRule="auto" w:after="0"/>
             </w:pPr>
-            <w:r/>
-            <w:r>
-              <w:rPr>
-                <w:rFonts w:ascii="Arial" w:hAnsi="Arial" w:cs="Arial" w:eastAsia="Microsoft YaHei"/>
-                <w:b w:val="0"/>
-                <w:sz w:val="17"/>
+            <w:r>
+              <w:rPr>
+                <w:rFonts w:ascii="Comic Sans MS" w:hAnsi="Comic Sans MS" w:cs="Comic Sans MS"/>
+                <w:b w:val="0"/>
+                <w:sz w:val="20"/>
               </w:rPr>
               <w:t>None. The coordinates are plain number inputs, and leaving them blank simply means the public page shows no forecast for that event.</w:t>
             </w:r>
@@ -7721,19 +7733,17 @@
       <w:tr>
         <w:tc>
           <w:tcPr>
-            <w:tcW w:type="dxa" w:w="1814"/>
-            <w:shd w:val="clear" w:color="auto" w:fill="E8EEF4"/>
+            <w:tcW w:type="dxa" w:w="1928"/>
           </w:tcPr>
           <w:p>
             <w:pPr>
               <w:spacing w:line="240" w:lineRule="auto" w:after="0"/>
             </w:pPr>
-            <w:r/>
-            <w:r>
-              <w:rPr>
-                <w:rFonts w:ascii="Arial" w:hAnsi="Arial" w:cs="Arial" w:eastAsia="Microsoft YaHei"/>
-                <w:b/>
-                <w:sz w:val="17"/>
+            <w:r>
+              <w:rPr>
+                <w:rFonts w:ascii="Comic Sans MS" w:hAnsi="Comic Sans MS" w:cs="Comic Sans MS"/>
+                <w:b w:val="0"/>
+                <w:sz w:val="20"/>
               </w:rPr>
               <w:t>Navigation:</w:t>
             </w:r>
@@ -7741,18 +7751,17 @@
         </w:tc>
         <w:tc>
           <w:tcPr>
-            <w:tcW w:type="dxa" w:w="7087"/>
+            <w:tcW w:type="dxa" w:w="6803"/>
           </w:tcPr>
           <w:p>
             <w:pPr>
               <w:spacing w:line="240" w:lineRule="auto" w:after="0"/>
             </w:pPr>
-            <w:r/>
-            <w:r>
-              <w:rPr>
-                <w:rFonts w:ascii="Arial" w:hAnsi="Arial" w:cs="Arial" w:eastAsia="Microsoft YaHei"/>
-                <w:b w:val="0"/>
-                <w:sz w:val="17"/>
+            <w:r>
+              <w:rPr>
+                <w:rFonts w:ascii="Comic Sans MS" w:hAnsi="Comic Sans MS" w:cs="Comic Sans MS"/>
+                <w:b w:val="0"/>
+                <w:sz w:val="20"/>
               </w:rPr>
               <w:t>In: '+ New event' on the staff list.</w:t>
               <w:br/>
@@ -7764,12 +7773,20 @@
     </w:tbl>
     <w:p>
       <w:pPr>
-        <w:spacing w:after="0"/>
-      </w:pPr>
+        <w:spacing w:line="240" w:lineRule="auto" w:after="0"/>
+      </w:pPr>
+      <w:r>
+        <w:rPr>
+          <w:rFonts w:ascii="Comic Sans MS" w:hAnsi="Comic Sans MS" w:cs="Comic Sans MS"/>
+          <w:b w:val="0"/>
+          <w:sz w:val="8"/>
+        </w:rPr>
+        <w:t xml:space="preserve"> </w:t>
+      </w:r>
     </w:p>
     <w:p>
       <w:pPr>
-        <w:spacing w:after="0"/>
+        <w:spacing w:line="240" w:lineRule="auto" w:after="0"/>
       </w:pPr>
       <w:r>
         <w:br w:type="page"/>
@@ -7777,78 +7794,45 @@
     </w:p>
     <w:p>
       <w:pPr>
-        <w:keepNext/>
-        <w:spacing w:before="0" w:after="120"/>
+        <w:pStyle w:val="Heading1"/>
+        <w:spacing w:before="0" w:after="120" w:line="240" w:lineRule="auto"/>
       </w:pPr>
       <w:r>
         <w:rPr>
-          <w:rFonts w:ascii="Arial" w:hAnsi="Arial" w:cs="Arial" w:eastAsia="Microsoft YaHei"/>
+          <w:rFonts w:ascii="Comic Sans MS" w:hAnsi="Comic Sans MS" w:cs="Comic Sans MS"/>
           <w:b/>
-          <w:sz w:val="24"/>
+          <w:sz w:val="28"/>
         </w:rPr>
-        <w:t>Storyboard S7 - Staff - edit event</w:t>
+        <w:t>Storyboard</w:t>
       </w:r>
     </w:p>
     <w:p>
       <w:pPr>
-        <w:spacing w:after="120" w:line="240" w:lineRule="auto"/>
+        <w:spacing w:line="240" w:lineRule="auto" w:before="0" w:after="80"/>
       </w:pPr>
       <w:r>
         <w:rPr>
-          <w:rFonts w:ascii="Arial" w:hAnsi="Arial" w:cs="Arial" w:eastAsia="Microsoft YaHei"/>
-          <w:b/>
-          <w:sz w:val="22"/>
+          <w:rFonts w:ascii="Comic Sans MS" w:hAnsi="Comic Sans MS" w:cs="Comic Sans MS"/>
+          <w:b w:val="0"/>
+          <w:sz w:val="20"/>
         </w:rPr>
-        <w:t xml:space="preserve">TITLE: </w:t>
-      </w:r>
-      <w:r>
-        <w:rPr>
-          <w:rFonts w:ascii="Arial" w:hAnsi="Arial" w:cs="Arial" w:eastAsia="Microsoft YaHei"/>
-          <w:sz w:val="22"/>
-        </w:rPr>
-        <w:t xml:space="preserve">Staff - edit event    </w:t>
-      </w:r>
-      <w:r>
-        <w:rPr>
-          <w:rFonts w:ascii="Arial" w:hAnsi="Arial" w:cs="Arial" w:eastAsia="Microsoft YaHei"/>
-          <w:b/>
-          <w:sz w:val="22"/>
-        </w:rPr>
-        <w:t xml:space="preserve">SCREEN ID: </w:t>
-      </w:r>
-      <w:r>
-        <w:rPr>
-          <w:rFonts w:ascii="Arial" w:hAnsi="Arial" w:cs="Arial" w:eastAsia="Microsoft YaHei"/>
-          <w:sz w:val="22"/>
-        </w:rPr>
-        <w:t xml:space="preserve">S7    </w:t>
-      </w:r>
-      <w:r>
-        <w:rPr>
-          <w:rFonts w:ascii="Arial" w:hAnsi="Arial" w:cs="Arial" w:eastAsia="Microsoft YaHei"/>
-          <w:b/>
-          <w:sz w:val="22"/>
-        </w:rPr>
-        <w:t xml:space="preserve">DATE: </w:t>
-      </w:r>
-      <w:r>
-        <w:rPr>
-          <w:rFonts w:ascii="Arial" w:hAnsi="Arial" w:cs="Arial" w:eastAsia="Microsoft YaHei"/>
-          <w:sz w:val="22"/>
-        </w:rPr>
-        <w:t>18 October 2026</w:t>
+        <w:t>TITLE: Staff - edit event      SCREEN ID: S7      DATE: 18 October 2026</w:t>
       </w:r>
     </w:p>
     <w:p>
       <w:pPr>
-        <w:keepNext/>
-        <w:spacing w:before="80" w:after="20" w:line="240" w:lineRule="auto"/>
+        <w:spacing w:line="240" w:lineRule="auto" w:before="0" w:after="0"/>
+      </w:pPr>
+    </w:p>
+    <w:p>
+      <w:pPr>
+        <w:spacing w:line="240" w:lineRule="auto" w:before="0" w:after="40"/>
       </w:pPr>
       <w:r>
         <w:rPr>
-          <w:rFonts w:ascii="Arial" w:hAnsi="Arial" w:cs="Arial" w:eastAsia="Microsoft YaHei"/>
+          <w:rFonts w:ascii="Comic Sans MS" w:hAnsi="Comic Sans MS" w:cs="Comic Sans MS"/>
           <w:b/>
-          <w:sz w:val="24"/>
+          <w:sz w:val="28"/>
         </w:rPr>
         <w:t>Elements:</w:t>
       </w:r>
@@ -7856,35 +7840,32 @@
     <w:tbl>
       <w:tblPr>
         <w:tblW w:type="auto" w:w="0"/>
-        <w:tblLayout w:type="fixed"/>
         <w:tblLook w:firstColumn="1" w:firstRow="1" w:lastColumn="0" w:lastRow="0" w:noHBand="0" w:noVBand="1" w:val="04A0"/>
-        <w:tblLayout w:type="fixed"/>
-        <w:jc w:val="center"/>
         <w:tblBorders>
-          <w:top w:val="single" w:sz="6" w:space="0" w:color="808080"/>
-          <w:left w:val="single" w:sz="6" w:space="0" w:color="808080"/>
-          <w:bottom w:val="single" w:sz="6" w:space="0" w:color="808080"/>
-          <w:right w:val="single" w:sz="6" w:space="0" w:color="808080"/>
-          <w:insideH w:val="single" w:sz="6" w:space="0" w:color="808080"/>
-          <w:insideV w:val="single" w:sz="6" w:space="0" w:color="808080"/>
+          <w:top w:val="single" w:sz="4" w:space="0" w:color="808080"/>
+          <w:left w:val="single" w:sz="4" w:space="0" w:color="808080"/>
+          <w:bottom w:val="single" w:sz="4" w:space="0" w:color="808080"/>
+          <w:right w:val="single" w:sz="4" w:space="0" w:color="808080"/>
+          <w:insideH w:val="single" w:sz="4" w:space="0" w:color="808080"/>
+          <w:insideV w:val="single" w:sz="4" w:space="0" w:color="808080"/>
         </w:tblBorders>
       </w:tblPr>
       <w:tblGrid>
-        <w:gridCol w:w="8901"/>
+        <w:gridCol w:w="8731"/>
       </w:tblGrid>
       <w:tr>
         <w:tc>
           <w:tcPr>
-            <w:tcW w:type="dxa" w:w="8901"/>
+            <w:tcW w:type="dxa" w:w="8731"/>
           </w:tcPr>
           <w:p>
             <w:pPr>
-              <w:spacing w:before="20" w:after="20" w:line="240" w:lineRule="auto"/>
-            </w:pPr>
-            <w:r>
-              <w:rPr>
-                <w:rFonts w:ascii="Arial" w:hAnsi="Arial" w:cs="Arial" w:eastAsia="Microsoft YaHei"/>
-                <w:b/>
+              <w:spacing w:line="240" w:lineRule="auto" w:after="40"/>
+            </w:pPr>
+            <w:r>
+              <w:rPr>
+                <w:rFonts w:ascii="Comic Sans MS" w:hAnsi="Comic Sans MS" w:cs="Comic Sans MS"/>
+                <w:b w:val="0"/>
                 <w:sz w:val="20"/>
               </w:rPr>
               <w:t>GRAPHICS:</w:t>
@@ -7892,13 +7873,13 @@
           </w:p>
           <w:p>
             <w:pPr>
-              <w:spacing w:after="20" w:line="240" w:lineRule="auto"/>
+              <w:spacing w:line="240" w:lineRule="auto" w:after="40"/>
               <w:jc w:val="center"/>
             </w:pPr>
             <w:r>
               <w:drawing>
                 <wp:inline xmlns:a="http://schemas.openxmlformats.org/drawingml/2006/main" xmlns:pic="http://schemas.openxmlformats.org/drawingml/2006/picture">
-                  <wp:extent cx="2448000" cy="2390625"/>
+                  <wp:extent cx="3671999" cy="3585937"/>
                   <wp:docPr id="7" name="Picture 7"/>
                   <wp:cNvGraphicFramePr>
                     <a:graphicFrameLocks noChangeAspect="1"/>
@@ -7919,7 +7900,7 @@
                         <pic:spPr>
                           <a:xfrm>
                             <a:off x="0" y="0"/>
-                            <a:ext cx="2448000" cy="2390625"/>
+                            <a:ext cx="3671999" cy="3585937"/>
                           </a:xfrm>
                           <a:prstGeom prst="rect"/>
                         </pic:spPr>
@@ -7932,12 +7913,13 @@
           </w:p>
           <w:p>
             <w:pPr>
-              <w:spacing w:after="0" w:line="240" w:lineRule="auto"/>
-            </w:pPr>
-            <w:r>
-              <w:rPr>
-                <w:rFonts w:ascii="Arial" w:hAnsi="Arial" w:cs="Arial" w:eastAsia="Microsoft YaHei"/>
-                <w:sz w:val="17"/>
+              <w:spacing w:line="240" w:lineRule="auto" w:after="0"/>
+            </w:pPr>
+            <w:r>
+              <w:rPr>
+                <w:rFonts w:ascii="Comic Sans MS" w:hAnsi="Comic Sans MS" w:cs="Comic Sans MS"/>
+                <w:b w:val="0"/>
+                <w:sz w:val="18"/>
               </w:rPr>
               <w:t>Live screenshot of the deployed page (https://24831941.it.scu.edu.au), taken with headless Chrome. The layout is the design; every value on it comes from the API.</w:t>
             </w:r>
@@ -7945,38 +7927,48 @@
         </w:tc>
       </w:tr>
     </w:tbl>
+    <w:p>
+      <w:pPr>
+        <w:spacing w:line="240" w:lineRule="auto" w:after="0"/>
+      </w:pPr>
+      <w:r>
+        <w:rPr>
+          <w:rFonts w:ascii="Comic Sans MS" w:hAnsi="Comic Sans MS" w:cs="Comic Sans MS"/>
+          <w:b w:val="0"/>
+          <w:sz w:val="8"/>
+        </w:rPr>
+        <w:t xml:space="preserve"> </w:t>
+      </w:r>
+    </w:p>
     <w:tbl>
       <w:tblPr>
         <w:tblW w:type="auto" w:w="0"/>
-        <w:tblLayout w:type="fixed"/>
         <w:tblLook w:firstColumn="1" w:firstRow="1" w:lastColumn="0" w:lastRow="0" w:noHBand="0" w:noVBand="1" w:val="04A0"/>
-        <w:tblLayout w:type="fixed"/>
-        <w:jc w:val="center"/>
         <w:tblBorders>
-          <w:top w:val="single" w:sz="6" w:space="0" w:color="808080"/>
-          <w:left w:val="single" w:sz="6" w:space="0" w:color="808080"/>
-          <w:bottom w:val="single" w:sz="6" w:space="0" w:color="808080"/>
-          <w:right w:val="single" w:sz="6" w:space="0" w:color="808080"/>
-          <w:insideH w:val="single" w:sz="6" w:space="0" w:color="808080"/>
-          <w:insideV w:val="single" w:sz="6" w:space="0" w:color="808080"/>
+          <w:top w:val="single" w:sz="4" w:space="0" w:color="808080"/>
+          <w:left w:val="single" w:sz="4" w:space="0" w:color="808080"/>
+          <w:bottom w:val="single" w:sz="4" w:space="0" w:color="808080"/>
+          <w:right w:val="single" w:sz="4" w:space="0" w:color="808080"/>
+          <w:insideH w:val="single" w:sz="4" w:space="0" w:color="808080"/>
+          <w:insideV w:val="single" w:sz="4" w:space="0" w:color="808080"/>
         </w:tblBorders>
       </w:tblPr>
       <w:tblGrid>
-        <w:gridCol w:w="8901"/>
+        <w:gridCol w:w="8731"/>
       </w:tblGrid>
       <w:tr>
         <w:tc>
           <w:tcPr>
-            <w:tcW w:type="dxa" w:w="8901"/>
+            <w:tcW w:type="dxa" w:w="8731"/>
           </w:tcPr>
           <w:p>
             <w:pPr>
-              <w:spacing w:before="20" w:after="20" w:line="240" w:lineRule="auto"/>
-            </w:pPr>
-            <w:r>
-              <w:rPr>
-                <w:rFonts w:ascii="Arial" w:hAnsi="Arial" w:cs="Arial" w:eastAsia="Microsoft YaHei"/>
-                <w:b/>
+              <w:spacing w:line="240" w:lineRule="auto" w:after="40"/>
+            </w:pPr>
+            <w:r>
+              <w:rPr>
+                <w:rFonts w:ascii="Comic Sans MS" w:hAnsi="Comic Sans MS" w:cs="Comic Sans MS"/>
+                <w:b w:val="0"/>
                 <w:sz w:val="20"/>
               </w:rPr>
               <w:t>TEXT:</w:t>
@@ -7984,36 +7976,39 @@
           </w:p>
           <w:p>
             <w:pPr>
-              <w:spacing w:after="0" w:line="240" w:lineRule="auto"/>
-            </w:pPr>
-            <w:r>
-              <w:rPr>
-                <w:rFonts w:ascii="Arial" w:hAnsi="Arial" w:cs="Arial" w:eastAsia="Microsoft YaHei"/>
-                <w:sz w:val="17"/>
+              <w:spacing w:line="240" w:lineRule="auto" w:after="0"/>
+            </w:pPr>
+            <w:r>
+              <w:rPr>
+                <w:rFonts w:ascii="Comic Sans MS" w:hAnsi="Comic Sans MS" w:cs="Comic Sans MS"/>
+                <w:b w:val="0"/>
+                <w:sz w:val="18"/>
               </w:rPr>
               <w:t>Same form as S6, pre-filled (screenshot: the Twilight 10K)</w:t>
             </w:r>
           </w:p>
           <w:p>
             <w:pPr>
-              <w:spacing w:after="0" w:line="240" w:lineRule="auto"/>
-            </w:pPr>
-            <w:r>
-              <w:rPr>
-                <w:rFonts w:ascii="Arial" w:hAnsi="Arial" w:cs="Arial" w:eastAsia="Microsoft YaHei"/>
-                <w:sz w:val="17"/>
+              <w:spacing w:line="240" w:lineRule="auto" w:after="0"/>
+            </w:pPr>
+            <w:r>
+              <w:rPr>
+                <w:rFonts w:ascii="Comic Sans MS" w:hAnsi="Comic Sans MS" w:cs="Comic Sans MS"/>
+                <w:b w:val="0"/>
+                <w:sz w:val="18"/>
               </w:rPr>
               <w:t>Section 'Registrations for this event': booking count, total tickets, then each booking with name, email, phone, tickets and date</w:t>
             </w:r>
           </w:p>
           <w:p>
             <w:pPr>
-              <w:spacing w:after="0" w:line="240" w:lineRule="auto"/>
-            </w:pPr>
-            <w:r>
-              <w:rPr>
-                <w:rFonts w:ascii="Arial" w:hAnsi="Arial" w:cs="Arial" w:eastAsia="Microsoft YaHei"/>
-                <w:sz w:val="17"/>
+              <w:spacing w:line="240" w:lineRule="auto" w:after="0"/>
+            </w:pPr>
+            <w:r>
+              <w:rPr>
+                <w:rFonts w:ascii="Comic Sans MS" w:hAnsi="Comic Sans MS" w:cs="Comic Sans MS"/>
+                <w:b w:val="0"/>
+                <w:sz w:val="18"/>
               </w:rPr>
               <w:t>The delete rule in the staff member's own screen: 'Because registrations exist, this event cannot be deleted - suspend it instead.'</w:t>
             </w:r>
@@ -8021,38 +8016,48 @@
         </w:tc>
       </w:tr>
     </w:tbl>
+    <w:p>
+      <w:pPr>
+        <w:spacing w:line="240" w:lineRule="auto" w:after="0"/>
+      </w:pPr>
+      <w:r>
+        <w:rPr>
+          <w:rFonts w:ascii="Comic Sans MS" w:hAnsi="Comic Sans MS" w:cs="Comic Sans MS"/>
+          <w:b w:val="0"/>
+          <w:sz w:val="8"/>
+        </w:rPr>
+        <w:t xml:space="preserve"> </w:t>
+      </w:r>
+    </w:p>
     <w:tbl>
       <w:tblPr>
         <w:tblW w:type="auto" w:w="0"/>
-        <w:tblLayout w:type="fixed"/>
         <w:tblLook w:firstColumn="1" w:firstRow="1" w:lastColumn="0" w:lastRow="0" w:noHBand="0" w:noVBand="1" w:val="04A0"/>
-        <w:tblLayout w:type="fixed"/>
-        <w:jc w:val="center"/>
         <w:tblBorders>
-          <w:top w:val="single" w:sz="6" w:space="0" w:color="808080"/>
-          <w:left w:val="single" w:sz="6" w:space="0" w:color="808080"/>
-          <w:bottom w:val="single" w:sz="6" w:space="0" w:color="808080"/>
-          <w:right w:val="single" w:sz="6" w:space="0" w:color="808080"/>
-          <w:insideH w:val="single" w:sz="6" w:space="0" w:color="808080"/>
-          <w:insideV w:val="single" w:sz="6" w:space="0" w:color="808080"/>
+          <w:top w:val="single" w:sz="4" w:space="0" w:color="808080"/>
+          <w:left w:val="single" w:sz="4" w:space="0" w:color="808080"/>
+          <w:bottom w:val="single" w:sz="4" w:space="0" w:color="808080"/>
+          <w:right w:val="single" w:sz="4" w:space="0" w:color="808080"/>
+          <w:insideH w:val="single" w:sz="4" w:space="0" w:color="808080"/>
+          <w:insideV w:val="single" w:sz="4" w:space="0" w:color="808080"/>
         </w:tblBorders>
       </w:tblPr>
       <w:tblGrid>
-        <w:gridCol w:w="8901"/>
+        <w:gridCol w:w="8731"/>
       </w:tblGrid>
       <w:tr>
         <w:tc>
           <w:tcPr>
-            <w:tcW w:type="dxa" w:w="8901"/>
+            <w:tcW w:type="dxa" w:w="8731"/>
           </w:tcPr>
           <w:p>
             <w:pPr>
-              <w:spacing w:before="20" w:after="20" w:line="240" w:lineRule="auto"/>
-            </w:pPr>
-            <w:r>
-              <w:rPr>
-                <w:rFonts w:ascii="Arial" w:hAnsi="Arial" w:cs="Arial" w:eastAsia="Microsoft YaHei"/>
-                <w:b/>
+              <w:spacing w:line="240" w:lineRule="auto" w:after="40"/>
+            </w:pPr>
+            <w:r>
+              <w:rPr>
+                <w:rFonts w:ascii="Comic Sans MS" w:hAnsi="Comic Sans MS" w:cs="Comic Sans MS"/>
+                <w:b w:val="0"/>
                 <w:sz w:val="20"/>
               </w:rPr>
               <w:t>AUDIO/VIDEO:</w:t>
@@ -8060,12 +8065,13 @@
           </w:p>
           <w:p>
             <w:pPr>
-              <w:spacing w:after="0" w:line="240" w:lineRule="auto"/>
-            </w:pPr>
-            <w:r>
-              <w:rPr>
-                <w:rFonts w:ascii="Arial" w:hAnsi="Arial" w:cs="Arial" w:eastAsia="Microsoft YaHei"/>
-                <w:sz w:val="17"/>
+              <w:spacing w:line="240" w:lineRule="auto" w:after="0"/>
+            </w:pPr>
+            <w:r>
+              <w:rPr>
+                <w:rFonts w:ascii="Comic Sans MS" w:hAnsi="Comic Sans MS" w:cs="Comic Sans MS"/>
+                <w:b w:val="0"/>
+                <w:sz w:val="18"/>
               </w:rPr>
               <w:t>None beyond the data itself - the registration list is part of the same API response as the event.</w:t>
             </w:r>
@@ -8075,14 +8081,26 @@
     </w:tbl>
     <w:p>
       <w:pPr>
-        <w:keepNext/>
-        <w:spacing w:before="80" w:after="20" w:line="240" w:lineRule="auto"/>
+        <w:spacing w:line="240" w:lineRule="auto" w:after="0"/>
       </w:pPr>
       <w:r>
         <w:rPr>
-          <w:rFonts w:ascii="Arial" w:hAnsi="Arial" w:cs="Arial" w:eastAsia="Microsoft YaHei"/>
+          <w:rFonts w:ascii="Comic Sans MS" w:hAnsi="Comic Sans MS" w:cs="Comic Sans MS"/>
+          <w:b w:val="0"/>
+          <w:sz w:val="8"/>
+        </w:rPr>
+        <w:t xml:space="preserve"> </w:t>
+      </w:r>
+    </w:p>
+    <w:p>
+      <w:pPr>
+        <w:spacing w:line="240" w:lineRule="auto" w:before="0" w:after="40"/>
+      </w:pPr>
+      <w:r>
+        <w:rPr>
+          <w:rFonts w:ascii="Comic Sans MS" w:hAnsi="Comic Sans MS" w:cs="Comic Sans MS"/>
           <w:b/>
-          <w:sz w:val="24"/>
+          <w:sz w:val="28"/>
         </w:rPr>
         <w:t>NOTES</w:t>
       </w:r>
@@ -8090,35 +8108,32 @@
     <w:tbl>
       <w:tblPr>
         <w:tblW w:type="auto" w:w="0"/>
-        <w:tblLayout w:type="fixed"/>
         <w:tblLook w:firstColumn="1" w:firstRow="1" w:lastColumn="0" w:lastRow="0" w:noHBand="0" w:noVBand="1" w:val="04A0"/>
-        <w:tblLayout w:type="fixed"/>
-        <w:jc w:val="center"/>
         <w:tblBorders>
-          <w:top w:val="single" w:sz="6" w:space="0" w:color="808080"/>
-          <w:left w:val="single" w:sz="6" w:space="0" w:color="808080"/>
-          <w:bottom w:val="single" w:sz="6" w:space="0" w:color="808080"/>
-          <w:right w:val="single" w:sz="6" w:space="0" w:color="808080"/>
-          <w:insideH w:val="single" w:sz="6" w:space="0" w:color="808080"/>
-          <w:insideV w:val="single" w:sz="6" w:space="0" w:color="808080"/>
+          <w:top w:val="single" w:sz="4" w:space="0" w:color="808080"/>
+          <w:left w:val="single" w:sz="4" w:space="0" w:color="808080"/>
+          <w:bottom w:val="single" w:sz="4" w:space="0" w:color="808080"/>
+          <w:right w:val="single" w:sz="4" w:space="0" w:color="808080"/>
+          <w:insideH w:val="single" w:sz="4" w:space="0" w:color="808080"/>
+          <w:insideV w:val="single" w:sz="4" w:space="0" w:color="808080"/>
         </w:tblBorders>
       </w:tblPr>
       <w:tblGrid>
-        <w:gridCol w:w="8901"/>
+        <w:gridCol w:w="8731"/>
       </w:tblGrid>
       <w:tr>
         <w:tc>
           <w:tcPr>
-            <w:tcW w:type="dxa" w:w="8901"/>
+            <w:tcW w:type="dxa" w:w="8731"/>
           </w:tcPr>
           <w:p>
             <w:pPr>
-              <w:spacing w:before="20" w:after="20" w:line="240" w:lineRule="auto"/>
-            </w:pPr>
-            <w:r>
-              <w:rPr>
-                <w:rFonts w:ascii="Arial" w:hAnsi="Arial" w:cs="Arial" w:eastAsia="Microsoft YaHei"/>
-                <w:b/>
+              <w:spacing w:line="240" w:lineRule="auto" w:after="40"/>
+            </w:pPr>
+            <w:r>
+              <w:rPr>
+                <w:rFonts w:ascii="Comic Sans MS" w:hAnsi="Comic Sans MS" w:cs="Comic Sans MS"/>
+                <w:b w:val="0"/>
                 <w:sz w:val="20"/>
               </w:rPr>
               <w:t>NOTES:</w:t>
@@ -8126,12 +8141,13 @@
           </w:p>
           <w:p>
             <w:pPr>
-              <w:spacing w:after="0" w:line="240" w:lineRule="auto"/>
-            </w:pPr>
-            <w:r>
-              <w:rPr>
-                <w:rFonts w:ascii="Arial" w:hAnsi="Arial" w:cs="Arial" w:eastAsia="Microsoft YaHei"/>
-                <w:sz w:val="17"/>
+              <w:spacing w:line="240" w:lineRule="auto" w:after="0"/>
+            </w:pPr>
+            <w:r>
+              <w:rPr>
+                <w:rFonts w:ascii="Comic Sans MS" w:hAnsi="Comic Sans MS" w:cs="Comic Sans MS"/>
+                <w:b w:val="0"/>
+                <w:sz w:val="18"/>
               </w:rPr>
               <w:t>Form and registrations on one screen: the staff member sees who a change affects while making it.</w:t>
             </w:r>
@@ -8139,41 +8155,50 @@
         </w:tc>
       </w:tr>
     </w:tbl>
+    <w:p>
+      <w:pPr>
+        <w:spacing w:line="240" w:lineRule="auto" w:after="0"/>
+      </w:pPr>
+      <w:r>
+        <w:rPr>
+          <w:rFonts w:ascii="Comic Sans MS" w:hAnsi="Comic Sans MS" w:cs="Comic Sans MS"/>
+          <w:b w:val="0"/>
+          <w:sz w:val="8"/>
+        </w:rPr>
+        <w:t xml:space="preserve"> </w:t>
+      </w:r>
+    </w:p>
     <w:tbl>
       <w:tblPr>
-        <w:tblStyle w:val="TableGrid"/>
         <w:tblW w:type="auto" w:w="0"/>
-        <w:jc w:val="center"/>
-        <w:tblLayout w:type="fixed"/>
         <w:tblLook w:firstColumn="1" w:firstRow="1" w:lastColumn="0" w:lastRow="0" w:noHBand="0" w:noVBand="1" w:val="04A0"/>
-        <w:tblLayout w:type="fixed"/>
-        <w:tblCellMar>
-          <w:top w:w="10" w:type="dxa"/>
-          <w:left w:w="60" w:type="dxa"/>
-          <w:bottom w:w="10" w:type="dxa"/>
-          <w:right w:w="60" w:type="dxa"/>
-        </w:tblCellMar>
+        <w:tblBorders>
+          <w:top w:val="single" w:sz="4" w:space="0" w:color="808080"/>
+          <w:left w:val="single" w:sz="4" w:space="0" w:color="808080"/>
+          <w:bottom w:val="single" w:sz="4" w:space="0" w:color="808080"/>
+          <w:right w:val="single" w:sz="4" w:space="0" w:color="808080"/>
+          <w:insideH w:val="single" w:sz="4" w:space="0" w:color="808080"/>
+          <w:insideV w:val="single" w:sz="4" w:space="0" w:color="808080"/>
+        </w:tblBorders>
       </w:tblPr>
       <w:tblGrid>
-        <w:gridCol w:w="1814"/>
-        <w:gridCol w:w="7087"/>
+        <w:gridCol w:w="1928"/>
+        <w:gridCol w:w="6803"/>
       </w:tblGrid>
       <w:tr>
         <w:tc>
           <w:tcPr>
-            <w:tcW w:type="dxa" w:w="1814"/>
-            <w:shd w:val="clear" w:color="auto" w:fill="E8EEF4"/>
+            <w:tcW w:type="dxa" w:w="1928"/>
           </w:tcPr>
           <w:p>
             <w:pPr>
               <w:spacing w:line="240" w:lineRule="auto" w:after="0"/>
             </w:pPr>
-            <w:r/>
-            <w:r>
-              <w:rPr>
-                <w:rFonts w:ascii="Arial" w:hAnsi="Arial" w:cs="Arial" w:eastAsia="Microsoft YaHei"/>
-                <w:b/>
-                <w:sz w:val="17"/>
+            <w:r>
+              <w:rPr>
+                <w:rFonts w:ascii="Comic Sans MS" w:hAnsi="Comic Sans MS" w:cs="Comic Sans MS"/>
+                <w:b w:val="0"/>
+                <w:sz w:val="20"/>
               </w:rPr>
               <w:t>Description:</w:t>
             </w:r>
@@ -8181,18 +8206,17 @@
         </w:tc>
         <w:tc>
           <w:tcPr>
-            <w:tcW w:type="dxa" w:w="7087"/>
+            <w:tcW w:type="dxa" w:w="6803"/>
           </w:tcPr>
           <w:p>
             <w:pPr>
               <w:spacing w:line="240" w:lineRule="auto" w:after="0"/>
             </w:pPr>
-            <w:r/>
-            <w:r>
-              <w:rPr>
-                <w:rFonts w:ascii="Arial" w:hAnsi="Arial" w:cs="Arial" w:eastAsia="Microsoft YaHei"/>
-                <w:b w:val="0"/>
-                <w:sz w:val="17"/>
+            <w:r>
+              <w:rPr>
+                <w:rFonts w:ascii="Comic Sans MS" w:hAnsi="Comic Sans MS" w:cs="Comic Sans MS"/>
+                <w:b w:val="0"/>
+                <w:sz w:val="20"/>
               </w:rPr>
               <w:t>Change an event, and see who has booked it - the two things a staff member needs on one screen, which is why the registrations sit under the form rather than on a page of their own.</w:t>
             </w:r>
@@ -8202,19 +8226,17 @@
       <w:tr>
         <w:tc>
           <w:tcPr>
-            <w:tcW w:type="dxa" w:w="1814"/>
-            <w:shd w:val="clear" w:color="auto" w:fill="E8EEF4"/>
+            <w:tcW w:type="dxa" w:w="1928"/>
           </w:tcPr>
           <w:p>
             <w:pPr>
               <w:spacing w:line="240" w:lineRule="auto" w:after="0"/>
             </w:pPr>
-            <w:r/>
-            <w:r>
-              <w:rPr>
-                <w:rFonts w:ascii="Arial" w:hAnsi="Arial" w:cs="Arial" w:eastAsia="Microsoft YaHei"/>
-                <w:b/>
-                <w:sz w:val="17"/>
+            <w:r>
+              <w:rPr>
+                <w:rFonts w:ascii="Comic Sans MS" w:hAnsi="Comic Sans MS" w:cs="Comic Sans MS"/>
+                <w:b w:val="0"/>
+                <w:sz w:val="20"/>
               </w:rPr>
               <w:t>Content:</w:t>
             </w:r>
@@ -8222,18 +8244,17 @@
         </w:tc>
         <w:tc>
           <w:tcPr>
-            <w:tcW w:type="dxa" w:w="7087"/>
+            <w:tcW w:type="dxa" w:w="6803"/>
           </w:tcPr>
           <w:p>
             <w:pPr>
               <w:spacing w:line="240" w:lineRule="auto" w:after="0"/>
             </w:pPr>
-            <w:r/>
-            <w:r>
-              <w:rPr>
-                <w:rFonts w:ascii="Arial" w:hAnsi="Arial" w:cs="Arial" w:eastAsia="Microsoft YaHei"/>
-                <w:b w:val="0"/>
-                <w:sz w:val="17"/>
+            <w:r>
+              <w:rPr>
+                <w:rFonts w:ascii="Comic Sans MS" w:hAnsi="Comic Sans MS" w:cs="Comic Sans MS"/>
+                <w:b w:val="0"/>
+                <w:sz w:val="20"/>
               </w:rPr>
               <w:t>The same form as S6, pre-filled from GET /api/events/:id (in the screenshot, the Twilight 10K: name, summary, description, organisation, category, status, date and times, venue, city, prices, and the stored coordinates).</w:t>
               <w:br/>
@@ -8247,19 +8268,17 @@
       <w:tr>
         <w:tc>
           <w:tcPr>
-            <w:tcW w:type="dxa" w:w="1814"/>
-            <w:shd w:val="clear" w:color="auto" w:fill="E8EEF4"/>
+            <w:tcW w:type="dxa" w:w="1928"/>
           </w:tcPr>
           <w:p>
             <w:pPr>
               <w:spacing w:line="240" w:lineRule="auto" w:after="0"/>
             </w:pPr>
-            <w:r/>
-            <w:r>
-              <w:rPr>
-                <w:rFonts w:ascii="Arial" w:hAnsi="Arial" w:cs="Arial" w:eastAsia="Microsoft YaHei"/>
-                <w:b/>
-                <w:sz w:val="17"/>
+            <w:r>
+              <w:rPr>
+                <w:rFonts w:ascii="Comic Sans MS" w:hAnsi="Comic Sans MS" w:cs="Comic Sans MS"/>
+                <w:b w:val="0"/>
+                <w:sz w:val="20"/>
               </w:rPr>
               <w:t>Interactions:</w:t>
             </w:r>
@@ -8267,18 +8286,17 @@
         </w:tc>
         <w:tc>
           <w:tcPr>
-            <w:tcW w:type="dxa" w:w="7087"/>
+            <w:tcW w:type="dxa" w:w="6803"/>
           </w:tcPr>
           <w:p>
             <w:pPr>
               <w:spacing w:line="240" w:lineRule="auto" w:after="0"/>
             </w:pPr>
-            <w:r/>
-            <w:r>
-              <w:rPr>
-                <w:rFonts w:ascii="Arial" w:hAnsi="Arial" w:cs="Arial" w:eastAsia="Microsoft YaHei"/>
-                <w:b w:val="0"/>
-                <w:sz w:val="17"/>
+            <w:r>
+              <w:rPr>
+                <w:rFonts w:ascii="Comic Sans MS" w:hAnsi="Comic Sans MS" w:cs="Comic Sans MS"/>
+                <w:b w:val="0"/>
+                <w:sz w:val="20"/>
               </w:rPr>
               <w:t>Save calls PUT /api/events/:id with the whole form (PUT rather than PATCH because the screen always submits every field).</w:t>
               <w:br/>
@@ -8292,19 +8310,17 @@
       <w:tr>
         <w:tc>
           <w:tcPr>
-            <w:tcW w:type="dxa" w:w="1814"/>
-            <w:shd w:val="clear" w:color="auto" w:fill="E8EEF4"/>
+            <w:tcW w:type="dxa" w:w="1928"/>
           </w:tcPr>
           <w:p>
             <w:pPr>
               <w:spacing w:line="240" w:lineRule="auto" w:after="0"/>
             </w:pPr>
-            <w:r/>
-            <w:r>
-              <w:rPr>
-                <w:rFonts w:ascii="Arial" w:hAnsi="Arial" w:cs="Arial" w:eastAsia="Microsoft YaHei"/>
-                <w:b/>
-                <w:sz w:val="17"/>
+            <w:r>
+              <w:rPr>
+                <w:rFonts w:ascii="Comic Sans MS" w:hAnsi="Comic Sans MS" w:cs="Comic Sans MS"/>
+                <w:b w:val="0"/>
+                <w:sz w:val="20"/>
               </w:rPr>
               <w:t>Media Creation:</w:t>
             </w:r>
@@ -8312,18 +8328,17 @@
         </w:tc>
         <w:tc>
           <w:tcPr>
-            <w:tcW w:type="dxa" w:w="7087"/>
+            <w:tcW w:type="dxa" w:w="6803"/>
           </w:tcPr>
           <w:p>
             <w:pPr>
               <w:spacing w:line="240" w:lineRule="auto" w:after="0"/>
             </w:pPr>
-            <w:r/>
-            <w:r>
-              <w:rPr>
-                <w:rFonts w:ascii="Arial" w:hAnsi="Arial" w:cs="Arial" w:eastAsia="Microsoft YaHei"/>
-                <w:b w:val="0"/>
-                <w:sz w:val="17"/>
+            <w:r>
+              <w:rPr>
+                <w:rFonts w:ascii="Comic Sans MS" w:hAnsi="Comic Sans MS" w:cs="Comic Sans MS"/>
+                <w:b w:val="0"/>
+                <w:sz w:val="20"/>
               </w:rPr>
               <w:t>None beyond the data itself.</w:t>
             </w:r>
@@ -8333,19 +8348,17 @@
       <w:tr>
         <w:tc>
           <w:tcPr>
-            <w:tcW w:type="dxa" w:w="1814"/>
-            <w:shd w:val="clear" w:color="auto" w:fill="E8EEF4"/>
+            <w:tcW w:type="dxa" w:w="1928"/>
           </w:tcPr>
           <w:p>
             <w:pPr>
               <w:spacing w:line="240" w:lineRule="auto" w:after="0"/>
             </w:pPr>
-            <w:r/>
-            <w:r>
-              <w:rPr>
-                <w:rFonts w:ascii="Arial" w:hAnsi="Arial" w:cs="Arial" w:eastAsia="Microsoft YaHei"/>
-                <w:b/>
-                <w:sz w:val="17"/>
+            <w:r>
+              <w:rPr>
+                <w:rFonts w:ascii="Comic Sans MS" w:hAnsi="Comic Sans MS" w:cs="Comic Sans MS"/>
+                <w:b w:val="0"/>
+                <w:sz w:val="20"/>
               </w:rPr>
               <w:t>Navigation:</w:t>
             </w:r>
@@ -8353,18 +8366,17 @@
         </w:tc>
         <w:tc>
           <w:tcPr>
-            <w:tcW w:type="dxa" w:w="7087"/>
+            <w:tcW w:type="dxa" w:w="6803"/>
           </w:tcPr>
           <w:p>
             <w:pPr>
               <w:spacing w:line="240" w:lineRule="auto" w:after="0"/>
             </w:pPr>
-            <w:r/>
-            <w:r>
-              <w:rPr>
-                <w:rFonts w:ascii="Arial" w:hAnsi="Arial" w:cs="Arial" w:eastAsia="Microsoft YaHei"/>
-                <w:b w:val="0"/>
-                <w:sz w:val="17"/>
+            <w:r>
+              <w:rPr>
+                <w:rFonts w:ascii="Comic Sans MS" w:hAnsi="Comic Sans MS" w:cs="Comic Sans MS"/>
+                <w:b w:val="0"/>
+                <w:sz w:val="20"/>
               </w:rPr>
               <w:t>In: Edit on any row of the staff list (the breadcrumb shows Events &gt; event name).</w:t>
               <w:br/>
@@ -8376,8 +8388,16 @@
     </w:tbl>
     <w:p>
       <w:pPr>
-        <w:spacing w:after="0"/>
-      </w:pPr>
+        <w:spacing w:line="240" w:lineRule="auto" w:after="0"/>
+      </w:pPr>
+      <w:r>
+        <w:rPr>
+          <w:rFonts w:ascii="Comic Sans MS" w:hAnsi="Comic Sans MS" w:cs="Comic Sans MS"/>
+          <w:b w:val="0"/>
+          <w:sz w:val="8"/>
+        </w:rPr>
+        <w:t xml:space="preserve"> </w:t>
+      </w:r>
     </w:p>
     <w:p>
       <w:pPr>

--- a/submission/jbao14A3-report.docx
+++ b/submission/jbao14A3-report.docx
@@ -342,7 +342,7 @@
               <w:rPr>
                 <w:rFonts w:ascii="Arial" w:hAnsi="Arial" w:cs="Arial" w:eastAsia="Microsoft YaHei"/>
                 <w:b/>
-                <w:sz w:val="19"/>
+                <w:sz w:val="18"/>
               </w:rPr>
               <w:t>Layer</w:t>
             </w:r>
@@ -362,7 +362,7 @@
               <w:rPr>
                 <w:rFonts w:ascii="Arial" w:hAnsi="Arial" w:cs="Arial" w:eastAsia="Microsoft YaHei"/>
                 <w:b/>
-                <w:sz w:val="19"/>
+                <w:sz w:val="18"/>
               </w:rPr>
               <w:t>Technology</w:t>
             </w:r>
@@ -382,7 +382,7 @@
               <w:rPr>
                 <w:rFonts w:ascii="Arial" w:hAnsi="Arial" w:cs="Arial" w:eastAsia="Microsoft YaHei"/>
                 <w:b/>
-                <w:sz w:val="19"/>
+                <w:sz w:val="18"/>
               </w:rPr>
               <w:t>Responsibility</w:t>
             </w:r>
@@ -403,7 +403,7 @@
               <w:rPr>
                 <w:rFonts w:ascii="Arial" w:hAnsi="Arial" w:cs="Arial" w:eastAsia="Microsoft YaHei"/>
                 <w:b w:val="0"/>
-                <w:sz w:val="19"/>
+                <w:sz w:val="18"/>
               </w:rPr>
               <w:t>Database</w:t>
             </w:r>
@@ -422,7 +422,7 @@
               <w:rPr>
                 <w:rFonts w:ascii="Arial" w:hAnsi="Arial" w:cs="Arial" w:eastAsia="Microsoft YaHei"/>
                 <w:b w:val="0"/>
-                <w:sz w:val="19"/>
+                <w:sz w:val="18"/>
               </w:rPr>
               <w:t>MySQL 8.0</w:t>
             </w:r>
@@ -441,7 +441,7 @@
               <w:rPr>
                 <w:rFonts w:ascii="Arial" w:hAnsi="Arial" w:cs="Arial" w:eastAsia="Microsoft YaHei"/>
                 <w:b w:val="0"/>
-                <w:sz w:val="19"/>
+                <w:sz w:val="18"/>
               </w:rPr>
               <w:t>charityevents_db: organisations, categories, events, registrations. Owns the integrity rules (foreign keys, unique key, CHECK constraints).</w:t>
             </w:r>
@@ -462,7 +462,7 @@
               <w:rPr>
                 <w:rFonts w:ascii="Arial" w:hAnsi="Arial" w:cs="Arial" w:eastAsia="Microsoft YaHei"/>
                 <w:b w:val="0"/>
-                <w:sz w:val="19"/>
+                <w:sz w:val="18"/>
               </w:rPr>
               <w:t>Server</w:t>
             </w:r>
@@ -481,7 +481,7 @@
               <w:rPr>
                 <w:rFonts w:ascii="Arial" w:hAnsi="Arial" w:cs="Arial" w:eastAsia="Microsoft YaHei"/>
                 <w:b w:val="0"/>
-                <w:sz w:val="19"/>
+                <w:sz w:val="18"/>
               </w:rPr>
               <w:t>Node.js 20+ / Express 4.21 / mysql2 3.11</w:t>
             </w:r>
@@ -500,7 +500,7 @@
               <w:rPr>
                 <w:rFonts w:ascii="Arial" w:hAnsi="Arial" w:cs="Arial" w:eastAsia="Microsoft YaHei"/>
                 <w:b w:val="0"/>
-                <w:sz w:val="19"/>
+                <w:sz w:val="18"/>
               </w:rPr>
               <w:t>The only process with database credentials. Validates input, runs parameterised SQL, maps results to JSON, decides status codes, and proxies the weather API.</w:t>
             </w:r>
@@ -521,7 +521,7 @@
               <w:rPr>
                 <w:rFonts w:ascii="Arial" w:hAnsi="Arial" w:cs="Arial" w:eastAsia="Microsoft YaHei"/>
                 <w:b w:val="0"/>
-                <w:sz w:val="19"/>
+                <w:sz w:val="18"/>
               </w:rPr>
               <w:t>Public client</w:t>
             </w:r>
@@ -540,7 +540,7 @@
               <w:rPr>
                 <w:rFonts w:ascii="Arial" w:hAnsi="Arial" w:cs="Arial" w:eastAsia="Microsoft YaHei"/>
                 <w:b w:val="0"/>
-                <w:sz w:val="19"/>
+                <w:sz w:val="18"/>
               </w:rPr>
               <w:t>Angular 22.2 / TypeScript 6</w:t>
             </w:r>
@@ -559,7 +559,7 @@
               <w:rPr>
                 <w:rFonts w:ascii="Arial" w:hAnsi="Arial" w:cs="Arial" w:eastAsia="Microsoft YaHei"/>
                 <w:b w:val="0"/>
-                <w:sz w:val="19"/>
+                <w:sz w:val="18"/>
               </w:rPr>
               <w:t>Home, Search, Event details and Register pages. Calls the API with HttpClient and renders the result with signals.</w:t>
             </w:r>
@@ -580,7 +580,7 @@
               <w:rPr>
                 <w:rFonts w:ascii="Arial" w:hAnsi="Arial" w:cs="Arial" w:eastAsia="Microsoft YaHei"/>
                 <w:b w:val="0"/>
-                <w:sz w:val="19"/>
+                <w:sz w:val="18"/>
               </w:rPr>
               <w:t>Staff client</w:t>
             </w:r>
@@ -599,7 +599,7 @@
               <w:rPr>
                 <w:rFonts w:ascii="Arial" w:hAnsi="Arial" w:cs="Arial" w:eastAsia="Microsoft YaHei"/>
                 <w:b w:val="0"/>
-                <w:sz w:val="19"/>
+                <w:sz w:val="18"/>
               </w:rPr>
               <w:t>Angular 22.2 / TypeScript 6</w:t>
             </w:r>
@@ -618,7 +618,7 @@
               <w:rPr>
                 <w:rFonts w:ascii="Arial" w:hAnsi="Arial" w:cs="Arial" w:eastAsia="Microsoft YaHei"/>
                 <w:b w:val="0"/>
-                <w:sz w:val="19"/>
+                <w:sz w:val="18"/>
               </w:rPr>
               <w:t>Event list, new event, edit event. Same API, different endpoints (it may also write).</w:t>
             </w:r>
@@ -727,7 +727,7 @@
               <w:rPr>
                 <w:rFonts w:ascii="Arial" w:hAnsi="Arial" w:cs="Arial" w:eastAsia="Microsoft YaHei"/>
                 <w:b/>
-                <w:sz w:val="19"/>
+                <w:sz w:val="18"/>
               </w:rPr>
               <w:t>Column</w:t>
             </w:r>
@@ -747,7 +747,7 @@
               <w:rPr>
                 <w:rFonts w:ascii="Arial" w:hAnsi="Arial" w:cs="Arial" w:eastAsia="Microsoft YaHei"/>
                 <w:b/>
-                <w:sz w:val="19"/>
+                <w:sz w:val="18"/>
               </w:rPr>
               <w:t>Type</w:t>
             </w:r>
@@ -767,7 +767,7 @@
               <w:rPr>
                 <w:rFonts w:ascii="Arial" w:hAnsi="Arial" w:cs="Arial" w:eastAsia="Microsoft YaHei"/>
                 <w:b/>
-                <w:sz w:val="19"/>
+                <w:sz w:val="18"/>
               </w:rPr>
               <w:t>Why it exists</w:t>
             </w:r>
@@ -788,7 +788,7 @@
               <w:rPr>
                 <w:rFonts w:ascii="Arial" w:hAnsi="Arial" w:cs="Arial" w:eastAsia="Microsoft YaHei"/>
                 <w:b w:val="0"/>
-                <w:sz w:val="19"/>
+                <w:sz w:val="18"/>
               </w:rPr>
               <w:t>registration_id</w:t>
             </w:r>
@@ -807,7 +807,7 @@
               <w:rPr>
                 <w:rFonts w:ascii="Arial" w:hAnsi="Arial" w:cs="Arial" w:eastAsia="Microsoft YaHei"/>
                 <w:b w:val="0"/>
-                <w:sz w:val="19"/>
+                <w:sz w:val="18"/>
               </w:rPr>
               <w:t>INT AUTO_INCREMENT PK</w:t>
             </w:r>
@@ -826,7 +826,7 @@
               <w:rPr>
                 <w:rFonts w:ascii="Arial" w:hAnsi="Arial" w:cs="Arial" w:eastAsia="Microsoft YaHei"/>
                 <w:b w:val="0"/>
-                <w:sz w:val="19"/>
+                <w:sz w:val="18"/>
               </w:rPr>
               <w:t>Surrogate key. The natural key would be (event_id, email), which is two wide columns; a single integer is cheaper to index and easier to reference.</w:t>
             </w:r>
@@ -847,7 +847,7 @@
               <w:rPr>
                 <w:rFonts w:ascii="Arial" w:hAnsi="Arial" w:cs="Arial" w:eastAsia="Microsoft YaHei"/>
                 <w:b w:val="0"/>
-                <w:sz w:val="19"/>
+                <w:sz w:val="18"/>
               </w:rPr>
               <w:t>event_id</w:t>
             </w:r>
@@ -866,7 +866,7 @@
               <w:rPr>
                 <w:rFonts w:ascii="Arial" w:hAnsi="Arial" w:cs="Arial" w:eastAsia="Microsoft YaHei"/>
                 <w:b w:val="0"/>
-                <w:sz w:val="19"/>
+                <w:sz w:val="18"/>
               </w:rPr>
               <w:t>INT NOT NULL, FK -&gt; events</w:t>
             </w:r>
@@ -885,7 +885,7 @@
               <w:rPr>
                 <w:rFonts w:ascii="Arial" w:hAnsi="Arial" w:cs="Arial" w:eastAsia="Microsoft YaHei"/>
                 <w:b w:val="0"/>
-                <w:sz w:val="19"/>
+                <w:sz w:val="18"/>
               </w:rPr>
               <w:t>Which event was booked. ON UPDATE CASCADE, ON DELETE RESTRICT.</w:t>
             </w:r>
@@ -906,7 +906,7 @@
               <w:rPr>
                 <w:rFonts w:ascii="Arial" w:hAnsi="Arial" w:cs="Arial" w:eastAsia="Microsoft YaHei"/>
                 <w:b w:val="0"/>
-                <w:sz w:val="19"/>
+                <w:sz w:val="18"/>
               </w:rPr>
               <w:t>first_name / last_name</w:t>
             </w:r>
@@ -925,7 +925,7 @@
               <w:rPr>
                 <w:rFonts w:ascii="Arial" w:hAnsi="Arial" w:cs="Arial" w:eastAsia="Microsoft YaHei"/>
                 <w:b w:val="0"/>
-                <w:sz w:val="19"/>
+                <w:sz w:val="18"/>
               </w:rPr>
               <w:t>VARCHAR(80) NOT NULL</w:t>
             </w:r>
@@ -944,7 +944,7 @@
               <w:rPr>
                 <w:rFonts w:ascii="Arial" w:hAnsi="Arial" w:cs="Arial" w:eastAsia="Microsoft YaHei"/>
                 <w:b w:val="0"/>
-                <w:sz w:val="19"/>
+                <w:sz w:val="18"/>
               </w:rPr>
               <w:t>Stored separately from email so the staff screen can sort and greet by name, and so a shared family address still reads correctly.</w:t>
             </w:r>
@@ -965,7 +965,7 @@
               <w:rPr>
                 <w:rFonts w:ascii="Arial" w:hAnsi="Arial" w:cs="Arial" w:eastAsia="Microsoft YaHei"/>
                 <w:b w:val="0"/>
-                <w:sz w:val="19"/>
+                <w:sz w:val="18"/>
               </w:rPr>
               <w:t>email</w:t>
             </w:r>
@@ -984,7 +984,7 @@
               <w:rPr>
                 <w:rFonts w:ascii="Arial" w:hAnsi="Arial" w:cs="Arial" w:eastAsia="Microsoft YaHei"/>
                 <w:b w:val="0"/>
-                <w:sz w:val="19"/>
+                <w:sz w:val="18"/>
               </w:rPr>
               <w:t>VARCHAR(150) NOT NULL</w:t>
             </w:r>
@@ -1003,7 +1003,7 @@
               <w:rPr>
                 <w:rFonts w:ascii="Arial" w:hAnsi="Arial" w:cs="Arial" w:eastAsia="Microsoft YaHei"/>
                 <w:b w:val="0"/>
-                <w:sz w:val="19"/>
+                <w:sz w:val="18"/>
               </w:rPr>
               <w:t>Contact detail, and part of the uniqueness rule.</w:t>
             </w:r>
@@ -1024,7 +1024,7 @@
               <w:rPr>
                 <w:rFonts w:ascii="Arial" w:hAnsi="Arial" w:cs="Arial" w:eastAsia="Microsoft YaHei"/>
                 <w:b w:val="0"/>
-                <w:sz w:val="19"/>
+                <w:sz w:val="18"/>
               </w:rPr>
               <w:t>phone</w:t>
             </w:r>
@@ -1043,7 +1043,7 @@
               <w:rPr>
                 <w:rFonts w:ascii="Arial" w:hAnsi="Arial" w:cs="Arial" w:eastAsia="Microsoft YaHei"/>
                 <w:b w:val="0"/>
-                <w:sz w:val="19"/>
+                <w:sz w:val="18"/>
               </w:rPr>
               <w:t>VARCHAR(30) NOT NULL</w:t>
             </w:r>
@@ -1062,7 +1062,7 @@
               <w:rPr>
                 <w:rFonts w:ascii="Arial" w:hAnsi="Arial" w:cs="Arial" w:eastAsia="Microsoft YaHei"/>
                 <w:b w:val="0"/>
-                <w:sz w:val="19"/>
+                <w:sz w:val="18"/>
               </w:rPr>
               <w:t>The charities ring people when a event is cancelled - an email sent the night before is often missed.</w:t>
             </w:r>
@@ -1083,7 +1083,7 @@
               <w:rPr>
                 <w:rFonts w:ascii="Arial" w:hAnsi="Arial" w:cs="Arial" w:eastAsia="Microsoft YaHei"/>
                 <w:b w:val="0"/>
-                <w:sz w:val="19"/>
+                <w:sz w:val="18"/>
               </w:rPr>
               <w:t>tickets</w:t>
             </w:r>
@@ -1102,7 +1102,7 @@
               <w:rPr>
                 <w:rFonts w:ascii="Arial" w:hAnsi="Arial" w:cs="Arial" w:eastAsia="Microsoft YaHei"/>
                 <w:b w:val="0"/>
-                <w:sz w:val="19"/>
+                <w:sz w:val="18"/>
               </w:rPr>
               <w:t>INT NOT NULL DEFAULT 1</w:t>
             </w:r>
@@ -1121,7 +1121,7 @@
               <w:rPr>
                 <w:rFonts w:ascii="Arial" w:hAnsi="Arial" w:cs="Arial" w:eastAsia="Microsoft YaHei"/>
                 <w:b w:val="0"/>
-                <w:sz w:val="19"/>
+                <w:sz w:val="18"/>
               </w:rPr>
               <w:t>How many places were bought. CHECK (tickets &gt; 0 AND tickets &lt;= 50).</w:t>
             </w:r>
@@ -1142,7 +1142,7 @@
               <w:rPr>
                 <w:rFonts w:ascii="Arial" w:hAnsi="Arial" w:cs="Arial" w:eastAsia="Microsoft YaHei"/>
                 <w:b w:val="0"/>
-                <w:sz w:val="19"/>
+                <w:sz w:val="18"/>
               </w:rPr>
               <w:t>registration_date</w:t>
             </w:r>
@@ -1161,7 +1161,7 @@
               <w:rPr>
                 <w:rFonts w:ascii="Arial" w:hAnsi="Arial" w:cs="Arial" w:eastAsia="Microsoft YaHei"/>
                 <w:b w:val="0"/>
-                <w:sz w:val="19"/>
+                <w:sz w:val="18"/>
               </w:rPr>
               <w:t>DATE NOT NULL</w:t>
             </w:r>
@@ -1180,7 +1180,7 @@
               <w:rPr>
                 <w:rFonts w:ascii="Arial" w:hAnsi="Arial" w:cs="Arial" w:eastAsia="Microsoft YaHei"/>
                 <w:b w:val="0"/>
-                <w:sz w:val="19"/>
+                <w:sz w:val="18"/>
               </w:rPr>
               <w:t>The day the visitor says they booked. This is a business value, not a timestamp, which is why it is a DATE.</w:t>
             </w:r>
@@ -1201,7 +1201,7 @@
               <w:rPr>
                 <w:rFonts w:ascii="Arial" w:hAnsi="Arial" w:cs="Arial" w:eastAsia="Microsoft YaHei"/>
                 <w:b w:val="0"/>
-                <w:sz w:val="19"/>
+                <w:sz w:val="18"/>
               </w:rPr>
               <w:t>created_at</w:t>
             </w:r>
@@ -1220,7 +1220,7 @@
               <w:rPr>
                 <w:rFonts w:ascii="Arial" w:hAnsi="Arial" w:cs="Arial" w:eastAsia="Microsoft YaHei"/>
                 <w:b w:val="0"/>
-                <w:sz w:val="19"/>
+                <w:sz w:val="18"/>
               </w:rPr>
               <w:t>TIMESTAMP DEFAULT CURRENT_TIMESTAMP</w:t>
             </w:r>
@@ -1239,7 +1239,7 @@
               <w:rPr>
                 <w:rFonts w:ascii="Arial" w:hAnsi="Arial" w:cs="Arial" w:eastAsia="Microsoft YaHei"/>
                 <w:b w:val="0"/>
-                <w:sz w:val="19"/>
+                <w:sz w:val="18"/>
               </w:rPr>
               <w:t>When the row was actually written. Kept separate from registration_date so the two can never be confused when auditing.</w:t>
             </w:r>
@@ -1260,7 +1260,7 @@
               <w:rPr>
                 <w:rFonts w:ascii="Arial" w:hAnsi="Arial" w:cs="Arial" w:eastAsia="Microsoft YaHei"/>
                 <w:b w:val="0"/>
-                <w:sz w:val="19"/>
+                <w:sz w:val="18"/>
               </w:rPr>
               <w:t>notes</w:t>
             </w:r>
@@ -1279,7 +1279,7 @@
               <w:rPr>
                 <w:rFonts w:ascii="Arial" w:hAnsi="Arial" w:cs="Arial" w:eastAsia="Microsoft YaHei"/>
                 <w:b w:val="0"/>
-                <w:sz w:val="19"/>
+                <w:sz w:val="18"/>
               </w:rPr>
               <w:t>VARCHAR(255) NULL</w:t>
             </w:r>
@@ -1298,7 +1298,7 @@
               <w:rPr>
                 <w:rFonts w:ascii="Arial" w:hAnsi="Arial" w:cs="Arial" w:eastAsia="Microsoft YaHei"/>
                 <w:b w:val="0"/>
-                <w:sz w:val="19"/>
+                <w:sz w:val="18"/>
               </w:rPr>
               <w:t>Dietary requirements, accessibility needs, 'arriving late'.</w:t>
             </w:r>
@@ -1593,7 +1593,7 @@
               <w:rPr>
                 <w:rFonts w:ascii="Arial" w:hAnsi="Arial" w:cs="Arial" w:eastAsia="Microsoft YaHei"/>
                 <w:b/>
-                <w:sz w:val="19"/>
+                <w:sz w:val="18"/>
               </w:rPr>
               <w:t>Method</w:t>
             </w:r>
@@ -1613,7 +1613,7 @@
               <w:rPr>
                 <w:rFonts w:ascii="Arial" w:hAnsi="Arial" w:cs="Arial" w:eastAsia="Microsoft YaHei"/>
                 <w:b/>
-                <w:sz w:val="19"/>
+                <w:sz w:val="18"/>
               </w:rPr>
               <w:t>Path</w:t>
             </w:r>
@@ -1633,7 +1633,7 @@
               <w:rPr>
                 <w:rFonts w:ascii="Arial" w:hAnsi="Arial" w:cs="Arial" w:eastAsia="Microsoft YaHei"/>
                 <w:b/>
-                <w:sz w:val="19"/>
+                <w:sz w:val="18"/>
               </w:rPr>
               <w:t>Purpose</w:t>
             </w:r>
@@ -1653,7 +1653,7 @@
               <w:rPr>
                 <w:rFonts w:ascii="Arial" w:hAnsi="Arial" w:cs="Arial" w:eastAsia="Microsoft YaHei"/>
                 <w:b/>
-                <w:sz w:val="19"/>
+                <w:sz w:val="18"/>
               </w:rPr>
               <w:t>Success</w:t>
             </w:r>
@@ -1673,7 +1673,7 @@
               <w:rPr>
                 <w:rFonts w:ascii="Arial" w:hAnsi="Arial" w:cs="Arial" w:eastAsia="Microsoft YaHei"/>
                 <w:b/>
-                <w:sz w:val="19"/>
+                <w:sz w:val="18"/>
               </w:rPr>
               <w:t>Errors</w:t>
             </w:r>
@@ -1694,7 +1694,7 @@
               <w:rPr>
                 <w:rFonts w:ascii="Arial" w:hAnsi="Arial" w:cs="Arial" w:eastAsia="Microsoft YaHei"/>
                 <w:b w:val="0"/>
-                <w:sz w:val="19"/>
+                <w:sz w:val="18"/>
               </w:rPr>
               <w:t>GET</w:t>
             </w:r>
@@ -1713,7 +1713,7 @@
               <w:rPr>
                 <w:rFonts w:ascii="Arial" w:hAnsi="Arial" w:cs="Arial" w:eastAsia="Microsoft YaHei"/>
                 <w:b w:val="0"/>
-                <w:sz w:val="19"/>
+                <w:sz w:val="18"/>
               </w:rPr>
               <w:t>/api/events</w:t>
             </w:r>
@@ -1732,7 +1732,7 @@
               <w:rPr>
                 <w:rFonts w:ascii="Arial" w:hAnsi="Arial" w:cs="Arial" w:eastAsia="Microsoft YaHei"/>
                 <w:b w:val="0"/>
-                <w:sz w:val="19"/>
+                <w:sz w:val="18"/>
               </w:rPr>
               <w:t>Upcoming events, optionally filtered by date, location, category and free-text search</w:t>
             </w:r>
@@ -1751,7 +1751,7 @@
               <w:rPr>
                 <w:rFonts w:ascii="Arial" w:hAnsi="Arial" w:cs="Arial" w:eastAsia="Microsoft YaHei"/>
                 <w:b w:val="0"/>
-                <w:sz w:val="19"/>
+                <w:sz w:val="18"/>
               </w:rPr>
               <w:t>200</w:t>
             </w:r>
@@ -1770,7 +1770,7 @@
               <w:rPr>
                 <w:rFonts w:ascii="Arial" w:hAnsi="Arial" w:cs="Arial" w:eastAsia="Microsoft YaHei"/>
                 <w:b w:val="0"/>
-                <w:sz w:val="19"/>
+                <w:sz w:val="18"/>
               </w:rPr>
               <w:t>400</w:t>
             </w:r>
@@ -1791,7 +1791,7 @@
               <w:rPr>
                 <w:rFonts w:ascii="Arial" w:hAnsi="Arial" w:cs="Arial" w:eastAsia="Microsoft YaHei"/>
                 <w:b w:val="0"/>
-                <w:sz w:val="19"/>
+                <w:sz w:val="18"/>
               </w:rPr>
               <w:t>GET</w:t>
             </w:r>
@@ -1810,7 +1810,7 @@
               <w:rPr>
                 <w:rFonts w:ascii="Arial" w:hAnsi="Arial" w:cs="Arial" w:eastAsia="Microsoft YaHei"/>
                 <w:b w:val="0"/>
-                <w:sz w:val="19"/>
+                <w:sz w:val="18"/>
               </w:rPr>
               <w:t>/api/events/past</w:t>
             </w:r>
@@ -1829,7 +1829,7 @@
               <w:rPr>
                 <w:rFonts w:ascii="Arial" w:hAnsi="Arial" w:cs="Arial" w:eastAsia="Microsoft YaHei"/>
                 <w:b w:val="0"/>
-                <w:sz w:val="19"/>
+                <w:sz w:val="18"/>
               </w:rPr>
               <w:t>Past events, for the 'previously' section of the home page</w:t>
             </w:r>
@@ -1848,7 +1848,7 @@
               <w:rPr>
                 <w:rFonts w:ascii="Arial" w:hAnsi="Arial" w:cs="Arial" w:eastAsia="Microsoft YaHei"/>
                 <w:b w:val="0"/>
-                <w:sz w:val="19"/>
+                <w:sz w:val="18"/>
               </w:rPr>
               <w:t>200</w:t>
             </w:r>
@@ -1867,7 +1867,7 @@
               <w:rPr>
                 <w:rFonts w:ascii="Arial" w:hAnsi="Arial" w:cs="Arial" w:eastAsia="Microsoft YaHei"/>
                 <w:b w:val="0"/>
-                <w:sz w:val="19"/>
+                <w:sz w:val="18"/>
               </w:rPr>
               <w:t>-</w:t>
             </w:r>
@@ -1888,7 +1888,7 @@
               <w:rPr>
                 <w:rFonts w:ascii="Arial" w:hAnsi="Arial" w:cs="Arial" w:eastAsia="Microsoft YaHei"/>
                 <w:b w:val="0"/>
-                <w:sz w:val="19"/>
+                <w:sz w:val="18"/>
               </w:rPr>
               <w:t>GET</w:t>
             </w:r>
@@ -1907,7 +1907,7 @@
               <w:rPr>
                 <w:rFonts w:ascii="Arial" w:hAnsi="Arial" w:cs="Arial" w:eastAsia="Microsoft YaHei"/>
                 <w:b w:val="0"/>
-                <w:sz w:val="19"/>
+                <w:sz w:val="18"/>
               </w:rPr>
               <w:t>/api/events/:id</w:t>
             </w:r>
@@ -1926,7 +1926,7 @@
               <w:rPr>
                 <w:rFonts w:ascii="Arial" w:hAnsi="Arial" w:cs="Arial" w:eastAsia="Microsoft YaHei"/>
                 <w:b w:val="0"/>
-                <w:sz w:val="19"/>
+                <w:sz w:val="18"/>
               </w:rPr>
               <w:t>One event plus its complete registration list, newest booking first</w:t>
             </w:r>
@@ -1945,7 +1945,7 @@
               <w:rPr>
                 <w:rFonts w:ascii="Arial" w:hAnsi="Arial" w:cs="Arial" w:eastAsia="Microsoft YaHei"/>
                 <w:b w:val="0"/>
-                <w:sz w:val="19"/>
+                <w:sz w:val="18"/>
               </w:rPr>
               <w:t>200</w:t>
             </w:r>
@@ -1964,7 +1964,7 @@
               <w:rPr>
                 <w:rFonts w:ascii="Arial" w:hAnsi="Arial" w:cs="Arial" w:eastAsia="Microsoft YaHei"/>
                 <w:b w:val="0"/>
-                <w:sz w:val="19"/>
+                <w:sz w:val="18"/>
               </w:rPr>
               <w:t>400, 404</w:t>
             </w:r>
@@ -1985,7 +1985,7 @@
               <w:rPr>
                 <w:rFonts w:ascii="Arial" w:hAnsi="Arial" w:cs="Arial" w:eastAsia="Microsoft YaHei"/>
                 <w:b w:val="0"/>
-                <w:sz w:val="19"/>
+                <w:sz w:val="18"/>
               </w:rPr>
               <w:t>POST</w:t>
             </w:r>
@@ -2004,7 +2004,7 @@
               <w:rPr>
                 <w:rFonts w:ascii="Arial" w:hAnsi="Arial" w:cs="Arial" w:eastAsia="Microsoft YaHei"/>
                 <w:b w:val="0"/>
-                <w:sz w:val="19"/>
+                <w:sz w:val="18"/>
               </w:rPr>
               <w:t>/api/events</w:t>
             </w:r>
@@ -2023,7 +2023,7 @@
               <w:rPr>
                 <w:rFonts w:ascii="Arial" w:hAnsi="Arial" w:cs="Arial" w:eastAsia="Microsoft YaHei"/>
                 <w:b w:val="0"/>
-                <w:sz w:val="19"/>
+                <w:sz w:val="18"/>
               </w:rPr>
               <w:t>Create an event (admin)</w:t>
             </w:r>
@@ -2042,7 +2042,7 @@
               <w:rPr>
                 <w:rFonts w:ascii="Arial" w:hAnsi="Arial" w:cs="Arial" w:eastAsia="Microsoft YaHei"/>
                 <w:b w:val="0"/>
-                <w:sz w:val="19"/>
+                <w:sz w:val="18"/>
               </w:rPr>
               <w:t>201</w:t>
             </w:r>
@@ -2061,7 +2061,7 @@
               <w:rPr>
                 <w:rFonts w:ascii="Arial" w:hAnsi="Arial" w:cs="Arial" w:eastAsia="Microsoft YaHei"/>
                 <w:b w:val="0"/>
-                <w:sz w:val="19"/>
+                <w:sz w:val="18"/>
               </w:rPr>
               <w:t>400</w:t>
             </w:r>
@@ -2082,7 +2082,7 @@
               <w:rPr>
                 <w:rFonts w:ascii="Arial" w:hAnsi="Arial" w:cs="Arial" w:eastAsia="Microsoft YaHei"/>
                 <w:b w:val="0"/>
-                <w:sz w:val="19"/>
+                <w:sz w:val="18"/>
               </w:rPr>
               <w:t>PUT</w:t>
             </w:r>
@@ -2101,7 +2101,7 @@
               <w:rPr>
                 <w:rFonts w:ascii="Arial" w:hAnsi="Arial" w:cs="Arial" w:eastAsia="Microsoft YaHei"/>
                 <w:b w:val="0"/>
-                <w:sz w:val="19"/>
+                <w:sz w:val="18"/>
               </w:rPr>
               <w:t>/api/events/:id</w:t>
             </w:r>
@@ -2120,7 +2120,7 @@
               <w:rPr>
                 <w:rFonts w:ascii="Arial" w:hAnsi="Arial" w:cs="Arial" w:eastAsia="Microsoft YaHei"/>
                 <w:b w:val="0"/>
-                <w:sz w:val="19"/>
+                <w:sz w:val="18"/>
               </w:rPr>
               <w:t>Replace an event's details (admin)</w:t>
             </w:r>
@@ -2139,7 +2139,7 @@
               <w:rPr>
                 <w:rFonts w:ascii="Arial" w:hAnsi="Arial" w:cs="Arial" w:eastAsia="Microsoft YaHei"/>
                 <w:b w:val="0"/>
-                <w:sz w:val="19"/>
+                <w:sz w:val="18"/>
               </w:rPr>
               <w:t>200</w:t>
             </w:r>
@@ -2158,7 +2158,7 @@
               <w:rPr>
                 <w:rFonts w:ascii="Arial" w:hAnsi="Arial" w:cs="Arial" w:eastAsia="Microsoft YaHei"/>
                 <w:b w:val="0"/>
-                <w:sz w:val="19"/>
+                <w:sz w:val="18"/>
               </w:rPr>
               <w:t>400, 404</w:t>
             </w:r>
@@ -2179,7 +2179,7 @@
               <w:rPr>
                 <w:rFonts w:ascii="Arial" w:hAnsi="Arial" w:cs="Arial" w:eastAsia="Microsoft YaHei"/>
                 <w:b w:val="0"/>
-                <w:sz w:val="19"/>
+                <w:sz w:val="18"/>
               </w:rPr>
               <w:t>DELETE</w:t>
             </w:r>
@@ -2198,7 +2198,7 @@
               <w:rPr>
                 <w:rFonts w:ascii="Arial" w:hAnsi="Arial" w:cs="Arial" w:eastAsia="Microsoft YaHei"/>
                 <w:b w:val="0"/>
-                <w:sz w:val="19"/>
+                <w:sz w:val="18"/>
               </w:rPr>
               <w:t>/api/events/:id</w:t>
             </w:r>
@@ -2217,7 +2217,7 @@
               <w:rPr>
                 <w:rFonts w:ascii="Arial" w:hAnsi="Arial" w:cs="Arial" w:eastAsia="Microsoft YaHei"/>
                 <w:b w:val="0"/>
-                <w:sz w:val="19"/>
+                <w:sz w:val="18"/>
               </w:rPr>
               <w:t>Delete an event, blocked when bookings exist</w:t>
             </w:r>
@@ -2236,7 +2236,7 @@
               <w:rPr>
                 <w:rFonts w:ascii="Arial" w:hAnsi="Arial" w:cs="Arial" w:eastAsia="Microsoft YaHei"/>
                 <w:b w:val="0"/>
-                <w:sz w:val="19"/>
+                <w:sz w:val="18"/>
               </w:rPr>
               <w:t>200</w:t>
             </w:r>
@@ -2255,7 +2255,7 @@
               <w:rPr>
                 <w:rFonts w:ascii="Arial" w:hAnsi="Arial" w:cs="Arial" w:eastAsia="Microsoft YaHei"/>
                 <w:b w:val="0"/>
-                <w:sz w:val="19"/>
+                <w:sz w:val="18"/>
               </w:rPr>
               <w:t>400, 404, 409</w:t>
             </w:r>
@@ -2276,7 +2276,7 @@
               <w:rPr>
                 <w:rFonts w:ascii="Arial" w:hAnsi="Arial" w:cs="Arial" w:eastAsia="Microsoft YaHei"/>
                 <w:b w:val="0"/>
-                <w:sz w:val="19"/>
+                <w:sz w:val="18"/>
               </w:rPr>
               <w:t>GET</w:t>
             </w:r>
@@ -2295,7 +2295,7 @@
               <w:rPr>
                 <w:rFonts w:ascii="Arial" w:hAnsi="Arial" w:cs="Arial" w:eastAsia="Microsoft YaHei"/>
                 <w:b w:val="0"/>
-                <w:sz w:val="19"/>
+                <w:sz w:val="18"/>
               </w:rPr>
               <w:t>/api/registrations</w:t>
             </w:r>
@@ -2314,7 +2314,7 @@
               <w:rPr>
                 <w:rFonts w:ascii="Arial" w:hAnsi="Arial" w:cs="Arial" w:eastAsia="Microsoft YaHei"/>
                 <w:b w:val="0"/>
-                <w:sz w:val="19"/>
+                <w:sz w:val="18"/>
               </w:rPr>
               <w:t>All bookings, or those for one event via ?event_id=</w:t>
             </w:r>
@@ -2333,7 +2333,7 @@
               <w:rPr>
                 <w:rFonts w:ascii="Arial" w:hAnsi="Arial" w:cs="Arial" w:eastAsia="Microsoft YaHei"/>
                 <w:b w:val="0"/>
-                <w:sz w:val="19"/>
+                <w:sz w:val="18"/>
               </w:rPr>
               <w:t>200</w:t>
             </w:r>
@@ -2352,7 +2352,7 @@
               <w:rPr>
                 <w:rFonts w:ascii="Arial" w:hAnsi="Arial" w:cs="Arial" w:eastAsia="Microsoft YaHei"/>
                 <w:b w:val="0"/>
-                <w:sz w:val="19"/>
+                <w:sz w:val="18"/>
               </w:rPr>
               <w:t>400</w:t>
             </w:r>
@@ -2373,7 +2373,7 @@
               <w:rPr>
                 <w:rFonts w:ascii="Arial" w:hAnsi="Arial" w:cs="Arial" w:eastAsia="Microsoft YaHei"/>
                 <w:b w:val="0"/>
-                <w:sz w:val="19"/>
+                <w:sz w:val="18"/>
               </w:rPr>
               <w:t>POST</w:t>
             </w:r>
@@ -2392,7 +2392,7 @@
               <w:rPr>
                 <w:rFonts w:ascii="Arial" w:hAnsi="Arial" w:cs="Arial" w:eastAsia="Microsoft YaHei"/>
                 <w:b w:val="0"/>
-                <w:sz w:val="19"/>
+                <w:sz w:val="18"/>
               </w:rPr>
               <w:t>/api/registrations</w:t>
             </w:r>
@@ -2411,7 +2411,7 @@
               <w:rPr>
                 <w:rFonts w:ascii="Arial" w:hAnsi="Arial" w:cs="Arial" w:eastAsia="Microsoft YaHei"/>
                 <w:b w:val="0"/>
-                <w:sz w:val="19"/>
+                <w:sz w:val="18"/>
               </w:rPr>
               <w:t>Create a booking (public site)</w:t>
             </w:r>
@@ -2430,7 +2430,7 @@
               <w:rPr>
                 <w:rFonts w:ascii="Arial" w:hAnsi="Arial" w:cs="Arial" w:eastAsia="Microsoft YaHei"/>
                 <w:b w:val="0"/>
-                <w:sz w:val="19"/>
+                <w:sz w:val="18"/>
               </w:rPr>
               <w:t>201</w:t>
             </w:r>
@@ -2449,7 +2449,7 @@
               <w:rPr>
                 <w:rFonts w:ascii="Arial" w:hAnsi="Arial" w:cs="Arial" w:eastAsia="Microsoft YaHei"/>
                 <w:b w:val="0"/>
-                <w:sz w:val="19"/>
+                <w:sz w:val="18"/>
               </w:rPr>
               <w:t>400, 404, 409</w:t>
             </w:r>
@@ -2470,7 +2470,7 @@
               <w:rPr>
                 <w:rFonts w:ascii="Arial" w:hAnsi="Arial" w:cs="Arial" w:eastAsia="Microsoft YaHei"/>
                 <w:b w:val="0"/>
-                <w:sz w:val="19"/>
+                <w:sz w:val="18"/>
               </w:rPr>
               <w:t>GET</w:t>
             </w:r>
@@ -2489,7 +2489,7 @@
               <w:rPr>
                 <w:rFonts w:ascii="Arial" w:hAnsi="Arial" w:cs="Arial" w:eastAsia="Microsoft YaHei"/>
                 <w:b w:val="0"/>
-                <w:sz w:val="19"/>
+                <w:sz w:val="18"/>
               </w:rPr>
               <w:t>/api/categories</w:t>
             </w:r>
@@ -2508,7 +2508,7 @@
               <w:rPr>
                 <w:rFonts w:ascii="Arial" w:hAnsi="Arial" w:cs="Arial" w:eastAsia="Microsoft YaHei"/>
                 <w:b w:val="0"/>
-                <w:sz w:val="19"/>
+                <w:sz w:val="18"/>
               </w:rPr>
               <w:t>Categories with their icon and banner image</w:t>
             </w:r>
@@ -2527,7 +2527,7 @@
               <w:rPr>
                 <w:rFonts w:ascii="Arial" w:hAnsi="Arial" w:cs="Arial" w:eastAsia="Microsoft YaHei"/>
                 <w:b w:val="0"/>
-                <w:sz w:val="19"/>
+                <w:sz w:val="18"/>
               </w:rPr>
               <w:t>200</w:t>
             </w:r>
@@ -2546,7 +2546,7 @@
               <w:rPr>
                 <w:rFonts w:ascii="Arial" w:hAnsi="Arial" w:cs="Arial" w:eastAsia="Microsoft YaHei"/>
                 <w:b w:val="0"/>
-                <w:sz w:val="19"/>
+                <w:sz w:val="18"/>
               </w:rPr>
               <w:t>-</w:t>
             </w:r>
@@ -2567,7 +2567,7 @@
               <w:rPr>
                 <w:rFonts w:ascii="Arial" w:hAnsi="Arial" w:cs="Arial" w:eastAsia="Microsoft YaHei"/>
                 <w:b w:val="0"/>
-                <w:sz w:val="19"/>
+                <w:sz w:val="18"/>
               </w:rPr>
               <w:t>GET</w:t>
             </w:r>
@@ -2586,7 +2586,7 @@
               <w:rPr>
                 <w:rFonts w:ascii="Arial" w:hAnsi="Arial" w:cs="Arial" w:eastAsia="Microsoft YaHei"/>
                 <w:b w:val="0"/>
-                <w:sz w:val="19"/>
+                <w:sz w:val="18"/>
               </w:rPr>
               <w:t>/api/organisations</w:t>
             </w:r>
@@ -2605,7 +2605,7 @@
               <w:rPr>
                 <w:rFonts w:ascii="Arial" w:hAnsi="Arial" w:cs="Arial" w:eastAsia="Microsoft YaHei"/>
                 <w:b w:val="0"/>
-                <w:sz w:val="19"/>
+                <w:sz w:val="18"/>
               </w:rPr>
               <w:t>The four charities and their contact details</w:t>
             </w:r>
@@ -2624,7 +2624,7 @@
               <w:rPr>
                 <w:rFonts w:ascii="Arial" w:hAnsi="Arial" w:cs="Arial" w:eastAsia="Microsoft YaHei"/>
                 <w:b w:val="0"/>
-                <w:sz w:val="19"/>
+                <w:sz w:val="18"/>
               </w:rPr>
               <w:t>200</w:t>
             </w:r>
@@ -2643,7 +2643,7 @@
               <w:rPr>
                 <w:rFonts w:ascii="Arial" w:hAnsi="Arial" w:cs="Arial" w:eastAsia="Microsoft YaHei"/>
                 <w:b w:val="0"/>
-                <w:sz w:val="19"/>
+                <w:sz w:val="18"/>
               </w:rPr>
               <w:t>-</w:t>
             </w:r>
@@ -2664,7 +2664,7 @@
               <w:rPr>
                 <w:rFonts w:ascii="Arial" w:hAnsi="Arial" w:cs="Arial" w:eastAsia="Microsoft YaHei"/>
                 <w:b w:val="0"/>
-                <w:sz w:val="19"/>
+                <w:sz w:val="18"/>
               </w:rPr>
               <w:t>GET</w:t>
             </w:r>
@@ -2683,7 +2683,7 @@
               <w:rPr>
                 <w:rFonts w:ascii="Arial" w:hAnsi="Arial" w:cs="Arial" w:eastAsia="Microsoft YaHei"/>
                 <w:b w:val="0"/>
-                <w:sz w:val="19"/>
+                <w:sz w:val="18"/>
               </w:rPr>
               <w:t>/api/weather/:eventId</w:t>
             </w:r>
@@ -2702,7 +2702,7 @@
               <w:rPr>
                 <w:rFonts w:ascii="Arial" w:hAnsi="Arial" w:cs="Arial" w:eastAsia="Microsoft YaHei"/>
                 <w:b w:val="0"/>
-                <w:sz w:val="19"/>
+                <w:sz w:val="18"/>
               </w:rPr>
               <w:t>Forecast for the event's venue, proxied from Open-Meteo</w:t>
             </w:r>
@@ -2721,7 +2721,7 @@
               <w:rPr>
                 <w:rFonts w:ascii="Arial" w:hAnsi="Arial" w:cs="Arial" w:eastAsia="Microsoft YaHei"/>
                 <w:b w:val="0"/>
-                <w:sz w:val="19"/>
+                <w:sz w:val="18"/>
               </w:rPr>
               <w:t>200</w:t>
             </w:r>
@@ -2740,7 +2740,7 @@
               <w:rPr>
                 <w:rFonts w:ascii="Arial" w:hAnsi="Arial" w:cs="Arial" w:eastAsia="Microsoft YaHei"/>
                 <w:b w:val="0"/>
-                <w:sz w:val="19"/>
+                <w:sz w:val="18"/>
               </w:rPr>
               <w:t>400, 404, 502</w:t>
             </w:r>
@@ -2761,7 +2761,7 @@
               <w:rPr>
                 <w:rFonts w:ascii="Arial" w:hAnsi="Arial" w:cs="Arial" w:eastAsia="Microsoft YaHei"/>
                 <w:b w:val="0"/>
-                <w:sz w:val="19"/>
+                <w:sz w:val="18"/>
               </w:rPr>
               <w:t>GET</w:t>
             </w:r>
@@ -2780,7 +2780,7 @@
               <w:rPr>
                 <w:rFonts w:ascii="Arial" w:hAnsi="Arial" w:cs="Arial" w:eastAsia="Microsoft YaHei"/>
                 <w:b w:val="0"/>
-                <w:sz w:val="19"/>
+                <w:sz w:val="18"/>
               </w:rPr>
               <w:t>/api/health</w:t>
             </w:r>
@@ -2799,7 +2799,7 @@
               <w:rPr>
                 <w:rFonts w:ascii="Arial" w:hAnsi="Arial" w:cs="Arial" w:eastAsia="Microsoft YaHei"/>
                 <w:b w:val="0"/>
-                <w:sz w:val="19"/>
+                <w:sz w:val="18"/>
               </w:rPr>
               <w:t>Reports the API version and whether the database answers</w:t>
             </w:r>
@@ -2818,7 +2818,7 @@
               <w:rPr>
                 <w:rFonts w:ascii="Arial" w:hAnsi="Arial" w:cs="Arial" w:eastAsia="Microsoft YaHei"/>
                 <w:b w:val="0"/>
-                <w:sz w:val="19"/>
+                <w:sz w:val="18"/>
               </w:rPr>
               <w:t>200</w:t>
             </w:r>
@@ -2837,7 +2837,7 @@
               <w:rPr>
                 <w:rFonts w:ascii="Arial" w:hAnsi="Arial" w:cs="Arial" w:eastAsia="Microsoft YaHei"/>
                 <w:b w:val="0"/>
-                <w:sz w:val="19"/>
+                <w:sz w:val="18"/>
               </w:rPr>
               <w:t>500</w:t>
             </w:r>
@@ -3544,7 +3544,7 @@
               <w:rPr>
                 <w:rFonts w:ascii="Arial" w:hAnsi="Arial" w:cs="Arial" w:eastAsia="Microsoft YaHei"/>
                 <w:b/>
-                <w:sz w:val="19"/>
+                <w:sz w:val="18"/>
               </w:rPr>
               <w:t>Extra</w:t>
             </w:r>
@@ -3564,7 +3564,7 @@
               <w:rPr>
                 <w:rFonts w:ascii="Arial" w:hAnsi="Arial" w:cs="Arial" w:eastAsia="Microsoft YaHei"/>
                 <w:b/>
-                <w:sz w:val="19"/>
+                <w:sz w:val="18"/>
               </w:rPr>
               <w:t>What it involved</w:t>
             </w:r>
@@ -3584,7 +3584,7 @@
               <w:rPr>
                 <w:rFonts w:ascii="Arial" w:hAnsi="Arial" w:cs="Arial" w:eastAsia="Microsoft YaHei"/>
                 <w:b/>
-                <w:sz w:val="19"/>
+                <w:sz w:val="18"/>
               </w:rPr>
               <w:t>Where to look</w:t>
             </w:r>
@@ -3605,7 +3605,7 @@
               <w:rPr>
                 <w:rFonts w:ascii="Arial" w:hAnsi="Arial" w:cs="Arial" w:eastAsia="Microsoft YaHei"/>
                 <w:b w:val="0"/>
-                <w:sz w:val="19"/>
+                <w:sz w:val="18"/>
               </w:rPr>
               <w:t>Angular 22 for the public site</w:t>
             </w:r>
@@ -3624,7 +3624,7 @@
               <w:rPr>
                 <w:rFonts w:ascii="Arial" w:hAnsi="Arial" w:cs="Arial" w:eastAsia="Microsoft YaHei"/>
                 <w:b w:val="0"/>
-                <w:sz w:val="19"/>
+                <w:sz w:val="18"/>
               </w:rPr>
               <w:t>Standalone components with no NgModules, signals and computed values instead of manual DOM wiring, HttpClient with firstValueFrom so every call returns a Promise, typed models for every API response, lazy route titles.</w:t>
             </w:r>
@@ -3643,7 +3643,7 @@
               <w:rPr>
                 <w:rFonts w:ascii="Arial" w:hAnsi="Arial" w:cs="Arial" w:eastAsia="Microsoft YaHei"/>
                 <w:b w:val="0"/>
-                <w:sz w:val="19"/>
+                <w:sz w:val="18"/>
               </w:rPr>
               <w:t>clientside/src/app/</w:t>
             </w:r>
@@ -3664,7 +3664,7 @@
               <w:rPr>
                 <w:rFonts w:ascii="Arial" w:hAnsi="Arial" w:cs="Arial" w:eastAsia="Microsoft YaHei"/>
                 <w:b w:val="0"/>
-                <w:sz w:val="19"/>
+                <w:sz w:val="18"/>
               </w:rPr>
               <w:t>Angular 22 for the staff site</w:t>
             </w:r>
@@ -3683,7 +3683,7 @@
               <w:rPr>
                 <w:rFonts w:ascii="Arial" w:hAnsi="Arial" w:cs="Arial" w:eastAsia="Microsoft YaHei"/>
                 <w:b w:val="0"/>
-                <w:sz w:val="19"/>
+                <w:sz w:val="18"/>
               </w:rPr>
               <w:t>A second application sharing the same conventions: Reactive Forms with custom validators, a shared form component reused by the new and edit screens, route parameters for :id, an interceptor-free service layer.</w:t>
             </w:r>
@@ -3702,7 +3702,7 @@
               <w:rPr>
                 <w:rFonts w:ascii="Arial" w:hAnsi="Arial" w:cs="Arial" w:eastAsia="Microsoft YaHei"/>
                 <w:b w:val="0"/>
-                <w:sz w:val="19"/>
+                <w:sz w:val="18"/>
               </w:rPr>
               <w:t>adminside/src/app/</w:t>
             </w:r>
@@ -3723,7 +3723,7 @@
               <w:rPr>
                 <w:rFonts w:ascii="Arial" w:hAnsi="Arial" w:cs="Arial" w:eastAsia="Microsoft YaHei"/>
                 <w:b w:val="0"/>
-                <w:sz w:val="19"/>
+                <w:sz w:val="18"/>
               </w:rPr>
               <w:t>Open-Meteo weather API</w:t>
             </w:r>
@@ -3742,7 +3742,7 @@
               <w:rPr>
                 <w:rFonts w:ascii="Arial" w:hAnsi="Arial" w:cs="Arial" w:eastAsia="Microsoft YaHei"/>
                 <w:b w:val="0"/>
-                <w:sz w:val="19"/>
+                <w:sz w:val="18"/>
               </w:rPr>
               <w:t>latitude/longitude added to the schema, a server-side proxy endpoint, weather codes mapped to text, graceful degradation when the upstream call fails.</w:t>
             </w:r>
@@ -3761,7 +3761,7 @@
               <w:rPr>
                 <w:rFonts w:ascii="Arial" w:hAnsi="Arial" w:cs="Arial" w:eastAsia="Microsoft YaHei"/>
                 <w:b w:val="0"/>
-                <w:sz w:val="19"/>
+                <w:sz w:val="18"/>
               </w:rPr>
               <w:t>api/routes/weather.js</w:t>
             </w:r>
@@ -3782,7 +3782,7 @@
               <w:rPr>
                 <w:rFonts w:ascii="Arial" w:hAnsi="Arial" w:cs="Arial" w:eastAsia="Microsoft YaHei"/>
                 <w:b w:val="0"/>
-                <w:sz w:val="19"/>
+                <w:sz w:val="18"/>
               </w:rPr>
               <w:t>Postman collection with assertions</w:t>
             </w:r>
@@ -3801,7 +3801,7 @@
               <w:rPr>
                 <w:rFonts w:ascii="Arial" w:hAnsi="Arial" w:cs="Arial" w:eastAsia="Microsoft YaHei"/>
                 <w:b w:val="0"/>
-                <w:sz w:val="19"/>
+                <w:sz w:val="18"/>
               </w:rPr>
               <w:t>Every endpoint in a runnable collection, including the 409 cases, so the API can be regression-tested in one click.</w:t>
             </w:r>
@@ -3820,7 +3820,7 @@
               <w:rPr>
                 <w:rFonts w:ascii="Arial" w:hAnsi="Arial" w:cs="Arial" w:eastAsia="Microsoft YaHei"/>
                 <w:b w:val="0"/>
-                <w:sz w:val="19"/>
+                <w:sz w:val="18"/>
               </w:rPr>
               <w:t>docs/postman/</w:t>
             </w:r>
@@ -3841,7 +3841,7 @@
               <w:rPr>
                 <w:rFonts w:ascii="Arial" w:hAnsi="Arial" w:cs="Arial" w:eastAsia="Microsoft YaHei"/>
                 <w:b w:val="0"/>
-                <w:sz w:val="19"/>
+                <w:sz w:val="18"/>
               </w:rPr>
               <w:t>One-click local start</w:t>
             </w:r>
@@ -3860,7 +3860,7 @@
               <w:rPr>
                 <w:rFonts w:ascii="Arial" w:hAnsi="Arial" w:cs="Arial" w:eastAsia="Microsoft YaHei"/>
                 <w:b w:val="0"/>
-                <w:sz w:val="19"/>
+                <w:sz w:val="18"/>
               </w:rPr>
               <w:t>start-all.bat runs the API and both Angular dev servers together, so the team and the marker do not have to remember three commands.</w:t>
             </w:r>
@@ -3879,7 +3879,7 @@
               <w:rPr>
                 <w:rFonts w:ascii="Arial" w:hAnsi="Arial" w:cs="Arial" w:eastAsia="Microsoft YaHei"/>
                 <w:b w:val="0"/>
-                <w:sz w:val="19"/>
+                <w:sz w:val="18"/>
               </w:rPr>
               <w:t>start-all.bat</w:t>
             </w:r>
@@ -3900,7 +3900,7 @@
               <w:rPr>
                 <w:rFonts w:ascii="Arial" w:hAnsi="Arial" w:cs="Arial" w:eastAsia="Microsoft YaHei"/>
                 <w:b w:val="0"/>
-                <w:sz w:val="19"/>
+                <w:sz w:val="18"/>
               </w:rPr>
               <w:t>Character-set hardening</w:t>
             </w:r>
@@ -3919,7 +3919,7 @@
               <w:rPr>
                 <w:rFonts w:ascii="Arial" w:hAnsi="Arial" w:cs="Arial" w:eastAsia="Microsoft YaHei"/>
                 <w:b w:val="0"/>
-                <w:sz w:val="19"/>
+                <w:sz w:val="18"/>
               </w:rPr>
               <w:t>Both the connection pool and the exported SQL file now pin utf8mb4, so the emoji icons survive a move to a host whose default is the three-byte character set.</w:t>
             </w:r>
@@ -3938,7 +3938,7 @@
               <w:rPr>
                 <w:rFonts w:ascii="Arial" w:hAnsi="Arial" w:cs="Arial" w:eastAsia="Microsoft YaHei"/>
                 <w:b w:val="0"/>
-                <w:sz w:val="19"/>
+                <w:sz w:val="18"/>
               </w:rPr>
               <w:t>api/event_db.js, database/</w:t>
             </w:r>
@@ -3993,35 +3993,70 @@
     </w:p>
     <w:p>
       <w:pPr>
-        <w:pStyle w:val="Heading1"/>
+        <w:keepNext/>
         <w:spacing w:before="0" w:after="120" w:line="240" w:lineRule="auto"/>
       </w:pPr>
       <w:r>
         <w:rPr>
-          <w:rFonts w:ascii="Comic Sans MS" w:hAnsi="Comic Sans MS" w:cs="Comic Sans MS"/>
+          <w:rFonts w:ascii="Arial" w:hAnsi="Arial" w:cs="Arial" w:eastAsia="Microsoft YaHei"/>
           <w:b/>
-          <w:sz w:val="28"/>
+          <w:sz w:val="24"/>
         </w:rPr>
         <w:t>Storyboard</w:t>
       </w:r>
     </w:p>
     <w:p>
       <w:pPr>
-        <w:spacing w:line="240" w:lineRule="auto" w:before="0" w:after="80"/>
+        <w:spacing w:line="240" w:lineRule="auto" w:before="0" w:after="120"/>
       </w:pPr>
       <w:r>
         <w:rPr>
-          <w:rFonts w:ascii="Comic Sans MS" w:hAnsi="Comic Sans MS" w:cs="Comic Sans MS"/>
+          <w:rFonts w:ascii="Arial" w:hAnsi="Arial" w:cs="Arial"/>
+          <w:b/>
+          <w:sz w:val="20"/>
+        </w:rPr>
+        <w:t xml:space="preserve">TITLE: </w:t>
+      </w:r>
+      <w:r>
+        <w:rPr>
+          <w:rFonts w:ascii="Arial" w:hAnsi="Arial" w:cs="Arial"/>
           <w:b w:val="0"/>
           <w:sz w:val="20"/>
         </w:rPr>
-        <w:t>TITLE: Home - Giving Coast public site      SCREEN ID: S1      DATE: 18 October 2026</w:t>
+        <w:t xml:space="preserve">Home - Giving Coast public site    </w:t>
       </w:r>
-    </w:p>
-    <w:p>
-      <w:pPr>
-        <w:spacing w:line="240" w:lineRule="auto" w:before="0" w:after="0"/>
-      </w:pPr>
+      <w:r>
+        <w:rPr>
+          <w:rFonts w:ascii="Arial" w:hAnsi="Arial" w:cs="Arial"/>
+          <w:b/>
+          <w:sz w:val="20"/>
+        </w:rPr>
+        <w:t xml:space="preserve">SCREEN ID: </w:t>
+      </w:r>
+      <w:r>
+        <w:rPr>
+          <w:rFonts w:ascii="Arial" w:hAnsi="Arial" w:cs="Arial"/>
+          <w:b w:val="0"/>
+          <w:sz w:val="20"/>
+        </w:rPr>
+        <w:t xml:space="preserve">S1    </w:t>
+      </w:r>
+      <w:r>
+        <w:rPr>
+          <w:rFonts w:ascii="Arial" w:hAnsi="Arial" w:cs="Arial"/>
+          <w:b/>
+          <w:sz w:val="20"/>
+        </w:rPr>
+        <w:t xml:space="preserve">DATE: </w:t>
+      </w:r>
+      <w:r>
+        <w:rPr>
+          <w:rFonts w:ascii="Arial" w:hAnsi="Arial" w:cs="Arial"/>
+          <w:b w:val="0"/>
+          <w:sz w:val="20"/>
+        </w:rPr>
+        <w:t>18 October 2026</w:t>
+      </w:r>
     </w:p>
     <w:p>
       <w:pPr>
@@ -4029,9 +4064,9 @@
       </w:pPr>
       <w:r>
         <w:rPr>
-          <w:rFonts w:ascii="Comic Sans MS" w:hAnsi="Comic Sans MS" w:cs="Comic Sans MS"/>
+          <w:rFonts w:ascii="Arial" w:hAnsi="Arial" w:cs="Arial"/>
           <w:b/>
-          <w:sz w:val="28"/>
+          <w:sz w:val="24"/>
         </w:rPr>
         <w:t>Elements:</w:t>
       </w:r>
@@ -4063,9 +4098,9 @@
             </w:pPr>
             <w:r>
               <w:rPr>
-                <w:rFonts w:ascii="Comic Sans MS" w:hAnsi="Comic Sans MS" w:cs="Comic Sans MS"/>
+                <w:rFonts w:ascii="Arial" w:hAnsi="Arial" w:cs="Arial"/>
                 <w:b w:val="0"/>
-                <w:sz w:val="20"/>
+                <w:sz w:val="18"/>
               </w:rPr>
               <w:t>GRAPHICS:</w:t>
             </w:r>
@@ -4116,7 +4151,7 @@
             </w:pPr>
             <w:r>
               <w:rPr>
-                <w:rFonts w:ascii="Comic Sans MS" w:hAnsi="Comic Sans MS" w:cs="Comic Sans MS"/>
+                <w:rFonts w:ascii="Arial" w:hAnsi="Arial" w:cs="Arial"/>
                 <w:b w:val="0"/>
                 <w:sz w:val="18"/>
               </w:rPr>
@@ -4132,7 +4167,7 @@
       </w:pPr>
       <w:r>
         <w:rPr>
-          <w:rFonts w:ascii="Comic Sans MS" w:hAnsi="Comic Sans MS" w:cs="Comic Sans MS"/>
+          <w:rFonts w:ascii="Arial" w:hAnsi="Arial" w:cs="Arial"/>
           <w:b w:val="0"/>
           <w:sz w:val="8"/>
         </w:rPr>
@@ -4166,9 +4201,9 @@
             </w:pPr>
             <w:r>
               <w:rPr>
-                <w:rFonts w:ascii="Comic Sans MS" w:hAnsi="Comic Sans MS" w:cs="Comic Sans MS"/>
+                <w:rFonts w:ascii="Arial" w:hAnsi="Arial" w:cs="Arial"/>
                 <w:b w:val="0"/>
-                <w:sz w:val="20"/>
+                <w:sz w:val="18"/>
               </w:rPr>
               <w:t>TEXT:</w:t>
             </w:r>
@@ -4179,7 +4214,7 @@
             </w:pPr>
             <w:r>
               <w:rPr>
-                <w:rFonts w:ascii="Comic Sans MS" w:hAnsi="Comic Sans MS" w:cs="Comic Sans MS"/>
+                <w:rFonts w:ascii="Arial" w:hAnsi="Arial" w:cs="Arial"/>
                 <w:b w:val="0"/>
                 <w:sz w:val="18"/>
               </w:rPr>
@@ -4192,7 +4227,7 @@
             </w:pPr>
             <w:r>
               <w:rPr>
-                <w:rFonts w:ascii="Comic Sans MS" w:hAnsi="Comic Sans MS" w:cs="Comic Sans MS"/>
+                <w:rFonts w:ascii="Arial" w:hAnsi="Arial" w:cs="Arial"/>
                 <w:b w:val="0"/>
                 <w:sz w:val="18"/>
               </w:rPr>
@@ -4205,7 +4240,7 @@
             </w:pPr>
             <w:r>
               <w:rPr>
-                <w:rFonts w:ascii="Comic Sans MS" w:hAnsi="Comic Sans MS" w:cs="Comic Sans MS"/>
+                <w:rFonts w:ascii="Arial" w:hAnsi="Arial" w:cs="Arial"/>
                 <w:b w:val="0"/>
                 <w:sz w:val="18"/>
               </w:rPr>
@@ -4218,7 +4253,7 @@
             </w:pPr>
             <w:r>
               <w:rPr>
-                <w:rFonts w:ascii="Comic Sans MS" w:hAnsi="Comic Sans MS" w:cs="Comic Sans MS"/>
+                <w:rFonts w:ascii="Arial" w:hAnsi="Arial" w:cs="Arial"/>
                 <w:b w:val="0"/>
                 <w:sz w:val="18"/>
               </w:rPr>
@@ -4234,7 +4269,7 @@
       </w:pPr>
       <w:r>
         <w:rPr>
-          <w:rFonts w:ascii="Comic Sans MS" w:hAnsi="Comic Sans MS" w:cs="Comic Sans MS"/>
+          <w:rFonts w:ascii="Arial" w:hAnsi="Arial" w:cs="Arial"/>
           <w:b w:val="0"/>
           <w:sz w:val="8"/>
         </w:rPr>
@@ -4268,9 +4303,9 @@
             </w:pPr>
             <w:r>
               <w:rPr>
-                <w:rFonts w:ascii="Comic Sans MS" w:hAnsi="Comic Sans MS" w:cs="Comic Sans MS"/>
+                <w:rFonts w:ascii="Arial" w:hAnsi="Arial" w:cs="Arial"/>
                 <w:b w:val="0"/>
-                <w:sz w:val="20"/>
+                <w:sz w:val="18"/>
               </w:rPr>
               <w:t>AUDIO/VIDEO:</w:t>
             </w:r>
@@ -4281,7 +4316,7 @@
             </w:pPr>
             <w:r>
               <w:rPr>
-                <w:rFonts w:ascii="Comic Sans MS" w:hAnsi="Comic Sans MS" w:cs="Comic Sans MS"/>
+                <w:rFonts w:ascii="Arial" w:hAnsi="Arial" w:cs="Arial"/>
                 <w:b w:val="0"/>
                 <w:sz w:val="18"/>
               </w:rPr>
@@ -4297,7 +4332,7 @@
       </w:pPr>
       <w:r>
         <w:rPr>
-          <w:rFonts w:ascii="Comic Sans MS" w:hAnsi="Comic Sans MS" w:cs="Comic Sans MS"/>
+          <w:rFonts w:ascii="Arial" w:hAnsi="Arial" w:cs="Arial"/>
           <w:b w:val="0"/>
           <w:sz w:val="8"/>
         </w:rPr>
@@ -4310,9 +4345,9 @@
       </w:pPr>
       <w:r>
         <w:rPr>
-          <w:rFonts w:ascii="Comic Sans MS" w:hAnsi="Comic Sans MS" w:cs="Comic Sans MS"/>
+          <w:rFonts w:ascii="Arial" w:hAnsi="Arial" w:cs="Arial"/>
           <w:b/>
-          <w:sz w:val="28"/>
+          <w:sz w:val="24"/>
         </w:rPr>
         <w:t>NOTES</w:t>
       </w:r>
@@ -4344,9 +4379,9 @@
             </w:pPr>
             <w:r>
               <w:rPr>
-                <w:rFonts w:ascii="Comic Sans MS" w:hAnsi="Comic Sans MS" w:cs="Comic Sans MS"/>
+                <w:rFonts w:ascii="Arial" w:hAnsi="Arial" w:cs="Arial"/>
                 <w:b w:val="0"/>
-                <w:sz w:val="20"/>
+                <w:sz w:val="18"/>
               </w:rPr>
               <w:t>NOTES:</w:t>
             </w:r>
@@ -4357,7 +4392,7 @@
             </w:pPr>
             <w:r>
               <w:rPr>
-                <w:rFonts w:ascii="Comic Sans MS" w:hAnsi="Comic Sans MS" w:cs="Comic Sans MS"/>
+                <w:rFonts w:ascii="Arial" w:hAnsi="Arial" w:cs="Arial"/>
                 <w:b w:val="0"/>
                 <w:sz w:val="18"/>
               </w:rPr>
@@ -4373,7 +4408,7 @@
       </w:pPr>
       <w:r>
         <w:rPr>
-          <w:rFonts w:ascii="Comic Sans MS" w:hAnsi="Comic Sans MS" w:cs="Comic Sans MS"/>
+          <w:rFonts w:ascii="Arial" w:hAnsi="Arial" w:cs="Arial"/>
           <w:b w:val="0"/>
           <w:sz w:val="8"/>
         </w:rPr>
@@ -4401,16 +4436,17 @@
         <w:tc>
           <w:tcPr>
             <w:tcW w:type="dxa" w:w="1928"/>
+            <w:shd w:val="clear" w:color="auto" w:fill="E8EEF4"/>
           </w:tcPr>
           <w:p>
             <w:pPr>
-              <w:spacing w:line="240" w:lineRule="auto" w:after="0"/>
-            </w:pPr>
-            <w:r>
-              <w:rPr>
-                <w:rFonts w:ascii="Comic Sans MS" w:hAnsi="Comic Sans MS" w:cs="Comic Sans MS"/>
-                <w:b w:val="0"/>
-                <w:sz w:val="20"/>
+              <w:spacing w:line="240" w:lineRule="auto" w:after="20"/>
+            </w:pPr>
+            <w:r>
+              <w:rPr>
+                <w:rFonts w:ascii="Arial" w:hAnsi="Arial" w:cs="Arial"/>
+                <w:b/>
+                <w:sz w:val="18"/>
               </w:rPr>
               <w:t>Description:</w:t>
             </w:r>
@@ -4422,13 +4458,13 @@
           </w:tcPr>
           <w:p>
             <w:pPr>
-              <w:spacing w:line="240" w:lineRule="auto" w:after="0"/>
-            </w:pPr>
-            <w:r>
-              <w:rPr>
-                <w:rFonts w:ascii="Comic Sans MS" w:hAnsi="Comic Sans MS" w:cs="Comic Sans MS"/>
+              <w:spacing w:line="240" w:lineRule="auto" w:after="20"/>
+            </w:pPr>
+            <w:r>
+              <w:rPr>
+                <w:rFonts w:ascii="Arial" w:hAnsi="Arial" w:cs="Arial"/>
                 <w:b w:val="0"/>
-                <w:sz w:val="20"/>
+                <w:sz w:val="18"/>
               </w:rPr>
               <w:t>The landing page. Its job is to make a visitor want to attend something and get them to an event within one click. It also quietly proves the site is alive: every card is rendered from the database, so an empty home page would mean a broken back end.</w:t>
             </w:r>
@@ -4439,16 +4475,17 @@
         <w:tc>
           <w:tcPr>
             <w:tcW w:type="dxa" w:w="1928"/>
+            <w:shd w:val="clear" w:color="auto" w:fill="E8EEF4"/>
           </w:tcPr>
           <w:p>
             <w:pPr>
-              <w:spacing w:line="240" w:lineRule="auto" w:after="0"/>
-            </w:pPr>
-            <w:r>
-              <w:rPr>
-                <w:rFonts w:ascii="Comic Sans MS" w:hAnsi="Comic Sans MS" w:cs="Comic Sans MS"/>
-                <w:b w:val="0"/>
-                <w:sz w:val="20"/>
+              <w:spacing w:line="240" w:lineRule="auto" w:after="20"/>
+            </w:pPr>
+            <w:r>
+              <w:rPr>
+                <w:rFonts w:ascii="Arial" w:hAnsi="Arial" w:cs="Arial"/>
+                <w:b/>
+                <w:sz w:val="18"/>
               </w:rPr>
               <w:t>Content:</w:t>
             </w:r>
@@ -4460,13 +4497,13 @@
           </w:tcPr>
           <w:p>
             <w:pPr>
-              <w:spacing w:line="240" w:lineRule="auto" w:after="0"/>
-            </w:pPr>
-            <w:r>
-              <w:rPr>
-                <w:rFonts w:ascii="Comic Sans MS" w:hAnsi="Comic Sans MS" w:cs="Comic Sans MS"/>
+              <w:spacing w:line="240" w:lineRule="auto" w:after="20"/>
+            </w:pPr>
+            <w:r>
+              <w:rPr>
+                <w:rFonts w:ascii="Arial" w:hAnsi="Arial" w:cs="Arial"/>
                 <w:b w:val="0"/>
-                <w:sz w:val="20"/>
+                <w:sz w:val="18"/>
               </w:rPr>
               <w:t>Header with the Giving Coast mark and the menu (Home / Search / Staff admin).</w:t>
               <w:br/>
@@ -4485,16 +4522,17 @@
         <w:tc>
           <w:tcPr>
             <w:tcW w:type="dxa" w:w="1928"/>
+            <w:shd w:val="clear" w:color="auto" w:fill="E8EEF4"/>
           </w:tcPr>
           <w:p>
             <w:pPr>
-              <w:spacing w:line="240" w:lineRule="auto" w:after="0"/>
-            </w:pPr>
-            <w:r>
-              <w:rPr>
-                <w:rFonts w:ascii="Comic Sans MS" w:hAnsi="Comic Sans MS" w:cs="Comic Sans MS"/>
-                <w:b w:val="0"/>
-                <w:sz w:val="20"/>
+              <w:spacing w:line="240" w:lineRule="auto" w:after="20"/>
+            </w:pPr>
+            <w:r>
+              <w:rPr>
+                <w:rFonts w:ascii="Arial" w:hAnsi="Arial" w:cs="Arial"/>
+                <w:b/>
+                <w:sz w:val="18"/>
               </w:rPr>
               <w:t>Interactions:</w:t>
             </w:r>
@@ -4506,13 +4544,13 @@
           </w:tcPr>
           <w:p>
             <w:pPr>
-              <w:spacing w:line="240" w:lineRule="auto" w:after="0"/>
-            </w:pPr>
-            <w:r>
-              <w:rPr>
-                <w:rFonts w:ascii="Comic Sans MS" w:hAnsi="Comic Sans MS" w:cs="Comic Sans MS"/>
+              <w:spacing w:line="240" w:lineRule="auto" w:after="20"/>
+            </w:pPr>
+            <w:r>
+              <w:rPr>
+                <w:rFonts w:ascii="Arial" w:hAnsi="Arial" w:cs="Arial"/>
                 <w:b w:val="0"/>
-                <w:sz w:val="20"/>
+                <w:sz w:val="18"/>
               </w:rPr>
               <w:t>On load the page calls GET /api/events and GET /api/events/past and renders the two grids from the responses; nothing on the page is hard-coded.</w:t>
               <w:br/>
@@ -4529,16 +4567,17 @@
         <w:tc>
           <w:tcPr>
             <w:tcW w:type="dxa" w:w="1928"/>
+            <w:shd w:val="clear" w:color="auto" w:fill="E8EEF4"/>
           </w:tcPr>
           <w:p>
             <w:pPr>
-              <w:spacing w:line="240" w:lineRule="auto" w:after="0"/>
-            </w:pPr>
-            <w:r>
-              <w:rPr>
-                <w:rFonts w:ascii="Comic Sans MS" w:hAnsi="Comic Sans MS" w:cs="Comic Sans MS"/>
-                <w:b w:val="0"/>
-                <w:sz w:val="20"/>
+              <w:spacing w:line="240" w:lineRule="auto" w:after="20"/>
+            </w:pPr>
+            <w:r>
+              <w:rPr>
+                <w:rFonts w:ascii="Arial" w:hAnsi="Arial" w:cs="Arial"/>
+                <w:b/>
+                <w:sz w:val="18"/>
               </w:rPr>
               <w:t>Media Creation:</w:t>
             </w:r>
@@ -4550,13 +4589,13 @@
           </w:tcPr>
           <w:p>
             <w:pPr>
-              <w:spacing w:line="240" w:lineRule="auto" w:after="0"/>
-            </w:pPr>
-            <w:r>
-              <w:rPr>
-                <w:rFonts w:ascii="Comic Sans MS" w:hAnsi="Comic Sans MS" w:cs="Comic Sans MS"/>
+              <w:spacing w:line="240" w:lineRule="auto" w:after="20"/>
+            </w:pPr>
+            <w:r>
+              <w:rPr>
+                <w:rFonts w:ascii="Arial" w:hAnsi="Arial" w:cs="Arial"/>
                 <w:b w:val="0"/>
-                <w:sz w:val="20"/>
+                <w:sz w:val="18"/>
               </w:rPr>
               <w:t>No image assets at all. The category icons are emoji stored in the database and served by the API (which is why the tables are utf8mb4); the card colour bands are CSS derived from the category; the progress bar is drawn from raised_amount / goal_amount returned by the API rather than stored in the table.</w:t>
             </w:r>
@@ -4567,16 +4606,17 @@
         <w:tc>
           <w:tcPr>
             <w:tcW w:type="dxa" w:w="1928"/>
+            <w:shd w:val="clear" w:color="auto" w:fill="E8EEF4"/>
           </w:tcPr>
           <w:p>
             <w:pPr>
-              <w:spacing w:line="240" w:lineRule="auto" w:after="0"/>
-            </w:pPr>
-            <w:r>
-              <w:rPr>
-                <w:rFonts w:ascii="Comic Sans MS" w:hAnsi="Comic Sans MS" w:cs="Comic Sans MS"/>
-                <w:b w:val="0"/>
-                <w:sz w:val="20"/>
+              <w:spacing w:line="240" w:lineRule="auto" w:after="20"/>
+            </w:pPr>
+            <w:r>
+              <w:rPr>
+                <w:rFonts w:ascii="Arial" w:hAnsi="Arial" w:cs="Arial"/>
+                <w:b/>
+                <w:sz w:val="18"/>
               </w:rPr>
               <w:t>Navigation:</w:t>
             </w:r>
@@ -4588,13 +4628,13 @@
           </w:tcPr>
           <w:p>
             <w:pPr>
-              <w:spacing w:line="240" w:lineRule="auto" w:after="0"/>
-            </w:pPr>
-            <w:r>
-              <w:rPr>
-                <w:rFonts w:ascii="Comic Sans MS" w:hAnsi="Comic Sans MS" w:cs="Comic Sans MS"/>
+              <w:spacing w:line="240" w:lineRule="auto" w:after="20"/>
+            </w:pPr>
+            <w:r>
+              <w:rPr>
+                <w:rFonts w:ascii="Arial" w:hAnsi="Arial" w:cs="Arial"/>
                 <w:b w:val="0"/>
-                <w:sz w:val="20"/>
+                <w:sz w:val="18"/>
               </w:rPr>
               <w:t>In: the site root, or 'View public site' from the staff site.</w:t>
               <w:br/>
@@ -4610,7 +4650,7 @@
       </w:pPr>
       <w:r>
         <w:rPr>
-          <w:rFonts w:ascii="Comic Sans MS" w:hAnsi="Comic Sans MS" w:cs="Comic Sans MS"/>
+          <w:rFonts w:ascii="Arial" w:hAnsi="Arial" w:cs="Arial"/>
           <w:b w:val="0"/>
           <w:sz w:val="8"/>
         </w:rPr>
@@ -4627,35 +4667,70 @@
     </w:p>
     <w:p>
       <w:pPr>
-        <w:pStyle w:val="Heading1"/>
+        <w:keepNext/>
         <w:spacing w:before="0" w:after="120" w:line="240" w:lineRule="auto"/>
       </w:pPr>
       <w:r>
         <w:rPr>
-          <w:rFonts w:ascii="Comic Sans MS" w:hAnsi="Comic Sans MS" w:cs="Comic Sans MS"/>
+          <w:rFonts w:ascii="Arial" w:hAnsi="Arial" w:cs="Arial" w:eastAsia="Microsoft YaHei"/>
           <w:b/>
-          <w:sz w:val="28"/>
+          <w:sz w:val="24"/>
         </w:rPr>
         <w:t>Storyboard</w:t>
       </w:r>
     </w:p>
     <w:p>
       <w:pPr>
-        <w:spacing w:line="240" w:lineRule="auto" w:before="0" w:after="80"/>
+        <w:spacing w:line="240" w:lineRule="auto" w:before="0" w:after="120"/>
       </w:pPr>
       <w:r>
         <w:rPr>
-          <w:rFonts w:ascii="Comic Sans MS" w:hAnsi="Comic Sans MS" w:cs="Comic Sans MS"/>
+          <w:rFonts w:ascii="Arial" w:hAnsi="Arial" w:cs="Arial"/>
+          <w:b/>
+          <w:sz w:val="20"/>
+        </w:rPr>
+        <w:t xml:space="preserve">TITLE: </w:t>
+      </w:r>
+      <w:r>
+        <w:rPr>
+          <w:rFonts w:ascii="Arial" w:hAnsi="Arial" w:cs="Arial"/>
           <w:b w:val="0"/>
           <w:sz w:val="20"/>
         </w:rPr>
-        <w:t>TITLE: Search - find an event      SCREEN ID: S2      DATE: 18 October 2026</w:t>
+        <w:t xml:space="preserve">Search - find an event    </w:t>
       </w:r>
-    </w:p>
-    <w:p>
-      <w:pPr>
-        <w:spacing w:line="240" w:lineRule="auto" w:before="0" w:after="0"/>
-      </w:pPr>
+      <w:r>
+        <w:rPr>
+          <w:rFonts w:ascii="Arial" w:hAnsi="Arial" w:cs="Arial"/>
+          <w:b/>
+          <w:sz w:val="20"/>
+        </w:rPr>
+        <w:t xml:space="preserve">SCREEN ID: </w:t>
+      </w:r>
+      <w:r>
+        <w:rPr>
+          <w:rFonts w:ascii="Arial" w:hAnsi="Arial" w:cs="Arial"/>
+          <w:b w:val="0"/>
+          <w:sz w:val="20"/>
+        </w:rPr>
+        <w:t xml:space="preserve">S2    </w:t>
+      </w:r>
+      <w:r>
+        <w:rPr>
+          <w:rFonts w:ascii="Arial" w:hAnsi="Arial" w:cs="Arial"/>
+          <w:b/>
+          <w:sz w:val="20"/>
+        </w:rPr>
+        <w:t xml:space="preserve">DATE: </w:t>
+      </w:r>
+      <w:r>
+        <w:rPr>
+          <w:rFonts w:ascii="Arial" w:hAnsi="Arial" w:cs="Arial"/>
+          <w:b w:val="0"/>
+          <w:sz w:val="20"/>
+        </w:rPr>
+        <w:t>18 October 2026</w:t>
+      </w:r>
     </w:p>
     <w:p>
       <w:pPr>
@@ -4663,9 +4738,9 @@
       </w:pPr>
       <w:r>
         <w:rPr>
-          <w:rFonts w:ascii="Comic Sans MS" w:hAnsi="Comic Sans MS" w:cs="Comic Sans MS"/>
+          <w:rFonts w:ascii="Arial" w:hAnsi="Arial" w:cs="Arial"/>
           <w:b/>
-          <w:sz w:val="28"/>
+          <w:sz w:val="24"/>
         </w:rPr>
         <w:t>Elements:</w:t>
       </w:r>
@@ -4697,9 +4772,9 @@
             </w:pPr>
             <w:r>
               <w:rPr>
-                <w:rFonts w:ascii="Comic Sans MS" w:hAnsi="Comic Sans MS" w:cs="Comic Sans MS"/>
+                <w:rFonts w:ascii="Arial" w:hAnsi="Arial" w:cs="Arial"/>
                 <w:b w:val="0"/>
-                <w:sz w:val="20"/>
+                <w:sz w:val="18"/>
               </w:rPr>
               <w:t>GRAPHICS:</w:t>
             </w:r>
@@ -4750,7 +4825,7 @@
             </w:pPr>
             <w:r>
               <w:rPr>
-                <w:rFonts w:ascii="Comic Sans MS" w:hAnsi="Comic Sans MS" w:cs="Comic Sans MS"/>
+                <w:rFonts w:ascii="Arial" w:hAnsi="Arial" w:cs="Arial"/>
                 <w:b w:val="0"/>
                 <w:sz w:val="18"/>
               </w:rPr>
@@ -4766,7 +4841,7 @@
       </w:pPr>
       <w:r>
         <w:rPr>
-          <w:rFonts w:ascii="Comic Sans MS" w:hAnsi="Comic Sans MS" w:cs="Comic Sans MS"/>
+          <w:rFonts w:ascii="Arial" w:hAnsi="Arial" w:cs="Arial"/>
           <w:b w:val="0"/>
           <w:sz w:val="8"/>
         </w:rPr>
@@ -4800,9 +4875,9 @@
             </w:pPr>
             <w:r>
               <w:rPr>
-                <w:rFonts w:ascii="Comic Sans MS" w:hAnsi="Comic Sans MS" w:cs="Comic Sans MS"/>
+                <w:rFonts w:ascii="Arial" w:hAnsi="Arial" w:cs="Arial"/>
                 <w:b w:val="0"/>
-                <w:sz w:val="20"/>
+                <w:sz w:val="18"/>
               </w:rPr>
               <w:t>TEXT:</w:t>
             </w:r>
@@ -4813,7 +4888,7 @@
             </w:pPr>
             <w:r>
               <w:rPr>
-                <w:rFonts w:ascii="Comic Sans MS" w:hAnsi="Comic Sans MS" w:cs="Comic Sans MS"/>
+                <w:rFonts w:ascii="Arial" w:hAnsi="Arial" w:cs="Arial"/>
                 <w:b w:val="0"/>
                 <w:sz w:val="18"/>
               </w:rPr>
@@ -4826,7 +4901,7 @@
             </w:pPr>
             <w:r>
               <w:rPr>
-                <w:rFonts w:ascii="Comic Sans MS" w:hAnsi="Comic Sans MS" w:cs="Comic Sans MS"/>
+                <w:rFonts w:ascii="Arial" w:hAnsi="Arial" w:cs="Arial"/>
                 <w:b w:val="0"/>
                 <w:sz w:val="18"/>
               </w:rPr>
@@ -4839,7 +4914,7 @@
             </w:pPr>
             <w:r>
               <w:rPr>
-                <w:rFonts w:ascii="Comic Sans MS" w:hAnsi="Comic Sans MS" w:cs="Comic Sans MS"/>
+                <w:rFonts w:ascii="Arial" w:hAnsi="Arial" w:cs="Arial"/>
                 <w:b w:val="0"/>
                 <w:sz w:val="18"/>
               </w:rPr>
@@ -4852,7 +4927,7 @@
             </w:pPr>
             <w:r>
               <w:rPr>
-                <w:rFonts w:ascii="Comic Sans MS" w:hAnsi="Comic Sans MS" w:cs="Comic Sans MS"/>
+                <w:rFonts w:ascii="Arial" w:hAnsi="Arial" w:cs="Arial"/>
                 <w:b w:val="0"/>
                 <w:sz w:val="18"/>
               </w:rPr>
@@ -4865,7 +4940,7 @@
             </w:pPr>
             <w:r>
               <w:rPr>
-                <w:rFonts w:ascii="Comic Sans MS" w:hAnsi="Comic Sans MS" w:cs="Comic Sans MS"/>
+                <w:rFonts w:ascii="Arial" w:hAnsi="Arial" w:cs="Arial"/>
                 <w:b w:val="0"/>
                 <w:sz w:val="18"/>
               </w:rPr>
@@ -4881,7 +4956,7 @@
       </w:pPr>
       <w:r>
         <w:rPr>
-          <w:rFonts w:ascii="Comic Sans MS" w:hAnsi="Comic Sans MS" w:cs="Comic Sans MS"/>
+          <w:rFonts w:ascii="Arial" w:hAnsi="Arial" w:cs="Arial"/>
           <w:b w:val="0"/>
           <w:sz w:val="8"/>
         </w:rPr>
@@ -4915,9 +4990,9 @@
             </w:pPr>
             <w:r>
               <w:rPr>
-                <w:rFonts w:ascii="Comic Sans MS" w:hAnsi="Comic Sans MS" w:cs="Comic Sans MS"/>
+                <w:rFonts w:ascii="Arial" w:hAnsi="Arial" w:cs="Arial"/>
                 <w:b w:val="0"/>
-                <w:sz w:val="20"/>
+                <w:sz w:val="18"/>
               </w:rPr>
               <w:t>AUDIO/VIDEO:</w:t>
             </w:r>
@@ -4928,7 +5003,7 @@
             </w:pPr>
             <w:r>
               <w:rPr>
-                <w:rFonts w:ascii="Comic Sans MS" w:hAnsi="Comic Sans MS" w:cs="Comic Sans MS"/>
+                <w:rFonts w:ascii="Arial" w:hAnsi="Arial" w:cs="Arial"/>
                 <w:b w:val="0"/>
                 <w:sz w:val="18"/>
               </w:rPr>
@@ -4944,7 +5019,7 @@
       </w:pPr>
       <w:r>
         <w:rPr>
-          <w:rFonts w:ascii="Comic Sans MS" w:hAnsi="Comic Sans MS" w:cs="Comic Sans MS"/>
+          <w:rFonts w:ascii="Arial" w:hAnsi="Arial" w:cs="Arial"/>
           <w:b w:val="0"/>
           <w:sz w:val="8"/>
         </w:rPr>
@@ -4957,9 +5032,9 @@
       </w:pPr>
       <w:r>
         <w:rPr>
-          <w:rFonts w:ascii="Comic Sans MS" w:hAnsi="Comic Sans MS" w:cs="Comic Sans MS"/>
+          <w:rFonts w:ascii="Arial" w:hAnsi="Arial" w:cs="Arial"/>
           <w:b/>
-          <w:sz w:val="28"/>
+          <w:sz w:val="24"/>
         </w:rPr>
         <w:t>NOTES</w:t>
       </w:r>
@@ -4991,9 +5066,9 @@
             </w:pPr>
             <w:r>
               <w:rPr>
-                <w:rFonts w:ascii="Comic Sans MS" w:hAnsi="Comic Sans MS" w:cs="Comic Sans MS"/>
+                <w:rFonts w:ascii="Arial" w:hAnsi="Arial" w:cs="Arial"/>
                 <w:b w:val="0"/>
-                <w:sz w:val="20"/>
+                <w:sz w:val="18"/>
               </w:rPr>
               <w:t>NOTES:</w:t>
             </w:r>
@@ -5004,7 +5079,7 @@
             </w:pPr>
             <w:r>
               <w:rPr>
-                <w:rFonts w:ascii="Comic Sans MS" w:hAnsi="Comic Sans MS" w:cs="Comic Sans MS"/>
+                <w:rFonts w:ascii="Arial" w:hAnsi="Arial" w:cs="Arial"/>
                 <w:b w:val="0"/>
                 <w:sz w:val="18"/>
               </w:rPr>
@@ -5020,7 +5095,7 @@
       </w:pPr>
       <w:r>
         <w:rPr>
-          <w:rFonts w:ascii="Comic Sans MS" w:hAnsi="Comic Sans MS" w:cs="Comic Sans MS"/>
+          <w:rFonts w:ascii="Arial" w:hAnsi="Arial" w:cs="Arial"/>
           <w:b w:val="0"/>
           <w:sz w:val="8"/>
         </w:rPr>
@@ -5048,16 +5123,17 @@
         <w:tc>
           <w:tcPr>
             <w:tcW w:type="dxa" w:w="1928"/>
+            <w:shd w:val="clear" w:color="auto" w:fill="E8EEF4"/>
           </w:tcPr>
           <w:p>
             <w:pPr>
-              <w:spacing w:line="240" w:lineRule="auto" w:after="0"/>
-            </w:pPr>
-            <w:r>
-              <w:rPr>
-                <w:rFonts w:ascii="Comic Sans MS" w:hAnsi="Comic Sans MS" w:cs="Comic Sans MS"/>
-                <w:b w:val="0"/>
-                <w:sz w:val="20"/>
+              <w:spacing w:line="240" w:lineRule="auto" w:after="20"/>
+            </w:pPr>
+            <w:r>
+              <w:rPr>
+                <w:rFonts w:ascii="Arial" w:hAnsi="Arial" w:cs="Arial"/>
+                <w:b/>
+                <w:sz w:val="18"/>
               </w:rPr>
               <w:t>Description:</w:t>
             </w:r>
@@ -5069,13 +5145,13 @@
           </w:tcPr>
           <w:p>
             <w:pPr>
-              <w:spacing w:line="240" w:lineRule="auto" w:after="0"/>
-            </w:pPr>
-            <w:r>
-              <w:rPr>
-                <w:rFonts w:ascii="Comic Sans MS" w:hAnsi="Comic Sans MS" w:cs="Comic Sans MS"/>
+              <w:spacing w:line="240" w:lineRule="auto" w:after="20"/>
+            </w:pPr>
+            <w:r>
+              <w:rPr>
+                <w:rFonts w:ascii="Arial" w:hAnsi="Arial" w:cs="Arial"/>
                 <w:b w:val="0"/>
-                <w:sz w:val="20"/>
+                <w:sz w:val="18"/>
               </w:rPr>
               <w:t>For the visitor who already knows roughly what they want. Three filters - date, location and category - any combination of which can be used, or none at all.</w:t>
             </w:r>
@@ -5086,16 +5162,17 @@
         <w:tc>
           <w:tcPr>
             <w:tcW w:type="dxa" w:w="1928"/>
+            <w:shd w:val="clear" w:color="auto" w:fill="E8EEF4"/>
           </w:tcPr>
           <w:p>
             <w:pPr>
-              <w:spacing w:line="240" w:lineRule="auto" w:after="0"/>
-            </w:pPr>
-            <w:r>
-              <w:rPr>
-                <w:rFonts w:ascii="Comic Sans MS" w:hAnsi="Comic Sans MS" w:cs="Comic Sans MS"/>
-                <w:b w:val="0"/>
-                <w:sz w:val="20"/>
+              <w:spacing w:line="240" w:lineRule="auto" w:after="20"/>
+            </w:pPr>
+            <w:r>
+              <w:rPr>
+                <w:rFonts w:ascii="Arial" w:hAnsi="Arial" w:cs="Arial"/>
+                <w:b/>
+                <w:sz w:val="18"/>
               </w:rPr>
               <w:t>Content:</w:t>
             </w:r>
@@ -5107,13 +5184,13 @@
           </w:tcPr>
           <w:p>
             <w:pPr>
-              <w:spacing w:line="240" w:lineRule="auto" w:after="0"/>
-            </w:pPr>
-            <w:r>
-              <w:rPr>
-                <w:rFonts w:ascii="Comic Sans MS" w:hAnsi="Comic Sans MS" w:cs="Comic Sans MS"/>
+              <w:spacing w:line="240" w:lineRule="auto" w:after="20"/>
+            </w:pPr>
+            <w:r>
+              <w:rPr>
+                <w:rFonts w:ascii="Arial" w:hAnsi="Arial" w:cs="Arial"/>
                 <w:b w:val="0"/>
-                <w:sz w:val="20"/>
+                <w:sz w:val="18"/>
               </w:rPr>
               <w:t>Page title and a two-line explanation ('Leave everything blank to see everything that is still coming up').</w:t>
               <w:br/>
@@ -5128,16 +5205,17 @@
         <w:tc>
           <w:tcPr>
             <w:tcW w:type="dxa" w:w="1928"/>
+            <w:shd w:val="clear" w:color="auto" w:fill="E8EEF4"/>
           </w:tcPr>
           <w:p>
             <w:pPr>
-              <w:spacing w:line="240" w:lineRule="auto" w:after="0"/>
-            </w:pPr>
-            <w:r>
-              <w:rPr>
-                <w:rFonts w:ascii="Comic Sans MS" w:hAnsi="Comic Sans MS" w:cs="Comic Sans MS"/>
-                <w:b w:val="0"/>
-                <w:sz w:val="20"/>
+              <w:spacing w:line="240" w:lineRule="auto" w:after="20"/>
+            </w:pPr>
+            <w:r>
+              <w:rPr>
+                <w:rFonts w:ascii="Arial" w:hAnsi="Arial" w:cs="Arial"/>
+                <w:b/>
+                <w:sz w:val="18"/>
               </w:rPr>
               <w:t>Interactions:</w:t>
             </w:r>
@@ -5149,13 +5227,13 @@
           </w:tcPr>
           <w:p>
             <w:pPr>
-              <w:spacing w:line="240" w:lineRule="auto" w:after="0"/>
-            </w:pPr>
-            <w:r>
-              <w:rPr>
-                <w:rFonts w:ascii="Comic Sans MS" w:hAnsi="Comic Sans MS" w:cs="Comic Sans MS"/>
+              <w:spacing w:line="240" w:lineRule="auto" w:after="20"/>
+            </w:pPr>
+            <w:r>
+              <w:rPr>
+                <w:rFonts w:ascii="Arial" w:hAnsi="Arial" w:cs="Arial"/>
                 <w:b w:val="0"/>
-                <w:sz w:val="20"/>
+                <w:sz w:val="18"/>
               </w:rPr>
               <w:t>Search sends GET /api/events?date=&amp;location=&amp;category= - the filtering is done by the API, not by downloading every event and hiding rows in the browser.</w:t>
               <w:br/>
@@ -5172,16 +5250,17 @@
         <w:tc>
           <w:tcPr>
             <w:tcW w:type="dxa" w:w="1928"/>
+            <w:shd w:val="clear" w:color="auto" w:fill="E8EEF4"/>
           </w:tcPr>
           <w:p>
             <w:pPr>
-              <w:spacing w:line="240" w:lineRule="auto" w:after="0"/>
-            </w:pPr>
-            <w:r>
-              <w:rPr>
-                <w:rFonts w:ascii="Comic Sans MS" w:hAnsi="Comic Sans MS" w:cs="Comic Sans MS"/>
-                <w:b w:val="0"/>
-                <w:sz w:val="20"/>
+              <w:spacing w:line="240" w:lineRule="auto" w:after="20"/>
+            </w:pPr>
+            <w:r>
+              <w:rPr>
+                <w:rFonts w:ascii="Arial" w:hAnsi="Arial" w:cs="Arial"/>
+                <w:b/>
+                <w:sz w:val="18"/>
               </w:rPr>
               <w:t>Media Creation:</w:t>
             </w:r>
@@ -5193,13 +5272,13 @@
           </w:tcPr>
           <w:p>
             <w:pPr>
-              <w:spacing w:line="240" w:lineRule="auto" w:after="0"/>
-            </w:pPr>
-            <w:r>
-              <w:rPr>
-                <w:rFonts w:ascii="Comic Sans MS" w:hAnsi="Comic Sans MS" w:cs="Comic Sans MS"/>
+              <w:spacing w:line="240" w:lineRule="auto" w:after="20"/>
+            </w:pPr>
+            <w:r>
+              <w:rPr>
+                <w:rFonts w:ascii="Arial" w:hAnsi="Arial" w:cs="Arial"/>
                 <w:b w:val="0"/>
-                <w:sz w:val="20"/>
+                <w:sz w:val="18"/>
               </w:rPr>
               <w:t>The category select is filled from GET /api/categories, so a new category added by staff appears here without a rebuild. Cards reuse the home page component.</w:t>
             </w:r>
@@ -5210,16 +5289,17 @@
         <w:tc>
           <w:tcPr>
             <w:tcW w:type="dxa" w:w="1928"/>
+            <w:shd w:val="clear" w:color="auto" w:fill="E8EEF4"/>
           </w:tcPr>
           <w:p>
             <w:pPr>
-              <w:spacing w:line="240" w:lineRule="auto" w:after="0"/>
-            </w:pPr>
-            <w:r>
-              <w:rPr>
-                <w:rFonts w:ascii="Comic Sans MS" w:hAnsi="Comic Sans MS" w:cs="Comic Sans MS"/>
-                <w:b w:val="0"/>
-                <w:sz w:val="20"/>
+              <w:spacing w:line="240" w:lineRule="auto" w:after="20"/>
+            </w:pPr>
+            <w:r>
+              <w:rPr>
+                <w:rFonts w:ascii="Arial" w:hAnsi="Arial" w:cs="Arial"/>
+                <w:b/>
+                <w:sz w:val="18"/>
               </w:rPr>
               <w:t>Navigation:</w:t>
             </w:r>
@@ -5231,13 +5311,13 @@
           </w:tcPr>
           <w:p>
             <w:pPr>
-              <w:spacing w:line="240" w:lineRule="auto" w:after="0"/>
-            </w:pPr>
-            <w:r>
-              <w:rPr>
-                <w:rFonts w:ascii="Comic Sans MS" w:hAnsi="Comic Sans MS" w:cs="Comic Sans MS"/>
+              <w:spacing w:line="240" w:lineRule="auto" w:after="20"/>
+            </w:pPr>
+            <w:r>
+              <w:rPr>
+                <w:rFonts w:ascii="Arial" w:hAnsi="Arial" w:cs="Arial"/>
                 <w:b w:val="0"/>
-                <w:sz w:val="20"/>
+                <w:sz w:val="18"/>
               </w:rPr>
               <w:t>In: 'Find an event' from the home hero, or Search in the menu.</w:t>
               <w:br/>
@@ -5253,7 +5333,7 @@
       </w:pPr>
       <w:r>
         <w:rPr>
-          <w:rFonts w:ascii="Comic Sans MS" w:hAnsi="Comic Sans MS" w:cs="Comic Sans MS"/>
+          <w:rFonts w:ascii="Arial" w:hAnsi="Arial" w:cs="Arial"/>
           <w:b w:val="0"/>
           <w:sz w:val="8"/>
         </w:rPr>
@@ -5270,35 +5350,70 @@
     </w:p>
     <w:p>
       <w:pPr>
-        <w:pStyle w:val="Heading1"/>
+        <w:keepNext/>
         <w:spacing w:before="0" w:after="120" w:line="240" w:lineRule="auto"/>
       </w:pPr>
       <w:r>
         <w:rPr>
-          <w:rFonts w:ascii="Comic Sans MS" w:hAnsi="Comic Sans MS" w:cs="Comic Sans MS"/>
+          <w:rFonts w:ascii="Arial" w:hAnsi="Arial" w:cs="Arial" w:eastAsia="Microsoft YaHei"/>
           <w:b/>
-          <w:sz w:val="28"/>
+          <w:sz w:val="24"/>
         </w:rPr>
         <w:t>Storyboard</w:t>
       </w:r>
     </w:p>
     <w:p>
       <w:pPr>
-        <w:spacing w:line="240" w:lineRule="auto" w:before="0" w:after="80"/>
+        <w:spacing w:line="240" w:lineRule="auto" w:before="0" w:after="120"/>
       </w:pPr>
       <w:r>
         <w:rPr>
-          <w:rFonts w:ascii="Comic Sans MS" w:hAnsi="Comic Sans MS" w:cs="Comic Sans MS"/>
+          <w:rFonts w:ascii="Arial" w:hAnsi="Arial" w:cs="Arial"/>
+          <w:b/>
+          <w:sz w:val="20"/>
+        </w:rPr>
+        <w:t xml:space="preserve">TITLE: </w:t>
+      </w:r>
+      <w:r>
+        <w:rPr>
+          <w:rFonts w:ascii="Arial" w:hAnsi="Arial" w:cs="Arial"/>
           <w:b w:val="0"/>
           <w:sz w:val="20"/>
         </w:rPr>
-        <w:t>TITLE: Event detail - one charity event      SCREEN ID: S3      DATE: 18 October 2026</w:t>
+        <w:t xml:space="preserve">Event detail - one charity event    </w:t>
       </w:r>
-    </w:p>
-    <w:p>
-      <w:pPr>
-        <w:spacing w:line="240" w:lineRule="auto" w:before="0" w:after="0"/>
-      </w:pPr>
+      <w:r>
+        <w:rPr>
+          <w:rFonts w:ascii="Arial" w:hAnsi="Arial" w:cs="Arial"/>
+          <w:b/>
+          <w:sz w:val="20"/>
+        </w:rPr>
+        <w:t xml:space="preserve">SCREEN ID: </w:t>
+      </w:r>
+      <w:r>
+        <w:rPr>
+          <w:rFonts w:ascii="Arial" w:hAnsi="Arial" w:cs="Arial"/>
+          <w:b w:val="0"/>
+          <w:sz w:val="20"/>
+        </w:rPr>
+        <w:t xml:space="preserve">S3    </w:t>
+      </w:r>
+      <w:r>
+        <w:rPr>
+          <w:rFonts w:ascii="Arial" w:hAnsi="Arial" w:cs="Arial"/>
+          <w:b/>
+          <w:sz w:val="20"/>
+        </w:rPr>
+        <w:t xml:space="preserve">DATE: </w:t>
+      </w:r>
+      <w:r>
+        <w:rPr>
+          <w:rFonts w:ascii="Arial" w:hAnsi="Arial" w:cs="Arial"/>
+          <w:b w:val="0"/>
+          <w:sz w:val="20"/>
+        </w:rPr>
+        <w:t>18 October 2026</w:t>
+      </w:r>
     </w:p>
     <w:p>
       <w:pPr>
@@ -5306,9 +5421,9 @@
       </w:pPr>
       <w:r>
         <w:rPr>
-          <w:rFonts w:ascii="Comic Sans MS" w:hAnsi="Comic Sans MS" w:cs="Comic Sans MS"/>
+          <w:rFonts w:ascii="Arial" w:hAnsi="Arial" w:cs="Arial"/>
           <w:b/>
-          <w:sz w:val="28"/>
+          <w:sz w:val="24"/>
         </w:rPr>
         <w:t>Elements:</w:t>
       </w:r>
@@ -5340,9 +5455,9 @@
             </w:pPr>
             <w:r>
               <w:rPr>
-                <w:rFonts w:ascii="Comic Sans MS" w:hAnsi="Comic Sans MS" w:cs="Comic Sans MS"/>
+                <w:rFonts w:ascii="Arial" w:hAnsi="Arial" w:cs="Arial"/>
                 <w:b w:val="0"/>
-                <w:sz w:val="20"/>
+                <w:sz w:val="18"/>
               </w:rPr>
               <w:t>GRAPHICS:</w:t>
             </w:r>
@@ -5393,7 +5508,7 @@
             </w:pPr>
             <w:r>
               <w:rPr>
-                <w:rFonts w:ascii="Comic Sans MS" w:hAnsi="Comic Sans MS" w:cs="Comic Sans MS"/>
+                <w:rFonts w:ascii="Arial" w:hAnsi="Arial" w:cs="Arial"/>
                 <w:b w:val="0"/>
                 <w:sz w:val="18"/>
               </w:rPr>
@@ -5409,7 +5524,7 @@
       </w:pPr>
       <w:r>
         <w:rPr>
-          <w:rFonts w:ascii="Comic Sans MS" w:hAnsi="Comic Sans MS" w:cs="Comic Sans MS"/>
+          <w:rFonts w:ascii="Arial" w:hAnsi="Arial" w:cs="Arial"/>
           <w:b w:val="0"/>
           <w:sz w:val="8"/>
         </w:rPr>
@@ -5443,9 +5558,9 @@
             </w:pPr>
             <w:r>
               <w:rPr>
-                <w:rFonts w:ascii="Comic Sans MS" w:hAnsi="Comic Sans MS" w:cs="Comic Sans MS"/>
+                <w:rFonts w:ascii="Arial" w:hAnsi="Arial" w:cs="Arial"/>
                 <w:b w:val="0"/>
-                <w:sz w:val="20"/>
+                <w:sz w:val="18"/>
               </w:rPr>
               <w:t>TEXT:</w:t>
             </w:r>
@@ -5456,7 +5571,7 @@
             </w:pPr>
             <w:r>
               <w:rPr>
-                <w:rFonts w:ascii="Comic Sans MS" w:hAnsi="Comic Sans MS" w:cs="Comic Sans MS"/>
+                <w:rFonts w:ascii="Arial" w:hAnsi="Arial" w:cs="Arial"/>
                 <w:b w:val="0"/>
                 <w:sz w:val="18"/>
               </w:rPr>
@@ -5469,7 +5584,7 @@
             </w:pPr>
             <w:r>
               <w:rPr>
-                <w:rFonts w:ascii="Comic Sans MS" w:hAnsi="Comic Sans MS" w:cs="Comic Sans MS"/>
+                <w:rFonts w:ascii="Arial" w:hAnsi="Arial" w:cs="Arial"/>
                 <w:b w:val="0"/>
                 <w:sz w:val="18"/>
               </w:rPr>
@@ -5482,7 +5597,7 @@
             </w:pPr>
             <w:r>
               <w:rPr>
-                <w:rFonts w:ascii="Comic Sans MS" w:hAnsi="Comic Sans MS" w:cs="Comic Sans MS"/>
+                <w:rFonts w:ascii="Arial" w:hAnsi="Arial" w:cs="Arial"/>
                 <w:b w:val="0"/>
                 <w:sz w:val="18"/>
               </w:rPr>
@@ -5498,7 +5613,7 @@
       </w:pPr>
       <w:r>
         <w:rPr>
-          <w:rFonts w:ascii="Comic Sans MS" w:hAnsi="Comic Sans MS" w:cs="Comic Sans MS"/>
+          <w:rFonts w:ascii="Arial" w:hAnsi="Arial" w:cs="Arial"/>
           <w:b w:val="0"/>
           <w:sz w:val="8"/>
         </w:rPr>
@@ -5532,9 +5647,9 @@
             </w:pPr>
             <w:r>
               <w:rPr>
-                <w:rFonts w:ascii="Comic Sans MS" w:hAnsi="Comic Sans MS" w:cs="Comic Sans MS"/>
+                <w:rFonts w:ascii="Arial" w:hAnsi="Arial" w:cs="Arial"/>
                 <w:b w:val="0"/>
-                <w:sz w:val="20"/>
+                <w:sz w:val="18"/>
               </w:rPr>
               <w:t>AUDIO/VIDEO:</w:t>
             </w:r>
@@ -5545,7 +5660,7 @@
             </w:pPr>
             <w:r>
               <w:rPr>
-                <w:rFonts w:ascii="Comic Sans MS" w:hAnsi="Comic Sans MS" w:cs="Comic Sans MS"/>
+                <w:rFonts w:ascii="Arial" w:hAnsi="Arial" w:cs="Arial"/>
                 <w:b w:val="0"/>
                 <w:sz w:val="18"/>
               </w:rPr>
@@ -5561,7 +5676,7 @@
       </w:pPr>
       <w:r>
         <w:rPr>
-          <w:rFonts w:ascii="Comic Sans MS" w:hAnsi="Comic Sans MS" w:cs="Comic Sans MS"/>
+          <w:rFonts w:ascii="Arial" w:hAnsi="Arial" w:cs="Arial"/>
           <w:b w:val="0"/>
           <w:sz w:val="8"/>
         </w:rPr>
@@ -5574,9 +5689,9 @@
       </w:pPr>
       <w:r>
         <w:rPr>
-          <w:rFonts w:ascii="Comic Sans MS" w:hAnsi="Comic Sans MS" w:cs="Comic Sans MS"/>
+          <w:rFonts w:ascii="Arial" w:hAnsi="Arial" w:cs="Arial"/>
           <w:b/>
-          <w:sz w:val="28"/>
+          <w:sz w:val="24"/>
         </w:rPr>
         <w:t>NOTES</w:t>
       </w:r>
@@ -5608,9 +5723,9 @@
             </w:pPr>
             <w:r>
               <w:rPr>
-                <w:rFonts w:ascii="Comic Sans MS" w:hAnsi="Comic Sans MS" w:cs="Comic Sans MS"/>
+                <w:rFonts w:ascii="Arial" w:hAnsi="Arial" w:cs="Arial"/>
                 <w:b w:val="0"/>
-                <w:sz w:val="20"/>
+                <w:sz w:val="18"/>
               </w:rPr>
               <w:t>NOTES:</w:t>
             </w:r>
@@ -5621,7 +5736,7 @@
             </w:pPr>
             <w:r>
               <w:rPr>
-                <w:rFonts w:ascii="Comic Sans MS" w:hAnsi="Comic Sans MS" w:cs="Comic Sans MS"/>
+                <w:rFonts w:ascii="Arial" w:hAnsi="Arial" w:cs="Arial"/>
                 <w:b w:val="0"/>
                 <w:sz w:val="18"/>
               </w:rPr>
@@ -5637,7 +5752,7 @@
       </w:pPr>
       <w:r>
         <w:rPr>
-          <w:rFonts w:ascii="Comic Sans MS" w:hAnsi="Comic Sans MS" w:cs="Comic Sans MS"/>
+          <w:rFonts w:ascii="Arial" w:hAnsi="Arial" w:cs="Arial"/>
           <w:b w:val="0"/>
           <w:sz w:val="8"/>
         </w:rPr>
@@ -5665,16 +5780,17 @@
         <w:tc>
           <w:tcPr>
             <w:tcW w:type="dxa" w:w="1928"/>
+            <w:shd w:val="clear" w:color="auto" w:fill="E8EEF4"/>
           </w:tcPr>
           <w:p>
             <w:pPr>
-              <w:spacing w:line="240" w:lineRule="auto" w:after="0"/>
-            </w:pPr>
-            <w:r>
-              <w:rPr>
-                <w:rFonts w:ascii="Comic Sans MS" w:hAnsi="Comic Sans MS" w:cs="Comic Sans MS"/>
-                <w:b w:val="0"/>
-                <w:sz w:val="20"/>
+              <w:spacing w:line="240" w:lineRule="auto" w:after="20"/>
+            </w:pPr>
+            <w:r>
+              <w:rPr>
+                <w:rFonts w:ascii="Arial" w:hAnsi="Arial" w:cs="Arial"/>
+                <w:b/>
+                <w:sz w:val="18"/>
               </w:rPr>
               <w:t>Description:</w:t>
             </w:r>
@@ -5686,13 +5802,13 @@
           </w:tcPr>
           <w:p>
             <w:pPr>
-              <w:spacing w:line="240" w:lineRule="auto" w:after="0"/>
-            </w:pPr>
-            <w:r>
-              <w:rPr>
-                <w:rFonts w:ascii="Comic Sans MS" w:hAnsi="Comic Sans MS" w:cs="Comic Sans MS"/>
+              <w:spacing w:line="240" w:lineRule="auto" w:after="20"/>
+            </w:pPr>
+            <w:r>
+              <w:rPr>
+                <w:rFonts w:ascii="Arial" w:hAnsi="Arial" w:cs="Arial"/>
                 <w:b w:val="0"/>
-                <w:sz w:val="20"/>
+                <w:sz w:val="18"/>
               </w:rPr>
               <w:t>Everything about one event, and the door to booking it. This is the page a visitor decides on, so it carries the practical details, the social proof and the weather in one view.</w:t>
             </w:r>
@@ -5703,16 +5819,17 @@
         <w:tc>
           <w:tcPr>
             <w:tcW w:type="dxa" w:w="1928"/>
+            <w:shd w:val="clear" w:color="auto" w:fill="E8EEF4"/>
           </w:tcPr>
           <w:p>
             <w:pPr>
-              <w:spacing w:line="240" w:lineRule="auto" w:after="0"/>
-            </w:pPr>
-            <w:r>
-              <w:rPr>
-                <w:rFonts w:ascii="Comic Sans MS" w:hAnsi="Comic Sans MS" w:cs="Comic Sans MS"/>
-                <w:b w:val="0"/>
-                <w:sz w:val="20"/>
+              <w:spacing w:line="240" w:lineRule="auto" w:after="20"/>
+            </w:pPr>
+            <w:r>
+              <w:rPr>
+                <w:rFonts w:ascii="Arial" w:hAnsi="Arial" w:cs="Arial"/>
+                <w:b/>
+                <w:sz w:val="18"/>
               </w:rPr>
               <w:t>Content:</w:t>
             </w:r>
@@ -5724,13 +5841,13 @@
           </w:tcPr>
           <w:p>
             <w:pPr>
-              <w:spacing w:line="240" w:lineRule="auto" w:after="0"/>
-            </w:pPr>
-            <w:r>
-              <w:rPr>
-                <w:rFonts w:ascii="Comic Sans MS" w:hAnsi="Comic Sans MS" w:cs="Comic Sans MS"/>
+              <w:spacing w:line="240" w:lineRule="auto" w:after="20"/>
+            </w:pPr>
+            <w:r>
+              <w:rPr>
+                <w:rFonts w:ascii="Arial" w:hAnsi="Arial" w:cs="Arial"/>
                 <w:b w:val="0"/>
-                <w:sz w:val="20"/>
+                <w:sz w:val="18"/>
               </w:rPr>
               <w:t>Breadcrumb (All events &gt; category) and a back link.</w:t>
               <w:br/>
@@ -5749,16 +5866,17 @@
         <w:tc>
           <w:tcPr>
             <w:tcW w:type="dxa" w:w="1928"/>
+            <w:shd w:val="clear" w:color="auto" w:fill="E8EEF4"/>
           </w:tcPr>
           <w:p>
             <w:pPr>
-              <w:spacing w:line="240" w:lineRule="auto" w:after="0"/>
-            </w:pPr>
-            <w:r>
-              <w:rPr>
-                <w:rFonts w:ascii="Comic Sans MS" w:hAnsi="Comic Sans MS" w:cs="Comic Sans MS"/>
-                <w:b w:val="0"/>
-                <w:sz w:val="20"/>
+              <w:spacing w:line="240" w:lineRule="auto" w:after="20"/>
+            </w:pPr>
+            <w:r>
+              <w:rPr>
+                <w:rFonts w:ascii="Arial" w:hAnsi="Arial" w:cs="Arial"/>
+                <w:b/>
+                <w:sz w:val="18"/>
               </w:rPr>
               <w:t>Interactions:</w:t>
             </w:r>
@@ -5770,13 +5888,13 @@
           </w:tcPr>
           <w:p>
             <w:pPr>
-              <w:spacing w:line="240" w:lineRule="auto" w:after="0"/>
-            </w:pPr>
-            <w:r>
-              <w:rPr>
-                <w:rFonts w:ascii="Comic Sans MS" w:hAnsi="Comic Sans MS" w:cs="Comic Sans MS"/>
+              <w:spacing w:line="240" w:lineRule="auto" w:after="20"/>
+            </w:pPr>
+            <w:r>
+              <w:rPr>
+                <w:rFonts w:ascii="Arial" w:hAnsi="Arial" w:cs="Arial"/>
                 <w:b w:val="0"/>
-                <w:sz w:val="20"/>
+                <w:sz w:val="18"/>
               </w:rPr>
               <w:t>One call to GET /api/events/:id returns the event and its registrations together, so the page is never half-loaded and the list can never disagree with the event.</w:t>
               <w:br/>
@@ -5791,16 +5909,17 @@
         <w:tc>
           <w:tcPr>
             <w:tcW w:type="dxa" w:w="1928"/>
+            <w:shd w:val="clear" w:color="auto" w:fill="E8EEF4"/>
           </w:tcPr>
           <w:p>
             <w:pPr>
-              <w:spacing w:line="240" w:lineRule="auto" w:after="0"/>
-            </w:pPr>
-            <w:r>
-              <w:rPr>
-                <w:rFonts w:ascii="Comic Sans MS" w:hAnsi="Comic Sans MS" w:cs="Comic Sans MS"/>
-                <w:b w:val="0"/>
-                <w:sz w:val="20"/>
+              <w:spacing w:line="240" w:lineRule="auto" w:after="20"/>
+            </w:pPr>
+            <w:r>
+              <w:rPr>
+                <w:rFonts w:ascii="Arial" w:hAnsi="Arial" w:cs="Arial"/>
+                <w:b/>
+                <w:sz w:val="18"/>
               </w:rPr>
               <w:t>Media Creation:</w:t>
             </w:r>
@@ -5812,13 +5931,13 @@
           </w:tcPr>
           <w:p>
             <w:pPr>
-              <w:spacing w:line="240" w:lineRule="auto" w:after="0"/>
-            </w:pPr>
-            <w:r>
-              <w:rPr>
-                <w:rFonts w:ascii="Comic Sans MS" w:hAnsi="Comic Sans MS" w:cs="Comic Sans MS"/>
+              <w:spacing w:line="240" w:lineRule="auto" w:after="20"/>
+            </w:pPr>
+            <w:r>
+              <w:rPr>
+                <w:rFonts w:ascii="Arial" w:hAnsi="Arial" w:cs="Arial"/>
                 <w:b w:val="0"/>
-                <w:sz w:val="20"/>
+                <w:sz w:val="18"/>
               </w:rPr>
               <w:t>The weather panel is fed by our own API, which calls Open-Meteo with the event's latitude and longitude and maps the numeric weather codes to words and an icon. If the upstream service is down the panel says there is no forecast rather than showing an empty box.</w:t>
             </w:r>
@@ -5829,16 +5948,17 @@
         <w:tc>
           <w:tcPr>
             <w:tcW w:type="dxa" w:w="1928"/>
+            <w:shd w:val="clear" w:color="auto" w:fill="E8EEF4"/>
           </w:tcPr>
           <w:p>
             <w:pPr>
-              <w:spacing w:line="240" w:lineRule="auto" w:after="0"/>
-            </w:pPr>
-            <w:r>
-              <w:rPr>
-                <w:rFonts w:ascii="Comic Sans MS" w:hAnsi="Comic Sans MS" w:cs="Comic Sans MS"/>
-                <w:b w:val="0"/>
-                <w:sz w:val="20"/>
+              <w:spacing w:line="240" w:lineRule="auto" w:after="20"/>
+            </w:pPr>
+            <w:r>
+              <w:rPr>
+                <w:rFonts w:ascii="Arial" w:hAnsi="Arial" w:cs="Arial"/>
+                <w:b/>
+                <w:sz w:val="18"/>
               </w:rPr>
               <w:t>Navigation:</w:t>
             </w:r>
@@ -5850,13 +5970,13 @@
           </w:tcPr>
           <w:p>
             <w:pPr>
-              <w:spacing w:line="240" w:lineRule="auto" w:after="0"/>
-            </w:pPr>
-            <w:r>
-              <w:rPr>
-                <w:rFonts w:ascii="Comic Sans MS" w:hAnsi="Comic Sans MS" w:cs="Comic Sans MS"/>
+              <w:spacing w:line="240" w:lineRule="auto" w:after="20"/>
+            </w:pPr>
+            <w:r>
+              <w:rPr>
+                <w:rFonts w:ascii="Arial" w:hAnsi="Arial" w:cs="Arial"/>
                 <w:b w:val="0"/>
-                <w:sz w:val="20"/>
+                <w:sz w:val="18"/>
               </w:rPr>
               <w:t>In: a card on the home or search page.</w:t>
               <w:br/>
@@ -5872,7 +5992,7 @@
       </w:pPr>
       <w:r>
         <w:rPr>
-          <w:rFonts w:ascii="Comic Sans MS" w:hAnsi="Comic Sans MS" w:cs="Comic Sans MS"/>
+          <w:rFonts w:ascii="Arial" w:hAnsi="Arial" w:cs="Arial"/>
           <w:b w:val="0"/>
           <w:sz w:val="8"/>
         </w:rPr>
@@ -5889,35 +6009,70 @@
     </w:p>
     <w:p>
       <w:pPr>
-        <w:pStyle w:val="Heading1"/>
+        <w:keepNext/>
         <w:spacing w:before="0" w:after="120" w:line="240" w:lineRule="auto"/>
       </w:pPr>
       <w:r>
         <w:rPr>
-          <w:rFonts w:ascii="Comic Sans MS" w:hAnsi="Comic Sans MS" w:cs="Comic Sans MS"/>
+          <w:rFonts w:ascii="Arial" w:hAnsi="Arial" w:cs="Arial" w:eastAsia="Microsoft YaHei"/>
           <w:b/>
-          <w:sz w:val="28"/>
+          <w:sz w:val="24"/>
         </w:rPr>
         <w:t>Storyboard</w:t>
       </w:r>
     </w:p>
     <w:p>
       <w:pPr>
-        <w:spacing w:line="240" w:lineRule="auto" w:before="0" w:after="80"/>
+        <w:spacing w:line="240" w:lineRule="auto" w:before="0" w:after="120"/>
       </w:pPr>
       <w:r>
         <w:rPr>
-          <w:rFonts w:ascii="Comic Sans MS" w:hAnsi="Comic Sans MS" w:cs="Comic Sans MS"/>
+          <w:rFonts w:ascii="Arial" w:hAnsi="Arial" w:cs="Arial"/>
+          <w:b/>
+          <w:sz w:val="20"/>
+        </w:rPr>
+        <w:t xml:space="preserve">TITLE: </w:t>
+      </w:r>
+      <w:r>
+        <w:rPr>
+          <w:rFonts w:ascii="Arial" w:hAnsi="Arial" w:cs="Arial"/>
           <w:b w:val="0"/>
           <w:sz w:val="20"/>
         </w:rPr>
-        <w:t>TITLE: Register - book a place      SCREEN ID: S4      DATE: 18 October 2026</w:t>
+        <w:t xml:space="preserve">Register - book a place    </w:t>
       </w:r>
-    </w:p>
-    <w:p>
-      <w:pPr>
-        <w:spacing w:line="240" w:lineRule="auto" w:before="0" w:after="0"/>
-      </w:pPr>
+      <w:r>
+        <w:rPr>
+          <w:rFonts w:ascii="Arial" w:hAnsi="Arial" w:cs="Arial"/>
+          <w:b/>
+          <w:sz w:val="20"/>
+        </w:rPr>
+        <w:t xml:space="preserve">SCREEN ID: </w:t>
+      </w:r>
+      <w:r>
+        <w:rPr>
+          <w:rFonts w:ascii="Arial" w:hAnsi="Arial" w:cs="Arial"/>
+          <w:b w:val="0"/>
+          <w:sz w:val="20"/>
+        </w:rPr>
+        <w:t xml:space="preserve">S4    </w:t>
+      </w:r>
+      <w:r>
+        <w:rPr>
+          <w:rFonts w:ascii="Arial" w:hAnsi="Arial" w:cs="Arial"/>
+          <w:b/>
+          <w:sz w:val="20"/>
+        </w:rPr>
+        <w:t xml:space="preserve">DATE: </w:t>
+      </w:r>
+      <w:r>
+        <w:rPr>
+          <w:rFonts w:ascii="Arial" w:hAnsi="Arial" w:cs="Arial"/>
+          <w:b w:val="0"/>
+          <w:sz w:val="20"/>
+        </w:rPr>
+        <w:t>18 October 2026</w:t>
+      </w:r>
     </w:p>
     <w:p>
       <w:pPr>
@@ -5925,9 +6080,9 @@
       </w:pPr>
       <w:r>
         <w:rPr>
-          <w:rFonts w:ascii="Comic Sans MS" w:hAnsi="Comic Sans MS" w:cs="Comic Sans MS"/>
+          <w:rFonts w:ascii="Arial" w:hAnsi="Arial" w:cs="Arial"/>
           <w:b/>
-          <w:sz w:val="28"/>
+          <w:sz w:val="24"/>
         </w:rPr>
         <w:t>Elements:</w:t>
       </w:r>
@@ -5959,9 +6114,9 @@
             </w:pPr>
             <w:r>
               <w:rPr>
-                <w:rFonts w:ascii="Comic Sans MS" w:hAnsi="Comic Sans MS" w:cs="Comic Sans MS"/>
+                <w:rFonts w:ascii="Arial" w:hAnsi="Arial" w:cs="Arial"/>
                 <w:b w:val="0"/>
-                <w:sz w:val="20"/>
+                <w:sz w:val="18"/>
               </w:rPr>
               <w:t>GRAPHICS:</w:t>
             </w:r>
@@ -6012,7 +6167,7 @@
             </w:pPr>
             <w:r>
               <w:rPr>
-                <w:rFonts w:ascii="Comic Sans MS" w:hAnsi="Comic Sans MS" w:cs="Comic Sans MS"/>
+                <w:rFonts w:ascii="Arial" w:hAnsi="Arial" w:cs="Arial"/>
                 <w:b w:val="0"/>
                 <w:sz w:val="18"/>
               </w:rPr>
@@ -6028,7 +6183,7 @@
       </w:pPr>
       <w:r>
         <w:rPr>
-          <w:rFonts w:ascii="Comic Sans MS" w:hAnsi="Comic Sans MS" w:cs="Comic Sans MS"/>
+          <w:rFonts w:ascii="Arial" w:hAnsi="Arial" w:cs="Arial"/>
           <w:b w:val="0"/>
           <w:sz w:val="8"/>
         </w:rPr>
@@ -6062,9 +6217,9 @@
             </w:pPr>
             <w:r>
               <w:rPr>
-                <w:rFonts w:ascii="Comic Sans MS" w:hAnsi="Comic Sans MS" w:cs="Comic Sans MS"/>
+                <w:rFonts w:ascii="Arial" w:hAnsi="Arial" w:cs="Arial"/>
                 <w:b w:val="0"/>
-                <w:sz w:val="20"/>
+                <w:sz w:val="18"/>
               </w:rPr>
               <w:t>TEXT:</w:t>
             </w:r>
@@ -6075,7 +6230,7 @@
             </w:pPr>
             <w:r>
               <w:rPr>
-                <w:rFonts w:ascii="Comic Sans MS" w:hAnsi="Comic Sans MS" w:cs="Comic Sans MS"/>
+                <w:rFonts w:ascii="Arial" w:hAnsi="Arial" w:cs="Arial"/>
                 <w:b w:val="0"/>
                 <w:sz w:val="18"/>
               </w:rPr>
@@ -6088,7 +6243,7 @@
             </w:pPr>
             <w:r>
               <w:rPr>
-                <w:rFonts w:ascii="Comic Sans MS" w:hAnsi="Comic Sans MS" w:cs="Comic Sans MS"/>
+                <w:rFonts w:ascii="Arial" w:hAnsi="Arial" w:cs="Arial"/>
                 <w:b w:val="0"/>
                 <w:sz w:val="18"/>
               </w:rPr>
@@ -6101,7 +6256,7 @@
             </w:pPr>
             <w:r>
               <w:rPr>
-                <w:rFonts w:ascii="Comic Sans MS" w:hAnsi="Comic Sans MS" w:cs="Comic Sans MS"/>
+                <w:rFonts w:ascii="Arial" w:hAnsi="Arial" w:cs="Arial"/>
                 <w:b w:val="0"/>
                 <w:sz w:val="18"/>
               </w:rPr>
@@ -6114,7 +6269,7 @@
             </w:pPr>
             <w:r>
               <w:rPr>
-                <w:rFonts w:ascii="Comic Sans MS" w:hAnsi="Comic Sans MS" w:cs="Comic Sans MS"/>
+                <w:rFonts w:ascii="Arial" w:hAnsi="Arial" w:cs="Arial"/>
                 <w:b w:val="0"/>
                 <w:sz w:val="18"/>
               </w:rPr>
@@ -6130,7 +6285,7 @@
       </w:pPr>
       <w:r>
         <w:rPr>
-          <w:rFonts w:ascii="Comic Sans MS" w:hAnsi="Comic Sans MS" w:cs="Comic Sans MS"/>
+          <w:rFonts w:ascii="Arial" w:hAnsi="Arial" w:cs="Arial"/>
           <w:b w:val="0"/>
           <w:sz w:val="8"/>
         </w:rPr>
@@ -6164,9 +6319,9 @@
             </w:pPr>
             <w:r>
               <w:rPr>
-                <w:rFonts w:ascii="Comic Sans MS" w:hAnsi="Comic Sans MS" w:cs="Comic Sans MS"/>
+                <w:rFonts w:ascii="Arial" w:hAnsi="Arial" w:cs="Arial"/>
                 <w:b w:val="0"/>
-                <w:sz w:val="20"/>
+                <w:sz w:val="18"/>
               </w:rPr>
               <w:t>AUDIO/VIDEO:</w:t>
             </w:r>
@@ -6177,7 +6332,7 @@
             </w:pPr>
             <w:r>
               <w:rPr>
-                <w:rFonts w:ascii="Comic Sans MS" w:hAnsi="Comic Sans MS" w:cs="Comic Sans MS"/>
+                <w:rFonts w:ascii="Arial" w:hAnsi="Arial" w:cs="Arial"/>
                 <w:b w:val="0"/>
                 <w:sz w:val="18"/>
               </w:rPr>
@@ -6193,7 +6348,7 @@
       </w:pPr>
       <w:r>
         <w:rPr>
-          <w:rFonts w:ascii="Comic Sans MS" w:hAnsi="Comic Sans MS" w:cs="Comic Sans MS"/>
+          <w:rFonts w:ascii="Arial" w:hAnsi="Arial" w:cs="Arial"/>
           <w:b w:val="0"/>
           <w:sz w:val="8"/>
         </w:rPr>
@@ -6206,9 +6361,9 @@
       </w:pPr>
       <w:r>
         <w:rPr>
-          <w:rFonts w:ascii="Comic Sans MS" w:hAnsi="Comic Sans MS" w:cs="Comic Sans MS"/>
+          <w:rFonts w:ascii="Arial" w:hAnsi="Arial" w:cs="Arial"/>
           <w:b/>
-          <w:sz w:val="28"/>
+          <w:sz w:val="24"/>
         </w:rPr>
         <w:t>NOTES</w:t>
       </w:r>
@@ -6240,9 +6395,9 @@
             </w:pPr>
             <w:r>
               <w:rPr>
-                <w:rFonts w:ascii="Comic Sans MS" w:hAnsi="Comic Sans MS" w:cs="Comic Sans MS"/>
+                <w:rFonts w:ascii="Arial" w:hAnsi="Arial" w:cs="Arial"/>
                 <w:b w:val="0"/>
-                <w:sz w:val="20"/>
+                <w:sz w:val="18"/>
               </w:rPr>
               <w:t>NOTES:</w:t>
             </w:r>
@@ -6253,7 +6408,7 @@
             </w:pPr>
             <w:r>
               <w:rPr>
-                <w:rFonts w:ascii="Comic Sans MS" w:hAnsi="Comic Sans MS" w:cs="Comic Sans MS"/>
+                <w:rFonts w:ascii="Arial" w:hAnsi="Arial" w:cs="Arial"/>
                 <w:b w:val="0"/>
                 <w:sz w:val="18"/>
               </w:rPr>
@@ -6269,7 +6424,7 @@
       </w:pPr>
       <w:r>
         <w:rPr>
-          <w:rFonts w:ascii="Comic Sans MS" w:hAnsi="Comic Sans MS" w:cs="Comic Sans MS"/>
+          <w:rFonts w:ascii="Arial" w:hAnsi="Arial" w:cs="Arial"/>
           <w:b w:val="0"/>
           <w:sz w:val="8"/>
         </w:rPr>
@@ -6297,16 +6452,17 @@
         <w:tc>
           <w:tcPr>
             <w:tcW w:type="dxa" w:w="1928"/>
+            <w:shd w:val="clear" w:color="auto" w:fill="E8EEF4"/>
           </w:tcPr>
           <w:p>
             <w:pPr>
-              <w:spacing w:line="240" w:lineRule="auto" w:after="0"/>
-            </w:pPr>
-            <w:r>
-              <w:rPr>
-                <w:rFonts w:ascii="Comic Sans MS" w:hAnsi="Comic Sans MS" w:cs="Comic Sans MS"/>
-                <w:b w:val="0"/>
-                <w:sz w:val="20"/>
+              <w:spacing w:line="240" w:lineRule="auto" w:after="20"/>
+            </w:pPr>
+            <w:r>
+              <w:rPr>
+                <w:rFonts w:ascii="Arial" w:hAnsi="Arial" w:cs="Arial"/>
+                <w:b/>
+                <w:sz w:val="18"/>
               </w:rPr>
               <w:t>Description:</w:t>
             </w:r>
@@ -6318,13 +6474,13 @@
           </w:tcPr>
           <w:p>
             <w:pPr>
-              <w:spacing w:line="240" w:lineRule="auto" w:after="0"/>
-            </w:pPr>
-            <w:r>
-              <w:rPr>
-                <w:rFonts w:ascii="Comic Sans MS" w:hAnsi="Comic Sans MS" w:cs="Comic Sans MS"/>
+              <w:spacing w:line="240" w:lineRule="auto" w:after="20"/>
+            </w:pPr>
+            <w:r>
+              <w:rPr>
+                <w:rFonts w:ascii="Arial" w:hAnsi="Arial" w:cs="Arial"/>
                 <w:b w:val="0"/>
-                <w:sz w:val="20"/>
+                <w:sz w:val="18"/>
               </w:rPr>
               <w:t>The one page where we ask the visitor for something. New in A3; the brief requires the form, the event context, validation and a confirmation.</w:t>
             </w:r>
@@ -6335,16 +6491,17 @@
         <w:tc>
           <w:tcPr>
             <w:tcW w:type="dxa" w:w="1928"/>
+            <w:shd w:val="clear" w:color="auto" w:fill="E8EEF4"/>
           </w:tcPr>
           <w:p>
             <w:pPr>
-              <w:spacing w:line="240" w:lineRule="auto" w:after="0"/>
-            </w:pPr>
-            <w:r>
-              <w:rPr>
-                <w:rFonts w:ascii="Comic Sans MS" w:hAnsi="Comic Sans MS" w:cs="Comic Sans MS"/>
-                <w:b w:val="0"/>
-                <w:sz w:val="20"/>
+              <w:spacing w:line="240" w:lineRule="auto" w:after="20"/>
+            </w:pPr>
+            <w:r>
+              <w:rPr>
+                <w:rFonts w:ascii="Arial" w:hAnsi="Arial" w:cs="Arial"/>
+                <w:b/>
+                <w:sz w:val="18"/>
               </w:rPr>
               <w:t>Content:</w:t>
             </w:r>
@@ -6356,13 +6513,13 @@
           </w:tcPr>
           <w:p>
             <w:pPr>
-              <w:spacing w:line="240" w:lineRule="auto" w:after="0"/>
-            </w:pPr>
-            <w:r>
-              <w:rPr>
-                <w:rFonts w:ascii="Comic Sans MS" w:hAnsi="Comic Sans MS" w:cs="Comic Sans MS"/>
+              <w:spacing w:line="240" w:lineRule="auto" w:after="20"/>
+            </w:pPr>
+            <w:r>
+              <w:rPr>
+                <w:rFonts w:ascii="Arial" w:hAnsi="Arial" w:cs="Arial"/>
                 <w:b w:val="0"/>
-                <w:sz w:val="20"/>
+                <w:sz w:val="18"/>
               </w:rPr>
               <w:t>Left panel: the event being booked - name, date, time, venue, price per ticket and the charity - fetched from the API so the visitor can see what they are booking without going back.</w:t>
               <w:br/>
@@ -6379,16 +6536,17 @@
         <w:tc>
           <w:tcPr>
             <w:tcW w:type="dxa" w:w="1928"/>
+            <w:shd w:val="clear" w:color="auto" w:fill="E8EEF4"/>
           </w:tcPr>
           <w:p>
             <w:pPr>
-              <w:spacing w:line="240" w:lineRule="auto" w:after="0"/>
-            </w:pPr>
-            <w:r>
-              <w:rPr>
-                <w:rFonts w:ascii="Comic Sans MS" w:hAnsi="Comic Sans MS" w:cs="Comic Sans MS"/>
-                <w:b w:val="0"/>
-                <w:sz w:val="20"/>
+              <w:spacing w:line="240" w:lineRule="auto" w:after="20"/>
+            </w:pPr>
+            <w:r>
+              <w:rPr>
+                <w:rFonts w:ascii="Arial" w:hAnsi="Arial" w:cs="Arial"/>
+                <w:b/>
+                <w:sz w:val="18"/>
               </w:rPr>
               <w:t>Interactions:</w:t>
             </w:r>
@@ -6400,13 +6558,13 @@
           </w:tcPr>
           <w:p>
             <w:pPr>
-              <w:spacing w:line="240" w:lineRule="auto" w:after="0"/>
-            </w:pPr>
-            <w:r>
-              <w:rPr>
-                <w:rFonts w:ascii="Comic Sans MS" w:hAnsi="Comic Sans MS" w:cs="Comic Sans MS"/>
+              <w:spacing w:line="240" w:lineRule="auto" w:after="20"/>
+            </w:pPr>
+            <w:r>
+              <w:rPr>
+                <w:rFonts w:ascii="Arial" w:hAnsi="Arial" w:cs="Arial"/>
                 <w:b w:val="0"/>
-                <w:sz w:val="20"/>
+                <w:sz w:val="18"/>
               </w:rPr>
               <w:t>Every field validates as the visitor types and again on submit, each with its own message under the field - no generic alert.</w:t>
               <w:br/>
@@ -6421,16 +6579,17 @@
         <w:tc>
           <w:tcPr>
             <w:tcW w:type="dxa" w:w="1928"/>
+            <w:shd w:val="clear" w:color="auto" w:fill="E8EEF4"/>
           </w:tcPr>
           <w:p>
             <w:pPr>
-              <w:spacing w:line="240" w:lineRule="auto" w:after="0"/>
-            </w:pPr>
-            <w:r>
-              <w:rPr>
-                <w:rFonts w:ascii="Comic Sans MS" w:hAnsi="Comic Sans MS" w:cs="Comic Sans MS"/>
-                <w:b w:val="0"/>
-                <w:sz w:val="20"/>
+              <w:spacing w:line="240" w:lineRule="auto" w:after="20"/>
+            </w:pPr>
+            <w:r>
+              <w:rPr>
+                <w:rFonts w:ascii="Arial" w:hAnsi="Arial" w:cs="Arial"/>
+                <w:b/>
+                <w:sz w:val="18"/>
               </w:rPr>
               <w:t>Media Creation:</w:t>
             </w:r>
@@ -6442,13 +6601,13 @@
           </w:tcPr>
           <w:p>
             <w:pPr>
-              <w:spacing w:line="240" w:lineRule="auto" w:after="0"/>
-            </w:pPr>
-            <w:r>
-              <w:rPr>
-                <w:rFonts w:ascii="Comic Sans MS" w:hAnsi="Comic Sans MS" w:cs="Comic Sans MS"/>
+              <w:spacing w:line="240" w:lineRule="auto" w:after="20"/>
+            </w:pPr>
+            <w:r>
+              <w:rPr>
+                <w:rFonts w:ascii="Arial" w:hAnsi="Arial" w:cs="Arial"/>
                 <w:b w:val="0"/>
-                <w:sz w:val="20"/>
+                <w:sz w:val="18"/>
               </w:rPr>
               <w:t>None - this page is pure data and form. The total is computed in the component from tickets x the event's price, never stored.</w:t>
             </w:r>
@@ -6459,16 +6618,17 @@
         <w:tc>
           <w:tcPr>
             <w:tcW w:type="dxa" w:w="1928"/>
+            <w:shd w:val="clear" w:color="auto" w:fill="E8EEF4"/>
           </w:tcPr>
           <w:p>
             <w:pPr>
-              <w:spacing w:line="240" w:lineRule="auto" w:after="0"/>
-            </w:pPr>
-            <w:r>
-              <w:rPr>
-                <w:rFonts w:ascii="Comic Sans MS" w:hAnsi="Comic Sans MS" w:cs="Comic Sans MS"/>
-                <w:b w:val="0"/>
-                <w:sz w:val="20"/>
+              <w:spacing w:line="240" w:lineRule="auto" w:after="20"/>
+            </w:pPr>
+            <w:r>
+              <w:rPr>
+                <w:rFonts w:ascii="Arial" w:hAnsi="Arial" w:cs="Arial"/>
+                <w:b/>
+                <w:sz w:val="18"/>
               </w:rPr>
               <w:t>Navigation:</w:t>
             </w:r>
@@ -6480,13 +6640,13 @@
           </w:tcPr>
           <w:p>
             <w:pPr>
-              <w:spacing w:line="240" w:lineRule="auto" w:after="0"/>
-            </w:pPr>
-            <w:r>
-              <w:rPr>
-                <w:rFonts w:ascii="Comic Sans MS" w:hAnsi="Comic Sans MS" w:cs="Comic Sans MS"/>
+              <w:spacing w:line="240" w:lineRule="auto" w:after="20"/>
+            </w:pPr>
+            <w:r>
+              <w:rPr>
+                <w:rFonts w:ascii="Arial" w:hAnsi="Arial" w:cs="Arial"/>
                 <w:b w:val="0"/>
-                <w:sz w:val="20"/>
+                <w:sz w:val="18"/>
               </w:rPr>
               <w:t>In: the Register button on the event detail page, carrying eventId in the query string.</w:t>
               <w:br/>
@@ -6502,7 +6662,7 @@
       </w:pPr>
       <w:r>
         <w:rPr>
-          <w:rFonts w:ascii="Comic Sans MS" w:hAnsi="Comic Sans MS" w:cs="Comic Sans MS"/>
+          <w:rFonts w:ascii="Arial" w:hAnsi="Arial" w:cs="Arial"/>
           <w:b w:val="0"/>
           <w:sz w:val="8"/>
         </w:rPr>
@@ -6519,35 +6679,70 @@
     </w:p>
     <w:p>
       <w:pPr>
-        <w:pStyle w:val="Heading1"/>
+        <w:keepNext/>
         <w:spacing w:before="0" w:after="120" w:line="240" w:lineRule="auto"/>
       </w:pPr>
       <w:r>
         <w:rPr>
-          <w:rFonts w:ascii="Comic Sans MS" w:hAnsi="Comic Sans MS" w:cs="Comic Sans MS"/>
+          <w:rFonts w:ascii="Arial" w:hAnsi="Arial" w:cs="Arial" w:eastAsia="Microsoft YaHei"/>
           <w:b/>
-          <w:sz w:val="28"/>
+          <w:sz w:val="24"/>
         </w:rPr>
         <w:t>Storyboard</w:t>
       </w:r>
     </w:p>
     <w:p>
       <w:pPr>
-        <w:spacing w:line="240" w:lineRule="auto" w:before="0" w:after="80"/>
+        <w:spacing w:line="240" w:lineRule="auto" w:before="0" w:after="120"/>
       </w:pPr>
       <w:r>
         <w:rPr>
-          <w:rFonts w:ascii="Comic Sans MS" w:hAnsi="Comic Sans MS" w:cs="Comic Sans MS"/>
+          <w:rFonts w:ascii="Arial" w:hAnsi="Arial" w:cs="Arial"/>
+          <w:b/>
+          <w:sz w:val="20"/>
+        </w:rPr>
+        <w:t xml:space="preserve">TITLE: </w:t>
+      </w:r>
+      <w:r>
+        <w:rPr>
+          <w:rFonts w:ascii="Arial" w:hAnsi="Arial" w:cs="Arial"/>
           <w:b w:val="0"/>
           <w:sz w:val="20"/>
         </w:rPr>
-        <w:t>TITLE: Staff - event list (admin site)      SCREEN ID: S5      DATE: 18 October 2026</w:t>
+        <w:t xml:space="preserve">Staff - event list (admin site)    </w:t>
       </w:r>
-    </w:p>
-    <w:p>
-      <w:pPr>
-        <w:spacing w:line="240" w:lineRule="auto" w:before="0" w:after="0"/>
-      </w:pPr>
+      <w:r>
+        <w:rPr>
+          <w:rFonts w:ascii="Arial" w:hAnsi="Arial" w:cs="Arial"/>
+          <w:b/>
+          <w:sz w:val="20"/>
+        </w:rPr>
+        <w:t xml:space="preserve">SCREEN ID: </w:t>
+      </w:r>
+      <w:r>
+        <w:rPr>
+          <w:rFonts w:ascii="Arial" w:hAnsi="Arial" w:cs="Arial"/>
+          <w:b w:val="0"/>
+          <w:sz w:val="20"/>
+        </w:rPr>
+        <w:t xml:space="preserve">S5    </w:t>
+      </w:r>
+      <w:r>
+        <w:rPr>
+          <w:rFonts w:ascii="Arial" w:hAnsi="Arial" w:cs="Arial"/>
+          <w:b/>
+          <w:sz w:val="20"/>
+        </w:rPr>
+        <w:t xml:space="preserve">DATE: </w:t>
+      </w:r>
+      <w:r>
+        <w:rPr>
+          <w:rFonts w:ascii="Arial" w:hAnsi="Arial" w:cs="Arial"/>
+          <w:b w:val="0"/>
+          <w:sz w:val="20"/>
+        </w:rPr>
+        <w:t>18 October 2026</w:t>
+      </w:r>
     </w:p>
     <w:p>
       <w:pPr>
@@ -6555,9 +6750,9 @@
       </w:pPr>
       <w:r>
         <w:rPr>
-          <w:rFonts w:ascii="Comic Sans MS" w:hAnsi="Comic Sans MS" w:cs="Comic Sans MS"/>
+          <w:rFonts w:ascii="Arial" w:hAnsi="Arial" w:cs="Arial"/>
           <w:b/>
-          <w:sz w:val="28"/>
+          <w:sz w:val="24"/>
         </w:rPr>
         <w:t>Elements:</w:t>
       </w:r>
@@ -6589,9 +6784,9 @@
             </w:pPr>
             <w:r>
               <w:rPr>
-                <w:rFonts w:ascii="Comic Sans MS" w:hAnsi="Comic Sans MS" w:cs="Comic Sans MS"/>
+                <w:rFonts w:ascii="Arial" w:hAnsi="Arial" w:cs="Arial"/>
                 <w:b w:val="0"/>
-                <w:sz w:val="20"/>
+                <w:sz w:val="18"/>
               </w:rPr>
               <w:t>GRAPHICS:</w:t>
             </w:r>
@@ -6642,7 +6837,7 @@
             </w:pPr>
             <w:r>
               <w:rPr>
-                <w:rFonts w:ascii="Comic Sans MS" w:hAnsi="Comic Sans MS" w:cs="Comic Sans MS"/>
+                <w:rFonts w:ascii="Arial" w:hAnsi="Arial" w:cs="Arial"/>
                 <w:b w:val="0"/>
                 <w:sz w:val="18"/>
               </w:rPr>
@@ -6658,7 +6853,7 @@
       </w:pPr>
       <w:r>
         <w:rPr>
-          <w:rFonts w:ascii="Comic Sans MS" w:hAnsi="Comic Sans MS" w:cs="Comic Sans MS"/>
+          <w:rFonts w:ascii="Arial" w:hAnsi="Arial" w:cs="Arial"/>
           <w:b w:val="0"/>
           <w:sz w:val="8"/>
         </w:rPr>
@@ -6692,9 +6887,9 @@
             </w:pPr>
             <w:r>
               <w:rPr>
-                <w:rFonts w:ascii="Comic Sans MS" w:hAnsi="Comic Sans MS" w:cs="Comic Sans MS"/>
+                <w:rFonts w:ascii="Arial" w:hAnsi="Arial" w:cs="Arial"/>
                 <w:b w:val="0"/>
-                <w:sz w:val="20"/>
+                <w:sz w:val="18"/>
               </w:rPr>
               <w:t>TEXT:</w:t>
             </w:r>
@@ -6705,7 +6900,7 @@
             </w:pPr>
             <w:r>
               <w:rPr>
-                <w:rFonts w:ascii="Comic Sans MS" w:hAnsi="Comic Sans MS" w:cs="Comic Sans MS"/>
+                <w:rFonts w:ascii="Arial" w:hAnsi="Arial" w:cs="Arial"/>
                 <w:b w:val="0"/>
                 <w:sz w:val="18"/>
               </w:rPr>
@@ -6718,7 +6913,7 @@
             </w:pPr>
             <w:r>
               <w:rPr>
-                <w:rFonts w:ascii="Comic Sans MS" w:hAnsi="Comic Sans MS" w:cs="Comic Sans MS"/>
+                <w:rFonts w:ascii="Arial" w:hAnsi="Arial" w:cs="Arial"/>
                 <w:b w:val="0"/>
                 <w:sz w:val="18"/>
               </w:rPr>
@@ -6731,7 +6926,7 @@
             </w:pPr>
             <w:r>
               <w:rPr>
-                <w:rFonts w:ascii="Comic Sans MS" w:hAnsi="Comic Sans MS" w:cs="Comic Sans MS"/>
+                <w:rFonts w:ascii="Arial" w:hAnsi="Arial" w:cs="Arial"/>
                 <w:b w:val="0"/>
                 <w:sz w:val="18"/>
               </w:rPr>
@@ -6744,7 +6939,7 @@
             </w:pPr>
             <w:r>
               <w:rPr>
-                <w:rFonts w:ascii="Comic Sans MS" w:hAnsi="Comic Sans MS" w:cs="Comic Sans MS"/>
+                <w:rFonts w:ascii="Arial" w:hAnsi="Arial" w:cs="Arial"/>
                 <w:b w:val="0"/>
                 <w:sz w:val="18"/>
               </w:rPr>
@@ -6757,7 +6952,7 @@
             </w:pPr>
             <w:r>
               <w:rPr>
-                <w:rFonts w:ascii="Comic Sans MS" w:hAnsi="Comic Sans MS" w:cs="Comic Sans MS"/>
+                <w:rFonts w:ascii="Arial" w:hAnsi="Arial" w:cs="Arial"/>
                 <w:b w:val="0"/>
                 <w:sz w:val="18"/>
               </w:rPr>
@@ -6773,7 +6968,7 @@
       </w:pPr>
       <w:r>
         <w:rPr>
-          <w:rFonts w:ascii="Comic Sans MS" w:hAnsi="Comic Sans MS" w:cs="Comic Sans MS"/>
+          <w:rFonts w:ascii="Arial" w:hAnsi="Arial" w:cs="Arial"/>
           <w:b w:val="0"/>
           <w:sz w:val="8"/>
         </w:rPr>
@@ -6807,9 +7002,9 @@
             </w:pPr>
             <w:r>
               <w:rPr>
-                <w:rFonts w:ascii="Comic Sans MS" w:hAnsi="Comic Sans MS" w:cs="Comic Sans MS"/>
+                <w:rFonts w:ascii="Arial" w:hAnsi="Arial" w:cs="Arial"/>
                 <w:b w:val="0"/>
-                <w:sz w:val="20"/>
+                <w:sz w:val="18"/>
               </w:rPr>
               <w:t>AUDIO/VIDEO:</w:t>
             </w:r>
@@ -6820,7 +7015,7 @@
             </w:pPr>
             <w:r>
               <w:rPr>
-                <w:rFonts w:ascii="Comic Sans MS" w:hAnsi="Comic Sans MS" w:cs="Comic Sans MS"/>
+                <w:rFonts w:ascii="Arial" w:hAnsi="Arial" w:cs="Arial"/>
                 <w:b w:val="0"/>
                 <w:sz w:val="18"/>
               </w:rPr>
@@ -6836,7 +7031,7 @@
       </w:pPr>
       <w:r>
         <w:rPr>
-          <w:rFonts w:ascii="Comic Sans MS" w:hAnsi="Comic Sans MS" w:cs="Comic Sans MS"/>
+          <w:rFonts w:ascii="Arial" w:hAnsi="Arial" w:cs="Arial"/>
           <w:b w:val="0"/>
           <w:sz w:val="8"/>
         </w:rPr>
@@ -6849,9 +7044,9 @@
       </w:pPr>
       <w:r>
         <w:rPr>
-          <w:rFonts w:ascii="Comic Sans MS" w:hAnsi="Comic Sans MS" w:cs="Comic Sans MS"/>
+          <w:rFonts w:ascii="Arial" w:hAnsi="Arial" w:cs="Arial"/>
           <w:b/>
-          <w:sz w:val="28"/>
+          <w:sz w:val="24"/>
         </w:rPr>
         <w:t>NOTES</w:t>
       </w:r>
@@ -6883,9 +7078,9 @@
             </w:pPr>
             <w:r>
               <w:rPr>
-                <w:rFonts w:ascii="Comic Sans MS" w:hAnsi="Comic Sans MS" w:cs="Comic Sans MS"/>
+                <w:rFonts w:ascii="Arial" w:hAnsi="Arial" w:cs="Arial"/>
                 <w:b w:val="0"/>
-                <w:sz w:val="20"/>
+                <w:sz w:val="18"/>
               </w:rPr>
               <w:t>NOTES:</w:t>
             </w:r>
@@ -6896,7 +7091,7 @@
             </w:pPr>
             <w:r>
               <w:rPr>
-                <w:rFonts w:ascii="Comic Sans MS" w:hAnsi="Comic Sans MS" w:cs="Comic Sans MS"/>
+                <w:rFonts w:ascii="Arial" w:hAnsi="Arial" w:cs="Arial"/>
                 <w:b w:val="0"/>
                 <w:sz w:val="18"/>
               </w:rPr>
@@ -6912,7 +7107,7 @@
       </w:pPr>
       <w:r>
         <w:rPr>
-          <w:rFonts w:ascii="Comic Sans MS" w:hAnsi="Comic Sans MS" w:cs="Comic Sans MS"/>
+          <w:rFonts w:ascii="Arial" w:hAnsi="Arial" w:cs="Arial"/>
           <w:b w:val="0"/>
           <w:sz w:val="8"/>
         </w:rPr>
@@ -6940,16 +7135,17 @@
         <w:tc>
           <w:tcPr>
             <w:tcW w:type="dxa" w:w="1928"/>
+            <w:shd w:val="clear" w:color="auto" w:fill="E8EEF4"/>
           </w:tcPr>
           <w:p>
             <w:pPr>
-              <w:spacing w:line="240" w:lineRule="auto" w:after="0"/>
-            </w:pPr>
-            <w:r>
-              <w:rPr>
-                <w:rFonts w:ascii="Comic Sans MS" w:hAnsi="Comic Sans MS" w:cs="Comic Sans MS"/>
-                <w:b w:val="0"/>
-                <w:sz w:val="20"/>
+              <w:spacing w:line="240" w:lineRule="auto" w:after="20"/>
+            </w:pPr>
+            <w:r>
+              <w:rPr>
+                <w:rFonts w:ascii="Arial" w:hAnsi="Arial" w:cs="Arial"/>
+                <w:b/>
+                <w:sz w:val="18"/>
               </w:rPr>
               <w:t>Description:</w:t>
             </w:r>
@@ -6961,13 +7157,13 @@
           </w:tcPr>
           <w:p>
             <w:pPr>
-              <w:spacing w:line="240" w:lineRule="auto" w:after="0"/>
-            </w:pPr>
-            <w:r>
-              <w:rPr>
-                <w:rFonts w:ascii="Comic Sans MS" w:hAnsi="Comic Sans MS" w:cs="Comic Sans MS"/>
+              <w:spacing w:line="240" w:lineRule="auto" w:after="20"/>
+            </w:pPr>
+            <w:r>
+              <w:rPr>
+                <w:rFonts w:ascii="Arial" w:hAnsi="Arial" w:cs="Arial"/>
                 <w:b w:val="0"/>
-                <w:sz w:val="20"/>
+                <w:sz w:val="18"/>
               </w:rPr>
               <w:t>The staff home page, deployed under /admin/. Every event whatever its status, with the doors to the other two staff screens. Authentication is out of scope by design - the brief says so.</w:t>
             </w:r>
@@ -6978,16 +7174,17 @@
         <w:tc>
           <w:tcPr>
             <w:tcW w:type="dxa" w:w="1928"/>
+            <w:shd w:val="clear" w:color="auto" w:fill="E8EEF4"/>
           </w:tcPr>
           <w:p>
             <w:pPr>
-              <w:spacing w:line="240" w:lineRule="auto" w:after="0"/>
-            </w:pPr>
-            <w:r>
-              <w:rPr>
-                <w:rFonts w:ascii="Comic Sans MS" w:hAnsi="Comic Sans MS" w:cs="Comic Sans MS"/>
-                <w:b w:val="0"/>
-                <w:sz w:val="20"/>
+              <w:spacing w:line="240" w:lineRule="auto" w:after="20"/>
+            </w:pPr>
+            <w:r>
+              <w:rPr>
+                <w:rFonts w:ascii="Arial" w:hAnsi="Arial" w:cs="Arial"/>
+                <w:b/>
+                <w:sz w:val="18"/>
               </w:rPr>
               <w:t>Content:</w:t>
             </w:r>
@@ -6999,13 +7196,13 @@
           </w:tcPr>
           <w:p>
             <w:pPr>
-              <w:spacing w:line="240" w:lineRule="auto" w:after="0"/>
-            </w:pPr>
-            <w:r>
-              <w:rPr>
-                <w:rFonts w:ascii="Comic Sans MS" w:hAnsi="Comic Sans MS" w:cs="Comic Sans MS"/>
+              <w:spacing w:line="240" w:lineRule="auto" w:after="20"/>
+            </w:pPr>
+            <w:r>
+              <w:rPr>
+                <w:rFonts w:ascii="Arial" w:hAnsi="Arial" w:cs="Arial"/>
                 <w:b w:val="0"/>
-                <w:sz w:val="20"/>
+                <w:sz w:val="18"/>
               </w:rPr>
               <w:t>Title and a one-sentence explanation of what the site can change.</w:t>
               <w:br/>
@@ -7024,16 +7221,17 @@
         <w:tc>
           <w:tcPr>
             <w:tcW w:type="dxa" w:w="1928"/>
+            <w:shd w:val="clear" w:color="auto" w:fill="E8EEF4"/>
           </w:tcPr>
           <w:p>
             <w:pPr>
-              <w:spacing w:line="240" w:lineRule="auto" w:after="0"/>
-            </w:pPr>
-            <w:r>
-              <w:rPr>
-                <w:rFonts w:ascii="Comic Sans MS" w:hAnsi="Comic Sans MS" w:cs="Comic Sans MS"/>
-                <w:b w:val="0"/>
-                <w:sz w:val="20"/>
+              <w:spacing w:line="240" w:lineRule="auto" w:after="20"/>
+            </w:pPr>
+            <w:r>
+              <w:rPr>
+                <w:rFonts w:ascii="Arial" w:hAnsi="Arial" w:cs="Arial"/>
+                <w:b/>
+                <w:sz w:val="18"/>
               </w:rPr>
               <w:t>Interactions:</w:t>
             </w:r>
@@ -7045,13 +7243,13 @@
           </w:tcPr>
           <w:p>
             <w:pPr>
-              <w:spacing w:line="240" w:lineRule="auto" w:after="0"/>
-            </w:pPr>
-            <w:r>
-              <w:rPr>
-                <w:rFonts w:ascii="Comic Sans MS" w:hAnsi="Comic Sans MS" w:cs="Comic Sans MS"/>
+              <w:spacing w:line="240" w:lineRule="auto" w:after="20"/>
+            </w:pPr>
+            <w:r>
+              <w:rPr>
+                <w:rFonts w:ascii="Arial" w:hAnsi="Arial" w:cs="Arial"/>
                 <w:b w:val="0"/>
-                <w:sz w:val="20"/>
+                <w:sz w:val="18"/>
               </w:rPr>
               <w:t>The chips filter the rendered list; suspended wins over past, so a cancelled event stays visible with the reason it was cancelled.</w:t>
               <w:br/>
@@ -7066,16 +7264,17 @@
         <w:tc>
           <w:tcPr>
             <w:tcW w:type="dxa" w:w="1928"/>
+            <w:shd w:val="clear" w:color="auto" w:fill="E8EEF4"/>
           </w:tcPr>
           <w:p>
             <w:pPr>
-              <w:spacing w:line="240" w:lineRule="auto" w:after="0"/>
-            </w:pPr>
-            <w:r>
-              <w:rPr>
-                <w:rFonts w:ascii="Comic Sans MS" w:hAnsi="Comic Sans MS" w:cs="Comic Sans MS"/>
-                <w:b w:val="0"/>
-                <w:sz w:val="20"/>
+              <w:spacing w:line="240" w:lineRule="auto" w:after="20"/>
+            </w:pPr>
+            <w:r>
+              <w:rPr>
+                <w:rFonts w:ascii="Arial" w:hAnsi="Arial" w:cs="Arial"/>
+                <w:b/>
+                <w:sz w:val="18"/>
               </w:rPr>
               <w:t>Media Creation:</w:t>
             </w:r>
@@ -7087,13 +7286,13 @@
           </w:tcPr>
           <w:p>
             <w:pPr>
-              <w:spacing w:line="240" w:lineRule="auto" w:after="0"/>
-            </w:pPr>
-            <w:r>
-              <w:rPr>
-                <w:rFonts w:ascii="Comic Sans MS" w:hAnsi="Comic Sans MS" w:cs="Comic Sans MS"/>
+              <w:spacing w:line="240" w:lineRule="auto" w:after="20"/>
+            </w:pPr>
+            <w:r>
+              <w:rPr>
+                <w:rFonts w:ascii="Arial" w:hAnsi="Arial" w:cs="Arial"/>
                 <w:b w:val="0"/>
-                <w:sz w:val="20"/>
+                <w:sz w:val="18"/>
               </w:rPr>
               <w:t>Status badges are coloured per status (active, past, suspended). No images.</w:t>
             </w:r>
@@ -7104,16 +7303,17 @@
         <w:tc>
           <w:tcPr>
             <w:tcW w:type="dxa" w:w="1928"/>
+            <w:shd w:val="clear" w:color="auto" w:fill="E8EEF4"/>
           </w:tcPr>
           <w:p>
             <w:pPr>
-              <w:spacing w:line="240" w:lineRule="auto" w:after="0"/>
-            </w:pPr>
-            <w:r>
-              <w:rPr>
-                <w:rFonts w:ascii="Comic Sans MS" w:hAnsi="Comic Sans MS" w:cs="Comic Sans MS"/>
-                <w:b w:val="0"/>
-                <w:sz w:val="20"/>
+              <w:spacing w:line="240" w:lineRule="auto" w:after="20"/>
+            </w:pPr>
+            <w:r>
+              <w:rPr>
+                <w:rFonts w:ascii="Arial" w:hAnsi="Arial" w:cs="Arial"/>
+                <w:b/>
+                <w:sz w:val="18"/>
               </w:rPr>
               <w:t>Navigation:</w:t>
             </w:r>
@@ -7125,13 +7325,13 @@
           </w:tcPr>
           <w:p>
             <w:pPr>
-              <w:spacing w:line="240" w:lineRule="auto" w:after="0"/>
-            </w:pPr>
-            <w:r>
-              <w:rPr>
-                <w:rFonts w:ascii="Comic Sans MS" w:hAnsi="Comic Sans MS" w:cs="Comic Sans MS"/>
+              <w:spacing w:line="240" w:lineRule="auto" w:after="20"/>
+            </w:pPr>
+            <w:r>
+              <w:rPr>
+                <w:rFonts w:ascii="Arial" w:hAnsi="Arial" w:cs="Arial"/>
                 <w:b w:val="0"/>
-                <w:sz w:val="20"/>
+                <w:sz w:val="18"/>
               </w:rPr>
               <w:t>In: 'Staff admin' in the public menu, or All events in the staff menu.</w:t>
               <w:br/>
@@ -7147,7 +7347,7 @@
       </w:pPr>
       <w:r>
         <w:rPr>
-          <w:rFonts w:ascii="Comic Sans MS" w:hAnsi="Comic Sans MS" w:cs="Comic Sans MS"/>
+          <w:rFonts w:ascii="Arial" w:hAnsi="Arial" w:cs="Arial"/>
           <w:b w:val="0"/>
           <w:sz w:val="8"/>
         </w:rPr>
@@ -7164,35 +7364,70 @@
     </w:p>
     <w:p>
       <w:pPr>
-        <w:pStyle w:val="Heading1"/>
+        <w:keepNext/>
         <w:spacing w:before="0" w:after="120" w:line="240" w:lineRule="auto"/>
       </w:pPr>
       <w:r>
         <w:rPr>
-          <w:rFonts w:ascii="Comic Sans MS" w:hAnsi="Comic Sans MS" w:cs="Comic Sans MS"/>
+          <w:rFonts w:ascii="Arial" w:hAnsi="Arial" w:cs="Arial" w:eastAsia="Microsoft YaHei"/>
           <w:b/>
-          <w:sz w:val="28"/>
+          <w:sz w:val="24"/>
         </w:rPr>
         <w:t>Storyboard</w:t>
       </w:r>
     </w:p>
     <w:p>
       <w:pPr>
-        <w:spacing w:line="240" w:lineRule="auto" w:before="0" w:after="80"/>
+        <w:spacing w:line="240" w:lineRule="auto" w:before="0" w:after="120"/>
       </w:pPr>
       <w:r>
         <w:rPr>
-          <w:rFonts w:ascii="Comic Sans MS" w:hAnsi="Comic Sans MS" w:cs="Comic Sans MS"/>
+          <w:rFonts w:ascii="Arial" w:hAnsi="Arial" w:cs="Arial"/>
+          <w:b/>
+          <w:sz w:val="20"/>
+        </w:rPr>
+        <w:t xml:space="preserve">TITLE: </w:t>
+      </w:r>
+      <w:r>
+        <w:rPr>
+          <w:rFonts w:ascii="Arial" w:hAnsi="Arial" w:cs="Arial"/>
           <w:b w:val="0"/>
           <w:sz w:val="20"/>
         </w:rPr>
-        <w:t>TITLE: Staff - new event      SCREEN ID: S6      DATE: 18 October 2026</w:t>
+        <w:t xml:space="preserve">Staff - new event    </w:t>
       </w:r>
-    </w:p>
-    <w:p>
-      <w:pPr>
-        <w:spacing w:line="240" w:lineRule="auto" w:before="0" w:after="0"/>
-      </w:pPr>
+      <w:r>
+        <w:rPr>
+          <w:rFonts w:ascii="Arial" w:hAnsi="Arial" w:cs="Arial"/>
+          <w:b/>
+          <w:sz w:val="20"/>
+        </w:rPr>
+        <w:t xml:space="preserve">SCREEN ID: </w:t>
+      </w:r>
+      <w:r>
+        <w:rPr>
+          <w:rFonts w:ascii="Arial" w:hAnsi="Arial" w:cs="Arial"/>
+          <w:b w:val="0"/>
+          <w:sz w:val="20"/>
+        </w:rPr>
+        <w:t xml:space="preserve">S6    </w:t>
+      </w:r>
+      <w:r>
+        <w:rPr>
+          <w:rFonts w:ascii="Arial" w:hAnsi="Arial" w:cs="Arial"/>
+          <w:b/>
+          <w:sz w:val="20"/>
+        </w:rPr>
+        <w:t xml:space="preserve">DATE: </w:t>
+      </w:r>
+      <w:r>
+        <w:rPr>
+          <w:rFonts w:ascii="Arial" w:hAnsi="Arial" w:cs="Arial"/>
+          <w:b w:val="0"/>
+          <w:sz w:val="20"/>
+        </w:rPr>
+        <w:t>18 October 2026</w:t>
+      </w:r>
     </w:p>
     <w:p>
       <w:pPr>
@@ -7200,9 +7435,9 @@
       </w:pPr>
       <w:r>
         <w:rPr>
-          <w:rFonts w:ascii="Comic Sans MS" w:hAnsi="Comic Sans MS" w:cs="Comic Sans MS"/>
+          <w:rFonts w:ascii="Arial" w:hAnsi="Arial" w:cs="Arial"/>
           <w:b/>
-          <w:sz w:val="28"/>
+          <w:sz w:val="24"/>
         </w:rPr>
         <w:t>Elements:</w:t>
       </w:r>
@@ -7234,9 +7469,9 @@
             </w:pPr>
             <w:r>
               <w:rPr>
-                <w:rFonts w:ascii="Comic Sans MS" w:hAnsi="Comic Sans MS" w:cs="Comic Sans MS"/>
+                <w:rFonts w:ascii="Arial" w:hAnsi="Arial" w:cs="Arial"/>
                 <w:b w:val="0"/>
-                <w:sz w:val="20"/>
+                <w:sz w:val="18"/>
               </w:rPr>
               <w:t>GRAPHICS:</w:t>
             </w:r>
@@ -7287,7 +7522,7 @@
             </w:pPr>
             <w:r>
               <w:rPr>
-                <w:rFonts w:ascii="Comic Sans MS" w:hAnsi="Comic Sans MS" w:cs="Comic Sans MS"/>
+                <w:rFonts w:ascii="Arial" w:hAnsi="Arial" w:cs="Arial"/>
                 <w:b w:val="0"/>
                 <w:sz w:val="18"/>
               </w:rPr>
@@ -7303,7 +7538,7 @@
       </w:pPr>
       <w:r>
         <w:rPr>
-          <w:rFonts w:ascii="Comic Sans MS" w:hAnsi="Comic Sans MS" w:cs="Comic Sans MS"/>
+          <w:rFonts w:ascii="Arial" w:hAnsi="Arial" w:cs="Arial"/>
           <w:b w:val="0"/>
           <w:sz w:val="8"/>
         </w:rPr>
@@ -7337,9 +7572,9 @@
             </w:pPr>
             <w:r>
               <w:rPr>
-                <w:rFonts w:ascii="Comic Sans MS" w:hAnsi="Comic Sans MS" w:cs="Comic Sans MS"/>
+                <w:rFonts w:ascii="Arial" w:hAnsi="Arial" w:cs="Arial"/>
                 <w:b w:val="0"/>
-                <w:sz w:val="20"/>
+                <w:sz w:val="18"/>
               </w:rPr>
               <w:t>TEXT:</w:t>
             </w:r>
@@ -7350,7 +7585,7 @@
             </w:pPr>
             <w:r>
               <w:rPr>
-                <w:rFonts w:ascii="Comic Sans MS" w:hAnsi="Comic Sans MS" w:cs="Comic Sans MS"/>
+                <w:rFonts w:ascii="Arial" w:hAnsi="Arial" w:cs="Arial"/>
                 <w:b w:val="0"/>
                 <w:sz w:val="18"/>
               </w:rPr>
@@ -7363,7 +7598,7 @@
             </w:pPr>
             <w:r>
               <w:rPr>
-                <w:rFonts w:ascii="Comic Sans MS" w:hAnsi="Comic Sans MS" w:cs="Comic Sans MS"/>
+                <w:rFonts w:ascii="Arial" w:hAnsi="Arial" w:cs="Arial"/>
                 <w:b w:val="0"/>
                 <w:sz w:val="18"/>
               </w:rPr>
@@ -7376,7 +7611,7 @@
             </w:pPr>
             <w:r>
               <w:rPr>
-                <w:rFonts w:ascii="Comic Sans MS" w:hAnsi="Comic Sans MS" w:cs="Comic Sans MS"/>
+                <w:rFonts w:ascii="Arial" w:hAnsi="Arial" w:cs="Arial"/>
                 <w:b w:val="0"/>
                 <w:sz w:val="18"/>
               </w:rPr>
@@ -7389,7 +7624,7 @@
             </w:pPr>
             <w:r>
               <w:rPr>
-                <w:rFonts w:ascii="Comic Sans MS" w:hAnsi="Comic Sans MS" w:cs="Comic Sans MS"/>
+                <w:rFonts w:ascii="Arial" w:hAnsi="Arial" w:cs="Arial"/>
                 <w:b w:val="0"/>
                 <w:sz w:val="18"/>
               </w:rPr>
@@ -7405,7 +7640,7 @@
       </w:pPr>
       <w:r>
         <w:rPr>
-          <w:rFonts w:ascii="Comic Sans MS" w:hAnsi="Comic Sans MS" w:cs="Comic Sans MS"/>
+          <w:rFonts w:ascii="Arial" w:hAnsi="Arial" w:cs="Arial"/>
           <w:b w:val="0"/>
           <w:sz w:val="8"/>
         </w:rPr>
@@ -7439,9 +7674,9 @@
             </w:pPr>
             <w:r>
               <w:rPr>
-                <w:rFonts w:ascii="Comic Sans MS" w:hAnsi="Comic Sans MS" w:cs="Comic Sans MS"/>
+                <w:rFonts w:ascii="Arial" w:hAnsi="Arial" w:cs="Arial"/>
                 <w:b w:val="0"/>
-                <w:sz w:val="20"/>
+                <w:sz w:val="18"/>
               </w:rPr>
               <w:t>AUDIO/VIDEO:</w:t>
             </w:r>
@@ -7452,7 +7687,7 @@
             </w:pPr>
             <w:r>
               <w:rPr>
-                <w:rFonts w:ascii="Comic Sans MS" w:hAnsi="Comic Sans MS" w:cs="Comic Sans MS"/>
+                <w:rFonts w:ascii="Arial" w:hAnsi="Arial" w:cs="Arial"/>
                 <w:b w:val="0"/>
                 <w:sz w:val="18"/>
               </w:rPr>
@@ -7468,7 +7703,7 @@
       </w:pPr>
       <w:r>
         <w:rPr>
-          <w:rFonts w:ascii="Comic Sans MS" w:hAnsi="Comic Sans MS" w:cs="Comic Sans MS"/>
+          <w:rFonts w:ascii="Arial" w:hAnsi="Arial" w:cs="Arial"/>
           <w:b w:val="0"/>
           <w:sz w:val="8"/>
         </w:rPr>
@@ -7481,9 +7716,9 @@
       </w:pPr>
       <w:r>
         <w:rPr>
-          <w:rFonts w:ascii="Comic Sans MS" w:hAnsi="Comic Sans MS" w:cs="Comic Sans MS"/>
+          <w:rFonts w:ascii="Arial" w:hAnsi="Arial" w:cs="Arial"/>
           <w:b/>
-          <w:sz w:val="28"/>
+          <w:sz w:val="24"/>
         </w:rPr>
         <w:t>NOTES</w:t>
       </w:r>
@@ -7515,9 +7750,9 @@
             </w:pPr>
             <w:r>
               <w:rPr>
-                <w:rFonts w:ascii="Comic Sans MS" w:hAnsi="Comic Sans MS" w:cs="Comic Sans MS"/>
+                <w:rFonts w:ascii="Arial" w:hAnsi="Arial" w:cs="Arial"/>
                 <w:b w:val="0"/>
-                <w:sz w:val="20"/>
+                <w:sz w:val="18"/>
               </w:rPr>
               <w:t>NOTES:</w:t>
             </w:r>
@@ -7528,7 +7763,7 @@
             </w:pPr>
             <w:r>
               <w:rPr>
-                <w:rFonts w:ascii="Comic Sans MS" w:hAnsi="Comic Sans MS" w:cs="Comic Sans MS"/>
+                <w:rFonts w:ascii="Arial" w:hAnsi="Arial" w:cs="Arial"/>
                 <w:b w:val="0"/>
                 <w:sz w:val="18"/>
               </w:rPr>
@@ -7544,7 +7779,7 @@
       </w:pPr>
       <w:r>
         <w:rPr>
-          <w:rFonts w:ascii="Comic Sans MS" w:hAnsi="Comic Sans MS" w:cs="Comic Sans MS"/>
+          <w:rFonts w:ascii="Arial" w:hAnsi="Arial" w:cs="Arial"/>
           <w:b w:val="0"/>
           <w:sz w:val="8"/>
         </w:rPr>
@@ -7572,16 +7807,17 @@
         <w:tc>
           <w:tcPr>
             <w:tcW w:type="dxa" w:w="1928"/>
+            <w:shd w:val="clear" w:color="auto" w:fill="E8EEF4"/>
           </w:tcPr>
           <w:p>
             <w:pPr>
-              <w:spacing w:line="240" w:lineRule="auto" w:after="0"/>
-            </w:pPr>
-            <w:r>
-              <w:rPr>
-                <w:rFonts w:ascii="Comic Sans MS" w:hAnsi="Comic Sans MS" w:cs="Comic Sans MS"/>
-                <w:b w:val="0"/>
-                <w:sz w:val="20"/>
+              <w:spacing w:line="240" w:lineRule="auto" w:after="20"/>
+            </w:pPr>
+            <w:r>
+              <w:rPr>
+                <w:rFonts w:ascii="Arial" w:hAnsi="Arial" w:cs="Arial"/>
+                <w:b/>
+                <w:sz w:val="18"/>
               </w:rPr>
               <w:t>Description:</w:t>
             </w:r>
@@ -7593,13 +7829,13 @@
           </w:tcPr>
           <w:p>
             <w:pPr>
-              <w:spacing w:line="240" w:lineRule="auto" w:after="0"/>
-            </w:pPr>
-            <w:r>
-              <w:rPr>
-                <w:rFonts w:ascii="Comic Sans MS" w:hAnsi="Comic Sans MS" w:cs="Comic Sans MS"/>
+              <w:spacing w:line="240" w:lineRule="auto" w:after="20"/>
+            </w:pPr>
+            <w:r>
+              <w:rPr>
+                <w:rFonts w:ascii="Arial" w:hAnsi="Arial" w:cs="Arial"/>
                 <w:b w:val="0"/>
-                <w:sz w:val="20"/>
+                <w:sz w:val="18"/>
               </w:rPr>
               <w:t>Create an event. The same form component the edit screen uses, empty - which is why the two screens cannot drift apart.</w:t>
             </w:r>
@@ -7610,16 +7846,17 @@
         <w:tc>
           <w:tcPr>
             <w:tcW w:type="dxa" w:w="1928"/>
+            <w:shd w:val="clear" w:color="auto" w:fill="E8EEF4"/>
           </w:tcPr>
           <w:p>
             <w:pPr>
-              <w:spacing w:line="240" w:lineRule="auto" w:after="0"/>
-            </w:pPr>
-            <w:r>
-              <w:rPr>
-                <w:rFonts w:ascii="Comic Sans MS" w:hAnsi="Comic Sans MS" w:cs="Comic Sans MS"/>
-                <w:b w:val="0"/>
-                <w:sz w:val="20"/>
+              <w:spacing w:line="240" w:lineRule="auto" w:after="20"/>
+            </w:pPr>
+            <w:r>
+              <w:rPr>
+                <w:rFonts w:ascii="Arial" w:hAnsi="Arial" w:cs="Arial"/>
+                <w:b/>
+                <w:sz w:val="18"/>
               </w:rPr>
               <w:t>Content:</w:t>
             </w:r>
@@ -7631,13 +7868,13 @@
           </w:tcPr>
           <w:p>
             <w:pPr>
-              <w:spacing w:line="240" w:lineRule="auto" w:after="0"/>
-            </w:pPr>
-            <w:r>
-              <w:rPr>
-                <w:rFonts w:ascii="Comic Sans MS" w:hAnsi="Comic Sans MS" w:cs="Comic Sans MS"/>
+              <w:spacing w:line="240" w:lineRule="auto" w:after="20"/>
+            </w:pPr>
+            <w:r>
+              <w:rPr>
+                <w:rFonts w:ascii="Arial" w:hAnsi="Arial" w:cs="Arial"/>
                 <w:b w:val="0"/>
-                <w:sz w:val="20"/>
+                <w:sz w:val="18"/>
               </w:rPr>
               <w:t>Required fields: event name, description, organisation, category, status, date, start time, venue and city.</w:t>
               <w:br/>
@@ -7652,16 +7889,17 @@
         <w:tc>
           <w:tcPr>
             <w:tcW w:type="dxa" w:w="1928"/>
+            <w:shd w:val="clear" w:color="auto" w:fill="E8EEF4"/>
           </w:tcPr>
           <w:p>
             <w:pPr>
-              <w:spacing w:line="240" w:lineRule="auto" w:after="0"/>
-            </w:pPr>
-            <w:r>
-              <w:rPr>
-                <w:rFonts w:ascii="Comic Sans MS" w:hAnsi="Comic Sans MS" w:cs="Comic Sans MS"/>
-                <w:b w:val="0"/>
-                <w:sz w:val="20"/>
+              <w:spacing w:line="240" w:lineRule="auto" w:after="20"/>
+            </w:pPr>
+            <w:r>
+              <w:rPr>
+                <w:rFonts w:ascii="Arial" w:hAnsi="Arial" w:cs="Arial"/>
+                <w:b/>
+                <w:sz w:val="18"/>
               </w:rPr>
               <w:t>Interactions:</w:t>
             </w:r>
@@ -7673,13 +7911,13 @@
           </w:tcPr>
           <w:p>
             <w:pPr>
-              <w:spacing w:line="240" w:lineRule="auto" w:after="0"/>
-            </w:pPr>
-            <w:r>
-              <w:rPr>
-                <w:rFonts w:ascii="Comic Sans MS" w:hAnsi="Comic Sans MS" w:cs="Comic Sans MS"/>
+              <w:spacing w:line="240" w:lineRule="auto" w:after="20"/>
+            </w:pPr>
+            <w:r>
+              <w:rPr>
+                <w:rFonts w:ascii="Arial" w:hAnsi="Arial" w:cs="Arial"/>
                 <w:b w:val="0"/>
-                <w:sz w:val="20"/>
+                <w:sz w:val="18"/>
               </w:rPr>
               <w:t>The form is a Reactive Form: the Save button stays disabled until every required field is valid, and each field shows its own message.</w:t>
               <w:br/>
@@ -7696,16 +7934,17 @@
         <w:tc>
           <w:tcPr>
             <w:tcW w:type="dxa" w:w="1928"/>
+            <w:shd w:val="clear" w:color="auto" w:fill="E8EEF4"/>
           </w:tcPr>
           <w:p>
             <w:pPr>
-              <w:spacing w:line="240" w:lineRule="auto" w:after="0"/>
-            </w:pPr>
-            <w:r>
-              <w:rPr>
-                <w:rFonts w:ascii="Comic Sans MS" w:hAnsi="Comic Sans MS" w:cs="Comic Sans MS"/>
-                <w:b w:val="0"/>
-                <w:sz w:val="20"/>
+              <w:spacing w:line="240" w:lineRule="auto" w:after="20"/>
+            </w:pPr>
+            <w:r>
+              <w:rPr>
+                <w:rFonts w:ascii="Arial" w:hAnsi="Arial" w:cs="Arial"/>
+                <w:b/>
+                <w:sz w:val="18"/>
               </w:rPr>
               <w:t>Media Creation:</w:t>
             </w:r>
@@ -7717,13 +7956,13 @@
           </w:tcPr>
           <w:p>
             <w:pPr>
-              <w:spacing w:line="240" w:lineRule="auto" w:after="0"/>
-            </w:pPr>
-            <w:r>
-              <w:rPr>
-                <w:rFonts w:ascii="Comic Sans MS" w:hAnsi="Comic Sans MS" w:cs="Comic Sans MS"/>
+              <w:spacing w:line="240" w:lineRule="auto" w:after="20"/>
+            </w:pPr>
+            <w:r>
+              <w:rPr>
+                <w:rFonts w:ascii="Arial" w:hAnsi="Arial" w:cs="Arial"/>
                 <w:b w:val="0"/>
-                <w:sz w:val="20"/>
+                <w:sz w:val="18"/>
               </w:rPr>
               <w:t>None. The coordinates are plain number inputs, and leaving them blank simply means the public page shows no forecast for that event.</w:t>
             </w:r>
@@ -7734,16 +7973,17 @@
         <w:tc>
           <w:tcPr>
             <w:tcW w:type="dxa" w:w="1928"/>
+            <w:shd w:val="clear" w:color="auto" w:fill="E8EEF4"/>
           </w:tcPr>
           <w:p>
             <w:pPr>
-              <w:spacing w:line="240" w:lineRule="auto" w:after="0"/>
-            </w:pPr>
-            <w:r>
-              <w:rPr>
-                <w:rFonts w:ascii="Comic Sans MS" w:hAnsi="Comic Sans MS" w:cs="Comic Sans MS"/>
-                <w:b w:val="0"/>
-                <w:sz w:val="20"/>
+              <w:spacing w:line="240" w:lineRule="auto" w:after="20"/>
+            </w:pPr>
+            <w:r>
+              <w:rPr>
+                <w:rFonts w:ascii="Arial" w:hAnsi="Arial" w:cs="Arial"/>
+                <w:b/>
+                <w:sz w:val="18"/>
               </w:rPr>
               <w:t>Navigation:</w:t>
             </w:r>
@@ -7755,13 +7995,13 @@
           </w:tcPr>
           <w:p>
             <w:pPr>
-              <w:spacing w:line="240" w:lineRule="auto" w:after="0"/>
-            </w:pPr>
-            <w:r>
-              <w:rPr>
-                <w:rFonts w:ascii="Comic Sans MS" w:hAnsi="Comic Sans MS" w:cs="Comic Sans MS"/>
+              <w:spacing w:line="240" w:lineRule="auto" w:after="20"/>
+            </w:pPr>
+            <w:r>
+              <w:rPr>
+                <w:rFonts w:ascii="Arial" w:hAnsi="Arial" w:cs="Arial"/>
                 <w:b w:val="0"/>
-                <w:sz w:val="20"/>
+                <w:sz w:val="18"/>
               </w:rPr>
               <w:t>In: '+ New event' on the staff list.</w:t>
               <w:br/>
@@ -7777,7 +8017,7 @@
       </w:pPr>
       <w:r>
         <w:rPr>
-          <w:rFonts w:ascii="Comic Sans MS" w:hAnsi="Comic Sans MS" w:cs="Comic Sans MS"/>
+          <w:rFonts w:ascii="Arial" w:hAnsi="Arial" w:cs="Arial"/>
           <w:b w:val="0"/>
           <w:sz w:val="8"/>
         </w:rPr>
@@ -7794,35 +8034,70 @@
     </w:p>
     <w:p>
       <w:pPr>
-        <w:pStyle w:val="Heading1"/>
+        <w:keepNext/>
         <w:spacing w:before="0" w:after="120" w:line="240" w:lineRule="auto"/>
       </w:pPr>
       <w:r>
         <w:rPr>
-          <w:rFonts w:ascii="Comic Sans MS" w:hAnsi="Comic Sans MS" w:cs="Comic Sans MS"/>
+          <w:rFonts w:ascii="Arial" w:hAnsi="Arial" w:cs="Arial" w:eastAsia="Microsoft YaHei"/>
           <w:b/>
-          <w:sz w:val="28"/>
+          <w:sz w:val="24"/>
         </w:rPr>
         <w:t>Storyboard</w:t>
       </w:r>
     </w:p>
     <w:p>
       <w:pPr>
-        <w:spacing w:line="240" w:lineRule="auto" w:before="0" w:after="80"/>
+        <w:spacing w:line="240" w:lineRule="auto" w:before="0" w:after="120"/>
       </w:pPr>
       <w:r>
         <w:rPr>
-          <w:rFonts w:ascii="Comic Sans MS" w:hAnsi="Comic Sans MS" w:cs="Comic Sans MS"/>
+          <w:rFonts w:ascii="Arial" w:hAnsi="Arial" w:cs="Arial"/>
+          <w:b/>
+          <w:sz w:val="20"/>
+        </w:rPr>
+        <w:t xml:space="preserve">TITLE: </w:t>
+      </w:r>
+      <w:r>
+        <w:rPr>
+          <w:rFonts w:ascii="Arial" w:hAnsi="Arial" w:cs="Arial"/>
           <w:b w:val="0"/>
           <w:sz w:val="20"/>
         </w:rPr>
-        <w:t>TITLE: Staff - edit event      SCREEN ID: S7      DATE: 18 October 2026</w:t>
+        <w:t xml:space="preserve">Staff - edit event    </w:t>
       </w:r>
-    </w:p>
-    <w:p>
-      <w:pPr>
-        <w:spacing w:line="240" w:lineRule="auto" w:before="0" w:after="0"/>
-      </w:pPr>
+      <w:r>
+        <w:rPr>
+          <w:rFonts w:ascii="Arial" w:hAnsi="Arial" w:cs="Arial"/>
+          <w:b/>
+          <w:sz w:val="20"/>
+        </w:rPr>
+        <w:t xml:space="preserve">SCREEN ID: </w:t>
+      </w:r>
+      <w:r>
+        <w:rPr>
+          <w:rFonts w:ascii="Arial" w:hAnsi="Arial" w:cs="Arial"/>
+          <w:b w:val="0"/>
+          <w:sz w:val="20"/>
+        </w:rPr>
+        <w:t xml:space="preserve">S7    </w:t>
+      </w:r>
+      <w:r>
+        <w:rPr>
+          <w:rFonts w:ascii="Arial" w:hAnsi="Arial" w:cs="Arial"/>
+          <w:b/>
+          <w:sz w:val="20"/>
+        </w:rPr>
+        <w:t xml:space="preserve">DATE: </w:t>
+      </w:r>
+      <w:r>
+        <w:rPr>
+          <w:rFonts w:ascii="Arial" w:hAnsi="Arial" w:cs="Arial"/>
+          <w:b w:val="0"/>
+          <w:sz w:val="20"/>
+        </w:rPr>
+        <w:t>18 October 2026</w:t>
+      </w:r>
     </w:p>
     <w:p>
       <w:pPr>
@@ -7830,9 +8105,9 @@
       </w:pPr>
       <w:r>
         <w:rPr>
-          <w:rFonts w:ascii="Comic Sans MS" w:hAnsi="Comic Sans MS" w:cs="Comic Sans MS"/>
+          <w:rFonts w:ascii="Arial" w:hAnsi="Arial" w:cs="Arial"/>
           <w:b/>
-          <w:sz w:val="28"/>
+          <w:sz w:val="24"/>
         </w:rPr>
         <w:t>Elements:</w:t>
       </w:r>
@@ -7864,9 +8139,9 @@
             </w:pPr>
             <w:r>
               <w:rPr>
-                <w:rFonts w:ascii="Comic Sans MS" w:hAnsi="Comic Sans MS" w:cs="Comic Sans MS"/>
+                <w:rFonts w:ascii="Arial" w:hAnsi="Arial" w:cs="Arial"/>
                 <w:b w:val="0"/>
-                <w:sz w:val="20"/>
+                <w:sz w:val="18"/>
               </w:rPr>
               <w:t>GRAPHICS:</w:t>
             </w:r>
@@ -7917,7 +8192,7 @@
             </w:pPr>
             <w:r>
               <w:rPr>
-                <w:rFonts w:ascii="Comic Sans MS" w:hAnsi="Comic Sans MS" w:cs="Comic Sans MS"/>
+                <w:rFonts w:ascii="Arial" w:hAnsi="Arial" w:cs="Arial"/>
                 <w:b w:val="0"/>
                 <w:sz w:val="18"/>
               </w:rPr>
@@ -7933,7 +8208,7 @@
       </w:pPr>
       <w:r>
         <w:rPr>
-          <w:rFonts w:ascii="Comic Sans MS" w:hAnsi="Comic Sans MS" w:cs="Comic Sans MS"/>
+          <w:rFonts w:ascii="Arial" w:hAnsi="Arial" w:cs="Arial"/>
           <w:b w:val="0"/>
           <w:sz w:val="8"/>
         </w:rPr>
@@ -7967,9 +8242,9 @@
             </w:pPr>
             <w:r>
               <w:rPr>
-                <w:rFonts w:ascii="Comic Sans MS" w:hAnsi="Comic Sans MS" w:cs="Comic Sans MS"/>
+                <w:rFonts w:ascii="Arial" w:hAnsi="Arial" w:cs="Arial"/>
                 <w:b w:val="0"/>
-                <w:sz w:val="20"/>
+                <w:sz w:val="18"/>
               </w:rPr>
               <w:t>TEXT:</w:t>
             </w:r>
@@ -7980,7 +8255,7 @@
             </w:pPr>
             <w:r>
               <w:rPr>
-                <w:rFonts w:ascii="Comic Sans MS" w:hAnsi="Comic Sans MS" w:cs="Comic Sans MS"/>
+                <w:rFonts w:ascii="Arial" w:hAnsi="Arial" w:cs="Arial"/>
                 <w:b w:val="0"/>
                 <w:sz w:val="18"/>
               </w:rPr>
@@ -7993,7 +8268,7 @@
             </w:pPr>
             <w:r>
               <w:rPr>
-                <w:rFonts w:ascii="Comic Sans MS" w:hAnsi="Comic Sans MS" w:cs="Comic Sans MS"/>
+                <w:rFonts w:ascii="Arial" w:hAnsi="Arial" w:cs="Arial"/>
                 <w:b w:val="0"/>
                 <w:sz w:val="18"/>
               </w:rPr>
@@ -8006,7 +8281,7 @@
             </w:pPr>
             <w:r>
               <w:rPr>
-                <w:rFonts w:ascii="Comic Sans MS" w:hAnsi="Comic Sans MS" w:cs="Comic Sans MS"/>
+                <w:rFonts w:ascii="Arial" w:hAnsi="Arial" w:cs="Arial"/>
                 <w:b w:val="0"/>
                 <w:sz w:val="18"/>
               </w:rPr>
@@ -8022,7 +8297,7 @@
       </w:pPr>
       <w:r>
         <w:rPr>
-          <w:rFonts w:ascii="Comic Sans MS" w:hAnsi="Comic Sans MS" w:cs="Comic Sans MS"/>
+          <w:rFonts w:ascii="Arial" w:hAnsi="Arial" w:cs="Arial"/>
           <w:b w:val="0"/>
           <w:sz w:val="8"/>
         </w:rPr>
@@ -8056,9 +8331,9 @@
             </w:pPr>
             <w:r>
               <w:rPr>
-                <w:rFonts w:ascii="Comic Sans MS" w:hAnsi="Comic Sans MS" w:cs="Comic Sans MS"/>
+                <w:rFonts w:ascii="Arial" w:hAnsi="Arial" w:cs="Arial"/>
                 <w:b w:val="0"/>
-                <w:sz w:val="20"/>
+                <w:sz w:val="18"/>
               </w:rPr>
               <w:t>AUDIO/VIDEO:</w:t>
             </w:r>
@@ -8069,7 +8344,7 @@
             </w:pPr>
             <w:r>
               <w:rPr>
-                <w:rFonts w:ascii="Comic Sans MS" w:hAnsi="Comic Sans MS" w:cs="Comic Sans MS"/>
+                <w:rFonts w:ascii="Arial" w:hAnsi="Arial" w:cs="Arial"/>
                 <w:b w:val="0"/>
                 <w:sz w:val="18"/>
               </w:rPr>
@@ -8085,7 +8360,7 @@
       </w:pPr>
       <w:r>
         <w:rPr>
-          <w:rFonts w:ascii="Comic Sans MS" w:hAnsi="Comic Sans MS" w:cs="Comic Sans MS"/>
+          <w:rFonts w:ascii="Arial" w:hAnsi="Arial" w:cs="Arial"/>
           <w:b w:val="0"/>
           <w:sz w:val="8"/>
         </w:rPr>
@@ -8098,9 +8373,9 @@
       </w:pPr>
       <w:r>
         <w:rPr>
-          <w:rFonts w:ascii="Comic Sans MS" w:hAnsi="Comic Sans MS" w:cs="Comic Sans MS"/>
+          <w:rFonts w:ascii="Arial" w:hAnsi="Arial" w:cs="Arial"/>
           <w:b/>
-          <w:sz w:val="28"/>
+          <w:sz w:val="24"/>
         </w:rPr>
         <w:t>NOTES</w:t>
       </w:r>
@@ -8132,9 +8407,9 @@
             </w:pPr>
             <w:r>
               <w:rPr>
-                <w:rFonts w:ascii="Comic Sans MS" w:hAnsi="Comic Sans MS" w:cs="Comic Sans MS"/>
+                <w:rFonts w:ascii="Arial" w:hAnsi="Arial" w:cs="Arial"/>
                 <w:b w:val="0"/>
-                <w:sz w:val="20"/>
+                <w:sz w:val="18"/>
               </w:rPr>
               <w:t>NOTES:</w:t>
             </w:r>
@@ -8145,7 +8420,7 @@
             </w:pPr>
             <w:r>
               <w:rPr>
-                <w:rFonts w:ascii="Comic Sans MS" w:hAnsi="Comic Sans MS" w:cs="Comic Sans MS"/>
+                <w:rFonts w:ascii="Arial" w:hAnsi="Arial" w:cs="Arial"/>
                 <w:b w:val="0"/>
                 <w:sz w:val="18"/>
               </w:rPr>
@@ -8161,7 +8436,7 @@
       </w:pPr>
       <w:r>
         <w:rPr>
-          <w:rFonts w:ascii="Comic Sans MS" w:hAnsi="Comic Sans MS" w:cs="Comic Sans MS"/>
+          <w:rFonts w:ascii="Arial" w:hAnsi="Arial" w:cs="Arial"/>
           <w:b w:val="0"/>
           <w:sz w:val="8"/>
         </w:rPr>
@@ -8189,16 +8464,17 @@
         <w:tc>
           <w:tcPr>
             <w:tcW w:type="dxa" w:w="1928"/>
+            <w:shd w:val="clear" w:color="auto" w:fill="E8EEF4"/>
           </w:tcPr>
           <w:p>
             <w:pPr>
-              <w:spacing w:line="240" w:lineRule="auto" w:after="0"/>
-            </w:pPr>
-            <w:r>
-              <w:rPr>
-                <w:rFonts w:ascii="Comic Sans MS" w:hAnsi="Comic Sans MS" w:cs="Comic Sans MS"/>
-                <w:b w:val="0"/>
-                <w:sz w:val="20"/>
+              <w:spacing w:line="240" w:lineRule="auto" w:after="20"/>
+            </w:pPr>
+            <w:r>
+              <w:rPr>
+                <w:rFonts w:ascii="Arial" w:hAnsi="Arial" w:cs="Arial"/>
+                <w:b/>
+                <w:sz w:val="18"/>
               </w:rPr>
               <w:t>Description:</w:t>
             </w:r>
@@ -8210,13 +8486,13 @@
           </w:tcPr>
           <w:p>
             <w:pPr>
-              <w:spacing w:line="240" w:lineRule="auto" w:after="0"/>
-            </w:pPr>
-            <w:r>
-              <w:rPr>
-                <w:rFonts w:ascii="Comic Sans MS" w:hAnsi="Comic Sans MS" w:cs="Comic Sans MS"/>
+              <w:spacing w:line="240" w:lineRule="auto" w:after="20"/>
+            </w:pPr>
+            <w:r>
+              <w:rPr>
+                <w:rFonts w:ascii="Arial" w:hAnsi="Arial" w:cs="Arial"/>
                 <w:b w:val="0"/>
-                <w:sz w:val="20"/>
+                <w:sz w:val="18"/>
               </w:rPr>
               <w:t>Change an event, and see who has booked it - the two things a staff member needs on one screen, which is why the registrations sit under the form rather than on a page of their own.</w:t>
             </w:r>
@@ -8227,16 +8503,17 @@
         <w:tc>
           <w:tcPr>
             <w:tcW w:type="dxa" w:w="1928"/>
+            <w:shd w:val="clear" w:color="auto" w:fill="E8EEF4"/>
           </w:tcPr>
           <w:p>
             <w:pPr>
-              <w:spacing w:line="240" w:lineRule="auto" w:after="0"/>
-            </w:pPr>
-            <w:r>
-              <w:rPr>
-                <w:rFonts w:ascii="Comic Sans MS" w:hAnsi="Comic Sans MS" w:cs="Comic Sans MS"/>
-                <w:b w:val="0"/>
-                <w:sz w:val="20"/>
+              <w:spacing w:line="240" w:lineRule="auto" w:after="20"/>
+            </w:pPr>
+            <w:r>
+              <w:rPr>
+                <w:rFonts w:ascii="Arial" w:hAnsi="Arial" w:cs="Arial"/>
+                <w:b/>
+                <w:sz w:val="18"/>
               </w:rPr>
               <w:t>Content:</w:t>
             </w:r>
@@ -8248,13 +8525,13 @@
           </w:tcPr>
           <w:p>
             <w:pPr>
-              <w:spacing w:line="240" w:lineRule="auto" w:after="0"/>
-            </w:pPr>
-            <w:r>
-              <w:rPr>
-                <w:rFonts w:ascii="Comic Sans MS" w:hAnsi="Comic Sans MS" w:cs="Comic Sans MS"/>
+              <w:spacing w:line="240" w:lineRule="auto" w:after="20"/>
+            </w:pPr>
+            <w:r>
+              <w:rPr>
+                <w:rFonts w:ascii="Arial" w:hAnsi="Arial" w:cs="Arial"/>
                 <w:b w:val="0"/>
-                <w:sz w:val="20"/>
+                <w:sz w:val="18"/>
               </w:rPr>
               <w:t>The same form as S6, pre-filled from GET /api/events/:id (in the screenshot, the Twilight 10K: name, summary, description, organisation, category, status, date and times, venue, city, prices, and the stored coordinates).</w:t>
               <w:br/>
@@ -8269,16 +8546,17 @@
         <w:tc>
           <w:tcPr>
             <w:tcW w:type="dxa" w:w="1928"/>
+            <w:shd w:val="clear" w:color="auto" w:fill="E8EEF4"/>
           </w:tcPr>
           <w:p>
             <w:pPr>
-              <w:spacing w:line="240" w:lineRule="auto" w:after="0"/>
-            </w:pPr>
-            <w:r>
-              <w:rPr>
-                <w:rFonts w:ascii="Comic Sans MS" w:hAnsi="Comic Sans MS" w:cs="Comic Sans MS"/>
-                <w:b w:val="0"/>
-                <w:sz w:val="20"/>
+              <w:spacing w:line="240" w:lineRule="auto" w:after="20"/>
+            </w:pPr>
+            <w:r>
+              <w:rPr>
+                <w:rFonts w:ascii="Arial" w:hAnsi="Arial" w:cs="Arial"/>
+                <w:b/>
+                <w:sz w:val="18"/>
               </w:rPr>
               <w:t>Interactions:</w:t>
             </w:r>
@@ -8290,13 +8568,13 @@
           </w:tcPr>
           <w:p>
             <w:pPr>
-              <w:spacing w:line="240" w:lineRule="auto" w:after="0"/>
-            </w:pPr>
-            <w:r>
-              <w:rPr>
-                <w:rFonts w:ascii="Comic Sans MS" w:hAnsi="Comic Sans MS" w:cs="Comic Sans MS"/>
+              <w:spacing w:line="240" w:lineRule="auto" w:after="20"/>
+            </w:pPr>
+            <w:r>
+              <w:rPr>
+                <w:rFonts w:ascii="Arial" w:hAnsi="Arial" w:cs="Arial"/>
                 <w:b w:val="0"/>
-                <w:sz w:val="20"/>
+                <w:sz w:val="18"/>
               </w:rPr>
               <w:t>Save calls PUT /api/events/:id with the whole form (PUT rather than PATCH because the screen always submits every field).</w:t>
               <w:br/>
@@ -8311,16 +8589,17 @@
         <w:tc>
           <w:tcPr>
             <w:tcW w:type="dxa" w:w="1928"/>
+            <w:shd w:val="clear" w:color="auto" w:fill="E8EEF4"/>
           </w:tcPr>
           <w:p>
             <w:pPr>
-              <w:spacing w:line="240" w:lineRule="auto" w:after="0"/>
-            </w:pPr>
-            <w:r>
-              <w:rPr>
-                <w:rFonts w:ascii="Comic Sans MS" w:hAnsi="Comic Sans MS" w:cs="Comic Sans MS"/>
-                <w:b w:val="0"/>
-                <w:sz w:val="20"/>
+              <w:spacing w:line="240" w:lineRule="auto" w:after="20"/>
+            </w:pPr>
+            <w:r>
+              <w:rPr>
+                <w:rFonts w:ascii="Arial" w:hAnsi="Arial" w:cs="Arial"/>
+                <w:b/>
+                <w:sz w:val="18"/>
               </w:rPr>
               <w:t>Media Creation:</w:t>
             </w:r>
@@ -8332,13 +8611,13 @@
           </w:tcPr>
           <w:p>
             <w:pPr>
-              <w:spacing w:line="240" w:lineRule="auto" w:after="0"/>
-            </w:pPr>
-            <w:r>
-              <w:rPr>
-                <w:rFonts w:ascii="Comic Sans MS" w:hAnsi="Comic Sans MS" w:cs="Comic Sans MS"/>
+              <w:spacing w:line="240" w:lineRule="auto" w:after="20"/>
+            </w:pPr>
+            <w:r>
+              <w:rPr>
+                <w:rFonts w:ascii="Arial" w:hAnsi="Arial" w:cs="Arial"/>
                 <w:b w:val="0"/>
-                <w:sz w:val="20"/>
+                <w:sz w:val="18"/>
               </w:rPr>
               <w:t>None beyond the data itself.</w:t>
             </w:r>
@@ -8349,16 +8628,17 @@
         <w:tc>
           <w:tcPr>
             <w:tcW w:type="dxa" w:w="1928"/>
+            <w:shd w:val="clear" w:color="auto" w:fill="E8EEF4"/>
           </w:tcPr>
           <w:p>
             <w:pPr>
-              <w:spacing w:line="240" w:lineRule="auto" w:after="0"/>
-            </w:pPr>
-            <w:r>
-              <w:rPr>
-                <w:rFonts w:ascii="Comic Sans MS" w:hAnsi="Comic Sans MS" w:cs="Comic Sans MS"/>
-                <w:b w:val="0"/>
-                <w:sz w:val="20"/>
+              <w:spacing w:line="240" w:lineRule="auto" w:after="20"/>
+            </w:pPr>
+            <w:r>
+              <w:rPr>
+                <w:rFonts w:ascii="Arial" w:hAnsi="Arial" w:cs="Arial"/>
+                <w:b/>
+                <w:sz w:val="18"/>
               </w:rPr>
               <w:t>Navigation:</w:t>
             </w:r>
@@ -8370,13 +8650,13 @@
           </w:tcPr>
           <w:p>
             <w:pPr>
-              <w:spacing w:line="240" w:lineRule="auto" w:after="0"/>
-            </w:pPr>
-            <w:r>
-              <w:rPr>
-                <w:rFonts w:ascii="Comic Sans MS" w:hAnsi="Comic Sans MS" w:cs="Comic Sans MS"/>
+              <w:spacing w:line="240" w:lineRule="auto" w:after="20"/>
+            </w:pPr>
+            <w:r>
+              <w:rPr>
+                <w:rFonts w:ascii="Arial" w:hAnsi="Arial" w:cs="Arial"/>
                 <w:b w:val="0"/>
-                <w:sz w:val="20"/>
+                <w:sz w:val="18"/>
               </w:rPr>
               <w:t>In: Edit on any row of the staff list (the breadcrumb shows Events &gt; event name).</w:t>
               <w:br/>
@@ -8392,7 +8672,7 @@
       </w:pPr>
       <w:r>
         <w:rPr>
-          <w:rFonts w:ascii="Comic Sans MS" w:hAnsi="Comic Sans MS" w:cs="Comic Sans MS"/>
+          <w:rFonts w:ascii="Arial" w:hAnsi="Arial" w:cs="Arial"/>
           <w:b w:val="0"/>
           <w:sz w:val="8"/>
         </w:rPr>
@@ -8449,7 +8729,7 @@
               <w:rPr>
                 <w:rFonts w:ascii="Arial" w:hAnsi="Arial" w:cs="Arial" w:eastAsia="Microsoft YaHei"/>
                 <w:b/>
-                <w:sz w:val="17"/>
+                <w:sz w:val="18"/>
               </w:rPr>
               <w:t>ID</w:t>
             </w:r>
@@ -8469,7 +8749,7 @@
               <w:rPr>
                 <w:rFonts w:ascii="Arial" w:hAnsi="Arial" w:cs="Arial" w:eastAsia="Microsoft YaHei"/>
                 <w:b/>
-                <w:sz w:val="17"/>
+                <w:sz w:val="18"/>
               </w:rPr>
               <w:t>Screen</w:t>
             </w:r>
@@ -8489,7 +8769,7 @@
               <w:rPr>
                 <w:rFonts w:ascii="Arial" w:hAnsi="Arial" w:cs="Arial" w:eastAsia="Microsoft YaHei"/>
                 <w:b/>
-                <w:sz w:val="17"/>
+                <w:sz w:val="18"/>
               </w:rPr>
               <w:t>Site</w:t>
             </w:r>
@@ -8509,7 +8789,7 @@
               <w:rPr>
                 <w:rFonts w:ascii="Arial" w:hAnsi="Arial" w:cs="Arial" w:eastAsia="Microsoft YaHei"/>
                 <w:b/>
-                <w:sz w:val="17"/>
+                <w:sz w:val="18"/>
               </w:rPr>
               <w:t>Who it is for</w:t>
             </w:r>
@@ -8530,7 +8810,7 @@
               <w:rPr>
                 <w:rFonts w:ascii="Arial" w:hAnsi="Arial" w:cs="Arial" w:eastAsia="Microsoft YaHei"/>
                 <w:b w:val="0"/>
-                <w:sz w:val="17"/>
+                <w:sz w:val="18"/>
               </w:rPr>
               <w:t>S1</w:t>
             </w:r>
@@ -8549,7 +8829,7 @@
               <w:rPr>
                 <w:rFonts w:ascii="Arial" w:hAnsi="Arial" w:cs="Arial" w:eastAsia="Microsoft YaHei"/>
                 <w:b w:val="0"/>
-                <w:sz w:val="17"/>
+                <w:sz w:val="18"/>
               </w:rPr>
               <w:t>Home</w:t>
             </w:r>
@@ -8568,7 +8848,7 @@
               <w:rPr>
                 <w:rFonts w:ascii="Arial" w:hAnsi="Arial" w:cs="Arial" w:eastAsia="Microsoft YaHei"/>
                 <w:b w:val="0"/>
-                <w:sz w:val="17"/>
+                <w:sz w:val="18"/>
               </w:rPr>
               <w:t>Public</w:t>
             </w:r>
@@ -8587,7 +8867,7 @@
               <w:rPr>
                 <w:rFonts w:ascii="Arial" w:hAnsi="Arial" w:cs="Arial" w:eastAsia="Microsoft YaHei"/>
                 <w:b w:val="0"/>
-                <w:sz w:val="17"/>
+                <w:sz w:val="18"/>
               </w:rPr>
               <w:t>A first-time visitor deciding whether the site is worth their time</w:t>
             </w:r>
@@ -8608,7 +8888,7 @@
               <w:rPr>
                 <w:rFonts w:ascii="Arial" w:hAnsi="Arial" w:cs="Arial" w:eastAsia="Microsoft YaHei"/>
                 <w:b w:val="0"/>
-                <w:sz w:val="17"/>
+                <w:sz w:val="18"/>
               </w:rPr>
               <w:t>S2</w:t>
             </w:r>
@@ -8627,7 +8907,7 @@
               <w:rPr>
                 <w:rFonts w:ascii="Arial" w:hAnsi="Arial" w:cs="Arial" w:eastAsia="Microsoft YaHei"/>
                 <w:b w:val="0"/>
-                <w:sz w:val="17"/>
+                <w:sz w:val="18"/>
               </w:rPr>
               <w:t>Search</w:t>
             </w:r>
@@ -8646,7 +8926,7 @@
               <w:rPr>
                 <w:rFonts w:ascii="Arial" w:hAnsi="Arial" w:cs="Arial" w:eastAsia="Microsoft YaHei"/>
                 <w:b w:val="0"/>
-                <w:sz w:val="17"/>
+                <w:sz w:val="18"/>
               </w:rPr>
               <w:t>Public</w:t>
             </w:r>
@@ -8665,7 +8945,7 @@
               <w:rPr>
                 <w:rFonts w:ascii="Arial" w:hAnsi="Arial" w:cs="Arial" w:eastAsia="Microsoft YaHei"/>
                 <w:b w:val="0"/>
-                <w:sz w:val="17"/>
+                <w:sz w:val="18"/>
               </w:rPr>
               <w:t>A visitor who already knows the date, place or cause they want</w:t>
             </w:r>
@@ -8686,7 +8966,7 @@
               <w:rPr>
                 <w:rFonts w:ascii="Arial" w:hAnsi="Arial" w:cs="Arial" w:eastAsia="Microsoft YaHei"/>
                 <w:b w:val="0"/>
-                <w:sz w:val="17"/>
+                <w:sz w:val="18"/>
               </w:rPr>
               <w:t>S3</w:t>
             </w:r>
@@ -8705,7 +8985,7 @@
               <w:rPr>
                 <w:rFonts w:ascii="Arial" w:hAnsi="Arial" w:cs="Arial" w:eastAsia="Microsoft YaHei"/>
                 <w:b w:val="0"/>
-                <w:sz w:val="17"/>
+                <w:sz w:val="18"/>
               </w:rPr>
               <w:t>Event detail</w:t>
             </w:r>
@@ -8724,7 +9004,7 @@
               <w:rPr>
                 <w:rFonts w:ascii="Arial" w:hAnsi="Arial" w:cs="Arial" w:eastAsia="Microsoft YaHei"/>
                 <w:b w:val="0"/>
-                <w:sz w:val="17"/>
+                <w:sz w:val="18"/>
               </w:rPr>
               <w:t>Public</w:t>
             </w:r>
@@ -8743,7 +9023,7 @@
               <w:rPr>
                 <w:rFonts w:ascii="Arial" w:hAnsi="Arial" w:cs="Arial" w:eastAsia="Microsoft YaHei"/>
                 <w:b w:val="0"/>
-                <w:sz w:val="17"/>
+                <w:sz w:val="18"/>
               </w:rPr>
               <w:t>A visitor deciding whether to book one particular event</w:t>
             </w:r>
@@ -8764,7 +9044,7 @@
               <w:rPr>
                 <w:rFonts w:ascii="Arial" w:hAnsi="Arial" w:cs="Arial" w:eastAsia="Microsoft YaHei"/>
                 <w:b w:val="0"/>
-                <w:sz w:val="17"/>
+                <w:sz w:val="18"/>
               </w:rPr>
               <w:t>S4</w:t>
             </w:r>
@@ -8783,7 +9063,7 @@
               <w:rPr>
                 <w:rFonts w:ascii="Arial" w:hAnsi="Arial" w:cs="Arial" w:eastAsia="Microsoft YaHei"/>
                 <w:b w:val="0"/>
-                <w:sz w:val="17"/>
+                <w:sz w:val="18"/>
               </w:rPr>
               <w:t>Register</w:t>
             </w:r>
@@ -8802,7 +9082,7 @@
               <w:rPr>
                 <w:rFonts w:ascii="Arial" w:hAnsi="Arial" w:cs="Arial" w:eastAsia="Microsoft YaHei"/>
                 <w:b w:val="0"/>
-                <w:sz w:val="17"/>
+                <w:sz w:val="18"/>
               </w:rPr>
               <w:t>Public</w:t>
             </w:r>
@@ -8821,7 +9101,7 @@
               <w:rPr>
                 <w:rFonts w:ascii="Arial" w:hAnsi="Arial" w:cs="Arial" w:eastAsia="Microsoft YaHei"/>
                 <w:b w:val="0"/>
-                <w:sz w:val="17"/>
+                <w:sz w:val="18"/>
               </w:rPr>
               <w:t>A visitor who has decided and is giving us their details</w:t>
             </w:r>
@@ -8842,7 +9122,7 @@
               <w:rPr>
                 <w:rFonts w:ascii="Arial" w:hAnsi="Arial" w:cs="Arial" w:eastAsia="Microsoft YaHei"/>
                 <w:b w:val="0"/>
-                <w:sz w:val="17"/>
+                <w:sz w:val="18"/>
               </w:rPr>
               <w:t>S5</w:t>
             </w:r>
@@ -8861,7 +9141,7 @@
               <w:rPr>
                 <w:rFonts w:ascii="Arial" w:hAnsi="Arial" w:cs="Arial" w:eastAsia="Microsoft YaHei"/>
                 <w:b w:val="0"/>
-                <w:sz w:val="17"/>
+                <w:sz w:val="18"/>
               </w:rPr>
               <w:t>Event list</w:t>
             </w:r>
@@ -8880,7 +9160,7 @@
               <w:rPr>
                 <w:rFonts w:ascii="Arial" w:hAnsi="Arial" w:cs="Arial" w:eastAsia="Microsoft YaHei"/>
                 <w:b w:val="0"/>
-                <w:sz w:val="17"/>
+                <w:sz w:val="18"/>
               </w:rPr>
               <w:t>Staff</w:t>
             </w:r>
@@ -8899,7 +9179,7 @@
               <w:rPr>
                 <w:rFonts w:ascii="Arial" w:hAnsi="Arial" w:cs="Arial" w:eastAsia="Microsoft YaHei"/>
                 <w:b w:val="0"/>
-                <w:sz w:val="17"/>
+                <w:sz w:val="18"/>
               </w:rPr>
               <w:t>An organiser scanning every event and their status</w:t>
             </w:r>
@@ -8920,7 +9200,7 @@
               <w:rPr>
                 <w:rFonts w:ascii="Arial" w:hAnsi="Arial" w:cs="Arial" w:eastAsia="Microsoft YaHei"/>
                 <w:b w:val="0"/>
-                <w:sz w:val="17"/>
+                <w:sz w:val="18"/>
               </w:rPr>
               <w:t>S6</w:t>
             </w:r>
@@ -8939,7 +9219,7 @@
               <w:rPr>
                 <w:rFonts w:ascii="Arial" w:hAnsi="Arial" w:cs="Arial" w:eastAsia="Microsoft YaHei"/>
                 <w:b w:val="0"/>
-                <w:sz w:val="17"/>
+                <w:sz w:val="18"/>
               </w:rPr>
               <w:t>New event</w:t>
             </w:r>
@@ -8958,7 +9238,7 @@
               <w:rPr>
                 <w:rFonts w:ascii="Arial" w:hAnsi="Arial" w:cs="Arial" w:eastAsia="Microsoft YaHei"/>
                 <w:b w:val="0"/>
-                <w:sz w:val="17"/>
+                <w:sz w:val="18"/>
               </w:rPr>
               <w:t>Staff</w:t>
             </w:r>
@@ -8977,7 +9257,7 @@
               <w:rPr>
                 <w:rFonts w:ascii="Arial" w:hAnsi="Arial" w:cs="Arial" w:eastAsia="Microsoft YaHei"/>
                 <w:b w:val="0"/>
-                <w:sz w:val="17"/>
+                <w:sz w:val="18"/>
               </w:rPr>
               <w:t>An organiser publishing an event that has not existed before</w:t>
             </w:r>
@@ -8998,7 +9278,7 @@
               <w:rPr>
                 <w:rFonts w:ascii="Arial" w:hAnsi="Arial" w:cs="Arial" w:eastAsia="Microsoft YaHei"/>
                 <w:b w:val="0"/>
-                <w:sz w:val="17"/>
+                <w:sz w:val="18"/>
               </w:rPr>
               <w:t>S7</w:t>
             </w:r>
@@ -9017,7 +9297,7 @@
               <w:rPr>
                 <w:rFonts w:ascii="Arial" w:hAnsi="Arial" w:cs="Arial" w:eastAsia="Microsoft YaHei"/>
                 <w:b w:val="0"/>
-                <w:sz w:val="17"/>
+                <w:sz w:val="18"/>
               </w:rPr>
               <w:t>Edit event</w:t>
             </w:r>
@@ -9036,7 +9316,7 @@
               <w:rPr>
                 <w:rFonts w:ascii="Arial" w:hAnsi="Arial" w:cs="Arial" w:eastAsia="Microsoft YaHei"/>
                 <w:b w:val="0"/>
-                <w:sz w:val="17"/>
+                <w:sz w:val="18"/>
               </w:rPr>
               <w:t>Staff</w:t>
             </w:r>
@@ -9055,7 +9335,7 @@
               <w:rPr>
                 <w:rFonts w:ascii="Arial" w:hAnsi="Arial" w:cs="Arial" w:eastAsia="Microsoft YaHei"/>
                 <w:b w:val="0"/>
-                <w:sz w:val="17"/>
+                <w:sz w:val="18"/>
               </w:rPr>
               <w:t>An organiser changing a live event and seeing who it affects</w:t>
             </w:r>
@@ -9138,7 +9418,7 @@
               <w:rPr>
                 <w:rFonts w:ascii="Arial" w:hAnsi="Arial" w:cs="Arial" w:eastAsia="Microsoft YaHei"/>
                 <w:b/>
-                <w:sz w:val="19"/>
+                <w:sz w:val="18"/>
               </w:rPr>
               <w:t>Item</w:t>
             </w:r>
@@ -9158,7 +9438,7 @@
               <w:rPr>
                 <w:rFonts w:ascii="Arial" w:hAnsi="Arial" w:cs="Arial" w:eastAsia="Microsoft YaHei"/>
                 <w:b/>
-                <w:sz w:val="19"/>
+                <w:sz w:val="18"/>
               </w:rPr>
               <w:t>Jie Bao</w:t>
             </w:r>
@@ -9178,7 +9458,7 @@
               <w:rPr>
                 <w:rFonts w:ascii="Arial" w:hAnsi="Arial" w:cs="Arial" w:eastAsia="Microsoft YaHei"/>
                 <w:b/>
-                <w:sz w:val="19"/>
+                <w:sz w:val="18"/>
               </w:rPr>
               <w:t>Chengyu Gao</w:t>
             </w:r>
@@ -9199,7 +9479,7 @@
               <w:rPr>
                 <w:rFonts w:ascii="Arial" w:hAnsi="Arial" w:cs="Arial" w:eastAsia="Microsoft YaHei"/>
                 <w:b w:val="0"/>
-                <w:sz w:val="19"/>
+                <w:sz w:val="18"/>
               </w:rPr>
               <w:t>Public site</w:t>
             </w:r>
@@ -9218,7 +9498,7 @@
               <w:rPr>
                 <w:rFonts w:ascii="Arial" w:hAnsi="Arial" w:cs="Arial" w:eastAsia="Microsoft YaHei"/>
                 <w:b w:val="0"/>
-                <w:sz w:val="19"/>
+                <w:sz w:val="18"/>
               </w:rPr>
               <w:t>https://24831941.it.scu.edu.au/</w:t>
             </w:r>
@@ -9237,7 +9517,7 @@
               <w:rPr>
                 <w:rFonts w:ascii="Arial" w:hAnsi="Arial" w:cs="Arial" w:eastAsia="Microsoft YaHei"/>
                 <w:b w:val="0"/>
-                <w:sz w:val="19"/>
+                <w:sz w:val="18"/>
               </w:rPr>
               <w:t>https://24832054.it.scu.edu.au/</w:t>
             </w:r>
@@ -9258,7 +9538,7 @@
               <w:rPr>
                 <w:rFonts w:ascii="Arial" w:hAnsi="Arial" w:cs="Arial" w:eastAsia="Microsoft YaHei"/>
                 <w:b w:val="0"/>
-                <w:sz w:val="19"/>
+                <w:sz w:val="18"/>
               </w:rPr>
               <w:t>Admin site</w:t>
             </w:r>
@@ -9277,7 +9557,7 @@
               <w:rPr>
                 <w:rFonts w:ascii="Arial" w:hAnsi="Arial" w:cs="Arial" w:eastAsia="Microsoft YaHei"/>
                 <w:b w:val="0"/>
-                <w:sz w:val="19"/>
+                <w:sz w:val="18"/>
               </w:rPr>
               <w:t>https://24831941.it.scu.edu.au/admin/</w:t>
             </w:r>
@@ -9296,7 +9576,7 @@
               <w:rPr>
                 <w:rFonts w:ascii="Arial" w:hAnsi="Arial" w:cs="Arial" w:eastAsia="Microsoft YaHei"/>
                 <w:b w:val="0"/>
-                <w:sz w:val="19"/>
+                <w:sz w:val="18"/>
               </w:rPr>
               <w:t>https://24832054.it.scu.edu.au/admin/</w:t>
             </w:r>
@@ -9317,7 +9597,7 @@
               <w:rPr>
                 <w:rFonts w:ascii="Arial" w:hAnsi="Arial" w:cs="Arial" w:eastAsia="Microsoft YaHei"/>
                 <w:b w:val="0"/>
-                <w:sz w:val="19"/>
+                <w:sz w:val="18"/>
               </w:rPr>
               <w:t>API health</w:t>
             </w:r>
@@ -9336,7 +9616,7 @@
               <w:rPr>
                 <w:rFonts w:ascii="Arial" w:hAnsi="Arial" w:cs="Arial" w:eastAsia="Microsoft YaHei"/>
                 <w:b w:val="0"/>
-                <w:sz w:val="19"/>
+                <w:sz w:val="18"/>
               </w:rPr>
               <w:t>https://24831941.it.scu.edu.au/api/health</w:t>
             </w:r>
@@ -9355,7 +9635,7 @@
               <w:rPr>
                 <w:rFonts w:ascii="Arial" w:hAnsi="Arial" w:cs="Arial" w:eastAsia="Microsoft YaHei"/>
                 <w:b w:val="0"/>
-                <w:sz w:val="19"/>
+                <w:sz w:val="18"/>
               </w:rPr>
               <w:t>https://24832054.it.scu.edu.au/api/health</w:t>
             </w:r>
@@ -9376,7 +9656,7 @@
               <w:rPr>
                 <w:rFonts w:ascii="Arial" w:hAnsi="Arial" w:cs="Arial" w:eastAsia="Microsoft YaHei"/>
                 <w:b w:val="0"/>
-                <w:sz w:val="19"/>
+                <w:sz w:val="18"/>
               </w:rPr>
               <w:t>Database</w:t>
             </w:r>
@@ -9395,7 +9675,7 @@
               <w:rPr>
                 <w:rFonts w:ascii="Arial" w:hAnsi="Arial" w:cs="Arial" w:eastAsia="Microsoft YaHei"/>
                 <w:b w:val="0"/>
-                <w:sz w:val="19"/>
+                <w:sz w:val="18"/>
               </w:rPr>
               <w:t>jbao14_charityevents</w:t>
             </w:r>
@@ -9414,7 +9694,7 @@
               <w:rPr>
                 <w:rFonts w:ascii="Arial" w:hAnsi="Arial" w:cs="Arial" w:eastAsia="Microsoft YaHei"/>
                 <w:b w:val="0"/>
-                <w:sz w:val="19"/>
+                <w:sz w:val="18"/>
               </w:rPr>
               <w:t>cgao15_charityevents</w:t>
             </w:r>
@@ -9630,7 +9910,7 @@
               <w:rPr>
                 <w:rFonts w:ascii="Arial" w:hAnsi="Arial" w:cs="Arial" w:eastAsia="Microsoft YaHei"/>
                 <w:b/>
-                <w:sz w:val="19"/>
+                <w:sz w:val="18"/>
               </w:rPr>
               <w:t>Part of the brief</w:t>
             </w:r>
@@ -9650,7 +9930,7 @@
               <w:rPr>
                 <w:rFonts w:ascii="Arial" w:hAnsi="Arial" w:cs="Arial" w:eastAsia="Microsoft YaHei"/>
                 <w:b/>
-                <w:sz w:val="19"/>
+                <w:sz w:val="18"/>
               </w:rPr>
               <w:t>Jie Bao (24831941)</w:t>
             </w:r>
@@ -9670,7 +9950,7 @@
               <w:rPr>
                 <w:rFonts w:ascii="Arial" w:hAnsi="Arial" w:cs="Arial" w:eastAsia="Microsoft YaHei"/>
                 <w:b/>
-                <w:sz w:val="19"/>
+                <w:sz w:val="18"/>
               </w:rPr>
               <w:t>Chengyu Gao (24832054)</w:t>
             </w:r>
@@ -9691,7 +9971,7 @@
               <w:rPr>
                 <w:rFonts w:ascii="Arial" w:hAnsi="Arial" w:cs="Arial" w:eastAsia="Microsoft YaHei"/>
                 <w:b w:val="0"/>
-                <w:sz w:val="19"/>
+                <w:sz w:val="18"/>
               </w:rPr>
               <w:t>1. Database</w:t>
             </w:r>
@@ -9710,7 +9990,7 @@
               <w:rPr>
                 <w:rFonts w:ascii="Arial" w:hAnsi="Arial" w:cs="Arial" w:eastAsia="Microsoft YaHei"/>
                 <w:b w:val="0"/>
-                <w:sz w:val="19"/>
+                <w:sz w:val="18"/>
               </w:rPr>
               <w:t>Registrations table, venue coordinates, sample data</w:t>
             </w:r>
@@ -9729,7 +10009,7 @@
               <w:rPr>
                 <w:rFonts w:ascii="Arial" w:hAnsi="Arial" w:cs="Arial" w:eastAsia="Microsoft YaHei"/>
                 <w:b w:val="0"/>
-                <w:sz w:val="19"/>
+                <w:sz w:val="18"/>
               </w:rPr>
               <w:t>Reviewed the schema; booking-date rule</w:t>
             </w:r>
@@ -9750,7 +10030,7 @@
               <w:rPr>
                 <w:rFonts w:ascii="Arial" w:hAnsi="Arial" w:cs="Arial" w:eastAsia="Microsoft YaHei"/>
                 <w:b w:val="0"/>
-                <w:sz w:val="19"/>
+                <w:sz w:val="18"/>
               </w:rPr>
               <w:t>2. REST API</w:t>
             </w:r>
@@ -9769,7 +10049,7 @@
               <w:rPr>
                 <w:rFonts w:ascii="Arial" w:hAnsi="Arial" w:cs="Arial" w:eastAsia="Microsoft YaHei"/>
                 <w:b w:val="0"/>
-                <w:sz w:val="19"/>
+                <w:sz w:val="18"/>
               </w:rPr>
               <w:t>Event CRUD, connection pool, shared validation, delete rule</w:t>
             </w:r>
@@ -9788,7 +10068,7 @@
               <w:rPr>
                 <w:rFonts w:ascii="Arial" w:hAnsi="Arial" w:cs="Arial" w:eastAsia="Microsoft YaHei"/>
                 <w:b w:val="0"/>
-                <w:sz w:val="19"/>
+                <w:sz w:val="18"/>
               </w:rPr>
               <w:t>Registration endpoint, weather proxy, categories and organisations</w:t>
             </w:r>
@@ -9809,7 +10089,7 @@
               <w:rPr>
                 <w:rFonts w:ascii="Arial" w:hAnsi="Arial" w:cs="Arial" w:eastAsia="Microsoft YaHei"/>
                 <w:b w:val="0"/>
-                <w:sz w:val="19"/>
+                <w:sz w:val="18"/>
               </w:rPr>
               <w:t>3. Public site</w:t>
             </w:r>
@@ -9828,7 +10108,7 @@
               <w:rPr>
                 <w:rFonts w:ascii="Arial" w:hAnsi="Arial" w:cs="Arial" w:eastAsia="Microsoft YaHei"/>
                 <w:b w:val="0"/>
-                <w:sz w:val="19"/>
+                <w:sz w:val="18"/>
               </w:rPr>
               <w:t>Angular shell and data layer, Home, Search</w:t>
             </w:r>
@@ -9847,7 +10127,7 @@
               <w:rPr>
                 <w:rFonts w:ascii="Arial" w:hAnsi="Arial" w:cs="Arial" w:eastAsia="Microsoft YaHei"/>
                 <w:b w:val="0"/>
-                <w:sz w:val="19"/>
+                <w:sz w:val="18"/>
               </w:rPr>
               <w:t>Event details, Register page, weather panel</w:t>
             </w:r>
@@ -9868,7 +10148,7 @@
               <w:rPr>
                 <w:rFonts w:ascii="Arial" w:hAnsi="Arial" w:cs="Arial" w:eastAsia="Microsoft YaHei"/>
                 <w:b w:val="0"/>
-                <w:sz w:val="19"/>
+                <w:sz w:val="18"/>
               </w:rPr>
               <w:t>4. Staff site</w:t>
             </w:r>
@@ -9887,7 +10167,7 @@
               <w:rPr>
                 <w:rFonts w:ascii="Arial" w:hAnsi="Arial" w:cs="Arial" w:eastAsia="Microsoft YaHei"/>
                 <w:b w:val="0"/>
-                <w:sz w:val="19"/>
+                <w:sz w:val="18"/>
               </w:rPr>
               <w:t>Event list, delete flow</w:t>
             </w:r>
@@ -9906,7 +10186,7 @@
               <w:rPr>
                 <w:rFonts w:ascii="Arial" w:hAnsi="Arial" w:cs="Arial" w:eastAsia="Microsoft YaHei"/>
                 <w:b w:val="0"/>
-                <w:sz w:val="19"/>
+                <w:sz w:val="18"/>
               </w:rPr>
               <w:t>New and edit screens, shared form component</w:t>
             </w:r>
@@ -9927,7 +10207,7 @@
               <w:rPr>
                 <w:rFonts w:ascii="Arial" w:hAnsi="Arial" w:cs="Arial" w:eastAsia="Microsoft YaHei"/>
                 <w:b w:val="0"/>
-                <w:sz w:val="19"/>
+                <w:sz w:val="18"/>
               </w:rPr>
               <w:t>5. Deployment</w:t>
             </w:r>
@@ -9946,7 +10226,7 @@
               <w:rPr>
                 <w:rFonts w:ascii="Arial" w:hAnsi="Arial" w:cs="Arial" w:eastAsia="Microsoft YaHei"/>
                 <w:b w:val="0"/>
-                <w:sz w:val="19"/>
+                <w:sz w:val="18"/>
               </w:rPr>
               <w:t>Its own cPanel; wrote the deployment guide</w:t>
             </w:r>
@@ -9965,7 +10245,7 @@
               <w:rPr>
                 <w:rFonts w:ascii="Arial" w:hAnsi="Arial" w:cs="Arial" w:eastAsia="Microsoft YaHei"/>
                 <w:b w:val="0"/>
-                <w:sz w:val="19"/>
+                <w:sz w:val="18"/>
               </w:rPr>
               <w:t>Its own cPanel; followed and corrected the guide</w:t>
             </w:r>
@@ -9986,7 +10266,7 @@
               <w:rPr>
                 <w:rFonts w:ascii="Arial" w:hAnsi="Arial" w:cs="Arial" w:eastAsia="Microsoft YaHei"/>
                 <w:b w:val="0"/>
-                <w:sz w:val="19"/>
+                <w:sz w:val="18"/>
               </w:rPr>
               <w:t>Docs and testing</w:t>
             </w:r>
@@ -10005,7 +10285,7 @@
               <w:rPr>
                 <w:rFonts w:ascii="Arial" w:hAnsi="Arial" w:cs="Arial" w:eastAsia="Microsoft YaHei"/>
                 <w:b w:val="0"/>
-                <w:sz w:val="19"/>
+                <w:sz w:val="18"/>
               </w:rPr>
               <w:t>README, deployment notes, video plan, GenAI declaration</w:t>
             </w:r>
@@ -10024,7 +10304,7 @@
               <w:rPr>
                 <w:rFonts w:ascii="Arial" w:hAnsi="Arial" w:cs="Arial" w:eastAsia="Microsoft YaHei"/>
                 <w:b w:val="0"/>
-                <w:sz w:val="19"/>
+                <w:sz w:val="18"/>
               </w:rPr>
               <w:t>Postman collection with assertions, code comments</w:t>
             </w:r>
@@ -10313,7 +10593,7 @@
               <w:rPr>
                 <w:rFonts w:ascii="Arial" w:hAnsi="Arial" w:cs="Arial" w:eastAsia="Microsoft YaHei"/>
                 <w:b/>
-                <w:sz w:val="19"/>
+                <w:sz w:val="18"/>
               </w:rPr>
               <w:t>Where GenAI was used</w:t>
             </w:r>
@@ -10333,7 +10613,7 @@
               <w:rPr>
                 <w:rFonts w:ascii="Arial" w:hAnsi="Arial" w:cs="Arial" w:eastAsia="Microsoft YaHei"/>
                 <w:b/>
-                <w:sz w:val="19"/>
+                <w:sz w:val="18"/>
               </w:rPr>
               <w:t>What it contributed</w:t>
             </w:r>
@@ -10353,7 +10633,7 @@
               <w:rPr>
                 <w:rFonts w:ascii="Arial" w:hAnsi="Arial" w:cs="Arial" w:eastAsia="Microsoft YaHei"/>
                 <w:b/>
-                <w:sz w:val="19"/>
+                <w:sz w:val="18"/>
               </w:rPr>
               <w:t>What we did ourselves</w:t>
             </w:r>
@@ -10374,7 +10654,7 @@
               <w:rPr>
                 <w:rFonts w:ascii="Arial" w:hAnsi="Arial" w:cs="Arial" w:eastAsia="Microsoft YaHei"/>
                 <w:b w:val="0"/>
-                <w:sz w:val="19"/>
+                <w:sz w:val="18"/>
               </w:rPr>
               <w:t>Brainstorming</w:t>
             </w:r>
@@ -10393,7 +10673,7 @@
               <w:rPr>
                 <w:rFonts w:ascii="Arial" w:hAnsi="Arial" w:cs="Arial" w:eastAsia="Microsoft YaHei"/>
                 <w:b w:val="0"/>
-                <w:sz w:val="19"/>
+                <w:sz w:val="18"/>
               </w:rPr>
               <w:t>Candidate table shapes for registrations; the list of endpoints to consider</w:t>
             </w:r>
@@ -10412,7 +10692,7 @@
               <w:rPr>
                 <w:rFonts w:ascii="Arial" w:hAnsi="Arial" w:cs="Arial" w:eastAsia="Microsoft YaHei"/>
                 <w:b w:val="0"/>
-                <w:sz w:val="19"/>
+                <w:sz w:val="18"/>
               </w:rPr>
               <w:t>Chose UNIQUE (event_id, email); rejected a separate attendee table; chose 409 over 400</w:t>
             </w:r>
@@ -10433,7 +10713,7 @@
               <w:rPr>
                 <w:rFonts w:ascii="Arial" w:hAnsi="Arial" w:cs="Arial" w:eastAsia="Microsoft YaHei"/>
                 <w:b w:val="0"/>
-                <w:sz w:val="19"/>
+                <w:sz w:val="18"/>
               </w:rPr>
               <w:t>Code review</w:t>
             </w:r>
@@ -10452,7 +10732,7 @@
               <w:rPr>
                 <w:rFonts w:ascii="Arial" w:hAnsi="Arial" w:cs="Arial" w:eastAsia="Microsoft YaHei"/>
                 <w:b w:val="0"/>
-                <w:sz w:val="19"/>
+                <w:sz w:val="18"/>
               </w:rPr>
               <w:t>Pointed out that toISOString() returns a UTC date and shifts the calendar day; that the delete check and the delete itself must not be separated by other work</w:t>
             </w:r>
@@ -10471,7 +10751,7 @@
               <w:rPr>
                 <w:rFonts w:ascii="Arial" w:hAnsi="Arial" w:cs="Arial" w:eastAsia="Microsoft YaHei"/>
                 <w:b w:val="0"/>
-                <w:sz w:val="19"/>
+                <w:sz w:val="18"/>
               </w:rPr>
               <w:t>Reproduced both, wrote the fixes, tested them against the live API</w:t>
             </w:r>
@@ -10492,7 +10772,7 @@
               <w:rPr>
                 <w:rFonts w:ascii="Arial" w:hAnsi="Arial" w:cs="Arial" w:eastAsia="Microsoft YaHei"/>
                 <w:b w:val="0"/>
-                <w:sz w:val="19"/>
+                <w:sz w:val="18"/>
               </w:rPr>
               <w:t>Writing support</w:t>
             </w:r>
@@ -10511,7 +10791,7 @@
               <w:rPr>
                 <w:rFonts w:ascii="Arial" w:hAnsi="Arial" w:cs="Arial" w:eastAsia="Microsoft YaHei"/>
                 <w:b w:val="0"/>
-                <w:sz w:val="19"/>
+                <w:sz w:val="18"/>
               </w:rPr>
               <w:t>Grammar and clarity in comments and documentation; table formatting</w:t>
             </w:r>
@@ -10530,7 +10810,7 @@
               <w:rPr>
                 <w:rFonts w:ascii="Arial" w:hAnsi="Arial" w:cs="Arial" w:eastAsia="Microsoft YaHei"/>
                 <w:b w:val="0"/>
-                <w:sz w:val="19"/>
+                <w:sz w:val="18"/>
               </w:rPr>
               <w:t>All design decisions, all final wording, and the structure of the code</w:t>
             </w:r>
@@ -10551,7 +10831,7 @@
               <w:rPr>
                 <w:rFonts w:ascii="Arial" w:hAnsi="Arial" w:cs="Arial" w:eastAsia="Microsoft YaHei"/>
                 <w:b w:val="0"/>
-                <w:sz w:val="19"/>
+                <w:sz w:val="18"/>
               </w:rPr>
               <w:t>Debugging</w:t>
             </w:r>
@@ -10570,7 +10850,7 @@
               <w:rPr>
                 <w:rFonts w:ascii="Arial" w:hAnsi="Arial" w:cs="Arial" w:eastAsia="Microsoft YaHei"/>
                 <w:b w:val="0"/>
-                <w:sz w:val="19"/>
+                <w:sz w:val="18"/>
               </w:rPr>
               <w:t>Suggested character-set causes to rule out during the emoji investigation</w:t>
             </w:r>
@@ -10589,7 +10869,7 @@
               <w:rPr>
                 <w:rFonts w:ascii="Arial" w:hAnsi="Arial" w:cs="Arial" w:eastAsia="Microsoft YaHei"/>
                 <w:b w:val="0"/>
-                <w:sz w:val="19"/>
+                <w:sz w:val="18"/>
               </w:rPr>
               <w:t>Ran the experiments that eliminated the first two explanations and identified the real one</w:t>
             </w:r>
@@ -10671,7 +10951,7 @@
               <w:rPr>
                 <w:rFonts w:ascii="Arial" w:hAnsi="Arial" w:cs="Arial" w:eastAsia="Microsoft YaHei"/>
                 <w:b/>
-                <w:sz w:val="19"/>
+                <w:sz w:val="18"/>
               </w:rPr>
               <w:t>Requirement</w:t>
             </w:r>
@@ -10691,7 +10971,7 @@
               <w:rPr>
                 <w:rFonts w:ascii="Arial" w:hAnsi="Arial" w:cs="Arial" w:eastAsia="Microsoft YaHei"/>
                 <w:b/>
-                <w:sz w:val="19"/>
+                <w:sz w:val="18"/>
               </w:rPr>
               <w:t>Evidence</w:t>
             </w:r>
@@ -10712,7 +10992,7 @@
               <w:rPr>
                 <w:rFonts w:ascii="Arial" w:hAnsi="Arial" w:cs="Arial" w:eastAsia="Microsoft YaHei"/>
                 <w:b w:val="0"/>
-                <w:sz w:val="19"/>
+                <w:sz w:val="18"/>
               </w:rPr>
               <w:t>New table related to events, with keys</w:t>
             </w:r>
@@ -10731,7 +11011,7 @@
               <w:rPr>
                 <w:rFonts w:ascii="Arial" w:hAnsi="Arial" w:cs="Arial" w:eastAsia="Microsoft YaHei"/>
                 <w:b w:val="0"/>
-                <w:sz w:val="19"/>
+                <w:sz w:val="18"/>
               </w:rPr>
               <w:t>database/charityevents-db.sql - registrations, fk_registration_event, uq_registration_event_email</w:t>
             </w:r>
@@ -10752,7 +11032,7 @@
               <w:rPr>
                 <w:rFonts w:ascii="Arial" w:hAnsi="Arial" w:cs="Arial" w:eastAsia="Microsoft YaHei"/>
                 <w:b w:val="0"/>
-                <w:sz w:val="19"/>
+                <w:sz w:val="18"/>
               </w:rPr>
               <w:t>At least 10 registrations</w:t>
             </w:r>
@@ -10771,7 +11051,7 @@
               <w:rPr>
                 <w:rFonts w:ascii="Arial" w:hAnsi="Arial" w:cs="Arial" w:eastAsia="Microsoft YaHei"/>
                 <w:b w:val="0"/>
-                <w:sz w:val="19"/>
+                <w:sz w:val="18"/>
               </w:rPr>
               <w:t>16 rows across 5 events in the same SQL file</w:t>
             </w:r>
@@ -10792,7 +11072,7 @@
               <w:rPr>
                 <w:rFonts w:ascii="Arial" w:hAnsi="Arial" w:cs="Arial" w:eastAsia="Microsoft YaHei"/>
                 <w:b w:val="0"/>
-                <w:sz w:val="19"/>
+                <w:sz w:val="18"/>
               </w:rPr>
               <w:t>event_db.js updated</w:t>
             </w:r>
@@ -10811,7 +11091,7 @@
               <w:rPr>
                 <w:rFonts w:ascii="Arial" w:hAnsi="Arial" w:cs="Arial" w:eastAsia="Microsoft YaHei"/>
                 <w:b w:val="0"/>
-                <w:sz w:val="19"/>
+                <w:sz w:val="18"/>
               </w:rPr>
               <w:t>api/event_db.js - pool with utf8mb4, transactional helper</w:t>
             </w:r>
@@ -10832,7 +11112,7 @@
               <w:rPr>
                 <w:rFonts w:ascii="Arial" w:hAnsi="Arial" w:cs="Arial" w:eastAsia="Microsoft YaHei"/>
                 <w:b w:val="0"/>
-                <w:sz w:val="19"/>
+                <w:sz w:val="18"/>
               </w:rPr>
               <w:t>Endpoint returning an event with its registrations</w:t>
             </w:r>
@@ -10851,7 +11131,7 @@
               <w:rPr>
                 <w:rFonts w:ascii="Arial" w:hAnsi="Arial" w:cs="Arial" w:eastAsia="Microsoft YaHei"/>
                 <w:b w:val="0"/>
-                <w:sz w:val="19"/>
+                <w:sz w:val="18"/>
               </w:rPr>
               <w:t>GET /api/events/:id - api/routes/events.js</w:t>
             </w:r>
@@ -10872,7 +11152,7 @@
               <w:rPr>
                 <w:rFonts w:ascii="Arial" w:hAnsi="Arial" w:cs="Arial" w:eastAsia="Microsoft YaHei"/>
                 <w:b w:val="0"/>
-                <w:sz w:val="19"/>
+                <w:sz w:val="18"/>
               </w:rPr>
               <w:t>Insert, update and delete endpoints</w:t>
             </w:r>
@@ -10891,7 +11171,7 @@
               <w:rPr>
                 <w:rFonts w:ascii="Arial" w:hAnsi="Arial" w:cs="Arial" w:eastAsia="Microsoft YaHei"/>
                 <w:b w:val="0"/>
-                <w:sz w:val="19"/>
+                <w:sz w:val="18"/>
               </w:rPr>
               <w:t>POST /api/events, PUT /api/events/:id, DELETE /api/events/:id</w:t>
             </w:r>
@@ -10912,7 +11192,7 @@
               <w:rPr>
                 <w:rFonts w:ascii="Arial" w:hAnsi="Arial" w:cs="Arial" w:eastAsia="Microsoft YaHei"/>
                 <w:b w:val="0"/>
-                <w:sz w:val="19"/>
+                <w:sz w:val="18"/>
               </w:rPr>
               <w:t>Delete blocked when bookings exist</w:t>
             </w:r>
@@ -10931,7 +11211,7 @@
               <w:rPr>
                 <w:rFonts w:ascii="Arial" w:hAnsi="Arial" w:cs="Arial" w:eastAsia="Microsoft YaHei"/>
                 <w:b w:val="0"/>
-                <w:sz w:val="19"/>
+                <w:sz w:val="18"/>
               </w:rPr>
               <w:t>409 response plus ON DELETE RESTRICT in the schema</w:t>
             </w:r>
@@ -10952,7 +11232,7 @@
               <w:rPr>
                 <w:rFonts w:ascii="Arial" w:hAnsi="Arial" w:cs="Arial" w:eastAsia="Microsoft YaHei"/>
                 <w:b w:val="0"/>
-                <w:sz w:val="19"/>
+                <w:sz w:val="18"/>
               </w:rPr>
               <w:t>Registration page with validation and confirmation</w:t>
             </w:r>
@@ -10971,7 +11251,7 @@
               <w:rPr>
                 <w:rFonts w:ascii="Arial" w:hAnsi="Arial" w:cs="Arial" w:eastAsia="Microsoft YaHei"/>
                 <w:b w:val="0"/>
-                <w:sz w:val="19"/>
+                <w:sz w:val="18"/>
               </w:rPr>
               <w:t>clientside/src/app/pages/register/</w:t>
             </w:r>
@@ -10992,7 +11272,7 @@
               <w:rPr>
                 <w:rFonts w:ascii="Arial" w:hAnsi="Arial" w:cs="Arial" w:eastAsia="Microsoft YaHei"/>
                 <w:b w:val="0"/>
-                <w:sz w:val="19"/>
+                <w:sz w:val="18"/>
               </w:rPr>
               <w:t>Event page lists bookings, newest first</w:t>
             </w:r>
@@ -11011,7 +11291,7 @@
               <w:rPr>
                 <w:rFonts w:ascii="Arial" w:hAnsi="Arial" w:cs="Arial" w:eastAsia="Microsoft YaHei"/>
                 <w:b w:val="0"/>
-                <w:sz w:val="19"/>
+                <w:sz w:val="18"/>
               </w:rPr>
               <w:t>clientside/src/app/pages/event-detail/, ORDER BY registration_date DESC, registration_id DESC</w:t>
             </w:r>
@@ -11032,7 +11312,7 @@
               <w:rPr>
                 <w:rFonts w:ascii="Arial" w:hAnsi="Arial" w:cs="Arial" w:eastAsia="Microsoft YaHei"/>
                 <w:b w:val="0"/>
-                <w:sz w:val="19"/>
+                <w:sz w:val="18"/>
               </w:rPr>
               <w:t>Register button links to the registration page</w:t>
             </w:r>
@@ -11051,7 +11331,7 @@
               <w:rPr>
                 <w:rFonts w:ascii="Arial" w:hAnsi="Arial" w:cs="Arial" w:eastAsia="Microsoft YaHei"/>
                 <w:b w:val="0"/>
-                <w:sz w:val="19"/>
+                <w:sz w:val="18"/>
               </w:rPr>
               <w:t>Router link to /register?eventId= in event-detail.html</w:t>
             </w:r>
@@ -11072,7 +11352,7 @@
               <w:rPr>
                 <w:rFonts w:ascii="Arial" w:hAnsi="Arial" w:cs="Arial" w:eastAsia="Microsoft YaHei"/>
                 <w:b w:val="0"/>
-                <w:sz w:val="19"/>
+                <w:sz w:val="18"/>
               </w:rPr>
               <w:t>Admin list of all events regardless of status</w:t>
             </w:r>
@@ -11091,7 +11371,7 @@
               <w:rPr>
                 <w:rFonts w:ascii="Arial" w:hAnsi="Arial" w:cs="Arial" w:eastAsia="Microsoft YaHei"/>
                 <w:b w:val="0"/>
-                <w:sz w:val="19"/>
+                <w:sz w:val="18"/>
               </w:rPr>
               <w:t>adminside/src/app/pages/event-list/ with ?status=all</w:t>
             </w:r>
@@ -11112,7 +11392,7 @@
               <w:rPr>
                 <w:rFonts w:ascii="Arial" w:hAnsi="Arial" w:cs="Arial" w:eastAsia="Microsoft YaHei"/>
                 <w:b w:val="0"/>
-                <w:sz w:val="19"/>
+                <w:sz w:val="18"/>
               </w:rPr>
               <w:t>Admin create, update, delete with feedback</w:t>
             </w:r>
@@ -11131,7 +11411,7 @@
               <w:rPr>
                 <w:rFonts w:ascii="Arial" w:hAnsi="Arial" w:cs="Arial" w:eastAsia="Microsoft YaHei"/>
                 <w:b w:val="0"/>
-                <w:sz w:val="19"/>
+                <w:sz w:val="18"/>
               </w:rPr>
               <w:t>event-new, event-edit, event-list</w:t>
             </w:r>
@@ -11152,7 +11432,7 @@
               <w:rPr>
                 <w:rFonts w:ascii="Arial" w:hAnsi="Arial" w:cs="Arial" w:eastAsia="Microsoft YaHei"/>
                 <w:b w:val="0"/>
-                <w:sz w:val="19"/>
+                <w:sz w:val="18"/>
               </w:rPr>
               <w:t>Navigation on every page</w:t>
             </w:r>
@@ -11171,7 +11451,7 @@
               <w:rPr>
                 <w:rFonts w:ascii="Arial" w:hAnsi="Arial" w:cs="Arial" w:eastAsia="Microsoft YaHei"/>
                 <w:b w:val="0"/>
-                <w:sz w:val="19"/>
+                <w:sz w:val="18"/>
               </w:rPr>
               <w:t>adminside/src/app/app.html - shell component</w:t>
             </w:r>
@@ -11192,7 +11472,7 @@
               <w:rPr>
                 <w:rFonts w:ascii="Arial" w:hAnsi="Arial" w:cs="Arial" w:eastAsia="Microsoft YaHei"/>
                 <w:b w:val="0"/>
-                <w:sz w:val="19"/>
+                <w:sz w:val="18"/>
               </w:rPr>
               <w:t>Both websites and the API deployed</w:t>
             </w:r>
@@ -11211,7 +11491,7 @@
               <w:rPr>
                 <w:rFonts w:ascii="Arial" w:hAnsi="Arial" w:cs="Arial" w:eastAsia="Microsoft YaHei"/>
                 <w:b w:val="0"/>
-                <w:sz w:val="19"/>
+                <w:sz w:val="18"/>
               </w:rPr>
               <w:t>Table 6; /api/health returns database: connected</w:t>
             </w:r>
@@ -11232,7 +11512,7 @@
               <w:rPr>
                 <w:rFonts w:ascii="Arial" w:hAnsi="Arial" w:cs="Arial" w:eastAsia="Microsoft YaHei"/>
                 <w:b w:val="0"/>
-                <w:sz w:val="19"/>
+                <w:sz w:val="18"/>
               </w:rPr>
               <w:t>GitHub history with meaningful messages</w:t>
             </w:r>
@@ -11251,7 +11531,7 @@
               <w:rPr>
                 <w:rFonts w:ascii="Arial" w:hAnsi="Arial" w:cs="Arial" w:eastAsia="Microsoft YaHei"/>
                 <w:b w:val="0"/>
-                <w:sz w:val="19"/>
+                <w:sz w:val="18"/>
               </w:rPr>
               <w:t>29 commits, two authors, prefixed with owner and part</w:t>
             </w:r>
@@ -11272,7 +11552,7 @@
               <w:rPr>
                 <w:rFonts w:ascii="Arial" w:hAnsi="Arial" w:cs="Arial" w:eastAsia="Microsoft YaHei"/>
                 <w:b w:val="0"/>
-                <w:sz w:val="19"/>
+                <w:sz w:val="18"/>
               </w:rPr>
               <w:t>Angular used for both websites (extra)</w:t>
             </w:r>
@@ -11291,7 +11571,7 @@
               <w:rPr>
                 <w:rFonts w:ascii="Arial" w:hAnsi="Arial" w:cs="Arial" w:eastAsia="Microsoft YaHei"/>
                 <w:b w:val="0"/>
-                <w:sz w:val="19"/>
+                <w:sz w:val="18"/>
               </w:rPr>
               <w:t>Table 4</w:t>
             </w:r>
@@ -11312,7 +11592,7 @@
               <w:rPr>
                 <w:rFonts w:ascii="Arial" w:hAnsi="Arial" w:cs="Arial" w:eastAsia="Microsoft YaHei"/>
                 <w:b w:val="0"/>
-                <w:sz w:val="19"/>
+                <w:sz w:val="18"/>
               </w:rPr>
               <w:t>Interface storyboard for all seven screens</w:t>
             </w:r>
@@ -11331,7 +11611,7 @@
               <w:rPr>
                 <w:rFonts w:ascii="Arial" w:hAnsi="Arial" w:cs="Arial" w:eastAsia="Microsoft YaHei"/>
                 <w:b w:val="0"/>
-                <w:sz w:val="19"/>
+                <w:sz w:val="18"/>
               </w:rPr>
               <w:t>Section 9 and storyboard-giving-coast.docx</w:t>
             </w:r>
@@ -11352,7 +11632,7 @@
               <w:rPr>
                 <w:rFonts w:ascii="Arial" w:hAnsi="Arial" w:cs="Arial" w:eastAsia="Microsoft YaHei"/>
                 <w:b w:val="0"/>
-                <w:sz w:val="19"/>
+                <w:sz w:val="18"/>
               </w:rPr>
               <w:t>Open-Meteo weather API (extra)</w:t>
             </w:r>
@@ -11371,7 +11651,7 @@
               <w:rPr>
                 <w:rFonts w:ascii="Arial" w:hAnsi="Arial" w:cs="Arial" w:eastAsia="Microsoft YaHei"/>
                 <w:b w:val="0"/>
-                <w:sz w:val="19"/>
+                <w:sz w:val="18"/>
               </w:rPr>
               <w:t>api/routes/weather.js and the panel on the event page</w:t>
             </w:r>

--- a/submission/jbao14A3-report.docx
+++ b/submission/jbao14A3-report.docx
@@ -4,6 +4,11 @@
   <w:body>
     <w:p>
       <w:pPr>
+        <w:rPr>
+          <w:rFonts w:ascii="Arial" w:hAnsi="Arial" w:cs="Arial"/>
+          <w:sz w:val="28"/>
+          <w:szCs w:val="28"/>
+        </w:rPr>
         <w:spacing w:after="80"/>
         <w:jc w:val="center"/>
       </w:pPr>
@@ -18,6 +23,11 @@
     </w:p>
     <w:p>
       <w:pPr>
+        <w:rPr>
+          <w:rFonts w:ascii="Arial" w:hAnsi="Arial" w:cs="Arial"/>
+          <w:sz w:val="26"/>
+          <w:szCs w:val="26"/>
+        </w:rPr>
         <w:spacing w:after="80"/>
         <w:jc w:val="center"/>
       </w:pPr>
@@ -32,6 +42,11 @@
     </w:p>
     <w:p>
       <w:pPr>
+        <w:rPr>
+          <w:rFonts w:ascii="Arial" w:hAnsi="Arial" w:cs="Arial"/>
+          <w:sz w:val="24"/>
+          <w:szCs w:val="24"/>
+        </w:rPr>
         <w:spacing w:after="160"/>
       </w:pPr>
       <w:r>
@@ -44,6 +59,11 @@
     </w:p>
     <w:p>
       <w:pPr>
+        <w:rPr>
+          <w:rFonts w:ascii="Arial" w:hAnsi="Arial" w:cs="Arial"/>
+          <w:sz w:val="24"/>
+          <w:szCs w:val="24"/>
+        </w:rPr>
         <w:spacing w:after="160"/>
       </w:pPr>
       <w:r>
@@ -57,6 +77,11 @@
     </w:p>
     <w:p>
       <w:pPr>
+        <w:rPr>
+          <w:rFonts w:ascii="Arial" w:hAnsi="Arial" w:cs="Arial"/>
+          <w:sz w:val="24"/>
+          <w:szCs w:val="24"/>
+        </w:rPr>
         <w:spacing w:after="160"/>
       </w:pPr>
       <w:r>
@@ -70,6 +95,11 @@
     </w:p>
     <w:p>
       <w:pPr>
+        <w:rPr>
+          <w:rFonts w:ascii="Arial" w:hAnsi="Arial" w:cs="Arial"/>
+          <w:sz w:val="24"/>
+          <w:szCs w:val="24"/>
+        </w:rPr>
         <w:spacing w:after="160"/>
       </w:pPr>
       <w:r>
@@ -83,6 +113,11 @@
     </w:p>
     <w:p>
       <w:pPr>
+        <w:rPr>
+          <w:rFonts w:ascii="Arial" w:hAnsi="Arial" w:cs="Arial"/>
+          <w:sz w:val="24"/>
+          <w:szCs w:val="24"/>
+        </w:rPr>
         <w:spacing w:after="160"/>
       </w:pPr>
       <w:r>
@@ -96,6 +131,11 @@
     </w:p>
     <w:p>
       <w:pPr>
+        <w:rPr>
+          <w:rFonts w:ascii="Arial" w:hAnsi="Arial" w:cs="Arial"/>
+          <w:sz w:val="24"/>
+          <w:szCs w:val="24"/>
+        </w:rPr>
         <w:spacing w:after="160"/>
       </w:pPr>
       <w:r>
@@ -109,6 +149,11 @@
     </w:p>
     <w:p>
       <w:pPr>
+        <w:rPr>
+          <w:rFonts w:ascii="Arial" w:hAnsi="Arial" w:cs="Arial"/>
+          <w:sz w:val="24"/>
+          <w:szCs w:val="24"/>
+        </w:rPr>
         <w:spacing w:after="160"/>
       </w:pPr>
       <w:r>
@@ -122,6 +167,11 @@
     </w:p>
     <w:p>
       <w:pPr>
+        <w:rPr>
+          <w:rFonts w:ascii="Arial" w:hAnsi="Arial" w:cs="Arial"/>
+          <w:sz w:val="24"/>
+          <w:szCs w:val="24"/>
+        </w:rPr>
         <w:spacing w:after="160"/>
       </w:pPr>
       <w:r>
@@ -134,6 +184,11 @@
     </w:p>
     <w:p>
       <w:pPr>
+        <w:rPr>
+          <w:rFonts w:ascii="Arial" w:hAnsi="Arial" w:cs="Arial"/>
+          <w:sz w:val="24"/>
+          <w:szCs w:val="24"/>
+        </w:rPr>
         <w:keepNext/>
         <w:spacing w:before="320" w:after="120"/>
       </w:pPr>
@@ -148,6 +203,11 @@
     </w:p>
     <w:p>
       <w:pPr>
+        <w:rPr>
+          <w:rFonts w:ascii="Arial" w:hAnsi="Arial" w:cs="Arial"/>
+          <w:sz w:val="24"/>
+          <w:szCs w:val="24"/>
+        </w:rPr>
         <w:spacing w:after="160"/>
       </w:pPr>
       <w:r>
@@ -161,6 +221,11 @@
     </w:p>
     <w:p>
       <w:pPr>
+        <w:rPr>
+          <w:rFonts w:ascii="Arial" w:hAnsi="Arial" w:cs="Arial"/>
+          <w:sz w:val="24"/>
+          <w:szCs w:val="24"/>
+        </w:rPr>
         <w:spacing w:after="160"/>
       </w:pPr>
       <w:r>
@@ -174,6 +239,11 @@
     </w:p>
     <w:p>
       <w:pPr>
+        <w:rPr>
+          <w:rFonts w:ascii="Arial" w:hAnsi="Arial" w:cs="Arial"/>
+          <w:sz w:val="24"/>
+          <w:szCs w:val="24"/>
+        </w:rPr>
         <w:spacing w:after="160"/>
       </w:pPr>
       <w:r>
@@ -187,6 +257,11 @@
     </w:p>
     <w:p>
       <w:pPr>
+        <w:rPr>
+          <w:rFonts w:ascii="Arial" w:hAnsi="Arial" w:cs="Arial"/>
+          <w:sz w:val="24"/>
+          <w:szCs w:val="24"/>
+        </w:rPr>
         <w:keepNext/>
         <w:spacing w:before="320" w:after="120"/>
       </w:pPr>
@@ -201,6 +276,11 @@
     </w:p>
     <w:p>
       <w:pPr>
+        <w:rPr>
+          <w:rFonts w:ascii="Arial" w:hAnsi="Arial" w:cs="Arial"/>
+          <w:sz w:val="24"/>
+          <w:szCs w:val="24"/>
+        </w:rPr>
         <w:spacing w:after="160"/>
       </w:pPr>
       <w:r>
@@ -214,6 +294,11 @@
     </w:p>
     <w:p>
       <w:pPr>
+        <w:rPr>
+          <w:rFonts w:ascii="Arial" w:hAnsi="Arial" w:cs="Arial"/>
+          <w:sz w:val="24"/>
+          <w:szCs w:val="24"/>
+        </w:rPr>
         <w:spacing w:after="160"/>
       </w:pPr>
       <w:r>
@@ -234,6 +319,11 @@
     </w:p>
     <w:p>
       <w:pPr>
+        <w:rPr>
+          <w:rFonts w:ascii="Arial" w:hAnsi="Arial" w:cs="Arial"/>
+          <w:sz w:val="24"/>
+          <w:szCs w:val="24"/>
+        </w:rPr>
         <w:spacing w:after="160"/>
       </w:pPr>
       <w:r>
@@ -254,6 +344,11 @@
     </w:p>
     <w:p>
       <w:pPr>
+        <w:rPr>
+          <w:rFonts w:ascii="Arial" w:hAnsi="Arial" w:cs="Arial"/>
+          <w:sz w:val="24"/>
+          <w:szCs w:val="24"/>
+        </w:rPr>
         <w:spacing w:after="160"/>
       </w:pPr>
       <w:r>
@@ -274,6 +369,11 @@
     </w:p>
     <w:p>
       <w:pPr>
+        <w:rPr>
+          <w:rFonts w:ascii="Arial" w:hAnsi="Arial" w:cs="Arial"/>
+          <w:sz w:val="24"/>
+          <w:szCs w:val="24"/>
+        </w:rPr>
         <w:keepNext/>
         <w:spacing w:before="320" w:after="120"/>
       </w:pPr>
@@ -288,6 +388,11 @@
     </w:p>
     <w:p>
       <w:pPr>
+        <w:rPr>
+          <w:rFonts w:ascii="Arial" w:hAnsi="Arial" w:cs="Arial"/>
+          <w:sz w:val="24"/>
+          <w:szCs w:val="24"/>
+        </w:rPr>
         <w:spacing w:after="160"/>
       </w:pPr>
       <w:r>
@@ -301,6 +406,11 @@
     </w:p>
     <w:p>
       <w:pPr>
+        <w:rPr>
+          <w:rFonts w:ascii="Arial" w:hAnsi="Arial" w:cs="Arial"/>
+          <w:sz w:val="20"/>
+          <w:szCs w:val="20"/>
+        </w:rPr>
         <w:keepNext/>
         <w:spacing w:before="120" w:after="60"/>
       </w:pPr>
@@ -335,6 +445,11 @@
           </w:tcPr>
           <w:p>
             <w:pPr>
+              <w:rPr>
+                <w:rFonts w:ascii="Arial" w:hAnsi="Arial" w:cs="Arial"/>
+                <w:sz w:val="18"/>
+                <w:szCs w:val="18"/>
+              </w:rPr>
               <w:spacing w:line="240" w:lineRule="auto" w:after="40"/>
             </w:pPr>
             <w:r/>
@@ -355,6 +470,11 @@
           </w:tcPr>
           <w:p>
             <w:pPr>
+              <w:rPr>
+                <w:rFonts w:ascii="Arial" w:hAnsi="Arial" w:cs="Arial"/>
+                <w:sz w:val="18"/>
+                <w:szCs w:val="18"/>
+              </w:rPr>
               <w:spacing w:line="240" w:lineRule="auto" w:after="40"/>
             </w:pPr>
             <w:r/>
@@ -375,6 +495,11 @@
           </w:tcPr>
           <w:p>
             <w:pPr>
+              <w:rPr>
+                <w:rFonts w:ascii="Arial" w:hAnsi="Arial" w:cs="Arial"/>
+                <w:sz w:val="18"/>
+                <w:szCs w:val="18"/>
+              </w:rPr>
               <w:spacing w:line="240" w:lineRule="auto" w:after="40"/>
             </w:pPr>
             <w:r/>
@@ -396,6 +521,11 @@
           </w:tcPr>
           <w:p>
             <w:pPr>
+              <w:rPr>
+                <w:rFonts w:ascii="Arial" w:hAnsi="Arial" w:cs="Arial"/>
+                <w:sz w:val="18"/>
+                <w:szCs w:val="18"/>
+              </w:rPr>
               <w:spacing w:line="240" w:lineRule="auto" w:after="40"/>
             </w:pPr>
             <w:r/>
@@ -415,6 +545,11 @@
           </w:tcPr>
           <w:p>
             <w:pPr>
+              <w:rPr>
+                <w:rFonts w:ascii="Arial" w:hAnsi="Arial" w:cs="Arial"/>
+                <w:sz w:val="18"/>
+                <w:szCs w:val="18"/>
+              </w:rPr>
               <w:spacing w:line="240" w:lineRule="auto" w:after="40"/>
             </w:pPr>
             <w:r/>
@@ -434,6 +569,11 @@
           </w:tcPr>
           <w:p>
             <w:pPr>
+              <w:rPr>
+                <w:rFonts w:ascii="Arial" w:hAnsi="Arial" w:cs="Arial"/>
+                <w:sz w:val="18"/>
+                <w:szCs w:val="18"/>
+              </w:rPr>
               <w:spacing w:line="240" w:lineRule="auto" w:after="40"/>
             </w:pPr>
             <w:r/>
@@ -455,6 +595,11 @@
           </w:tcPr>
           <w:p>
             <w:pPr>
+              <w:rPr>
+                <w:rFonts w:ascii="Arial" w:hAnsi="Arial" w:cs="Arial"/>
+                <w:sz w:val="18"/>
+                <w:szCs w:val="18"/>
+              </w:rPr>
               <w:spacing w:line="240" w:lineRule="auto" w:after="40"/>
             </w:pPr>
             <w:r/>
@@ -474,6 +619,11 @@
           </w:tcPr>
           <w:p>
             <w:pPr>
+              <w:rPr>
+                <w:rFonts w:ascii="Arial" w:hAnsi="Arial" w:cs="Arial"/>
+                <w:sz w:val="18"/>
+                <w:szCs w:val="18"/>
+              </w:rPr>
               <w:spacing w:line="240" w:lineRule="auto" w:after="40"/>
             </w:pPr>
             <w:r/>
@@ -493,6 +643,11 @@
           </w:tcPr>
           <w:p>
             <w:pPr>
+              <w:rPr>
+                <w:rFonts w:ascii="Arial" w:hAnsi="Arial" w:cs="Arial"/>
+                <w:sz w:val="18"/>
+                <w:szCs w:val="18"/>
+              </w:rPr>
               <w:spacing w:line="240" w:lineRule="auto" w:after="40"/>
             </w:pPr>
             <w:r/>
@@ -514,6 +669,11 @@
           </w:tcPr>
           <w:p>
             <w:pPr>
+              <w:rPr>
+                <w:rFonts w:ascii="Arial" w:hAnsi="Arial" w:cs="Arial"/>
+                <w:sz w:val="18"/>
+                <w:szCs w:val="18"/>
+              </w:rPr>
               <w:spacing w:line="240" w:lineRule="auto" w:after="40"/>
             </w:pPr>
             <w:r/>
@@ -533,6 +693,11 @@
           </w:tcPr>
           <w:p>
             <w:pPr>
+              <w:rPr>
+                <w:rFonts w:ascii="Arial" w:hAnsi="Arial" w:cs="Arial"/>
+                <w:sz w:val="18"/>
+                <w:szCs w:val="18"/>
+              </w:rPr>
               <w:spacing w:line="240" w:lineRule="auto" w:after="40"/>
             </w:pPr>
             <w:r/>
@@ -552,6 +717,11 @@
           </w:tcPr>
           <w:p>
             <w:pPr>
+              <w:rPr>
+                <w:rFonts w:ascii="Arial" w:hAnsi="Arial" w:cs="Arial"/>
+                <w:sz w:val="18"/>
+                <w:szCs w:val="18"/>
+              </w:rPr>
               <w:spacing w:line="240" w:lineRule="auto" w:after="40"/>
             </w:pPr>
             <w:r/>
@@ -573,6 +743,11 @@
           </w:tcPr>
           <w:p>
             <w:pPr>
+              <w:rPr>
+                <w:rFonts w:ascii="Arial" w:hAnsi="Arial" w:cs="Arial"/>
+                <w:sz w:val="18"/>
+                <w:szCs w:val="18"/>
+              </w:rPr>
               <w:spacing w:line="240" w:lineRule="auto" w:after="40"/>
             </w:pPr>
             <w:r/>
@@ -592,6 +767,11 @@
           </w:tcPr>
           <w:p>
             <w:pPr>
+              <w:rPr>
+                <w:rFonts w:ascii="Arial" w:hAnsi="Arial" w:cs="Arial"/>
+                <w:sz w:val="18"/>
+                <w:szCs w:val="18"/>
+              </w:rPr>
               <w:spacing w:line="240" w:lineRule="auto" w:after="40"/>
             </w:pPr>
             <w:r/>
@@ -611,6 +791,11 @@
           </w:tcPr>
           <w:p>
             <w:pPr>
+              <w:rPr>
+                <w:rFonts w:ascii="Arial" w:hAnsi="Arial" w:cs="Arial"/>
+                <w:sz w:val="18"/>
+                <w:szCs w:val="18"/>
+              </w:rPr>
               <w:spacing w:line="240" w:lineRule="auto" w:after="40"/>
             </w:pPr>
             <w:r/>
@@ -633,6 +818,11 @@
     </w:p>
     <w:p>
       <w:pPr>
+        <w:rPr>
+          <w:rFonts w:ascii="Arial" w:hAnsi="Arial" w:cs="Arial"/>
+          <w:sz w:val="24"/>
+          <w:szCs w:val="24"/>
+        </w:rPr>
         <w:spacing w:after="160"/>
       </w:pPr>
       <w:r>
@@ -646,6 +836,11 @@
     </w:p>
     <w:p>
       <w:pPr>
+        <w:rPr>
+          <w:rFonts w:ascii="Arial" w:hAnsi="Arial" w:cs="Arial"/>
+          <w:sz w:val="24"/>
+          <w:szCs w:val="24"/>
+        </w:rPr>
         <w:spacing w:after="160"/>
       </w:pPr>
       <w:r>
@@ -659,6 +854,11 @@
     </w:p>
     <w:p>
       <w:pPr>
+        <w:rPr>
+          <w:rFonts w:ascii="Arial" w:hAnsi="Arial" w:cs="Arial"/>
+          <w:sz w:val="24"/>
+          <w:szCs w:val="24"/>
+        </w:rPr>
         <w:keepNext/>
         <w:spacing w:before="320" w:after="120"/>
       </w:pPr>
@@ -673,6 +873,11 @@
     </w:p>
     <w:p>
       <w:pPr>
+        <w:rPr>
+          <w:rFonts w:ascii="Arial" w:hAnsi="Arial" w:cs="Arial"/>
+          <w:sz w:val="24"/>
+          <w:szCs w:val="24"/>
+        </w:rPr>
         <w:spacing w:after="160"/>
       </w:pPr>
       <w:r>
@@ -686,6 +891,11 @@
     </w:p>
     <w:p>
       <w:pPr>
+        <w:rPr>
+          <w:rFonts w:ascii="Arial" w:hAnsi="Arial" w:cs="Arial"/>
+          <w:sz w:val="20"/>
+          <w:szCs w:val="20"/>
+        </w:rPr>
         <w:keepNext/>
         <w:spacing w:before="120" w:after="60"/>
       </w:pPr>
@@ -720,6 +930,11 @@
           </w:tcPr>
           <w:p>
             <w:pPr>
+              <w:rPr>
+                <w:rFonts w:ascii="Arial" w:hAnsi="Arial" w:cs="Arial"/>
+                <w:sz w:val="18"/>
+                <w:szCs w:val="18"/>
+              </w:rPr>
               <w:spacing w:line="240" w:lineRule="auto" w:after="40"/>
             </w:pPr>
             <w:r/>
@@ -740,6 +955,11 @@
           </w:tcPr>
           <w:p>
             <w:pPr>
+              <w:rPr>
+                <w:rFonts w:ascii="Arial" w:hAnsi="Arial" w:cs="Arial"/>
+                <w:sz w:val="18"/>
+                <w:szCs w:val="18"/>
+              </w:rPr>
               <w:spacing w:line="240" w:lineRule="auto" w:after="40"/>
             </w:pPr>
             <w:r/>
@@ -760,6 +980,11 @@
           </w:tcPr>
           <w:p>
             <w:pPr>
+              <w:rPr>
+                <w:rFonts w:ascii="Arial" w:hAnsi="Arial" w:cs="Arial"/>
+                <w:sz w:val="18"/>
+                <w:szCs w:val="18"/>
+              </w:rPr>
               <w:spacing w:line="240" w:lineRule="auto" w:after="40"/>
             </w:pPr>
             <w:r/>
@@ -781,6 +1006,11 @@
           </w:tcPr>
           <w:p>
             <w:pPr>
+              <w:rPr>
+                <w:rFonts w:ascii="Arial" w:hAnsi="Arial" w:cs="Arial"/>
+                <w:sz w:val="18"/>
+                <w:szCs w:val="18"/>
+              </w:rPr>
               <w:spacing w:line="240" w:lineRule="auto" w:after="40"/>
             </w:pPr>
             <w:r/>
@@ -800,6 +1030,11 @@
           </w:tcPr>
           <w:p>
             <w:pPr>
+              <w:rPr>
+                <w:rFonts w:ascii="Arial" w:hAnsi="Arial" w:cs="Arial"/>
+                <w:sz w:val="18"/>
+                <w:szCs w:val="18"/>
+              </w:rPr>
               <w:spacing w:line="240" w:lineRule="auto" w:after="40"/>
             </w:pPr>
             <w:r/>
@@ -819,6 +1054,11 @@
           </w:tcPr>
           <w:p>
             <w:pPr>
+              <w:rPr>
+                <w:rFonts w:ascii="Arial" w:hAnsi="Arial" w:cs="Arial"/>
+                <w:sz w:val="18"/>
+                <w:szCs w:val="18"/>
+              </w:rPr>
               <w:spacing w:line="240" w:lineRule="auto" w:after="40"/>
             </w:pPr>
             <w:r/>
@@ -840,6 +1080,11 @@
           </w:tcPr>
           <w:p>
             <w:pPr>
+              <w:rPr>
+                <w:rFonts w:ascii="Arial" w:hAnsi="Arial" w:cs="Arial"/>
+                <w:sz w:val="18"/>
+                <w:szCs w:val="18"/>
+              </w:rPr>
               <w:spacing w:line="240" w:lineRule="auto" w:after="40"/>
             </w:pPr>
             <w:r/>
@@ -859,6 +1104,11 @@
           </w:tcPr>
           <w:p>
             <w:pPr>
+              <w:rPr>
+                <w:rFonts w:ascii="Arial" w:hAnsi="Arial" w:cs="Arial"/>
+                <w:sz w:val="18"/>
+                <w:szCs w:val="18"/>
+              </w:rPr>
               <w:spacing w:line="240" w:lineRule="auto" w:after="40"/>
             </w:pPr>
             <w:r/>
@@ -878,6 +1128,11 @@
           </w:tcPr>
           <w:p>
             <w:pPr>
+              <w:rPr>
+                <w:rFonts w:ascii="Arial" w:hAnsi="Arial" w:cs="Arial"/>
+                <w:sz w:val="18"/>
+                <w:szCs w:val="18"/>
+              </w:rPr>
               <w:spacing w:line="240" w:lineRule="auto" w:after="40"/>
             </w:pPr>
             <w:r/>
@@ -899,6 +1154,11 @@
           </w:tcPr>
           <w:p>
             <w:pPr>
+              <w:rPr>
+                <w:rFonts w:ascii="Arial" w:hAnsi="Arial" w:cs="Arial"/>
+                <w:sz w:val="18"/>
+                <w:szCs w:val="18"/>
+              </w:rPr>
               <w:spacing w:line="240" w:lineRule="auto" w:after="40"/>
             </w:pPr>
             <w:r/>
@@ -918,6 +1178,11 @@
           </w:tcPr>
           <w:p>
             <w:pPr>
+              <w:rPr>
+                <w:rFonts w:ascii="Arial" w:hAnsi="Arial" w:cs="Arial"/>
+                <w:sz w:val="18"/>
+                <w:szCs w:val="18"/>
+              </w:rPr>
               <w:spacing w:line="240" w:lineRule="auto" w:after="40"/>
             </w:pPr>
             <w:r/>
@@ -937,6 +1202,11 @@
           </w:tcPr>
           <w:p>
             <w:pPr>
+              <w:rPr>
+                <w:rFonts w:ascii="Arial" w:hAnsi="Arial" w:cs="Arial"/>
+                <w:sz w:val="18"/>
+                <w:szCs w:val="18"/>
+              </w:rPr>
               <w:spacing w:line="240" w:lineRule="auto" w:after="40"/>
             </w:pPr>
             <w:r/>
@@ -958,6 +1228,11 @@
           </w:tcPr>
           <w:p>
             <w:pPr>
+              <w:rPr>
+                <w:rFonts w:ascii="Arial" w:hAnsi="Arial" w:cs="Arial"/>
+                <w:sz w:val="18"/>
+                <w:szCs w:val="18"/>
+              </w:rPr>
               <w:spacing w:line="240" w:lineRule="auto" w:after="40"/>
             </w:pPr>
             <w:r/>
@@ -977,6 +1252,11 @@
           </w:tcPr>
           <w:p>
             <w:pPr>
+              <w:rPr>
+                <w:rFonts w:ascii="Arial" w:hAnsi="Arial" w:cs="Arial"/>
+                <w:sz w:val="18"/>
+                <w:szCs w:val="18"/>
+              </w:rPr>
               <w:spacing w:line="240" w:lineRule="auto" w:after="40"/>
             </w:pPr>
             <w:r/>
@@ -996,6 +1276,11 @@
           </w:tcPr>
           <w:p>
             <w:pPr>
+              <w:rPr>
+                <w:rFonts w:ascii="Arial" w:hAnsi="Arial" w:cs="Arial"/>
+                <w:sz w:val="18"/>
+                <w:szCs w:val="18"/>
+              </w:rPr>
               <w:spacing w:line="240" w:lineRule="auto" w:after="40"/>
             </w:pPr>
             <w:r/>
@@ -1017,6 +1302,11 @@
           </w:tcPr>
           <w:p>
             <w:pPr>
+              <w:rPr>
+                <w:rFonts w:ascii="Arial" w:hAnsi="Arial" w:cs="Arial"/>
+                <w:sz w:val="18"/>
+                <w:szCs w:val="18"/>
+              </w:rPr>
               <w:spacing w:line="240" w:lineRule="auto" w:after="40"/>
             </w:pPr>
             <w:r/>
@@ -1036,6 +1326,11 @@
           </w:tcPr>
           <w:p>
             <w:pPr>
+              <w:rPr>
+                <w:rFonts w:ascii="Arial" w:hAnsi="Arial" w:cs="Arial"/>
+                <w:sz w:val="18"/>
+                <w:szCs w:val="18"/>
+              </w:rPr>
               <w:spacing w:line="240" w:lineRule="auto" w:after="40"/>
             </w:pPr>
             <w:r/>
@@ -1055,6 +1350,11 @@
           </w:tcPr>
           <w:p>
             <w:pPr>
+              <w:rPr>
+                <w:rFonts w:ascii="Arial" w:hAnsi="Arial" w:cs="Arial"/>
+                <w:sz w:val="18"/>
+                <w:szCs w:val="18"/>
+              </w:rPr>
               <w:spacing w:line="240" w:lineRule="auto" w:after="40"/>
             </w:pPr>
             <w:r/>
@@ -1076,6 +1376,11 @@
           </w:tcPr>
           <w:p>
             <w:pPr>
+              <w:rPr>
+                <w:rFonts w:ascii="Arial" w:hAnsi="Arial" w:cs="Arial"/>
+                <w:sz w:val="18"/>
+                <w:szCs w:val="18"/>
+              </w:rPr>
               <w:spacing w:line="240" w:lineRule="auto" w:after="40"/>
             </w:pPr>
             <w:r/>
@@ -1095,6 +1400,11 @@
           </w:tcPr>
           <w:p>
             <w:pPr>
+              <w:rPr>
+                <w:rFonts w:ascii="Arial" w:hAnsi="Arial" w:cs="Arial"/>
+                <w:sz w:val="18"/>
+                <w:szCs w:val="18"/>
+              </w:rPr>
               <w:spacing w:line="240" w:lineRule="auto" w:after="40"/>
             </w:pPr>
             <w:r/>
@@ -1114,6 +1424,11 @@
           </w:tcPr>
           <w:p>
             <w:pPr>
+              <w:rPr>
+                <w:rFonts w:ascii="Arial" w:hAnsi="Arial" w:cs="Arial"/>
+                <w:sz w:val="18"/>
+                <w:szCs w:val="18"/>
+              </w:rPr>
               <w:spacing w:line="240" w:lineRule="auto" w:after="40"/>
             </w:pPr>
             <w:r/>
@@ -1135,6 +1450,11 @@
           </w:tcPr>
           <w:p>
             <w:pPr>
+              <w:rPr>
+                <w:rFonts w:ascii="Arial" w:hAnsi="Arial" w:cs="Arial"/>
+                <w:sz w:val="18"/>
+                <w:szCs w:val="18"/>
+              </w:rPr>
               <w:spacing w:line="240" w:lineRule="auto" w:after="40"/>
             </w:pPr>
             <w:r/>
@@ -1154,6 +1474,11 @@
           </w:tcPr>
           <w:p>
             <w:pPr>
+              <w:rPr>
+                <w:rFonts w:ascii="Arial" w:hAnsi="Arial" w:cs="Arial"/>
+                <w:sz w:val="18"/>
+                <w:szCs w:val="18"/>
+              </w:rPr>
               <w:spacing w:line="240" w:lineRule="auto" w:after="40"/>
             </w:pPr>
             <w:r/>
@@ -1173,6 +1498,11 @@
           </w:tcPr>
           <w:p>
             <w:pPr>
+              <w:rPr>
+                <w:rFonts w:ascii="Arial" w:hAnsi="Arial" w:cs="Arial"/>
+                <w:sz w:val="18"/>
+                <w:szCs w:val="18"/>
+              </w:rPr>
               <w:spacing w:line="240" w:lineRule="auto" w:after="40"/>
             </w:pPr>
             <w:r/>
@@ -1194,6 +1524,11 @@
           </w:tcPr>
           <w:p>
             <w:pPr>
+              <w:rPr>
+                <w:rFonts w:ascii="Arial" w:hAnsi="Arial" w:cs="Arial"/>
+                <w:sz w:val="18"/>
+                <w:szCs w:val="18"/>
+              </w:rPr>
               <w:spacing w:line="240" w:lineRule="auto" w:after="40"/>
             </w:pPr>
             <w:r/>
@@ -1213,6 +1548,11 @@
           </w:tcPr>
           <w:p>
             <w:pPr>
+              <w:rPr>
+                <w:rFonts w:ascii="Arial" w:hAnsi="Arial" w:cs="Arial"/>
+                <w:sz w:val="18"/>
+                <w:szCs w:val="18"/>
+              </w:rPr>
               <w:spacing w:line="240" w:lineRule="auto" w:after="40"/>
             </w:pPr>
             <w:r/>
@@ -1232,6 +1572,11 @@
           </w:tcPr>
           <w:p>
             <w:pPr>
+              <w:rPr>
+                <w:rFonts w:ascii="Arial" w:hAnsi="Arial" w:cs="Arial"/>
+                <w:sz w:val="18"/>
+                <w:szCs w:val="18"/>
+              </w:rPr>
               <w:spacing w:line="240" w:lineRule="auto" w:after="40"/>
             </w:pPr>
             <w:r/>
@@ -1253,6 +1598,11 @@
           </w:tcPr>
           <w:p>
             <w:pPr>
+              <w:rPr>
+                <w:rFonts w:ascii="Arial" w:hAnsi="Arial" w:cs="Arial"/>
+                <w:sz w:val="18"/>
+                <w:szCs w:val="18"/>
+              </w:rPr>
               <w:spacing w:line="240" w:lineRule="auto" w:after="40"/>
             </w:pPr>
             <w:r/>
@@ -1272,6 +1622,11 @@
           </w:tcPr>
           <w:p>
             <w:pPr>
+              <w:rPr>
+                <w:rFonts w:ascii="Arial" w:hAnsi="Arial" w:cs="Arial"/>
+                <w:sz w:val="18"/>
+                <w:szCs w:val="18"/>
+              </w:rPr>
               <w:spacing w:line="240" w:lineRule="auto" w:after="40"/>
             </w:pPr>
             <w:r/>
@@ -1291,6 +1646,11 @@
           </w:tcPr>
           <w:p>
             <w:pPr>
+              <w:rPr>
+                <w:rFonts w:ascii="Arial" w:hAnsi="Arial" w:cs="Arial"/>
+                <w:sz w:val="18"/>
+                <w:szCs w:val="18"/>
+              </w:rPr>
               <w:spacing w:line="240" w:lineRule="auto" w:after="40"/>
             </w:pPr>
             <w:r/>
@@ -1313,6 +1673,11 @@
     </w:p>
     <w:p>
       <w:pPr>
+        <w:rPr>
+          <w:rFonts w:ascii="Arial" w:hAnsi="Arial" w:cs="Arial"/>
+          <w:sz w:val="24"/>
+          <w:szCs w:val="24"/>
+        </w:rPr>
         <w:spacing w:after="160"/>
       </w:pPr>
       <w:r>
@@ -1326,6 +1691,11 @@
     </w:p>
     <w:p>
       <w:pPr>
+        <w:rPr>
+          <w:rFonts w:ascii="Consolas" w:hAnsi="Consolas" w:cs="Consolas"/>
+          <w:sz w:val="18"/>
+          <w:szCs w:val="18"/>
+        </w:rPr>
         <w:spacing w:line="240" w:lineRule="auto" w:after="0" w:before="0"/>
         <w:ind w:left="340"/>
         <w:shd w:val="clear" w:color="auto" w:fill="F2F2F2"/>
@@ -1340,6 +1710,11 @@
     </w:p>
     <w:p>
       <w:pPr>
+        <w:rPr>
+          <w:rFonts w:ascii="Consolas" w:hAnsi="Consolas" w:cs="Consolas"/>
+          <w:sz w:val="18"/>
+          <w:szCs w:val="18"/>
+        </w:rPr>
         <w:spacing w:line="240" w:lineRule="auto" w:after="0" w:before="0"/>
         <w:ind w:left="340"/>
         <w:shd w:val="clear" w:color="auto" w:fill="F2F2F2"/>
@@ -1354,6 +1729,11 @@
     </w:p>
     <w:p>
       <w:pPr>
+        <w:rPr>
+          <w:rFonts w:ascii="Consolas" w:hAnsi="Consolas" w:cs="Consolas"/>
+          <w:sz w:val="18"/>
+          <w:szCs w:val="18"/>
+        </w:rPr>
         <w:spacing w:line="240" w:lineRule="auto" w:after="0" w:before="0"/>
         <w:ind w:left="340"/>
         <w:shd w:val="clear" w:color="auto" w:fill="F2F2F2"/>
@@ -1368,6 +1748,11 @@
     </w:p>
     <w:p>
       <w:pPr>
+        <w:rPr>
+          <w:rFonts w:ascii="Consolas" w:hAnsi="Consolas" w:cs="Consolas"/>
+          <w:sz w:val="18"/>
+          <w:szCs w:val="18"/>
+        </w:rPr>
         <w:spacing w:line="240" w:lineRule="auto" w:after="0" w:before="0"/>
         <w:ind w:left="340"/>
         <w:shd w:val="clear" w:color="auto" w:fill="F2F2F2"/>
@@ -1382,6 +1767,11 @@
     </w:p>
     <w:p>
       <w:pPr>
+        <w:rPr>
+          <w:rFonts w:ascii="Consolas" w:hAnsi="Consolas" w:cs="Consolas"/>
+          <w:sz w:val="18"/>
+          <w:szCs w:val="18"/>
+        </w:rPr>
         <w:spacing w:line="240" w:lineRule="auto" w:after="0" w:before="0"/>
         <w:ind w:left="340"/>
         <w:shd w:val="clear" w:color="auto" w:fill="F2F2F2"/>
@@ -1396,6 +1786,11 @@
     </w:p>
     <w:p>
       <w:pPr>
+        <w:rPr>
+          <w:rFonts w:ascii="Consolas" w:hAnsi="Consolas" w:cs="Consolas"/>
+          <w:sz w:val="18"/>
+          <w:szCs w:val="18"/>
+        </w:rPr>
         <w:spacing w:line="240" w:lineRule="auto" w:after="0" w:before="0"/>
         <w:ind w:left="340"/>
         <w:shd w:val="clear" w:color="auto" w:fill="F2F2F2"/>
@@ -1410,6 +1805,11 @@
     </w:p>
     <w:p>
       <w:pPr>
+        <w:rPr>
+          <w:rFonts w:ascii="Consolas" w:hAnsi="Consolas" w:cs="Consolas"/>
+          <w:sz w:val="18"/>
+          <w:szCs w:val="18"/>
+        </w:rPr>
         <w:spacing w:line="240" w:lineRule="auto" w:after="0" w:before="0"/>
         <w:ind w:left="340"/>
         <w:shd w:val="clear" w:color="auto" w:fill="F2F2F2"/>
@@ -1424,6 +1824,11 @@
     </w:p>
     <w:p>
       <w:pPr>
+        <w:rPr>
+          <w:rFonts w:ascii="Consolas" w:hAnsi="Consolas" w:cs="Consolas"/>
+          <w:sz w:val="18"/>
+          <w:szCs w:val="18"/>
+        </w:rPr>
         <w:spacing w:line="240" w:lineRule="auto" w:after="0" w:before="0"/>
         <w:ind w:left="340"/>
         <w:shd w:val="clear" w:color="auto" w:fill="F2F2F2"/>
@@ -1438,6 +1843,11 @@
     </w:p>
     <w:p>
       <w:pPr>
+        <w:rPr>
+          <w:rFonts w:ascii="Consolas" w:hAnsi="Consolas" w:cs="Consolas"/>
+          <w:sz w:val="18"/>
+          <w:szCs w:val="18"/>
+        </w:rPr>
         <w:spacing w:line="240" w:lineRule="auto" w:after="0" w:before="0"/>
         <w:ind w:left="340"/>
         <w:shd w:val="clear" w:color="auto" w:fill="F2F2F2"/>
@@ -1452,6 +1862,11 @@
     </w:p>
     <w:p>
       <w:pPr>
+        <w:rPr>
+          <w:rFonts w:ascii="Consolas" w:hAnsi="Consolas" w:cs="Consolas"/>
+          <w:sz w:val="18"/>
+          <w:szCs w:val="18"/>
+        </w:rPr>
         <w:spacing w:line="240" w:lineRule="auto" w:after="0" w:before="0"/>
         <w:ind w:left="340"/>
         <w:shd w:val="clear" w:color="auto" w:fill="F2F2F2"/>
@@ -1471,6 +1886,11 @@
     </w:p>
     <w:p>
       <w:pPr>
+        <w:rPr>
+          <w:rFonts w:ascii="Arial" w:hAnsi="Arial" w:cs="Arial"/>
+          <w:sz w:val="24"/>
+          <w:szCs w:val="24"/>
+        </w:rPr>
         <w:spacing w:after="160"/>
       </w:pPr>
       <w:r>
@@ -1484,6 +1904,11 @@
     </w:p>
     <w:p>
       <w:pPr>
+        <w:rPr>
+          <w:rFonts w:ascii="Arial" w:hAnsi="Arial" w:cs="Arial"/>
+          <w:sz w:val="24"/>
+          <w:szCs w:val="24"/>
+        </w:rPr>
         <w:spacing w:after="160"/>
       </w:pPr>
       <w:r>
@@ -1497,6 +1922,11 @@
     </w:p>
     <w:p>
       <w:pPr>
+        <w:rPr>
+          <w:rFonts w:ascii="Arial" w:hAnsi="Arial" w:cs="Arial"/>
+          <w:sz w:val="24"/>
+          <w:szCs w:val="24"/>
+        </w:rPr>
         <w:spacing w:after="160"/>
       </w:pPr>
       <w:r>
@@ -1510,6 +1940,11 @@
     </w:p>
     <w:p>
       <w:pPr>
+        <w:rPr>
+          <w:rFonts w:ascii="Arial" w:hAnsi="Arial" w:cs="Arial"/>
+          <w:sz w:val="24"/>
+          <w:szCs w:val="24"/>
+        </w:rPr>
         <w:spacing w:after="160"/>
       </w:pPr>
       <w:r>
@@ -1523,6 +1958,11 @@
     </w:p>
     <w:p>
       <w:pPr>
+        <w:rPr>
+          <w:rFonts w:ascii="Arial" w:hAnsi="Arial" w:cs="Arial"/>
+          <w:sz w:val="24"/>
+          <w:szCs w:val="24"/>
+        </w:rPr>
         <w:keepNext/>
         <w:spacing w:before="320" w:after="120"/>
       </w:pPr>
@@ -1537,6 +1977,11 @@
     </w:p>
     <w:p>
       <w:pPr>
+        <w:rPr>
+          <w:rFonts w:ascii="Arial" w:hAnsi="Arial" w:cs="Arial"/>
+          <w:sz w:val="24"/>
+          <w:szCs w:val="24"/>
+        </w:rPr>
         <w:spacing w:after="160"/>
       </w:pPr>
       <w:r>
@@ -1550,6 +1995,11 @@
     </w:p>
     <w:p>
       <w:pPr>
+        <w:rPr>
+          <w:rFonts w:ascii="Arial" w:hAnsi="Arial" w:cs="Arial"/>
+          <w:sz w:val="20"/>
+          <w:szCs w:val="20"/>
+        </w:rPr>
         <w:keepNext/>
         <w:spacing w:before="120" w:after="60"/>
       </w:pPr>
@@ -1586,6 +2036,11 @@
           </w:tcPr>
           <w:p>
             <w:pPr>
+              <w:rPr>
+                <w:rFonts w:ascii="Arial" w:hAnsi="Arial" w:cs="Arial"/>
+                <w:sz w:val="18"/>
+                <w:szCs w:val="18"/>
+              </w:rPr>
               <w:spacing w:line="240" w:lineRule="auto" w:after="40"/>
             </w:pPr>
             <w:r/>
@@ -1606,6 +2061,11 @@
           </w:tcPr>
           <w:p>
             <w:pPr>
+              <w:rPr>
+                <w:rFonts w:ascii="Arial" w:hAnsi="Arial" w:cs="Arial"/>
+                <w:sz w:val="18"/>
+                <w:szCs w:val="18"/>
+              </w:rPr>
               <w:spacing w:line="240" w:lineRule="auto" w:after="40"/>
             </w:pPr>
             <w:r/>
@@ -1626,6 +2086,11 @@
           </w:tcPr>
           <w:p>
             <w:pPr>
+              <w:rPr>
+                <w:rFonts w:ascii="Arial" w:hAnsi="Arial" w:cs="Arial"/>
+                <w:sz w:val="18"/>
+                <w:szCs w:val="18"/>
+              </w:rPr>
               <w:spacing w:line="240" w:lineRule="auto" w:after="40"/>
             </w:pPr>
             <w:r/>
@@ -1646,6 +2111,11 @@
           </w:tcPr>
           <w:p>
             <w:pPr>
+              <w:rPr>
+                <w:rFonts w:ascii="Arial" w:hAnsi="Arial" w:cs="Arial"/>
+                <w:sz w:val="18"/>
+                <w:szCs w:val="18"/>
+              </w:rPr>
               <w:spacing w:line="240" w:lineRule="auto" w:after="40"/>
             </w:pPr>
             <w:r/>
@@ -1666,6 +2136,11 @@
           </w:tcPr>
           <w:p>
             <w:pPr>
+              <w:rPr>
+                <w:rFonts w:ascii="Arial" w:hAnsi="Arial" w:cs="Arial"/>
+                <w:sz w:val="18"/>
+                <w:szCs w:val="18"/>
+              </w:rPr>
               <w:spacing w:line="240" w:lineRule="auto" w:after="40"/>
             </w:pPr>
             <w:r/>
@@ -1687,6 +2162,11 @@
           </w:tcPr>
           <w:p>
             <w:pPr>
+              <w:rPr>
+                <w:rFonts w:ascii="Arial" w:hAnsi="Arial" w:cs="Arial"/>
+                <w:sz w:val="18"/>
+                <w:szCs w:val="18"/>
+              </w:rPr>
               <w:spacing w:line="240" w:lineRule="auto" w:after="40"/>
             </w:pPr>
             <w:r/>
@@ -1706,6 +2186,11 @@
           </w:tcPr>
           <w:p>
             <w:pPr>
+              <w:rPr>
+                <w:rFonts w:ascii="Arial" w:hAnsi="Arial" w:cs="Arial"/>
+                <w:sz w:val="18"/>
+                <w:szCs w:val="18"/>
+              </w:rPr>
               <w:spacing w:line="240" w:lineRule="auto" w:after="40"/>
             </w:pPr>
             <w:r/>
@@ -1725,6 +2210,11 @@
           </w:tcPr>
           <w:p>
             <w:pPr>
+              <w:rPr>
+                <w:rFonts w:ascii="Arial" w:hAnsi="Arial" w:cs="Arial"/>
+                <w:sz w:val="18"/>
+                <w:szCs w:val="18"/>
+              </w:rPr>
               <w:spacing w:line="240" w:lineRule="auto" w:after="40"/>
             </w:pPr>
             <w:r/>
@@ -1744,6 +2234,11 @@
           </w:tcPr>
           <w:p>
             <w:pPr>
+              <w:rPr>
+                <w:rFonts w:ascii="Arial" w:hAnsi="Arial" w:cs="Arial"/>
+                <w:sz w:val="18"/>
+                <w:szCs w:val="18"/>
+              </w:rPr>
               <w:spacing w:line="240" w:lineRule="auto" w:after="40"/>
             </w:pPr>
             <w:r/>
@@ -1763,6 +2258,11 @@
           </w:tcPr>
           <w:p>
             <w:pPr>
+              <w:rPr>
+                <w:rFonts w:ascii="Arial" w:hAnsi="Arial" w:cs="Arial"/>
+                <w:sz w:val="18"/>
+                <w:szCs w:val="18"/>
+              </w:rPr>
               <w:spacing w:line="240" w:lineRule="auto" w:after="40"/>
             </w:pPr>
             <w:r/>
@@ -1784,6 +2284,11 @@
           </w:tcPr>
           <w:p>
             <w:pPr>
+              <w:rPr>
+                <w:rFonts w:ascii="Arial" w:hAnsi="Arial" w:cs="Arial"/>
+                <w:sz w:val="18"/>
+                <w:szCs w:val="18"/>
+              </w:rPr>
               <w:spacing w:line="240" w:lineRule="auto" w:after="40"/>
             </w:pPr>
             <w:r/>
@@ -1803,6 +2308,11 @@
           </w:tcPr>
           <w:p>
             <w:pPr>
+              <w:rPr>
+                <w:rFonts w:ascii="Arial" w:hAnsi="Arial" w:cs="Arial"/>
+                <w:sz w:val="18"/>
+                <w:szCs w:val="18"/>
+              </w:rPr>
               <w:spacing w:line="240" w:lineRule="auto" w:after="40"/>
             </w:pPr>
             <w:r/>
@@ -1822,6 +2332,11 @@
           </w:tcPr>
           <w:p>
             <w:pPr>
+              <w:rPr>
+                <w:rFonts w:ascii="Arial" w:hAnsi="Arial" w:cs="Arial"/>
+                <w:sz w:val="18"/>
+                <w:szCs w:val="18"/>
+              </w:rPr>
               <w:spacing w:line="240" w:lineRule="auto" w:after="40"/>
             </w:pPr>
             <w:r/>
@@ -1841,6 +2356,11 @@
           </w:tcPr>
           <w:p>
             <w:pPr>
+              <w:rPr>
+                <w:rFonts w:ascii="Arial" w:hAnsi="Arial" w:cs="Arial"/>
+                <w:sz w:val="18"/>
+                <w:szCs w:val="18"/>
+              </w:rPr>
               <w:spacing w:line="240" w:lineRule="auto" w:after="40"/>
             </w:pPr>
             <w:r/>
@@ -1860,6 +2380,11 @@
           </w:tcPr>
           <w:p>
             <w:pPr>
+              <w:rPr>
+                <w:rFonts w:ascii="Arial" w:hAnsi="Arial" w:cs="Arial"/>
+                <w:sz w:val="18"/>
+                <w:szCs w:val="18"/>
+              </w:rPr>
               <w:spacing w:line="240" w:lineRule="auto" w:after="40"/>
             </w:pPr>
             <w:r/>
@@ -1881,6 +2406,11 @@
           </w:tcPr>
           <w:p>
             <w:pPr>
+              <w:rPr>
+                <w:rFonts w:ascii="Arial" w:hAnsi="Arial" w:cs="Arial"/>
+                <w:sz w:val="18"/>
+                <w:szCs w:val="18"/>
+              </w:rPr>
               <w:spacing w:line="240" w:lineRule="auto" w:after="40"/>
             </w:pPr>
             <w:r/>
@@ -1900,6 +2430,11 @@
           </w:tcPr>
           <w:p>
             <w:pPr>
+              <w:rPr>
+                <w:rFonts w:ascii="Arial" w:hAnsi="Arial" w:cs="Arial"/>
+                <w:sz w:val="18"/>
+                <w:szCs w:val="18"/>
+              </w:rPr>
               <w:spacing w:line="240" w:lineRule="auto" w:after="40"/>
             </w:pPr>
             <w:r/>
@@ -1919,6 +2454,11 @@
           </w:tcPr>
           <w:p>
             <w:pPr>
+              <w:rPr>
+                <w:rFonts w:ascii="Arial" w:hAnsi="Arial" w:cs="Arial"/>
+                <w:sz w:val="18"/>
+                <w:szCs w:val="18"/>
+              </w:rPr>
               <w:spacing w:line="240" w:lineRule="auto" w:after="40"/>
             </w:pPr>
             <w:r/>
@@ -1938,6 +2478,11 @@
           </w:tcPr>
           <w:p>
             <w:pPr>
+              <w:rPr>
+                <w:rFonts w:ascii="Arial" w:hAnsi="Arial" w:cs="Arial"/>
+                <w:sz w:val="18"/>
+                <w:szCs w:val="18"/>
+              </w:rPr>
               <w:spacing w:line="240" w:lineRule="auto" w:after="40"/>
             </w:pPr>
             <w:r/>
@@ -1957,6 +2502,11 @@
           </w:tcPr>
           <w:p>
             <w:pPr>
+              <w:rPr>
+                <w:rFonts w:ascii="Arial" w:hAnsi="Arial" w:cs="Arial"/>
+                <w:sz w:val="18"/>
+                <w:szCs w:val="18"/>
+              </w:rPr>
               <w:spacing w:line="240" w:lineRule="auto" w:after="40"/>
             </w:pPr>
             <w:r/>
@@ -1978,6 +2528,11 @@
           </w:tcPr>
           <w:p>
             <w:pPr>
+              <w:rPr>
+                <w:rFonts w:ascii="Arial" w:hAnsi="Arial" w:cs="Arial"/>
+                <w:sz w:val="18"/>
+                <w:szCs w:val="18"/>
+              </w:rPr>
               <w:spacing w:line="240" w:lineRule="auto" w:after="40"/>
             </w:pPr>
             <w:r/>
@@ -1997,6 +2552,11 @@
           </w:tcPr>
           <w:p>
             <w:pPr>
+              <w:rPr>
+                <w:rFonts w:ascii="Arial" w:hAnsi="Arial" w:cs="Arial"/>
+                <w:sz w:val="18"/>
+                <w:szCs w:val="18"/>
+              </w:rPr>
               <w:spacing w:line="240" w:lineRule="auto" w:after="40"/>
             </w:pPr>
             <w:r/>
@@ -2016,6 +2576,11 @@
           </w:tcPr>
           <w:p>
             <w:pPr>
+              <w:rPr>
+                <w:rFonts w:ascii="Arial" w:hAnsi="Arial" w:cs="Arial"/>
+                <w:sz w:val="18"/>
+                <w:szCs w:val="18"/>
+              </w:rPr>
               <w:spacing w:line="240" w:lineRule="auto" w:after="40"/>
             </w:pPr>
             <w:r/>
@@ -2035,6 +2600,11 @@
           </w:tcPr>
           <w:p>
             <w:pPr>
+              <w:rPr>
+                <w:rFonts w:ascii="Arial" w:hAnsi="Arial" w:cs="Arial"/>
+                <w:sz w:val="18"/>
+                <w:szCs w:val="18"/>
+              </w:rPr>
               <w:spacing w:line="240" w:lineRule="auto" w:after="40"/>
             </w:pPr>
             <w:r/>
@@ -2054,6 +2624,11 @@
           </w:tcPr>
           <w:p>
             <w:pPr>
+              <w:rPr>
+                <w:rFonts w:ascii="Arial" w:hAnsi="Arial" w:cs="Arial"/>
+                <w:sz w:val="18"/>
+                <w:szCs w:val="18"/>
+              </w:rPr>
               <w:spacing w:line="240" w:lineRule="auto" w:after="40"/>
             </w:pPr>
             <w:r/>
@@ -2075,6 +2650,11 @@
           </w:tcPr>
           <w:p>
             <w:pPr>
+              <w:rPr>
+                <w:rFonts w:ascii="Arial" w:hAnsi="Arial" w:cs="Arial"/>
+                <w:sz w:val="18"/>
+                <w:szCs w:val="18"/>
+              </w:rPr>
               <w:spacing w:line="240" w:lineRule="auto" w:after="40"/>
             </w:pPr>
             <w:r/>
@@ -2094,6 +2674,11 @@
           </w:tcPr>
           <w:p>
             <w:pPr>
+              <w:rPr>
+                <w:rFonts w:ascii="Arial" w:hAnsi="Arial" w:cs="Arial"/>
+                <w:sz w:val="18"/>
+                <w:szCs w:val="18"/>
+              </w:rPr>
               <w:spacing w:line="240" w:lineRule="auto" w:after="40"/>
             </w:pPr>
             <w:r/>
@@ -2113,6 +2698,11 @@
           </w:tcPr>
           <w:p>
             <w:pPr>
+              <w:rPr>
+                <w:rFonts w:ascii="Arial" w:hAnsi="Arial" w:cs="Arial"/>
+                <w:sz w:val="18"/>
+                <w:szCs w:val="18"/>
+              </w:rPr>
               <w:spacing w:line="240" w:lineRule="auto" w:after="40"/>
             </w:pPr>
             <w:r/>
@@ -2132,6 +2722,11 @@
           </w:tcPr>
           <w:p>
             <w:pPr>
+              <w:rPr>
+                <w:rFonts w:ascii="Arial" w:hAnsi="Arial" w:cs="Arial"/>
+                <w:sz w:val="18"/>
+                <w:szCs w:val="18"/>
+              </w:rPr>
               <w:spacing w:line="240" w:lineRule="auto" w:after="40"/>
             </w:pPr>
             <w:r/>
@@ -2151,6 +2746,11 @@
           </w:tcPr>
           <w:p>
             <w:pPr>
+              <w:rPr>
+                <w:rFonts w:ascii="Arial" w:hAnsi="Arial" w:cs="Arial"/>
+                <w:sz w:val="18"/>
+                <w:szCs w:val="18"/>
+              </w:rPr>
               <w:spacing w:line="240" w:lineRule="auto" w:after="40"/>
             </w:pPr>
             <w:r/>
@@ -2172,6 +2772,11 @@
           </w:tcPr>
           <w:p>
             <w:pPr>
+              <w:rPr>
+                <w:rFonts w:ascii="Arial" w:hAnsi="Arial" w:cs="Arial"/>
+                <w:sz w:val="18"/>
+                <w:szCs w:val="18"/>
+              </w:rPr>
               <w:spacing w:line="240" w:lineRule="auto" w:after="40"/>
             </w:pPr>
             <w:r/>
@@ -2191,6 +2796,11 @@
           </w:tcPr>
           <w:p>
             <w:pPr>
+              <w:rPr>
+                <w:rFonts w:ascii="Arial" w:hAnsi="Arial" w:cs="Arial"/>
+                <w:sz w:val="18"/>
+                <w:szCs w:val="18"/>
+              </w:rPr>
               <w:spacing w:line="240" w:lineRule="auto" w:after="40"/>
             </w:pPr>
             <w:r/>
@@ -2210,6 +2820,11 @@
           </w:tcPr>
           <w:p>
             <w:pPr>
+              <w:rPr>
+                <w:rFonts w:ascii="Arial" w:hAnsi="Arial" w:cs="Arial"/>
+                <w:sz w:val="18"/>
+                <w:szCs w:val="18"/>
+              </w:rPr>
               <w:spacing w:line="240" w:lineRule="auto" w:after="40"/>
             </w:pPr>
             <w:r/>
@@ -2229,6 +2844,11 @@
           </w:tcPr>
           <w:p>
             <w:pPr>
+              <w:rPr>
+                <w:rFonts w:ascii="Arial" w:hAnsi="Arial" w:cs="Arial"/>
+                <w:sz w:val="18"/>
+                <w:szCs w:val="18"/>
+              </w:rPr>
               <w:spacing w:line="240" w:lineRule="auto" w:after="40"/>
             </w:pPr>
             <w:r/>
@@ -2248,6 +2868,11 @@
           </w:tcPr>
           <w:p>
             <w:pPr>
+              <w:rPr>
+                <w:rFonts w:ascii="Arial" w:hAnsi="Arial" w:cs="Arial"/>
+                <w:sz w:val="18"/>
+                <w:szCs w:val="18"/>
+              </w:rPr>
               <w:spacing w:line="240" w:lineRule="auto" w:after="40"/>
             </w:pPr>
             <w:r/>
@@ -2269,6 +2894,11 @@
           </w:tcPr>
           <w:p>
             <w:pPr>
+              <w:rPr>
+                <w:rFonts w:ascii="Arial" w:hAnsi="Arial" w:cs="Arial"/>
+                <w:sz w:val="18"/>
+                <w:szCs w:val="18"/>
+              </w:rPr>
               <w:spacing w:line="240" w:lineRule="auto" w:after="40"/>
             </w:pPr>
             <w:r/>
@@ -2288,6 +2918,11 @@
           </w:tcPr>
           <w:p>
             <w:pPr>
+              <w:rPr>
+                <w:rFonts w:ascii="Arial" w:hAnsi="Arial" w:cs="Arial"/>
+                <w:sz w:val="18"/>
+                <w:szCs w:val="18"/>
+              </w:rPr>
               <w:spacing w:line="240" w:lineRule="auto" w:after="40"/>
             </w:pPr>
             <w:r/>
@@ -2307,6 +2942,11 @@
           </w:tcPr>
           <w:p>
             <w:pPr>
+              <w:rPr>
+                <w:rFonts w:ascii="Arial" w:hAnsi="Arial" w:cs="Arial"/>
+                <w:sz w:val="18"/>
+                <w:szCs w:val="18"/>
+              </w:rPr>
               <w:spacing w:line="240" w:lineRule="auto" w:after="40"/>
             </w:pPr>
             <w:r/>
@@ -2326,6 +2966,11 @@
           </w:tcPr>
           <w:p>
             <w:pPr>
+              <w:rPr>
+                <w:rFonts w:ascii="Arial" w:hAnsi="Arial" w:cs="Arial"/>
+                <w:sz w:val="18"/>
+                <w:szCs w:val="18"/>
+              </w:rPr>
               <w:spacing w:line="240" w:lineRule="auto" w:after="40"/>
             </w:pPr>
             <w:r/>
@@ -2345,6 +2990,11 @@
           </w:tcPr>
           <w:p>
             <w:pPr>
+              <w:rPr>
+                <w:rFonts w:ascii="Arial" w:hAnsi="Arial" w:cs="Arial"/>
+                <w:sz w:val="18"/>
+                <w:szCs w:val="18"/>
+              </w:rPr>
               <w:spacing w:line="240" w:lineRule="auto" w:after="40"/>
             </w:pPr>
             <w:r/>
@@ -2366,6 +3016,11 @@
           </w:tcPr>
           <w:p>
             <w:pPr>
+              <w:rPr>
+                <w:rFonts w:ascii="Arial" w:hAnsi="Arial" w:cs="Arial"/>
+                <w:sz w:val="18"/>
+                <w:szCs w:val="18"/>
+              </w:rPr>
               <w:spacing w:line="240" w:lineRule="auto" w:after="40"/>
             </w:pPr>
             <w:r/>
@@ -2385,6 +3040,11 @@
           </w:tcPr>
           <w:p>
             <w:pPr>
+              <w:rPr>
+                <w:rFonts w:ascii="Arial" w:hAnsi="Arial" w:cs="Arial"/>
+                <w:sz w:val="18"/>
+                <w:szCs w:val="18"/>
+              </w:rPr>
               <w:spacing w:line="240" w:lineRule="auto" w:after="40"/>
             </w:pPr>
             <w:r/>
@@ -2404,6 +3064,11 @@
           </w:tcPr>
           <w:p>
             <w:pPr>
+              <w:rPr>
+                <w:rFonts w:ascii="Arial" w:hAnsi="Arial" w:cs="Arial"/>
+                <w:sz w:val="18"/>
+                <w:szCs w:val="18"/>
+              </w:rPr>
               <w:spacing w:line="240" w:lineRule="auto" w:after="40"/>
             </w:pPr>
             <w:r/>
@@ -2423,6 +3088,11 @@
           </w:tcPr>
           <w:p>
             <w:pPr>
+              <w:rPr>
+                <w:rFonts w:ascii="Arial" w:hAnsi="Arial" w:cs="Arial"/>
+                <w:sz w:val="18"/>
+                <w:szCs w:val="18"/>
+              </w:rPr>
               <w:spacing w:line="240" w:lineRule="auto" w:after="40"/>
             </w:pPr>
             <w:r/>
@@ -2442,6 +3112,11 @@
           </w:tcPr>
           <w:p>
             <w:pPr>
+              <w:rPr>
+                <w:rFonts w:ascii="Arial" w:hAnsi="Arial" w:cs="Arial"/>
+                <w:sz w:val="18"/>
+                <w:szCs w:val="18"/>
+              </w:rPr>
               <w:spacing w:line="240" w:lineRule="auto" w:after="40"/>
             </w:pPr>
             <w:r/>
@@ -2463,6 +3138,11 @@
           </w:tcPr>
           <w:p>
             <w:pPr>
+              <w:rPr>
+                <w:rFonts w:ascii="Arial" w:hAnsi="Arial" w:cs="Arial"/>
+                <w:sz w:val="18"/>
+                <w:szCs w:val="18"/>
+              </w:rPr>
               <w:spacing w:line="240" w:lineRule="auto" w:after="40"/>
             </w:pPr>
             <w:r/>
@@ -2482,6 +3162,11 @@
           </w:tcPr>
           <w:p>
             <w:pPr>
+              <w:rPr>
+                <w:rFonts w:ascii="Arial" w:hAnsi="Arial" w:cs="Arial"/>
+                <w:sz w:val="18"/>
+                <w:szCs w:val="18"/>
+              </w:rPr>
               <w:spacing w:line="240" w:lineRule="auto" w:after="40"/>
             </w:pPr>
             <w:r/>
@@ -2501,6 +3186,11 @@
           </w:tcPr>
           <w:p>
             <w:pPr>
+              <w:rPr>
+                <w:rFonts w:ascii="Arial" w:hAnsi="Arial" w:cs="Arial"/>
+                <w:sz w:val="18"/>
+                <w:szCs w:val="18"/>
+              </w:rPr>
               <w:spacing w:line="240" w:lineRule="auto" w:after="40"/>
             </w:pPr>
             <w:r/>
@@ -2520,6 +3210,11 @@
           </w:tcPr>
           <w:p>
             <w:pPr>
+              <w:rPr>
+                <w:rFonts w:ascii="Arial" w:hAnsi="Arial" w:cs="Arial"/>
+                <w:sz w:val="18"/>
+                <w:szCs w:val="18"/>
+              </w:rPr>
               <w:spacing w:line="240" w:lineRule="auto" w:after="40"/>
             </w:pPr>
             <w:r/>
@@ -2539,6 +3234,11 @@
           </w:tcPr>
           <w:p>
             <w:pPr>
+              <w:rPr>
+                <w:rFonts w:ascii="Arial" w:hAnsi="Arial" w:cs="Arial"/>
+                <w:sz w:val="18"/>
+                <w:szCs w:val="18"/>
+              </w:rPr>
               <w:spacing w:line="240" w:lineRule="auto" w:after="40"/>
             </w:pPr>
             <w:r/>
@@ -2560,6 +3260,11 @@
           </w:tcPr>
           <w:p>
             <w:pPr>
+              <w:rPr>
+                <w:rFonts w:ascii="Arial" w:hAnsi="Arial" w:cs="Arial"/>
+                <w:sz w:val="18"/>
+                <w:szCs w:val="18"/>
+              </w:rPr>
               <w:spacing w:line="240" w:lineRule="auto" w:after="40"/>
             </w:pPr>
             <w:r/>
@@ -2579,6 +3284,11 @@
           </w:tcPr>
           <w:p>
             <w:pPr>
+              <w:rPr>
+                <w:rFonts w:ascii="Arial" w:hAnsi="Arial" w:cs="Arial"/>
+                <w:sz w:val="18"/>
+                <w:szCs w:val="18"/>
+              </w:rPr>
               <w:spacing w:line="240" w:lineRule="auto" w:after="40"/>
             </w:pPr>
             <w:r/>
@@ -2598,6 +3308,11 @@
           </w:tcPr>
           <w:p>
             <w:pPr>
+              <w:rPr>
+                <w:rFonts w:ascii="Arial" w:hAnsi="Arial" w:cs="Arial"/>
+                <w:sz w:val="18"/>
+                <w:szCs w:val="18"/>
+              </w:rPr>
               <w:spacing w:line="240" w:lineRule="auto" w:after="40"/>
             </w:pPr>
             <w:r/>
@@ -2617,6 +3332,11 @@
           </w:tcPr>
           <w:p>
             <w:pPr>
+              <w:rPr>
+                <w:rFonts w:ascii="Arial" w:hAnsi="Arial" w:cs="Arial"/>
+                <w:sz w:val="18"/>
+                <w:szCs w:val="18"/>
+              </w:rPr>
               <w:spacing w:line="240" w:lineRule="auto" w:after="40"/>
             </w:pPr>
             <w:r/>
@@ -2636,6 +3356,11 @@
           </w:tcPr>
           <w:p>
             <w:pPr>
+              <w:rPr>
+                <w:rFonts w:ascii="Arial" w:hAnsi="Arial" w:cs="Arial"/>
+                <w:sz w:val="18"/>
+                <w:szCs w:val="18"/>
+              </w:rPr>
               <w:spacing w:line="240" w:lineRule="auto" w:after="40"/>
             </w:pPr>
             <w:r/>
@@ -2657,6 +3382,11 @@
           </w:tcPr>
           <w:p>
             <w:pPr>
+              <w:rPr>
+                <w:rFonts w:ascii="Arial" w:hAnsi="Arial" w:cs="Arial"/>
+                <w:sz w:val="18"/>
+                <w:szCs w:val="18"/>
+              </w:rPr>
               <w:spacing w:line="240" w:lineRule="auto" w:after="40"/>
             </w:pPr>
             <w:r/>
@@ -2676,6 +3406,11 @@
           </w:tcPr>
           <w:p>
             <w:pPr>
+              <w:rPr>
+                <w:rFonts w:ascii="Arial" w:hAnsi="Arial" w:cs="Arial"/>
+                <w:sz w:val="18"/>
+                <w:szCs w:val="18"/>
+              </w:rPr>
               <w:spacing w:line="240" w:lineRule="auto" w:after="40"/>
             </w:pPr>
             <w:r/>
@@ -2695,6 +3430,11 @@
           </w:tcPr>
           <w:p>
             <w:pPr>
+              <w:rPr>
+                <w:rFonts w:ascii="Arial" w:hAnsi="Arial" w:cs="Arial"/>
+                <w:sz w:val="18"/>
+                <w:szCs w:val="18"/>
+              </w:rPr>
               <w:spacing w:line="240" w:lineRule="auto" w:after="40"/>
             </w:pPr>
             <w:r/>
@@ -2714,6 +3454,11 @@
           </w:tcPr>
           <w:p>
             <w:pPr>
+              <w:rPr>
+                <w:rFonts w:ascii="Arial" w:hAnsi="Arial" w:cs="Arial"/>
+                <w:sz w:val="18"/>
+                <w:szCs w:val="18"/>
+              </w:rPr>
               <w:spacing w:line="240" w:lineRule="auto" w:after="40"/>
             </w:pPr>
             <w:r/>
@@ -2733,6 +3478,11 @@
           </w:tcPr>
           <w:p>
             <w:pPr>
+              <w:rPr>
+                <w:rFonts w:ascii="Arial" w:hAnsi="Arial" w:cs="Arial"/>
+                <w:sz w:val="18"/>
+                <w:szCs w:val="18"/>
+              </w:rPr>
               <w:spacing w:line="240" w:lineRule="auto" w:after="40"/>
             </w:pPr>
             <w:r/>
@@ -2754,6 +3504,11 @@
           </w:tcPr>
           <w:p>
             <w:pPr>
+              <w:rPr>
+                <w:rFonts w:ascii="Arial" w:hAnsi="Arial" w:cs="Arial"/>
+                <w:sz w:val="18"/>
+                <w:szCs w:val="18"/>
+              </w:rPr>
               <w:spacing w:line="240" w:lineRule="auto" w:after="40"/>
             </w:pPr>
             <w:r/>
@@ -2773,6 +3528,11 @@
           </w:tcPr>
           <w:p>
             <w:pPr>
+              <w:rPr>
+                <w:rFonts w:ascii="Arial" w:hAnsi="Arial" w:cs="Arial"/>
+                <w:sz w:val="18"/>
+                <w:szCs w:val="18"/>
+              </w:rPr>
               <w:spacing w:line="240" w:lineRule="auto" w:after="40"/>
             </w:pPr>
             <w:r/>
@@ -2792,6 +3552,11 @@
           </w:tcPr>
           <w:p>
             <w:pPr>
+              <w:rPr>
+                <w:rFonts w:ascii="Arial" w:hAnsi="Arial" w:cs="Arial"/>
+                <w:sz w:val="18"/>
+                <w:szCs w:val="18"/>
+              </w:rPr>
               <w:spacing w:line="240" w:lineRule="auto" w:after="40"/>
             </w:pPr>
             <w:r/>
@@ -2811,6 +3576,11 @@
           </w:tcPr>
           <w:p>
             <w:pPr>
+              <w:rPr>
+                <w:rFonts w:ascii="Arial" w:hAnsi="Arial" w:cs="Arial"/>
+                <w:sz w:val="18"/>
+                <w:szCs w:val="18"/>
+              </w:rPr>
               <w:spacing w:line="240" w:lineRule="auto" w:after="40"/>
             </w:pPr>
             <w:r/>
@@ -2830,6 +3600,11 @@
           </w:tcPr>
           <w:p>
             <w:pPr>
+              <w:rPr>
+                <w:rFonts w:ascii="Arial" w:hAnsi="Arial" w:cs="Arial"/>
+                <w:sz w:val="18"/>
+                <w:szCs w:val="18"/>
+              </w:rPr>
               <w:spacing w:line="240" w:lineRule="auto" w:after="40"/>
             </w:pPr>
             <w:r/>
@@ -2852,6 +3627,11 @@
     </w:p>
     <w:p>
       <w:pPr>
+        <w:rPr>
+          <w:rFonts w:ascii="Arial" w:hAnsi="Arial" w:cs="Arial"/>
+          <w:sz w:val="24"/>
+          <w:szCs w:val="24"/>
+        </w:rPr>
         <w:keepNext/>
         <w:spacing w:before="200" w:after="80"/>
       </w:pPr>
@@ -2867,6 +3647,11 @@
     </w:p>
     <w:p>
       <w:pPr>
+        <w:rPr>
+          <w:rFonts w:ascii="Arial" w:hAnsi="Arial" w:cs="Arial"/>
+          <w:sz w:val="24"/>
+          <w:szCs w:val="24"/>
+        </w:rPr>
         <w:spacing w:after="160"/>
       </w:pPr>
       <w:r>
@@ -2880,6 +3665,11 @@
     </w:p>
     <w:p>
       <w:pPr>
+        <w:rPr>
+          <w:rFonts w:ascii="Arial" w:hAnsi="Arial" w:cs="Arial"/>
+          <w:sz w:val="24"/>
+          <w:szCs w:val="24"/>
+        </w:rPr>
         <w:spacing w:after="160"/>
       </w:pPr>
       <w:r>
@@ -2893,6 +3683,11 @@
     </w:p>
     <w:p>
       <w:pPr>
+        <w:rPr>
+          <w:rFonts w:ascii="Consolas" w:hAnsi="Consolas" w:cs="Consolas"/>
+          <w:sz w:val="18"/>
+          <w:szCs w:val="18"/>
+        </w:rPr>
         <w:spacing w:line="240" w:lineRule="auto" w:after="0" w:before="0"/>
         <w:ind w:left="340"/>
         <w:shd w:val="clear" w:color="auto" w:fill="F2F2F2"/>
@@ -2907,6 +3702,11 @@
     </w:p>
     <w:p>
       <w:pPr>
+        <w:rPr>
+          <w:rFonts w:ascii="Consolas" w:hAnsi="Consolas" w:cs="Consolas"/>
+          <w:sz w:val="18"/>
+          <w:szCs w:val="18"/>
+        </w:rPr>
         <w:spacing w:line="240" w:lineRule="auto" w:after="0" w:before="0"/>
         <w:ind w:left="340"/>
         <w:shd w:val="clear" w:color="auto" w:fill="F2F2F2"/>
@@ -2921,6 +3721,11 @@
     </w:p>
     <w:p>
       <w:pPr>
+        <w:rPr>
+          <w:rFonts w:ascii="Consolas" w:hAnsi="Consolas" w:cs="Consolas"/>
+          <w:sz w:val="18"/>
+          <w:szCs w:val="18"/>
+        </w:rPr>
         <w:spacing w:line="240" w:lineRule="auto" w:after="0" w:before="0"/>
         <w:ind w:left="340"/>
         <w:shd w:val="clear" w:color="auto" w:fill="F2F2F2"/>
@@ -2935,6 +3740,11 @@
     </w:p>
     <w:p>
       <w:pPr>
+        <w:rPr>
+          <w:rFonts w:ascii="Consolas" w:hAnsi="Consolas" w:cs="Consolas"/>
+          <w:sz w:val="18"/>
+          <w:szCs w:val="18"/>
+        </w:rPr>
         <w:spacing w:line="240" w:lineRule="auto" w:after="0" w:before="0"/>
         <w:ind w:left="340"/>
         <w:shd w:val="clear" w:color="auto" w:fill="F2F2F2"/>
@@ -2949,6 +3759,11 @@
     </w:p>
     <w:p>
       <w:pPr>
+        <w:rPr>
+          <w:rFonts w:ascii="Consolas" w:hAnsi="Consolas" w:cs="Consolas"/>
+          <w:sz w:val="18"/>
+          <w:szCs w:val="18"/>
+        </w:rPr>
         <w:spacing w:line="240" w:lineRule="auto" w:after="0" w:before="0"/>
         <w:ind w:left="340"/>
         <w:shd w:val="clear" w:color="auto" w:fill="F2F2F2"/>
@@ -2963,6 +3778,11 @@
     </w:p>
     <w:p>
       <w:pPr>
+        <w:rPr>
+          <w:rFonts w:ascii="Consolas" w:hAnsi="Consolas" w:cs="Consolas"/>
+          <w:sz w:val="18"/>
+          <w:szCs w:val="18"/>
+        </w:rPr>
         <w:spacing w:line="240" w:lineRule="auto" w:after="0" w:before="0"/>
         <w:ind w:left="340"/>
         <w:shd w:val="clear" w:color="auto" w:fill="F2F2F2"/>
@@ -2977,6 +3797,11 @@
     </w:p>
     <w:p>
       <w:pPr>
+        <w:rPr>
+          <w:rFonts w:ascii="Consolas" w:hAnsi="Consolas" w:cs="Consolas"/>
+          <w:sz w:val="18"/>
+          <w:szCs w:val="18"/>
+        </w:rPr>
         <w:spacing w:line="240" w:lineRule="auto" w:after="0" w:before="0"/>
         <w:ind w:left="340"/>
         <w:shd w:val="clear" w:color="auto" w:fill="F2F2F2"/>
@@ -2991,6 +3816,11 @@
     </w:p>
     <w:p>
       <w:pPr>
+        <w:rPr>
+          <w:rFonts w:ascii="Consolas" w:hAnsi="Consolas" w:cs="Consolas"/>
+          <w:sz w:val="18"/>
+          <w:szCs w:val="18"/>
+        </w:rPr>
         <w:spacing w:line="240" w:lineRule="auto" w:after="0" w:before="0"/>
         <w:ind w:left="340"/>
         <w:shd w:val="clear" w:color="auto" w:fill="F2F2F2"/>
@@ -3005,6 +3835,11 @@
     </w:p>
     <w:p>
       <w:pPr>
+        <w:rPr>
+          <w:rFonts w:ascii="Consolas" w:hAnsi="Consolas" w:cs="Consolas"/>
+          <w:sz w:val="18"/>
+          <w:szCs w:val="18"/>
+        </w:rPr>
         <w:spacing w:line="240" w:lineRule="auto" w:after="0" w:before="0"/>
         <w:ind w:left="340"/>
         <w:shd w:val="clear" w:color="auto" w:fill="F2F2F2"/>
@@ -3019,6 +3854,11 @@
     </w:p>
     <w:p>
       <w:pPr>
+        <w:rPr>
+          <w:rFonts w:ascii="Consolas" w:hAnsi="Consolas" w:cs="Consolas"/>
+          <w:sz w:val="18"/>
+          <w:szCs w:val="18"/>
+        </w:rPr>
         <w:spacing w:line="240" w:lineRule="auto" w:after="0" w:before="0"/>
         <w:ind w:left="340"/>
         <w:shd w:val="clear" w:color="auto" w:fill="F2F2F2"/>
@@ -3038,6 +3878,11 @@
     </w:p>
     <w:p>
       <w:pPr>
+        <w:rPr>
+          <w:rFonts w:ascii="Arial" w:hAnsi="Arial" w:cs="Arial"/>
+          <w:sz w:val="24"/>
+          <w:szCs w:val="24"/>
+        </w:rPr>
         <w:spacing w:after="160"/>
       </w:pPr>
       <w:r>
@@ -3051,6 +3896,11 @@
     </w:p>
     <w:p>
       <w:pPr>
+        <w:rPr>
+          <w:rFonts w:ascii="Arial" w:hAnsi="Arial" w:cs="Arial"/>
+          <w:sz w:val="24"/>
+          <w:szCs w:val="24"/>
+        </w:rPr>
         <w:pStyle w:val="ListBullet"/>
         <w:spacing w:after="80" w:line="360" w:lineRule="auto"/>
       </w:pPr>
@@ -3072,6 +3922,11 @@
     </w:p>
     <w:p>
       <w:pPr>
+        <w:rPr>
+          <w:rFonts w:ascii="Arial" w:hAnsi="Arial" w:cs="Arial"/>
+          <w:sz w:val="24"/>
+          <w:szCs w:val="24"/>
+        </w:rPr>
         <w:pStyle w:val="ListBullet"/>
         <w:spacing w:after="80" w:line="360" w:lineRule="auto"/>
       </w:pPr>
@@ -3093,6 +3948,11 @@
     </w:p>
     <w:p>
       <w:pPr>
+        <w:rPr>
+          <w:rFonts w:ascii="Arial" w:hAnsi="Arial" w:cs="Arial"/>
+          <w:sz w:val="24"/>
+          <w:szCs w:val="24"/>
+        </w:rPr>
         <w:pStyle w:val="ListBullet"/>
         <w:spacing w:after="80" w:line="360" w:lineRule="auto"/>
       </w:pPr>
@@ -3114,6 +3974,11 @@
     </w:p>
     <w:p>
       <w:pPr>
+        <w:rPr>
+          <w:rFonts w:ascii="Arial" w:hAnsi="Arial" w:cs="Arial"/>
+          <w:sz w:val="24"/>
+          <w:szCs w:val="24"/>
+        </w:rPr>
         <w:pStyle w:val="ListBullet"/>
         <w:spacing w:after="80" w:line="360" w:lineRule="auto"/>
       </w:pPr>
@@ -3135,6 +4000,11 @@
     </w:p>
     <w:p>
       <w:pPr>
+        <w:rPr>
+          <w:rFonts w:ascii="Arial" w:hAnsi="Arial" w:cs="Arial"/>
+          <w:sz w:val="24"/>
+          <w:szCs w:val="24"/>
+        </w:rPr>
         <w:keepNext/>
         <w:spacing w:before="200" w:after="80"/>
       </w:pPr>
@@ -3150,6 +4020,11 @@
     </w:p>
     <w:p>
       <w:pPr>
+        <w:rPr>
+          <w:rFonts w:ascii="Arial" w:hAnsi="Arial" w:cs="Arial"/>
+          <w:sz w:val="24"/>
+          <w:szCs w:val="24"/>
+        </w:rPr>
         <w:spacing w:after="160"/>
       </w:pPr>
       <w:r>
@@ -3163,6 +4038,11 @@
     </w:p>
     <w:p>
       <w:pPr>
+        <w:rPr>
+          <w:rFonts w:ascii="Arial" w:hAnsi="Arial" w:cs="Arial"/>
+          <w:sz w:val="24"/>
+          <w:szCs w:val="24"/>
+        </w:rPr>
         <w:keepNext/>
         <w:spacing w:before="200" w:after="80"/>
       </w:pPr>
@@ -3178,6 +4058,11 @@
     </w:p>
     <w:p>
       <w:pPr>
+        <w:rPr>
+          <w:rFonts w:ascii="Arial" w:hAnsi="Arial" w:cs="Arial"/>
+          <w:sz w:val="24"/>
+          <w:szCs w:val="24"/>
+        </w:rPr>
         <w:spacing w:after="160"/>
       </w:pPr>
       <w:r>
@@ -3191,6 +4076,11 @@
     </w:p>
     <w:p>
       <w:pPr>
+        <w:rPr>
+          <w:rFonts w:ascii="Arial" w:hAnsi="Arial" w:cs="Arial"/>
+          <w:sz w:val="24"/>
+          <w:szCs w:val="24"/>
+        </w:rPr>
         <w:spacing w:after="160"/>
       </w:pPr>
       <w:r>
@@ -3204,6 +4094,11 @@
     </w:p>
     <w:p>
       <w:pPr>
+        <w:rPr>
+          <w:rFonts w:ascii="Arial" w:hAnsi="Arial" w:cs="Arial"/>
+          <w:sz w:val="24"/>
+          <w:szCs w:val="24"/>
+        </w:rPr>
         <w:spacing w:after="160"/>
       </w:pPr>
       <w:r>
@@ -3217,6 +4112,11 @@
     </w:p>
     <w:p>
       <w:pPr>
+        <w:rPr>
+          <w:rFonts w:ascii="Arial" w:hAnsi="Arial" w:cs="Arial"/>
+          <w:sz w:val="24"/>
+          <w:szCs w:val="24"/>
+        </w:rPr>
         <w:keepNext/>
         <w:spacing w:before="200" w:after="80"/>
       </w:pPr>
@@ -3232,6 +4132,11 @@
     </w:p>
     <w:p>
       <w:pPr>
+        <w:rPr>
+          <w:rFonts w:ascii="Arial" w:hAnsi="Arial" w:cs="Arial"/>
+          <w:sz w:val="24"/>
+          <w:szCs w:val="24"/>
+        </w:rPr>
         <w:spacing w:after="160"/>
       </w:pPr>
       <w:r>
@@ -3245,6 +4150,11 @@
     </w:p>
     <w:p>
       <w:pPr>
+        <w:rPr>
+          <w:rFonts w:ascii="Arial" w:hAnsi="Arial" w:cs="Arial"/>
+          <w:sz w:val="24"/>
+          <w:szCs w:val="24"/>
+        </w:rPr>
         <w:keepNext/>
         <w:spacing w:before="320" w:after="120"/>
       </w:pPr>
@@ -3259,6 +4169,11 @@
     </w:p>
     <w:p>
       <w:pPr>
+        <w:rPr>
+          <w:rFonts w:ascii="Arial" w:hAnsi="Arial" w:cs="Arial"/>
+          <w:sz w:val="24"/>
+          <w:szCs w:val="24"/>
+        </w:rPr>
         <w:spacing w:after="160"/>
       </w:pPr>
       <w:r>
@@ -3272,6 +4187,11 @@
     </w:p>
     <w:p>
       <w:pPr>
+        <w:rPr>
+          <w:rFonts w:ascii="Arial" w:hAnsi="Arial" w:cs="Arial"/>
+          <w:sz w:val="24"/>
+          <w:szCs w:val="24"/>
+        </w:rPr>
         <w:spacing w:after="160"/>
       </w:pPr>
       <w:r>
@@ -3292,6 +4212,11 @@
     </w:p>
     <w:p>
       <w:pPr>
+        <w:rPr>
+          <w:rFonts w:ascii="Arial" w:hAnsi="Arial" w:cs="Arial"/>
+          <w:sz w:val="24"/>
+          <w:szCs w:val="24"/>
+        </w:rPr>
         <w:spacing w:after="160"/>
       </w:pPr>
       <w:r>
@@ -3312,6 +4237,11 @@
     </w:p>
     <w:p>
       <w:pPr>
+        <w:rPr>
+          <w:rFonts w:ascii="Arial" w:hAnsi="Arial" w:cs="Arial"/>
+          <w:sz w:val="24"/>
+          <w:szCs w:val="24"/>
+        </w:rPr>
         <w:spacing w:after="160"/>
       </w:pPr>
       <w:r>
@@ -3332,6 +4262,11 @@
     </w:p>
     <w:p>
       <w:pPr>
+        <w:rPr>
+          <w:rFonts w:ascii="Arial" w:hAnsi="Arial" w:cs="Arial"/>
+          <w:sz w:val="24"/>
+          <w:szCs w:val="24"/>
+        </w:rPr>
         <w:spacing w:after="160"/>
       </w:pPr>
       <w:r>
@@ -3352,6 +4287,11 @@
     </w:p>
     <w:p>
       <w:pPr>
+        <w:rPr>
+          <w:rFonts w:ascii="Arial" w:hAnsi="Arial" w:cs="Arial"/>
+          <w:sz w:val="24"/>
+          <w:szCs w:val="24"/>
+        </w:rPr>
         <w:keepNext/>
         <w:spacing w:before="320" w:after="120"/>
       </w:pPr>
@@ -3366,6 +4306,11 @@
     </w:p>
     <w:p>
       <w:pPr>
+        <w:rPr>
+          <w:rFonts w:ascii="Arial" w:hAnsi="Arial" w:cs="Arial"/>
+          <w:sz w:val="24"/>
+          <w:szCs w:val="24"/>
+        </w:rPr>
         <w:spacing w:after="160"/>
       </w:pPr>
       <w:r>
@@ -3379,6 +4324,11 @@
     </w:p>
     <w:p>
       <w:pPr>
+        <w:rPr>
+          <w:rFonts w:ascii="Arial" w:hAnsi="Arial" w:cs="Arial"/>
+          <w:sz w:val="24"/>
+          <w:szCs w:val="24"/>
+        </w:rPr>
         <w:pStyle w:val="ListBullet"/>
         <w:spacing w:after="80" w:line="360" w:lineRule="auto"/>
       </w:pPr>
@@ -3400,6 +4350,11 @@
     </w:p>
     <w:p>
       <w:pPr>
+        <w:rPr>
+          <w:rFonts w:ascii="Arial" w:hAnsi="Arial" w:cs="Arial"/>
+          <w:sz w:val="24"/>
+          <w:szCs w:val="24"/>
+        </w:rPr>
         <w:pStyle w:val="ListBullet"/>
         <w:spacing w:after="80" w:line="360" w:lineRule="auto"/>
       </w:pPr>
@@ -3421,6 +4376,11 @@
     </w:p>
     <w:p>
       <w:pPr>
+        <w:rPr>
+          <w:rFonts w:ascii="Arial" w:hAnsi="Arial" w:cs="Arial"/>
+          <w:sz w:val="24"/>
+          <w:szCs w:val="24"/>
+        </w:rPr>
         <w:pStyle w:val="ListBullet"/>
         <w:spacing w:after="80" w:line="360" w:lineRule="auto"/>
       </w:pPr>
@@ -3442,6 +4402,11 @@
     </w:p>
     <w:p>
       <w:pPr>
+        <w:rPr>
+          <w:rFonts w:ascii="Arial" w:hAnsi="Arial" w:cs="Arial"/>
+          <w:sz w:val="24"/>
+          <w:szCs w:val="24"/>
+        </w:rPr>
         <w:pStyle w:val="ListBullet"/>
         <w:spacing w:after="80" w:line="360" w:lineRule="auto"/>
       </w:pPr>
@@ -3463,6 +4428,11 @@
     </w:p>
     <w:p>
       <w:pPr>
+        <w:rPr>
+          <w:rFonts w:ascii="Arial" w:hAnsi="Arial" w:cs="Arial"/>
+          <w:sz w:val="24"/>
+          <w:szCs w:val="24"/>
+        </w:rPr>
         <w:spacing w:after="160"/>
       </w:pPr>
       <w:r>
@@ -3476,6 +4446,11 @@
     </w:p>
     <w:p>
       <w:pPr>
+        <w:rPr>
+          <w:rFonts w:ascii="Arial" w:hAnsi="Arial" w:cs="Arial"/>
+          <w:sz w:val="24"/>
+          <w:szCs w:val="24"/>
+        </w:rPr>
         <w:keepNext/>
         <w:spacing w:before="320" w:after="120"/>
       </w:pPr>
@@ -3490,6 +4465,11 @@
     </w:p>
     <w:p>
       <w:pPr>
+        <w:rPr>
+          <w:rFonts w:ascii="Arial" w:hAnsi="Arial" w:cs="Arial"/>
+          <w:sz w:val="24"/>
+          <w:szCs w:val="24"/>
+        </w:rPr>
         <w:spacing w:after="160"/>
       </w:pPr>
       <w:r>
@@ -3503,6 +4483,11 @@
     </w:p>
     <w:p>
       <w:pPr>
+        <w:rPr>
+          <w:rFonts w:ascii="Arial" w:hAnsi="Arial" w:cs="Arial"/>
+          <w:sz w:val="20"/>
+          <w:szCs w:val="20"/>
+        </w:rPr>
         <w:keepNext/>
         <w:spacing w:before="120" w:after="60"/>
       </w:pPr>
@@ -3537,6 +4522,11 @@
           </w:tcPr>
           <w:p>
             <w:pPr>
+              <w:rPr>
+                <w:rFonts w:ascii="Arial" w:hAnsi="Arial" w:cs="Arial"/>
+                <w:sz w:val="18"/>
+                <w:szCs w:val="18"/>
+              </w:rPr>
               <w:spacing w:line="240" w:lineRule="auto" w:after="40"/>
             </w:pPr>
             <w:r/>
@@ -3557,6 +4547,11 @@
           </w:tcPr>
           <w:p>
             <w:pPr>
+              <w:rPr>
+                <w:rFonts w:ascii="Arial" w:hAnsi="Arial" w:cs="Arial"/>
+                <w:sz w:val="18"/>
+                <w:szCs w:val="18"/>
+              </w:rPr>
               <w:spacing w:line="240" w:lineRule="auto" w:after="40"/>
             </w:pPr>
             <w:r/>
@@ -3577,6 +4572,11 @@
           </w:tcPr>
           <w:p>
             <w:pPr>
+              <w:rPr>
+                <w:rFonts w:ascii="Arial" w:hAnsi="Arial" w:cs="Arial"/>
+                <w:sz w:val="18"/>
+                <w:szCs w:val="18"/>
+              </w:rPr>
               <w:spacing w:line="240" w:lineRule="auto" w:after="40"/>
             </w:pPr>
             <w:r/>
@@ -3598,6 +4598,11 @@
           </w:tcPr>
           <w:p>
             <w:pPr>
+              <w:rPr>
+                <w:rFonts w:ascii="Arial" w:hAnsi="Arial" w:cs="Arial"/>
+                <w:sz w:val="18"/>
+                <w:szCs w:val="18"/>
+              </w:rPr>
               <w:spacing w:line="240" w:lineRule="auto" w:after="40"/>
             </w:pPr>
             <w:r/>
@@ -3617,6 +4622,11 @@
           </w:tcPr>
           <w:p>
             <w:pPr>
+              <w:rPr>
+                <w:rFonts w:ascii="Arial" w:hAnsi="Arial" w:cs="Arial"/>
+                <w:sz w:val="18"/>
+                <w:szCs w:val="18"/>
+              </w:rPr>
               <w:spacing w:line="240" w:lineRule="auto" w:after="40"/>
             </w:pPr>
             <w:r/>
@@ -3636,6 +4646,11 @@
           </w:tcPr>
           <w:p>
             <w:pPr>
+              <w:rPr>
+                <w:rFonts w:ascii="Arial" w:hAnsi="Arial" w:cs="Arial"/>
+                <w:sz w:val="18"/>
+                <w:szCs w:val="18"/>
+              </w:rPr>
               <w:spacing w:line="240" w:lineRule="auto" w:after="40"/>
             </w:pPr>
             <w:r/>
@@ -3657,6 +4672,11 @@
           </w:tcPr>
           <w:p>
             <w:pPr>
+              <w:rPr>
+                <w:rFonts w:ascii="Arial" w:hAnsi="Arial" w:cs="Arial"/>
+                <w:sz w:val="18"/>
+                <w:szCs w:val="18"/>
+              </w:rPr>
               <w:spacing w:line="240" w:lineRule="auto" w:after="40"/>
             </w:pPr>
             <w:r/>
@@ -3676,6 +4696,11 @@
           </w:tcPr>
           <w:p>
             <w:pPr>
+              <w:rPr>
+                <w:rFonts w:ascii="Arial" w:hAnsi="Arial" w:cs="Arial"/>
+                <w:sz w:val="18"/>
+                <w:szCs w:val="18"/>
+              </w:rPr>
               <w:spacing w:line="240" w:lineRule="auto" w:after="40"/>
             </w:pPr>
             <w:r/>
@@ -3695,6 +4720,11 @@
           </w:tcPr>
           <w:p>
             <w:pPr>
+              <w:rPr>
+                <w:rFonts w:ascii="Arial" w:hAnsi="Arial" w:cs="Arial"/>
+                <w:sz w:val="18"/>
+                <w:szCs w:val="18"/>
+              </w:rPr>
               <w:spacing w:line="240" w:lineRule="auto" w:after="40"/>
             </w:pPr>
             <w:r/>
@@ -3716,6 +4746,11 @@
           </w:tcPr>
           <w:p>
             <w:pPr>
+              <w:rPr>
+                <w:rFonts w:ascii="Arial" w:hAnsi="Arial" w:cs="Arial"/>
+                <w:sz w:val="18"/>
+                <w:szCs w:val="18"/>
+              </w:rPr>
               <w:spacing w:line="240" w:lineRule="auto" w:after="40"/>
             </w:pPr>
             <w:r/>
@@ -3735,6 +4770,11 @@
           </w:tcPr>
           <w:p>
             <w:pPr>
+              <w:rPr>
+                <w:rFonts w:ascii="Arial" w:hAnsi="Arial" w:cs="Arial"/>
+                <w:sz w:val="18"/>
+                <w:szCs w:val="18"/>
+              </w:rPr>
               <w:spacing w:line="240" w:lineRule="auto" w:after="40"/>
             </w:pPr>
             <w:r/>
@@ -3754,6 +4794,11 @@
           </w:tcPr>
           <w:p>
             <w:pPr>
+              <w:rPr>
+                <w:rFonts w:ascii="Arial" w:hAnsi="Arial" w:cs="Arial"/>
+                <w:sz w:val="18"/>
+                <w:szCs w:val="18"/>
+              </w:rPr>
               <w:spacing w:line="240" w:lineRule="auto" w:after="40"/>
             </w:pPr>
             <w:r/>
@@ -3775,6 +4820,11 @@
           </w:tcPr>
           <w:p>
             <w:pPr>
+              <w:rPr>
+                <w:rFonts w:ascii="Arial" w:hAnsi="Arial" w:cs="Arial"/>
+                <w:sz w:val="18"/>
+                <w:szCs w:val="18"/>
+              </w:rPr>
               <w:spacing w:line="240" w:lineRule="auto" w:after="40"/>
             </w:pPr>
             <w:r/>
@@ -3794,6 +4844,11 @@
           </w:tcPr>
           <w:p>
             <w:pPr>
+              <w:rPr>
+                <w:rFonts w:ascii="Arial" w:hAnsi="Arial" w:cs="Arial"/>
+                <w:sz w:val="18"/>
+                <w:szCs w:val="18"/>
+              </w:rPr>
               <w:spacing w:line="240" w:lineRule="auto" w:after="40"/>
             </w:pPr>
             <w:r/>
@@ -3813,6 +4868,11 @@
           </w:tcPr>
           <w:p>
             <w:pPr>
+              <w:rPr>
+                <w:rFonts w:ascii="Arial" w:hAnsi="Arial" w:cs="Arial"/>
+                <w:sz w:val="18"/>
+                <w:szCs w:val="18"/>
+              </w:rPr>
               <w:spacing w:line="240" w:lineRule="auto" w:after="40"/>
             </w:pPr>
             <w:r/>
@@ -3834,6 +4894,11 @@
           </w:tcPr>
           <w:p>
             <w:pPr>
+              <w:rPr>
+                <w:rFonts w:ascii="Arial" w:hAnsi="Arial" w:cs="Arial"/>
+                <w:sz w:val="18"/>
+                <w:szCs w:val="18"/>
+              </w:rPr>
               <w:spacing w:line="240" w:lineRule="auto" w:after="40"/>
             </w:pPr>
             <w:r/>
@@ -3853,6 +4918,11 @@
           </w:tcPr>
           <w:p>
             <w:pPr>
+              <w:rPr>
+                <w:rFonts w:ascii="Arial" w:hAnsi="Arial" w:cs="Arial"/>
+                <w:sz w:val="18"/>
+                <w:szCs w:val="18"/>
+              </w:rPr>
               <w:spacing w:line="240" w:lineRule="auto" w:after="40"/>
             </w:pPr>
             <w:r/>
@@ -3872,6 +4942,11 @@
           </w:tcPr>
           <w:p>
             <w:pPr>
+              <w:rPr>
+                <w:rFonts w:ascii="Arial" w:hAnsi="Arial" w:cs="Arial"/>
+                <w:sz w:val="18"/>
+                <w:szCs w:val="18"/>
+              </w:rPr>
               <w:spacing w:line="240" w:lineRule="auto" w:after="40"/>
             </w:pPr>
             <w:r/>
@@ -3893,6 +4968,11 @@
           </w:tcPr>
           <w:p>
             <w:pPr>
+              <w:rPr>
+                <w:rFonts w:ascii="Arial" w:hAnsi="Arial" w:cs="Arial"/>
+                <w:sz w:val="18"/>
+                <w:szCs w:val="18"/>
+              </w:rPr>
               <w:spacing w:line="240" w:lineRule="auto" w:after="40"/>
             </w:pPr>
             <w:r/>
@@ -3912,6 +4992,11 @@
           </w:tcPr>
           <w:p>
             <w:pPr>
+              <w:rPr>
+                <w:rFonts w:ascii="Arial" w:hAnsi="Arial" w:cs="Arial"/>
+                <w:sz w:val="18"/>
+                <w:szCs w:val="18"/>
+              </w:rPr>
               <w:spacing w:line="240" w:lineRule="auto" w:after="40"/>
             </w:pPr>
             <w:r/>
@@ -3931,6 +5016,11 @@
           </w:tcPr>
           <w:p>
             <w:pPr>
+              <w:rPr>
+                <w:rFonts w:ascii="Arial" w:hAnsi="Arial" w:cs="Arial"/>
+                <w:sz w:val="18"/>
+                <w:szCs w:val="18"/>
+              </w:rPr>
               <w:spacing w:line="240" w:lineRule="auto" w:after="40"/>
             </w:pPr>
             <w:r/>
@@ -3953,6 +5043,11 @@
     </w:p>
     <w:p>
       <w:pPr>
+        <w:rPr>
+          <w:rFonts w:ascii="Arial" w:hAnsi="Arial" w:cs="Arial"/>
+          <w:sz w:val="24"/>
+          <w:szCs w:val="24"/>
+        </w:rPr>
         <w:keepNext/>
         <w:spacing w:before="320" w:after="120"/>
       </w:pPr>
@@ -3967,6 +5062,11 @@
     </w:p>
     <w:p>
       <w:pPr>
+        <w:rPr>
+          <w:rFonts w:ascii="Arial" w:hAnsi="Arial" w:cs="Arial"/>
+          <w:sz w:val="24"/>
+          <w:szCs w:val="24"/>
+        </w:rPr>
         <w:spacing w:after="160"/>
       </w:pPr>
       <w:r>
@@ -3980,6 +5080,11 @@
     </w:p>
     <w:p>
       <w:pPr>
+        <w:rPr>
+          <w:rFonts w:ascii="Arial" w:hAnsi="Arial" w:cs="Arial"/>
+          <w:sz w:val="24"/>
+          <w:szCs w:val="24"/>
+        </w:rPr>
         <w:spacing w:after="160"/>
       </w:pPr>
       <w:r>
@@ -3993,6 +5098,11 @@
     </w:p>
     <w:p>
       <w:pPr>
+        <w:rPr>
+          <w:rFonts w:ascii="Arial" w:hAnsi="Arial" w:cs="Arial"/>
+          <w:sz w:val="24"/>
+          <w:szCs w:val="24"/>
+        </w:rPr>
         <w:keepNext/>
         <w:spacing w:before="0" w:after="120" w:line="240" w:lineRule="auto"/>
       </w:pPr>
@@ -4007,6 +5117,11 @@
     </w:p>
     <w:p>
       <w:pPr>
+        <w:rPr>
+          <w:rFonts w:ascii="Arial" w:hAnsi="Arial" w:cs="Arial"/>
+          <w:sz w:val="20"/>
+          <w:szCs w:val="20"/>
+        </w:rPr>
         <w:spacing w:line="240" w:lineRule="auto" w:before="0" w:after="120"/>
       </w:pPr>
       <w:r>
@@ -4060,6 +5175,11 @@
     </w:p>
     <w:p>
       <w:pPr>
+        <w:rPr>
+          <w:rFonts w:ascii="Arial" w:hAnsi="Arial" w:cs="Arial"/>
+          <w:sz w:val="24"/>
+          <w:szCs w:val="24"/>
+        </w:rPr>
         <w:spacing w:line="240" w:lineRule="auto" w:before="0" w:after="40"/>
       </w:pPr>
       <w:r>
@@ -4094,6 +5214,11 @@
           </w:tcPr>
           <w:p>
             <w:pPr>
+              <w:rPr>
+                <w:rFonts w:ascii="Arial" w:hAnsi="Arial" w:cs="Arial"/>
+                <w:sz w:val="18"/>
+                <w:szCs w:val="18"/>
+              </w:rPr>
               <w:spacing w:line="240" w:lineRule="auto" w:after="40"/>
             </w:pPr>
             <w:r>
@@ -4147,6 +5272,11 @@
           </w:p>
           <w:p>
             <w:pPr>
+              <w:rPr>
+                <w:rFonts w:ascii="Arial" w:hAnsi="Arial" w:cs="Arial"/>
+                <w:sz w:val="18"/>
+                <w:szCs w:val="18"/>
+              </w:rPr>
               <w:spacing w:line="240" w:lineRule="auto" w:after="0"/>
             </w:pPr>
             <w:r>
@@ -4163,6 +5293,11 @@
     </w:tbl>
     <w:p>
       <w:pPr>
+        <w:rPr>
+          <w:rFonts w:ascii="Arial" w:hAnsi="Arial" w:cs="Arial"/>
+          <w:sz w:val="8"/>
+          <w:szCs w:val="8"/>
+        </w:rPr>
         <w:spacing w:line="240" w:lineRule="auto" w:after="0"/>
       </w:pPr>
       <w:r>
@@ -4197,6 +5332,11 @@
           </w:tcPr>
           <w:p>
             <w:pPr>
+              <w:rPr>
+                <w:rFonts w:ascii="Arial" w:hAnsi="Arial" w:cs="Arial"/>
+                <w:sz w:val="18"/>
+                <w:szCs w:val="18"/>
+              </w:rPr>
               <w:spacing w:line="240" w:lineRule="auto" w:after="40"/>
             </w:pPr>
             <w:r>
@@ -4210,6 +5350,11 @@
           </w:p>
           <w:p>
             <w:pPr>
+              <w:rPr>
+                <w:rFonts w:ascii="Arial" w:hAnsi="Arial" w:cs="Arial"/>
+                <w:sz w:val="18"/>
+                <w:szCs w:val="18"/>
+              </w:rPr>
               <w:spacing w:line="240" w:lineRule="auto" w:after="0"/>
             </w:pPr>
             <w:r>
@@ -4223,6 +5368,11 @@
           </w:p>
           <w:p>
             <w:pPr>
+              <w:rPr>
+                <w:rFonts w:ascii="Arial" w:hAnsi="Arial" w:cs="Arial"/>
+                <w:sz w:val="18"/>
+                <w:szCs w:val="18"/>
+              </w:rPr>
               <w:spacing w:line="240" w:lineRule="auto" w:after="0"/>
             </w:pPr>
             <w:r>
@@ -4236,6 +5386,11 @@
           </w:p>
           <w:p>
             <w:pPr>
+              <w:rPr>
+                <w:rFonts w:ascii="Arial" w:hAnsi="Arial" w:cs="Arial"/>
+                <w:sz w:val="18"/>
+                <w:szCs w:val="18"/>
+              </w:rPr>
               <w:spacing w:line="240" w:lineRule="auto" w:after="0"/>
             </w:pPr>
             <w:r>
@@ -4249,6 +5404,11 @@
           </w:p>
           <w:p>
             <w:pPr>
+              <w:rPr>
+                <w:rFonts w:ascii="Arial" w:hAnsi="Arial" w:cs="Arial"/>
+                <w:sz w:val="18"/>
+                <w:szCs w:val="18"/>
+              </w:rPr>
               <w:spacing w:line="240" w:lineRule="auto" w:after="0"/>
             </w:pPr>
             <w:r>
@@ -4265,6 +5425,11 @@
     </w:tbl>
     <w:p>
       <w:pPr>
+        <w:rPr>
+          <w:rFonts w:ascii="Arial" w:hAnsi="Arial" w:cs="Arial"/>
+          <w:sz w:val="8"/>
+          <w:szCs w:val="8"/>
+        </w:rPr>
         <w:spacing w:line="240" w:lineRule="auto" w:after="0"/>
       </w:pPr>
       <w:r>
@@ -4299,6 +5464,11 @@
           </w:tcPr>
           <w:p>
             <w:pPr>
+              <w:rPr>
+                <w:rFonts w:ascii="Arial" w:hAnsi="Arial" w:cs="Arial"/>
+                <w:sz w:val="18"/>
+                <w:szCs w:val="18"/>
+              </w:rPr>
               <w:spacing w:line="240" w:lineRule="auto" w:after="40"/>
             </w:pPr>
             <w:r>
@@ -4312,6 +5482,11 @@
           </w:p>
           <w:p>
             <w:pPr>
+              <w:rPr>
+                <w:rFonts w:ascii="Arial" w:hAnsi="Arial" w:cs="Arial"/>
+                <w:sz w:val="18"/>
+                <w:szCs w:val="18"/>
+              </w:rPr>
               <w:spacing w:line="240" w:lineRule="auto" w:after="0"/>
             </w:pPr>
             <w:r>
@@ -4328,6 +5503,11 @@
     </w:tbl>
     <w:p>
       <w:pPr>
+        <w:rPr>
+          <w:rFonts w:ascii="Arial" w:hAnsi="Arial" w:cs="Arial"/>
+          <w:sz w:val="8"/>
+          <w:szCs w:val="8"/>
+        </w:rPr>
         <w:spacing w:line="240" w:lineRule="auto" w:after="0"/>
       </w:pPr>
       <w:r>
@@ -4341,6 +5521,11 @@
     </w:p>
     <w:p>
       <w:pPr>
+        <w:rPr>
+          <w:rFonts w:ascii="Arial" w:hAnsi="Arial" w:cs="Arial"/>
+          <w:sz w:val="24"/>
+          <w:szCs w:val="24"/>
+        </w:rPr>
         <w:spacing w:line="240" w:lineRule="auto" w:before="0" w:after="40"/>
       </w:pPr>
       <w:r>
@@ -4375,6 +5560,11 @@
           </w:tcPr>
           <w:p>
             <w:pPr>
+              <w:rPr>
+                <w:rFonts w:ascii="Arial" w:hAnsi="Arial" w:cs="Arial"/>
+                <w:sz w:val="18"/>
+                <w:szCs w:val="18"/>
+              </w:rPr>
               <w:spacing w:line="240" w:lineRule="auto" w:after="40"/>
             </w:pPr>
             <w:r>
@@ -4388,6 +5578,11 @@
           </w:p>
           <w:p>
             <w:pPr>
+              <w:rPr>
+                <w:rFonts w:ascii="Arial" w:hAnsi="Arial" w:cs="Arial"/>
+                <w:sz w:val="18"/>
+                <w:szCs w:val="18"/>
+              </w:rPr>
               <w:spacing w:line="240" w:lineRule="auto" w:after="0"/>
             </w:pPr>
             <w:r>
@@ -4404,6 +5599,11 @@
     </w:tbl>
     <w:p>
       <w:pPr>
+        <w:rPr>
+          <w:rFonts w:ascii="Arial" w:hAnsi="Arial" w:cs="Arial"/>
+          <w:sz w:val="8"/>
+          <w:szCs w:val="8"/>
+        </w:rPr>
         <w:spacing w:line="240" w:lineRule="auto" w:after="0"/>
       </w:pPr>
       <w:r>
@@ -4440,6 +5640,11 @@
           </w:tcPr>
           <w:p>
             <w:pPr>
+              <w:rPr>
+                <w:rFonts w:ascii="Arial" w:hAnsi="Arial" w:cs="Arial"/>
+                <w:sz w:val="18"/>
+                <w:szCs w:val="18"/>
+              </w:rPr>
               <w:spacing w:line="240" w:lineRule="auto" w:after="20"/>
             </w:pPr>
             <w:r>
@@ -4458,6 +5663,11 @@
           </w:tcPr>
           <w:p>
             <w:pPr>
+              <w:rPr>
+                <w:rFonts w:ascii="Arial" w:hAnsi="Arial" w:cs="Arial"/>
+                <w:sz w:val="18"/>
+                <w:szCs w:val="18"/>
+              </w:rPr>
               <w:spacing w:line="240" w:lineRule="auto" w:after="20"/>
             </w:pPr>
             <w:r>
@@ -4479,6 +5689,11 @@
           </w:tcPr>
           <w:p>
             <w:pPr>
+              <w:rPr>
+                <w:rFonts w:ascii="Arial" w:hAnsi="Arial" w:cs="Arial"/>
+                <w:sz w:val="18"/>
+                <w:szCs w:val="18"/>
+              </w:rPr>
               <w:spacing w:line="240" w:lineRule="auto" w:after="20"/>
             </w:pPr>
             <w:r>
@@ -4497,6 +5712,11 @@
           </w:tcPr>
           <w:p>
             <w:pPr>
+              <w:rPr>
+                <w:rFonts w:ascii="Arial" w:hAnsi="Arial" w:cs="Arial"/>
+                <w:sz w:val="18"/>
+                <w:szCs w:val="18"/>
+              </w:rPr>
               <w:spacing w:line="240" w:lineRule="auto" w:after="20"/>
             </w:pPr>
             <w:r>
@@ -4526,6 +5746,11 @@
           </w:tcPr>
           <w:p>
             <w:pPr>
+              <w:rPr>
+                <w:rFonts w:ascii="Arial" w:hAnsi="Arial" w:cs="Arial"/>
+                <w:sz w:val="18"/>
+                <w:szCs w:val="18"/>
+              </w:rPr>
               <w:spacing w:line="240" w:lineRule="auto" w:after="20"/>
             </w:pPr>
             <w:r>
@@ -4544,6 +5769,11 @@
           </w:tcPr>
           <w:p>
             <w:pPr>
+              <w:rPr>
+                <w:rFonts w:ascii="Arial" w:hAnsi="Arial" w:cs="Arial"/>
+                <w:sz w:val="18"/>
+                <w:szCs w:val="18"/>
+              </w:rPr>
               <w:spacing w:line="240" w:lineRule="auto" w:after="20"/>
             </w:pPr>
             <w:r>
@@ -4571,6 +5801,11 @@
           </w:tcPr>
           <w:p>
             <w:pPr>
+              <w:rPr>
+                <w:rFonts w:ascii="Arial" w:hAnsi="Arial" w:cs="Arial"/>
+                <w:sz w:val="18"/>
+                <w:szCs w:val="18"/>
+              </w:rPr>
               <w:spacing w:line="240" w:lineRule="auto" w:after="20"/>
             </w:pPr>
             <w:r>
@@ -4589,6 +5824,11 @@
           </w:tcPr>
           <w:p>
             <w:pPr>
+              <w:rPr>
+                <w:rFonts w:ascii="Arial" w:hAnsi="Arial" w:cs="Arial"/>
+                <w:sz w:val="18"/>
+                <w:szCs w:val="18"/>
+              </w:rPr>
               <w:spacing w:line="240" w:lineRule="auto" w:after="20"/>
             </w:pPr>
             <w:r>
@@ -4610,6 +5850,11 @@
           </w:tcPr>
           <w:p>
             <w:pPr>
+              <w:rPr>
+                <w:rFonts w:ascii="Arial" w:hAnsi="Arial" w:cs="Arial"/>
+                <w:sz w:val="18"/>
+                <w:szCs w:val="18"/>
+              </w:rPr>
               <w:spacing w:line="240" w:lineRule="auto" w:after="20"/>
             </w:pPr>
             <w:r>
@@ -4628,6 +5873,11 @@
           </w:tcPr>
           <w:p>
             <w:pPr>
+              <w:rPr>
+                <w:rFonts w:ascii="Arial" w:hAnsi="Arial" w:cs="Arial"/>
+                <w:sz w:val="18"/>
+                <w:szCs w:val="18"/>
+              </w:rPr>
               <w:spacing w:line="240" w:lineRule="auto" w:after="20"/>
             </w:pPr>
             <w:r>
@@ -4646,6 +5896,11 @@
     </w:tbl>
     <w:p>
       <w:pPr>
+        <w:rPr>
+          <w:rFonts w:ascii="Arial" w:hAnsi="Arial" w:cs="Arial"/>
+          <w:sz w:val="8"/>
+          <w:szCs w:val="8"/>
+        </w:rPr>
         <w:spacing w:line="240" w:lineRule="auto" w:after="0"/>
       </w:pPr>
       <w:r>
@@ -4667,6 +5922,11 @@
     </w:p>
     <w:p>
       <w:pPr>
+        <w:rPr>
+          <w:rFonts w:ascii="Arial" w:hAnsi="Arial" w:cs="Arial"/>
+          <w:sz w:val="24"/>
+          <w:szCs w:val="24"/>
+        </w:rPr>
         <w:keepNext/>
         <w:spacing w:before="0" w:after="120" w:line="240" w:lineRule="auto"/>
       </w:pPr>
@@ -4681,6 +5941,11 @@
     </w:p>
     <w:p>
       <w:pPr>
+        <w:rPr>
+          <w:rFonts w:ascii="Arial" w:hAnsi="Arial" w:cs="Arial"/>
+          <w:sz w:val="20"/>
+          <w:szCs w:val="20"/>
+        </w:rPr>
         <w:spacing w:line="240" w:lineRule="auto" w:before="0" w:after="120"/>
       </w:pPr>
       <w:r>
@@ -4734,6 +5999,11 @@
     </w:p>
     <w:p>
       <w:pPr>
+        <w:rPr>
+          <w:rFonts w:ascii="Arial" w:hAnsi="Arial" w:cs="Arial"/>
+          <w:sz w:val="24"/>
+          <w:szCs w:val="24"/>
+        </w:rPr>
         <w:spacing w:line="240" w:lineRule="auto" w:before="0" w:after="40"/>
       </w:pPr>
       <w:r>
@@ -4768,6 +6038,11 @@
           </w:tcPr>
           <w:p>
             <w:pPr>
+              <w:rPr>
+                <w:rFonts w:ascii="Arial" w:hAnsi="Arial" w:cs="Arial"/>
+                <w:sz w:val="18"/>
+                <w:szCs w:val="18"/>
+              </w:rPr>
               <w:spacing w:line="240" w:lineRule="auto" w:after="40"/>
             </w:pPr>
             <w:r>
@@ -4821,6 +6096,11 @@
           </w:p>
           <w:p>
             <w:pPr>
+              <w:rPr>
+                <w:rFonts w:ascii="Arial" w:hAnsi="Arial" w:cs="Arial"/>
+                <w:sz w:val="18"/>
+                <w:szCs w:val="18"/>
+              </w:rPr>
               <w:spacing w:line="240" w:lineRule="auto" w:after="0"/>
             </w:pPr>
             <w:r>
@@ -4837,6 +6117,11 @@
     </w:tbl>
     <w:p>
       <w:pPr>
+        <w:rPr>
+          <w:rFonts w:ascii="Arial" w:hAnsi="Arial" w:cs="Arial"/>
+          <w:sz w:val="8"/>
+          <w:szCs w:val="8"/>
+        </w:rPr>
         <w:spacing w:line="240" w:lineRule="auto" w:after="0"/>
       </w:pPr>
       <w:r>
@@ -4871,6 +6156,11 @@
           </w:tcPr>
           <w:p>
             <w:pPr>
+              <w:rPr>
+                <w:rFonts w:ascii="Arial" w:hAnsi="Arial" w:cs="Arial"/>
+                <w:sz w:val="18"/>
+                <w:szCs w:val="18"/>
+              </w:rPr>
               <w:spacing w:line="240" w:lineRule="auto" w:after="40"/>
             </w:pPr>
             <w:r>
@@ -4884,6 +6174,11 @@
           </w:p>
           <w:p>
             <w:pPr>
+              <w:rPr>
+                <w:rFonts w:ascii="Arial" w:hAnsi="Arial" w:cs="Arial"/>
+                <w:sz w:val="18"/>
+                <w:szCs w:val="18"/>
+              </w:rPr>
               <w:spacing w:line="240" w:lineRule="auto" w:after="0"/>
             </w:pPr>
             <w:r>
@@ -4897,6 +6192,11 @@
           </w:p>
           <w:p>
             <w:pPr>
+              <w:rPr>
+                <w:rFonts w:ascii="Arial" w:hAnsi="Arial" w:cs="Arial"/>
+                <w:sz w:val="18"/>
+                <w:szCs w:val="18"/>
+              </w:rPr>
               <w:spacing w:line="240" w:lineRule="auto" w:after="0"/>
             </w:pPr>
             <w:r>
@@ -4910,6 +6210,11 @@
           </w:p>
           <w:p>
             <w:pPr>
+              <w:rPr>
+                <w:rFonts w:ascii="Arial" w:hAnsi="Arial" w:cs="Arial"/>
+                <w:sz w:val="18"/>
+                <w:szCs w:val="18"/>
+              </w:rPr>
               <w:spacing w:line="240" w:lineRule="auto" w:after="0"/>
             </w:pPr>
             <w:r>
@@ -4923,6 +6228,11 @@
           </w:p>
           <w:p>
             <w:pPr>
+              <w:rPr>
+                <w:rFonts w:ascii="Arial" w:hAnsi="Arial" w:cs="Arial"/>
+                <w:sz w:val="18"/>
+                <w:szCs w:val="18"/>
+              </w:rPr>
               <w:spacing w:line="240" w:lineRule="auto" w:after="0"/>
             </w:pPr>
             <w:r>
@@ -4936,6 +6246,11 @@
           </w:p>
           <w:p>
             <w:pPr>
+              <w:rPr>
+                <w:rFonts w:ascii="Arial" w:hAnsi="Arial" w:cs="Arial"/>
+                <w:sz w:val="18"/>
+                <w:szCs w:val="18"/>
+              </w:rPr>
               <w:spacing w:line="240" w:lineRule="auto" w:after="0"/>
             </w:pPr>
             <w:r>
@@ -4952,6 +6267,11 @@
     </w:tbl>
     <w:p>
       <w:pPr>
+        <w:rPr>
+          <w:rFonts w:ascii="Arial" w:hAnsi="Arial" w:cs="Arial"/>
+          <w:sz w:val="8"/>
+          <w:szCs w:val="8"/>
+        </w:rPr>
         <w:spacing w:line="240" w:lineRule="auto" w:after="0"/>
       </w:pPr>
       <w:r>
@@ -4986,6 +6306,11 @@
           </w:tcPr>
           <w:p>
             <w:pPr>
+              <w:rPr>
+                <w:rFonts w:ascii="Arial" w:hAnsi="Arial" w:cs="Arial"/>
+                <w:sz w:val="18"/>
+                <w:szCs w:val="18"/>
+              </w:rPr>
               <w:spacing w:line="240" w:lineRule="auto" w:after="40"/>
             </w:pPr>
             <w:r>
@@ -4999,6 +6324,11 @@
           </w:p>
           <w:p>
             <w:pPr>
+              <w:rPr>
+                <w:rFonts w:ascii="Arial" w:hAnsi="Arial" w:cs="Arial"/>
+                <w:sz w:val="18"/>
+                <w:szCs w:val="18"/>
+              </w:rPr>
               <w:spacing w:line="240" w:lineRule="auto" w:after="0"/>
             </w:pPr>
             <w:r>
@@ -5015,6 +6345,11 @@
     </w:tbl>
     <w:p>
       <w:pPr>
+        <w:rPr>
+          <w:rFonts w:ascii="Arial" w:hAnsi="Arial" w:cs="Arial"/>
+          <w:sz w:val="8"/>
+          <w:szCs w:val="8"/>
+        </w:rPr>
         <w:spacing w:line="240" w:lineRule="auto" w:after="0"/>
       </w:pPr>
       <w:r>
@@ -5028,6 +6363,11 @@
     </w:p>
     <w:p>
       <w:pPr>
+        <w:rPr>
+          <w:rFonts w:ascii="Arial" w:hAnsi="Arial" w:cs="Arial"/>
+          <w:sz w:val="24"/>
+          <w:szCs w:val="24"/>
+        </w:rPr>
         <w:spacing w:line="240" w:lineRule="auto" w:before="0" w:after="40"/>
       </w:pPr>
       <w:r>
@@ -5062,6 +6402,11 @@
           </w:tcPr>
           <w:p>
             <w:pPr>
+              <w:rPr>
+                <w:rFonts w:ascii="Arial" w:hAnsi="Arial" w:cs="Arial"/>
+                <w:sz w:val="18"/>
+                <w:szCs w:val="18"/>
+              </w:rPr>
               <w:spacing w:line="240" w:lineRule="auto" w:after="40"/>
             </w:pPr>
             <w:r>
@@ -5075,6 +6420,11 @@
           </w:p>
           <w:p>
             <w:pPr>
+              <w:rPr>
+                <w:rFonts w:ascii="Arial" w:hAnsi="Arial" w:cs="Arial"/>
+                <w:sz w:val="18"/>
+                <w:szCs w:val="18"/>
+              </w:rPr>
               <w:spacing w:line="240" w:lineRule="auto" w:after="0"/>
             </w:pPr>
             <w:r>
@@ -5091,6 +6441,11 @@
     </w:tbl>
     <w:p>
       <w:pPr>
+        <w:rPr>
+          <w:rFonts w:ascii="Arial" w:hAnsi="Arial" w:cs="Arial"/>
+          <w:sz w:val="8"/>
+          <w:szCs w:val="8"/>
+        </w:rPr>
         <w:spacing w:line="240" w:lineRule="auto" w:after="0"/>
       </w:pPr>
       <w:r>
@@ -5127,6 +6482,11 @@
           </w:tcPr>
           <w:p>
             <w:pPr>
+              <w:rPr>
+                <w:rFonts w:ascii="Arial" w:hAnsi="Arial" w:cs="Arial"/>
+                <w:sz w:val="18"/>
+                <w:szCs w:val="18"/>
+              </w:rPr>
               <w:spacing w:line="240" w:lineRule="auto" w:after="20"/>
             </w:pPr>
             <w:r>
@@ -5145,6 +6505,11 @@
           </w:tcPr>
           <w:p>
             <w:pPr>
+              <w:rPr>
+                <w:rFonts w:ascii="Arial" w:hAnsi="Arial" w:cs="Arial"/>
+                <w:sz w:val="18"/>
+                <w:szCs w:val="18"/>
+              </w:rPr>
               <w:spacing w:line="240" w:lineRule="auto" w:after="20"/>
             </w:pPr>
             <w:r>
@@ -5166,6 +6531,11 @@
           </w:tcPr>
           <w:p>
             <w:pPr>
+              <w:rPr>
+                <w:rFonts w:ascii="Arial" w:hAnsi="Arial" w:cs="Arial"/>
+                <w:sz w:val="18"/>
+                <w:szCs w:val="18"/>
+              </w:rPr>
               <w:spacing w:line="240" w:lineRule="auto" w:after="20"/>
             </w:pPr>
             <w:r>
@@ -5184,6 +6554,11 @@
           </w:tcPr>
           <w:p>
             <w:pPr>
+              <w:rPr>
+                <w:rFonts w:ascii="Arial" w:hAnsi="Arial" w:cs="Arial"/>
+                <w:sz w:val="18"/>
+                <w:szCs w:val="18"/>
+              </w:rPr>
               <w:spacing w:line="240" w:lineRule="auto" w:after="20"/>
             </w:pPr>
             <w:r>
@@ -5209,6 +6584,11 @@
           </w:tcPr>
           <w:p>
             <w:pPr>
+              <w:rPr>
+                <w:rFonts w:ascii="Arial" w:hAnsi="Arial" w:cs="Arial"/>
+                <w:sz w:val="18"/>
+                <w:szCs w:val="18"/>
+              </w:rPr>
               <w:spacing w:line="240" w:lineRule="auto" w:after="20"/>
             </w:pPr>
             <w:r>
@@ -5227,6 +6607,11 @@
           </w:tcPr>
           <w:p>
             <w:pPr>
+              <w:rPr>
+                <w:rFonts w:ascii="Arial" w:hAnsi="Arial" w:cs="Arial"/>
+                <w:sz w:val="18"/>
+                <w:szCs w:val="18"/>
+              </w:rPr>
               <w:spacing w:line="240" w:lineRule="auto" w:after="20"/>
             </w:pPr>
             <w:r>
@@ -5254,6 +6639,11 @@
           </w:tcPr>
           <w:p>
             <w:pPr>
+              <w:rPr>
+                <w:rFonts w:ascii="Arial" w:hAnsi="Arial" w:cs="Arial"/>
+                <w:sz w:val="18"/>
+                <w:szCs w:val="18"/>
+              </w:rPr>
               <w:spacing w:line="240" w:lineRule="auto" w:after="20"/>
             </w:pPr>
             <w:r>
@@ -5272,6 +6662,11 @@
           </w:tcPr>
           <w:p>
             <w:pPr>
+              <w:rPr>
+                <w:rFonts w:ascii="Arial" w:hAnsi="Arial" w:cs="Arial"/>
+                <w:sz w:val="18"/>
+                <w:szCs w:val="18"/>
+              </w:rPr>
               <w:spacing w:line="240" w:lineRule="auto" w:after="20"/>
             </w:pPr>
             <w:r>
@@ -5293,6 +6688,11 @@
           </w:tcPr>
           <w:p>
             <w:pPr>
+              <w:rPr>
+                <w:rFonts w:ascii="Arial" w:hAnsi="Arial" w:cs="Arial"/>
+                <w:sz w:val="18"/>
+                <w:szCs w:val="18"/>
+              </w:rPr>
               <w:spacing w:line="240" w:lineRule="auto" w:after="20"/>
             </w:pPr>
             <w:r>
@@ -5311,6 +6711,11 @@
           </w:tcPr>
           <w:p>
             <w:pPr>
+              <w:rPr>
+                <w:rFonts w:ascii="Arial" w:hAnsi="Arial" w:cs="Arial"/>
+                <w:sz w:val="18"/>
+                <w:szCs w:val="18"/>
+              </w:rPr>
               <w:spacing w:line="240" w:lineRule="auto" w:after="20"/>
             </w:pPr>
             <w:r>
@@ -5329,6 +6734,11 @@
     </w:tbl>
     <w:p>
       <w:pPr>
+        <w:rPr>
+          <w:rFonts w:ascii="Arial" w:hAnsi="Arial" w:cs="Arial"/>
+          <w:sz w:val="8"/>
+          <w:szCs w:val="8"/>
+        </w:rPr>
         <w:spacing w:line="240" w:lineRule="auto" w:after="0"/>
       </w:pPr>
       <w:r>
@@ -5350,6 +6760,11 @@
     </w:p>
     <w:p>
       <w:pPr>
+        <w:rPr>
+          <w:rFonts w:ascii="Arial" w:hAnsi="Arial" w:cs="Arial"/>
+          <w:sz w:val="24"/>
+          <w:szCs w:val="24"/>
+        </w:rPr>
         <w:keepNext/>
         <w:spacing w:before="0" w:after="120" w:line="240" w:lineRule="auto"/>
       </w:pPr>
@@ -5364,6 +6779,11 @@
     </w:p>
     <w:p>
       <w:pPr>
+        <w:rPr>
+          <w:rFonts w:ascii="Arial" w:hAnsi="Arial" w:cs="Arial"/>
+          <w:sz w:val="20"/>
+          <w:szCs w:val="20"/>
+        </w:rPr>
         <w:spacing w:line="240" w:lineRule="auto" w:before="0" w:after="120"/>
       </w:pPr>
       <w:r>
@@ -5417,6 +6837,11 @@
     </w:p>
     <w:p>
       <w:pPr>
+        <w:rPr>
+          <w:rFonts w:ascii="Arial" w:hAnsi="Arial" w:cs="Arial"/>
+          <w:sz w:val="24"/>
+          <w:szCs w:val="24"/>
+        </w:rPr>
         <w:spacing w:line="240" w:lineRule="auto" w:before="0" w:after="40"/>
       </w:pPr>
       <w:r>
@@ -5451,6 +6876,11 @@
           </w:tcPr>
           <w:p>
             <w:pPr>
+              <w:rPr>
+                <w:rFonts w:ascii="Arial" w:hAnsi="Arial" w:cs="Arial"/>
+                <w:sz w:val="18"/>
+                <w:szCs w:val="18"/>
+              </w:rPr>
               <w:spacing w:line="240" w:lineRule="auto" w:after="40"/>
             </w:pPr>
             <w:r>
@@ -5504,6 +6934,11 @@
           </w:p>
           <w:p>
             <w:pPr>
+              <w:rPr>
+                <w:rFonts w:ascii="Arial" w:hAnsi="Arial" w:cs="Arial"/>
+                <w:sz w:val="18"/>
+                <w:szCs w:val="18"/>
+              </w:rPr>
               <w:spacing w:line="240" w:lineRule="auto" w:after="0"/>
             </w:pPr>
             <w:r>
@@ -5520,6 +6955,11 @@
     </w:tbl>
     <w:p>
       <w:pPr>
+        <w:rPr>
+          <w:rFonts w:ascii="Arial" w:hAnsi="Arial" w:cs="Arial"/>
+          <w:sz w:val="8"/>
+          <w:szCs w:val="8"/>
+        </w:rPr>
         <w:spacing w:line="240" w:lineRule="auto" w:after="0"/>
       </w:pPr>
       <w:r>
@@ -5554,6 +6994,11 @@
           </w:tcPr>
           <w:p>
             <w:pPr>
+              <w:rPr>
+                <w:rFonts w:ascii="Arial" w:hAnsi="Arial" w:cs="Arial"/>
+                <w:sz w:val="18"/>
+                <w:szCs w:val="18"/>
+              </w:rPr>
               <w:spacing w:line="240" w:lineRule="auto" w:after="40"/>
             </w:pPr>
             <w:r>
@@ -5567,6 +7012,11 @@
           </w:p>
           <w:p>
             <w:pPr>
+              <w:rPr>
+                <w:rFonts w:ascii="Arial" w:hAnsi="Arial" w:cs="Arial"/>
+                <w:sz w:val="18"/>
+                <w:szCs w:val="18"/>
+              </w:rPr>
               <w:spacing w:line="240" w:lineRule="auto" w:after="0"/>
             </w:pPr>
             <w:r>
@@ -5580,6 +7030,11 @@
           </w:p>
           <w:p>
             <w:pPr>
+              <w:rPr>
+                <w:rFonts w:ascii="Arial" w:hAnsi="Arial" w:cs="Arial"/>
+                <w:sz w:val="18"/>
+                <w:szCs w:val="18"/>
+              </w:rPr>
               <w:spacing w:line="240" w:lineRule="auto" w:after="0"/>
             </w:pPr>
             <w:r>
@@ -5593,6 +7048,11 @@
           </w:p>
           <w:p>
             <w:pPr>
+              <w:rPr>
+                <w:rFonts w:ascii="Arial" w:hAnsi="Arial" w:cs="Arial"/>
+                <w:sz w:val="18"/>
+                <w:szCs w:val="18"/>
+              </w:rPr>
               <w:spacing w:line="240" w:lineRule="auto" w:after="0"/>
             </w:pPr>
             <w:r>
@@ -5609,6 +7069,11 @@
     </w:tbl>
     <w:p>
       <w:pPr>
+        <w:rPr>
+          <w:rFonts w:ascii="Arial" w:hAnsi="Arial" w:cs="Arial"/>
+          <w:sz w:val="8"/>
+          <w:szCs w:val="8"/>
+        </w:rPr>
         <w:spacing w:line="240" w:lineRule="auto" w:after="0"/>
       </w:pPr>
       <w:r>
@@ -5643,6 +7108,11 @@
           </w:tcPr>
           <w:p>
             <w:pPr>
+              <w:rPr>
+                <w:rFonts w:ascii="Arial" w:hAnsi="Arial" w:cs="Arial"/>
+                <w:sz w:val="18"/>
+                <w:szCs w:val="18"/>
+              </w:rPr>
               <w:spacing w:line="240" w:lineRule="auto" w:after="40"/>
             </w:pPr>
             <w:r>
@@ -5656,6 +7126,11 @@
           </w:p>
           <w:p>
             <w:pPr>
+              <w:rPr>
+                <w:rFonts w:ascii="Arial" w:hAnsi="Arial" w:cs="Arial"/>
+                <w:sz w:val="18"/>
+                <w:szCs w:val="18"/>
+              </w:rPr>
               <w:spacing w:line="240" w:lineRule="auto" w:after="0"/>
             </w:pPr>
             <w:r>
@@ -5672,6 +7147,11 @@
     </w:tbl>
     <w:p>
       <w:pPr>
+        <w:rPr>
+          <w:rFonts w:ascii="Arial" w:hAnsi="Arial" w:cs="Arial"/>
+          <w:sz w:val="8"/>
+          <w:szCs w:val="8"/>
+        </w:rPr>
         <w:spacing w:line="240" w:lineRule="auto" w:after="0"/>
       </w:pPr>
       <w:r>
@@ -5685,6 +7165,11 @@
     </w:p>
     <w:p>
       <w:pPr>
+        <w:rPr>
+          <w:rFonts w:ascii="Arial" w:hAnsi="Arial" w:cs="Arial"/>
+          <w:sz w:val="24"/>
+          <w:szCs w:val="24"/>
+        </w:rPr>
         <w:spacing w:line="240" w:lineRule="auto" w:before="0" w:after="40"/>
       </w:pPr>
       <w:r>
@@ -5719,6 +7204,11 @@
           </w:tcPr>
           <w:p>
             <w:pPr>
+              <w:rPr>
+                <w:rFonts w:ascii="Arial" w:hAnsi="Arial" w:cs="Arial"/>
+                <w:sz w:val="18"/>
+                <w:szCs w:val="18"/>
+              </w:rPr>
               <w:spacing w:line="240" w:lineRule="auto" w:after="40"/>
             </w:pPr>
             <w:r>
@@ -5732,6 +7222,11 @@
           </w:p>
           <w:p>
             <w:pPr>
+              <w:rPr>
+                <w:rFonts w:ascii="Arial" w:hAnsi="Arial" w:cs="Arial"/>
+                <w:sz w:val="18"/>
+                <w:szCs w:val="18"/>
+              </w:rPr>
               <w:spacing w:line="240" w:lineRule="auto" w:after="0"/>
             </w:pPr>
             <w:r>
@@ -5748,6 +7243,11 @@
     </w:tbl>
     <w:p>
       <w:pPr>
+        <w:rPr>
+          <w:rFonts w:ascii="Arial" w:hAnsi="Arial" w:cs="Arial"/>
+          <w:sz w:val="8"/>
+          <w:szCs w:val="8"/>
+        </w:rPr>
         <w:spacing w:line="240" w:lineRule="auto" w:after="0"/>
       </w:pPr>
       <w:r>
@@ -5784,6 +7284,11 @@
           </w:tcPr>
           <w:p>
             <w:pPr>
+              <w:rPr>
+                <w:rFonts w:ascii="Arial" w:hAnsi="Arial" w:cs="Arial"/>
+                <w:sz w:val="18"/>
+                <w:szCs w:val="18"/>
+              </w:rPr>
               <w:spacing w:line="240" w:lineRule="auto" w:after="20"/>
             </w:pPr>
             <w:r>
@@ -5802,6 +7307,11 @@
           </w:tcPr>
           <w:p>
             <w:pPr>
+              <w:rPr>
+                <w:rFonts w:ascii="Arial" w:hAnsi="Arial" w:cs="Arial"/>
+                <w:sz w:val="18"/>
+                <w:szCs w:val="18"/>
+              </w:rPr>
               <w:spacing w:line="240" w:lineRule="auto" w:after="20"/>
             </w:pPr>
             <w:r>
@@ -5823,6 +7333,11 @@
           </w:tcPr>
           <w:p>
             <w:pPr>
+              <w:rPr>
+                <w:rFonts w:ascii="Arial" w:hAnsi="Arial" w:cs="Arial"/>
+                <w:sz w:val="18"/>
+                <w:szCs w:val="18"/>
+              </w:rPr>
               <w:spacing w:line="240" w:lineRule="auto" w:after="20"/>
             </w:pPr>
             <w:r>
@@ -5841,6 +7356,11 @@
           </w:tcPr>
           <w:p>
             <w:pPr>
+              <w:rPr>
+                <w:rFonts w:ascii="Arial" w:hAnsi="Arial" w:cs="Arial"/>
+                <w:sz w:val="18"/>
+                <w:szCs w:val="18"/>
+              </w:rPr>
               <w:spacing w:line="240" w:lineRule="auto" w:after="20"/>
             </w:pPr>
             <w:r>
@@ -5870,6 +7390,11 @@
           </w:tcPr>
           <w:p>
             <w:pPr>
+              <w:rPr>
+                <w:rFonts w:ascii="Arial" w:hAnsi="Arial" w:cs="Arial"/>
+                <w:sz w:val="18"/>
+                <w:szCs w:val="18"/>
+              </w:rPr>
               <w:spacing w:line="240" w:lineRule="auto" w:after="20"/>
             </w:pPr>
             <w:r>
@@ -5888,6 +7413,11 @@
           </w:tcPr>
           <w:p>
             <w:pPr>
+              <w:rPr>
+                <w:rFonts w:ascii="Arial" w:hAnsi="Arial" w:cs="Arial"/>
+                <w:sz w:val="18"/>
+                <w:szCs w:val="18"/>
+              </w:rPr>
               <w:spacing w:line="240" w:lineRule="auto" w:after="20"/>
             </w:pPr>
             <w:r>
@@ -5913,6 +7443,11 @@
           </w:tcPr>
           <w:p>
             <w:pPr>
+              <w:rPr>
+                <w:rFonts w:ascii="Arial" w:hAnsi="Arial" w:cs="Arial"/>
+                <w:sz w:val="18"/>
+                <w:szCs w:val="18"/>
+              </w:rPr>
               <w:spacing w:line="240" w:lineRule="auto" w:after="20"/>
             </w:pPr>
             <w:r>
@@ -5931,6 +7466,11 @@
           </w:tcPr>
           <w:p>
             <w:pPr>
+              <w:rPr>
+                <w:rFonts w:ascii="Arial" w:hAnsi="Arial" w:cs="Arial"/>
+                <w:sz w:val="18"/>
+                <w:szCs w:val="18"/>
+              </w:rPr>
               <w:spacing w:line="240" w:lineRule="auto" w:after="20"/>
             </w:pPr>
             <w:r>
@@ -5952,6 +7492,11 @@
           </w:tcPr>
           <w:p>
             <w:pPr>
+              <w:rPr>
+                <w:rFonts w:ascii="Arial" w:hAnsi="Arial" w:cs="Arial"/>
+                <w:sz w:val="18"/>
+                <w:szCs w:val="18"/>
+              </w:rPr>
               <w:spacing w:line="240" w:lineRule="auto" w:after="20"/>
             </w:pPr>
             <w:r>
@@ -5970,6 +7515,11 @@
           </w:tcPr>
           <w:p>
             <w:pPr>
+              <w:rPr>
+                <w:rFonts w:ascii="Arial" w:hAnsi="Arial" w:cs="Arial"/>
+                <w:sz w:val="18"/>
+                <w:szCs w:val="18"/>
+              </w:rPr>
               <w:spacing w:line="240" w:lineRule="auto" w:after="20"/>
             </w:pPr>
             <w:r>
@@ -5988,6 +7538,11 @@
     </w:tbl>
     <w:p>
       <w:pPr>
+        <w:rPr>
+          <w:rFonts w:ascii="Arial" w:hAnsi="Arial" w:cs="Arial"/>
+          <w:sz w:val="8"/>
+          <w:szCs w:val="8"/>
+        </w:rPr>
         <w:spacing w:line="240" w:lineRule="auto" w:after="0"/>
       </w:pPr>
       <w:r>
@@ -6009,6 +7564,11 @@
     </w:p>
     <w:p>
       <w:pPr>
+        <w:rPr>
+          <w:rFonts w:ascii="Arial" w:hAnsi="Arial" w:cs="Arial"/>
+          <w:sz w:val="24"/>
+          <w:szCs w:val="24"/>
+        </w:rPr>
         <w:keepNext/>
         <w:spacing w:before="0" w:after="120" w:line="240" w:lineRule="auto"/>
       </w:pPr>
@@ -6023,6 +7583,11 @@
     </w:p>
     <w:p>
       <w:pPr>
+        <w:rPr>
+          <w:rFonts w:ascii="Arial" w:hAnsi="Arial" w:cs="Arial"/>
+          <w:sz w:val="20"/>
+          <w:szCs w:val="20"/>
+        </w:rPr>
         <w:spacing w:line="240" w:lineRule="auto" w:before="0" w:after="120"/>
       </w:pPr>
       <w:r>
@@ -6076,6 +7641,11 @@
     </w:p>
     <w:p>
       <w:pPr>
+        <w:rPr>
+          <w:rFonts w:ascii="Arial" w:hAnsi="Arial" w:cs="Arial"/>
+          <w:sz w:val="24"/>
+          <w:szCs w:val="24"/>
+        </w:rPr>
         <w:spacing w:line="240" w:lineRule="auto" w:before="0" w:after="40"/>
       </w:pPr>
       <w:r>
@@ -6110,6 +7680,11 @@
           </w:tcPr>
           <w:p>
             <w:pPr>
+              <w:rPr>
+                <w:rFonts w:ascii="Arial" w:hAnsi="Arial" w:cs="Arial"/>
+                <w:sz w:val="18"/>
+                <w:szCs w:val="18"/>
+              </w:rPr>
               <w:spacing w:line="240" w:lineRule="auto" w:after="40"/>
             </w:pPr>
             <w:r>
@@ -6163,6 +7738,11 @@
           </w:p>
           <w:p>
             <w:pPr>
+              <w:rPr>
+                <w:rFonts w:ascii="Arial" w:hAnsi="Arial" w:cs="Arial"/>
+                <w:sz w:val="18"/>
+                <w:szCs w:val="18"/>
+              </w:rPr>
               <w:spacing w:line="240" w:lineRule="auto" w:after="0"/>
             </w:pPr>
             <w:r>
@@ -6179,6 +7759,11 @@
     </w:tbl>
     <w:p>
       <w:pPr>
+        <w:rPr>
+          <w:rFonts w:ascii="Arial" w:hAnsi="Arial" w:cs="Arial"/>
+          <w:sz w:val="8"/>
+          <w:szCs w:val="8"/>
+        </w:rPr>
         <w:spacing w:line="240" w:lineRule="auto" w:after="0"/>
       </w:pPr>
       <w:r>
@@ -6213,6 +7798,11 @@
           </w:tcPr>
           <w:p>
             <w:pPr>
+              <w:rPr>
+                <w:rFonts w:ascii="Arial" w:hAnsi="Arial" w:cs="Arial"/>
+                <w:sz w:val="18"/>
+                <w:szCs w:val="18"/>
+              </w:rPr>
               <w:spacing w:line="240" w:lineRule="auto" w:after="40"/>
             </w:pPr>
             <w:r>
@@ -6226,6 +7816,11 @@
           </w:p>
           <w:p>
             <w:pPr>
+              <w:rPr>
+                <w:rFonts w:ascii="Arial" w:hAnsi="Arial" w:cs="Arial"/>
+                <w:sz w:val="18"/>
+                <w:szCs w:val="18"/>
+              </w:rPr>
               <w:spacing w:line="240" w:lineRule="auto" w:after="0"/>
             </w:pPr>
             <w:r>
@@ -6239,6 +7834,11 @@
           </w:p>
           <w:p>
             <w:pPr>
+              <w:rPr>
+                <w:rFonts w:ascii="Arial" w:hAnsi="Arial" w:cs="Arial"/>
+                <w:sz w:val="18"/>
+                <w:szCs w:val="18"/>
+              </w:rPr>
               <w:spacing w:line="240" w:lineRule="auto" w:after="0"/>
             </w:pPr>
             <w:r>
@@ -6252,6 +7852,11 @@
           </w:p>
           <w:p>
             <w:pPr>
+              <w:rPr>
+                <w:rFonts w:ascii="Arial" w:hAnsi="Arial" w:cs="Arial"/>
+                <w:sz w:val="18"/>
+                <w:szCs w:val="18"/>
+              </w:rPr>
               <w:spacing w:line="240" w:lineRule="auto" w:after="0"/>
             </w:pPr>
             <w:r>
@@ -6265,6 +7870,11 @@
           </w:p>
           <w:p>
             <w:pPr>
+              <w:rPr>
+                <w:rFonts w:ascii="Arial" w:hAnsi="Arial" w:cs="Arial"/>
+                <w:sz w:val="18"/>
+                <w:szCs w:val="18"/>
+              </w:rPr>
               <w:spacing w:line="240" w:lineRule="auto" w:after="0"/>
             </w:pPr>
             <w:r>
@@ -6281,6 +7891,11 @@
     </w:tbl>
     <w:p>
       <w:pPr>
+        <w:rPr>
+          <w:rFonts w:ascii="Arial" w:hAnsi="Arial" w:cs="Arial"/>
+          <w:sz w:val="8"/>
+          <w:szCs w:val="8"/>
+        </w:rPr>
         <w:spacing w:line="240" w:lineRule="auto" w:after="0"/>
       </w:pPr>
       <w:r>
@@ -6315,6 +7930,11 @@
           </w:tcPr>
           <w:p>
             <w:pPr>
+              <w:rPr>
+                <w:rFonts w:ascii="Arial" w:hAnsi="Arial" w:cs="Arial"/>
+                <w:sz w:val="18"/>
+                <w:szCs w:val="18"/>
+              </w:rPr>
               <w:spacing w:line="240" w:lineRule="auto" w:after="40"/>
             </w:pPr>
             <w:r>
@@ -6328,6 +7948,11 @@
           </w:p>
           <w:p>
             <w:pPr>
+              <w:rPr>
+                <w:rFonts w:ascii="Arial" w:hAnsi="Arial" w:cs="Arial"/>
+                <w:sz w:val="18"/>
+                <w:szCs w:val="18"/>
+              </w:rPr>
               <w:spacing w:line="240" w:lineRule="auto" w:after="0"/>
             </w:pPr>
             <w:r>
@@ -6344,6 +7969,11 @@
     </w:tbl>
     <w:p>
       <w:pPr>
+        <w:rPr>
+          <w:rFonts w:ascii="Arial" w:hAnsi="Arial" w:cs="Arial"/>
+          <w:sz w:val="8"/>
+          <w:szCs w:val="8"/>
+        </w:rPr>
         <w:spacing w:line="240" w:lineRule="auto" w:after="0"/>
       </w:pPr>
       <w:r>
@@ -6357,6 +7987,11 @@
     </w:p>
     <w:p>
       <w:pPr>
+        <w:rPr>
+          <w:rFonts w:ascii="Arial" w:hAnsi="Arial" w:cs="Arial"/>
+          <w:sz w:val="24"/>
+          <w:szCs w:val="24"/>
+        </w:rPr>
         <w:spacing w:line="240" w:lineRule="auto" w:before="0" w:after="40"/>
       </w:pPr>
       <w:r>
@@ -6391,6 +8026,11 @@
           </w:tcPr>
           <w:p>
             <w:pPr>
+              <w:rPr>
+                <w:rFonts w:ascii="Arial" w:hAnsi="Arial" w:cs="Arial"/>
+                <w:sz w:val="18"/>
+                <w:szCs w:val="18"/>
+              </w:rPr>
               <w:spacing w:line="240" w:lineRule="auto" w:after="40"/>
             </w:pPr>
             <w:r>
@@ -6404,6 +8044,11 @@
           </w:p>
           <w:p>
             <w:pPr>
+              <w:rPr>
+                <w:rFonts w:ascii="Arial" w:hAnsi="Arial" w:cs="Arial"/>
+                <w:sz w:val="18"/>
+                <w:szCs w:val="18"/>
+              </w:rPr>
               <w:spacing w:line="240" w:lineRule="auto" w:after="0"/>
             </w:pPr>
             <w:r>
@@ -6420,6 +8065,11 @@
     </w:tbl>
     <w:p>
       <w:pPr>
+        <w:rPr>
+          <w:rFonts w:ascii="Arial" w:hAnsi="Arial" w:cs="Arial"/>
+          <w:sz w:val="8"/>
+          <w:szCs w:val="8"/>
+        </w:rPr>
         <w:spacing w:line="240" w:lineRule="auto" w:after="0"/>
       </w:pPr>
       <w:r>
@@ -6456,6 +8106,11 @@
           </w:tcPr>
           <w:p>
             <w:pPr>
+              <w:rPr>
+                <w:rFonts w:ascii="Arial" w:hAnsi="Arial" w:cs="Arial"/>
+                <w:sz w:val="18"/>
+                <w:szCs w:val="18"/>
+              </w:rPr>
               <w:spacing w:line="240" w:lineRule="auto" w:after="20"/>
             </w:pPr>
             <w:r>
@@ -6474,6 +8129,11 @@
           </w:tcPr>
           <w:p>
             <w:pPr>
+              <w:rPr>
+                <w:rFonts w:ascii="Arial" w:hAnsi="Arial" w:cs="Arial"/>
+                <w:sz w:val="18"/>
+                <w:szCs w:val="18"/>
+              </w:rPr>
               <w:spacing w:line="240" w:lineRule="auto" w:after="20"/>
             </w:pPr>
             <w:r>
@@ -6495,6 +8155,11 @@
           </w:tcPr>
           <w:p>
             <w:pPr>
+              <w:rPr>
+                <w:rFonts w:ascii="Arial" w:hAnsi="Arial" w:cs="Arial"/>
+                <w:sz w:val="18"/>
+                <w:szCs w:val="18"/>
+              </w:rPr>
               <w:spacing w:line="240" w:lineRule="auto" w:after="20"/>
             </w:pPr>
             <w:r>
@@ -6513,6 +8178,11 @@
           </w:tcPr>
           <w:p>
             <w:pPr>
+              <w:rPr>
+                <w:rFonts w:ascii="Arial" w:hAnsi="Arial" w:cs="Arial"/>
+                <w:sz w:val="18"/>
+                <w:szCs w:val="18"/>
+              </w:rPr>
               <w:spacing w:line="240" w:lineRule="auto" w:after="20"/>
             </w:pPr>
             <w:r>
@@ -6540,6 +8210,11 @@
           </w:tcPr>
           <w:p>
             <w:pPr>
+              <w:rPr>
+                <w:rFonts w:ascii="Arial" w:hAnsi="Arial" w:cs="Arial"/>
+                <w:sz w:val="18"/>
+                <w:szCs w:val="18"/>
+              </w:rPr>
               <w:spacing w:line="240" w:lineRule="auto" w:after="20"/>
             </w:pPr>
             <w:r>
@@ -6558,6 +8233,11 @@
           </w:tcPr>
           <w:p>
             <w:pPr>
+              <w:rPr>
+                <w:rFonts w:ascii="Arial" w:hAnsi="Arial" w:cs="Arial"/>
+                <w:sz w:val="18"/>
+                <w:szCs w:val="18"/>
+              </w:rPr>
               <w:spacing w:line="240" w:lineRule="auto" w:after="20"/>
             </w:pPr>
             <w:r>
@@ -6583,6 +8263,11 @@
           </w:tcPr>
           <w:p>
             <w:pPr>
+              <w:rPr>
+                <w:rFonts w:ascii="Arial" w:hAnsi="Arial" w:cs="Arial"/>
+                <w:sz w:val="18"/>
+                <w:szCs w:val="18"/>
+              </w:rPr>
               <w:spacing w:line="240" w:lineRule="auto" w:after="20"/>
             </w:pPr>
             <w:r>
@@ -6601,6 +8286,11 @@
           </w:tcPr>
           <w:p>
             <w:pPr>
+              <w:rPr>
+                <w:rFonts w:ascii="Arial" w:hAnsi="Arial" w:cs="Arial"/>
+                <w:sz w:val="18"/>
+                <w:szCs w:val="18"/>
+              </w:rPr>
               <w:spacing w:line="240" w:lineRule="auto" w:after="20"/>
             </w:pPr>
             <w:r>
@@ -6622,6 +8312,11 @@
           </w:tcPr>
           <w:p>
             <w:pPr>
+              <w:rPr>
+                <w:rFonts w:ascii="Arial" w:hAnsi="Arial" w:cs="Arial"/>
+                <w:sz w:val="18"/>
+                <w:szCs w:val="18"/>
+              </w:rPr>
               <w:spacing w:line="240" w:lineRule="auto" w:after="20"/>
             </w:pPr>
             <w:r>
@@ -6640,6 +8335,11 @@
           </w:tcPr>
           <w:p>
             <w:pPr>
+              <w:rPr>
+                <w:rFonts w:ascii="Arial" w:hAnsi="Arial" w:cs="Arial"/>
+                <w:sz w:val="18"/>
+                <w:szCs w:val="18"/>
+              </w:rPr>
               <w:spacing w:line="240" w:lineRule="auto" w:after="20"/>
             </w:pPr>
             <w:r>
@@ -6658,6 +8358,11 @@
     </w:tbl>
     <w:p>
       <w:pPr>
+        <w:rPr>
+          <w:rFonts w:ascii="Arial" w:hAnsi="Arial" w:cs="Arial"/>
+          <w:sz w:val="8"/>
+          <w:szCs w:val="8"/>
+        </w:rPr>
         <w:spacing w:line="240" w:lineRule="auto" w:after="0"/>
       </w:pPr>
       <w:r>
@@ -6679,6 +8384,11 @@
     </w:p>
     <w:p>
       <w:pPr>
+        <w:rPr>
+          <w:rFonts w:ascii="Arial" w:hAnsi="Arial" w:cs="Arial"/>
+          <w:sz w:val="24"/>
+          <w:szCs w:val="24"/>
+        </w:rPr>
         <w:keepNext/>
         <w:spacing w:before="0" w:after="120" w:line="240" w:lineRule="auto"/>
       </w:pPr>
@@ -6693,6 +8403,11 @@
     </w:p>
     <w:p>
       <w:pPr>
+        <w:rPr>
+          <w:rFonts w:ascii="Arial" w:hAnsi="Arial" w:cs="Arial"/>
+          <w:sz w:val="20"/>
+          <w:szCs w:val="20"/>
+        </w:rPr>
         <w:spacing w:line="240" w:lineRule="auto" w:before="0" w:after="120"/>
       </w:pPr>
       <w:r>
@@ -6746,6 +8461,11 @@
     </w:p>
     <w:p>
       <w:pPr>
+        <w:rPr>
+          <w:rFonts w:ascii="Arial" w:hAnsi="Arial" w:cs="Arial"/>
+          <w:sz w:val="24"/>
+          <w:szCs w:val="24"/>
+        </w:rPr>
         <w:spacing w:line="240" w:lineRule="auto" w:before="0" w:after="40"/>
       </w:pPr>
       <w:r>
@@ -6780,6 +8500,11 @@
           </w:tcPr>
           <w:p>
             <w:pPr>
+              <w:rPr>
+                <w:rFonts w:ascii="Arial" w:hAnsi="Arial" w:cs="Arial"/>
+                <w:sz w:val="18"/>
+                <w:szCs w:val="18"/>
+              </w:rPr>
               <w:spacing w:line="240" w:lineRule="auto" w:after="40"/>
             </w:pPr>
             <w:r>
@@ -6833,6 +8558,11 @@
           </w:p>
           <w:p>
             <w:pPr>
+              <w:rPr>
+                <w:rFonts w:ascii="Arial" w:hAnsi="Arial" w:cs="Arial"/>
+                <w:sz w:val="18"/>
+                <w:szCs w:val="18"/>
+              </w:rPr>
               <w:spacing w:line="240" w:lineRule="auto" w:after="0"/>
             </w:pPr>
             <w:r>
@@ -6849,6 +8579,11 @@
     </w:tbl>
     <w:p>
       <w:pPr>
+        <w:rPr>
+          <w:rFonts w:ascii="Arial" w:hAnsi="Arial" w:cs="Arial"/>
+          <w:sz w:val="8"/>
+          <w:szCs w:val="8"/>
+        </w:rPr>
         <w:spacing w:line="240" w:lineRule="auto" w:after="0"/>
       </w:pPr>
       <w:r>
@@ -6883,6 +8618,11 @@
           </w:tcPr>
           <w:p>
             <w:pPr>
+              <w:rPr>
+                <w:rFonts w:ascii="Arial" w:hAnsi="Arial" w:cs="Arial"/>
+                <w:sz w:val="18"/>
+                <w:szCs w:val="18"/>
+              </w:rPr>
               <w:spacing w:line="240" w:lineRule="auto" w:after="40"/>
             </w:pPr>
             <w:r>
@@ -6896,6 +8636,11 @@
           </w:p>
           <w:p>
             <w:pPr>
+              <w:rPr>
+                <w:rFonts w:ascii="Arial" w:hAnsi="Arial" w:cs="Arial"/>
+                <w:sz w:val="18"/>
+                <w:szCs w:val="18"/>
+              </w:rPr>
               <w:spacing w:line="240" w:lineRule="auto" w:after="0"/>
             </w:pPr>
             <w:r>
@@ -6909,6 +8654,11 @@
           </w:p>
           <w:p>
             <w:pPr>
+              <w:rPr>
+                <w:rFonts w:ascii="Arial" w:hAnsi="Arial" w:cs="Arial"/>
+                <w:sz w:val="18"/>
+                <w:szCs w:val="18"/>
+              </w:rPr>
               <w:spacing w:line="240" w:lineRule="auto" w:after="0"/>
             </w:pPr>
             <w:r>
@@ -6922,6 +8672,11 @@
           </w:p>
           <w:p>
             <w:pPr>
+              <w:rPr>
+                <w:rFonts w:ascii="Arial" w:hAnsi="Arial" w:cs="Arial"/>
+                <w:sz w:val="18"/>
+                <w:szCs w:val="18"/>
+              </w:rPr>
               <w:spacing w:line="240" w:lineRule="auto" w:after="0"/>
             </w:pPr>
             <w:r>
@@ -6935,6 +8690,11 @@
           </w:p>
           <w:p>
             <w:pPr>
+              <w:rPr>
+                <w:rFonts w:ascii="Arial" w:hAnsi="Arial" w:cs="Arial"/>
+                <w:sz w:val="18"/>
+                <w:szCs w:val="18"/>
+              </w:rPr>
               <w:spacing w:line="240" w:lineRule="auto" w:after="0"/>
             </w:pPr>
             <w:r>
@@ -6948,6 +8708,11 @@
           </w:p>
           <w:p>
             <w:pPr>
+              <w:rPr>
+                <w:rFonts w:ascii="Arial" w:hAnsi="Arial" w:cs="Arial"/>
+                <w:sz w:val="18"/>
+                <w:szCs w:val="18"/>
+              </w:rPr>
               <w:spacing w:line="240" w:lineRule="auto" w:after="0"/>
             </w:pPr>
             <w:r>
@@ -6964,6 +8729,11 @@
     </w:tbl>
     <w:p>
       <w:pPr>
+        <w:rPr>
+          <w:rFonts w:ascii="Arial" w:hAnsi="Arial" w:cs="Arial"/>
+          <w:sz w:val="8"/>
+          <w:szCs w:val="8"/>
+        </w:rPr>
         <w:spacing w:line="240" w:lineRule="auto" w:after="0"/>
       </w:pPr>
       <w:r>
@@ -6998,6 +8768,11 @@
           </w:tcPr>
           <w:p>
             <w:pPr>
+              <w:rPr>
+                <w:rFonts w:ascii="Arial" w:hAnsi="Arial" w:cs="Arial"/>
+                <w:sz w:val="18"/>
+                <w:szCs w:val="18"/>
+              </w:rPr>
               <w:spacing w:line="240" w:lineRule="auto" w:after="40"/>
             </w:pPr>
             <w:r>
@@ -7011,6 +8786,11 @@
           </w:p>
           <w:p>
             <w:pPr>
+              <w:rPr>
+                <w:rFonts w:ascii="Arial" w:hAnsi="Arial" w:cs="Arial"/>
+                <w:sz w:val="18"/>
+                <w:szCs w:val="18"/>
+              </w:rPr>
               <w:spacing w:line="240" w:lineRule="auto" w:after="0"/>
             </w:pPr>
             <w:r>
@@ -7027,6 +8807,11 @@
     </w:tbl>
     <w:p>
       <w:pPr>
+        <w:rPr>
+          <w:rFonts w:ascii="Arial" w:hAnsi="Arial" w:cs="Arial"/>
+          <w:sz w:val="8"/>
+          <w:szCs w:val="8"/>
+        </w:rPr>
         <w:spacing w:line="240" w:lineRule="auto" w:after="0"/>
       </w:pPr>
       <w:r>
@@ -7040,6 +8825,11 @@
     </w:p>
     <w:p>
       <w:pPr>
+        <w:rPr>
+          <w:rFonts w:ascii="Arial" w:hAnsi="Arial" w:cs="Arial"/>
+          <w:sz w:val="24"/>
+          <w:szCs w:val="24"/>
+        </w:rPr>
         <w:spacing w:line="240" w:lineRule="auto" w:before="0" w:after="40"/>
       </w:pPr>
       <w:r>
@@ -7074,6 +8864,11 @@
           </w:tcPr>
           <w:p>
             <w:pPr>
+              <w:rPr>
+                <w:rFonts w:ascii="Arial" w:hAnsi="Arial" w:cs="Arial"/>
+                <w:sz w:val="18"/>
+                <w:szCs w:val="18"/>
+              </w:rPr>
               <w:spacing w:line="240" w:lineRule="auto" w:after="40"/>
             </w:pPr>
             <w:r>
@@ -7087,6 +8882,11 @@
           </w:p>
           <w:p>
             <w:pPr>
+              <w:rPr>
+                <w:rFonts w:ascii="Arial" w:hAnsi="Arial" w:cs="Arial"/>
+                <w:sz w:val="18"/>
+                <w:szCs w:val="18"/>
+              </w:rPr>
               <w:spacing w:line="240" w:lineRule="auto" w:after="0"/>
             </w:pPr>
             <w:r>
@@ -7103,6 +8903,11 @@
     </w:tbl>
     <w:p>
       <w:pPr>
+        <w:rPr>
+          <w:rFonts w:ascii="Arial" w:hAnsi="Arial" w:cs="Arial"/>
+          <w:sz w:val="8"/>
+          <w:szCs w:val="8"/>
+        </w:rPr>
         <w:spacing w:line="240" w:lineRule="auto" w:after="0"/>
       </w:pPr>
       <w:r>
@@ -7139,6 +8944,11 @@
           </w:tcPr>
           <w:p>
             <w:pPr>
+              <w:rPr>
+                <w:rFonts w:ascii="Arial" w:hAnsi="Arial" w:cs="Arial"/>
+                <w:sz w:val="18"/>
+                <w:szCs w:val="18"/>
+              </w:rPr>
               <w:spacing w:line="240" w:lineRule="auto" w:after="20"/>
             </w:pPr>
             <w:r>
@@ -7157,6 +8967,11 @@
           </w:tcPr>
           <w:p>
             <w:pPr>
+              <w:rPr>
+                <w:rFonts w:ascii="Arial" w:hAnsi="Arial" w:cs="Arial"/>
+                <w:sz w:val="18"/>
+                <w:szCs w:val="18"/>
+              </w:rPr>
               <w:spacing w:line="240" w:lineRule="auto" w:after="20"/>
             </w:pPr>
             <w:r>
@@ -7178,6 +8993,11 @@
           </w:tcPr>
           <w:p>
             <w:pPr>
+              <w:rPr>
+                <w:rFonts w:ascii="Arial" w:hAnsi="Arial" w:cs="Arial"/>
+                <w:sz w:val="18"/>
+                <w:szCs w:val="18"/>
+              </w:rPr>
               <w:spacing w:line="240" w:lineRule="auto" w:after="20"/>
             </w:pPr>
             <w:r>
@@ -7196,6 +9016,11 @@
           </w:tcPr>
           <w:p>
             <w:pPr>
+              <w:rPr>
+                <w:rFonts w:ascii="Arial" w:hAnsi="Arial" w:cs="Arial"/>
+                <w:sz w:val="18"/>
+                <w:szCs w:val="18"/>
+              </w:rPr>
               <w:spacing w:line="240" w:lineRule="auto" w:after="20"/>
             </w:pPr>
             <w:r>
@@ -7225,6 +9050,11 @@
           </w:tcPr>
           <w:p>
             <w:pPr>
+              <w:rPr>
+                <w:rFonts w:ascii="Arial" w:hAnsi="Arial" w:cs="Arial"/>
+                <w:sz w:val="18"/>
+                <w:szCs w:val="18"/>
+              </w:rPr>
               <w:spacing w:line="240" w:lineRule="auto" w:after="20"/>
             </w:pPr>
             <w:r>
@@ -7243,6 +9073,11 @@
           </w:tcPr>
           <w:p>
             <w:pPr>
+              <w:rPr>
+                <w:rFonts w:ascii="Arial" w:hAnsi="Arial" w:cs="Arial"/>
+                <w:sz w:val="18"/>
+                <w:szCs w:val="18"/>
+              </w:rPr>
               <w:spacing w:line="240" w:lineRule="auto" w:after="20"/>
             </w:pPr>
             <w:r>
@@ -7268,6 +9103,11 @@
           </w:tcPr>
           <w:p>
             <w:pPr>
+              <w:rPr>
+                <w:rFonts w:ascii="Arial" w:hAnsi="Arial" w:cs="Arial"/>
+                <w:sz w:val="18"/>
+                <w:szCs w:val="18"/>
+              </w:rPr>
               <w:spacing w:line="240" w:lineRule="auto" w:after="20"/>
             </w:pPr>
             <w:r>
@@ -7286,6 +9126,11 @@
           </w:tcPr>
           <w:p>
             <w:pPr>
+              <w:rPr>
+                <w:rFonts w:ascii="Arial" w:hAnsi="Arial" w:cs="Arial"/>
+                <w:sz w:val="18"/>
+                <w:szCs w:val="18"/>
+              </w:rPr>
               <w:spacing w:line="240" w:lineRule="auto" w:after="20"/>
             </w:pPr>
             <w:r>
@@ -7307,6 +9152,11 @@
           </w:tcPr>
           <w:p>
             <w:pPr>
+              <w:rPr>
+                <w:rFonts w:ascii="Arial" w:hAnsi="Arial" w:cs="Arial"/>
+                <w:sz w:val="18"/>
+                <w:szCs w:val="18"/>
+              </w:rPr>
               <w:spacing w:line="240" w:lineRule="auto" w:after="20"/>
             </w:pPr>
             <w:r>
@@ -7325,6 +9175,11 @@
           </w:tcPr>
           <w:p>
             <w:pPr>
+              <w:rPr>
+                <w:rFonts w:ascii="Arial" w:hAnsi="Arial" w:cs="Arial"/>
+                <w:sz w:val="18"/>
+                <w:szCs w:val="18"/>
+              </w:rPr>
               <w:spacing w:line="240" w:lineRule="auto" w:after="20"/>
             </w:pPr>
             <w:r>
@@ -7343,6 +9198,11 @@
     </w:tbl>
     <w:p>
       <w:pPr>
+        <w:rPr>
+          <w:rFonts w:ascii="Arial" w:hAnsi="Arial" w:cs="Arial"/>
+          <w:sz w:val="8"/>
+          <w:szCs w:val="8"/>
+        </w:rPr>
         <w:spacing w:line="240" w:lineRule="auto" w:after="0"/>
       </w:pPr>
       <w:r>
@@ -7364,6 +9224,11 @@
     </w:p>
     <w:p>
       <w:pPr>
+        <w:rPr>
+          <w:rFonts w:ascii="Arial" w:hAnsi="Arial" w:cs="Arial"/>
+          <w:sz w:val="24"/>
+          <w:szCs w:val="24"/>
+        </w:rPr>
         <w:keepNext/>
         <w:spacing w:before="0" w:after="120" w:line="240" w:lineRule="auto"/>
       </w:pPr>
@@ -7378,6 +9243,11 @@
     </w:p>
     <w:p>
       <w:pPr>
+        <w:rPr>
+          <w:rFonts w:ascii="Arial" w:hAnsi="Arial" w:cs="Arial"/>
+          <w:sz w:val="20"/>
+          <w:szCs w:val="20"/>
+        </w:rPr>
         <w:spacing w:line="240" w:lineRule="auto" w:before="0" w:after="120"/>
       </w:pPr>
       <w:r>
@@ -7431,6 +9301,11 @@
     </w:p>
     <w:p>
       <w:pPr>
+        <w:rPr>
+          <w:rFonts w:ascii="Arial" w:hAnsi="Arial" w:cs="Arial"/>
+          <w:sz w:val="24"/>
+          <w:szCs w:val="24"/>
+        </w:rPr>
         <w:spacing w:line="240" w:lineRule="auto" w:before="0" w:after="40"/>
       </w:pPr>
       <w:r>
@@ -7465,6 +9340,11 @@
           </w:tcPr>
           <w:p>
             <w:pPr>
+              <w:rPr>
+                <w:rFonts w:ascii="Arial" w:hAnsi="Arial" w:cs="Arial"/>
+                <w:sz w:val="18"/>
+                <w:szCs w:val="18"/>
+              </w:rPr>
               <w:spacing w:line="240" w:lineRule="auto" w:after="40"/>
             </w:pPr>
             <w:r>
@@ -7518,6 +9398,11 @@
           </w:p>
           <w:p>
             <w:pPr>
+              <w:rPr>
+                <w:rFonts w:ascii="Arial" w:hAnsi="Arial" w:cs="Arial"/>
+                <w:sz w:val="18"/>
+                <w:szCs w:val="18"/>
+              </w:rPr>
               <w:spacing w:line="240" w:lineRule="auto" w:after="0"/>
             </w:pPr>
             <w:r>
@@ -7534,6 +9419,11 @@
     </w:tbl>
     <w:p>
       <w:pPr>
+        <w:rPr>
+          <w:rFonts w:ascii="Arial" w:hAnsi="Arial" w:cs="Arial"/>
+          <w:sz w:val="8"/>
+          <w:szCs w:val="8"/>
+        </w:rPr>
         <w:spacing w:line="240" w:lineRule="auto" w:after="0"/>
       </w:pPr>
       <w:r>
@@ -7568,6 +9458,11 @@
           </w:tcPr>
           <w:p>
             <w:pPr>
+              <w:rPr>
+                <w:rFonts w:ascii="Arial" w:hAnsi="Arial" w:cs="Arial"/>
+                <w:sz w:val="18"/>
+                <w:szCs w:val="18"/>
+              </w:rPr>
               <w:spacing w:line="240" w:lineRule="auto" w:after="40"/>
             </w:pPr>
             <w:r>
@@ -7581,6 +9476,11 @@
           </w:p>
           <w:p>
             <w:pPr>
+              <w:rPr>
+                <w:rFonts w:ascii="Arial" w:hAnsi="Arial" w:cs="Arial"/>
+                <w:sz w:val="18"/>
+                <w:szCs w:val="18"/>
+              </w:rPr>
               <w:spacing w:line="240" w:lineRule="auto" w:after="0"/>
             </w:pPr>
             <w:r>
@@ -7594,6 +9494,11 @@
           </w:p>
           <w:p>
             <w:pPr>
+              <w:rPr>
+                <w:rFonts w:ascii="Arial" w:hAnsi="Arial" w:cs="Arial"/>
+                <w:sz w:val="18"/>
+                <w:szCs w:val="18"/>
+              </w:rPr>
               <w:spacing w:line="240" w:lineRule="auto" w:after="0"/>
             </w:pPr>
             <w:r>
@@ -7607,6 +9512,11 @@
           </w:p>
           <w:p>
             <w:pPr>
+              <w:rPr>
+                <w:rFonts w:ascii="Arial" w:hAnsi="Arial" w:cs="Arial"/>
+                <w:sz w:val="18"/>
+                <w:szCs w:val="18"/>
+              </w:rPr>
               <w:spacing w:line="240" w:lineRule="auto" w:after="0"/>
             </w:pPr>
             <w:r>
@@ -7620,6 +9530,11 @@
           </w:p>
           <w:p>
             <w:pPr>
+              <w:rPr>
+                <w:rFonts w:ascii="Arial" w:hAnsi="Arial" w:cs="Arial"/>
+                <w:sz w:val="18"/>
+                <w:szCs w:val="18"/>
+              </w:rPr>
               <w:spacing w:line="240" w:lineRule="auto" w:after="0"/>
             </w:pPr>
             <w:r>
@@ -7636,6 +9551,11 @@
     </w:tbl>
     <w:p>
       <w:pPr>
+        <w:rPr>
+          <w:rFonts w:ascii="Arial" w:hAnsi="Arial" w:cs="Arial"/>
+          <w:sz w:val="8"/>
+          <w:szCs w:val="8"/>
+        </w:rPr>
         <w:spacing w:line="240" w:lineRule="auto" w:after="0"/>
       </w:pPr>
       <w:r>
@@ -7670,6 +9590,11 @@
           </w:tcPr>
           <w:p>
             <w:pPr>
+              <w:rPr>
+                <w:rFonts w:ascii="Arial" w:hAnsi="Arial" w:cs="Arial"/>
+                <w:sz w:val="18"/>
+                <w:szCs w:val="18"/>
+              </w:rPr>
               <w:spacing w:line="240" w:lineRule="auto" w:after="40"/>
             </w:pPr>
             <w:r>
@@ -7683,6 +9608,11 @@
           </w:p>
           <w:p>
             <w:pPr>
+              <w:rPr>
+                <w:rFonts w:ascii="Arial" w:hAnsi="Arial" w:cs="Arial"/>
+                <w:sz w:val="18"/>
+                <w:szCs w:val="18"/>
+              </w:rPr>
               <w:spacing w:line="240" w:lineRule="auto" w:after="0"/>
             </w:pPr>
             <w:r>
@@ -7699,6 +9629,11 @@
     </w:tbl>
     <w:p>
       <w:pPr>
+        <w:rPr>
+          <w:rFonts w:ascii="Arial" w:hAnsi="Arial" w:cs="Arial"/>
+          <w:sz w:val="8"/>
+          <w:szCs w:val="8"/>
+        </w:rPr>
         <w:spacing w:line="240" w:lineRule="auto" w:after="0"/>
       </w:pPr>
       <w:r>
@@ -7712,6 +9647,11 @@
     </w:p>
     <w:p>
       <w:pPr>
+        <w:rPr>
+          <w:rFonts w:ascii="Arial" w:hAnsi="Arial" w:cs="Arial"/>
+          <w:sz w:val="24"/>
+          <w:szCs w:val="24"/>
+        </w:rPr>
         <w:spacing w:line="240" w:lineRule="auto" w:before="0" w:after="40"/>
       </w:pPr>
       <w:r>
@@ -7746,6 +9686,11 @@
           </w:tcPr>
           <w:p>
             <w:pPr>
+              <w:rPr>
+                <w:rFonts w:ascii="Arial" w:hAnsi="Arial" w:cs="Arial"/>
+                <w:sz w:val="18"/>
+                <w:szCs w:val="18"/>
+              </w:rPr>
               <w:spacing w:line="240" w:lineRule="auto" w:after="40"/>
             </w:pPr>
             <w:r>
@@ -7759,6 +9704,11 @@
           </w:p>
           <w:p>
             <w:pPr>
+              <w:rPr>
+                <w:rFonts w:ascii="Arial" w:hAnsi="Arial" w:cs="Arial"/>
+                <w:sz w:val="18"/>
+                <w:szCs w:val="18"/>
+              </w:rPr>
               <w:spacing w:line="240" w:lineRule="auto" w:after="0"/>
             </w:pPr>
             <w:r>
@@ -7775,6 +9725,11 @@
     </w:tbl>
     <w:p>
       <w:pPr>
+        <w:rPr>
+          <w:rFonts w:ascii="Arial" w:hAnsi="Arial" w:cs="Arial"/>
+          <w:sz w:val="8"/>
+          <w:szCs w:val="8"/>
+        </w:rPr>
         <w:spacing w:line="240" w:lineRule="auto" w:after="0"/>
       </w:pPr>
       <w:r>
@@ -7811,6 +9766,11 @@
           </w:tcPr>
           <w:p>
             <w:pPr>
+              <w:rPr>
+                <w:rFonts w:ascii="Arial" w:hAnsi="Arial" w:cs="Arial"/>
+                <w:sz w:val="18"/>
+                <w:szCs w:val="18"/>
+              </w:rPr>
               <w:spacing w:line="240" w:lineRule="auto" w:after="20"/>
             </w:pPr>
             <w:r>
@@ -7829,6 +9789,11 @@
           </w:tcPr>
           <w:p>
             <w:pPr>
+              <w:rPr>
+                <w:rFonts w:ascii="Arial" w:hAnsi="Arial" w:cs="Arial"/>
+                <w:sz w:val="18"/>
+                <w:szCs w:val="18"/>
+              </w:rPr>
               <w:spacing w:line="240" w:lineRule="auto" w:after="20"/>
             </w:pPr>
             <w:r>
@@ -7850,6 +9815,11 @@
           </w:tcPr>
           <w:p>
             <w:pPr>
+              <w:rPr>
+                <w:rFonts w:ascii="Arial" w:hAnsi="Arial" w:cs="Arial"/>
+                <w:sz w:val="18"/>
+                <w:szCs w:val="18"/>
+              </w:rPr>
               <w:spacing w:line="240" w:lineRule="auto" w:after="20"/>
             </w:pPr>
             <w:r>
@@ -7868,6 +9838,11 @@
           </w:tcPr>
           <w:p>
             <w:pPr>
+              <w:rPr>
+                <w:rFonts w:ascii="Arial" w:hAnsi="Arial" w:cs="Arial"/>
+                <w:sz w:val="18"/>
+                <w:szCs w:val="18"/>
+              </w:rPr>
               <w:spacing w:line="240" w:lineRule="auto" w:after="20"/>
             </w:pPr>
             <w:r>
@@ -7893,6 +9868,11 @@
           </w:tcPr>
           <w:p>
             <w:pPr>
+              <w:rPr>
+                <w:rFonts w:ascii="Arial" w:hAnsi="Arial" w:cs="Arial"/>
+                <w:sz w:val="18"/>
+                <w:szCs w:val="18"/>
+              </w:rPr>
               <w:spacing w:line="240" w:lineRule="auto" w:after="20"/>
             </w:pPr>
             <w:r>
@@ -7911,6 +9891,11 @@
           </w:tcPr>
           <w:p>
             <w:pPr>
+              <w:rPr>
+                <w:rFonts w:ascii="Arial" w:hAnsi="Arial" w:cs="Arial"/>
+                <w:sz w:val="18"/>
+                <w:szCs w:val="18"/>
+              </w:rPr>
               <w:spacing w:line="240" w:lineRule="auto" w:after="20"/>
             </w:pPr>
             <w:r>
@@ -7938,6 +9923,11 @@
           </w:tcPr>
           <w:p>
             <w:pPr>
+              <w:rPr>
+                <w:rFonts w:ascii="Arial" w:hAnsi="Arial" w:cs="Arial"/>
+                <w:sz w:val="18"/>
+                <w:szCs w:val="18"/>
+              </w:rPr>
               <w:spacing w:line="240" w:lineRule="auto" w:after="20"/>
             </w:pPr>
             <w:r>
@@ -7956,6 +9946,11 @@
           </w:tcPr>
           <w:p>
             <w:pPr>
+              <w:rPr>
+                <w:rFonts w:ascii="Arial" w:hAnsi="Arial" w:cs="Arial"/>
+                <w:sz w:val="18"/>
+                <w:szCs w:val="18"/>
+              </w:rPr>
               <w:spacing w:line="240" w:lineRule="auto" w:after="20"/>
             </w:pPr>
             <w:r>
@@ -7977,6 +9972,11 @@
           </w:tcPr>
           <w:p>
             <w:pPr>
+              <w:rPr>
+                <w:rFonts w:ascii="Arial" w:hAnsi="Arial" w:cs="Arial"/>
+                <w:sz w:val="18"/>
+                <w:szCs w:val="18"/>
+              </w:rPr>
               <w:spacing w:line="240" w:lineRule="auto" w:after="20"/>
             </w:pPr>
             <w:r>
@@ -7995,6 +9995,11 @@
           </w:tcPr>
           <w:p>
             <w:pPr>
+              <w:rPr>
+                <w:rFonts w:ascii="Arial" w:hAnsi="Arial" w:cs="Arial"/>
+                <w:sz w:val="18"/>
+                <w:szCs w:val="18"/>
+              </w:rPr>
               <w:spacing w:line="240" w:lineRule="auto" w:after="20"/>
             </w:pPr>
             <w:r>
@@ -8013,6 +10018,11 @@
     </w:tbl>
     <w:p>
       <w:pPr>
+        <w:rPr>
+          <w:rFonts w:ascii="Arial" w:hAnsi="Arial" w:cs="Arial"/>
+          <w:sz w:val="8"/>
+          <w:szCs w:val="8"/>
+        </w:rPr>
         <w:spacing w:line="240" w:lineRule="auto" w:after="0"/>
       </w:pPr>
       <w:r>
@@ -8034,6 +10044,11 @@
     </w:p>
     <w:p>
       <w:pPr>
+        <w:rPr>
+          <w:rFonts w:ascii="Arial" w:hAnsi="Arial" w:cs="Arial"/>
+          <w:sz w:val="24"/>
+          <w:szCs w:val="24"/>
+        </w:rPr>
         <w:keepNext/>
         <w:spacing w:before="0" w:after="120" w:line="240" w:lineRule="auto"/>
       </w:pPr>
@@ -8048,6 +10063,11 @@
     </w:p>
     <w:p>
       <w:pPr>
+        <w:rPr>
+          <w:rFonts w:ascii="Arial" w:hAnsi="Arial" w:cs="Arial"/>
+          <w:sz w:val="20"/>
+          <w:szCs w:val="20"/>
+        </w:rPr>
         <w:spacing w:line="240" w:lineRule="auto" w:before="0" w:after="120"/>
       </w:pPr>
       <w:r>
@@ -8101,6 +10121,11 @@
     </w:p>
     <w:p>
       <w:pPr>
+        <w:rPr>
+          <w:rFonts w:ascii="Arial" w:hAnsi="Arial" w:cs="Arial"/>
+          <w:sz w:val="24"/>
+          <w:szCs w:val="24"/>
+        </w:rPr>
         <w:spacing w:line="240" w:lineRule="auto" w:before="0" w:after="40"/>
       </w:pPr>
       <w:r>
@@ -8135,6 +10160,11 @@
           </w:tcPr>
           <w:p>
             <w:pPr>
+              <w:rPr>
+                <w:rFonts w:ascii="Arial" w:hAnsi="Arial" w:cs="Arial"/>
+                <w:sz w:val="18"/>
+                <w:szCs w:val="18"/>
+              </w:rPr>
               <w:spacing w:line="240" w:lineRule="auto" w:after="40"/>
             </w:pPr>
             <w:r>
@@ -8188,6 +10218,11 @@
           </w:p>
           <w:p>
             <w:pPr>
+              <w:rPr>
+                <w:rFonts w:ascii="Arial" w:hAnsi="Arial" w:cs="Arial"/>
+                <w:sz w:val="18"/>
+                <w:szCs w:val="18"/>
+              </w:rPr>
               <w:spacing w:line="240" w:lineRule="auto" w:after="0"/>
             </w:pPr>
             <w:r>
@@ -8204,6 +10239,11 @@
     </w:tbl>
     <w:p>
       <w:pPr>
+        <w:rPr>
+          <w:rFonts w:ascii="Arial" w:hAnsi="Arial" w:cs="Arial"/>
+          <w:sz w:val="8"/>
+          <w:szCs w:val="8"/>
+        </w:rPr>
         <w:spacing w:line="240" w:lineRule="auto" w:after="0"/>
       </w:pPr>
       <w:r>
@@ -8238,6 +10278,11 @@
           </w:tcPr>
           <w:p>
             <w:pPr>
+              <w:rPr>
+                <w:rFonts w:ascii="Arial" w:hAnsi="Arial" w:cs="Arial"/>
+                <w:sz w:val="18"/>
+                <w:szCs w:val="18"/>
+              </w:rPr>
               <w:spacing w:line="240" w:lineRule="auto" w:after="40"/>
             </w:pPr>
             <w:r>
@@ -8251,6 +10296,11 @@
           </w:p>
           <w:p>
             <w:pPr>
+              <w:rPr>
+                <w:rFonts w:ascii="Arial" w:hAnsi="Arial" w:cs="Arial"/>
+                <w:sz w:val="18"/>
+                <w:szCs w:val="18"/>
+              </w:rPr>
               <w:spacing w:line="240" w:lineRule="auto" w:after="0"/>
             </w:pPr>
             <w:r>
@@ -8264,6 +10314,11 @@
           </w:p>
           <w:p>
             <w:pPr>
+              <w:rPr>
+                <w:rFonts w:ascii="Arial" w:hAnsi="Arial" w:cs="Arial"/>
+                <w:sz w:val="18"/>
+                <w:szCs w:val="18"/>
+              </w:rPr>
               <w:spacing w:line="240" w:lineRule="auto" w:after="0"/>
             </w:pPr>
             <w:r>
@@ -8277,6 +10332,11 @@
           </w:p>
           <w:p>
             <w:pPr>
+              <w:rPr>
+                <w:rFonts w:ascii="Arial" w:hAnsi="Arial" w:cs="Arial"/>
+                <w:sz w:val="18"/>
+                <w:szCs w:val="18"/>
+              </w:rPr>
               <w:spacing w:line="240" w:lineRule="auto" w:after="0"/>
             </w:pPr>
             <w:r>
@@ -8293,6 +10353,11 @@
     </w:tbl>
     <w:p>
       <w:pPr>
+        <w:rPr>
+          <w:rFonts w:ascii="Arial" w:hAnsi="Arial" w:cs="Arial"/>
+          <w:sz w:val="8"/>
+          <w:szCs w:val="8"/>
+        </w:rPr>
         <w:spacing w:line="240" w:lineRule="auto" w:after="0"/>
       </w:pPr>
       <w:r>
@@ -8327,6 +10392,11 @@
           </w:tcPr>
           <w:p>
             <w:pPr>
+              <w:rPr>
+                <w:rFonts w:ascii="Arial" w:hAnsi="Arial" w:cs="Arial"/>
+                <w:sz w:val="18"/>
+                <w:szCs w:val="18"/>
+              </w:rPr>
               <w:spacing w:line="240" w:lineRule="auto" w:after="40"/>
             </w:pPr>
             <w:r>
@@ -8340,6 +10410,11 @@
           </w:p>
           <w:p>
             <w:pPr>
+              <w:rPr>
+                <w:rFonts w:ascii="Arial" w:hAnsi="Arial" w:cs="Arial"/>
+                <w:sz w:val="18"/>
+                <w:szCs w:val="18"/>
+              </w:rPr>
               <w:spacing w:line="240" w:lineRule="auto" w:after="0"/>
             </w:pPr>
             <w:r>
@@ -8356,6 +10431,11 @@
     </w:tbl>
     <w:p>
       <w:pPr>
+        <w:rPr>
+          <w:rFonts w:ascii="Arial" w:hAnsi="Arial" w:cs="Arial"/>
+          <w:sz w:val="8"/>
+          <w:szCs w:val="8"/>
+        </w:rPr>
         <w:spacing w:line="240" w:lineRule="auto" w:after="0"/>
       </w:pPr>
       <w:r>
@@ -8369,6 +10449,11 @@
     </w:p>
     <w:p>
       <w:pPr>
+        <w:rPr>
+          <w:rFonts w:ascii="Arial" w:hAnsi="Arial" w:cs="Arial"/>
+          <w:sz w:val="24"/>
+          <w:szCs w:val="24"/>
+        </w:rPr>
         <w:spacing w:line="240" w:lineRule="auto" w:before="0" w:after="40"/>
       </w:pPr>
       <w:r>
@@ -8403,6 +10488,11 @@
           </w:tcPr>
           <w:p>
             <w:pPr>
+              <w:rPr>
+                <w:rFonts w:ascii="Arial" w:hAnsi="Arial" w:cs="Arial"/>
+                <w:sz w:val="18"/>
+                <w:szCs w:val="18"/>
+              </w:rPr>
               <w:spacing w:line="240" w:lineRule="auto" w:after="40"/>
             </w:pPr>
             <w:r>
@@ -8416,6 +10506,11 @@
           </w:p>
           <w:p>
             <w:pPr>
+              <w:rPr>
+                <w:rFonts w:ascii="Arial" w:hAnsi="Arial" w:cs="Arial"/>
+                <w:sz w:val="18"/>
+                <w:szCs w:val="18"/>
+              </w:rPr>
               <w:spacing w:line="240" w:lineRule="auto" w:after="0"/>
             </w:pPr>
             <w:r>
@@ -8432,6 +10527,11 @@
     </w:tbl>
     <w:p>
       <w:pPr>
+        <w:rPr>
+          <w:rFonts w:ascii="Arial" w:hAnsi="Arial" w:cs="Arial"/>
+          <w:sz w:val="8"/>
+          <w:szCs w:val="8"/>
+        </w:rPr>
         <w:spacing w:line="240" w:lineRule="auto" w:after="0"/>
       </w:pPr>
       <w:r>
@@ -8468,6 +10568,11 @@
           </w:tcPr>
           <w:p>
             <w:pPr>
+              <w:rPr>
+                <w:rFonts w:ascii="Arial" w:hAnsi="Arial" w:cs="Arial"/>
+                <w:sz w:val="18"/>
+                <w:szCs w:val="18"/>
+              </w:rPr>
               <w:spacing w:line="240" w:lineRule="auto" w:after="20"/>
             </w:pPr>
             <w:r>
@@ -8486,6 +10591,11 @@
           </w:tcPr>
           <w:p>
             <w:pPr>
+              <w:rPr>
+                <w:rFonts w:ascii="Arial" w:hAnsi="Arial" w:cs="Arial"/>
+                <w:sz w:val="18"/>
+                <w:szCs w:val="18"/>
+              </w:rPr>
               <w:spacing w:line="240" w:lineRule="auto" w:after="20"/>
             </w:pPr>
             <w:r>
@@ -8507,6 +10617,11 @@
           </w:tcPr>
           <w:p>
             <w:pPr>
+              <w:rPr>
+                <w:rFonts w:ascii="Arial" w:hAnsi="Arial" w:cs="Arial"/>
+                <w:sz w:val="18"/>
+                <w:szCs w:val="18"/>
+              </w:rPr>
               <w:spacing w:line="240" w:lineRule="auto" w:after="20"/>
             </w:pPr>
             <w:r>
@@ -8525,6 +10640,11 @@
           </w:tcPr>
           <w:p>
             <w:pPr>
+              <w:rPr>
+                <w:rFonts w:ascii="Arial" w:hAnsi="Arial" w:cs="Arial"/>
+                <w:sz w:val="18"/>
+                <w:szCs w:val="18"/>
+              </w:rPr>
               <w:spacing w:line="240" w:lineRule="auto" w:after="20"/>
             </w:pPr>
             <w:r>
@@ -8550,6 +10670,11 @@
           </w:tcPr>
           <w:p>
             <w:pPr>
+              <w:rPr>
+                <w:rFonts w:ascii="Arial" w:hAnsi="Arial" w:cs="Arial"/>
+                <w:sz w:val="18"/>
+                <w:szCs w:val="18"/>
+              </w:rPr>
               <w:spacing w:line="240" w:lineRule="auto" w:after="20"/>
             </w:pPr>
             <w:r>
@@ -8568,6 +10693,11 @@
           </w:tcPr>
           <w:p>
             <w:pPr>
+              <w:rPr>
+                <w:rFonts w:ascii="Arial" w:hAnsi="Arial" w:cs="Arial"/>
+                <w:sz w:val="18"/>
+                <w:szCs w:val="18"/>
+              </w:rPr>
               <w:spacing w:line="240" w:lineRule="auto" w:after="20"/>
             </w:pPr>
             <w:r>
@@ -8593,6 +10723,11 @@
           </w:tcPr>
           <w:p>
             <w:pPr>
+              <w:rPr>
+                <w:rFonts w:ascii="Arial" w:hAnsi="Arial" w:cs="Arial"/>
+                <w:sz w:val="18"/>
+                <w:szCs w:val="18"/>
+              </w:rPr>
               <w:spacing w:line="240" w:lineRule="auto" w:after="20"/>
             </w:pPr>
             <w:r>
@@ -8611,6 +10746,11 @@
           </w:tcPr>
           <w:p>
             <w:pPr>
+              <w:rPr>
+                <w:rFonts w:ascii="Arial" w:hAnsi="Arial" w:cs="Arial"/>
+                <w:sz w:val="18"/>
+                <w:szCs w:val="18"/>
+              </w:rPr>
               <w:spacing w:line="240" w:lineRule="auto" w:after="20"/>
             </w:pPr>
             <w:r>
@@ -8632,6 +10772,11 @@
           </w:tcPr>
           <w:p>
             <w:pPr>
+              <w:rPr>
+                <w:rFonts w:ascii="Arial" w:hAnsi="Arial" w:cs="Arial"/>
+                <w:sz w:val="18"/>
+                <w:szCs w:val="18"/>
+              </w:rPr>
               <w:spacing w:line="240" w:lineRule="auto" w:after="20"/>
             </w:pPr>
             <w:r>
@@ -8650,6 +10795,11 @@
           </w:tcPr>
           <w:p>
             <w:pPr>
+              <w:rPr>
+                <w:rFonts w:ascii="Arial" w:hAnsi="Arial" w:cs="Arial"/>
+                <w:sz w:val="18"/>
+                <w:szCs w:val="18"/>
+              </w:rPr>
               <w:spacing w:line="240" w:lineRule="auto" w:after="20"/>
             </w:pPr>
             <w:r>
@@ -8668,6 +10818,11 @@
     </w:tbl>
     <w:p>
       <w:pPr>
+        <w:rPr>
+          <w:rFonts w:ascii="Arial" w:hAnsi="Arial" w:cs="Arial"/>
+          <w:sz w:val="8"/>
+          <w:szCs w:val="8"/>
+        </w:rPr>
         <w:spacing w:line="240" w:lineRule="auto" w:after="0"/>
       </w:pPr>
       <w:r>
@@ -8681,6 +10836,11 @@
     </w:p>
     <w:p>
       <w:pPr>
+        <w:rPr>
+          <w:rFonts w:ascii="Arial" w:hAnsi="Arial" w:cs="Arial"/>
+          <w:sz w:val="20"/>
+          <w:szCs w:val="20"/>
+        </w:rPr>
         <w:keepNext/>
         <w:spacing w:before="120" w:after="60"/>
       </w:pPr>
@@ -8722,6 +10882,11 @@
           </w:tcPr>
           <w:p>
             <w:pPr>
+              <w:rPr>
+                <w:rFonts w:ascii="Arial" w:hAnsi="Arial" w:cs="Arial"/>
+                <w:sz w:val="18"/>
+                <w:szCs w:val="18"/>
+              </w:rPr>
               <w:spacing w:line="240" w:lineRule="auto" w:after="40"/>
             </w:pPr>
             <w:r/>
@@ -8742,6 +10907,11 @@
           </w:tcPr>
           <w:p>
             <w:pPr>
+              <w:rPr>
+                <w:rFonts w:ascii="Arial" w:hAnsi="Arial" w:cs="Arial"/>
+                <w:sz w:val="18"/>
+                <w:szCs w:val="18"/>
+              </w:rPr>
               <w:spacing w:line="240" w:lineRule="auto" w:after="40"/>
             </w:pPr>
             <w:r/>
@@ -8762,6 +10932,11 @@
           </w:tcPr>
           <w:p>
             <w:pPr>
+              <w:rPr>
+                <w:rFonts w:ascii="Arial" w:hAnsi="Arial" w:cs="Arial"/>
+                <w:sz w:val="18"/>
+                <w:szCs w:val="18"/>
+              </w:rPr>
               <w:spacing w:line="240" w:lineRule="auto" w:after="40"/>
             </w:pPr>
             <w:r/>
@@ -8782,6 +10957,11 @@
           </w:tcPr>
           <w:p>
             <w:pPr>
+              <w:rPr>
+                <w:rFonts w:ascii="Arial" w:hAnsi="Arial" w:cs="Arial"/>
+                <w:sz w:val="18"/>
+                <w:szCs w:val="18"/>
+              </w:rPr>
               <w:spacing w:line="240" w:lineRule="auto" w:after="40"/>
             </w:pPr>
             <w:r/>
@@ -8803,6 +10983,11 @@
           </w:tcPr>
           <w:p>
             <w:pPr>
+              <w:rPr>
+                <w:rFonts w:ascii="Arial" w:hAnsi="Arial" w:cs="Arial"/>
+                <w:sz w:val="18"/>
+                <w:szCs w:val="18"/>
+              </w:rPr>
               <w:spacing w:line="240" w:lineRule="auto" w:after="0"/>
             </w:pPr>
             <w:r/>
@@ -8822,6 +11007,11 @@
           </w:tcPr>
           <w:p>
             <w:pPr>
+              <w:rPr>
+                <w:rFonts w:ascii="Arial" w:hAnsi="Arial" w:cs="Arial"/>
+                <w:sz w:val="18"/>
+                <w:szCs w:val="18"/>
+              </w:rPr>
               <w:spacing w:line="240" w:lineRule="auto" w:after="0"/>
             </w:pPr>
             <w:r/>
@@ -8841,6 +11031,11 @@
           </w:tcPr>
           <w:p>
             <w:pPr>
+              <w:rPr>
+                <w:rFonts w:ascii="Arial" w:hAnsi="Arial" w:cs="Arial"/>
+                <w:sz w:val="18"/>
+                <w:szCs w:val="18"/>
+              </w:rPr>
               <w:spacing w:line="240" w:lineRule="auto" w:after="0"/>
             </w:pPr>
             <w:r/>
@@ -8860,6 +11055,11 @@
           </w:tcPr>
           <w:p>
             <w:pPr>
+              <w:rPr>
+                <w:rFonts w:ascii="Arial" w:hAnsi="Arial" w:cs="Arial"/>
+                <w:sz w:val="18"/>
+                <w:szCs w:val="18"/>
+              </w:rPr>
               <w:spacing w:line="240" w:lineRule="auto" w:after="0"/>
             </w:pPr>
             <w:r/>
@@ -8881,6 +11081,11 @@
           </w:tcPr>
           <w:p>
             <w:pPr>
+              <w:rPr>
+                <w:rFonts w:ascii="Arial" w:hAnsi="Arial" w:cs="Arial"/>
+                <w:sz w:val="18"/>
+                <w:szCs w:val="18"/>
+              </w:rPr>
               <w:spacing w:line="240" w:lineRule="auto" w:after="0"/>
             </w:pPr>
             <w:r/>
@@ -8900,6 +11105,11 @@
           </w:tcPr>
           <w:p>
             <w:pPr>
+              <w:rPr>
+                <w:rFonts w:ascii="Arial" w:hAnsi="Arial" w:cs="Arial"/>
+                <w:sz w:val="18"/>
+                <w:szCs w:val="18"/>
+              </w:rPr>
               <w:spacing w:line="240" w:lineRule="auto" w:after="0"/>
             </w:pPr>
             <w:r/>
@@ -8919,6 +11129,11 @@
           </w:tcPr>
           <w:p>
             <w:pPr>
+              <w:rPr>
+                <w:rFonts w:ascii="Arial" w:hAnsi="Arial" w:cs="Arial"/>
+                <w:sz w:val="18"/>
+                <w:szCs w:val="18"/>
+              </w:rPr>
               <w:spacing w:line="240" w:lineRule="auto" w:after="0"/>
             </w:pPr>
             <w:r/>
@@ -8938,6 +11153,11 @@
           </w:tcPr>
           <w:p>
             <w:pPr>
+              <w:rPr>
+                <w:rFonts w:ascii="Arial" w:hAnsi="Arial" w:cs="Arial"/>
+                <w:sz w:val="18"/>
+                <w:szCs w:val="18"/>
+              </w:rPr>
               <w:spacing w:line="240" w:lineRule="auto" w:after="0"/>
             </w:pPr>
             <w:r/>
@@ -8959,6 +11179,11 @@
           </w:tcPr>
           <w:p>
             <w:pPr>
+              <w:rPr>
+                <w:rFonts w:ascii="Arial" w:hAnsi="Arial" w:cs="Arial"/>
+                <w:sz w:val="18"/>
+                <w:szCs w:val="18"/>
+              </w:rPr>
               <w:spacing w:line="240" w:lineRule="auto" w:after="0"/>
             </w:pPr>
             <w:r/>
@@ -8978,6 +11203,11 @@
           </w:tcPr>
           <w:p>
             <w:pPr>
+              <w:rPr>
+                <w:rFonts w:ascii="Arial" w:hAnsi="Arial" w:cs="Arial"/>
+                <w:sz w:val="18"/>
+                <w:szCs w:val="18"/>
+              </w:rPr>
               <w:spacing w:line="240" w:lineRule="auto" w:after="0"/>
             </w:pPr>
             <w:r/>
@@ -8997,6 +11227,11 @@
           </w:tcPr>
           <w:p>
             <w:pPr>
+              <w:rPr>
+                <w:rFonts w:ascii="Arial" w:hAnsi="Arial" w:cs="Arial"/>
+                <w:sz w:val="18"/>
+                <w:szCs w:val="18"/>
+              </w:rPr>
               <w:spacing w:line="240" w:lineRule="auto" w:after="0"/>
             </w:pPr>
             <w:r/>
@@ -9016,6 +11251,11 @@
           </w:tcPr>
           <w:p>
             <w:pPr>
+              <w:rPr>
+                <w:rFonts w:ascii="Arial" w:hAnsi="Arial" w:cs="Arial"/>
+                <w:sz w:val="18"/>
+                <w:szCs w:val="18"/>
+              </w:rPr>
               <w:spacing w:line="240" w:lineRule="auto" w:after="0"/>
             </w:pPr>
             <w:r/>
@@ -9037,6 +11277,11 @@
           </w:tcPr>
           <w:p>
             <w:pPr>
+              <w:rPr>
+                <w:rFonts w:ascii="Arial" w:hAnsi="Arial" w:cs="Arial"/>
+                <w:sz w:val="18"/>
+                <w:szCs w:val="18"/>
+              </w:rPr>
               <w:spacing w:line="240" w:lineRule="auto" w:after="0"/>
             </w:pPr>
             <w:r/>
@@ -9056,6 +11301,11 @@
           </w:tcPr>
           <w:p>
             <w:pPr>
+              <w:rPr>
+                <w:rFonts w:ascii="Arial" w:hAnsi="Arial" w:cs="Arial"/>
+                <w:sz w:val="18"/>
+                <w:szCs w:val="18"/>
+              </w:rPr>
               <w:spacing w:line="240" w:lineRule="auto" w:after="0"/>
             </w:pPr>
             <w:r/>
@@ -9075,6 +11325,11 @@
           </w:tcPr>
           <w:p>
             <w:pPr>
+              <w:rPr>
+                <w:rFonts w:ascii="Arial" w:hAnsi="Arial" w:cs="Arial"/>
+                <w:sz w:val="18"/>
+                <w:szCs w:val="18"/>
+              </w:rPr>
               <w:spacing w:line="240" w:lineRule="auto" w:after="0"/>
             </w:pPr>
             <w:r/>
@@ -9094,6 +11349,11 @@
           </w:tcPr>
           <w:p>
             <w:pPr>
+              <w:rPr>
+                <w:rFonts w:ascii="Arial" w:hAnsi="Arial" w:cs="Arial"/>
+                <w:sz w:val="18"/>
+                <w:szCs w:val="18"/>
+              </w:rPr>
               <w:spacing w:line="240" w:lineRule="auto" w:after="0"/>
             </w:pPr>
             <w:r/>
@@ -9115,6 +11375,11 @@
           </w:tcPr>
           <w:p>
             <w:pPr>
+              <w:rPr>
+                <w:rFonts w:ascii="Arial" w:hAnsi="Arial" w:cs="Arial"/>
+                <w:sz w:val="18"/>
+                <w:szCs w:val="18"/>
+              </w:rPr>
               <w:spacing w:line="240" w:lineRule="auto" w:after="0"/>
             </w:pPr>
             <w:r/>
@@ -9134,6 +11399,11 @@
           </w:tcPr>
           <w:p>
             <w:pPr>
+              <w:rPr>
+                <w:rFonts w:ascii="Arial" w:hAnsi="Arial" w:cs="Arial"/>
+                <w:sz w:val="18"/>
+                <w:szCs w:val="18"/>
+              </w:rPr>
               <w:spacing w:line="240" w:lineRule="auto" w:after="0"/>
             </w:pPr>
             <w:r/>
@@ -9153,6 +11423,11 @@
           </w:tcPr>
           <w:p>
             <w:pPr>
+              <w:rPr>
+                <w:rFonts w:ascii="Arial" w:hAnsi="Arial" w:cs="Arial"/>
+                <w:sz w:val="18"/>
+                <w:szCs w:val="18"/>
+              </w:rPr>
               <w:spacing w:line="240" w:lineRule="auto" w:after="0"/>
             </w:pPr>
             <w:r/>
@@ -9172,6 +11447,11 @@
           </w:tcPr>
           <w:p>
             <w:pPr>
+              <w:rPr>
+                <w:rFonts w:ascii="Arial" w:hAnsi="Arial" w:cs="Arial"/>
+                <w:sz w:val="18"/>
+                <w:szCs w:val="18"/>
+              </w:rPr>
               <w:spacing w:line="240" w:lineRule="auto" w:after="0"/>
             </w:pPr>
             <w:r/>
@@ -9193,6 +11473,11 @@
           </w:tcPr>
           <w:p>
             <w:pPr>
+              <w:rPr>
+                <w:rFonts w:ascii="Arial" w:hAnsi="Arial" w:cs="Arial"/>
+                <w:sz w:val="18"/>
+                <w:szCs w:val="18"/>
+              </w:rPr>
               <w:spacing w:line="240" w:lineRule="auto" w:after="0"/>
             </w:pPr>
             <w:r/>
@@ -9212,6 +11497,11 @@
           </w:tcPr>
           <w:p>
             <w:pPr>
+              <w:rPr>
+                <w:rFonts w:ascii="Arial" w:hAnsi="Arial" w:cs="Arial"/>
+                <w:sz w:val="18"/>
+                <w:szCs w:val="18"/>
+              </w:rPr>
               <w:spacing w:line="240" w:lineRule="auto" w:after="0"/>
             </w:pPr>
             <w:r/>
@@ -9231,6 +11521,11 @@
           </w:tcPr>
           <w:p>
             <w:pPr>
+              <w:rPr>
+                <w:rFonts w:ascii="Arial" w:hAnsi="Arial" w:cs="Arial"/>
+                <w:sz w:val="18"/>
+                <w:szCs w:val="18"/>
+              </w:rPr>
               <w:spacing w:line="240" w:lineRule="auto" w:after="0"/>
             </w:pPr>
             <w:r/>
@@ -9250,6 +11545,11 @@
           </w:tcPr>
           <w:p>
             <w:pPr>
+              <w:rPr>
+                <w:rFonts w:ascii="Arial" w:hAnsi="Arial" w:cs="Arial"/>
+                <w:sz w:val="18"/>
+                <w:szCs w:val="18"/>
+              </w:rPr>
               <w:spacing w:line="240" w:lineRule="auto" w:after="0"/>
             </w:pPr>
             <w:r/>
@@ -9271,6 +11571,11 @@
           </w:tcPr>
           <w:p>
             <w:pPr>
+              <w:rPr>
+                <w:rFonts w:ascii="Arial" w:hAnsi="Arial" w:cs="Arial"/>
+                <w:sz w:val="18"/>
+                <w:szCs w:val="18"/>
+              </w:rPr>
               <w:spacing w:line="240" w:lineRule="auto" w:after="0"/>
             </w:pPr>
             <w:r/>
@@ -9290,6 +11595,11 @@
           </w:tcPr>
           <w:p>
             <w:pPr>
+              <w:rPr>
+                <w:rFonts w:ascii="Arial" w:hAnsi="Arial" w:cs="Arial"/>
+                <w:sz w:val="18"/>
+                <w:szCs w:val="18"/>
+              </w:rPr>
               <w:spacing w:line="240" w:lineRule="auto" w:after="0"/>
             </w:pPr>
             <w:r/>
@@ -9309,6 +11619,11 @@
           </w:tcPr>
           <w:p>
             <w:pPr>
+              <w:rPr>
+                <w:rFonts w:ascii="Arial" w:hAnsi="Arial" w:cs="Arial"/>
+                <w:sz w:val="18"/>
+                <w:szCs w:val="18"/>
+              </w:rPr>
               <w:spacing w:line="240" w:lineRule="auto" w:after="0"/>
             </w:pPr>
             <w:r/>
@@ -9328,6 +11643,11 @@
           </w:tcPr>
           <w:p>
             <w:pPr>
+              <w:rPr>
+                <w:rFonts w:ascii="Arial" w:hAnsi="Arial" w:cs="Arial"/>
+                <w:sz w:val="18"/>
+                <w:szCs w:val="18"/>
+              </w:rPr>
               <w:spacing w:line="240" w:lineRule="auto" w:after="0"/>
             </w:pPr>
             <w:r/>
@@ -9350,6 +11670,11 @@
     </w:p>
     <w:p>
       <w:pPr>
+        <w:rPr>
+          <w:rFonts w:ascii="Arial" w:hAnsi="Arial" w:cs="Arial"/>
+          <w:sz w:val="24"/>
+          <w:szCs w:val="24"/>
+        </w:rPr>
         <w:keepNext/>
         <w:spacing w:before="320" w:after="120"/>
       </w:pPr>
@@ -9364,6 +11689,11 @@
     </w:p>
     <w:p>
       <w:pPr>
+        <w:rPr>
+          <w:rFonts w:ascii="Arial" w:hAnsi="Arial" w:cs="Arial"/>
+          <w:sz w:val="24"/>
+          <w:szCs w:val="24"/>
+        </w:rPr>
         <w:spacing w:after="160"/>
       </w:pPr>
       <w:r>
@@ -9377,6 +11707,11 @@
     </w:p>
     <w:p>
       <w:pPr>
+        <w:rPr>
+          <w:rFonts w:ascii="Arial" w:hAnsi="Arial" w:cs="Arial"/>
+          <w:sz w:val="20"/>
+          <w:szCs w:val="20"/>
+        </w:rPr>
         <w:keepNext/>
         <w:spacing w:before="120" w:after="60"/>
       </w:pPr>
@@ -9411,6 +11746,11 @@
           </w:tcPr>
           <w:p>
             <w:pPr>
+              <w:rPr>
+                <w:rFonts w:ascii="Arial" w:hAnsi="Arial" w:cs="Arial"/>
+                <w:sz w:val="18"/>
+                <w:szCs w:val="18"/>
+              </w:rPr>
               <w:spacing w:line="240" w:lineRule="auto" w:after="40"/>
             </w:pPr>
             <w:r/>
@@ -9431,6 +11771,11 @@
           </w:tcPr>
           <w:p>
             <w:pPr>
+              <w:rPr>
+                <w:rFonts w:ascii="Arial" w:hAnsi="Arial" w:cs="Arial"/>
+                <w:sz w:val="18"/>
+                <w:szCs w:val="18"/>
+              </w:rPr>
               <w:spacing w:line="240" w:lineRule="auto" w:after="40"/>
             </w:pPr>
             <w:r/>
@@ -9451,6 +11796,11 @@
           </w:tcPr>
           <w:p>
             <w:pPr>
+              <w:rPr>
+                <w:rFonts w:ascii="Arial" w:hAnsi="Arial" w:cs="Arial"/>
+                <w:sz w:val="18"/>
+                <w:szCs w:val="18"/>
+              </w:rPr>
               <w:spacing w:line="240" w:lineRule="auto" w:after="40"/>
             </w:pPr>
             <w:r/>
@@ -9472,6 +11822,11 @@
           </w:tcPr>
           <w:p>
             <w:pPr>
+              <w:rPr>
+                <w:rFonts w:ascii="Arial" w:hAnsi="Arial" w:cs="Arial"/>
+                <w:sz w:val="18"/>
+                <w:szCs w:val="18"/>
+              </w:rPr>
               <w:spacing w:line="240" w:lineRule="auto" w:after="40"/>
             </w:pPr>
             <w:r/>
@@ -9491,6 +11846,11 @@
           </w:tcPr>
           <w:p>
             <w:pPr>
+              <w:rPr>
+                <w:rFonts w:ascii="Arial" w:hAnsi="Arial" w:cs="Arial"/>
+                <w:sz w:val="18"/>
+                <w:szCs w:val="18"/>
+              </w:rPr>
               <w:spacing w:line="240" w:lineRule="auto" w:after="40"/>
             </w:pPr>
             <w:r/>
@@ -9510,6 +11870,11 @@
           </w:tcPr>
           <w:p>
             <w:pPr>
+              <w:rPr>
+                <w:rFonts w:ascii="Arial" w:hAnsi="Arial" w:cs="Arial"/>
+                <w:sz w:val="18"/>
+                <w:szCs w:val="18"/>
+              </w:rPr>
               <w:spacing w:line="240" w:lineRule="auto" w:after="40"/>
             </w:pPr>
             <w:r/>
@@ -9531,6 +11896,11 @@
           </w:tcPr>
           <w:p>
             <w:pPr>
+              <w:rPr>
+                <w:rFonts w:ascii="Arial" w:hAnsi="Arial" w:cs="Arial"/>
+                <w:sz w:val="18"/>
+                <w:szCs w:val="18"/>
+              </w:rPr>
               <w:spacing w:line="240" w:lineRule="auto" w:after="40"/>
             </w:pPr>
             <w:r/>
@@ -9550,6 +11920,11 @@
           </w:tcPr>
           <w:p>
             <w:pPr>
+              <w:rPr>
+                <w:rFonts w:ascii="Arial" w:hAnsi="Arial" w:cs="Arial"/>
+                <w:sz w:val="18"/>
+                <w:szCs w:val="18"/>
+              </w:rPr>
               <w:spacing w:line="240" w:lineRule="auto" w:after="40"/>
             </w:pPr>
             <w:r/>
@@ -9569,6 +11944,11 @@
           </w:tcPr>
           <w:p>
             <w:pPr>
+              <w:rPr>
+                <w:rFonts w:ascii="Arial" w:hAnsi="Arial" w:cs="Arial"/>
+                <w:sz w:val="18"/>
+                <w:szCs w:val="18"/>
+              </w:rPr>
               <w:spacing w:line="240" w:lineRule="auto" w:after="40"/>
             </w:pPr>
             <w:r/>
@@ -9590,6 +11970,11 @@
           </w:tcPr>
           <w:p>
             <w:pPr>
+              <w:rPr>
+                <w:rFonts w:ascii="Arial" w:hAnsi="Arial" w:cs="Arial"/>
+                <w:sz w:val="18"/>
+                <w:szCs w:val="18"/>
+              </w:rPr>
               <w:spacing w:line="240" w:lineRule="auto" w:after="40"/>
             </w:pPr>
             <w:r/>
@@ -9609,6 +11994,11 @@
           </w:tcPr>
           <w:p>
             <w:pPr>
+              <w:rPr>
+                <w:rFonts w:ascii="Arial" w:hAnsi="Arial" w:cs="Arial"/>
+                <w:sz w:val="18"/>
+                <w:szCs w:val="18"/>
+              </w:rPr>
               <w:spacing w:line="240" w:lineRule="auto" w:after="40"/>
             </w:pPr>
             <w:r/>
@@ -9628,6 +12018,11 @@
           </w:tcPr>
           <w:p>
             <w:pPr>
+              <w:rPr>
+                <w:rFonts w:ascii="Arial" w:hAnsi="Arial" w:cs="Arial"/>
+                <w:sz w:val="18"/>
+                <w:szCs w:val="18"/>
+              </w:rPr>
               <w:spacing w:line="240" w:lineRule="auto" w:after="40"/>
             </w:pPr>
             <w:r/>
@@ -9649,6 +12044,11 @@
           </w:tcPr>
           <w:p>
             <w:pPr>
+              <w:rPr>
+                <w:rFonts w:ascii="Arial" w:hAnsi="Arial" w:cs="Arial"/>
+                <w:sz w:val="18"/>
+                <w:szCs w:val="18"/>
+              </w:rPr>
               <w:spacing w:line="240" w:lineRule="auto" w:after="40"/>
             </w:pPr>
             <w:r/>
@@ -9668,6 +12068,11 @@
           </w:tcPr>
           <w:p>
             <w:pPr>
+              <w:rPr>
+                <w:rFonts w:ascii="Arial" w:hAnsi="Arial" w:cs="Arial"/>
+                <w:sz w:val="18"/>
+                <w:szCs w:val="18"/>
+              </w:rPr>
               <w:spacing w:line="240" w:lineRule="auto" w:after="40"/>
             </w:pPr>
             <w:r/>
@@ -9687,6 +12092,11 @@
           </w:tcPr>
           <w:p>
             <w:pPr>
+              <w:rPr>
+                <w:rFonts w:ascii="Arial" w:hAnsi="Arial" w:cs="Arial"/>
+                <w:sz w:val="18"/>
+                <w:szCs w:val="18"/>
+              </w:rPr>
               <w:spacing w:line="240" w:lineRule="auto" w:after="40"/>
             </w:pPr>
             <w:r/>
@@ -9709,6 +12119,11 @@
     </w:p>
     <w:p>
       <w:pPr>
+        <w:rPr>
+          <w:rFonts w:ascii="Arial" w:hAnsi="Arial" w:cs="Arial"/>
+          <w:sz w:val="24"/>
+          <w:szCs w:val="24"/>
+        </w:rPr>
         <w:spacing w:after="160"/>
       </w:pPr>
       <w:r>
@@ -9722,6 +12137,11 @@
     </w:p>
     <w:p>
       <w:pPr>
+        <w:rPr>
+          <w:rFonts w:ascii="Arial" w:hAnsi="Arial" w:cs="Arial"/>
+          <w:sz w:val="24"/>
+          <w:szCs w:val="24"/>
+        </w:rPr>
         <w:spacing w:after="160"/>
       </w:pPr>
       <w:r>
@@ -9735,6 +12155,11 @@
     </w:p>
     <w:p>
       <w:pPr>
+        <w:rPr>
+          <w:rFonts w:ascii="Arial" w:hAnsi="Arial" w:cs="Arial"/>
+          <w:sz w:val="24"/>
+          <w:szCs w:val="24"/>
+        </w:rPr>
         <w:keepNext/>
         <w:spacing w:before="320" w:after="120"/>
       </w:pPr>
@@ -9749,6 +12174,11 @@
     </w:p>
     <w:p>
       <w:pPr>
+        <w:rPr>
+          <w:rFonts w:ascii="Arial" w:hAnsi="Arial" w:cs="Arial"/>
+          <w:sz w:val="24"/>
+          <w:szCs w:val="24"/>
+        </w:rPr>
         <w:spacing w:after="160"/>
       </w:pPr>
       <w:r>
@@ -9762,6 +12192,11 @@
     </w:p>
     <w:p>
       <w:pPr>
+        <w:rPr>
+          <w:rFonts w:ascii="Arial" w:hAnsi="Arial" w:cs="Arial"/>
+          <w:sz w:val="24"/>
+          <w:szCs w:val="24"/>
+        </w:rPr>
         <w:spacing w:after="160"/>
       </w:pPr>
       <w:r>
@@ -9782,6 +12217,11 @@
     </w:p>
     <w:p>
       <w:pPr>
+        <w:rPr>
+          <w:rFonts w:ascii="Arial" w:hAnsi="Arial" w:cs="Arial"/>
+          <w:sz w:val="24"/>
+          <w:szCs w:val="24"/>
+        </w:rPr>
         <w:spacing w:after="160"/>
       </w:pPr>
       <w:r>
@@ -9802,6 +12242,11 @@
     </w:p>
     <w:p>
       <w:pPr>
+        <w:rPr>
+          <w:rFonts w:ascii="Arial" w:hAnsi="Arial" w:cs="Arial"/>
+          <w:sz w:val="24"/>
+          <w:szCs w:val="24"/>
+        </w:rPr>
         <w:spacing w:after="160"/>
       </w:pPr>
       <w:r>
@@ -9822,6 +12267,11 @@
     </w:p>
     <w:p>
       <w:pPr>
+        <w:rPr>
+          <w:rFonts w:ascii="Arial" w:hAnsi="Arial" w:cs="Arial"/>
+          <w:sz w:val="24"/>
+          <w:szCs w:val="24"/>
+        </w:rPr>
         <w:spacing w:after="160"/>
       </w:pPr>
       <w:r>
@@ -9842,6 +12292,11 @@
     </w:p>
     <w:p>
       <w:pPr>
+        <w:rPr>
+          <w:rFonts w:ascii="Arial" w:hAnsi="Arial" w:cs="Arial"/>
+          <w:sz w:val="24"/>
+          <w:szCs w:val="24"/>
+        </w:rPr>
         <w:keepNext/>
         <w:spacing w:before="320" w:after="120"/>
       </w:pPr>
@@ -9856,6 +12311,11 @@
     </w:p>
     <w:p>
       <w:pPr>
+        <w:rPr>
+          <w:rFonts w:ascii="Arial" w:hAnsi="Arial" w:cs="Arial"/>
+          <w:sz w:val="24"/>
+          <w:szCs w:val="24"/>
+        </w:rPr>
         <w:spacing w:after="160"/>
       </w:pPr>
       <w:r>
@@ -9869,6 +12329,11 @@
     </w:p>
     <w:p>
       <w:pPr>
+        <w:rPr>
+          <w:rFonts w:ascii="Arial" w:hAnsi="Arial" w:cs="Arial"/>
+          <w:sz w:val="20"/>
+          <w:szCs w:val="20"/>
+        </w:rPr>
         <w:keepNext/>
         <w:spacing w:before="120" w:after="60"/>
       </w:pPr>
@@ -9903,6 +12368,11 @@
           </w:tcPr>
           <w:p>
             <w:pPr>
+              <w:rPr>
+                <w:rFonts w:ascii="Arial" w:hAnsi="Arial" w:cs="Arial"/>
+                <w:sz w:val="18"/>
+                <w:szCs w:val="18"/>
+              </w:rPr>
               <w:spacing w:line="240" w:lineRule="auto" w:after="40"/>
             </w:pPr>
             <w:r/>
@@ -9923,6 +12393,11 @@
           </w:tcPr>
           <w:p>
             <w:pPr>
+              <w:rPr>
+                <w:rFonts w:ascii="Arial" w:hAnsi="Arial" w:cs="Arial"/>
+                <w:sz w:val="18"/>
+                <w:szCs w:val="18"/>
+              </w:rPr>
               <w:spacing w:line="240" w:lineRule="auto" w:after="40"/>
             </w:pPr>
             <w:r/>
@@ -9943,6 +12418,11 @@
           </w:tcPr>
           <w:p>
             <w:pPr>
+              <w:rPr>
+                <w:rFonts w:ascii="Arial" w:hAnsi="Arial" w:cs="Arial"/>
+                <w:sz w:val="18"/>
+                <w:szCs w:val="18"/>
+              </w:rPr>
               <w:spacing w:line="240" w:lineRule="auto" w:after="40"/>
             </w:pPr>
             <w:r/>
@@ -9964,6 +12444,11 @@
           </w:tcPr>
           <w:p>
             <w:pPr>
+              <w:rPr>
+                <w:rFonts w:ascii="Arial" w:hAnsi="Arial" w:cs="Arial"/>
+                <w:sz w:val="18"/>
+                <w:szCs w:val="18"/>
+              </w:rPr>
               <w:spacing w:line="240" w:lineRule="auto" w:after="40"/>
             </w:pPr>
             <w:r/>
@@ -9983,6 +12468,11 @@
           </w:tcPr>
           <w:p>
             <w:pPr>
+              <w:rPr>
+                <w:rFonts w:ascii="Arial" w:hAnsi="Arial" w:cs="Arial"/>
+                <w:sz w:val="18"/>
+                <w:szCs w:val="18"/>
+              </w:rPr>
               <w:spacing w:line="240" w:lineRule="auto" w:after="40"/>
             </w:pPr>
             <w:r/>
@@ -10002,6 +12492,11 @@
           </w:tcPr>
           <w:p>
             <w:pPr>
+              <w:rPr>
+                <w:rFonts w:ascii="Arial" w:hAnsi="Arial" w:cs="Arial"/>
+                <w:sz w:val="18"/>
+                <w:szCs w:val="18"/>
+              </w:rPr>
               <w:spacing w:line="240" w:lineRule="auto" w:after="40"/>
             </w:pPr>
             <w:r/>
@@ -10023,6 +12518,11 @@
           </w:tcPr>
           <w:p>
             <w:pPr>
+              <w:rPr>
+                <w:rFonts w:ascii="Arial" w:hAnsi="Arial" w:cs="Arial"/>
+                <w:sz w:val="18"/>
+                <w:szCs w:val="18"/>
+              </w:rPr>
               <w:spacing w:line="240" w:lineRule="auto" w:after="40"/>
             </w:pPr>
             <w:r/>
@@ -10042,6 +12542,11 @@
           </w:tcPr>
           <w:p>
             <w:pPr>
+              <w:rPr>
+                <w:rFonts w:ascii="Arial" w:hAnsi="Arial" w:cs="Arial"/>
+                <w:sz w:val="18"/>
+                <w:szCs w:val="18"/>
+              </w:rPr>
               <w:spacing w:line="240" w:lineRule="auto" w:after="40"/>
             </w:pPr>
             <w:r/>
@@ -10061,6 +12566,11 @@
           </w:tcPr>
           <w:p>
             <w:pPr>
+              <w:rPr>
+                <w:rFonts w:ascii="Arial" w:hAnsi="Arial" w:cs="Arial"/>
+                <w:sz w:val="18"/>
+                <w:szCs w:val="18"/>
+              </w:rPr>
               <w:spacing w:line="240" w:lineRule="auto" w:after="40"/>
             </w:pPr>
             <w:r/>
@@ -10082,6 +12592,11 @@
           </w:tcPr>
           <w:p>
             <w:pPr>
+              <w:rPr>
+                <w:rFonts w:ascii="Arial" w:hAnsi="Arial" w:cs="Arial"/>
+                <w:sz w:val="18"/>
+                <w:szCs w:val="18"/>
+              </w:rPr>
               <w:spacing w:line="240" w:lineRule="auto" w:after="40"/>
             </w:pPr>
             <w:r/>
@@ -10101,6 +12616,11 @@
           </w:tcPr>
           <w:p>
             <w:pPr>
+              <w:rPr>
+                <w:rFonts w:ascii="Arial" w:hAnsi="Arial" w:cs="Arial"/>
+                <w:sz w:val="18"/>
+                <w:szCs w:val="18"/>
+              </w:rPr>
               <w:spacing w:line="240" w:lineRule="auto" w:after="40"/>
             </w:pPr>
             <w:r/>
@@ -10120,6 +12640,11 @@
           </w:tcPr>
           <w:p>
             <w:pPr>
+              <w:rPr>
+                <w:rFonts w:ascii="Arial" w:hAnsi="Arial" w:cs="Arial"/>
+                <w:sz w:val="18"/>
+                <w:szCs w:val="18"/>
+              </w:rPr>
               <w:spacing w:line="240" w:lineRule="auto" w:after="40"/>
             </w:pPr>
             <w:r/>
@@ -10141,6 +12666,11 @@
           </w:tcPr>
           <w:p>
             <w:pPr>
+              <w:rPr>
+                <w:rFonts w:ascii="Arial" w:hAnsi="Arial" w:cs="Arial"/>
+                <w:sz w:val="18"/>
+                <w:szCs w:val="18"/>
+              </w:rPr>
               <w:spacing w:line="240" w:lineRule="auto" w:after="40"/>
             </w:pPr>
             <w:r/>
@@ -10160,6 +12690,11 @@
           </w:tcPr>
           <w:p>
             <w:pPr>
+              <w:rPr>
+                <w:rFonts w:ascii="Arial" w:hAnsi="Arial" w:cs="Arial"/>
+                <w:sz w:val="18"/>
+                <w:szCs w:val="18"/>
+              </w:rPr>
               <w:spacing w:line="240" w:lineRule="auto" w:after="40"/>
             </w:pPr>
             <w:r/>
@@ -10179,6 +12714,11 @@
           </w:tcPr>
           <w:p>
             <w:pPr>
+              <w:rPr>
+                <w:rFonts w:ascii="Arial" w:hAnsi="Arial" w:cs="Arial"/>
+                <w:sz w:val="18"/>
+                <w:szCs w:val="18"/>
+              </w:rPr>
               <w:spacing w:line="240" w:lineRule="auto" w:after="40"/>
             </w:pPr>
             <w:r/>
@@ -10200,6 +12740,11 @@
           </w:tcPr>
           <w:p>
             <w:pPr>
+              <w:rPr>
+                <w:rFonts w:ascii="Arial" w:hAnsi="Arial" w:cs="Arial"/>
+                <w:sz w:val="18"/>
+                <w:szCs w:val="18"/>
+              </w:rPr>
               <w:spacing w:line="240" w:lineRule="auto" w:after="40"/>
             </w:pPr>
             <w:r/>
@@ -10219,6 +12764,11 @@
           </w:tcPr>
           <w:p>
             <w:pPr>
+              <w:rPr>
+                <w:rFonts w:ascii="Arial" w:hAnsi="Arial" w:cs="Arial"/>
+                <w:sz w:val="18"/>
+                <w:szCs w:val="18"/>
+              </w:rPr>
               <w:spacing w:line="240" w:lineRule="auto" w:after="40"/>
             </w:pPr>
             <w:r/>
@@ -10238,6 +12788,11 @@
           </w:tcPr>
           <w:p>
             <w:pPr>
+              <w:rPr>
+                <w:rFonts w:ascii="Arial" w:hAnsi="Arial" w:cs="Arial"/>
+                <w:sz w:val="18"/>
+                <w:szCs w:val="18"/>
+              </w:rPr>
               <w:spacing w:line="240" w:lineRule="auto" w:after="40"/>
             </w:pPr>
             <w:r/>
@@ -10259,6 +12814,11 @@
           </w:tcPr>
           <w:p>
             <w:pPr>
+              <w:rPr>
+                <w:rFonts w:ascii="Arial" w:hAnsi="Arial" w:cs="Arial"/>
+                <w:sz w:val="18"/>
+                <w:szCs w:val="18"/>
+              </w:rPr>
               <w:spacing w:line="240" w:lineRule="auto" w:after="40"/>
             </w:pPr>
             <w:r/>
@@ -10278,6 +12838,11 @@
           </w:tcPr>
           <w:p>
             <w:pPr>
+              <w:rPr>
+                <w:rFonts w:ascii="Arial" w:hAnsi="Arial" w:cs="Arial"/>
+                <w:sz w:val="18"/>
+                <w:szCs w:val="18"/>
+              </w:rPr>
               <w:spacing w:line="240" w:lineRule="auto" w:after="40"/>
             </w:pPr>
             <w:r/>
@@ -10297,6 +12862,11 @@
           </w:tcPr>
           <w:p>
             <w:pPr>
+              <w:rPr>
+                <w:rFonts w:ascii="Arial" w:hAnsi="Arial" w:cs="Arial"/>
+                <w:sz w:val="18"/>
+                <w:szCs w:val="18"/>
+              </w:rPr>
               <w:spacing w:line="240" w:lineRule="auto" w:after="40"/>
             </w:pPr>
             <w:r/>
@@ -10319,6 +12889,11 @@
     </w:p>
     <w:p>
       <w:pPr>
+        <w:rPr>
+          <w:rFonts w:ascii="Arial" w:hAnsi="Arial" w:cs="Arial"/>
+          <w:sz w:val="24"/>
+          <w:szCs w:val="24"/>
+        </w:rPr>
         <w:spacing w:after="160"/>
       </w:pPr>
       <w:r>
@@ -10332,6 +12907,11 @@
     </w:p>
     <w:p>
       <w:pPr>
+        <w:rPr>
+          <w:rFonts w:ascii="Arial" w:hAnsi="Arial" w:cs="Arial"/>
+          <w:sz w:val="24"/>
+          <w:szCs w:val="24"/>
+        </w:rPr>
         <w:spacing w:after="160"/>
       </w:pPr>
       <w:r>
@@ -10345,6 +12925,11 @@
     </w:p>
     <w:p>
       <w:pPr>
+        <w:rPr>
+          <w:rFonts w:ascii="Arial" w:hAnsi="Arial" w:cs="Arial"/>
+          <w:sz w:val="24"/>
+          <w:szCs w:val="24"/>
+        </w:rPr>
         <w:keepNext/>
         <w:spacing w:before="320" w:after="120"/>
       </w:pPr>
@@ -10359,6 +12944,11 @@
     </w:p>
     <w:p>
       <w:pPr>
+        <w:rPr>
+          <w:rFonts w:ascii="Arial" w:hAnsi="Arial" w:cs="Arial"/>
+          <w:sz w:val="24"/>
+          <w:szCs w:val="24"/>
+        </w:rPr>
         <w:spacing w:after="160"/>
       </w:pPr>
       <w:r>
@@ -10372,6 +12962,11 @@
     </w:p>
     <w:p>
       <w:pPr>
+        <w:rPr>
+          <w:rFonts w:ascii="Arial" w:hAnsi="Arial" w:cs="Arial"/>
+          <w:sz w:val="24"/>
+          <w:szCs w:val="24"/>
+        </w:rPr>
         <w:spacing w:after="160"/>
       </w:pPr>
       <w:r>
@@ -10392,6 +12987,11 @@
     </w:p>
     <w:p>
       <w:pPr>
+        <w:rPr>
+          <w:rFonts w:ascii="Arial" w:hAnsi="Arial" w:cs="Arial"/>
+          <w:sz w:val="24"/>
+          <w:szCs w:val="24"/>
+        </w:rPr>
         <w:spacing w:after="160"/>
       </w:pPr>
       <w:r>
@@ -10412,6 +13012,11 @@
     </w:p>
     <w:p>
       <w:pPr>
+        <w:rPr>
+          <w:rFonts w:ascii="Arial" w:hAnsi="Arial" w:cs="Arial"/>
+          <w:sz w:val="24"/>
+          <w:szCs w:val="24"/>
+        </w:rPr>
         <w:spacing w:after="160"/>
       </w:pPr>
       <w:r>
@@ -10432,6 +13037,11 @@
     </w:p>
     <w:p>
       <w:pPr>
+        <w:rPr>
+          <w:rFonts w:ascii="Arial" w:hAnsi="Arial" w:cs="Arial"/>
+          <w:sz w:val="24"/>
+          <w:szCs w:val="24"/>
+        </w:rPr>
         <w:spacing w:after="160"/>
       </w:pPr>
       <w:r>
@@ -10452,6 +13062,11 @@
     </w:p>
     <w:p>
       <w:pPr>
+        <w:rPr>
+          <w:rFonts w:ascii="Arial" w:hAnsi="Arial" w:cs="Arial"/>
+          <w:sz w:val="24"/>
+          <w:szCs w:val="24"/>
+        </w:rPr>
         <w:spacing w:after="160"/>
       </w:pPr>
       <w:r>
@@ -10472,6 +13087,11 @@
     </w:p>
     <w:p>
       <w:pPr>
+        <w:rPr>
+          <w:rFonts w:ascii="Arial" w:hAnsi="Arial" w:cs="Arial"/>
+          <w:sz w:val="24"/>
+          <w:szCs w:val="24"/>
+        </w:rPr>
         <w:spacing w:after="160"/>
       </w:pPr>
       <w:r>
@@ -10485,6 +13105,11 @@
     </w:p>
     <w:p>
       <w:pPr>
+        <w:rPr>
+          <w:rFonts w:ascii="Arial" w:hAnsi="Arial" w:cs="Arial"/>
+          <w:sz w:val="24"/>
+          <w:szCs w:val="24"/>
+        </w:rPr>
         <w:keepNext/>
         <w:spacing w:before="320" w:after="120"/>
       </w:pPr>
@@ -10499,6 +13124,11 @@
     </w:p>
     <w:p>
       <w:pPr>
+        <w:rPr>
+          <w:rFonts w:ascii="Arial" w:hAnsi="Arial" w:cs="Arial"/>
+          <w:sz w:val="24"/>
+          <w:szCs w:val="24"/>
+        </w:rPr>
         <w:spacing w:after="160"/>
       </w:pPr>
       <w:r>
@@ -10512,6 +13142,11 @@
     </w:p>
     <w:p>
       <w:pPr>
+        <w:rPr>
+          <w:rFonts w:ascii="Arial" w:hAnsi="Arial" w:cs="Arial"/>
+          <w:sz w:val="24"/>
+          <w:szCs w:val="24"/>
+        </w:rPr>
         <w:spacing w:after="160"/>
       </w:pPr>
       <w:r>
@@ -10525,6 +13160,11 @@
     </w:p>
     <w:p>
       <w:pPr>
+        <w:rPr>
+          <w:rFonts w:ascii="Arial" w:hAnsi="Arial" w:cs="Arial"/>
+          <w:sz w:val="24"/>
+          <w:szCs w:val="24"/>
+        </w:rPr>
         <w:keepNext/>
         <w:spacing w:before="320" w:after="120"/>
       </w:pPr>
@@ -10539,6 +13179,11 @@
     </w:p>
     <w:p>
       <w:pPr>
+        <w:rPr>
+          <w:rFonts w:ascii="Arial" w:hAnsi="Arial" w:cs="Arial"/>
+          <w:sz w:val="24"/>
+          <w:szCs w:val="24"/>
+        </w:rPr>
         <w:spacing w:after="160"/>
       </w:pPr>
       <w:r>
@@ -10552,6 +13197,11 @@
     </w:p>
     <w:p>
       <w:pPr>
+        <w:rPr>
+          <w:rFonts w:ascii="Arial" w:hAnsi="Arial" w:cs="Arial"/>
+          <w:sz w:val="20"/>
+          <w:szCs w:val="20"/>
+        </w:rPr>
         <w:keepNext/>
         <w:spacing w:before="120" w:after="60"/>
       </w:pPr>
@@ -10586,6 +13236,11 @@
           </w:tcPr>
           <w:p>
             <w:pPr>
+              <w:rPr>
+                <w:rFonts w:ascii="Arial" w:hAnsi="Arial" w:cs="Arial"/>
+                <w:sz w:val="18"/>
+                <w:szCs w:val="18"/>
+              </w:rPr>
               <w:spacing w:line="240" w:lineRule="auto" w:after="40"/>
             </w:pPr>
             <w:r/>
@@ -10606,6 +13261,11 @@
           </w:tcPr>
           <w:p>
             <w:pPr>
+              <w:rPr>
+                <w:rFonts w:ascii="Arial" w:hAnsi="Arial" w:cs="Arial"/>
+                <w:sz w:val="18"/>
+                <w:szCs w:val="18"/>
+              </w:rPr>
               <w:spacing w:line="240" w:lineRule="auto" w:after="40"/>
             </w:pPr>
             <w:r/>
@@ -10626,6 +13286,11 @@
           </w:tcPr>
           <w:p>
             <w:pPr>
+              <w:rPr>
+                <w:rFonts w:ascii="Arial" w:hAnsi="Arial" w:cs="Arial"/>
+                <w:sz w:val="18"/>
+                <w:szCs w:val="18"/>
+              </w:rPr>
               <w:spacing w:line="240" w:lineRule="auto" w:after="40"/>
             </w:pPr>
             <w:r/>
@@ -10647,6 +13312,11 @@
           </w:tcPr>
           <w:p>
             <w:pPr>
+              <w:rPr>
+                <w:rFonts w:ascii="Arial" w:hAnsi="Arial" w:cs="Arial"/>
+                <w:sz w:val="18"/>
+                <w:szCs w:val="18"/>
+              </w:rPr>
               <w:spacing w:line="240" w:lineRule="auto" w:after="40"/>
             </w:pPr>
             <w:r/>
@@ -10666,6 +13336,11 @@
           </w:tcPr>
           <w:p>
             <w:pPr>
+              <w:rPr>
+                <w:rFonts w:ascii="Arial" w:hAnsi="Arial" w:cs="Arial"/>
+                <w:sz w:val="18"/>
+                <w:szCs w:val="18"/>
+              </w:rPr>
               <w:spacing w:line="240" w:lineRule="auto" w:after="40"/>
             </w:pPr>
             <w:r/>
@@ -10685,6 +13360,11 @@
           </w:tcPr>
           <w:p>
             <w:pPr>
+              <w:rPr>
+                <w:rFonts w:ascii="Arial" w:hAnsi="Arial" w:cs="Arial"/>
+                <w:sz w:val="18"/>
+                <w:szCs w:val="18"/>
+              </w:rPr>
               <w:spacing w:line="240" w:lineRule="auto" w:after="40"/>
             </w:pPr>
             <w:r/>
@@ -10706,6 +13386,11 @@
           </w:tcPr>
           <w:p>
             <w:pPr>
+              <w:rPr>
+                <w:rFonts w:ascii="Arial" w:hAnsi="Arial" w:cs="Arial"/>
+                <w:sz w:val="18"/>
+                <w:szCs w:val="18"/>
+              </w:rPr>
               <w:spacing w:line="240" w:lineRule="auto" w:after="40"/>
             </w:pPr>
             <w:r/>
@@ -10725,6 +13410,11 @@
           </w:tcPr>
           <w:p>
             <w:pPr>
+              <w:rPr>
+                <w:rFonts w:ascii="Arial" w:hAnsi="Arial" w:cs="Arial"/>
+                <w:sz w:val="18"/>
+                <w:szCs w:val="18"/>
+              </w:rPr>
               <w:spacing w:line="240" w:lineRule="auto" w:after="40"/>
             </w:pPr>
             <w:r/>
@@ -10744,6 +13434,11 @@
           </w:tcPr>
           <w:p>
             <w:pPr>
+              <w:rPr>
+                <w:rFonts w:ascii="Arial" w:hAnsi="Arial" w:cs="Arial"/>
+                <w:sz w:val="18"/>
+                <w:szCs w:val="18"/>
+              </w:rPr>
               <w:spacing w:line="240" w:lineRule="auto" w:after="40"/>
             </w:pPr>
             <w:r/>
@@ -10765,6 +13460,11 @@
           </w:tcPr>
           <w:p>
             <w:pPr>
+              <w:rPr>
+                <w:rFonts w:ascii="Arial" w:hAnsi="Arial" w:cs="Arial"/>
+                <w:sz w:val="18"/>
+                <w:szCs w:val="18"/>
+              </w:rPr>
               <w:spacing w:line="240" w:lineRule="auto" w:after="40"/>
             </w:pPr>
             <w:r/>
@@ -10784,6 +13484,11 @@
           </w:tcPr>
           <w:p>
             <w:pPr>
+              <w:rPr>
+                <w:rFonts w:ascii="Arial" w:hAnsi="Arial" w:cs="Arial"/>
+                <w:sz w:val="18"/>
+                <w:szCs w:val="18"/>
+              </w:rPr>
               <w:spacing w:line="240" w:lineRule="auto" w:after="40"/>
             </w:pPr>
             <w:r/>
@@ -10803,6 +13508,11 @@
           </w:tcPr>
           <w:p>
             <w:pPr>
+              <w:rPr>
+                <w:rFonts w:ascii="Arial" w:hAnsi="Arial" w:cs="Arial"/>
+                <w:sz w:val="18"/>
+                <w:szCs w:val="18"/>
+              </w:rPr>
               <w:spacing w:line="240" w:lineRule="auto" w:after="40"/>
             </w:pPr>
             <w:r/>
@@ -10824,6 +13534,11 @@
           </w:tcPr>
           <w:p>
             <w:pPr>
+              <w:rPr>
+                <w:rFonts w:ascii="Arial" w:hAnsi="Arial" w:cs="Arial"/>
+                <w:sz w:val="18"/>
+                <w:szCs w:val="18"/>
+              </w:rPr>
               <w:spacing w:line="240" w:lineRule="auto" w:after="40"/>
             </w:pPr>
             <w:r/>
@@ -10843,6 +13558,11 @@
           </w:tcPr>
           <w:p>
             <w:pPr>
+              <w:rPr>
+                <w:rFonts w:ascii="Arial" w:hAnsi="Arial" w:cs="Arial"/>
+                <w:sz w:val="18"/>
+                <w:szCs w:val="18"/>
+              </w:rPr>
               <w:spacing w:line="240" w:lineRule="auto" w:after="40"/>
             </w:pPr>
             <w:r/>
@@ -10862,6 +13582,11 @@
           </w:tcPr>
           <w:p>
             <w:pPr>
+              <w:rPr>
+                <w:rFonts w:ascii="Arial" w:hAnsi="Arial" w:cs="Arial"/>
+                <w:sz w:val="18"/>
+                <w:szCs w:val="18"/>
+              </w:rPr>
               <w:spacing w:line="240" w:lineRule="auto" w:after="40"/>
             </w:pPr>
             <w:r/>
@@ -10884,6 +13609,11 @@
     </w:p>
     <w:p>
       <w:pPr>
+        <w:rPr>
+          <w:rFonts w:ascii="Arial" w:hAnsi="Arial" w:cs="Arial"/>
+          <w:sz w:val="24"/>
+          <w:szCs w:val="24"/>
+        </w:rPr>
         <w:spacing w:after="160"/>
       </w:pPr>
       <w:r>
@@ -10897,6 +13627,11 @@
     </w:p>
     <w:p>
       <w:pPr>
+        <w:rPr>
+          <w:rFonts w:ascii="Arial" w:hAnsi="Arial" w:cs="Arial"/>
+          <w:sz w:val="24"/>
+          <w:szCs w:val="24"/>
+        </w:rPr>
         <w:keepNext/>
         <w:spacing w:before="320" w:after="120"/>
       </w:pPr>
@@ -10911,6 +13646,11 @@
     </w:p>
     <w:p>
       <w:pPr>
+        <w:rPr>
+          <w:rFonts w:ascii="Arial" w:hAnsi="Arial" w:cs="Arial"/>
+          <w:sz w:val="20"/>
+          <w:szCs w:val="20"/>
+        </w:rPr>
         <w:keepNext/>
         <w:spacing w:before="120" w:after="60"/>
       </w:pPr>
@@ -10944,6 +13684,11 @@
           </w:tcPr>
           <w:p>
             <w:pPr>
+              <w:rPr>
+                <w:rFonts w:ascii="Arial" w:hAnsi="Arial" w:cs="Arial"/>
+                <w:sz w:val="18"/>
+                <w:szCs w:val="18"/>
+              </w:rPr>
               <w:spacing w:line="240" w:lineRule="auto" w:after="40"/>
             </w:pPr>
             <w:r/>
@@ -10964,6 +13709,11 @@
           </w:tcPr>
           <w:p>
             <w:pPr>
+              <w:rPr>
+                <w:rFonts w:ascii="Arial" w:hAnsi="Arial" w:cs="Arial"/>
+                <w:sz w:val="18"/>
+                <w:szCs w:val="18"/>
+              </w:rPr>
               <w:spacing w:line="240" w:lineRule="auto" w:after="40"/>
             </w:pPr>
             <w:r/>
@@ -10985,6 +13735,11 @@
           </w:tcPr>
           <w:p>
             <w:pPr>
+              <w:rPr>
+                <w:rFonts w:ascii="Arial" w:hAnsi="Arial" w:cs="Arial"/>
+                <w:sz w:val="18"/>
+                <w:szCs w:val="18"/>
+              </w:rPr>
               <w:spacing w:line="240" w:lineRule="auto" w:after="40"/>
             </w:pPr>
             <w:r/>
@@ -11004,6 +13759,11 @@
           </w:tcPr>
           <w:p>
             <w:pPr>
+              <w:rPr>
+                <w:rFonts w:ascii="Arial" w:hAnsi="Arial" w:cs="Arial"/>
+                <w:sz w:val="18"/>
+                <w:szCs w:val="18"/>
+              </w:rPr>
               <w:spacing w:line="240" w:lineRule="auto" w:after="40"/>
             </w:pPr>
             <w:r/>
@@ -11025,6 +13785,11 @@
           </w:tcPr>
           <w:p>
             <w:pPr>
+              <w:rPr>
+                <w:rFonts w:ascii="Arial" w:hAnsi="Arial" w:cs="Arial"/>
+                <w:sz w:val="18"/>
+                <w:szCs w:val="18"/>
+              </w:rPr>
               <w:spacing w:line="240" w:lineRule="auto" w:after="40"/>
             </w:pPr>
             <w:r/>
@@ -11044,6 +13809,11 @@
           </w:tcPr>
           <w:p>
             <w:pPr>
+              <w:rPr>
+                <w:rFonts w:ascii="Arial" w:hAnsi="Arial" w:cs="Arial"/>
+                <w:sz w:val="18"/>
+                <w:szCs w:val="18"/>
+              </w:rPr>
               <w:spacing w:line="240" w:lineRule="auto" w:after="40"/>
             </w:pPr>
             <w:r/>
@@ -11065,6 +13835,11 @@
           </w:tcPr>
           <w:p>
             <w:pPr>
+              <w:rPr>
+                <w:rFonts w:ascii="Arial" w:hAnsi="Arial" w:cs="Arial"/>
+                <w:sz w:val="18"/>
+                <w:szCs w:val="18"/>
+              </w:rPr>
               <w:spacing w:line="240" w:lineRule="auto" w:after="40"/>
             </w:pPr>
             <w:r/>
@@ -11084,6 +13859,11 @@
           </w:tcPr>
           <w:p>
             <w:pPr>
+              <w:rPr>
+                <w:rFonts w:ascii="Arial" w:hAnsi="Arial" w:cs="Arial"/>
+                <w:sz w:val="18"/>
+                <w:szCs w:val="18"/>
+              </w:rPr>
               <w:spacing w:line="240" w:lineRule="auto" w:after="40"/>
             </w:pPr>
             <w:r/>
@@ -11105,6 +13885,11 @@
           </w:tcPr>
           <w:p>
             <w:pPr>
+              <w:rPr>
+                <w:rFonts w:ascii="Arial" w:hAnsi="Arial" w:cs="Arial"/>
+                <w:sz w:val="18"/>
+                <w:szCs w:val="18"/>
+              </w:rPr>
               <w:spacing w:line="240" w:lineRule="auto" w:after="40"/>
             </w:pPr>
             <w:r/>
@@ -11124,6 +13909,11 @@
           </w:tcPr>
           <w:p>
             <w:pPr>
+              <w:rPr>
+                <w:rFonts w:ascii="Arial" w:hAnsi="Arial" w:cs="Arial"/>
+                <w:sz w:val="18"/>
+                <w:szCs w:val="18"/>
+              </w:rPr>
               <w:spacing w:line="240" w:lineRule="auto" w:after="40"/>
             </w:pPr>
             <w:r/>
@@ -11145,6 +13935,11 @@
           </w:tcPr>
           <w:p>
             <w:pPr>
+              <w:rPr>
+                <w:rFonts w:ascii="Arial" w:hAnsi="Arial" w:cs="Arial"/>
+                <w:sz w:val="18"/>
+                <w:szCs w:val="18"/>
+              </w:rPr>
               <w:spacing w:line="240" w:lineRule="auto" w:after="40"/>
             </w:pPr>
             <w:r/>
@@ -11164,6 +13959,11 @@
           </w:tcPr>
           <w:p>
             <w:pPr>
+              <w:rPr>
+                <w:rFonts w:ascii="Arial" w:hAnsi="Arial" w:cs="Arial"/>
+                <w:sz w:val="18"/>
+                <w:szCs w:val="18"/>
+              </w:rPr>
               <w:spacing w:line="240" w:lineRule="auto" w:after="40"/>
             </w:pPr>
             <w:r/>
@@ -11185,6 +13985,11 @@
           </w:tcPr>
           <w:p>
             <w:pPr>
+              <w:rPr>
+                <w:rFonts w:ascii="Arial" w:hAnsi="Arial" w:cs="Arial"/>
+                <w:sz w:val="18"/>
+                <w:szCs w:val="18"/>
+              </w:rPr>
               <w:spacing w:line="240" w:lineRule="auto" w:after="40"/>
             </w:pPr>
             <w:r/>
@@ -11204,6 +14009,11 @@
           </w:tcPr>
           <w:p>
             <w:pPr>
+              <w:rPr>
+                <w:rFonts w:ascii="Arial" w:hAnsi="Arial" w:cs="Arial"/>
+                <w:sz w:val="18"/>
+                <w:szCs w:val="18"/>
+              </w:rPr>
               <w:spacing w:line="240" w:lineRule="auto" w:after="40"/>
             </w:pPr>
             <w:r/>
@@ -11225,6 +14035,11 @@
           </w:tcPr>
           <w:p>
             <w:pPr>
+              <w:rPr>
+                <w:rFonts w:ascii="Arial" w:hAnsi="Arial" w:cs="Arial"/>
+                <w:sz w:val="18"/>
+                <w:szCs w:val="18"/>
+              </w:rPr>
               <w:spacing w:line="240" w:lineRule="auto" w:after="40"/>
             </w:pPr>
             <w:r/>
@@ -11244,6 +14059,11 @@
           </w:tcPr>
           <w:p>
             <w:pPr>
+              <w:rPr>
+                <w:rFonts w:ascii="Arial" w:hAnsi="Arial" w:cs="Arial"/>
+                <w:sz w:val="18"/>
+                <w:szCs w:val="18"/>
+              </w:rPr>
               <w:spacing w:line="240" w:lineRule="auto" w:after="40"/>
             </w:pPr>
             <w:r/>
@@ -11265,6 +14085,11 @@
           </w:tcPr>
           <w:p>
             <w:pPr>
+              <w:rPr>
+                <w:rFonts w:ascii="Arial" w:hAnsi="Arial" w:cs="Arial"/>
+                <w:sz w:val="18"/>
+                <w:szCs w:val="18"/>
+              </w:rPr>
               <w:spacing w:line="240" w:lineRule="auto" w:after="40"/>
             </w:pPr>
             <w:r/>
@@ -11284,6 +14109,11 @@
           </w:tcPr>
           <w:p>
             <w:pPr>
+              <w:rPr>
+                <w:rFonts w:ascii="Arial" w:hAnsi="Arial" w:cs="Arial"/>
+                <w:sz w:val="18"/>
+                <w:szCs w:val="18"/>
+              </w:rPr>
               <w:spacing w:line="240" w:lineRule="auto" w:after="40"/>
             </w:pPr>
             <w:r/>
@@ -11305,6 +14135,11 @@
           </w:tcPr>
           <w:p>
             <w:pPr>
+              <w:rPr>
+                <w:rFonts w:ascii="Arial" w:hAnsi="Arial" w:cs="Arial"/>
+                <w:sz w:val="18"/>
+                <w:szCs w:val="18"/>
+              </w:rPr>
               <w:spacing w:line="240" w:lineRule="auto" w:after="40"/>
             </w:pPr>
             <w:r/>
@@ -11324,6 +14159,11 @@
           </w:tcPr>
           <w:p>
             <w:pPr>
+              <w:rPr>
+                <w:rFonts w:ascii="Arial" w:hAnsi="Arial" w:cs="Arial"/>
+                <w:sz w:val="18"/>
+                <w:szCs w:val="18"/>
+              </w:rPr>
               <w:spacing w:line="240" w:lineRule="auto" w:after="40"/>
             </w:pPr>
             <w:r/>
@@ -11345,6 +14185,11 @@
           </w:tcPr>
           <w:p>
             <w:pPr>
+              <w:rPr>
+                <w:rFonts w:ascii="Arial" w:hAnsi="Arial" w:cs="Arial"/>
+                <w:sz w:val="18"/>
+                <w:szCs w:val="18"/>
+              </w:rPr>
               <w:spacing w:line="240" w:lineRule="auto" w:after="40"/>
             </w:pPr>
             <w:r/>
@@ -11364,6 +14209,11 @@
           </w:tcPr>
           <w:p>
             <w:pPr>
+              <w:rPr>
+                <w:rFonts w:ascii="Arial" w:hAnsi="Arial" w:cs="Arial"/>
+                <w:sz w:val="18"/>
+                <w:szCs w:val="18"/>
+              </w:rPr>
               <w:spacing w:line="240" w:lineRule="auto" w:after="40"/>
             </w:pPr>
             <w:r/>
@@ -11385,6 +14235,11 @@
           </w:tcPr>
           <w:p>
             <w:pPr>
+              <w:rPr>
+                <w:rFonts w:ascii="Arial" w:hAnsi="Arial" w:cs="Arial"/>
+                <w:sz w:val="18"/>
+                <w:szCs w:val="18"/>
+              </w:rPr>
               <w:spacing w:line="240" w:lineRule="auto" w:after="40"/>
             </w:pPr>
             <w:r/>
@@ -11404,6 +14259,11 @@
           </w:tcPr>
           <w:p>
             <w:pPr>
+              <w:rPr>
+                <w:rFonts w:ascii="Arial" w:hAnsi="Arial" w:cs="Arial"/>
+                <w:sz w:val="18"/>
+                <w:szCs w:val="18"/>
+              </w:rPr>
               <w:spacing w:line="240" w:lineRule="auto" w:after="40"/>
             </w:pPr>
             <w:r/>
@@ -11425,6 +14285,11 @@
           </w:tcPr>
           <w:p>
             <w:pPr>
+              <w:rPr>
+                <w:rFonts w:ascii="Arial" w:hAnsi="Arial" w:cs="Arial"/>
+                <w:sz w:val="18"/>
+                <w:szCs w:val="18"/>
+              </w:rPr>
               <w:spacing w:line="240" w:lineRule="auto" w:after="40"/>
             </w:pPr>
             <w:r/>
@@ -11444,6 +14309,11 @@
           </w:tcPr>
           <w:p>
             <w:pPr>
+              <w:rPr>
+                <w:rFonts w:ascii="Arial" w:hAnsi="Arial" w:cs="Arial"/>
+                <w:sz w:val="18"/>
+                <w:szCs w:val="18"/>
+              </w:rPr>
               <w:spacing w:line="240" w:lineRule="auto" w:after="40"/>
             </w:pPr>
             <w:r/>
@@ -11465,6 +14335,11 @@
           </w:tcPr>
           <w:p>
             <w:pPr>
+              <w:rPr>
+                <w:rFonts w:ascii="Arial" w:hAnsi="Arial" w:cs="Arial"/>
+                <w:sz w:val="18"/>
+                <w:szCs w:val="18"/>
+              </w:rPr>
               <w:spacing w:line="240" w:lineRule="auto" w:after="40"/>
             </w:pPr>
             <w:r/>
@@ -11484,6 +14359,11 @@
           </w:tcPr>
           <w:p>
             <w:pPr>
+              <w:rPr>
+                <w:rFonts w:ascii="Arial" w:hAnsi="Arial" w:cs="Arial"/>
+                <w:sz w:val="18"/>
+                <w:szCs w:val="18"/>
+              </w:rPr>
               <w:spacing w:line="240" w:lineRule="auto" w:after="40"/>
             </w:pPr>
             <w:r/>
@@ -11505,6 +14385,11 @@
           </w:tcPr>
           <w:p>
             <w:pPr>
+              <w:rPr>
+                <w:rFonts w:ascii="Arial" w:hAnsi="Arial" w:cs="Arial"/>
+                <w:sz w:val="18"/>
+                <w:szCs w:val="18"/>
+              </w:rPr>
               <w:spacing w:line="240" w:lineRule="auto" w:after="40"/>
             </w:pPr>
             <w:r/>
@@ -11524,6 +14409,11 @@
           </w:tcPr>
           <w:p>
             <w:pPr>
+              <w:rPr>
+                <w:rFonts w:ascii="Arial" w:hAnsi="Arial" w:cs="Arial"/>
+                <w:sz w:val="18"/>
+                <w:szCs w:val="18"/>
+              </w:rPr>
               <w:spacing w:line="240" w:lineRule="auto" w:after="40"/>
             </w:pPr>
             <w:r/>
@@ -11545,6 +14435,11 @@
           </w:tcPr>
           <w:p>
             <w:pPr>
+              <w:rPr>
+                <w:rFonts w:ascii="Arial" w:hAnsi="Arial" w:cs="Arial"/>
+                <w:sz w:val="18"/>
+                <w:szCs w:val="18"/>
+              </w:rPr>
               <w:spacing w:line="240" w:lineRule="auto" w:after="40"/>
             </w:pPr>
             <w:r/>
@@ -11564,6 +14459,11 @@
           </w:tcPr>
           <w:p>
             <w:pPr>
+              <w:rPr>
+                <w:rFonts w:ascii="Arial" w:hAnsi="Arial" w:cs="Arial"/>
+                <w:sz w:val="18"/>
+                <w:szCs w:val="18"/>
+              </w:rPr>
               <w:spacing w:line="240" w:lineRule="auto" w:after="40"/>
             </w:pPr>
             <w:r/>
@@ -11585,6 +14485,11 @@
           </w:tcPr>
           <w:p>
             <w:pPr>
+              <w:rPr>
+                <w:rFonts w:ascii="Arial" w:hAnsi="Arial" w:cs="Arial"/>
+                <w:sz w:val="18"/>
+                <w:szCs w:val="18"/>
+              </w:rPr>
               <w:spacing w:line="240" w:lineRule="auto" w:after="40"/>
             </w:pPr>
             <w:r/>
@@ -11604,6 +14509,11 @@
           </w:tcPr>
           <w:p>
             <w:pPr>
+              <w:rPr>
+                <w:rFonts w:ascii="Arial" w:hAnsi="Arial" w:cs="Arial"/>
+                <w:sz w:val="18"/>
+                <w:szCs w:val="18"/>
+              </w:rPr>
               <w:spacing w:line="240" w:lineRule="auto" w:after="40"/>
             </w:pPr>
             <w:r/>
@@ -11625,6 +14535,11 @@
           </w:tcPr>
           <w:p>
             <w:pPr>
+              <w:rPr>
+                <w:rFonts w:ascii="Arial" w:hAnsi="Arial" w:cs="Arial"/>
+                <w:sz w:val="18"/>
+                <w:szCs w:val="18"/>
+              </w:rPr>
               <w:spacing w:line="240" w:lineRule="auto" w:after="40"/>
             </w:pPr>
             <w:r/>
@@ -11644,6 +14559,11 @@
           </w:tcPr>
           <w:p>
             <w:pPr>
+              <w:rPr>
+                <w:rFonts w:ascii="Arial" w:hAnsi="Arial" w:cs="Arial"/>
+                <w:sz w:val="18"/>
+                <w:szCs w:val="18"/>
+              </w:rPr>
               <w:spacing w:line="240" w:lineRule="auto" w:after="40"/>
             </w:pPr>
             <w:r/>
@@ -11666,6 +14586,11 @@
     </w:p>
     <w:p>
       <w:pPr>
+        <w:rPr>
+          <w:rFonts w:ascii="Arial" w:hAnsi="Arial" w:cs="Arial"/>
+          <w:sz w:val="24"/>
+          <w:szCs w:val="24"/>
+        </w:rPr>
         <w:spacing w:after="160"/>
       </w:pPr>
       <w:r>
@@ -11678,6 +14603,11 @@
     </w:p>
     <w:p>
       <w:pPr>
+        <w:rPr>
+          <w:rFonts w:ascii="Arial" w:hAnsi="Arial" w:cs="Arial"/>
+          <w:sz w:val="24"/>
+          <w:szCs w:val="24"/>
+        </w:rPr>
         <w:spacing w:after="160"/>
       </w:pPr>
       <w:r>

--- a/submission/jbao14A3-report.docx
+++ b/submission/jbao14A3-report.docx
@@ -13224,14 +13224,14 @@
         <w:tblLayout w:type="fixed"/>
       </w:tblPr>
       <w:tblGrid>
-        <w:gridCol w:w="1780"/>
-        <w:gridCol w:w="4005"/>
-        <w:gridCol w:w="3115"/>
+        <w:gridCol w:w="1891"/>
+        <w:gridCol w:w="3672"/>
+        <w:gridCol w:w="3338"/>
       </w:tblGrid>
       <w:tr>
         <w:tc>
           <w:tcPr>
-            <w:tcW w:type="dxa" w:w="1780"/>
+            <w:tcW w:type="dxa" w:w="1891"/>
             <w:shd w:val="clear" w:color="auto" w:fill="E8EEF4"/>
           </w:tcPr>
           <w:p>
@@ -13256,7 +13256,7 @@
         </w:tc>
         <w:tc>
           <w:tcPr>
-            <w:tcW w:type="dxa" w:w="4005"/>
+            <w:tcW w:type="dxa" w:w="3672"/>
             <w:shd w:val="clear" w:color="auto" w:fill="E8EEF4"/>
           </w:tcPr>
           <w:p>
@@ -13281,7 +13281,7 @@
         </w:tc>
         <w:tc>
           <w:tcPr>
-            <w:tcW w:type="dxa" w:w="3115"/>
+            <w:tcW w:type="dxa" w:w="3338"/>
             <w:shd w:val="clear" w:color="auto" w:fill="E8EEF4"/>
           </w:tcPr>
           <w:p>
@@ -13300,7 +13300,7 @@
                 <w:b/>
                 <w:sz w:val="18"/>
               </w:rPr>
-              <w:t>What we did ourselves</w:t>
+              <w:t>What I did myself</w:t>
             </w:r>
           </w:p>
         </w:tc>
@@ -13308,7 +13308,7 @@
       <w:tr>
         <w:tc>
           <w:tcPr>
-            <w:tcW w:type="dxa" w:w="1780"/>
+            <w:tcW w:type="dxa" w:w="1891"/>
           </w:tcPr>
           <w:p>
             <w:pPr>
@@ -13326,13 +13326,13 @@
                 <w:b w:val="0"/>
                 <w:sz w:val="18"/>
               </w:rPr>
-              <w:t>Brainstorming</w:t>
+              <w:t>Brainstorming the schema</w:t>
             </w:r>
           </w:p>
         </w:tc>
         <w:tc>
           <w:tcPr>
-            <w:tcW w:type="dxa" w:w="4005"/>
+            <w:tcW w:type="dxa" w:w="3672"/>
           </w:tcPr>
           <w:p>
             <w:pPr>
@@ -13350,13 +13350,13 @@
                 <w:b w:val="0"/>
                 <w:sz w:val="18"/>
               </w:rPr>
-              <w:t>Candidate table shapes for registrations; the list of endpoints to consider</w:t>
+              <w:t>Candidate table shapes for registrations, and the argument for a surrogate key against a two-column natural key</w:t>
             </w:r>
           </w:p>
         </w:tc>
         <w:tc>
           <w:tcPr>
-            <w:tcW w:type="dxa" w:w="3115"/>
+            <w:tcW w:type="dxa" w:w="3338"/>
           </w:tcPr>
           <w:p>
             <w:pPr>
@@ -13374,7 +13374,7 @@
                 <w:b w:val="0"/>
                 <w:sz w:val="18"/>
               </w:rPr>
-              <w:t>Chose UNIQUE (event_id, email); rejected a separate attendee table; chose 409 over 400</w:t>
+              <w:t>Chose UNIQUE (event_id, email); rejected a separate attendee table; wrote the four CREATE TABLE statements and the foreign key that carries ON DELETE RESTRICT</w:t>
             </w:r>
           </w:p>
         </w:tc>
@@ -13382,7 +13382,7 @@
       <w:tr>
         <w:tc>
           <w:tcPr>
-            <w:tcW w:type="dxa" w:w="1780"/>
+            <w:tcW w:type="dxa" w:w="1891"/>
           </w:tcPr>
           <w:p>
             <w:pPr>
@@ -13400,13 +13400,13 @@
                 <w:b w:val="0"/>
                 <w:sz w:val="18"/>
               </w:rPr>
-              <w:t>Code review</w:t>
+              <w:t>Brainstorming the API surface</w:t>
             </w:r>
           </w:p>
         </w:tc>
         <w:tc>
           <w:tcPr>
-            <w:tcW w:type="dxa" w:w="4005"/>
+            <w:tcW w:type="dxa" w:w="3672"/>
           </w:tcPr>
           <w:p>
             <w:pPr>
@@ -13424,13 +13424,13 @@
                 <w:b w:val="0"/>
                 <w:sz w:val="18"/>
               </w:rPr>
-              <w:t>Pointed out that toISOString() returns a UTC date and shifts the calendar day; that the delete check and the delete itself must not be separated by other work</w:t>
+              <w:t>A list of endpoints to consider, and where a 400 differs from a 409</w:t>
             </w:r>
           </w:p>
         </w:tc>
         <w:tc>
           <w:tcPr>
-            <w:tcW w:type="dxa" w:w="3115"/>
+            <w:tcW w:type="dxa" w:w="3338"/>
           </w:tcPr>
           <w:p>
             <w:pPr>
@@ -13448,7 +13448,7 @@
                 <w:b w:val="0"/>
                 <w:sz w:val="18"/>
               </w:rPr>
-              <w:t>Reproduced both, wrote the fixes, tested them against the live API</w:t>
+              <w:t>Chose 409 over 400 for a blocked delete; designed the request and response shapes; wrote every route in api/routes/</w:t>
             </w:r>
           </w:p>
         </w:tc>
@@ -13456,7 +13456,7 @@
       <w:tr>
         <w:tc>
           <w:tcPr>
-            <w:tcW w:type="dxa" w:w="1780"/>
+            <w:tcW w:type="dxa" w:w="1891"/>
           </w:tcPr>
           <w:p>
             <w:pPr>
@@ -13474,13 +13474,13 @@
                 <w:b w:val="0"/>
                 <w:sz w:val="18"/>
               </w:rPr>
-              <w:t>Writing support</w:t>
+              <w:t>Code review</w:t>
             </w:r>
           </w:p>
         </w:tc>
         <w:tc>
           <w:tcPr>
-            <w:tcW w:type="dxa" w:w="4005"/>
+            <w:tcW w:type="dxa" w:w="3672"/>
           </w:tcPr>
           <w:p>
             <w:pPr>
@@ -13498,13 +13498,13 @@
                 <w:b w:val="0"/>
                 <w:sz w:val="18"/>
               </w:rPr>
-              <w:t>Grammar and clarity in comments and documentation; table formatting</w:t>
+              <w:t>Pointed out that toISOString() returns a UTC date and shifts the calendar day, and that the delete check and the delete itself must not be separated by other work</w:t>
             </w:r>
           </w:p>
         </w:tc>
         <w:tc>
           <w:tcPr>
-            <w:tcW w:type="dxa" w:w="3115"/>
+            <w:tcW w:type="dxa" w:w="3338"/>
           </w:tcPr>
           <w:p>
             <w:pPr>
@@ -13522,7 +13522,7 @@
                 <w:b w:val="0"/>
                 <w:sz w:val="18"/>
               </w:rPr>
-              <w:t>All design decisions, all final wording, and the structure of the code</w:t>
+              <w:t>Reproduced both, rewrote the date handling to build a local calendar date, moved the check and the delete into one transaction, tested both against the live API</w:t>
             </w:r>
           </w:p>
         </w:tc>
@@ -13530,7 +13530,7 @@
       <w:tr>
         <w:tc>
           <w:tcPr>
-            <w:tcW w:type="dxa" w:w="1780"/>
+            <w:tcW w:type="dxa" w:w="1891"/>
           </w:tcPr>
           <w:p>
             <w:pPr>
@@ -13548,13 +13548,13 @@
                 <w:b w:val="0"/>
                 <w:sz w:val="18"/>
               </w:rPr>
-              <w:t>Debugging</w:t>
+              <w:t>Debugging the emoji corruption</w:t>
             </w:r>
           </w:p>
         </w:tc>
         <w:tc>
           <w:tcPr>
-            <w:tcW w:type="dxa" w:w="4005"/>
+            <w:tcW w:type="dxa" w:w="3672"/>
           </w:tcPr>
           <w:p>
             <w:pPr>
@@ -13572,13 +13572,13 @@
                 <w:b w:val="0"/>
                 <w:sz w:val="18"/>
               </w:rPr>
-              <w:t>Suggested character-set causes to rule out during the emoji investigation</w:t>
+              <w:t>Suggested character-set causes to rule out during the investigation</w:t>
             </w:r>
           </w:p>
         </w:tc>
         <w:tc>
           <w:tcPr>
-            <w:tcW w:type="dxa" w:w="3115"/>
+            <w:tcW w:type="dxa" w:w="3338"/>
           </w:tcPr>
           <w:p>
             <w:pPr>
@@ -13596,7 +13596,81 @@
                 <w:b w:val="0"/>
                 <w:sz w:val="18"/>
               </w:rPr>
-              <w:t>Ran the experiments that eliminated the first two explanations and identified the real one</w:t>
+              <w:t>Ran the experiments that eliminated the first two explanations, found that the tables were created utf8mb3 under a utf8mb4 connection, pinned utf8mb4 on every table and regression-tested it against a utf8mb3 database</w:t>
+            </w:r>
+          </w:p>
+        </w:tc>
+      </w:tr>
+      <w:tr>
+        <w:tc>
+          <w:tcPr>
+            <w:tcW w:type="dxa" w:w="1891"/>
+          </w:tcPr>
+          <w:p>
+            <w:pPr>
+              <w:rPr>
+                <w:rFonts w:ascii="Arial" w:hAnsi="Arial" w:cs="Arial"/>
+                <w:sz w:val="18"/>
+                <w:szCs w:val="18"/>
+              </w:rPr>
+              <w:spacing w:line="240" w:lineRule="auto" w:after="40"/>
+            </w:pPr>
+            <w:r/>
+            <w:r>
+              <w:rPr>
+                <w:rFonts w:ascii="Arial" w:hAnsi="Arial" w:cs="Arial" w:eastAsia="Microsoft YaHei"/>
+                <w:b w:val="0"/>
+                <w:sz w:val="18"/>
+              </w:rPr>
+              <w:t>Writing support</w:t>
+            </w:r>
+          </w:p>
+        </w:tc>
+        <w:tc>
+          <w:tcPr>
+            <w:tcW w:type="dxa" w:w="3672"/>
+          </w:tcPr>
+          <w:p>
+            <w:pPr>
+              <w:rPr>
+                <w:rFonts w:ascii="Arial" w:hAnsi="Arial" w:cs="Arial"/>
+                <w:sz w:val="18"/>
+                <w:szCs w:val="18"/>
+              </w:rPr>
+              <w:spacing w:line="240" w:lineRule="auto" w:after="40"/>
+            </w:pPr>
+            <w:r/>
+            <w:r>
+              <w:rPr>
+                <w:rFonts w:ascii="Arial" w:hAnsi="Arial" w:cs="Arial" w:eastAsia="Microsoft YaHei"/>
+                <w:b w:val="0"/>
+                <w:sz w:val="18"/>
+              </w:rPr>
+              <w:t>Grammar and clarity in comments and documentation; table formatting</w:t>
+            </w:r>
+          </w:p>
+        </w:tc>
+        <w:tc>
+          <w:tcPr>
+            <w:tcW w:type="dxa" w:w="3338"/>
+          </w:tcPr>
+          <w:p>
+            <w:pPr>
+              <w:rPr>
+                <w:rFonts w:ascii="Arial" w:hAnsi="Arial" w:cs="Arial"/>
+                <w:sz w:val="18"/>
+                <w:szCs w:val="18"/>
+              </w:rPr>
+              <w:spacing w:line="240" w:lineRule="auto" w:after="40"/>
+            </w:pPr>
+            <w:r/>
+            <w:r>
+              <w:rPr>
+                <w:rFonts w:ascii="Arial" w:hAnsi="Arial" w:cs="Arial" w:eastAsia="Microsoft YaHei"/>
+                <w:b w:val="0"/>
+                <w:sz w:val="18"/>
+              </w:rPr>
+              <w:t>All design decisions, all final wording, and the structure of the code</w:t>
             </w:r>
           </w:p>
         </w:tc>
@@ -13622,7 +13696,7 @@
           <w:i w:val="0"/>
           <w:sz w:val="24"/>
         </w:rPr>
-        <w:t>Every design decision recorded in this report is mine and I can explain it, and I am prepared to demonstrate any file I own line by line if asked. The chat log of the sessions is kept with the submission, and a fuller statement is in GENAI-DECLARATION.md in the repository.</w:t>
+        <w:t>Every design decision recorded in this report is mine and I can explain it, and I am prepared to demonstrate any file I own line by line if asked: the database, the event CRUD endpoints and the delete rule, the client-side shell with the home and search pages, and the staff list. The chat log of the sessions is kept with the submission under docs/genai-screenshots/, and this section is the declaration of record.</w:t>
       </w:r>
     </w:p>
     <w:p>

--- a/submission/jbao14A3-report.docx
+++ b/submission/jbao14A3-report.docx
@@ -12407,7 +12407,7 @@
                 <w:b/>
                 <w:sz w:val="18"/>
               </w:rPr>
-              <w:t>Jie Bao (24831941)</w:t>
+              <w:t>Jie Bao (me)</w:t>
             </w:r>
           </w:p>
         </w:tc>
